--- a/docs/word/FPSLLC Redline - Manager-Managed Multi-Member vs Single Member.docx
+++ b/docs/word/FPSLLC Redline - Manager-Managed Multi-Member vs Single Member.docx
@@ -62,7 +62,7 @@
           <w:sz w:val="24"/>
           <w:szCs w:val="24"/>
         </w:rPr>
-        <w:t xml:space="preserve">83 paragraphs identical · 84 changed · 53 only in the first · 4 only in the second</w:t>
+        <w:t xml:space="preserve">83 paragraphs identical · 84 changed · 53 only in the first · 3 only in the second</w:t>
       </w:r>
     </w:p>
     <w:p>
@@ -583,22 +583,30 @@
       <w:r>
         <w:rPr>
           <w:rFonts w:ascii="Times New Roman" w:hAnsi="Times New Roman"/>
-          <w:strike/>
-          <w:color w:val="C00000"/>
-          <w:sz w:val="24"/>
-          <w:szCs w:val="24"/>
-        </w:rPr>
-        <w:t xml:space="preserve">1.11 Waiver of Partition Rights. Each Member irrevocably waives any right to maintain an action for partition or any similar action with respect to any property of </w:t>
-      </w:r>
-      <w:r>
-        <w:rPr>
-          <w:rFonts w:ascii="Times New Roman" w:hAnsi="Times New Roman"/>
-          <w:color w:val="0645AD"/>
-          <w:u w:val="single"/>
-          <w:sz w:val="24"/>
-          <w:szCs w:val="24"/>
-        </w:rPr>
-        <w:t xml:space="preserve">1.10A Membership Interest. The Member's interest in </w:t>
+          <w:sz w:val="24"/>
+          <w:szCs w:val="24"/>
+        </w:rPr>
+        <w:t xml:space="preserve">1.11 </w:t>
+      </w:r>
+      <w:r>
+        <w:rPr>
+          <w:rFonts w:ascii="Times New Roman" w:hAnsi="Times New Roman"/>
+          <w:strike/>
+          <w:color w:val="C00000"/>
+          <w:sz w:val="24"/>
+          <w:szCs w:val="24"/>
+        </w:rPr>
+        <w:t xml:space="preserve">Waiver of Partition Rights. Each Member irrevocably waives any right to maintain an action for partition or any similar action with respect to any property of </w:t>
+      </w:r>
+      <w:r>
+        <w:rPr>
+          <w:rFonts w:ascii="Times New Roman" w:hAnsi="Times New Roman"/>
+          <w:color w:val="0645AD"/>
+          <w:u w:val="single"/>
+          <w:sz w:val="24"/>
+          <w:szCs w:val="24"/>
+        </w:rPr>
+        <w:t xml:space="preserve">Membership Interest. The Member's interest in </w:t>
       </w:r>
       <w:r>
         <w:rPr>
@@ -627,24 +635,6 @@
           <w:szCs w:val="24"/>
         </w:rPr>
         <w:t xml:space="preserve">is personal property for all purposes. </w:t>
-      </w:r>
-    </w:p>
-    <w:p>
-      <w:pPr>
-        <w:keepLines/>
-        <w:widowControl/>
-        <w:spacing w:after="160"/>
-        <w:jc w:val="both"/>
-      </w:pPr>
-      <w:r>
-        <w:rPr>
-          <w:rFonts w:ascii="Times New Roman" w:hAnsi="Times New Roman"/>
-          <w:color w:val="0645AD"/>
-          <w:u w:val="single"/>
-          <w:sz w:val="24"/>
-          <w:szCs w:val="24"/>
-        </w:rPr>
-        <w:t xml:space="preserve">1.11 Waiver of Partition Rights. The Member irrevocably waives any right to maintain an action for partition or any similar action with respect to any property of the Company or of any Protected Series.</w:t>
       </w:r>
     </w:p>
     <w:p>

--- a/docs/word/FPSLLC Redline - Manager-Managed Multi-Member vs Single Member.docx
+++ b/docs/word/FPSLLC Redline - Manager-Managed Multi-Member vs Single Member.docx
@@ -62,7 +62,7 @@
           <w:sz w:val="24"/>
           <w:szCs w:val="24"/>
         </w:rPr>
-        <w:t xml:space="preserve">83 paragraphs identical · 84 changed · 53 only in the first · 3 only in the second</w:t>
+        <w:t xml:space="preserve">83 paragraphs identical · 83 changed · 54 only in the first · 3 only in the second</w:t>
       </w:r>
     </w:p>
     <w:p>
@@ -7055,17 +7055,967 @@
           <w:sz w:val="24"/>
           <w:szCs w:val="24"/>
         </w:rPr>
-        <w:t xml:space="preserve">9.5 Fiscal Year. The fiscal year </w:t>
-      </w:r>
-      <w:r>
-        <w:rPr>
-          <w:rFonts w:ascii="Times New Roman" w:hAnsi="Times New Roman"/>
-          <w:color w:val="0645AD"/>
-          <w:u w:val="single"/>
-          <w:sz w:val="24"/>
-          <w:szCs w:val="24"/>
-        </w:rPr>
-        <w:t xml:space="preserve">From the effective date of any such election, and whether or not this Agreement has yet been amended and restated, it is the express intent </w:t>
+        <w:t xml:space="preserve">9.5 Fiscal Year. The fiscal year of the Company and of each Protected Series is the calendar year unless the Manager selects another permitted year. </w:t>
+      </w:r>
+      <w:r>
+        <w:rPr>
+          <w:rFonts w:ascii="Times New Roman" w:hAnsi="Times New Roman"/>
+          <w:color w:val="0645AD"/>
+          <w:u w:val="single"/>
+          <w:sz w:val="24"/>
+          <w:szCs w:val="24"/>
+        </w:rPr>
+        <w:t xml:space="preserve">ARTICLE 10 — TRANSFERS </w:t>
+      </w:r>
+    </w:p>
+    <w:p>
+      <w:pPr>
+        <w:keepLines/>
+        <w:widowControl/>
+        <w:spacing w:after="160"/>
+        <w:jc w:val="both"/>
+      </w:pPr>
+      <w:r>
+        <w:rPr>
+          <w:rFonts w:ascii="Times New Roman" w:hAnsi="Times New Roman"/>
+          <w:strike/>
+          <w:color w:val="C00000"/>
+          <w:sz w:val="24"/>
+          <w:szCs w:val="24"/>
+        </w:rPr>
+        <w:t xml:space="preserve">ARTICLE 10 — TRANSFERS; CREDITOR PROVISIONS </w:t>
+      </w:r>
+      <w:r>
+        <w:rPr>
+          <w:rFonts w:ascii="Times New Roman" w:hAnsi="Times New Roman"/>
+          <w:color w:val="0645AD"/>
+          <w:u w:val="single"/>
+          <w:sz w:val="24"/>
+          <w:szCs w:val="24"/>
+        </w:rPr>
+        <w:t xml:space="preserve">10.1 Restriction on Transfer. The Member shall not Transfer all or any portion of the Membership Interest, or any right to receive distributions from the Company or any Protected Series, except (a) a Transfer to an Immediate Family Member made in compliance with Section 10.2, (b) a Transfer effective at death pursuant to the TOD designation under Section 4.6, or (c) another Transfer approved in writing by the Member and reflected in an amendment to Exhibit A. Any purported Transfer in violation of this Article is void to the fullest extent permitted by law, and the transferee acquires no rights other than those, if any, mandated by the Act. </w:t>
+      </w:r>
+    </w:p>
+    <w:p>
+      <w:pPr>
+        <w:keepLines/>
+        <w:widowControl/>
+        <w:spacing w:after="160"/>
+        <w:jc w:val="both"/>
+      </w:pPr>
+      <w:r>
+        <w:rPr>
+          <w:rFonts w:ascii="Times New Roman" w:hAnsi="Times New Roman"/>
+          <w:strike/>
+          <w:color w:val="C00000"/>
+          <w:sz w:val="24"/>
+          <w:szCs w:val="24"/>
+        </w:rPr>
+        <w:t xml:space="preserve">10.1 Restriction on Transfer. No Member shall </w:t>
+      </w:r>
+      <w:r>
+        <w:rPr>
+          <w:rFonts w:ascii="Times New Roman" w:hAnsi="Times New Roman"/>
+          <w:color w:val="0645AD"/>
+          <w:u w:val="single"/>
+          <w:sz w:val="24"/>
+          <w:szCs w:val="24"/>
+        </w:rPr>
+        <w:t xml:space="preserve">10.2 Permitted Family Transfers. A </w:t>
+      </w:r>
+      <w:r>
+        <w:rPr>
+          <w:rFonts w:ascii="Times New Roman" w:hAnsi="Times New Roman"/>
+          <w:sz w:val="24"/>
+          <w:szCs w:val="24"/>
+        </w:rPr>
+        <w:t xml:space="preserve">Transfer </w:t>
+      </w:r>
+      <w:r>
+        <w:rPr>
+          <w:rFonts w:ascii="Times New Roman" w:hAnsi="Times New Roman"/>
+          <w:color w:val="0645AD"/>
+          <w:u w:val="single"/>
+          <w:sz w:val="24"/>
+          <w:szCs w:val="24"/>
+        </w:rPr>
+        <w:t xml:space="preserve">of </w:t>
+      </w:r>
+      <w:r>
+        <w:rPr>
+          <w:rFonts w:ascii="Times New Roman" w:hAnsi="Times New Roman"/>
+          <w:sz w:val="24"/>
+          <w:szCs w:val="24"/>
+        </w:rPr>
+        <w:t xml:space="preserve">all or </w:t>
+      </w:r>
+      <w:r>
+        <w:rPr>
+          <w:rFonts w:ascii="Times New Roman" w:hAnsi="Times New Roman"/>
+          <w:strike/>
+          <w:color w:val="C00000"/>
+          <w:sz w:val="24"/>
+          <w:szCs w:val="24"/>
+        </w:rPr>
+        <w:t xml:space="preserve">any portion </w:t>
+      </w:r>
+      <w:r>
+        <w:rPr>
+          <w:rFonts w:ascii="Times New Roman" w:hAnsi="Times New Roman"/>
+          <w:color w:val="0645AD"/>
+          <w:u w:val="single"/>
+          <w:sz w:val="24"/>
+          <w:szCs w:val="24"/>
+        </w:rPr>
+        <w:t xml:space="preserve">part </w:t>
+      </w:r>
+      <w:r>
+        <w:rPr>
+          <w:rFonts w:ascii="Times New Roman" w:hAnsi="Times New Roman"/>
+          <w:sz w:val="24"/>
+          <w:szCs w:val="24"/>
+        </w:rPr>
+        <w:t xml:space="preserve">of </w:t>
+      </w:r>
+      <w:r>
+        <w:rPr>
+          <w:rFonts w:ascii="Times New Roman" w:hAnsi="Times New Roman"/>
+          <w:strike/>
+          <w:color w:val="C00000"/>
+          <w:sz w:val="24"/>
+          <w:szCs w:val="24"/>
+        </w:rPr>
+        <w:t xml:space="preserve">a </w:t>
+      </w:r>
+      <w:r>
+        <w:rPr>
+          <w:rFonts w:ascii="Times New Roman" w:hAnsi="Times New Roman"/>
+          <w:color w:val="0645AD"/>
+          <w:u w:val="single"/>
+          <w:sz w:val="24"/>
+          <w:szCs w:val="24"/>
+        </w:rPr>
+        <w:t xml:space="preserve">the </w:t>
+      </w:r>
+      <w:r>
+        <w:rPr>
+          <w:rFonts w:ascii="Times New Roman" w:hAnsi="Times New Roman"/>
+          <w:sz w:val="24"/>
+          <w:szCs w:val="24"/>
+        </w:rPr>
+        <w:t xml:space="preserve">Membership </w:t>
+      </w:r>
+      <w:r>
+        <w:rPr>
+          <w:rFonts w:ascii="Times New Roman" w:hAnsi="Times New Roman"/>
+          <w:strike/>
+          <w:color w:val="C00000"/>
+          <w:sz w:val="24"/>
+          <w:szCs w:val="24"/>
+        </w:rPr>
+        <w:t xml:space="preserve">Interest, or any right to receive distributions from the Company or any Protected Series, except (a) a Transfer </w:t>
+      </w:r>
+      <w:r>
+        <w:rPr>
+          <w:rFonts w:ascii="Times New Roman" w:hAnsi="Times New Roman"/>
+          <w:color w:val="0645AD"/>
+          <w:u w:val="single"/>
+          <w:sz w:val="24"/>
+          <w:szCs w:val="24"/>
+        </w:rPr>
+        <w:t xml:space="preserve">Interest </w:t>
+      </w:r>
+      <w:r>
+        <w:rPr>
+          <w:rFonts w:ascii="Times New Roman" w:hAnsi="Times New Roman"/>
+          <w:sz w:val="24"/>
+          <w:szCs w:val="24"/>
+        </w:rPr>
+        <w:t xml:space="preserve">to an Immediate Family Member </w:t>
+      </w:r>
+      <w:r>
+        <w:rPr>
+          <w:rFonts w:ascii="Times New Roman" w:hAnsi="Times New Roman"/>
+          <w:strike/>
+          <w:color w:val="C00000"/>
+          <w:sz w:val="24"/>
+          <w:szCs w:val="24"/>
+        </w:rPr>
+        <w:t xml:space="preserve">of </w:t>
+      </w:r>
+      <w:r>
+        <w:rPr>
+          <w:rFonts w:ascii="Times New Roman" w:hAnsi="Times New Roman"/>
+          <w:color w:val="0645AD"/>
+          <w:u w:val="single"/>
+          <w:sz w:val="24"/>
+          <w:szCs w:val="24"/>
+        </w:rPr>
+        <w:t xml:space="preserve">is permitted, provided </w:t>
+      </w:r>
+      <w:r>
+        <w:rPr>
+          <w:rFonts w:ascii="Times New Roman" w:hAnsi="Times New Roman"/>
+          <w:sz w:val="24"/>
+          <w:szCs w:val="24"/>
+        </w:rPr>
+        <w:t xml:space="preserve">the </w:t>
+      </w:r>
+      <w:r>
+        <w:rPr>
+          <w:rFonts w:ascii="Times New Roman" w:hAnsi="Times New Roman"/>
+          <w:strike/>
+          <w:color w:val="C00000"/>
+          <w:sz w:val="24"/>
+          <w:szCs w:val="24"/>
+        </w:rPr>
+        <w:t xml:space="preserve">transferring Member made in compliance with Section 10.2, (b) a Transfer effective at death pursuant </w:t>
+      </w:r>
+      <w:r>
+        <w:rPr>
+          <w:rFonts w:ascii="Times New Roman" w:hAnsi="Times New Roman"/>
+          <w:color w:val="0645AD"/>
+          <w:u w:val="single"/>
+          <w:sz w:val="24"/>
+          <w:szCs w:val="24"/>
+        </w:rPr>
+        <w:t xml:space="preserve">transferee delivers </w:t>
+      </w:r>
+      <w:r>
+        <w:rPr>
+          <w:rFonts w:ascii="Times New Roman" w:hAnsi="Times New Roman"/>
+          <w:sz w:val="24"/>
+          <w:szCs w:val="24"/>
+        </w:rPr>
+        <w:t xml:space="preserve">to the </w:t>
+      </w:r>
+      <w:r>
+        <w:rPr>
+          <w:rFonts w:ascii="Times New Roman" w:hAnsi="Times New Roman"/>
+          <w:strike/>
+          <w:color w:val="C00000"/>
+          <w:sz w:val="24"/>
+          <w:szCs w:val="24"/>
+        </w:rPr>
+        <w:t xml:space="preserve">transferring Member's TOD designation </w:t>
+      </w:r>
+      <w:r>
+        <w:rPr>
+          <w:rFonts w:ascii="Times New Roman" w:hAnsi="Times New Roman"/>
+          <w:color w:val="0645AD"/>
+          <w:u w:val="single"/>
+          <w:sz w:val="24"/>
+          <w:szCs w:val="24"/>
+        </w:rPr>
+        <w:t xml:space="preserve">Company a signed agreement to be bound by this Agreement. A transferee (other than a person admitted as a member </w:t>
+      </w:r>
+      <w:r>
+        <w:rPr>
+          <w:rFonts w:ascii="Times New Roman" w:hAnsi="Times New Roman"/>
+          <w:sz w:val="24"/>
+          <w:szCs w:val="24"/>
+        </w:rPr>
+        <w:t xml:space="preserve">under Section </w:t>
+      </w:r>
+      <w:r>
+        <w:rPr>
+          <w:rFonts w:ascii="Times New Roman" w:hAnsi="Times New Roman"/>
+          <w:strike/>
+          <w:color w:val="C00000"/>
+          <w:sz w:val="24"/>
+          <w:szCs w:val="24"/>
+        </w:rPr>
+        <w:t xml:space="preserve">4.11, </w:t>
+      </w:r>
+      <w:r>
+        <w:rPr>
+          <w:rFonts w:ascii="Times New Roman" w:hAnsi="Times New Roman"/>
+          <w:color w:val="0645AD"/>
+          <w:u w:val="single"/>
+          <w:sz w:val="24"/>
+          <w:szCs w:val="24"/>
+        </w:rPr>
+        <w:t xml:space="preserve">11.1) holds only the transferable interest — the right to receive distributions that would otherwise be paid to the Member with respect to the transferred interest — and has no right to participate in management, to inspect records, </w:t>
+      </w:r>
+      <w:r>
+        <w:rPr>
+          <w:rFonts w:ascii="Times New Roman" w:hAnsi="Times New Roman"/>
+          <w:sz w:val="24"/>
+          <w:szCs w:val="24"/>
+        </w:rPr>
+        <w:t xml:space="preserve">or </w:t>
+      </w:r>
+      <w:r>
+        <w:rPr>
+          <w:rFonts w:ascii="Times New Roman" w:hAnsi="Times New Roman"/>
+          <w:strike/>
+          <w:color w:val="C00000"/>
+          <w:sz w:val="24"/>
+          <w:szCs w:val="24"/>
+        </w:rPr>
+        <w:t xml:space="preserve">(c) another Transfer made with the prior written consent of the Manager and </w:t>
+      </w:r>
+      <w:r>
+        <w:rPr>
+          <w:rFonts w:ascii="Times New Roman" w:hAnsi="Times New Roman"/>
+          <w:color w:val="0645AD"/>
+          <w:u w:val="single"/>
+          <w:sz w:val="24"/>
+          <w:szCs w:val="24"/>
+        </w:rPr>
+        <w:t xml:space="preserve">to exercise any other right </w:t>
+      </w:r>
+      <w:r>
+        <w:rPr>
+          <w:rFonts w:ascii="Times New Roman" w:hAnsi="Times New Roman"/>
+          <w:sz w:val="24"/>
+          <w:szCs w:val="24"/>
+        </w:rPr>
+        <w:t xml:space="preserve">of a </w:t>
+      </w:r>
+      <w:r>
+        <w:rPr>
+          <w:rFonts w:ascii="Times New Roman" w:hAnsi="Times New Roman"/>
+          <w:strike/>
+          <w:color w:val="C00000"/>
+          <w:sz w:val="24"/>
+          <w:szCs w:val="24"/>
+        </w:rPr>
+        <w:t xml:space="preserve">Majority in Interest of the Members other than the transferring Member. Any purported Transfer in violation of this Article is void to the fullest extent permitted by law, and the transferee acquires no rights other than those, if any, mandated by the Act. </w:t>
+      </w:r>
+      <w:r>
+        <w:rPr>
+          <w:rFonts w:ascii="Times New Roman" w:hAnsi="Times New Roman"/>
+          <w:color w:val="0645AD"/>
+          <w:u w:val="single"/>
+          <w:sz w:val="24"/>
+          <w:szCs w:val="24"/>
+        </w:rPr>
+        <w:t xml:space="preserve">member. </w:t>
+      </w:r>
+    </w:p>
+    <w:p>
+      <w:pPr>
+        <w:keepLines/>
+        <w:widowControl/>
+        <w:spacing w:after="160"/>
+        <w:jc w:val="both"/>
+      </w:pPr>
+      <w:r>
+        <w:rPr>
+          <w:rFonts w:ascii="Times New Roman" w:hAnsi="Times New Roman"/>
+          <w:strike/>
+          <w:color w:val="C00000"/>
+          <w:sz w:val="24"/>
+          <w:szCs w:val="24"/>
+        </w:rPr>
+        <w:t xml:space="preserve">10.2 Permitted Family Transfers. </w:t>
+      </w:r>
+      <w:r>
+        <w:rPr>
+          <w:rFonts w:ascii="Times New Roman" w:hAnsi="Times New Roman"/>
+          <w:color w:val="0645AD"/>
+          <w:u w:val="single"/>
+          <w:sz w:val="24"/>
+          <w:szCs w:val="24"/>
+        </w:rPr>
+        <w:t xml:space="preserve">10.3 No Dissociation by Transfer Alone. </w:t>
+      </w:r>
+      <w:r>
+        <w:rPr>
+          <w:rFonts w:ascii="Times New Roman" w:hAnsi="Times New Roman"/>
+          <w:sz w:val="24"/>
+          <w:szCs w:val="24"/>
+        </w:rPr>
+        <w:t xml:space="preserve">A Transfer </w:t>
+      </w:r>
+      <w:r>
+        <w:rPr>
+          <w:rFonts w:ascii="Times New Roman" w:hAnsi="Times New Roman"/>
+          <w:strike/>
+          <w:color w:val="C00000"/>
+          <w:sz w:val="24"/>
+          <w:szCs w:val="24"/>
+        </w:rPr>
+        <w:t xml:space="preserve">of all </w:t>
+      </w:r>
+      <w:r>
+        <w:rPr>
+          <w:rFonts w:ascii="Times New Roman" w:hAnsi="Times New Roman"/>
+          <w:color w:val="0645AD"/>
+          <w:u w:val="single"/>
+          <w:sz w:val="24"/>
+          <w:szCs w:val="24"/>
+        </w:rPr>
+        <w:t xml:space="preserve">does not by itself dissociate the Member </w:t>
+      </w:r>
+      <w:r>
+        <w:rPr>
+          <w:rFonts w:ascii="Times New Roman" w:hAnsi="Times New Roman"/>
+          <w:sz w:val="24"/>
+          <w:szCs w:val="24"/>
+        </w:rPr>
+        <w:t xml:space="preserve">or </w:t>
+      </w:r>
+      <w:r>
+        <w:rPr>
+          <w:rFonts w:ascii="Times New Roman" w:hAnsi="Times New Roman"/>
+          <w:strike/>
+          <w:color w:val="C00000"/>
+          <w:sz w:val="24"/>
+          <w:szCs w:val="24"/>
+        </w:rPr>
+        <w:t xml:space="preserve">part of a Membership Interest to an Immediate Family Member of the transferring Member is permitted, provided the transferee delivers to </w:t>
+      </w:r>
+      <w:r>
+        <w:rPr>
+          <w:rFonts w:ascii="Times New Roman" w:hAnsi="Times New Roman"/>
+          <w:color w:val="0645AD"/>
+          <w:u w:val="single"/>
+          <w:sz w:val="24"/>
+          <w:szCs w:val="24"/>
+        </w:rPr>
+        <w:t xml:space="preserve">dissolve </w:t>
+      </w:r>
+      <w:r>
+        <w:rPr>
+          <w:rFonts w:ascii="Times New Roman" w:hAnsi="Times New Roman"/>
+          <w:sz w:val="24"/>
+          <w:szCs w:val="24"/>
+        </w:rPr>
+        <w:t xml:space="preserve">the Company </w:t>
+      </w:r>
+      <w:r>
+        <w:rPr>
+          <w:rFonts w:ascii="Times New Roman" w:hAnsi="Times New Roman"/>
+          <w:strike/>
+          <w:color w:val="C00000"/>
+          <w:sz w:val="24"/>
+          <w:szCs w:val="24"/>
+        </w:rPr>
+        <w:t xml:space="preserve">a signed agreement to be bound by this Agreement. The transferee holds the transferred interest as a transferee under Section 10.3 unless and until admitted as a Member under Section 12.1. </w:t>
+      </w:r>
+      <w:r>
+        <w:rPr>
+          <w:rFonts w:ascii="Times New Roman" w:hAnsi="Times New Roman"/>
+          <w:color w:val="0645AD"/>
+          <w:u w:val="single"/>
+          <w:sz w:val="24"/>
+          <w:szCs w:val="24"/>
+        </w:rPr>
+        <w:t xml:space="preserve">or any Protected Series. </w:t>
+      </w:r>
+    </w:p>
+    <w:p>
+      <w:pPr>
+        <w:keepLines/>
+        <w:widowControl/>
+        <w:spacing w:after="160"/>
+        <w:jc w:val="both"/>
+      </w:pPr>
+      <w:r>
+        <w:rPr>
+          <w:rFonts w:ascii="Times New Roman" w:hAnsi="Times New Roman"/>
+          <w:strike/>
+          <w:color w:val="C00000"/>
+          <w:sz w:val="24"/>
+          <w:szCs w:val="24"/>
+        </w:rPr>
+        <w:t xml:space="preserve">10.3 Rights of Transferees. A transferee (including a permitted family transferee) who is not admitted as a Member under Article 12 holds only the transferable interest </w:t>
+      </w:r>
+      <w:r>
+        <w:rPr>
+          <w:rFonts w:ascii="Times New Roman" w:hAnsi="Times New Roman"/>
+          <w:color w:val="0645AD"/>
+          <w:u w:val="single"/>
+          <w:sz w:val="24"/>
+          <w:szCs w:val="24"/>
+        </w:rPr>
+        <w:t xml:space="preserve">ARTICLE 11 </w:t>
+      </w:r>
+      <w:r>
+        <w:rPr>
+          <w:rFonts w:ascii="Times New Roman" w:hAnsi="Times New Roman"/>
+          <w:sz w:val="24"/>
+          <w:szCs w:val="24"/>
+        </w:rPr>
+        <w:t xml:space="preserve">— </w:t>
+      </w:r>
+      <w:r>
+        <w:rPr>
+          <w:rFonts w:ascii="Times New Roman" w:hAnsi="Times New Roman"/>
+          <w:strike/>
+          <w:color w:val="C00000"/>
+          <w:sz w:val="24"/>
+          <w:szCs w:val="24"/>
+        </w:rPr>
+        <w:t xml:space="preserve">the right to receive the distributions that would otherwise be paid to the transferor with respect to the transferred interest — and has no right to vote, to participate in management, to inspect records, or to exercise any other right of a member, except as the Act mandates. A transferred interest remains subject to this Agreement in the hands of every transferee. </w:t>
+      </w:r>
+      <w:r>
+        <w:rPr>
+          <w:rFonts w:ascii="Times New Roman" w:hAnsi="Times New Roman"/>
+          <w:color w:val="0645AD"/>
+          <w:u w:val="single"/>
+          <w:sz w:val="24"/>
+          <w:szCs w:val="24"/>
+        </w:rPr>
+        <w:t xml:space="preserve">ADMISSION OF ADDITIONAL MEMBERS </w:t>
+      </w:r>
+    </w:p>
+    <w:p>
+      <w:pPr>
+        <w:keepLines/>
+        <w:widowControl/>
+        <w:spacing w:after="160"/>
+        <w:jc w:val="both"/>
+      </w:pPr>
+      <w:r>
+        <w:rPr>
+          <w:rFonts w:ascii="Times New Roman" w:hAnsi="Times New Roman"/>
+          <w:strike/>
+          <w:color w:val="C00000"/>
+          <w:sz w:val="24"/>
+          <w:szCs w:val="24"/>
+        </w:rPr>
+        <w:t xml:space="preserve">10.4 Involuntary Transfers; Option </w:t>
+      </w:r>
+      <w:r>
+        <w:rPr>
+          <w:rFonts w:ascii="Times New Roman" w:hAnsi="Times New Roman"/>
+          <w:color w:val="0645AD"/>
+          <w:u w:val="single"/>
+          <w:sz w:val="24"/>
+          <w:szCs w:val="24"/>
+        </w:rPr>
+        <w:t xml:space="preserve">11.1 Admission. One or more additional members may be admitted </w:t>
+      </w:r>
+      <w:r>
+        <w:rPr>
+          <w:rFonts w:ascii="Times New Roman" w:hAnsi="Times New Roman"/>
+          <w:sz w:val="24"/>
+          <w:szCs w:val="24"/>
+        </w:rPr>
+        <w:t xml:space="preserve">to </w:t>
+      </w:r>
+      <w:r>
+        <w:rPr>
+          <w:rFonts w:ascii="Times New Roman" w:hAnsi="Times New Roman"/>
+          <w:strike/>
+          <w:color w:val="C00000"/>
+          <w:sz w:val="24"/>
+          <w:szCs w:val="24"/>
+        </w:rPr>
+        <w:t xml:space="preserve">Acquire. Upon any Involuntary Transfer or any event that would result in an Involuntary Transfer </w:t>
+      </w:r>
+      <w:r>
+        <w:rPr>
+          <w:rFonts w:ascii="Times New Roman" w:hAnsi="Times New Roman"/>
+          <w:color w:val="0645AD"/>
+          <w:u w:val="single"/>
+          <w:sz w:val="24"/>
+          <w:szCs w:val="24"/>
+        </w:rPr>
+        <w:t xml:space="preserve">the Company only with the written consent </w:t>
+      </w:r>
+      <w:r>
+        <w:rPr>
+          <w:rFonts w:ascii="Times New Roman" w:hAnsi="Times New Roman"/>
+          <w:sz w:val="24"/>
+          <w:szCs w:val="24"/>
+        </w:rPr>
+        <w:t xml:space="preserve">of </w:t>
+      </w:r>
+      <w:r>
+        <w:rPr>
+          <w:rFonts w:ascii="Times New Roman" w:hAnsi="Times New Roman"/>
+          <w:strike/>
+          <w:color w:val="C00000"/>
+          <w:sz w:val="24"/>
+          <w:szCs w:val="24"/>
+        </w:rPr>
+        <w:t xml:space="preserve">all or part </w:t>
+      </w:r>
+      <w:r>
+        <w:rPr>
+          <w:rFonts w:ascii="Times New Roman" w:hAnsi="Times New Roman"/>
+          <w:color w:val="0645AD"/>
+          <w:u w:val="single"/>
+          <w:sz w:val="24"/>
+          <w:szCs w:val="24"/>
+        </w:rPr>
+        <w:t xml:space="preserve">the Member and upon the admitted person's delivery </w:t>
+      </w:r>
+      <w:r>
+        <w:rPr>
+          <w:rFonts w:ascii="Times New Roman" w:hAnsi="Times New Roman"/>
+          <w:sz w:val="24"/>
+          <w:szCs w:val="24"/>
+        </w:rPr>
+        <w:t xml:space="preserve">of a </w:t>
+      </w:r>
+      <w:r>
+        <w:rPr>
+          <w:rFonts w:ascii="Times New Roman" w:hAnsi="Times New Roman"/>
+          <w:strike/>
+          <w:color w:val="C00000"/>
+          <w:sz w:val="24"/>
+          <w:szCs w:val="24"/>
+        </w:rPr>
+        <w:t xml:space="preserve">Membership Interest, the Company shall have the option, exercisable </w:t>
+      </w:r>
+      <w:r>
+        <w:rPr>
+          <w:rFonts w:ascii="Times New Roman" w:hAnsi="Times New Roman"/>
+          <w:color w:val="0645AD"/>
+          <w:u w:val="single"/>
+          <w:sz w:val="24"/>
+          <w:szCs w:val="24"/>
+        </w:rPr>
+        <w:t xml:space="preserve">signed agreement to be bound </w:t>
+      </w:r>
+      <w:r>
+        <w:rPr>
+          <w:rFonts w:ascii="Times New Roman" w:hAnsi="Times New Roman"/>
+          <w:sz w:val="24"/>
+          <w:szCs w:val="24"/>
+        </w:rPr>
+        <w:t xml:space="preserve">by </w:t>
+      </w:r>
+      <w:r>
+        <w:rPr>
+          <w:rFonts w:ascii="Times New Roman" w:hAnsi="Times New Roman"/>
+          <w:strike/>
+          <w:color w:val="C00000"/>
+          <w:sz w:val="24"/>
+          <w:szCs w:val="24"/>
+        </w:rPr>
+        <w:t xml:space="preserve">the Manager at any time within ninety (90) days after the Company receives written notice that the Involuntary Transfer has occurred, to acquire the interest that is the subject of the Involuntary Transfer at its fair value. Fair value shall be the value agreed in writing between the Manager and the holder of the interest or, absent agreement within thirty (30) days after the option is exercised, the value determined by an independent appraiser jointly selected by the Company and the holder within fifteen (15) days after the end of that thirty-day period (and, if they fail to agree within that time, by an appraiser selected by the two appraisers each of them then designates within a further ten (10) days), who shall hold the MAI designation if the assets principally concerned are real property, who shall have no material financial or professional relationship with any Member, and who shall deliver a written determination within forty-five (45) days after selection. That determination is final and binding, and the appraiser's fee shall be borne one-half by the Company and one-half by the holder. The purchase price is payable on commercially reasonable terms determined by the Manager, including payment in installments over a period of up to five (5) years bearing interest at the applicable federal rate. If the Company does not exercise its option, the Members other than the affected Member may, within thirty (30) days after the Company's option lapses, elect to acquire the interest on the same terms, in proportion to their Percentage Interests or as they otherwise agree. Pending exercise or lapse of the options, the holder of the interest has only the rights of a transferee described in Section 10.3. </w:t>
+      </w:r>
+      <w:r>
+        <w:rPr>
+          <w:rFonts w:ascii="Times New Roman" w:hAnsi="Times New Roman"/>
+          <w:color w:val="0645AD"/>
+          <w:u w:val="single"/>
+          <w:sz w:val="24"/>
+          <w:szCs w:val="24"/>
+        </w:rPr>
+        <w:t xml:space="preserve">this Agreement. </w:t>
+      </w:r>
+    </w:p>
+    <w:p>
+      <w:pPr>
+        <w:keepLines/>
+        <w:widowControl/>
+        <w:spacing w:after="160"/>
+        <w:jc w:val="both"/>
+      </w:pPr>
+      <w:r>
+        <w:rPr>
+          <w:rFonts w:ascii="Times New Roman" w:hAnsi="Times New Roman"/>
+          <w:strike/>
+          <w:color w:val="C00000"/>
+          <w:sz w:val="24"/>
+          <w:szCs w:val="24"/>
+        </w:rPr>
+        <w:t xml:space="preserve">10.5 </w:t>
+      </w:r>
+      <w:r>
+        <w:rPr>
+          <w:rFonts w:ascii="Times New Roman" w:hAnsi="Times New Roman"/>
+          <w:color w:val="0645AD"/>
+          <w:u w:val="single"/>
+          <w:sz w:val="24"/>
+          <w:szCs w:val="24"/>
+        </w:rPr>
+        <w:t xml:space="preserve">11.2 </w:t>
+      </w:r>
+      <w:r>
+        <w:rPr>
+          <w:rFonts w:ascii="Times New Roman" w:hAnsi="Times New Roman"/>
+          <w:sz w:val="24"/>
+          <w:szCs w:val="24"/>
+        </w:rPr>
+        <w:t xml:space="preserve">No </w:t>
+      </w:r>
+      <w:r>
+        <w:rPr>
+          <w:rFonts w:ascii="Times New Roman" w:hAnsi="Times New Roman"/>
+          <w:strike/>
+          <w:color w:val="C00000"/>
+          <w:sz w:val="24"/>
+          <w:szCs w:val="24"/>
+        </w:rPr>
+        <w:t xml:space="preserve">Dissociation by Transfer Alone. </w:t>
+      </w:r>
+      <w:r>
+        <w:rPr>
+          <w:rFonts w:ascii="Times New Roman" w:hAnsi="Times New Roman"/>
+          <w:color w:val="0645AD"/>
+          <w:u w:val="single"/>
+          <w:sz w:val="24"/>
+          <w:szCs w:val="24"/>
+        </w:rPr>
+        <w:t xml:space="preserve">Association with a Protected Series. No member may be associated with a Protected Series. </w:t>
+      </w:r>
+      <w:r>
+        <w:rPr>
+          <w:rFonts w:ascii="Times New Roman" w:hAnsi="Times New Roman"/>
+          <w:sz w:val="24"/>
+          <w:szCs w:val="24"/>
+        </w:rPr>
+        <w:t xml:space="preserve">A </w:t>
+      </w:r>
+      <w:r>
+        <w:rPr>
+          <w:rFonts w:ascii="Times New Roman" w:hAnsi="Times New Roman"/>
+          <w:strike/>
+          <w:color w:val="C00000"/>
+          <w:sz w:val="24"/>
+          <w:szCs w:val="24"/>
+        </w:rPr>
+        <w:t xml:space="preserve">Transfer does </w:t>
+      </w:r>
+      <w:r>
+        <w:rPr>
+          <w:rFonts w:ascii="Times New Roman" w:hAnsi="Times New Roman"/>
+          <w:color w:val="0645AD"/>
+          <w:u w:val="single"/>
+          <w:sz w:val="24"/>
+          <w:szCs w:val="24"/>
+        </w:rPr>
+        <w:t xml:space="preserve">Protected Series may </w:t>
+      </w:r>
+      <w:r>
+        <w:rPr>
+          <w:rFonts w:ascii="Times New Roman" w:hAnsi="Times New Roman"/>
+          <w:sz w:val="24"/>
+          <w:szCs w:val="24"/>
+        </w:rPr>
+        <w:t xml:space="preserve">not </w:t>
+      </w:r>
+      <w:r>
+        <w:rPr>
+          <w:rFonts w:ascii="Times New Roman" w:hAnsi="Times New Roman"/>
+          <w:strike/>
+          <w:color w:val="C00000"/>
+          <w:sz w:val="24"/>
+          <w:szCs w:val="24"/>
+        </w:rPr>
+        <w:t xml:space="preserve">by itself dissociate a Member or dissolve </w:t>
+      </w:r>
+      <w:r>
+        <w:rPr>
+          <w:rFonts w:ascii="Times New Roman" w:hAnsi="Times New Roman"/>
+          <w:color w:val="0645AD"/>
+          <w:u w:val="single"/>
+          <w:sz w:val="24"/>
+          <w:szCs w:val="24"/>
+        </w:rPr>
+        <w:t xml:space="preserve">be established with, and may not admit, an Associated Member. Any amendment permitting Associated Members may cause each Protected Series to be treated as an entity separate from </w:t>
+      </w:r>
+      <w:r>
+        <w:rPr>
+          <w:rFonts w:ascii="Times New Roman" w:hAnsi="Times New Roman"/>
+          <w:sz w:val="24"/>
+          <w:szCs w:val="24"/>
+        </w:rPr>
+        <w:t xml:space="preserve">the Company </w:t>
+      </w:r>
+      <w:r>
+        <w:rPr>
+          <w:rFonts w:ascii="Times New Roman" w:hAnsi="Times New Roman"/>
+          <w:strike/>
+          <w:color w:val="C00000"/>
+          <w:sz w:val="24"/>
+          <w:szCs w:val="24"/>
+        </w:rPr>
+        <w:t xml:space="preserve">or </w:t>
+      </w:r>
+      <w:r>
+        <w:rPr>
+          <w:rFonts w:ascii="Times New Roman" w:hAnsi="Times New Roman"/>
+          <w:color w:val="0645AD"/>
+          <w:u w:val="single"/>
+          <w:sz w:val="24"/>
+          <w:szCs w:val="24"/>
+        </w:rPr>
+        <w:t xml:space="preserve">for federal income tax purposes, with its own filing obligations, and may terminate </w:t>
+      </w:r>
+      <w:r>
+        <w:rPr>
+          <w:rFonts w:ascii="Times New Roman" w:hAnsi="Times New Roman"/>
+          <w:sz w:val="24"/>
+          <w:szCs w:val="24"/>
+        </w:rPr>
+        <w:t xml:space="preserve">any </w:t>
+      </w:r>
+      <w:r>
+        <w:rPr>
+          <w:rFonts w:ascii="Times New Roman" w:hAnsi="Times New Roman"/>
+          <w:strike/>
+          <w:color w:val="C00000"/>
+          <w:sz w:val="24"/>
+          <w:szCs w:val="24"/>
+        </w:rPr>
+        <w:t xml:space="preserve">Protected Series. </w:t>
+      </w:r>
+      <w:r>
+        <w:rPr>
+          <w:rFonts w:ascii="Times New Roman" w:hAnsi="Times New Roman"/>
+          <w:color w:val="0645AD"/>
+          <w:u w:val="single"/>
+          <w:sz w:val="24"/>
+          <w:szCs w:val="24"/>
+        </w:rPr>
+        <w:t xml:space="preserve">election the Company has made. </w:t>
+      </w:r>
+    </w:p>
+    <w:p>
+      <w:pPr>
+        <w:keepLines/>
+        <w:widowControl/>
+        <w:spacing w:after="160"/>
+        <w:jc w:val="both"/>
+      </w:pPr>
+      <w:r>
+        <w:rPr>
+          <w:rFonts w:ascii="Times New Roman" w:hAnsi="Times New Roman"/>
+          <w:strike/>
+          <w:color w:val="C00000"/>
+          <w:sz w:val="24"/>
+          <w:szCs w:val="24"/>
+        </w:rPr>
+        <w:t xml:space="preserve">10.6 Charging Order — Exclusive Remedy. As provided </w:t>
+      </w:r>
+      <w:r>
+        <w:rPr>
+          <w:rFonts w:ascii="Times New Roman" w:hAnsi="Times New Roman"/>
+          <w:color w:val="0645AD"/>
+          <w:u w:val="single"/>
+          <w:sz w:val="24"/>
+          <w:szCs w:val="24"/>
+        </w:rPr>
+        <w:t xml:space="preserve">11.3 Continuation on Termination of Last Member. Upon the termination of the membership of the last remaining member, the Company shall not be dissolved, and the legal representative of the last remaining member shall agree </w:t>
+      </w:r>
+      <w:r>
+        <w:rPr>
+          <w:rFonts w:ascii="Times New Roman" w:hAnsi="Times New Roman"/>
+          <w:sz w:val="24"/>
+          <w:szCs w:val="24"/>
+        </w:rPr>
+        <w:t xml:space="preserve">in </w:t>
+      </w:r>
+      <w:r>
+        <w:rPr>
+          <w:rFonts w:ascii="Times New Roman" w:hAnsi="Times New Roman"/>
+          <w:strike/>
+          <w:color w:val="C00000"/>
+          <w:sz w:val="24"/>
+          <w:szCs w:val="24"/>
+        </w:rPr>
+        <w:t xml:space="preserve">ss. 605.0502 </w:t>
+      </w:r>
+      <w:r>
+        <w:rPr>
+          <w:rFonts w:ascii="Times New Roman" w:hAnsi="Times New Roman"/>
+          <w:color w:val="0645AD"/>
+          <w:u w:val="single"/>
+          <w:sz w:val="24"/>
+          <w:szCs w:val="24"/>
+        </w:rPr>
+        <w:t xml:space="preserve">writing to continue the Company, </w:t>
+      </w:r>
+      <w:r>
+        <w:rPr>
+          <w:rFonts w:ascii="Times New Roman" w:hAnsi="Times New Roman"/>
+          <w:sz w:val="24"/>
+          <w:szCs w:val="24"/>
+        </w:rPr>
+        <w:t xml:space="preserve">and </w:t>
+      </w:r>
+      <w:r>
+        <w:rPr>
+          <w:rFonts w:ascii="Times New Roman" w:hAnsi="Times New Roman"/>
+          <w:strike/>
+          <w:color w:val="C00000"/>
+          <w:sz w:val="24"/>
+          <w:szCs w:val="24"/>
+        </w:rPr>
+        <w:t xml:space="preserve">605.0503, Florida Statutes, </w:t>
+      </w:r>
+      <w:r>
+        <w:rPr>
+          <w:rFonts w:ascii="Times New Roman" w:hAnsi="Times New Roman"/>
+          <w:color w:val="0645AD"/>
+          <w:u w:val="single"/>
+          <w:sz w:val="24"/>
+          <w:szCs w:val="24"/>
+        </w:rPr>
+        <w:t xml:space="preserve">the representative (or an Immediate Family Member designated by the representative who is not </w:t>
+      </w:r>
+      <w:r>
+        <w:rPr>
+          <w:rFonts w:ascii="Times New Roman" w:hAnsi="Times New Roman"/>
+          <w:sz w:val="24"/>
+          <w:szCs w:val="24"/>
+        </w:rPr>
+        <w:t xml:space="preserve">a </w:t>
+      </w:r>
+      <w:r>
+        <w:rPr>
+          <w:rFonts w:ascii="Times New Roman" w:hAnsi="Times New Roman"/>
+          <w:strike/>
+          <w:color w:val="C00000"/>
+          <w:sz w:val="24"/>
+          <w:szCs w:val="24"/>
+        </w:rPr>
+        <w:t xml:space="preserve">charging order is the sole and exclusive remedy by which a judgment </w:t>
+      </w:r>
+      <w:r>
+        <w:rPr>
+          <w:rFonts w:ascii="Times New Roman" w:hAnsi="Times New Roman"/>
+          <w:sz w:val="24"/>
+          <w:szCs w:val="24"/>
+        </w:rPr>
+        <w:t xml:space="preserve">creditor of </w:t>
+      </w:r>
+      <w:r>
+        <w:rPr>
+          <w:rFonts w:ascii="Times New Roman" w:hAnsi="Times New Roman"/>
+          <w:color w:val="0645AD"/>
+          <w:u w:val="single"/>
+          <w:sz w:val="24"/>
+          <w:szCs w:val="24"/>
+        </w:rPr>
+        <w:t xml:space="preserve">the last remaining member) shall be admitted as </w:t>
+      </w:r>
+      <w:r>
+        <w:rPr>
+          <w:rFonts w:ascii="Times New Roman" w:hAnsi="Times New Roman"/>
+          <w:sz w:val="24"/>
+          <w:szCs w:val="24"/>
+        </w:rPr>
+        <w:t xml:space="preserve">a </w:t>
+      </w:r>
+      <w:r>
+        <w:rPr>
+          <w:rFonts w:ascii="Times New Roman" w:hAnsi="Times New Roman"/>
+          <w:strike/>
+          <w:color w:val="C00000"/>
+          <w:sz w:val="24"/>
+          <w:szCs w:val="24"/>
+        </w:rPr>
+        <w:t xml:space="preserve">Member or of a transferee may satisfy a judgment from the judgment debtor's Membership Interest or transferable interest, whether in the Company or in respect of any Protected Series. A judgment creditor or other holder of a charging order has only the right to receive distributions to which the judgment debtor would otherwise be entitled, has none </w:t>
+      </w:r>
+      <w:r>
+        <w:rPr>
+          <w:rFonts w:ascii="Times New Roman" w:hAnsi="Times New Roman"/>
+          <w:color w:val="0645AD"/>
+          <w:u w:val="single"/>
+          <w:sz w:val="24"/>
+          <w:szCs w:val="24"/>
+        </w:rPr>
+        <w:t xml:space="preserve">member effective as </w:t>
       </w:r>
       <w:r>
         <w:rPr>
@@ -7078,16 +8028,1494 @@
       <w:r>
         <w:rPr>
           <w:rFonts w:ascii="Times New Roman" w:hAnsi="Times New Roman"/>
-          <w:color w:val="0645AD"/>
-          <w:u w:val="single"/>
-          <w:sz w:val="24"/>
-          <w:szCs w:val="24"/>
-        </w:rPr>
-        <w:t xml:space="preserve">Member that the </w:t>
-      </w:r>
-      <w:r>
-        <w:rPr>
-          <w:rFonts w:ascii="Times New Roman" w:hAnsi="Times New Roman"/>
+          <w:strike/>
+          <w:color w:val="C00000"/>
+          <w:sz w:val="24"/>
+          <w:szCs w:val="24"/>
+        </w:rPr>
+        <w:t xml:space="preserve">rights of a member or manager, is not entitled to any accounting, inspection, or information rights except </w:t>
+      </w:r>
+      <w:r>
+        <w:rPr>
+          <w:rFonts w:ascii="Times New Roman" w:hAnsi="Times New Roman"/>
+          <w:color w:val="0645AD"/>
+          <w:u w:val="single"/>
+          <w:sz w:val="24"/>
+          <w:szCs w:val="24"/>
+        </w:rPr>
+        <w:t xml:space="preserve">terminating event, all </w:t>
+      </w:r>
+      <w:r>
+        <w:rPr>
+          <w:rFonts w:ascii="Times New Roman" w:hAnsi="Times New Roman"/>
+          <w:sz w:val="24"/>
+          <w:szCs w:val="24"/>
+        </w:rPr>
+        <w:t xml:space="preserve">as </w:t>
+      </w:r>
+      <w:r>
+        <w:rPr>
+          <w:rFonts w:ascii="Times New Roman" w:hAnsi="Times New Roman"/>
+          <w:strike/>
+          <w:color w:val="C00000"/>
+          <w:sz w:val="24"/>
+          <w:szCs w:val="24"/>
+        </w:rPr>
+        <w:t xml:space="preserve">the Act mandates, and, for so long as the Company has more than one member, may not foreclose upon the charged interest. Nothing in this Agreement enlarges any remedy of any creditor beyond those provided </w:t>
+      </w:r>
+      <w:r>
+        <w:rPr>
+          <w:rFonts w:ascii="Times New Roman" w:hAnsi="Times New Roman"/>
+          <w:color w:val="0645AD"/>
+          <w:u w:val="single"/>
+          <w:sz w:val="24"/>
+          <w:szCs w:val="24"/>
+        </w:rPr>
+        <w:t xml:space="preserve">permitted </w:t>
+      </w:r>
+      <w:r>
+        <w:rPr>
+          <w:rFonts w:ascii="Times New Roman" w:hAnsi="Times New Roman"/>
+          <w:sz w:val="24"/>
+          <w:szCs w:val="24"/>
+        </w:rPr>
+        <w:t xml:space="preserve">by the Act. </w:t>
+      </w:r>
+    </w:p>
+    <w:p>
+      <w:pPr>
+        <w:keepLines/>
+        <w:widowControl/>
+        <w:spacing w:after="160"/>
+        <w:jc w:val="both"/>
+      </w:pPr>
+      <w:r>
+        <w:rPr>
+          <w:rFonts w:ascii="Times New Roman" w:hAnsi="Times New Roman"/>
+          <w:sz w:val="24"/>
+          <w:szCs w:val="24"/>
+        </w:rPr>
+        <w:t xml:space="preserve">ARTICLE </w:t>
+      </w:r>
+      <w:r>
+        <w:rPr>
+          <w:rFonts w:ascii="Times New Roman" w:hAnsi="Times New Roman"/>
+          <w:strike/>
+          <w:color w:val="C00000"/>
+          <w:sz w:val="24"/>
+          <w:szCs w:val="24"/>
+        </w:rPr>
+        <w:t xml:space="preserve">11 </w:t>
+      </w:r>
+      <w:r>
+        <w:rPr>
+          <w:rFonts w:ascii="Times New Roman" w:hAnsi="Times New Roman"/>
+          <w:color w:val="0645AD"/>
+          <w:u w:val="single"/>
+          <w:sz w:val="24"/>
+          <w:szCs w:val="24"/>
+        </w:rPr>
+        <w:t xml:space="preserve">12 </w:t>
+      </w:r>
+      <w:r>
+        <w:rPr>
+          <w:rFonts w:ascii="Times New Roman" w:hAnsi="Times New Roman"/>
+          <w:sz w:val="24"/>
+          <w:szCs w:val="24"/>
+        </w:rPr>
+        <w:t xml:space="preserve">— </w:t>
+      </w:r>
+      <w:r>
+        <w:rPr>
+          <w:rFonts w:ascii="Times New Roman" w:hAnsi="Times New Roman"/>
+          <w:strike/>
+          <w:color w:val="C00000"/>
+          <w:sz w:val="24"/>
+          <w:szCs w:val="24"/>
+        </w:rPr>
+        <w:t xml:space="preserve">EXECUTORY CONTRACT </w:t>
+      </w:r>
+      <w:r>
+        <w:rPr>
+          <w:rFonts w:ascii="Times New Roman" w:hAnsi="Times New Roman"/>
+          <w:color w:val="0645AD"/>
+          <w:u w:val="single"/>
+          <w:sz w:val="24"/>
+          <w:szCs w:val="24"/>
+        </w:rPr>
+        <w:t xml:space="preserve">DISSOLUTION AND WINDING UP </w:t>
+      </w:r>
+    </w:p>
+    <w:p>
+      <w:pPr>
+        <w:keepLines/>
+        <w:widowControl/>
+        <w:spacing w:after="160"/>
+        <w:jc w:val="both"/>
+      </w:pPr>
+      <w:r>
+        <w:rPr>
+          <w:rFonts w:ascii="Times New Roman" w:hAnsi="Times New Roman"/>
+          <w:strike/>
+          <w:color w:val="C00000"/>
+          <w:sz w:val="24"/>
+          <w:szCs w:val="24"/>
+        </w:rPr>
+        <w:t xml:space="preserve">11.1 Executory Contract. The parties agree that this Agreement constitutes an executory contract and shall be governed by 11 U.S.C. §365 in connection with the bankruptcy of the Company or any Member because, among other provisions and obligations, this Agreement imposes on each Member the following affirmative duties (each of which constitutes a material unperformed, future obligation): (a) [include only if optional Section 6.2 is included; otherwise replace with "(a) [Reserved.]"] upon approval </w:t>
+      </w:r>
+      <w:r>
+        <w:rPr>
+          <w:rFonts w:ascii="Times New Roman" w:hAnsi="Times New Roman"/>
+          <w:color w:val="0645AD"/>
+          <w:u w:val="single"/>
+          <w:sz w:val="24"/>
+          <w:szCs w:val="24"/>
+        </w:rPr>
+        <w:t xml:space="preserve">12.1 Dissolution </w:t>
+      </w:r>
+      <w:r>
+        <w:rPr>
+          <w:rFonts w:ascii="Times New Roman" w:hAnsi="Times New Roman"/>
+          <w:sz w:val="24"/>
+          <w:szCs w:val="24"/>
+        </w:rPr>
+        <w:t xml:space="preserve">of a </w:t>
+      </w:r>
+      <w:r>
+        <w:rPr>
+          <w:rFonts w:ascii="Times New Roman" w:hAnsi="Times New Roman"/>
+          <w:strike/>
+          <w:color w:val="C00000"/>
+          <w:sz w:val="24"/>
+          <w:szCs w:val="24"/>
+        </w:rPr>
+        <w:t xml:space="preserve">Majority in Interest as provided in Section 6.2, the duty and obligation of each Member to contribute additional capital to the Company or the affected </w:t>
+      </w:r>
+      <w:r>
+        <w:rPr>
+          <w:rFonts w:ascii="Times New Roman" w:hAnsi="Times New Roman"/>
+          <w:sz w:val="24"/>
+          <w:szCs w:val="24"/>
+        </w:rPr>
+        <w:t xml:space="preserve">Protected </w:t>
+      </w:r>
+      <w:r>
+        <w:rPr>
+          <w:rFonts w:ascii="Times New Roman" w:hAnsi="Times New Roman"/>
+          <w:strike/>
+          <w:color w:val="C00000"/>
+          <w:sz w:val="24"/>
+          <w:szCs w:val="24"/>
+        </w:rPr>
+        <w:t xml:space="preserve">Series; (b) the duty and obligation of each Member to materially participate in the governance of the Company and of each Protected Series, as provided in Section 4.6; (c) [include only if Section 4.7 Alternative </w:t>
+      </w:r>
+      <w:r>
+        <w:rPr>
+          <w:rFonts w:ascii="Times New Roman" w:hAnsi="Times New Roman"/>
+          <w:color w:val="0645AD"/>
+          <w:u w:val="single"/>
+          <w:sz w:val="24"/>
+          <w:szCs w:val="24"/>
+        </w:rPr>
+        <w:t xml:space="preserve">Series. </w:t>
+      </w:r>
+      <w:r>
+        <w:rPr>
+          <w:rFonts w:ascii="Times New Roman" w:hAnsi="Times New Roman"/>
+          <w:sz w:val="24"/>
+          <w:szCs w:val="24"/>
+        </w:rPr>
+        <w:t xml:space="preserve">A </w:t>
+      </w:r>
+      <w:r>
+        <w:rPr>
+          <w:rFonts w:ascii="Times New Roman" w:hAnsi="Times New Roman"/>
+          <w:strike/>
+          <w:color w:val="C00000"/>
+          <w:sz w:val="24"/>
+          <w:szCs w:val="24"/>
+        </w:rPr>
+        <w:t xml:space="preserve">is selected; otherwise replace with "(c) [Reserved.]"] the duty and obligation of each Member not to compete with the Company or with any </w:t>
+      </w:r>
+      <w:r>
+        <w:rPr>
+          <w:rFonts w:ascii="Times New Roman" w:hAnsi="Times New Roman"/>
+          <w:sz w:val="24"/>
+          <w:szCs w:val="24"/>
+        </w:rPr>
+        <w:t xml:space="preserve">Protected Series </w:t>
+      </w:r>
+      <w:r>
+        <w:rPr>
+          <w:rFonts w:ascii="Times New Roman" w:hAnsi="Times New Roman"/>
+          <w:strike/>
+          <w:color w:val="C00000"/>
+          <w:sz w:val="24"/>
+          <w:szCs w:val="24"/>
+        </w:rPr>
+        <w:t xml:space="preserve">in the conduct of their </w:t>
+      </w:r>
+      <w:r>
+        <w:rPr>
+          <w:rFonts w:ascii="Times New Roman" w:hAnsi="Times New Roman"/>
+          <w:color w:val="0645AD"/>
+          <w:u w:val="single"/>
+          <w:sz w:val="24"/>
+          <w:szCs w:val="24"/>
+        </w:rPr>
+        <w:t xml:space="preserve">is dissolved, and its </w:t>
+      </w:r>
+      <w:r>
+        <w:rPr>
+          <w:rFonts w:ascii="Times New Roman" w:hAnsi="Times New Roman"/>
+          <w:sz w:val="24"/>
+          <w:szCs w:val="24"/>
+        </w:rPr>
+        <w:t xml:space="preserve">activities and affairs </w:t>
+      </w:r>
+      <w:r>
+        <w:rPr>
+          <w:rFonts w:ascii="Times New Roman" w:hAnsi="Times New Roman"/>
+          <w:strike/>
+          <w:color w:val="C00000"/>
+          <w:sz w:val="24"/>
+          <w:szCs w:val="24"/>
+        </w:rPr>
+        <w:t xml:space="preserve">before </w:t>
+      </w:r>
+      <w:r>
+        <w:rPr>
+          <w:rFonts w:ascii="Times New Roman" w:hAnsi="Times New Roman"/>
+          <w:color w:val="0645AD"/>
+          <w:u w:val="single"/>
+          <w:sz w:val="24"/>
+          <w:szCs w:val="24"/>
+        </w:rPr>
+        <w:t xml:space="preserve">shall be wound up, upon the first to occur of: (a) </w:t>
+      </w:r>
+      <w:r>
+        <w:rPr>
+          <w:rFonts w:ascii="Times New Roman" w:hAnsi="Times New Roman"/>
+          <w:sz w:val="24"/>
+          <w:szCs w:val="24"/>
+        </w:rPr>
+        <w:t xml:space="preserve">the dissolution of the </w:t>
+      </w:r>
+      <w:r>
+        <w:rPr>
+          <w:rFonts w:ascii="Times New Roman" w:hAnsi="Times New Roman"/>
+          <w:strike/>
+          <w:color w:val="C00000"/>
+          <w:sz w:val="24"/>
+          <w:szCs w:val="24"/>
+        </w:rPr>
+        <w:t xml:space="preserve">Company, </w:t>
+      </w:r>
+      <w:r>
+        <w:rPr>
+          <w:rFonts w:ascii="Times New Roman" w:hAnsi="Times New Roman"/>
+          <w:color w:val="0645AD"/>
+          <w:u w:val="single"/>
+          <w:sz w:val="24"/>
+          <w:szCs w:val="24"/>
+        </w:rPr>
+        <w:t xml:space="preserve">Company; (b) an event or circumstance specified in its Series Exhibit; (c) the affirmative vote or consent of the Member; or (d) entry of a judicial order dissolving the Protected Series </w:t>
+      </w:r>
+      <w:r>
+        <w:rPr>
+          <w:rFonts w:ascii="Times New Roman" w:hAnsi="Times New Roman"/>
+          <w:sz w:val="24"/>
+          <w:szCs w:val="24"/>
+        </w:rPr>
+        <w:t xml:space="preserve">as provided </w:t>
+      </w:r>
+      <w:r>
+        <w:rPr>
+          <w:rFonts w:ascii="Times New Roman" w:hAnsi="Times New Roman"/>
+          <w:strike/>
+          <w:color w:val="C00000"/>
+          <w:sz w:val="24"/>
+          <w:szCs w:val="24"/>
+        </w:rPr>
+        <w:t xml:space="preserve">in Section 4.7 and consistent with s. 605.04091(2)(c), Florida Statutes; (d) the duty and obligation of each Member not to disclose confidential information, as provided in Section 4.8; and (e) the duty and obligation of each Member not to hinder, delay, slander, or tarnish the reputation of the Company or of any Protected Series, as provided in Section 4.9. The failure of a Member to perform the duties and obligations set forth herein releases and excuses the mutual duties and obligations owed </w:t>
+      </w:r>
+      <w:r>
+        <w:rPr>
+          <w:rFonts w:ascii="Times New Roman" w:hAnsi="Times New Roman"/>
+          <w:sz w:val="24"/>
+          <w:szCs w:val="24"/>
+        </w:rPr>
+        <w:t xml:space="preserve">by the </w:t>
+      </w:r>
+      <w:r>
+        <w:rPr>
+          <w:rFonts w:ascii="Times New Roman" w:hAnsi="Times New Roman"/>
+          <w:strike/>
+          <w:color w:val="C00000"/>
+          <w:sz w:val="24"/>
+          <w:szCs w:val="24"/>
+        </w:rPr>
+        <w:t xml:space="preserve">Company and the other Members to such defaulting Member. </w:t>
+      </w:r>
+      <w:r>
+        <w:rPr>
+          <w:rFonts w:ascii="Times New Roman" w:hAnsi="Times New Roman"/>
+          <w:color w:val="0645AD"/>
+          <w:u w:val="single"/>
+          <w:sz w:val="24"/>
+          <w:szCs w:val="24"/>
+        </w:rPr>
+        <w:t xml:space="preserve">Act. </w:t>
+      </w:r>
+    </w:p>
+    <w:p>
+      <w:pPr>
+        <w:keepLines/>
+        <w:widowControl/>
+        <w:spacing w:after="160"/>
+        <w:jc w:val="both"/>
+      </w:pPr>
+      <w:r>
+        <w:rPr>
+          <w:rFonts w:ascii="Times New Roman" w:hAnsi="Times New Roman"/>
+          <w:strike/>
+          <w:color w:val="C00000"/>
+          <w:sz w:val="24"/>
+          <w:szCs w:val="24"/>
+        </w:rPr>
+        <w:t xml:space="preserve">11.2 Personal Service Agreement; No Assumption </w:t>
+      </w:r>
+      <w:r>
+        <w:rPr>
+          <w:rFonts w:ascii="Times New Roman" w:hAnsi="Times New Roman"/>
+          <w:color w:val="0645AD"/>
+          <w:u w:val="single"/>
+          <w:sz w:val="24"/>
+          <w:szCs w:val="24"/>
+        </w:rPr>
+        <w:t xml:space="preserve">12.2 Winding Up a Protected Series. Upon dissolution of a Protected Series, its Protected Series Manager (or another person designated by the Member) shall wind up its activities and affairs in the manner provided by the Act for winding up a limited liability company, applied to that Protected Series. Its Associated Assets shall be applied: first, to pay </w:t>
+      </w:r>
+      <w:r>
+        <w:rPr>
+          <w:rFonts w:ascii="Times New Roman" w:hAnsi="Times New Roman"/>
+          <w:sz w:val="24"/>
+          <w:szCs w:val="24"/>
+        </w:rPr>
+        <w:t xml:space="preserve">or </w:t>
+      </w:r>
+      <w:r>
+        <w:rPr>
+          <w:rFonts w:ascii="Times New Roman" w:hAnsi="Times New Roman"/>
+          <w:strike/>
+          <w:color w:val="C00000"/>
+          <w:sz w:val="24"/>
+          <w:szCs w:val="24"/>
+        </w:rPr>
+        <w:t xml:space="preserve">Assignment. In accordance with In re Soderstrom, 484 B.R. 874 (M.D. Fla. 2013), this Agreement is </w:t>
+      </w:r>
+      <w:r>
+        <w:rPr>
+          <w:rFonts w:ascii="Times New Roman" w:hAnsi="Times New Roman"/>
+          <w:color w:val="0645AD"/>
+          <w:u w:val="single"/>
+          <w:sz w:val="24"/>
+          <w:szCs w:val="24"/>
+        </w:rPr>
+        <w:t xml:space="preserve">provide for its Associated Liabilities to creditors (including the Member as </w:t>
+      </w:r>
+      <w:r>
+        <w:rPr>
+          <w:rFonts w:ascii="Times New Roman" w:hAnsi="Times New Roman"/>
+          <w:sz w:val="24"/>
+          <w:szCs w:val="24"/>
+        </w:rPr>
+        <w:t xml:space="preserve">a </w:t>
+      </w:r>
+      <w:r>
+        <w:rPr>
+          <w:rFonts w:ascii="Times New Roman" w:hAnsi="Times New Roman"/>
+          <w:strike/>
+          <w:color w:val="C00000"/>
+          <w:sz w:val="24"/>
+          <w:szCs w:val="24"/>
+        </w:rPr>
+        <w:t xml:space="preserve">personal service agreement due </w:t>
+      </w:r>
+      <w:r>
+        <w:rPr>
+          <w:rFonts w:ascii="Times New Roman" w:hAnsi="Times New Roman"/>
+          <w:color w:val="0645AD"/>
+          <w:u w:val="single"/>
+          <w:sz w:val="24"/>
+          <w:szCs w:val="24"/>
+        </w:rPr>
+        <w:t xml:space="preserve">creditor, </w:t>
+      </w:r>
+      <w:r>
+        <w:rPr>
+          <w:rFonts w:ascii="Times New Roman" w:hAnsi="Times New Roman"/>
+          <w:sz w:val="24"/>
+          <w:szCs w:val="24"/>
+        </w:rPr>
+        <w:t xml:space="preserve">to the </w:t>
+      </w:r>
+      <w:r>
+        <w:rPr>
+          <w:rFonts w:ascii="Times New Roman" w:hAnsi="Times New Roman"/>
+          <w:strike/>
+          <w:color w:val="C00000"/>
+          <w:sz w:val="24"/>
+          <w:szCs w:val="24"/>
+        </w:rPr>
+        <w:t xml:space="preserve">managerial </w:t>
+      </w:r>
+      <w:r>
+        <w:rPr>
+          <w:rFonts w:ascii="Times New Roman" w:hAnsi="Times New Roman"/>
+          <w:color w:val="0645AD"/>
+          <w:u w:val="single"/>
+          <w:sz w:val="24"/>
+          <w:szCs w:val="24"/>
+        </w:rPr>
+        <w:t xml:space="preserve">extent permitted by law); </w:t>
+      </w:r>
+      <w:r>
+        <w:rPr>
+          <w:rFonts w:ascii="Times New Roman" w:hAnsi="Times New Roman"/>
+          <w:sz w:val="24"/>
+          <w:szCs w:val="24"/>
+        </w:rPr>
+        <w:t xml:space="preserve">and </w:t>
+      </w:r>
+      <w:r>
+        <w:rPr>
+          <w:rFonts w:ascii="Times New Roman" w:hAnsi="Times New Roman"/>
+          <w:strike/>
+          <w:color w:val="C00000"/>
+          <w:sz w:val="24"/>
+          <w:szCs w:val="24"/>
+        </w:rPr>
+        <w:t xml:space="preserve">governance duties </w:t>
+      </w:r>
+      <w:r>
+        <w:rPr>
+          <w:rFonts w:ascii="Times New Roman" w:hAnsi="Times New Roman"/>
+          <w:color w:val="0645AD"/>
+          <w:u w:val="single"/>
+          <w:sz w:val="24"/>
+          <w:szCs w:val="24"/>
+        </w:rPr>
+        <w:t xml:space="preserve">then the balance to the Company. The Manager shall cause any statement or filing required by the Act or the Department in connection with the dissolution of the Protected Series to be made. The winding up of a Protected Series shall not draw upon, </w:t>
+      </w:r>
+      <w:r>
+        <w:rPr>
+          <w:rFonts w:ascii="Times New Roman" w:hAnsi="Times New Roman"/>
+          <w:sz w:val="24"/>
+          <w:szCs w:val="24"/>
+        </w:rPr>
+        <w:t xml:space="preserve">and </w:t>
+      </w:r>
+      <w:r>
+        <w:rPr>
+          <w:rFonts w:ascii="Times New Roman" w:hAnsi="Times New Roman"/>
+          <w:strike/>
+          <w:color w:val="C00000"/>
+          <w:sz w:val="24"/>
+          <w:szCs w:val="24"/>
+        </w:rPr>
+        <w:t xml:space="preserve">obligations owed by each Member and </w:t>
+      </w:r>
+      <w:r>
+        <w:rPr>
+          <w:rFonts w:ascii="Times New Roman" w:hAnsi="Times New Roman"/>
+          <w:color w:val="0645AD"/>
+          <w:u w:val="single"/>
+          <w:sz w:val="24"/>
+          <w:szCs w:val="24"/>
+        </w:rPr>
+        <w:t xml:space="preserve">its creditors shall have no recourse to, </w:t>
+      </w:r>
+      <w:r>
+        <w:rPr>
+          <w:rFonts w:ascii="Times New Roman" w:hAnsi="Times New Roman"/>
+          <w:sz w:val="24"/>
+          <w:szCs w:val="24"/>
+        </w:rPr>
+        <w:t xml:space="preserve">the </w:t>
+      </w:r>
+      <w:r>
+        <w:rPr>
+          <w:rFonts w:ascii="Times New Roman" w:hAnsi="Times New Roman"/>
+          <w:strike/>
+          <w:color w:val="C00000"/>
+          <w:sz w:val="24"/>
+          <w:szCs w:val="24"/>
+        </w:rPr>
+        <w:t xml:space="preserve">Manager, and a bankruptcy trustee cannot assume or assign a debtor Member's interest in </w:t>
+      </w:r>
+      <w:r>
+        <w:rPr>
+          <w:rFonts w:ascii="Times New Roman" w:hAnsi="Times New Roman"/>
+          <w:color w:val="0645AD"/>
+          <w:u w:val="single"/>
+          <w:sz w:val="24"/>
+          <w:szCs w:val="24"/>
+        </w:rPr>
+        <w:t xml:space="preserve">Associated Assets of </w:t>
+      </w:r>
+      <w:r>
+        <w:rPr>
+          <w:rFonts w:ascii="Times New Roman" w:hAnsi="Times New Roman"/>
+          <w:sz w:val="24"/>
+          <w:szCs w:val="24"/>
+        </w:rPr>
+        <w:t xml:space="preserve">the Company </w:t>
+      </w:r>
+      <w:r>
+        <w:rPr>
+          <w:rFonts w:ascii="Times New Roman" w:hAnsi="Times New Roman"/>
+          <w:strike/>
+          <w:color w:val="C00000"/>
+          <w:sz w:val="24"/>
+          <w:szCs w:val="24"/>
+        </w:rPr>
+        <w:t xml:space="preserve">in accordance with 11 U.S.C. §365(c)(1) without the prior written consent </w:t>
+      </w:r>
+      <w:r>
+        <w:rPr>
+          <w:rFonts w:ascii="Times New Roman" w:hAnsi="Times New Roman"/>
+          <w:color w:val="0645AD"/>
+          <w:u w:val="single"/>
+          <w:sz w:val="24"/>
+          <w:szCs w:val="24"/>
+        </w:rPr>
+        <w:t xml:space="preserve">or </w:t>
+      </w:r>
+      <w:r>
+        <w:rPr>
+          <w:rFonts w:ascii="Times New Roman" w:hAnsi="Times New Roman"/>
+          <w:sz w:val="24"/>
+          <w:szCs w:val="24"/>
+        </w:rPr>
+        <w:t xml:space="preserve">of </w:t>
+      </w:r>
+      <w:r>
+        <w:rPr>
+          <w:rFonts w:ascii="Times New Roman" w:hAnsi="Times New Roman"/>
+          <w:strike/>
+          <w:color w:val="C00000"/>
+          <w:sz w:val="24"/>
+          <w:szCs w:val="24"/>
+        </w:rPr>
+        <w:t xml:space="preserve">the </w:t>
+      </w:r>
+      <w:r>
+        <w:rPr>
+          <w:rFonts w:ascii="Times New Roman" w:hAnsi="Times New Roman"/>
+          <w:color w:val="0645AD"/>
+          <w:u w:val="single"/>
+          <w:sz w:val="24"/>
+          <w:szCs w:val="24"/>
+        </w:rPr>
+        <w:t xml:space="preserve">any </w:t>
+      </w:r>
+      <w:r>
+        <w:rPr>
+          <w:rFonts w:ascii="Times New Roman" w:hAnsi="Times New Roman"/>
+          <w:sz w:val="24"/>
+          <w:szCs w:val="24"/>
+        </w:rPr>
+        <w:t xml:space="preserve">other </w:t>
+      </w:r>
+      <w:r>
+        <w:rPr>
+          <w:rFonts w:ascii="Times New Roman" w:hAnsi="Times New Roman"/>
+          <w:strike/>
+          <w:color w:val="C00000"/>
+          <w:sz w:val="24"/>
+          <w:szCs w:val="24"/>
+        </w:rPr>
+        <w:t xml:space="preserve">Members. </w:t>
+      </w:r>
+      <w:r>
+        <w:rPr>
+          <w:rFonts w:ascii="Times New Roman" w:hAnsi="Times New Roman"/>
+          <w:color w:val="0645AD"/>
+          <w:u w:val="single"/>
+          <w:sz w:val="24"/>
+          <w:szCs w:val="24"/>
+        </w:rPr>
+        <w:t xml:space="preserve">Protected Series. </w:t>
+      </w:r>
+    </w:p>
+    <w:p>
+      <w:pPr>
+        <w:keepLines/>
+        <w:widowControl/>
+        <w:spacing w:after="160"/>
+        <w:jc w:val="both"/>
+      </w:pPr>
+      <w:r>
+        <w:rPr>
+          <w:rFonts w:ascii="Times New Roman" w:hAnsi="Times New Roman"/>
+          <w:strike/>
+          <w:color w:val="C00000"/>
+          <w:sz w:val="24"/>
+          <w:szCs w:val="24"/>
+        </w:rPr>
+        <w:t xml:space="preserve">11.3 Compliance </w:t>
+      </w:r>
+      <w:r>
+        <w:rPr>
+          <w:rFonts w:ascii="Times New Roman" w:hAnsi="Times New Roman"/>
+          <w:color w:val="0645AD"/>
+          <w:u w:val="single"/>
+          <w:sz w:val="24"/>
+          <w:szCs w:val="24"/>
+        </w:rPr>
+        <w:t xml:space="preserve">12.3 Dissolution of the Company. The Company is dissolved, and its activities and affairs shall be wound up, </w:t>
+      </w:r>
+      <w:r>
+        <w:rPr>
+          <w:rFonts w:ascii="Times New Roman" w:hAnsi="Times New Roman"/>
+          <w:sz w:val="24"/>
+          <w:szCs w:val="24"/>
+        </w:rPr>
+        <w:t xml:space="preserve">upon </w:t>
+      </w:r>
+      <w:r>
+        <w:rPr>
+          <w:rFonts w:ascii="Times New Roman" w:hAnsi="Times New Roman"/>
+          <w:strike/>
+          <w:color w:val="C00000"/>
+          <w:sz w:val="24"/>
+          <w:szCs w:val="24"/>
+        </w:rPr>
+        <w:t xml:space="preserve">Assumption or Rejection. Notwithstanding </w:t>
+      </w:r>
+      <w:r>
+        <w:rPr>
+          <w:rFonts w:ascii="Times New Roman" w:hAnsi="Times New Roman"/>
+          <w:sz w:val="24"/>
+          <w:szCs w:val="24"/>
+        </w:rPr>
+        <w:t xml:space="preserve">the </w:t>
+      </w:r>
+      <w:r>
+        <w:rPr>
+          <w:rFonts w:ascii="Times New Roman" w:hAnsi="Times New Roman"/>
+          <w:strike/>
+          <w:color w:val="C00000"/>
+          <w:sz w:val="24"/>
+          <w:szCs w:val="24"/>
+        </w:rPr>
+        <w:t xml:space="preserve">foregoing, </w:t>
+      </w:r>
+      <w:r>
+        <w:rPr>
+          <w:rFonts w:ascii="Times New Roman" w:hAnsi="Times New Roman"/>
+          <w:color w:val="0645AD"/>
+          <w:u w:val="single"/>
+          <w:sz w:val="24"/>
+          <w:szCs w:val="24"/>
+        </w:rPr>
+        <w:t xml:space="preserve">first </w:t>
+      </w:r>
+      <w:r>
+        <w:rPr>
+          <w:rFonts w:ascii="Times New Roman" w:hAnsi="Times New Roman"/>
+          <w:sz w:val="24"/>
+          <w:szCs w:val="24"/>
+        </w:rPr>
+        <w:t xml:space="preserve">to </w:t>
+      </w:r>
+      <w:r>
+        <w:rPr>
+          <w:rFonts w:ascii="Times New Roman" w:hAnsi="Times New Roman"/>
+          <w:color w:val="0645AD"/>
+          <w:u w:val="single"/>
+          <w:sz w:val="24"/>
+          <w:szCs w:val="24"/>
+        </w:rPr>
+        <w:t xml:space="preserve">occur of: (a) </w:t>
+      </w:r>
+      <w:r>
+        <w:rPr>
+          <w:rFonts w:ascii="Times New Roman" w:hAnsi="Times New Roman"/>
+          <w:sz w:val="24"/>
+          <w:szCs w:val="24"/>
+        </w:rPr>
+        <w:t xml:space="preserve">the </w:t>
+      </w:r>
+      <w:r>
+        <w:rPr>
+          <w:rFonts w:ascii="Times New Roman" w:hAnsi="Times New Roman"/>
+          <w:strike/>
+          <w:color w:val="C00000"/>
+          <w:sz w:val="24"/>
+          <w:szCs w:val="24"/>
+        </w:rPr>
+        <w:t xml:space="preserve">extent that a trustee </w:t>
+      </w:r>
+      <w:r>
+        <w:rPr>
+          <w:rFonts w:ascii="Times New Roman" w:hAnsi="Times New Roman"/>
+          <w:color w:val="0645AD"/>
+          <w:u w:val="single"/>
+          <w:sz w:val="24"/>
+          <w:szCs w:val="24"/>
+        </w:rPr>
+        <w:t xml:space="preserve">written consent of the Member; (b) entry </w:t>
+      </w:r>
+      <w:r>
+        <w:rPr>
+          <w:rFonts w:ascii="Times New Roman" w:hAnsi="Times New Roman"/>
+          <w:sz w:val="24"/>
+          <w:szCs w:val="24"/>
+        </w:rPr>
+        <w:t xml:space="preserve">of a </w:t>
+      </w:r>
+      <w:r>
+        <w:rPr>
+          <w:rFonts w:ascii="Times New Roman" w:hAnsi="Times New Roman"/>
+          <w:strike/>
+          <w:color w:val="C00000"/>
+          <w:sz w:val="24"/>
+          <w:szCs w:val="24"/>
+        </w:rPr>
+        <w:t xml:space="preserve">Member's bankruptcy is allowed either to assume </w:t>
+      </w:r>
+      <w:r>
+        <w:rPr>
+          <w:rFonts w:ascii="Times New Roman" w:hAnsi="Times New Roman"/>
+          <w:color w:val="0645AD"/>
+          <w:u w:val="single"/>
+          <w:sz w:val="24"/>
+          <w:szCs w:val="24"/>
+        </w:rPr>
+        <w:t xml:space="preserve">decree of judicial dissolution under the Act; </w:t>
+      </w:r>
+      <w:r>
+        <w:rPr>
+          <w:rFonts w:ascii="Times New Roman" w:hAnsi="Times New Roman"/>
+          <w:sz w:val="24"/>
+          <w:szCs w:val="24"/>
+        </w:rPr>
+        <w:t xml:space="preserve">or </w:t>
+      </w:r>
+      <w:r>
+        <w:rPr>
+          <w:rFonts w:ascii="Times New Roman" w:hAnsi="Times New Roman"/>
+          <w:strike/>
+          <w:color w:val="C00000"/>
+          <w:sz w:val="24"/>
+          <w:szCs w:val="24"/>
+        </w:rPr>
+        <w:t xml:space="preserve">reject a debtor Member's interest in </w:t>
+      </w:r>
+      <w:r>
+        <w:rPr>
+          <w:rFonts w:ascii="Times New Roman" w:hAnsi="Times New Roman"/>
+          <w:color w:val="0645AD"/>
+          <w:u w:val="single"/>
+          <w:sz w:val="24"/>
+          <w:szCs w:val="24"/>
+        </w:rPr>
+        <w:t xml:space="preserve">(c) any other event that under the Act requires dissolution. Dissolution of </w:t>
+      </w:r>
+      <w:r>
+        <w:rPr>
+          <w:rFonts w:ascii="Times New Roman" w:hAnsi="Times New Roman"/>
+          <w:sz w:val="24"/>
+          <w:szCs w:val="24"/>
+        </w:rPr>
+        <w:t xml:space="preserve">the Company </w:t>
+      </w:r>
+      <w:r>
+        <w:rPr>
+          <w:rFonts w:ascii="Times New Roman" w:hAnsi="Times New Roman"/>
+          <w:strike/>
+          <w:color w:val="C00000"/>
+          <w:sz w:val="24"/>
+          <w:szCs w:val="24"/>
+        </w:rPr>
+        <w:t xml:space="preserve">governed by this Agreement, such action shall comply with </w:t>
+      </w:r>
+      <w:r>
+        <w:rPr>
+          <w:rFonts w:ascii="Times New Roman" w:hAnsi="Times New Roman"/>
+          <w:color w:val="0645AD"/>
+          <w:u w:val="single"/>
+          <w:sz w:val="24"/>
+          <w:szCs w:val="24"/>
+        </w:rPr>
+        <w:t xml:space="preserve">causes </w:t>
+      </w:r>
+      <w:r>
+        <w:rPr>
+          <w:rFonts w:ascii="Times New Roman" w:hAnsi="Times New Roman"/>
+          <w:sz w:val="24"/>
+          <w:szCs w:val="24"/>
+        </w:rPr>
+        <w:t xml:space="preserve">the </w:t>
+      </w:r>
+      <w:r>
+        <w:rPr>
+          <w:rFonts w:ascii="Times New Roman" w:hAnsi="Times New Roman"/>
+          <w:strike/>
+          <w:color w:val="C00000"/>
+          <w:sz w:val="24"/>
+          <w:szCs w:val="24"/>
+        </w:rPr>
+        <w:t xml:space="preserve">time period set forth in 11 U.S.C. §365(d), </w:t>
+      </w:r>
+      <w:r>
+        <w:rPr>
+          <w:rFonts w:ascii="Times New Roman" w:hAnsi="Times New Roman"/>
+          <w:color w:val="0645AD"/>
+          <w:u w:val="single"/>
+          <w:sz w:val="24"/>
+          <w:szCs w:val="24"/>
+        </w:rPr>
+        <w:t xml:space="preserve">dissolution of each Protected Series, </w:t>
+      </w:r>
+      <w:r>
+        <w:rPr>
+          <w:rFonts w:ascii="Times New Roman" w:hAnsi="Times New Roman"/>
+          <w:sz w:val="24"/>
+          <w:szCs w:val="24"/>
+        </w:rPr>
+        <w:t xml:space="preserve">and </w:t>
+      </w:r>
+      <w:r>
+        <w:rPr>
+          <w:rFonts w:ascii="Times New Roman" w:hAnsi="Times New Roman"/>
+          <w:strike/>
+          <w:color w:val="C00000"/>
+          <w:sz w:val="24"/>
+          <w:szCs w:val="24"/>
+        </w:rPr>
+        <w:t xml:space="preserve">if </w:t>
+      </w:r>
+      <w:r>
+        <w:rPr>
+          <w:rFonts w:ascii="Times New Roman" w:hAnsi="Times New Roman"/>
+          <w:sz w:val="24"/>
+          <w:szCs w:val="24"/>
+        </w:rPr>
+        <w:t xml:space="preserve">the </w:t>
+      </w:r>
+      <w:r>
+        <w:rPr>
+          <w:rFonts w:ascii="Times New Roman" w:hAnsi="Times New Roman"/>
+          <w:strike/>
+          <w:color w:val="C00000"/>
+          <w:sz w:val="24"/>
+          <w:szCs w:val="24"/>
+        </w:rPr>
+        <w:t xml:space="preserve">trustee assumes such debtor Member's interest, such trustee shall comply with the terms of this Agreement and Florida law governing this Agreement, including, without limitation, the restrictions </w:t>
+      </w:r>
+      <w:r>
+        <w:rPr>
+          <w:rFonts w:ascii="Times New Roman" w:hAnsi="Times New Roman"/>
+          <w:color w:val="0645AD"/>
+          <w:u w:val="single"/>
+          <w:sz w:val="24"/>
+          <w:szCs w:val="24"/>
+        </w:rPr>
+        <w:t xml:space="preserve">winding up </w:t>
+      </w:r>
+      <w:r>
+        <w:rPr>
+          <w:rFonts w:ascii="Times New Roman" w:hAnsi="Times New Roman"/>
+          <w:sz w:val="24"/>
+          <w:szCs w:val="24"/>
+        </w:rPr>
+        <w:t xml:space="preserve">of the </w:t>
+      </w:r>
+      <w:r>
+        <w:rPr>
+          <w:rFonts w:ascii="Times New Roman" w:hAnsi="Times New Roman"/>
+          <w:strike/>
+          <w:color w:val="C00000"/>
+          <w:sz w:val="24"/>
+          <w:szCs w:val="24"/>
+        </w:rPr>
+        <w:t xml:space="preserve">rights </w:t>
+      </w:r>
+      <w:r>
+        <w:rPr>
+          <w:rFonts w:ascii="Times New Roman" w:hAnsi="Times New Roman"/>
+          <w:color w:val="0645AD"/>
+          <w:u w:val="single"/>
+          <w:sz w:val="24"/>
+          <w:szCs w:val="24"/>
+        </w:rPr>
+        <w:t xml:space="preserve">Company is not complete until the winding up </w:t>
+      </w:r>
+      <w:r>
+        <w:rPr>
+          <w:rFonts w:ascii="Times New Roman" w:hAnsi="Times New Roman"/>
+          <w:sz w:val="24"/>
+          <w:szCs w:val="24"/>
+        </w:rPr>
+        <w:t xml:space="preserve">of </w:t>
+      </w:r>
+      <w:r>
+        <w:rPr>
+          <w:rFonts w:ascii="Times New Roman" w:hAnsi="Times New Roman"/>
+          <w:strike/>
+          <w:color w:val="C00000"/>
+          <w:sz w:val="24"/>
+          <w:szCs w:val="24"/>
+        </w:rPr>
+        <w:t xml:space="preserve">a creditor of a Member or transferee pursuant to ss. 605.0502 and 605.0503, Florida Statutes. </w:t>
+      </w:r>
+      <w:r>
+        <w:rPr>
+          <w:rFonts w:ascii="Times New Roman" w:hAnsi="Times New Roman"/>
+          <w:color w:val="0645AD"/>
+          <w:u w:val="single"/>
+          <w:sz w:val="24"/>
+          <w:szCs w:val="24"/>
+        </w:rPr>
+        <w:t xml:space="preserve">each Protected Series is complete. </w:t>
+      </w:r>
+    </w:p>
+    <w:p>
+      <w:pPr>
+        <w:keepLines/>
+        <w:widowControl/>
+        <w:spacing w:after="160"/>
+        <w:jc w:val="both"/>
+      </w:pPr>
+      <w:r>
+        <w:rPr>
+          <w:rFonts w:ascii="Times New Roman" w:hAnsi="Times New Roman"/>
+          <w:strike/>
+          <w:color w:val="C00000"/>
+          <w:sz w:val="24"/>
+          <w:szCs w:val="24"/>
+        </w:rPr>
+        <w:t xml:space="preserve">ARTICLE 12 — ADMISSION OF MEMBERS; ASSOCIATION WITH PROTECTED SERIES </w:t>
+      </w:r>
+      <w:r>
+        <w:rPr>
+          <w:rFonts w:ascii="Times New Roman" w:hAnsi="Times New Roman"/>
+          <w:color w:val="0645AD"/>
+          <w:u w:val="single"/>
+          <w:sz w:val="24"/>
+          <w:szCs w:val="24"/>
+        </w:rPr>
+        <w:t xml:space="preserve">12.4 Winding Up the Company. Upon dissolution of the Company, the Manager (or, if there is none, a person designated by the Member) shall wind up the Company and each Protected Series. After the winding up of each Protected Series under Section 12.2, the remaining Associated Assets of the Company shall be applied: first, to pay or provide for the Company's Associated Liabilities to creditors; and then the balance to the Member. Articles of dissolution shall be filed as the Act requires, and the Company shall terminate when winding up is complete. </w:t>
+      </w:r>
+    </w:p>
+    <w:p>
+      <w:pPr>
+        <w:keepLines/>
+        <w:widowControl/>
+        <w:spacing w:after="160"/>
+        <w:jc w:val="both"/>
+      </w:pPr>
+      <w:r>
+        <w:rPr>
+          <w:rFonts w:ascii="Times New Roman" w:hAnsi="Times New Roman"/>
+          <w:strike/>
+          <w:color w:val="C00000"/>
+          <w:sz w:val="24"/>
+          <w:szCs w:val="24"/>
+        </w:rPr>
+        <w:t xml:space="preserve">12.1 Admission of Members. A person may be admitted as a </w:t>
+      </w:r>
+      <w:r>
+        <w:rPr>
+          <w:rFonts w:ascii="Times New Roman" w:hAnsi="Times New Roman"/>
+          <w:color w:val="0645AD"/>
+          <w:u w:val="single"/>
+          <w:sz w:val="24"/>
+          <w:szCs w:val="24"/>
+        </w:rPr>
+        <w:t xml:space="preserve">12.5 No Deficit Obligation; Recourse Limited. The </w:t>
+      </w:r>
+      <w:r>
+        <w:rPr>
+          <w:rFonts w:ascii="Times New Roman" w:hAnsi="Times New Roman"/>
+          <w:sz w:val="24"/>
+          <w:szCs w:val="24"/>
+        </w:rPr>
+        <w:t xml:space="preserve">Member </w:t>
+      </w:r>
+      <w:r>
+        <w:rPr>
+          <w:rFonts w:ascii="Times New Roman" w:hAnsi="Times New Roman"/>
+          <w:color w:val="0645AD"/>
+          <w:u w:val="single"/>
+          <w:sz w:val="24"/>
+          <w:szCs w:val="24"/>
+        </w:rPr>
+        <w:t xml:space="preserve">shall have no obligation to restore any deficit or to contribute capital in connection with any winding up, and each creditor </w:t>
+      </w:r>
+      <w:r>
+        <w:rPr>
+          <w:rFonts w:ascii="Times New Roman" w:hAnsi="Times New Roman"/>
+          <w:sz w:val="24"/>
+          <w:szCs w:val="24"/>
+        </w:rPr>
+        <w:t xml:space="preserve">of the Company </w:t>
+      </w:r>
+      <w:r>
+        <w:rPr>
+          <w:rFonts w:ascii="Times New Roman" w:hAnsi="Times New Roman"/>
+          <w:strike/>
+          <w:color w:val="C00000"/>
+          <w:sz w:val="24"/>
+          <w:szCs w:val="24"/>
+        </w:rPr>
+        <w:t xml:space="preserve">only with </w:t>
+      </w:r>
+      <w:r>
+        <w:rPr>
+          <w:rFonts w:ascii="Times New Roman" w:hAnsi="Times New Roman"/>
+          <w:color w:val="0645AD"/>
+          <w:u w:val="single"/>
+          <w:sz w:val="24"/>
+          <w:szCs w:val="24"/>
+        </w:rPr>
+        <w:t xml:space="preserve">or of any Protected Series shall look solely to </w:t>
+      </w:r>
+      <w:r>
+        <w:rPr>
+          <w:rFonts w:ascii="Times New Roman" w:hAnsi="Times New Roman"/>
+          <w:sz w:val="24"/>
+          <w:szCs w:val="24"/>
+        </w:rPr>
+        <w:t xml:space="preserve">the </w:t>
+      </w:r>
+      <w:r>
+        <w:rPr>
+          <w:rFonts w:ascii="Times New Roman" w:hAnsi="Times New Roman"/>
+          <w:strike/>
+          <w:color w:val="C00000"/>
+          <w:sz w:val="24"/>
+          <w:szCs w:val="24"/>
+        </w:rPr>
+        <w:t xml:space="preserve">written consent </w:t>
+      </w:r>
+      <w:r>
+        <w:rPr>
+          <w:rFonts w:ascii="Times New Roman" w:hAnsi="Times New Roman"/>
+          <w:color w:val="0645AD"/>
+          <w:u w:val="single"/>
+          <w:sz w:val="24"/>
+          <w:szCs w:val="24"/>
+        </w:rPr>
+        <w:t xml:space="preserve">Associated Assets </w:t>
+      </w:r>
+      <w:r>
+        <w:rPr>
+          <w:rFonts w:ascii="Times New Roman" w:hAnsi="Times New Roman"/>
+          <w:sz w:val="24"/>
+          <w:szCs w:val="24"/>
+        </w:rPr>
+        <w:t xml:space="preserve">of </w:t>
+      </w:r>
+      <w:r>
+        <w:rPr>
+          <w:rFonts w:ascii="Times New Roman" w:hAnsi="Times New Roman"/>
+          <w:strike/>
+          <w:color w:val="C00000"/>
+          <w:sz w:val="24"/>
+          <w:szCs w:val="24"/>
+        </w:rPr>
+        <w:t xml:space="preserve">all Members and upon the person's delivery of a signed agreement to be bound by this Agreement, except that (a) a TOD beneficiary is admitted as provided in Section 4.11, and (b) a permitted family transferee under Section 10.2 may be admitted with the written consent of a Majority in Interest of the Members other than the transferor. </w:t>
+      </w:r>
+      <w:r>
+        <w:rPr>
+          <w:rFonts w:ascii="Times New Roman" w:hAnsi="Times New Roman"/>
+          <w:color w:val="0645AD"/>
+          <w:u w:val="single"/>
+          <w:sz w:val="24"/>
+          <w:szCs w:val="24"/>
+        </w:rPr>
+        <w:t xml:space="preserve">its obligor. </w:t>
+      </w:r>
+    </w:p>
+    <w:p>
+      <w:pPr>
+        <w:keepLines/>
+        <w:widowControl/>
+        <w:spacing w:after="160"/>
+        <w:jc w:val="both"/>
+      </w:pPr>
+      <w:r>
+        <w:rPr>
+          <w:rFonts w:ascii="Times New Roman" w:hAnsi="Times New Roman"/>
+          <w:strike/>
+          <w:color w:val="C00000"/>
+          <w:sz w:val="24"/>
+          <w:szCs w:val="24"/>
+        </w:rPr>
+        <w:t xml:space="preserve">12.2 No Association with a Protected Series. No Member may be associated with a Protected Series. A Protected Series may not be established with, and may not admit, an Associated Member. Any amendment permitting Associated Members may cause each Protected Series to be treated as an entity separate from the Company for federal income tax purposes, with its own filing obligations, and may terminate any election the Company has made. </w:t>
+      </w:r>
+      <w:r>
+        <w:rPr>
+          <w:rFonts w:ascii="Times New Roman" w:hAnsi="Times New Roman"/>
+          <w:color w:val="0645AD"/>
+          <w:u w:val="single"/>
+          <w:sz w:val="24"/>
+          <w:szCs w:val="24"/>
+        </w:rPr>
+        <w:t xml:space="preserve">ARTICLE 13 — AMENDMENTS; CONSENTS </w:t>
+      </w:r>
+    </w:p>
+    <w:p>
+      <w:pPr>
+        <w:keepLines/>
+        <w:widowControl/>
+        <w:spacing w:after="160"/>
+        <w:jc w:val="both"/>
+      </w:pPr>
+      <w:r>
+        <w:rPr>
+          <w:rFonts w:ascii="Times New Roman" w:hAnsi="Times New Roman"/>
+          <w:strike/>
+          <w:color w:val="C00000"/>
+          <w:sz w:val="24"/>
+          <w:szCs w:val="24"/>
+        </w:rPr>
+        <w:t xml:space="preserve">12.3 Continuation on Termination of Last Member. Upon </w:t>
+      </w:r>
+      <w:r>
+        <w:rPr>
+          <w:rFonts w:ascii="Times New Roman" w:hAnsi="Times New Roman"/>
+          <w:color w:val="0645AD"/>
+          <w:u w:val="single"/>
+          <w:sz w:val="24"/>
+          <w:szCs w:val="24"/>
+        </w:rPr>
+        <w:t xml:space="preserve">13.1 Amendments. This Agreement, including any Series Exhibit, may be amended only by a written instrument signed by </w:t>
+      </w:r>
+      <w:r>
+        <w:rPr>
+          <w:rFonts w:ascii="Times New Roman" w:hAnsi="Times New Roman"/>
+          <w:sz w:val="24"/>
+          <w:szCs w:val="24"/>
+        </w:rPr>
+        <w:t xml:space="preserve">the </w:t>
+      </w:r>
+      <w:r>
+        <w:rPr>
+          <w:rFonts w:ascii="Times New Roman" w:hAnsi="Times New Roman"/>
+          <w:strike/>
+          <w:color w:val="C00000"/>
+          <w:sz w:val="24"/>
+          <w:szCs w:val="24"/>
+        </w:rPr>
+        <w:t xml:space="preserve">termination </w:t>
+      </w:r>
+      <w:r>
+        <w:rPr>
+          <w:rFonts w:ascii="Times New Roman" w:hAnsi="Times New Roman"/>
+          <w:color w:val="0645AD"/>
+          <w:u w:val="single"/>
+          <w:sz w:val="24"/>
+          <w:szCs w:val="24"/>
+        </w:rPr>
+        <w:t xml:space="preserve">Member; provided, that any amendment changing the rights or obligations </w:t>
+      </w:r>
+      <w:r>
+        <w:rPr>
+          <w:rFonts w:ascii="Times New Roman" w:hAnsi="Times New Roman"/>
+          <w:sz w:val="24"/>
+          <w:szCs w:val="24"/>
+        </w:rPr>
+        <w:t xml:space="preserve">of the </w:t>
+      </w:r>
+      <w:r>
+        <w:rPr>
+          <w:rFonts w:ascii="Times New Roman" w:hAnsi="Times New Roman"/>
+          <w:strike/>
+          <w:color w:val="C00000"/>
+          <w:sz w:val="24"/>
+          <w:szCs w:val="24"/>
+        </w:rPr>
+        <w:t xml:space="preserve">membership </w:t>
+      </w:r>
+      <w:r>
+        <w:rPr>
+          <w:rFonts w:ascii="Times New Roman" w:hAnsi="Times New Roman"/>
+          <w:color w:val="0645AD"/>
+          <w:u w:val="single"/>
+          <w:sz w:val="24"/>
+          <w:szCs w:val="24"/>
+        </w:rPr>
+        <w:t xml:space="preserve">Manager may not impose new obligations on the Manager without the Manager's written consent. Oral, implied, or course-of-dealing amendments are </w:t>
+      </w:r>
+      <w:r>
+        <w:rPr>
+          <w:rFonts w:ascii="Times New Roman" w:hAnsi="Times New Roman"/>
+          <w:sz w:val="24"/>
+          <w:szCs w:val="24"/>
+        </w:rPr>
+        <w:t xml:space="preserve">of </w:t>
+      </w:r>
+      <w:r>
+        <w:rPr>
+          <w:rFonts w:ascii="Times New Roman" w:hAnsi="Times New Roman"/>
+          <w:strike/>
+          <w:color w:val="C00000"/>
+          <w:sz w:val="24"/>
+          <w:szCs w:val="24"/>
+        </w:rPr>
+        <w:t xml:space="preserve">the last remaining member of the Company, the Company shall not be dissolved, and the legal representative of the last remaining member shall agree in writing to continue the Company, and the representative (or an Immediate Family Member designated by the representative who is not a creditor of the last remaining member) shall be admitted as a member effective as of the terminating event, all as permitted by the Act. </w:t>
+      </w:r>
+      <w:r>
+        <w:rPr>
+          <w:rFonts w:ascii="Times New Roman" w:hAnsi="Times New Roman"/>
+          <w:color w:val="0645AD"/>
+          <w:u w:val="single"/>
+          <w:sz w:val="24"/>
+          <w:szCs w:val="24"/>
+        </w:rPr>
+        <w:t xml:space="preserve">no effect. </w:t>
+      </w:r>
+    </w:p>
+    <w:p>
+      <w:pPr>
+        <w:keepLines/>
+        <w:widowControl/>
+        <w:spacing w:after="160"/>
+        <w:jc w:val="both"/>
+      </w:pPr>
+      <w:r>
+        <w:rPr>
+          <w:rFonts w:ascii="Times New Roman" w:hAnsi="Times New Roman"/>
+          <w:strike/>
+          <w:color w:val="C00000"/>
+          <w:sz w:val="24"/>
+          <w:szCs w:val="24"/>
+        </w:rPr>
+        <w:t xml:space="preserve">ARTICLE 13 — WITHDRAWAL; DEADLOCK </w:t>
+      </w:r>
+      <w:r>
+        <w:rPr>
+          <w:rFonts w:ascii="Times New Roman" w:hAnsi="Times New Roman"/>
+          <w:color w:val="0645AD"/>
+          <w:u w:val="single"/>
+          <w:sz w:val="24"/>
+          <w:szCs w:val="24"/>
+        </w:rPr>
+        <w:t xml:space="preserve">13.2 Action by Written Consent. Any action of the Member, or of the Company, under this Agreement may be taken by a written consent signed by the Member and maintained with the Company's records. No meetings are required. </w:t>
+      </w:r>
+    </w:p>
+    <w:p>
+      <w:pPr>
+        <w:keepLines/>
+        <w:widowControl/>
+        <w:spacing w:after="160"/>
+        <w:jc w:val="both"/>
+      </w:pPr>
+      <w:r>
+        <w:rPr>
+          <w:rFonts w:ascii="Times New Roman" w:hAnsi="Times New Roman"/>
+          <w:strike/>
+          <w:color w:val="C00000"/>
+          <w:sz w:val="24"/>
+          <w:szCs w:val="24"/>
+        </w:rPr>
+        <w:t xml:space="preserve">13.1 No Voluntary Withdrawal. No Member may voluntarily withdraw, resign, or dissociate from the Company before the dissolution and winding up of the Company without the written consent of all other Members. A Member's dissociation, whether or not wrongful, does not entitle the dissociated Member to any distribution or payment for the Member's interest except as this Agreement or the Act provides, and a dissociated Member (or the Member's successor) holds thereafter only the rights of a transferee described in Section 10.3. </w:t>
+      </w:r>
+      <w:r>
+        <w:rPr>
+          <w:rFonts w:ascii="Times New Roman" w:hAnsi="Times New Roman"/>
+          <w:color w:val="0645AD"/>
+          <w:u w:val="single"/>
+          <w:sz w:val="24"/>
+          <w:szCs w:val="24"/>
+        </w:rPr>
+        <w:t xml:space="preserve">ARTICLE 14 — MISCELLANEOUS </w:t>
+      </w:r>
+    </w:p>
+    <w:p>
+      <w:pPr>
+        <w:keepLines/>
+        <w:widowControl/>
+        <w:spacing w:after="160"/>
+        <w:jc w:val="both"/>
+      </w:pPr>
+      <w:r>
+        <w:rPr>
+          <w:rFonts w:ascii="Times New Roman" w:hAnsi="Times New Roman"/>
+          <w:strike/>
+          <w:color w:val="C00000"/>
+          <w:sz w:val="24"/>
+          <w:szCs w:val="24"/>
+        </w:rPr>
+        <w:t xml:space="preserve">13.2 Deadlock; Buy-Sell Election. [OPTIONAL PROVISION — see Instructions; </w:t>
+      </w:r>
+      <w:r>
+        <w:rPr>
+          <w:rFonts w:ascii="Times New Roman" w:hAnsi="Times New Roman"/>
+          <w:color w:val="0645AD"/>
+          <w:u w:val="single"/>
+          <w:sz w:val="24"/>
+          <w:szCs w:val="24"/>
+        </w:rPr>
+        <w:t xml:space="preserve">14.1 Governing Law; Internal Affairs. This Agreement, the internal affairs of the Company and of each Protected Series, and the relations among the Member, the Manager, each Protected Series Manager, the Company, and each Protected Series, are governed by the laws of the State of Florida, without regard </w:t>
+      </w:r>
+      <w:r>
+        <w:rPr>
+          <w:rFonts w:ascii="Times New Roman" w:hAnsi="Times New Roman"/>
+          <w:sz w:val="24"/>
+          <w:szCs w:val="24"/>
+        </w:rPr>
+        <w:t xml:space="preserve">to </w:t>
+      </w:r>
+      <w:r>
+        <w:rPr>
+          <w:rFonts w:ascii="Times New Roman" w:hAnsi="Times New Roman"/>
+          <w:strike/>
+          <w:color w:val="C00000"/>
+          <w:sz w:val="24"/>
+          <w:szCs w:val="24"/>
+        </w:rPr>
+        <w:t xml:space="preserve">omit, replace the text of this Section with "[Reserved.]" — do not renumber] </w:t>
+      </w:r>
+      <w:r>
+        <w:rPr>
+          <w:rFonts w:ascii="Times New Roman" w:hAnsi="Times New Roman"/>
+          <w:color w:val="0645AD"/>
+          <w:u w:val="single"/>
+          <w:sz w:val="24"/>
+          <w:szCs w:val="24"/>
+        </w:rPr>
+        <w:t xml:space="preserve">conflict-of-laws principles. </w:t>
+      </w:r>
+    </w:p>
+    <w:p>
+      <w:pPr>
+        <w:keepLines/>
+        <w:widowControl/>
+        <w:spacing w:after="160"/>
+        <w:jc w:val="both"/>
+      </w:pPr>
+      <w:r>
+        <w:rPr>
+          <w:rFonts w:ascii="Times New Roman" w:hAnsi="Times New Roman"/>
+          <w:strike/>
+          <w:color w:val="C00000"/>
+          <w:sz w:val="24"/>
+          <w:szCs w:val="24"/>
+        </w:rPr>
+        <w:t xml:space="preserve">(a) A "Deadlock" exists if the Members are unable, by the vote required under </w:t>
+      </w:r>
+      <w:r>
+        <w:rPr>
+          <w:rFonts w:ascii="Times New Roman" w:hAnsi="Times New Roman"/>
+          <w:color w:val="0645AD"/>
+          <w:u w:val="single"/>
+          <w:sz w:val="24"/>
+          <w:szCs w:val="24"/>
+        </w:rPr>
+        <w:t xml:space="preserve">14.2 Venue. Any action or proceeding arising out of or relating to </w:t>
+      </w:r>
+      <w:r>
+        <w:rPr>
+          <w:rFonts w:ascii="Times New Roman" w:hAnsi="Times New Roman"/>
+          <w:sz w:val="24"/>
+          <w:szCs w:val="24"/>
+        </w:rPr>
+        <w:t xml:space="preserve">this Agreement, </w:t>
+      </w:r>
+      <w:r>
+        <w:rPr>
+          <w:rFonts w:ascii="Times New Roman" w:hAnsi="Times New Roman"/>
+          <w:strike/>
+          <w:color w:val="C00000"/>
+          <w:sz w:val="24"/>
+          <w:szCs w:val="24"/>
+        </w:rPr>
+        <w:t xml:space="preserve">to approve </w:t>
+      </w:r>
+      <w:r>
+        <w:rPr>
+          <w:rFonts w:ascii="Times New Roman" w:hAnsi="Times New Roman"/>
+          <w:color w:val="0645AD"/>
+          <w:u w:val="single"/>
+          <w:sz w:val="24"/>
+          <w:szCs w:val="24"/>
+        </w:rPr>
+        <w:t xml:space="preserve">the Company, </w:t>
+      </w:r>
+      <w:r>
+        <w:rPr>
+          <w:rFonts w:ascii="Times New Roman" w:hAnsi="Times New Roman"/>
+          <w:sz w:val="24"/>
+          <w:szCs w:val="24"/>
+        </w:rPr>
+        <w:t xml:space="preserve">or </w:t>
+      </w:r>
+      <w:r>
+        <w:rPr>
+          <w:rFonts w:ascii="Times New Roman" w:hAnsi="Times New Roman"/>
+          <w:strike/>
+          <w:color w:val="C00000"/>
+          <w:sz w:val="24"/>
+          <w:szCs w:val="24"/>
+        </w:rPr>
+        <w:t xml:space="preserve">reject a matter duly submitted for approval, </w:t>
+      </w:r>
+      <w:r>
+        <w:rPr>
+          <w:rFonts w:ascii="Times New Roman" w:hAnsi="Times New Roman"/>
+          <w:color w:val="0645AD"/>
+          <w:u w:val="single"/>
+          <w:sz w:val="24"/>
+          <w:szCs w:val="24"/>
+        </w:rPr>
+        <w:t xml:space="preserve">any Protected Series shall be brought exclusively in the courts of the county in Florida in which the Company's principal office is located, </w:t>
+      </w:r>
+      <w:r>
+        <w:rPr>
+          <w:rFonts w:ascii="Times New Roman" w:hAnsi="Times New Roman"/>
+          <w:sz w:val="24"/>
+          <w:szCs w:val="24"/>
+        </w:rPr>
+        <w:t xml:space="preserve">and </w:t>
+      </w:r>
+      <w:r>
+        <w:rPr>
+          <w:rFonts w:ascii="Times New Roman" w:hAnsi="Times New Roman"/>
+          <w:strike/>
+          <w:color w:val="C00000"/>
+          <w:sz w:val="24"/>
+          <w:szCs w:val="24"/>
+        </w:rPr>
+        <w:t xml:space="preserve">the inability continues for sixty (60) days after any Member delivers written notice </w:t>
+      </w:r>
+      <w:r>
+        <w:rPr>
+          <w:rFonts w:ascii="Times New Roman" w:hAnsi="Times New Roman"/>
+          <w:color w:val="0645AD"/>
+          <w:u w:val="single"/>
+          <w:sz w:val="24"/>
+          <w:szCs w:val="24"/>
+        </w:rPr>
+        <w:t xml:space="preserve">each party consents </w:t>
+      </w:r>
+      <w:r>
+        <w:rPr>
+          <w:rFonts w:ascii="Times New Roman" w:hAnsi="Times New Roman"/>
+          <w:sz w:val="24"/>
+          <w:szCs w:val="24"/>
+        </w:rPr>
+        <w:t xml:space="preserve">to the </w:t>
+      </w:r>
+      <w:r>
+        <w:rPr>
+          <w:rFonts w:ascii="Times New Roman" w:hAnsi="Times New Roman"/>
+          <w:strike/>
+          <w:color w:val="C00000"/>
           <w:sz w:val="24"/>
           <w:szCs w:val="24"/>
         </w:rPr>
@@ -7101,7 +9529,7 @@
           <w:sz w:val="24"/>
           <w:szCs w:val="24"/>
         </w:rPr>
-        <w:t xml:space="preserve">qualify at all times as a small business corporation eligible for a valid election under section 1362 of the Code </w:t>
+        <w:t xml:space="preserve">jurisdiction of such courts </w:t>
       </w:r>
       <w:r>
         <w:rPr>
@@ -7114,12 +9542,628 @@
       <w:r>
         <w:rPr>
           <w:rFonts w:ascii="Times New Roman" w:hAnsi="Times New Roman"/>
-          <w:color w:val="0645AD"/>
-          <w:u w:val="single"/>
-          <w:sz w:val="24"/>
-          <w:szCs w:val="24"/>
-        </w:rPr>
-        <w:t xml:space="preserve">that the election remain in effect; any provision </w:t>
+          <w:strike/>
+          <w:color w:val="C00000"/>
+          <w:sz w:val="24"/>
+          <w:szCs w:val="24"/>
+        </w:rPr>
+        <w:t xml:space="preserve">the other Members describing the matter and stating that a Deadlock exists. </w:t>
+      </w:r>
+      <w:r>
+        <w:rPr>
+          <w:rFonts w:ascii="Times New Roman" w:hAnsi="Times New Roman"/>
+          <w:color w:val="0645AD"/>
+          <w:u w:val="single"/>
+          <w:sz w:val="24"/>
+          <w:szCs w:val="24"/>
+        </w:rPr>
+        <w:t xml:space="preserve">waives any objection to venue there. </w:t>
+      </w:r>
+    </w:p>
+    <w:p>
+      <w:pPr>
+        <w:keepLines/>
+        <w:widowControl/>
+        <w:spacing w:after="160"/>
+        <w:jc w:val="both"/>
+      </w:pPr>
+      <w:r>
+        <w:rPr>
+          <w:rFonts w:ascii="Times New Roman" w:hAnsi="Times New Roman"/>
+          <w:strike/>
+          <w:color w:val="C00000"/>
+          <w:sz w:val="24"/>
+          <w:szCs w:val="24"/>
+        </w:rPr>
+        <w:t xml:space="preserve">(b) During a Deadlock, </w:t>
+      </w:r>
+      <w:r>
+        <w:rPr>
+          <w:rFonts w:ascii="Times New Roman" w:hAnsi="Times New Roman"/>
+          <w:color w:val="0645AD"/>
+          <w:u w:val="single"/>
+          <w:sz w:val="24"/>
+          <w:szCs w:val="24"/>
+        </w:rPr>
+        <w:t xml:space="preserve">14.3 Severability. If </w:t>
+      </w:r>
+      <w:r>
+        <w:rPr>
+          <w:rFonts w:ascii="Times New Roman" w:hAnsi="Times New Roman"/>
+          <w:sz w:val="24"/>
+          <w:szCs w:val="24"/>
+        </w:rPr>
+        <w:t xml:space="preserve">any </w:t>
+      </w:r>
+      <w:r>
+        <w:rPr>
+          <w:rFonts w:ascii="Times New Roman" w:hAnsi="Times New Roman"/>
+          <w:strike/>
+          <w:color w:val="C00000"/>
+          <w:sz w:val="24"/>
+          <w:szCs w:val="24"/>
+        </w:rPr>
+        <w:t xml:space="preserve">Member holding twenty-five percent (25%) </w:t>
+      </w:r>
+      <w:r>
+        <w:rPr>
+          <w:rFonts w:ascii="Times New Roman" w:hAnsi="Times New Roman"/>
+          <w:color w:val="0645AD"/>
+          <w:u w:val="single"/>
+          <w:sz w:val="24"/>
+          <w:szCs w:val="24"/>
+        </w:rPr>
+        <w:t xml:space="preserve">provision of this Agreement is held invalid </w:t>
+      </w:r>
+      <w:r>
+        <w:rPr>
+          <w:rFonts w:ascii="Times New Roman" w:hAnsi="Times New Roman"/>
+          <w:sz w:val="24"/>
+          <w:szCs w:val="24"/>
+        </w:rPr>
+        <w:t xml:space="preserve">or </w:t>
+      </w:r>
+      <w:r>
+        <w:rPr>
+          <w:rFonts w:ascii="Times New Roman" w:hAnsi="Times New Roman"/>
+          <w:strike/>
+          <w:color w:val="C00000"/>
+          <w:sz w:val="24"/>
+          <w:szCs w:val="24"/>
+        </w:rPr>
+        <w:t xml:space="preserve">more </w:t>
+      </w:r>
+      <w:r>
+        <w:rPr>
+          <w:rFonts w:ascii="Times New Roman" w:hAnsi="Times New Roman"/>
+          <w:color w:val="0645AD"/>
+          <w:u w:val="single"/>
+          <w:sz w:val="24"/>
+          <w:szCs w:val="24"/>
+        </w:rPr>
+        <w:t xml:space="preserve">unenforceable, that provision shall be modified to the minimum extent necessary to make it enforceable, and the remainder of this Agreement shall remain in full force; provided, that nothing in this Agreement shall be construed to vary any provision </w:t>
+      </w:r>
+      <w:r>
+        <w:rPr>
+          <w:rFonts w:ascii="Times New Roman" w:hAnsi="Times New Roman"/>
+          <w:sz w:val="24"/>
+          <w:szCs w:val="24"/>
+        </w:rPr>
+        <w:t xml:space="preserve">of the </w:t>
+      </w:r>
+      <w:r>
+        <w:rPr>
+          <w:rFonts w:ascii="Times New Roman" w:hAnsi="Times New Roman"/>
+          <w:strike/>
+          <w:color w:val="C00000"/>
+          <w:sz w:val="24"/>
+          <w:szCs w:val="24"/>
+        </w:rPr>
+        <w:t xml:space="preserve">Percentage Interests (the "Offeror") </w:t>
+      </w:r>
+      <w:r>
+        <w:rPr>
+          <w:rFonts w:ascii="Times New Roman" w:hAnsi="Times New Roman"/>
+          <w:color w:val="0645AD"/>
+          <w:u w:val="single"/>
+          <w:sz w:val="24"/>
+          <w:szCs w:val="24"/>
+        </w:rPr>
+        <w:t xml:space="preserve">Act that </w:t>
+      </w:r>
+      <w:r>
+        <w:rPr>
+          <w:rFonts w:ascii="Times New Roman" w:hAnsi="Times New Roman"/>
+          <w:sz w:val="24"/>
+          <w:szCs w:val="24"/>
+        </w:rPr>
+        <w:t xml:space="preserve">may </w:t>
+      </w:r>
+      <w:r>
+        <w:rPr>
+          <w:rFonts w:ascii="Times New Roman" w:hAnsi="Times New Roman"/>
+          <w:strike/>
+          <w:color w:val="C00000"/>
+          <w:sz w:val="24"/>
+          <w:szCs w:val="24"/>
+        </w:rPr>
+        <w:t xml:space="preserve">deliver to the other Members (the "Offerees") a written offer (the "Buy-Sell Offer") stating a single gross valuation for the Company and all Protected Series, in cash. The Buy-Sell Offer constitutes both (i) </w:t>
+      </w:r>
+      <w:r>
+        <w:rPr>
+          <w:rFonts w:ascii="Times New Roman" w:hAnsi="Times New Roman"/>
+          <w:color w:val="0645AD"/>
+          <w:u w:val="single"/>
+          <w:sz w:val="24"/>
+          <w:szCs w:val="24"/>
+        </w:rPr>
+        <w:t xml:space="preserve">not be varied by </w:t>
+      </w:r>
+      <w:r>
+        <w:rPr>
+          <w:rFonts w:ascii="Times New Roman" w:hAnsi="Times New Roman"/>
+          <w:sz w:val="24"/>
+          <w:szCs w:val="24"/>
+        </w:rPr>
+        <w:t xml:space="preserve">an </w:t>
+      </w:r>
+      <w:r>
+        <w:rPr>
+          <w:rFonts w:ascii="Times New Roman" w:hAnsi="Times New Roman"/>
+          <w:strike/>
+          <w:color w:val="C00000"/>
+          <w:sz w:val="24"/>
+          <w:szCs w:val="24"/>
+        </w:rPr>
+        <w:t xml:space="preserve">offer by the Offeror to purchase all of the Offerees' Membership Interests at their proportionate share of that valuation, and (ii) an offer by the Offeror to sell all of the Offeror's Membership Interest to the Offerees at the Offeror's proportionate share of that valuation. </w:t>
+      </w:r>
+      <w:r>
+        <w:rPr>
+          <w:rFonts w:ascii="Times New Roman" w:hAnsi="Times New Roman"/>
+          <w:color w:val="0645AD"/>
+          <w:u w:val="single"/>
+          <w:sz w:val="24"/>
+          <w:szCs w:val="24"/>
+        </w:rPr>
+        <w:t xml:space="preserve">operating agreement. </w:t>
+      </w:r>
+    </w:p>
+    <w:p>
+      <w:pPr>
+        <w:keepLines/>
+        <w:widowControl/>
+        <w:spacing w:after="160"/>
+        <w:jc w:val="both"/>
+      </w:pPr>
+      <w:r>
+        <w:rPr>
+          <w:rFonts w:ascii="Times New Roman" w:hAnsi="Times New Roman"/>
+          <w:strike/>
+          <w:color w:val="C00000"/>
+          <w:sz w:val="24"/>
+          <w:szCs w:val="24"/>
+        </w:rPr>
+        <w:t xml:space="preserve">(c) Within forty-five (45) days after delivery of </w:t>
+      </w:r>
+      <w:r>
+        <w:rPr>
+          <w:rFonts w:ascii="Times New Roman" w:hAnsi="Times New Roman"/>
+          <w:color w:val="0645AD"/>
+          <w:u w:val="single"/>
+          <w:sz w:val="24"/>
+          <w:szCs w:val="24"/>
+        </w:rPr>
+        <w:t xml:space="preserve">14.4 Entire Agreement. This Agreement, including Exhibit A and each Series Exhibit, constitutes </w:t>
+      </w:r>
+      <w:r>
+        <w:rPr>
+          <w:rFonts w:ascii="Times New Roman" w:hAnsi="Times New Roman"/>
+          <w:sz w:val="24"/>
+          <w:szCs w:val="24"/>
+        </w:rPr>
+        <w:t xml:space="preserve">the </w:t>
+      </w:r>
+      <w:r>
+        <w:rPr>
+          <w:rFonts w:ascii="Times New Roman" w:hAnsi="Times New Roman"/>
+          <w:strike/>
+          <w:color w:val="C00000"/>
+          <w:sz w:val="24"/>
+          <w:szCs w:val="24"/>
+        </w:rPr>
+        <w:t xml:space="preserve">Buy-Sell Offer, </w:t>
+      </w:r>
+      <w:r>
+        <w:rPr>
+          <w:rFonts w:ascii="Times New Roman" w:hAnsi="Times New Roman"/>
+          <w:color w:val="0645AD"/>
+          <w:u w:val="single"/>
+          <w:sz w:val="24"/>
+          <w:szCs w:val="24"/>
+        </w:rPr>
+        <w:t xml:space="preserve">entire agreement governing </w:t>
+      </w:r>
+      <w:r>
+        <w:rPr>
+          <w:rFonts w:ascii="Times New Roman" w:hAnsi="Times New Roman"/>
+          <w:sz w:val="24"/>
+          <w:szCs w:val="24"/>
+        </w:rPr>
+        <w:t xml:space="preserve">the </w:t>
+      </w:r>
+      <w:r>
+        <w:rPr>
+          <w:rFonts w:ascii="Times New Roman" w:hAnsi="Times New Roman"/>
+          <w:strike/>
+          <w:color w:val="C00000"/>
+          <w:sz w:val="24"/>
+          <w:szCs w:val="24"/>
+        </w:rPr>
+        <w:t xml:space="preserve">Offerees (acting jointly, or severally in proportion </w:t>
+      </w:r>
+      <w:r>
+        <w:rPr>
+          <w:rFonts w:ascii="Times New Roman" w:hAnsi="Times New Roman"/>
+          <w:color w:val="0645AD"/>
+          <w:u w:val="single"/>
+          <w:sz w:val="24"/>
+          <w:szCs w:val="24"/>
+        </w:rPr>
+        <w:t xml:space="preserve">Company and each Protected Series and supersedes all prior agreements and understandings with respect </w:t>
+      </w:r>
+      <w:r>
+        <w:rPr>
+          <w:rFonts w:ascii="Times New Roman" w:hAnsi="Times New Roman"/>
+          <w:sz w:val="24"/>
+          <w:szCs w:val="24"/>
+        </w:rPr>
+        <w:t xml:space="preserve">to their </w:t>
+      </w:r>
+      <w:r>
+        <w:rPr>
+          <w:rFonts w:ascii="Times New Roman" w:hAnsi="Times New Roman"/>
+          <w:strike/>
+          <w:color w:val="C00000"/>
+          <w:sz w:val="24"/>
+          <w:szCs w:val="24"/>
+        </w:rPr>
+        <w:t xml:space="preserve">Percentage Interests among those electing) shall elect in writing either to sell their Membership Interests to the Offeror, or to purchase the Offeror's Membership Interest, in each case at the price determined under the Buy-Sell Offer. Failure to deliver a timely election is an election to sell. </w:t>
+      </w:r>
+      <w:r>
+        <w:rPr>
+          <w:rFonts w:ascii="Times New Roman" w:hAnsi="Times New Roman"/>
+          <w:color w:val="0645AD"/>
+          <w:u w:val="single"/>
+          <w:sz w:val="24"/>
+          <w:szCs w:val="24"/>
+        </w:rPr>
+        <w:t xml:space="preserve">subject matter. </w:t>
+      </w:r>
+    </w:p>
+    <w:p>
+      <w:pPr>
+        <w:keepLines/>
+        <w:widowControl/>
+        <w:spacing w:after="160"/>
+        <w:jc w:val="both"/>
+      </w:pPr>
+      <w:r>
+        <w:rPr>
+          <w:rFonts w:ascii="Times New Roman" w:hAnsi="Times New Roman"/>
+          <w:strike/>
+          <w:color w:val="C00000"/>
+          <w:sz w:val="24"/>
+          <w:szCs w:val="24"/>
+        </w:rPr>
+        <w:t xml:space="preserve">(d) The closing shall occur within sixty (60) days after </w:t>
+      </w:r>
+      <w:r>
+        <w:rPr>
+          <w:rFonts w:ascii="Times New Roman" w:hAnsi="Times New Roman"/>
+          <w:color w:val="0645AD"/>
+          <w:u w:val="single"/>
+          <w:sz w:val="24"/>
+          <w:szCs w:val="24"/>
+        </w:rPr>
+        <w:t xml:space="preserve">14.5 Binding Effect. This Agreement binds and benefits </w:t>
+      </w:r>
+      <w:r>
+        <w:rPr>
+          <w:rFonts w:ascii="Times New Roman" w:hAnsi="Times New Roman"/>
+          <w:sz w:val="24"/>
+          <w:szCs w:val="24"/>
+        </w:rPr>
+        <w:t xml:space="preserve">the </w:t>
+      </w:r>
+      <w:r>
+        <w:rPr>
+          <w:rFonts w:ascii="Times New Roman" w:hAnsi="Times New Roman"/>
+          <w:strike/>
+          <w:color w:val="C00000"/>
+          <w:sz w:val="24"/>
+          <w:szCs w:val="24"/>
+        </w:rPr>
+        <w:t xml:space="preserve">election, for cash unless </w:t>
+      </w:r>
+      <w:r>
+        <w:rPr>
+          <w:rFonts w:ascii="Times New Roman" w:hAnsi="Times New Roman"/>
+          <w:color w:val="0645AD"/>
+          <w:u w:val="single"/>
+          <w:sz w:val="24"/>
+          <w:szCs w:val="24"/>
+        </w:rPr>
+        <w:t xml:space="preserve">Member, </w:t>
+      </w:r>
+      <w:r>
+        <w:rPr>
+          <w:rFonts w:ascii="Times New Roman" w:hAnsi="Times New Roman"/>
+          <w:sz w:val="24"/>
+          <w:szCs w:val="24"/>
+        </w:rPr>
+        <w:t xml:space="preserve">the </w:t>
+      </w:r>
+      <w:r>
+        <w:rPr>
+          <w:rFonts w:ascii="Times New Roman" w:hAnsi="Times New Roman"/>
+          <w:strike/>
+          <w:color w:val="C00000"/>
+          <w:sz w:val="24"/>
+          <w:szCs w:val="24"/>
+        </w:rPr>
+        <w:t xml:space="preserve">parties agree otherwise. At closing, </w:t>
+      </w:r>
+      <w:r>
+        <w:rPr>
+          <w:rFonts w:ascii="Times New Roman" w:hAnsi="Times New Roman"/>
+          <w:color w:val="0645AD"/>
+          <w:u w:val="single"/>
+          <w:sz w:val="24"/>
+          <w:szCs w:val="24"/>
+        </w:rPr>
+        <w:t xml:space="preserve">Manager, and their respective heirs, personal representatives, successors, and permitted assigns, and any person who acquires an interest in </w:t>
+      </w:r>
+      <w:r>
+        <w:rPr>
+          <w:rFonts w:ascii="Times New Roman" w:hAnsi="Times New Roman"/>
+          <w:sz w:val="24"/>
+          <w:szCs w:val="24"/>
+        </w:rPr>
+        <w:t xml:space="preserve">the </w:t>
+      </w:r>
+      <w:r>
+        <w:rPr>
+          <w:rFonts w:ascii="Times New Roman" w:hAnsi="Times New Roman"/>
+          <w:strike/>
+          <w:color w:val="C00000"/>
+          <w:sz w:val="24"/>
+          <w:szCs w:val="24"/>
+        </w:rPr>
+        <w:t xml:space="preserve">selling Members shall Transfer their Membership Interests free of liens, and the purchasing Member(s) shall be substituted with respect to the transferred interests. If the purchasing party fails to close, the other party may elect to purchase on the same terms, and the defaulting party bears the costs of the failed closing. </w:t>
+      </w:r>
+      <w:r>
+        <w:rPr>
+          <w:rFonts w:ascii="Times New Roman" w:hAnsi="Times New Roman"/>
+          <w:color w:val="0645AD"/>
+          <w:u w:val="single"/>
+          <w:sz w:val="24"/>
+          <w:szCs w:val="24"/>
+        </w:rPr>
+        <w:t xml:space="preserve">Company or is admitted as a member. </w:t>
+      </w:r>
+    </w:p>
+    <w:p>
+      <w:pPr>
+        <w:keepLines/>
+        <w:widowControl/>
+        <w:spacing w:after="160"/>
+        <w:jc w:val="both"/>
+      </w:pPr>
+      <w:r>
+        <w:rPr>
+          <w:rFonts w:ascii="Times New Roman" w:hAnsi="Times New Roman"/>
+          <w:strike/>
+          <w:color w:val="C00000"/>
+          <w:sz w:val="24"/>
+          <w:szCs w:val="24"/>
+        </w:rPr>
+        <w:t xml:space="preserve">(e) </w:t>
+      </w:r>
+      <w:r>
+        <w:rPr>
+          <w:rFonts w:ascii="Times New Roman" w:hAnsi="Times New Roman"/>
+          <w:color w:val="0645AD"/>
+          <w:u w:val="single"/>
+          <w:sz w:val="24"/>
+          <w:szCs w:val="24"/>
+        </w:rPr>
+        <w:t xml:space="preserve">14.6 Counterparts; Electronic Signatures. </w:t>
+      </w:r>
+      <w:r>
+        <w:rPr>
+          <w:rFonts w:ascii="Times New Roman" w:hAnsi="Times New Roman"/>
+          <w:sz w:val="24"/>
+          <w:szCs w:val="24"/>
+        </w:rPr>
+        <w:t xml:space="preserve">This </w:t>
+      </w:r>
+      <w:r>
+        <w:rPr>
+          <w:rFonts w:ascii="Times New Roman" w:hAnsi="Times New Roman"/>
+          <w:strike/>
+          <w:color w:val="C00000"/>
+          <w:sz w:val="24"/>
+          <w:szCs w:val="24"/>
+        </w:rPr>
+        <w:t xml:space="preserve">Section does not apply to any matter for </w:t>
+      </w:r>
+      <w:r>
+        <w:rPr>
+          <w:rFonts w:ascii="Times New Roman" w:hAnsi="Times New Roman"/>
+          <w:color w:val="0645AD"/>
+          <w:u w:val="single"/>
+          <w:sz w:val="24"/>
+          <w:szCs w:val="24"/>
+        </w:rPr>
+        <w:t xml:space="preserve">Agreement may be executed in counterparts, each of </w:t>
+      </w:r>
+      <w:r>
+        <w:rPr>
+          <w:rFonts w:ascii="Times New Roman" w:hAnsi="Times New Roman"/>
+          <w:sz w:val="24"/>
+          <w:szCs w:val="24"/>
+        </w:rPr>
+        <w:t xml:space="preserve">which </w:t>
+      </w:r>
+      <w:r>
+        <w:rPr>
+          <w:rFonts w:ascii="Times New Roman" w:hAnsi="Times New Roman"/>
+          <w:color w:val="0645AD"/>
+          <w:u w:val="single"/>
+          <w:sz w:val="24"/>
+          <w:szCs w:val="24"/>
+        </w:rPr>
+        <w:t xml:space="preserve">is an original and all of which together constitute one instrument. Electronic signatures and electronic records have </w:t>
+      </w:r>
+      <w:r>
+        <w:rPr>
+          <w:rFonts w:ascii="Times New Roman" w:hAnsi="Times New Roman"/>
+          <w:sz w:val="24"/>
+          <w:szCs w:val="24"/>
+        </w:rPr>
+        <w:t xml:space="preserve">the </w:t>
+      </w:r>
+      <w:r>
+        <w:rPr>
+          <w:rFonts w:ascii="Times New Roman" w:hAnsi="Times New Roman"/>
+          <w:strike/>
+          <w:color w:val="C00000"/>
+          <w:sz w:val="24"/>
+          <w:szCs w:val="24"/>
+        </w:rPr>
+        <w:t xml:space="preserve">Act or this Agreement requires the consent of all Members and a Member's withholding of consent is expressly permitted by the Act, and does not limit any Member's right to seek judicial dissolution </w:t>
+      </w:r>
+      <w:r>
+        <w:rPr>
+          <w:rFonts w:ascii="Times New Roman" w:hAnsi="Times New Roman"/>
+          <w:color w:val="0645AD"/>
+          <w:u w:val="single"/>
+          <w:sz w:val="24"/>
+          <w:szCs w:val="24"/>
+        </w:rPr>
+        <w:t xml:space="preserve">same effect </w:t>
+      </w:r>
+      <w:r>
+        <w:rPr>
+          <w:rFonts w:ascii="Times New Roman" w:hAnsi="Times New Roman"/>
+          <w:sz w:val="24"/>
+          <w:szCs w:val="24"/>
+        </w:rPr>
+        <w:t xml:space="preserve">as </w:t>
+      </w:r>
+      <w:r>
+        <w:rPr>
+          <w:rFonts w:ascii="Times New Roman" w:hAnsi="Times New Roman"/>
+          <w:strike/>
+          <w:color w:val="C00000"/>
+          <w:sz w:val="24"/>
+          <w:szCs w:val="24"/>
+        </w:rPr>
+        <w:t xml:space="preserve">provided by the Act. </w:t>
+      </w:r>
+      <w:r>
+        <w:rPr>
+          <w:rFonts w:ascii="Times New Roman" w:hAnsi="Times New Roman"/>
+          <w:color w:val="0645AD"/>
+          <w:u w:val="single"/>
+          <w:sz w:val="24"/>
+          <w:szCs w:val="24"/>
+        </w:rPr>
+        <w:t xml:space="preserve">originals. </w:t>
+      </w:r>
+    </w:p>
+    <w:p>
+      <w:pPr>
+        <w:keepLines/>
+        <w:widowControl/>
+        <w:spacing w:after="160"/>
+        <w:jc w:val="both"/>
+      </w:pPr>
+      <w:r>
+        <w:rPr>
+          <w:rFonts w:ascii="Times New Roman" w:hAnsi="Times New Roman"/>
+          <w:strike/>
+          <w:color w:val="C00000"/>
+          <w:sz w:val="24"/>
+          <w:szCs w:val="24"/>
+        </w:rPr>
+        <w:t xml:space="preserve">(f) This Section </w:t>
+      </w:r>
+      <w:r>
+        <w:rPr>
+          <w:rFonts w:ascii="Times New Roman" w:hAnsi="Times New Roman"/>
+          <w:color w:val="0645AD"/>
+          <w:u w:val="single"/>
+          <w:sz w:val="24"/>
+          <w:szCs w:val="24"/>
+        </w:rPr>
+        <w:t xml:space="preserve">14.7 Notices. Any notice under this Agreement shall be in writing and </w:t>
+      </w:r>
+      <w:r>
+        <w:rPr>
+          <w:rFonts w:ascii="Times New Roman" w:hAnsi="Times New Roman"/>
+          <w:sz w:val="24"/>
+          <w:szCs w:val="24"/>
+        </w:rPr>
+        <w:t xml:space="preserve">is </w:t>
+      </w:r>
+      <w:r>
+        <w:rPr>
+          <w:rFonts w:ascii="Times New Roman" w:hAnsi="Times New Roman"/>
+          <w:strike/>
+          <w:color w:val="C00000"/>
+          <w:sz w:val="24"/>
+          <w:szCs w:val="24"/>
+        </w:rPr>
+        <w:t xml:space="preserve">a deadlock sale provision within </w:t>
+      </w:r>
+      <w:r>
+        <w:rPr>
+          <w:rFonts w:ascii="Times New Roman" w:hAnsi="Times New Roman"/>
+          <w:color w:val="0645AD"/>
+          <w:u w:val="single"/>
+          <w:sz w:val="24"/>
+          <w:szCs w:val="24"/>
+        </w:rPr>
+        <w:t xml:space="preserve">effective upon delivery to </w:t>
+      </w:r>
+      <w:r>
+        <w:rPr>
+          <w:rFonts w:ascii="Times New Roman" w:hAnsi="Times New Roman"/>
+          <w:sz w:val="24"/>
+          <w:szCs w:val="24"/>
+        </w:rPr>
+        <w:t xml:space="preserve">the </w:t>
+      </w:r>
+      <w:r>
+        <w:rPr>
+          <w:rFonts w:ascii="Times New Roman" w:hAnsi="Times New Roman"/>
+          <w:strike/>
+          <w:color w:val="C00000"/>
+          <w:sz w:val="24"/>
+          <w:szCs w:val="24"/>
+        </w:rPr>
+        <w:t xml:space="preserve">meaning </w:t>
+      </w:r>
+      <w:r>
+        <w:rPr>
+          <w:rFonts w:ascii="Times New Roman" w:hAnsi="Times New Roman"/>
+          <w:color w:val="0645AD"/>
+          <w:u w:val="single"/>
+          <w:sz w:val="24"/>
+          <w:szCs w:val="24"/>
+        </w:rPr>
+        <w:t xml:space="preserve">recipient's address on Exhibit A (or another address designated in writing), whether delivered personally, by nationally recognized courier, by certified mail, or by e-mail with confirmation </w:t>
       </w:r>
       <w:r>
         <w:rPr>
@@ -7137,347 +10181,73 @@
           <w:sz w:val="24"/>
           <w:szCs w:val="24"/>
         </w:rPr>
-        <w:t xml:space="preserve">each </w:t>
-      </w:r>
-      <w:r>
-        <w:rPr>
-          <w:rFonts w:ascii="Times New Roman" w:hAnsi="Times New Roman"/>
-          <w:color w:val="0645AD"/>
-          <w:u w:val="single"/>
-          <w:sz w:val="24"/>
-          <w:szCs w:val="24"/>
-        </w:rPr>
-        <w:t xml:space="preserve">this Agreement, of any Series Exhibit, or of any other agreement relating to the Company or any </w:t>
-      </w:r>
-      <w:r>
-        <w:rPr>
-          <w:rFonts w:ascii="Times New Roman" w:hAnsi="Times New Roman"/>
-          <w:sz w:val="24"/>
-          <w:szCs w:val="24"/>
-        </w:rPr>
-        <w:t xml:space="preserve">Protected Series </w:t>
-      </w:r>
-      <w:r>
-        <w:rPr>
-          <w:rFonts w:ascii="Times New Roman" w:hAnsi="Times New Roman"/>
-          <w:color w:val="0645AD"/>
-          <w:u w:val="single"/>
-          <w:sz w:val="24"/>
-          <w:szCs w:val="24"/>
-        </w:rPr>
-        <w:t xml:space="preserve">that would cause the election to be invalid or to terminate </w:t>
-      </w:r>
-      <w:r>
-        <w:rPr>
-          <w:rFonts w:ascii="Times New Roman" w:hAnsi="Times New Roman"/>
-          <w:sz w:val="24"/>
-          <w:szCs w:val="24"/>
-        </w:rPr>
-        <w:t xml:space="preserve">is </w:t>
-      </w:r>
-      <w:r>
-        <w:rPr>
-          <w:rFonts w:ascii="Times New Roman" w:hAnsi="Times New Roman"/>
-          <w:color w:val="0645AD"/>
-          <w:u w:val="single"/>
-          <w:sz w:val="24"/>
-          <w:szCs w:val="24"/>
-        </w:rPr>
-        <w:t xml:space="preserve">null and void ab initio and shall be given no force or effect for any purpose; and, to </w:t>
-      </w:r>
-      <w:r>
-        <w:rPr>
-          <w:rFonts w:ascii="Times New Roman" w:hAnsi="Times New Roman"/>
-          <w:sz w:val="24"/>
-          <w:szCs w:val="24"/>
-        </w:rPr>
-        <w:t xml:space="preserve">the </w:t>
-      </w:r>
-      <w:r>
-        <w:rPr>
-          <w:rFonts w:ascii="Times New Roman" w:hAnsi="Times New Roman"/>
-          <w:strike/>
-          <w:color w:val="C00000"/>
-          <w:sz w:val="24"/>
-          <w:szCs w:val="24"/>
-        </w:rPr>
-        <w:t xml:space="preserve">calendar year unless </w:t>
-      </w:r>
-      <w:r>
-        <w:rPr>
-          <w:rFonts w:ascii="Times New Roman" w:hAnsi="Times New Roman"/>
-          <w:color w:val="0645AD"/>
-          <w:u w:val="single"/>
-          <w:sz w:val="24"/>
-          <w:szCs w:val="24"/>
-        </w:rPr>
-        <w:t xml:space="preserve">extent any provision can be conformed rather than voided, this Agreement shall be applied and, to </w:t>
-      </w:r>
-      <w:r>
-        <w:rPr>
-          <w:rFonts w:ascii="Times New Roman" w:hAnsi="Times New Roman"/>
-          <w:sz w:val="24"/>
-          <w:szCs w:val="24"/>
-        </w:rPr>
-        <w:t xml:space="preserve">the </w:t>
-      </w:r>
-      <w:r>
-        <w:rPr>
-          <w:rFonts w:ascii="Times New Roman" w:hAnsi="Times New Roman"/>
-          <w:strike/>
-          <w:color w:val="C00000"/>
-          <w:sz w:val="24"/>
-          <w:szCs w:val="24"/>
-        </w:rPr>
-        <w:t xml:space="preserve">Manager selects another permitted year. </w:t>
-      </w:r>
-      <w:r>
-        <w:rPr>
-          <w:rFonts w:ascii="Times New Roman" w:hAnsi="Times New Roman"/>
-          <w:color w:val="0645AD"/>
-          <w:u w:val="single"/>
-          <w:sz w:val="24"/>
-          <w:szCs w:val="24"/>
-        </w:rPr>
-        <w:t xml:space="preserve">minimum extent necessary, deemed modified so as to preserve the validity of the election. If the election nonetheless terminates or is determined to be invalid, the Member shall cooperate to obtain relief for an inadvertent termination or invalid election under section 1362(f) of the Code. </w:t>
-      </w:r>
-    </w:p>
-    <w:p>
-      <w:pPr>
-        <w:keepLines/>
-        <w:widowControl/>
-        <w:spacing w:after="160"/>
-        <w:jc w:val="both"/>
-      </w:pPr>
-      <w:r>
-        <w:rPr>
-          <w:rFonts w:ascii="Times New Roman" w:hAnsi="Times New Roman"/>
-          <w:sz w:val="24"/>
-          <w:szCs w:val="24"/>
-        </w:rPr>
-        <w:t xml:space="preserve">ARTICLE 10 — </w:t>
-      </w:r>
-      <w:r>
-        <w:rPr>
-          <w:rFonts w:ascii="Times New Roman" w:hAnsi="Times New Roman"/>
-          <w:strike/>
-          <w:color w:val="C00000"/>
-          <w:sz w:val="24"/>
-          <w:szCs w:val="24"/>
-        </w:rPr>
-        <w:t xml:space="preserve">TRANSFERS; CREDITOR PROVISIONS </w:t>
-      </w:r>
-      <w:r>
-        <w:rPr>
-          <w:rFonts w:ascii="Times New Roman" w:hAnsi="Times New Roman"/>
-          <w:color w:val="0645AD"/>
-          <w:u w:val="single"/>
-          <w:sz w:val="24"/>
-          <w:szCs w:val="24"/>
-        </w:rPr>
-        <w:t xml:space="preserve">TRANSFERS </w:t>
-      </w:r>
-    </w:p>
-    <w:p>
-      <w:pPr>
-        <w:keepLines/>
-        <w:widowControl/>
-        <w:spacing w:after="160"/>
-        <w:jc w:val="both"/>
-      </w:pPr>
-      <w:r>
-        <w:rPr>
-          <w:rFonts w:ascii="Times New Roman" w:hAnsi="Times New Roman"/>
-          <w:sz w:val="24"/>
-          <w:szCs w:val="24"/>
-        </w:rPr>
-        <w:t xml:space="preserve">10.1 Restriction on Transfer. </w:t>
-      </w:r>
-      <w:r>
-        <w:rPr>
-          <w:rFonts w:ascii="Times New Roman" w:hAnsi="Times New Roman"/>
-          <w:strike/>
-          <w:color w:val="C00000"/>
-          <w:sz w:val="24"/>
-          <w:szCs w:val="24"/>
-        </w:rPr>
-        <w:t xml:space="preserve">No </w:t>
-      </w:r>
-      <w:r>
-        <w:rPr>
-          <w:rFonts w:ascii="Times New Roman" w:hAnsi="Times New Roman"/>
-          <w:color w:val="0645AD"/>
-          <w:u w:val="single"/>
-          <w:sz w:val="24"/>
-          <w:szCs w:val="24"/>
-        </w:rPr>
-        <w:t xml:space="preserve">The </w:t>
-      </w:r>
-      <w:r>
-        <w:rPr>
-          <w:rFonts w:ascii="Times New Roman" w:hAnsi="Times New Roman"/>
-          <w:sz w:val="24"/>
-          <w:szCs w:val="24"/>
-        </w:rPr>
-        <w:t xml:space="preserve">Member shall </w:t>
-      </w:r>
-      <w:r>
-        <w:rPr>
-          <w:rFonts w:ascii="Times New Roman" w:hAnsi="Times New Roman"/>
-          <w:color w:val="0645AD"/>
-          <w:u w:val="single"/>
-          <w:sz w:val="24"/>
-          <w:szCs w:val="24"/>
-        </w:rPr>
-        <w:t xml:space="preserve">not </w:t>
-      </w:r>
-      <w:r>
-        <w:rPr>
-          <w:rFonts w:ascii="Times New Roman" w:hAnsi="Times New Roman"/>
-          <w:sz w:val="24"/>
-          <w:szCs w:val="24"/>
-        </w:rPr>
-        <w:t xml:space="preserve">Transfer all or any portion of </w:t>
-      </w:r>
-      <w:r>
-        <w:rPr>
-          <w:rFonts w:ascii="Times New Roman" w:hAnsi="Times New Roman"/>
-          <w:strike/>
-          <w:color w:val="C00000"/>
-          <w:sz w:val="24"/>
-          <w:szCs w:val="24"/>
-        </w:rPr>
-        <w:t xml:space="preserve">a </w:t>
-      </w:r>
-      <w:r>
-        <w:rPr>
-          <w:rFonts w:ascii="Times New Roman" w:hAnsi="Times New Roman"/>
-          <w:color w:val="0645AD"/>
-          <w:u w:val="single"/>
-          <w:sz w:val="24"/>
-          <w:szCs w:val="24"/>
-        </w:rPr>
-        <w:t xml:space="preserve">the </w:t>
-      </w:r>
-      <w:r>
-        <w:rPr>
-          <w:rFonts w:ascii="Times New Roman" w:hAnsi="Times New Roman"/>
-          <w:sz w:val="24"/>
-          <w:szCs w:val="24"/>
-        </w:rPr>
-        <w:t xml:space="preserve">Membership Interest, or any right to receive distributions from the Company or any Protected Series, except (a) a Transfer to an Immediate Family Member </w:t>
-      </w:r>
-      <w:r>
-        <w:rPr>
-          <w:rFonts w:ascii="Times New Roman" w:hAnsi="Times New Roman"/>
-          <w:strike/>
-          <w:color w:val="C00000"/>
-          <w:sz w:val="24"/>
-          <w:szCs w:val="24"/>
-        </w:rPr>
-        <w:t xml:space="preserve">of the transferring Member </w:t>
-      </w:r>
-      <w:r>
-        <w:rPr>
-          <w:rFonts w:ascii="Times New Roman" w:hAnsi="Times New Roman"/>
-          <w:sz w:val="24"/>
-          <w:szCs w:val="24"/>
-        </w:rPr>
-        <w:t xml:space="preserve">made in compliance with Section 10.2, (b) a Transfer effective at death pursuant to the </w:t>
-      </w:r>
-      <w:r>
-        <w:rPr>
-          <w:rFonts w:ascii="Times New Roman" w:hAnsi="Times New Roman"/>
-          <w:strike/>
-          <w:color w:val="C00000"/>
-          <w:sz w:val="24"/>
-          <w:szCs w:val="24"/>
-        </w:rPr>
-        <w:t xml:space="preserve">transferring Member's </w:t>
-      </w:r>
-      <w:r>
-        <w:rPr>
-          <w:rFonts w:ascii="Times New Roman" w:hAnsi="Times New Roman"/>
-          <w:sz w:val="24"/>
-          <w:szCs w:val="24"/>
-        </w:rPr>
-        <w:t xml:space="preserve">TOD designation under Section </w:t>
-      </w:r>
-      <w:r>
-        <w:rPr>
-          <w:rFonts w:ascii="Times New Roman" w:hAnsi="Times New Roman"/>
-          <w:strike/>
-          <w:color w:val="C00000"/>
-          <w:sz w:val="24"/>
-          <w:szCs w:val="24"/>
-        </w:rPr>
-        <w:t xml:space="preserve">4.11, </w:t>
-      </w:r>
-      <w:r>
-        <w:rPr>
-          <w:rFonts w:ascii="Times New Roman" w:hAnsi="Times New Roman"/>
-          <w:color w:val="0645AD"/>
-          <w:u w:val="single"/>
-          <w:sz w:val="24"/>
-          <w:szCs w:val="24"/>
-        </w:rPr>
-        <w:t xml:space="preserve">4.6, </w:t>
-      </w:r>
-      <w:r>
-        <w:rPr>
-          <w:rFonts w:ascii="Times New Roman" w:hAnsi="Times New Roman"/>
-          <w:sz w:val="24"/>
-          <w:szCs w:val="24"/>
-        </w:rPr>
-        <w:t xml:space="preserve">or (c) another Transfer </w:t>
-      </w:r>
-      <w:r>
-        <w:rPr>
-          <w:rFonts w:ascii="Times New Roman" w:hAnsi="Times New Roman"/>
-          <w:strike/>
-          <w:color w:val="C00000"/>
-          <w:sz w:val="24"/>
-          <w:szCs w:val="24"/>
-        </w:rPr>
-        <w:t xml:space="preserve">made with </w:t>
-      </w:r>
-      <w:r>
-        <w:rPr>
-          <w:rFonts w:ascii="Times New Roman" w:hAnsi="Times New Roman"/>
-          <w:color w:val="0645AD"/>
-          <w:u w:val="single"/>
-          <w:sz w:val="24"/>
-          <w:szCs w:val="24"/>
-        </w:rPr>
-        <w:t xml:space="preserve">approved in writing by </w:t>
-      </w:r>
-      <w:r>
-        <w:rPr>
-          <w:rFonts w:ascii="Times New Roman" w:hAnsi="Times New Roman"/>
-          <w:sz w:val="24"/>
-          <w:szCs w:val="24"/>
-        </w:rPr>
-        <w:t xml:space="preserve">the </w:t>
-      </w:r>
-      <w:r>
-        <w:rPr>
-          <w:rFonts w:ascii="Times New Roman" w:hAnsi="Times New Roman"/>
-          <w:strike/>
-          <w:color w:val="C00000"/>
-          <w:sz w:val="24"/>
-          <w:szCs w:val="24"/>
-        </w:rPr>
-        <w:t xml:space="preserve">prior written consent of the Manager </w:t>
-      </w:r>
-      <w:r>
-        <w:rPr>
-          <w:rFonts w:ascii="Times New Roman" w:hAnsi="Times New Roman"/>
-          <w:color w:val="0645AD"/>
-          <w:u w:val="single"/>
-          <w:sz w:val="24"/>
-          <w:szCs w:val="24"/>
-        </w:rPr>
-        <w:t xml:space="preserve">Member </w:t>
+        <w:t xml:space="preserve">s. 605.0702(2), Florida Statutes, providing for a purchase and sale of interests. Delivery of a Buy-Sell Offer under subsection (b) initiates this deadlock sale provision as of the date of delivery. </w:t>
+      </w:r>
+      <w:r>
+        <w:rPr>
+          <w:rFonts w:ascii="Times New Roman" w:hAnsi="Times New Roman"/>
+          <w:color w:val="0645AD"/>
+          <w:u w:val="single"/>
+          <w:sz w:val="24"/>
+          <w:szCs w:val="24"/>
+        </w:rPr>
+        <w:t xml:space="preserve">transmission. </w:t>
+      </w:r>
+    </w:p>
+    <w:p>
+      <w:pPr>
+        <w:keepLines/>
+        <w:widowControl/>
+        <w:spacing w:after="160"/>
+        <w:jc w:val="both"/>
+      </w:pPr>
+      <w:r>
+        <w:rPr>
+          <w:rFonts w:ascii="Times New Roman" w:hAnsi="Times New Roman"/>
+          <w:strike/>
+          <w:color w:val="C00000"/>
+          <w:sz w:val="24"/>
+          <w:szCs w:val="24"/>
+        </w:rPr>
+        <w:t xml:space="preserve">ARTICLE 14 — DISSOLUTION AND WINDING UP </w:t>
+      </w:r>
+      <w:r>
+        <w:rPr>
+          <w:rFonts w:ascii="Times New Roman" w:hAnsi="Times New Roman"/>
+          <w:color w:val="0645AD"/>
+          <w:u w:val="single"/>
+          <w:sz w:val="24"/>
+          <w:szCs w:val="24"/>
+        </w:rPr>
+        <w:t xml:space="preserve">14.8 No Third-Party Beneficiaries. This Agreement is for the exclusive benefit of the parties and confers no rights on any creditor or other third party. </w:t>
+      </w:r>
+    </w:p>
+    <w:p>
+      <w:pPr>
+        <w:keepLines/>
+        <w:widowControl/>
+        <w:spacing w:after="160"/>
+        <w:jc w:val="both"/>
+      </w:pPr>
+      <w:r>
+        <w:rPr>
+          <w:rFonts w:ascii="Times New Roman" w:hAnsi="Times New Roman"/>
+          <w:strike/>
+          <w:color w:val="C00000"/>
+          <w:sz w:val="24"/>
+          <w:szCs w:val="24"/>
+        </w:rPr>
+        <w:t xml:space="preserve">14.1 Dissolution of a Protected Series. A Protected Series is dissolved, </w:t>
+      </w:r>
+      <w:r>
+        <w:rPr>
+          <w:rFonts w:ascii="Times New Roman" w:hAnsi="Times New Roman"/>
+          <w:color w:val="0645AD"/>
+          <w:u w:val="single"/>
+          <w:sz w:val="24"/>
+          <w:szCs w:val="24"/>
+        </w:rPr>
+        <w:t xml:space="preserve">14.9 Interpretation. Headings are for convenience only. "Including" means "including without limitation." References to statutes include amendments </w:t>
       </w:r>
       <w:r>
         <w:rPr>
@@ -7495,17 +10265,45 @@
           <w:sz w:val="24"/>
           <w:szCs w:val="24"/>
         </w:rPr>
-        <w:t xml:space="preserve">of a Majority </w:t>
-      </w:r>
-      <w:r>
-        <w:rPr>
-          <w:rFonts w:ascii="Times New Roman" w:hAnsi="Times New Roman"/>
-          <w:color w:val="0645AD"/>
-          <w:u w:val="single"/>
-          <w:sz w:val="24"/>
-          <w:szCs w:val="24"/>
-        </w:rPr>
-        <w:t xml:space="preserve">reflected </w:t>
+        <w:t xml:space="preserve">its activities and affairs shall be wound up, upon the first to occur of: (a) the dissolution of the Company; (b) an event or circumstance specified in its Series Exhibit; (c) the affirmative vote or consent of a Majority in Interest; or (d) entry of a judicial order dissolving the Protected Series as provided by the Act. </w:t>
+      </w:r>
+      <w:r>
+        <w:rPr>
+          <w:rFonts w:ascii="Times New Roman" w:hAnsi="Times New Roman"/>
+          <w:color w:val="0645AD"/>
+          <w:u w:val="single"/>
+          <w:sz w:val="24"/>
+          <w:szCs w:val="24"/>
+        </w:rPr>
+        <w:t xml:space="preserve">successor provisions. </w:t>
+      </w:r>
+    </w:p>
+    <w:p>
+      <w:pPr>
+        <w:keepLines/>
+        <w:widowControl/>
+        <w:spacing w:after="160"/>
+        <w:jc w:val="both"/>
+      </w:pPr>
+      <w:r>
+        <w:rPr>
+          <w:rFonts w:ascii="Times New Roman" w:hAnsi="Times New Roman"/>
+          <w:strike/>
+          <w:color w:val="C00000"/>
+          <w:sz w:val="24"/>
+          <w:szCs w:val="24"/>
+        </w:rPr>
+        <w:t xml:space="preserve">14.2 Winding Up a Protected Series. Upon dissolution of a Protected Series, its Protected Series Manager (or another person designated by a Majority </w:t>
+      </w:r>
+      <w:r>
+        <w:rPr>
+          <w:rFonts w:ascii="Times New Roman" w:hAnsi="Times New Roman"/>
+          <w:color w:val="0645AD"/>
+          <w:u w:val="single"/>
+          <w:sz w:val="24"/>
+          <w:szCs w:val="24"/>
+        </w:rPr>
+        <w:t xml:space="preserve">14.10 Unregistered Interests. The Membership Interest has not been registered under federal or state securities laws and may not be offered, sold, or transferred except </w:t>
       </w:r>
       <w:r>
         <w:rPr>
@@ -7523,1269 +10321,17 @@
           <w:sz w:val="24"/>
           <w:szCs w:val="24"/>
         </w:rPr>
-        <w:t xml:space="preserve">Interest of the Members other than the transferring Member. </w:t>
-      </w:r>
-      <w:r>
-        <w:rPr>
-          <w:rFonts w:ascii="Times New Roman" w:hAnsi="Times New Roman"/>
-          <w:color w:val="0645AD"/>
-          <w:u w:val="single"/>
-          <w:sz w:val="24"/>
-          <w:szCs w:val="24"/>
-        </w:rPr>
-        <w:t xml:space="preserve">an amendment to Exhibit A. </w:t>
-      </w:r>
-      <w:r>
-        <w:rPr>
-          <w:rFonts w:ascii="Times New Roman" w:hAnsi="Times New Roman"/>
-          <w:sz w:val="24"/>
-          <w:szCs w:val="24"/>
-        </w:rPr>
-        <w:t xml:space="preserve">Any purported Transfer in violation of this Article is void to the fullest extent permitted by law, and the transferee acquires no rights other than those, if any, mandated by the Act. </w:t>
-      </w:r>
-    </w:p>
-    <w:p>
-      <w:pPr>
-        <w:keepLines/>
-        <w:widowControl/>
-        <w:spacing w:after="160"/>
-        <w:jc w:val="both"/>
-      </w:pPr>
-      <w:r>
-        <w:rPr>
-          <w:rFonts w:ascii="Times New Roman" w:hAnsi="Times New Roman"/>
-          <w:sz w:val="24"/>
-          <w:szCs w:val="24"/>
-        </w:rPr>
-        <w:t xml:space="preserve">10.2 Permitted Family Transfers. A Transfer of all or part of </w:t>
-      </w:r>
-      <w:r>
-        <w:rPr>
-          <w:rFonts w:ascii="Times New Roman" w:hAnsi="Times New Roman"/>
-          <w:strike/>
-          <w:color w:val="C00000"/>
-          <w:sz w:val="24"/>
-          <w:szCs w:val="24"/>
-        </w:rPr>
-        <w:t xml:space="preserve">a </w:t>
-      </w:r>
-      <w:r>
-        <w:rPr>
-          <w:rFonts w:ascii="Times New Roman" w:hAnsi="Times New Roman"/>
-          <w:color w:val="0645AD"/>
-          <w:u w:val="single"/>
-          <w:sz w:val="24"/>
-          <w:szCs w:val="24"/>
-        </w:rPr>
-        <w:t xml:space="preserve">the </w:t>
-      </w:r>
-      <w:r>
-        <w:rPr>
-          <w:rFonts w:ascii="Times New Roman" w:hAnsi="Times New Roman"/>
-          <w:sz w:val="24"/>
-          <w:szCs w:val="24"/>
-        </w:rPr>
-        <w:t xml:space="preserve">Membership Interest to an Immediate Family </w:t>
-      </w:r>
-      <w:r>
-        <w:rPr>
-          <w:rFonts w:ascii="Times New Roman" w:hAnsi="Times New Roman"/>
-          <w:strike/>
-          <w:color w:val="C00000"/>
-          <w:sz w:val="24"/>
-          <w:szCs w:val="24"/>
-        </w:rPr>
-        <w:t xml:space="preserve">Member of the transferring </w:t>
-      </w:r>
-      <w:r>
-        <w:rPr>
-          <w:rFonts w:ascii="Times New Roman" w:hAnsi="Times New Roman"/>
-          <w:sz w:val="24"/>
-          <w:szCs w:val="24"/>
-        </w:rPr>
-        <w:t xml:space="preserve">Member is permitted, provided the transferee delivers to the Company a signed agreement to be bound by this Agreement. </w:t>
-      </w:r>
-      <w:r>
-        <w:rPr>
-          <w:rFonts w:ascii="Times New Roman" w:hAnsi="Times New Roman"/>
-          <w:strike/>
-          <w:color w:val="C00000"/>
-          <w:sz w:val="24"/>
-          <w:szCs w:val="24"/>
-        </w:rPr>
-        <w:t xml:space="preserve">The </w:t>
-      </w:r>
-      <w:r>
-        <w:rPr>
-          <w:rFonts w:ascii="Times New Roman" w:hAnsi="Times New Roman"/>
-          <w:color w:val="0645AD"/>
-          <w:u w:val="single"/>
-          <w:sz w:val="24"/>
-          <w:szCs w:val="24"/>
-        </w:rPr>
-        <w:t xml:space="preserve">A </w:t>
-      </w:r>
-      <w:r>
-        <w:rPr>
-          <w:rFonts w:ascii="Times New Roman" w:hAnsi="Times New Roman"/>
-          <w:sz w:val="24"/>
-          <w:szCs w:val="24"/>
-        </w:rPr>
-        <w:t xml:space="preserve">transferee </w:t>
-      </w:r>
-      <w:r>
-        <w:rPr>
-          <w:rFonts w:ascii="Times New Roman" w:hAnsi="Times New Roman"/>
-          <w:color w:val="0645AD"/>
-          <w:u w:val="single"/>
-          <w:sz w:val="24"/>
-          <w:szCs w:val="24"/>
-        </w:rPr>
-        <w:t xml:space="preserve">(other than a person admitted as a member under Section 11.1) </w:t>
-      </w:r>
-      <w:r>
-        <w:rPr>
-          <w:rFonts w:ascii="Times New Roman" w:hAnsi="Times New Roman"/>
-          <w:sz w:val="24"/>
-          <w:szCs w:val="24"/>
-        </w:rPr>
-        <w:t xml:space="preserve">holds </w:t>
-      </w:r>
-      <w:r>
-        <w:rPr>
-          <w:rFonts w:ascii="Times New Roman" w:hAnsi="Times New Roman"/>
-          <w:color w:val="0645AD"/>
-          <w:u w:val="single"/>
-          <w:sz w:val="24"/>
-          <w:szCs w:val="24"/>
-        </w:rPr>
-        <w:t xml:space="preserve">only the transferable interest — the right to receive distributions that would otherwise be paid to the Member with respect to </w:t>
-      </w:r>
-      <w:r>
-        <w:rPr>
-          <w:rFonts w:ascii="Times New Roman" w:hAnsi="Times New Roman"/>
-          <w:sz w:val="24"/>
-          <w:szCs w:val="24"/>
-        </w:rPr>
-        <w:t xml:space="preserve">the transferred interest </w:t>
-      </w:r>
-      <w:r>
-        <w:rPr>
-          <w:rFonts w:ascii="Times New Roman" w:hAnsi="Times New Roman"/>
-          <w:strike/>
-          <w:color w:val="C00000"/>
-          <w:sz w:val="24"/>
-          <w:szCs w:val="24"/>
-        </w:rPr>
-        <w:t xml:space="preserve">as </w:t>
-      </w:r>
-      <w:r>
-        <w:rPr>
-          <w:rFonts w:ascii="Times New Roman" w:hAnsi="Times New Roman"/>
-          <w:color w:val="0645AD"/>
-          <w:u w:val="single"/>
-          <w:sz w:val="24"/>
-          <w:szCs w:val="24"/>
-        </w:rPr>
-        <w:t xml:space="preserve">— and has no right to participate in management, to inspect records, or to exercise any other right of </w:t>
-      </w:r>
-      <w:r>
-        <w:rPr>
-          <w:rFonts w:ascii="Times New Roman" w:hAnsi="Times New Roman"/>
-          <w:sz w:val="24"/>
-          <w:szCs w:val="24"/>
-        </w:rPr>
-        <w:t xml:space="preserve">a </w:t>
-      </w:r>
-      <w:r>
-        <w:rPr>
-          <w:rFonts w:ascii="Times New Roman" w:hAnsi="Times New Roman"/>
-          <w:strike/>
-          <w:color w:val="C00000"/>
-          <w:sz w:val="24"/>
-          <w:szCs w:val="24"/>
-        </w:rPr>
-        <w:t xml:space="preserve">transferee under Section 10.3 unless and until admitted as a Member under Section 12.1. </w:t>
-      </w:r>
-      <w:r>
-        <w:rPr>
-          <w:rFonts w:ascii="Times New Roman" w:hAnsi="Times New Roman"/>
-          <w:color w:val="0645AD"/>
-          <w:u w:val="single"/>
-          <w:sz w:val="24"/>
-          <w:szCs w:val="24"/>
-        </w:rPr>
-        <w:t xml:space="preserve">member. </w:t>
-      </w:r>
-    </w:p>
-    <w:p>
-      <w:pPr>
-        <w:keepLines/>
-        <w:widowControl/>
-        <w:spacing w:after="160"/>
-        <w:jc w:val="both"/>
-      </w:pPr>
-      <w:r>
-        <w:rPr>
-          <w:rFonts w:ascii="Times New Roman" w:hAnsi="Times New Roman"/>
-          <w:sz w:val="24"/>
-          <w:szCs w:val="24"/>
-        </w:rPr>
-        <w:t xml:space="preserve">10.3 </w:t>
-      </w:r>
-      <w:r>
-        <w:rPr>
-          <w:rFonts w:ascii="Times New Roman" w:hAnsi="Times New Roman"/>
-          <w:strike/>
-          <w:color w:val="C00000"/>
-          <w:sz w:val="24"/>
-          <w:szCs w:val="24"/>
-        </w:rPr>
-        <w:t xml:space="preserve">Rights of Transferees. </w:t>
-      </w:r>
-      <w:r>
-        <w:rPr>
-          <w:rFonts w:ascii="Times New Roman" w:hAnsi="Times New Roman"/>
-          <w:color w:val="0645AD"/>
-          <w:u w:val="single"/>
-          <w:sz w:val="24"/>
-          <w:szCs w:val="24"/>
-        </w:rPr>
-        <w:t xml:space="preserve">No Dissociation by Transfer Alone. </w:t>
-      </w:r>
-      <w:r>
-        <w:rPr>
-          <w:rFonts w:ascii="Times New Roman" w:hAnsi="Times New Roman"/>
-          <w:sz w:val="24"/>
-          <w:szCs w:val="24"/>
-        </w:rPr>
-        <w:t xml:space="preserve">A </w:t>
-      </w:r>
-      <w:r>
-        <w:rPr>
-          <w:rFonts w:ascii="Times New Roman" w:hAnsi="Times New Roman"/>
-          <w:strike/>
-          <w:color w:val="C00000"/>
-          <w:sz w:val="24"/>
-          <w:szCs w:val="24"/>
-        </w:rPr>
-        <w:t xml:space="preserve">transferee (including a permitted family transferee) who is </w:t>
-      </w:r>
-      <w:r>
-        <w:rPr>
-          <w:rFonts w:ascii="Times New Roman" w:hAnsi="Times New Roman"/>
-          <w:color w:val="0645AD"/>
-          <w:u w:val="single"/>
-          <w:sz w:val="24"/>
-          <w:szCs w:val="24"/>
-        </w:rPr>
-        <w:t xml:space="preserve">Transfer does </w:t>
-      </w:r>
-      <w:r>
-        <w:rPr>
-          <w:rFonts w:ascii="Times New Roman" w:hAnsi="Times New Roman"/>
-          <w:sz w:val="24"/>
-          <w:szCs w:val="24"/>
-        </w:rPr>
-        <w:t xml:space="preserve">not </w:t>
-      </w:r>
-      <w:r>
-        <w:rPr>
-          <w:rFonts w:ascii="Times New Roman" w:hAnsi="Times New Roman"/>
-          <w:strike/>
-          <w:color w:val="C00000"/>
-          <w:sz w:val="24"/>
-          <w:szCs w:val="24"/>
-        </w:rPr>
-        <w:t xml:space="preserve">admitted as a </w:t>
-      </w:r>
-      <w:r>
-        <w:rPr>
-          <w:rFonts w:ascii="Times New Roman" w:hAnsi="Times New Roman"/>
-          <w:color w:val="0645AD"/>
-          <w:u w:val="single"/>
-          <w:sz w:val="24"/>
-          <w:szCs w:val="24"/>
-        </w:rPr>
-        <w:t xml:space="preserve">by itself dissociate the </w:t>
-      </w:r>
-      <w:r>
-        <w:rPr>
-          <w:rFonts w:ascii="Times New Roman" w:hAnsi="Times New Roman"/>
-          <w:sz w:val="24"/>
-          <w:szCs w:val="24"/>
-        </w:rPr>
-        <w:t xml:space="preserve">Member </w:t>
-      </w:r>
-      <w:r>
-        <w:rPr>
-          <w:rFonts w:ascii="Times New Roman" w:hAnsi="Times New Roman"/>
-          <w:strike/>
-          <w:color w:val="C00000"/>
-          <w:sz w:val="24"/>
-          <w:szCs w:val="24"/>
-        </w:rPr>
-        <w:t xml:space="preserve">under Article 12 holds only </w:t>
-      </w:r>
-      <w:r>
-        <w:rPr>
-          <w:rFonts w:ascii="Times New Roman" w:hAnsi="Times New Roman"/>
-          <w:color w:val="0645AD"/>
-          <w:u w:val="single"/>
-          <w:sz w:val="24"/>
-          <w:szCs w:val="24"/>
-        </w:rPr>
-        <w:t xml:space="preserve">or dissolve </w:t>
-      </w:r>
-      <w:r>
-        <w:rPr>
-          <w:rFonts w:ascii="Times New Roman" w:hAnsi="Times New Roman"/>
-          <w:sz w:val="24"/>
-          <w:szCs w:val="24"/>
-        </w:rPr>
-        <w:t xml:space="preserve">the </w:t>
-      </w:r>
-      <w:r>
-        <w:rPr>
-          <w:rFonts w:ascii="Times New Roman" w:hAnsi="Times New Roman"/>
-          <w:strike/>
-          <w:color w:val="C00000"/>
-          <w:sz w:val="24"/>
-          <w:szCs w:val="24"/>
-        </w:rPr>
-        <w:t xml:space="preserve">transferable interest — the right to receive the distributions that would otherwise be paid to the transferor with respect to the transferred interest — and has no right to vote, to participate in management, to inspect records, </w:t>
-      </w:r>
-      <w:r>
-        <w:rPr>
-          <w:rFonts w:ascii="Times New Roman" w:hAnsi="Times New Roman"/>
-          <w:color w:val="0645AD"/>
-          <w:u w:val="single"/>
-          <w:sz w:val="24"/>
-          <w:szCs w:val="24"/>
-        </w:rPr>
-        <w:t xml:space="preserve">Company </w:t>
-      </w:r>
-      <w:r>
-        <w:rPr>
-          <w:rFonts w:ascii="Times New Roman" w:hAnsi="Times New Roman"/>
-          <w:sz w:val="24"/>
-          <w:szCs w:val="24"/>
-        </w:rPr>
-        <w:t xml:space="preserve">or </w:t>
-      </w:r>
-      <w:r>
-        <w:rPr>
-          <w:rFonts w:ascii="Times New Roman" w:hAnsi="Times New Roman"/>
-          <w:strike/>
-          <w:color w:val="C00000"/>
-          <w:sz w:val="24"/>
-          <w:szCs w:val="24"/>
-        </w:rPr>
-        <w:t xml:space="preserve">to exercise </w:t>
-      </w:r>
-      <w:r>
-        <w:rPr>
-          <w:rFonts w:ascii="Times New Roman" w:hAnsi="Times New Roman"/>
-          <w:sz w:val="24"/>
-          <w:szCs w:val="24"/>
-        </w:rPr>
-        <w:t xml:space="preserve">any </w:t>
-      </w:r>
-      <w:r>
-        <w:rPr>
-          <w:rFonts w:ascii="Times New Roman" w:hAnsi="Times New Roman"/>
-          <w:strike/>
-          <w:color w:val="C00000"/>
-          <w:sz w:val="24"/>
-          <w:szCs w:val="24"/>
-        </w:rPr>
-        <w:t xml:space="preserve">other right of a member, except as the Act mandates. A transferred interest remains subject to this Agreement in the hands of every transferee. </w:t>
-      </w:r>
-      <w:r>
-        <w:rPr>
-          <w:rFonts w:ascii="Times New Roman" w:hAnsi="Times New Roman"/>
-          <w:color w:val="0645AD"/>
-          <w:u w:val="single"/>
-          <w:sz w:val="24"/>
-          <w:szCs w:val="24"/>
-        </w:rPr>
-        <w:t xml:space="preserve">Protected Series. </w:t>
-      </w:r>
-    </w:p>
-    <w:p>
-      <w:pPr>
-        <w:keepLines/>
-        <w:widowControl/>
-        <w:spacing w:after="160"/>
-        <w:jc w:val="both"/>
-      </w:pPr>
-      <w:r>
-        <w:rPr>
-          <w:rFonts w:ascii="Times New Roman" w:hAnsi="Times New Roman"/>
-          <w:strike/>
-          <w:color w:val="C00000"/>
-          <w:sz w:val="24"/>
-          <w:szCs w:val="24"/>
-        </w:rPr>
-        <w:t xml:space="preserve">10.4 Involuntary Transfers; Option to Acquire. Upon any Involuntary Transfer or any event that would result in an Involuntary Transfer of all or part of a Membership Interest, the Company shall have the option, exercisable by the Manager at any time within ninety (90) days after the Company receives written notice that the Involuntary Transfer has occurred, to acquire the interest that is the subject of the Involuntary Transfer at its fair value. Fair value shall be the value agreed in writing between the Manager and the holder of the interest or, absent agreement within thirty (30) days after the option is exercised, the value determined by an independent appraiser jointly selected by the Company and the holder within fifteen (15) days after the end of that thirty-day period (and, if they fail to agree within that time, by an appraiser selected by the two appraisers each of them then designates within a further ten (10) days), who shall hold the MAI designation if the assets principally concerned are real property, who shall have no material financial or professional relationship with any Member, and who shall deliver a written determination within forty-five (45) days after selection. That determination is final and binding, and the appraiser's fee shall be borne one-half by the Company and one-half by the holder. The purchase price is payable on commercially reasonable terms determined by the Manager, including payment in installments over a period of up to five (5) years bearing interest at the applicable federal rate. If the Company does not exercise its option, the Members other than the affected Member may, within thirty (30) days after the Company's option lapses, elect to acquire the interest on the same terms, in proportion to their Percentage Interests or as they otherwise agree. Pending exercise or lapse of the options, the holder of the interest has only the rights of a transferee described in Section 10.3. </w:t>
-      </w:r>
-      <w:r>
-        <w:rPr>
-          <w:rFonts w:ascii="Times New Roman" w:hAnsi="Times New Roman"/>
-          <w:color w:val="0645AD"/>
-          <w:u w:val="single"/>
-          <w:sz w:val="24"/>
-          <w:szCs w:val="24"/>
-        </w:rPr>
-        <w:t xml:space="preserve">ARTICLE 11 — ADMISSION OF ADDITIONAL MEMBERS </w:t>
-      </w:r>
-    </w:p>
-    <w:p>
-      <w:pPr>
-        <w:keepLines/>
-        <w:widowControl/>
-        <w:spacing w:after="160"/>
-        <w:jc w:val="both"/>
-      </w:pPr>
-      <w:r>
-        <w:rPr>
-          <w:rFonts w:ascii="Times New Roman" w:hAnsi="Times New Roman"/>
-          <w:strike/>
-          <w:color w:val="C00000"/>
-          <w:sz w:val="24"/>
-          <w:szCs w:val="24"/>
-        </w:rPr>
-        <w:t xml:space="preserve">10.5 No Dissociation by Transfer Alone. A Transfer does not by itself dissociate a Member </w:t>
-      </w:r>
-      <w:r>
-        <w:rPr>
-          <w:rFonts w:ascii="Times New Roman" w:hAnsi="Times New Roman"/>
-          <w:color w:val="0645AD"/>
-          <w:u w:val="single"/>
-          <w:sz w:val="24"/>
-          <w:szCs w:val="24"/>
-        </w:rPr>
-        <w:t xml:space="preserve">11.1 Admission. One </w:t>
-      </w:r>
-      <w:r>
-        <w:rPr>
-          <w:rFonts w:ascii="Times New Roman" w:hAnsi="Times New Roman"/>
-          <w:sz w:val="24"/>
-          <w:szCs w:val="24"/>
-        </w:rPr>
-        <w:t xml:space="preserve">or </w:t>
-      </w:r>
-      <w:r>
-        <w:rPr>
-          <w:rFonts w:ascii="Times New Roman" w:hAnsi="Times New Roman"/>
-          <w:strike/>
-          <w:color w:val="C00000"/>
-          <w:sz w:val="24"/>
-          <w:szCs w:val="24"/>
-        </w:rPr>
-        <w:t xml:space="preserve">dissolve </w:t>
-      </w:r>
-      <w:r>
-        <w:rPr>
-          <w:rFonts w:ascii="Times New Roman" w:hAnsi="Times New Roman"/>
-          <w:color w:val="0645AD"/>
-          <w:u w:val="single"/>
-          <w:sz w:val="24"/>
-          <w:szCs w:val="24"/>
-        </w:rPr>
-        <w:t xml:space="preserve">more additional members may be admitted to </w:t>
-      </w:r>
-      <w:r>
-        <w:rPr>
-          <w:rFonts w:ascii="Times New Roman" w:hAnsi="Times New Roman"/>
-          <w:sz w:val="24"/>
-          <w:szCs w:val="24"/>
-        </w:rPr>
-        <w:t xml:space="preserve">the Company </w:t>
-      </w:r>
-      <w:r>
-        <w:rPr>
-          <w:rFonts w:ascii="Times New Roman" w:hAnsi="Times New Roman"/>
-          <w:strike/>
-          <w:color w:val="C00000"/>
-          <w:sz w:val="24"/>
-          <w:szCs w:val="24"/>
-        </w:rPr>
-        <w:t xml:space="preserve">or any Protected Series. </w:t>
-      </w:r>
-      <w:r>
-        <w:rPr>
-          <w:rFonts w:ascii="Times New Roman" w:hAnsi="Times New Roman"/>
-          <w:color w:val="0645AD"/>
-          <w:u w:val="single"/>
-          <w:sz w:val="24"/>
-          <w:szCs w:val="24"/>
-        </w:rPr>
-        <w:t xml:space="preserve">only with the written consent of the Member and upon the admitted person's delivery of a signed agreement to be bound by this Agreement. </w:t>
-      </w:r>
-    </w:p>
-    <w:p>
-      <w:pPr>
-        <w:keepLines/>
-        <w:widowControl/>
-        <w:spacing w:after="160"/>
-        <w:jc w:val="both"/>
-      </w:pPr>
-      <w:r>
-        <w:rPr>
-          <w:rFonts w:ascii="Times New Roman" w:hAnsi="Times New Roman"/>
-          <w:strike/>
-          <w:color w:val="C00000"/>
-          <w:sz w:val="24"/>
-          <w:szCs w:val="24"/>
-        </w:rPr>
-        <w:t xml:space="preserve">10.6 Charging Order — Exclusive Remedy. As provided in ss. 605.0502 and 605.0503, Florida Statutes, </w:t>
-      </w:r>
-      <w:r>
-        <w:rPr>
-          <w:rFonts w:ascii="Times New Roman" w:hAnsi="Times New Roman"/>
-          <w:color w:val="0645AD"/>
-          <w:u w:val="single"/>
-          <w:sz w:val="24"/>
-          <w:szCs w:val="24"/>
-        </w:rPr>
-        <w:t xml:space="preserve">11.2 No Association with </w:t>
-      </w:r>
-      <w:r>
-        <w:rPr>
-          <w:rFonts w:ascii="Times New Roman" w:hAnsi="Times New Roman"/>
-          <w:sz w:val="24"/>
-          <w:szCs w:val="24"/>
-        </w:rPr>
-        <w:t xml:space="preserve">a </w:t>
-      </w:r>
-      <w:r>
-        <w:rPr>
-          <w:rFonts w:ascii="Times New Roman" w:hAnsi="Times New Roman"/>
-          <w:strike/>
-          <w:color w:val="C00000"/>
-          <w:sz w:val="24"/>
-          <w:szCs w:val="24"/>
-        </w:rPr>
-        <w:t xml:space="preserve">charging order is the sole and exclusive remedy by which </w:t>
-      </w:r>
-      <w:r>
-        <w:rPr>
-          <w:rFonts w:ascii="Times New Roman" w:hAnsi="Times New Roman"/>
-          <w:color w:val="0645AD"/>
-          <w:u w:val="single"/>
-          <w:sz w:val="24"/>
-          <w:szCs w:val="24"/>
-        </w:rPr>
-        <w:t xml:space="preserve">Protected Series. No member may be associated with </w:t>
-      </w:r>
-      <w:r>
-        <w:rPr>
-          <w:rFonts w:ascii="Times New Roman" w:hAnsi="Times New Roman"/>
-          <w:sz w:val="24"/>
-          <w:szCs w:val="24"/>
-        </w:rPr>
-        <w:t xml:space="preserve">a </w:t>
-      </w:r>
-      <w:r>
-        <w:rPr>
-          <w:rFonts w:ascii="Times New Roman" w:hAnsi="Times New Roman"/>
-          <w:strike/>
-          <w:color w:val="C00000"/>
-          <w:sz w:val="24"/>
-          <w:szCs w:val="24"/>
-        </w:rPr>
-        <w:t xml:space="preserve">judgment creditor of a Member or of a transferee may satisfy a judgment from the judgment debtor's Membership Interest or transferable interest, whether in the Company or in respect of any </w:t>
-      </w:r>
-      <w:r>
-        <w:rPr>
-          <w:rFonts w:ascii="Times New Roman" w:hAnsi="Times New Roman"/>
-          <w:sz w:val="24"/>
-          <w:szCs w:val="24"/>
-        </w:rPr>
-        <w:t xml:space="preserve">Protected Series. A </w:t>
-      </w:r>
-      <w:r>
-        <w:rPr>
-          <w:rFonts w:ascii="Times New Roman" w:hAnsi="Times New Roman"/>
-          <w:strike/>
-          <w:color w:val="C00000"/>
-          <w:sz w:val="24"/>
-          <w:szCs w:val="24"/>
-        </w:rPr>
-        <w:t xml:space="preserve">judgment creditor or other holder of a charging order has only </w:t>
-      </w:r>
-      <w:r>
-        <w:rPr>
-          <w:rFonts w:ascii="Times New Roman" w:hAnsi="Times New Roman"/>
-          <w:color w:val="0645AD"/>
-          <w:u w:val="single"/>
-          <w:sz w:val="24"/>
-          <w:szCs w:val="24"/>
-        </w:rPr>
-        <w:t xml:space="preserve">Protected Series may not be established with, and may not admit, an Associated Member. Any amendment permitting Associated Members may cause each Protected Series to be treated as an entity separate from </w:t>
-      </w:r>
-      <w:r>
-        <w:rPr>
-          <w:rFonts w:ascii="Times New Roman" w:hAnsi="Times New Roman"/>
-          <w:sz w:val="24"/>
-          <w:szCs w:val="24"/>
-        </w:rPr>
-        <w:t xml:space="preserve">the </w:t>
-      </w:r>
-      <w:r>
-        <w:rPr>
-          <w:rFonts w:ascii="Times New Roman" w:hAnsi="Times New Roman"/>
-          <w:strike/>
-          <w:color w:val="C00000"/>
-          <w:sz w:val="24"/>
-          <w:szCs w:val="24"/>
-        </w:rPr>
-        <w:t xml:space="preserve">right to receive distributions to which the judgment debtor would otherwise be entitled, has none of the rights of a member or manager, is not entitled to </w:t>
-      </w:r>
-      <w:r>
-        <w:rPr>
-          <w:rFonts w:ascii="Times New Roman" w:hAnsi="Times New Roman"/>
-          <w:color w:val="0645AD"/>
-          <w:u w:val="single"/>
-          <w:sz w:val="24"/>
-          <w:szCs w:val="24"/>
-        </w:rPr>
-        <w:t xml:space="preserve">Company for federal income tax purposes, with its own filing obligations, and may terminate </w:t>
-      </w:r>
-      <w:r>
-        <w:rPr>
-          <w:rFonts w:ascii="Times New Roman" w:hAnsi="Times New Roman"/>
-          <w:sz w:val="24"/>
-          <w:szCs w:val="24"/>
-        </w:rPr>
-        <w:t xml:space="preserve">any </w:t>
-      </w:r>
-      <w:r>
-        <w:rPr>
-          <w:rFonts w:ascii="Times New Roman" w:hAnsi="Times New Roman"/>
-          <w:strike/>
-          <w:color w:val="C00000"/>
-          <w:sz w:val="24"/>
-          <w:szCs w:val="24"/>
-        </w:rPr>
-        <w:t xml:space="preserve">accounting, inspection, or information rights except as the Act mandates, and, for so long as </w:t>
-      </w:r>
-      <w:r>
-        <w:rPr>
-          <w:rFonts w:ascii="Times New Roman" w:hAnsi="Times New Roman"/>
-          <w:color w:val="0645AD"/>
-          <w:u w:val="single"/>
-          <w:sz w:val="24"/>
-          <w:szCs w:val="24"/>
-        </w:rPr>
-        <w:t xml:space="preserve">election </w:t>
-      </w:r>
-      <w:r>
-        <w:rPr>
-          <w:rFonts w:ascii="Times New Roman" w:hAnsi="Times New Roman"/>
-          <w:sz w:val="24"/>
-          <w:szCs w:val="24"/>
-        </w:rPr>
-        <w:t xml:space="preserve">the Company has </w:t>
-      </w:r>
-      <w:r>
-        <w:rPr>
-          <w:rFonts w:ascii="Times New Roman" w:hAnsi="Times New Roman"/>
-          <w:strike/>
-          <w:color w:val="C00000"/>
-          <w:sz w:val="24"/>
-          <w:szCs w:val="24"/>
-        </w:rPr>
-        <w:t xml:space="preserve">more than one member, may not foreclose upon the charged interest. Nothing in this Agreement enlarges any remedy of any creditor beyond those provided by the Act. </w:t>
-      </w:r>
-      <w:r>
-        <w:rPr>
-          <w:rFonts w:ascii="Times New Roman" w:hAnsi="Times New Roman"/>
-          <w:color w:val="0645AD"/>
-          <w:u w:val="single"/>
-          <w:sz w:val="24"/>
-          <w:szCs w:val="24"/>
-        </w:rPr>
-        <w:t xml:space="preserve">made. </w:t>
-      </w:r>
-    </w:p>
-    <w:p>
-      <w:pPr>
-        <w:keepLines/>
-        <w:widowControl/>
-        <w:spacing w:after="160"/>
-        <w:jc w:val="both"/>
-      </w:pPr>
-      <w:r>
-        <w:rPr>
-          <w:rFonts w:ascii="Times New Roman" w:hAnsi="Times New Roman"/>
-          <w:strike/>
-          <w:color w:val="C00000"/>
-          <w:sz w:val="24"/>
-          <w:szCs w:val="24"/>
-        </w:rPr>
-        <w:t xml:space="preserve">ARTICLE 11 — EXECUTORY CONTRACT </w:t>
-      </w:r>
-      <w:r>
-        <w:rPr>
-          <w:rFonts w:ascii="Times New Roman" w:hAnsi="Times New Roman"/>
-          <w:color w:val="0645AD"/>
-          <w:u w:val="single"/>
-          <w:sz w:val="24"/>
-          <w:szCs w:val="24"/>
-        </w:rPr>
-        <w:t xml:space="preserve">11.3 Continuation on Termination of Last Member. Upon the termination of the membership of the last remaining member, the Company shall not be dissolved, and the legal representative of the last remaining member shall agree in writing to continue the Company, and the representative (or an Immediate Family Member designated by the representative who is not a creditor of the last remaining member) shall be admitted as a member effective as of the terminating event, all as permitted by the Act. </w:t>
-      </w:r>
-    </w:p>
-    <w:p>
-      <w:pPr>
-        <w:keepLines/>
-        <w:widowControl/>
-        <w:spacing w:after="160"/>
-        <w:jc w:val="both"/>
-      </w:pPr>
-      <w:r>
-        <w:rPr>
-          <w:rFonts w:ascii="Times New Roman" w:hAnsi="Times New Roman"/>
-          <w:strike/>
-          <w:color w:val="C00000"/>
-          <w:sz w:val="24"/>
-          <w:szCs w:val="24"/>
-        </w:rPr>
-        <w:t xml:space="preserve">11.1 Executory Contract. The parties agree that this Agreement constitutes an executory contract and shall be governed by 11 U.S.C. §365 in connection with the bankruptcy of the Company or any Member because, among other provisions and obligations, this Agreement imposes on each Member the following affirmative duties (each of which constitutes a material unperformed, future obligation): (a) [include only if optional Section 6.2 is included; otherwise replace with "(a) [Reserved.]"] upon approval of a Majority in Interest as provided in Section 6.2, the duty and obligation of each Member to contribute additional capital to the Company or the affected Protected Series; (b) the duty and obligation of each Member to materially participate in the governance of the Company and of each Protected Series, as provided in Section 4.6; (c) [include only if Section 4.7 Alternative A is selected; otherwise replace with "(c) [Reserved.]"] the duty and obligation of each Member not to compete with the Company or with any Protected Series in the conduct of their activities and affairs before the dissolution of the Company, as provided in Section 4.7 and consistent with s. 605.04091(2)(c), Florida Statutes; (d) the duty and obligation of each Member not to disclose confidential information, as provided in Section 4.8; and (e) the duty and obligation of each Member not to hinder, delay, slander, or tarnish the reputation of the Company or of any Protected Series, as provided in Section 4.9. The failure of a Member to perform the duties and obligations set forth herein releases and excuses the mutual duties and obligations owed by the Company and the other Members to such defaulting Member. </w:t>
-      </w:r>
-      <w:r>
-        <w:rPr>
-          <w:rFonts w:ascii="Times New Roman" w:hAnsi="Times New Roman"/>
-          <w:color w:val="0645AD"/>
-          <w:u w:val="single"/>
-          <w:sz w:val="24"/>
-          <w:szCs w:val="24"/>
-        </w:rPr>
-        <w:t xml:space="preserve">ARTICLE 12 — DISSOLUTION AND WINDING UP </w:t>
-      </w:r>
-    </w:p>
-    <w:p>
-      <w:pPr>
-        <w:keepLines/>
-        <w:widowControl/>
-        <w:spacing w:after="160"/>
-        <w:jc w:val="both"/>
-      </w:pPr>
-      <w:r>
-        <w:rPr>
-          <w:rFonts w:ascii="Times New Roman" w:hAnsi="Times New Roman"/>
-          <w:strike/>
-          <w:color w:val="C00000"/>
-          <w:sz w:val="24"/>
-          <w:szCs w:val="24"/>
-        </w:rPr>
-        <w:t xml:space="preserve">11.2 Personal Service Agreement; No Assumption </w:t>
-      </w:r>
-      <w:r>
-        <w:rPr>
-          <w:rFonts w:ascii="Times New Roman" w:hAnsi="Times New Roman"/>
-          <w:color w:val="0645AD"/>
-          <w:u w:val="single"/>
-          <w:sz w:val="24"/>
-          <w:szCs w:val="24"/>
-        </w:rPr>
-        <w:t xml:space="preserve">12.1 Dissolution of a Protected Series. A Protected Series is dissolved, and its activities and affairs shall be wound up, upon the first to occur of: (a) the dissolution of the Company; (b) an event </w:t>
-      </w:r>
-      <w:r>
-        <w:rPr>
-          <w:rFonts w:ascii="Times New Roman" w:hAnsi="Times New Roman"/>
-          <w:sz w:val="24"/>
-          <w:szCs w:val="24"/>
-        </w:rPr>
-        <w:t xml:space="preserve">or </w:t>
-      </w:r>
-      <w:r>
-        <w:rPr>
-          <w:rFonts w:ascii="Times New Roman" w:hAnsi="Times New Roman"/>
-          <w:strike/>
-          <w:color w:val="C00000"/>
-          <w:sz w:val="24"/>
-          <w:szCs w:val="24"/>
-        </w:rPr>
-        <w:t xml:space="preserve">Assignment. In accordance with In re Soderstrom, 484 B.R. 874 (M.D. Fla. 2013), this Agreement is a personal service agreement due to </w:t>
-      </w:r>
-      <w:r>
-        <w:rPr>
-          <w:rFonts w:ascii="Times New Roman" w:hAnsi="Times New Roman"/>
-          <w:color w:val="0645AD"/>
-          <w:u w:val="single"/>
-          <w:sz w:val="24"/>
-          <w:szCs w:val="24"/>
-        </w:rPr>
-        <w:t xml:space="preserve">circumstance specified in its Series Exhibit; (c) </w:t>
-      </w:r>
-      <w:r>
-        <w:rPr>
-          <w:rFonts w:ascii="Times New Roman" w:hAnsi="Times New Roman"/>
-          <w:sz w:val="24"/>
-          <w:szCs w:val="24"/>
-        </w:rPr>
-        <w:t xml:space="preserve">the </w:t>
-      </w:r>
-      <w:r>
-        <w:rPr>
-          <w:rFonts w:ascii="Times New Roman" w:hAnsi="Times New Roman"/>
-          <w:strike/>
-          <w:color w:val="C00000"/>
-          <w:sz w:val="24"/>
-          <w:szCs w:val="24"/>
-        </w:rPr>
-        <w:t xml:space="preserve">managerial and governance duties and obligations owed by each Member and the Manager, and a bankruptcy trustee cannot assume </w:t>
-      </w:r>
-      <w:r>
-        <w:rPr>
-          <w:rFonts w:ascii="Times New Roman" w:hAnsi="Times New Roman"/>
-          <w:color w:val="0645AD"/>
-          <w:u w:val="single"/>
-          <w:sz w:val="24"/>
-          <w:szCs w:val="24"/>
-        </w:rPr>
-        <w:t xml:space="preserve">affirmative vote </w:t>
-      </w:r>
-      <w:r>
-        <w:rPr>
-          <w:rFonts w:ascii="Times New Roman" w:hAnsi="Times New Roman"/>
-          <w:sz w:val="24"/>
-          <w:szCs w:val="24"/>
-        </w:rPr>
-        <w:t xml:space="preserve">or </w:t>
-      </w:r>
-      <w:r>
-        <w:rPr>
-          <w:rFonts w:ascii="Times New Roman" w:hAnsi="Times New Roman"/>
-          <w:strike/>
-          <w:color w:val="C00000"/>
-          <w:sz w:val="24"/>
-          <w:szCs w:val="24"/>
-        </w:rPr>
-        <w:t xml:space="preserve">assign a debtor Member's interest in the Company in accordance with 11 U.S.C. §365(c)(1) without the prior written </w:t>
-      </w:r>
-      <w:r>
-        <w:rPr>
-          <w:rFonts w:ascii="Times New Roman" w:hAnsi="Times New Roman"/>
-          <w:sz w:val="24"/>
-          <w:szCs w:val="24"/>
-        </w:rPr>
-        <w:t xml:space="preserve">consent of the </w:t>
-      </w:r>
-      <w:r>
-        <w:rPr>
-          <w:rFonts w:ascii="Times New Roman" w:hAnsi="Times New Roman"/>
-          <w:strike/>
-          <w:color w:val="C00000"/>
-          <w:sz w:val="24"/>
-          <w:szCs w:val="24"/>
-        </w:rPr>
-        <w:t xml:space="preserve">other Members. </w:t>
-      </w:r>
-      <w:r>
-        <w:rPr>
-          <w:rFonts w:ascii="Times New Roman" w:hAnsi="Times New Roman"/>
-          <w:color w:val="0645AD"/>
-          <w:u w:val="single"/>
-          <w:sz w:val="24"/>
-          <w:szCs w:val="24"/>
-        </w:rPr>
-        <w:t xml:space="preserve">Member; or (d) entry of a judicial order dissolving the Protected Series as provided by the Act. </w:t>
-      </w:r>
-    </w:p>
-    <w:p>
-      <w:pPr>
-        <w:keepLines/>
-        <w:widowControl/>
-        <w:spacing w:after="160"/>
-        <w:jc w:val="both"/>
-      </w:pPr>
-      <w:r>
-        <w:rPr>
-          <w:rFonts w:ascii="Times New Roman" w:hAnsi="Times New Roman"/>
-          <w:strike/>
-          <w:color w:val="C00000"/>
-          <w:sz w:val="24"/>
-          <w:szCs w:val="24"/>
-        </w:rPr>
-        <w:t xml:space="preserve">11.3 Compliance upon Assumption </w:t>
-      </w:r>
-      <w:r>
-        <w:rPr>
-          <w:rFonts w:ascii="Times New Roman" w:hAnsi="Times New Roman"/>
-          <w:color w:val="0645AD"/>
-          <w:u w:val="single"/>
-          <w:sz w:val="24"/>
-          <w:szCs w:val="24"/>
-        </w:rPr>
-        <w:t xml:space="preserve">12.2 Winding Up a Protected Series. Upon dissolution of a Protected Series, its Protected Series Manager (or another person designated by the Member) shall wind up its activities and affairs in the manner provided by the Act for winding up a limited liability company, applied to that Protected Series. Its Associated Assets shall be applied: first, to pay </w:t>
-      </w:r>
-      <w:r>
-        <w:rPr>
-          <w:rFonts w:ascii="Times New Roman" w:hAnsi="Times New Roman"/>
-          <w:sz w:val="24"/>
-          <w:szCs w:val="24"/>
-        </w:rPr>
-        <w:t xml:space="preserve">or </w:t>
-      </w:r>
-      <w:r>
-        <w:rPr>
-          <w:rFonts w:ascii="Times New Roman" w:hAnsi="Times New Roman"/>
-          <w:strike/>
-          <w:color w:val="C00000"/>
-          <w:sz w:val="24"/>
-          <w:szCs w:val="24"/>
-        </w:rPr>
-        <w:t xml:space="preserve">Rejection. Notwithstanding </w:t>
-      </w:r>
-      <w:r>
-        <w:rPr>
-          <w:rFonts w:ascii="Times New Roman" w:hAnsi="Times New Roman"/>
-          <w:color w:val="0645AD"/>
-          <w:u w:val="single"/>
-          <w:sz w:val="24"/>
-          <w:szCs w:val="24"/>
-        </w:rPr>
-        <w:t xml:space="preserve">provide for its Associated Liabilities to creditors (including </w:t>
-      </w:r>
-      <w:r>
-        <w:rPr>
-          <w:rFonts w:ascii="Times New Roman" w:hAnsi="Times New Roman"/>
-          <w:sz w:val="24"/>
-          <w:szCs w:val="24"/>
-        </w:rPr>
-        <w:t xml:space="preserve">the </w:t>
-      </w:r>
-      <w:r>
-        <w:rPr>
-          <w:rFonts w:ascii="Times New Roman" w:hAnsi="Times New Roman"/>
-          <w:strike/>
-          <w:color w:val="C00000"/>
-          <w:sz w:val="24"/>
-          <w:szCs w:val="24"/>
-        </w:rPr>
-        <w:t xml:space="preserve">foregoing, </w:t>
-      </w:r>
-      <w:r>
-        <w:rPr>
-          <w:rFonts w:ascii="Times New Roman" w:hAnsi="Times New Roman"/>
-          <w:color w:val="0645AD"/>
-          <w:u w:val="single"/>
-          <w:sz w:val="24"/>
-          <w:szCs w:val="24"/>
-        </w:rPr>
-        <w:t xml:space="preserve">Member as a creditor, </w:t>
-      </w:r>
-      <w:r>
-        <w:rPr>
-          <w:rFonts w:ascii="Times New Roman" w:hAnsi="Times New Roman"/>
-          <w:sz w:val="24"/>
-          <w:szCs w:val="24"/>
-        </w:rPr>
-        <w:t xml:space="preserve">to the extent </w:t>
-      </w:r>
-      <w:r>
-        <w:rPr>
-          <w:rFonts w:ascii="Times New Roman" w:hAnsi="Times New Roman"/>
-          <w:strike/>
-          <w:color w:val="C00000"/>
-          <w:sz w:val="24"/>
-          <w:szCs w:val="24"/>
-        </w:rPr>
-        <w:t xml:space="preserve">that a trustee </w:t>
-      </w:r>
-      <w:r>
-        <w:rPr>
-          <w:rFonts w:ascii="Times New Roman" w:hAnsi="Times New Roman"/>
-          <w:color w:val="0645AD"/>
-          <w:u w:val="single"/>
-          <w:sz w:val="24"/>
-          <w:szCs w:val="24"/>
-        </w:rPr>
-        <w:t xml:space="preserve">permitted by law); and then the balance to the Company. The Manager shall cause any statement or filing required by the Act or the Department in connection with the dissolution of the Protected Series to be made. The winding up </w:t>
-      </w:r>
-      <w:r>
-        <w:rPr>
-          <w:rFonts w:ascii="Times New Roman" w:hAnsi="Times New Roman"/>
-          <w:sz w:val="24"/>
-          <w:szCs w:val="24"/>
-        </w:rPr>
-        <w:t xml:space="preserve">of a </w:t>
-      </w:r>
-      <w:r>
-        <w:rPr>
-          <w:rFonts w:ascii="Times New Roman" w:hAnsi="Times New Roman"/>
-          <w:strike/>
-          <w:color w:val="C00000"/>
-          <w:sz w:val="24"/>
-          <w:szCs w:val="24"/>
-        </w:rPr>
-        <w:t xml:space="preserve">Member's bankruptcy is allowed either to assume or reject a debtor Member's interest in </w:t>
-      </w:r>
-      <w:r>
-        <w:rPr>
-          <w:rFonts w:ascii="Times New Roman" w:hAnsi="Times New Roman"/>
-          <w:color w:val="0645AD"/>
-          <w:u w:val="single"/>
-          <w:sz w:val="24"/>
-          <w:szCs w:val="24"/>
-        </w:rPr>
-        <w:t xml:space="preserve">Protected Series shall not draw upon, and its creditors shall have no recourse to, the Associated Assets of </w:t>
-      </w:r>
-      <w:r>
-        <w:rPr>
-          <w:rFonts w:ascii="Times New Roman" w:hAnsi="Times New Roman"/>
-          <w:sz w:val="24"/>
-          <w:szCs w:val="24"/>
-        </w:rPr>
-        <w:t xml:space="preserve">the Company </w:t>
-      </w:r>
-      <w:r>
-        <w:rPr>
-          <w:rFonts w:ascii="Times New Roman" w:hAnsi="Times New Roman"/>
-          <w:strike/>
-          <w:color w:val="C00000"/>
-          <w:sz w:val="24"/>
-          <w:szCs w:val="24"/>
-        </w:rPr>
-        <w:t xml:space="preserve">governed by this Agreement, such action shall comply with the time period set forth in 11 U.S.C. §365(d), and if the trustee assumes such debtor Member's interest, such trustee shall comply with the terms </w:t>
-      </w:r>
-      <w:r>
-        <w:rPr>
-          <w:rFonts w:ascii="Times New Roman" w:hAnsi="Times New Roman"/>
-          <w:color w:val="0645AD"/>
-          <w:u w:val="single"/>
-          <w:sz w:val="24"/>
-          <w:szCs w:val="24"/>
-        </w:rPr>
-        <w:t xml:space="preserve">or </w:t>
-      </w:r>
-      <w:r>
-        <w:rPr>
-          <w:rFonts w:ascii="Times New Roman" w:hAnsi="Times New Roman"/>
-          <w:sz w:val="24"/>
-          <w:szCs w:val="24"/>
-        </w:rPr>
-        <w:t xml:space="preserve">of </w:t>
-      </w:r>
-      <w:r>
-        <w:rPr>
-          <w:rFonts w:ascii="Times New Roman" w:hAnsi="Times New Roman"/>
-          <w:strike/>
-          <w:color w:val="C00000"/>
-          <w:sz w:val="24"/>
-          <w:szCs w:val="24"/>
-        </w:rPr>
-        <w:t xml:space="preserve">this Agreement and Florida law governing this Agreement, including, without limitation, the restrictions of the rights of a creditor of a Member or transferee pursuant to ss. 605.0502 and 605.0503, Florida Statutes. </w:t>
-      </w:r>
-      <w:r>
-        <w:rPr>
-          <w:rFonts w:ascii="Times New Roman" w:hAnsi="Times New Roman"/>
-          <w:color w:val="0645AD"/>
-          <w:u w:val="single"/>
-          <w:sz w:val="24"/>
-          <w:szCs w:val="24"/>
-        </w:rPr>
-        <w:t xml:space="preserve">any other Protected Series. </w:t>
-      </w:r>
-    </w:p>
-    <w:p>
-      <w:pPr>
-        <w:keepLines/>
-        <w:widowControl/>
-        <w:spacing w:after="160"/>
-        <w:jc w:val="both"/>
-      </w:pPr>
-      <w:r>
-        <w:rPr>
-          <w:rFonts w:ascii="Times New Roman" w:hAnsi="Times New Roman"/>
-          <w:strike/>
-          <w:color w:val="C00000"/>
-          <w:sz w:val="24"/>
-          <w:szCs w:val="24"/>
-        </w:rPr>
-        <w:t xml:space="preserve">ARTICLE 12 — ADMISSION OF MEMBERS; ASSOCIATION WITH PROTECTED SERIES </w:t>
-      </w:r>
-      <w:r>
-        <w:rPr>
-          <w:rFonts w:ascii="Times New Roman" w:hAnsi="Times New Roman"/>
-          <w:color w:val="0645AD"/>
-          <w:u w:val="single"/>
-          <w:sz w:val="24"/>
-          <w:szCs w:val="24"/>
-        </w:rPr>
-        <w:t xml:space="preserve">12.3 Dissolution of the Company. The Company is dissolved, and its activities and affairs shall be wound up, upon the first to occur of: (a) the written consent of the Member; (b) entry of a decree of judicial dissolution under the Act; or (c) any other event that under the Act requires dissolution. Dissolution of the Company causes the dissolution of each Protected Series, and the winding up of the Company is not complete until the winding up of each Protected Series is complete. </w:t>
-      </w:r>
-    </w:p>
-    <w:p>
-      <w:pPr>
-        <w:keepLines/>
-        <w:widowControl/>
-        <w:spacing w:after="160"/>
-        <w:jc w:val="both"/>
-      </w:pPr>
-      <w:r>
-        <w:rPr>
-          <w:rFonts w:ascii="Times New Roman" w:hAnsi="Times New Roman"/>
-          <w:strike/>
-          <w:color w:val="C00000"/>
-          <w:sz w:val="24"/>
-          <w:szCs w:val="24"/>
-        </w:rPr>
-        <w:t xml:space="preserve">12.1 Admission </w:t>
-      </w:r>
-      <w:r>
-        <w:rPr>
-          <w:rFonts w:ascii="Times New Roman" w:hAnsi="Times New Roman"/>
-          <w:color w:val="0645AD"/>
-          <w:u w:val="single"/>
-          <w:sz w:val="24"/>
-          <w:szCs w:val="24"/>
-        </w:rPr>
-        <w:t xml:space="preserve">12.4 Winding Up the Company. Upon dissolution </w:t>
-      </w:r>
-      <w:r>
-        <w:rPr>
-          <w:rFonts w:ascii="Times New Roman" w:hAnsi="Times New Roman"/>
-          <w:sz w:val="24"/>
-          <w:szCs w:val="24"/>
-        </w:rPr>
-        <w:t xml:space="preserve">of </w:t>
-      </w:r>
-      <w:r>
-        <w:rPr>
-          <w:rFonts w:ascii="Times New Roman" w:hAnsi="Times New Roman"/>
-          <w:strike/>
-          <w:color w:val="C00000"/>
-          <w:sz w:val="24"/>
-          <w:szCs w:val="24"/>
-        </w:rPr>
-        <w:t xml:space="preserve">Members. A </w:t>
-      </w:r>
-      <w:r>
-        <w:rPr>
-          <w:rFonts w:ascii="Times New Roman" w:hAnsi="Times New Roman"/>
-          <w:color w:val="0645AD"/>
-          <w:u w:val="single"/>
-          <w:sz w:val="24"/>
-          <w:szCs w:val="24"/>
-        </w:rPr>
-        <w:t xml:space="preserve">the Company, the Manager (or, if there is none, a </w:t>
-      </w:r>
-      <w:r>
-        <w:rPr>
-          <w:rFonts w:ascii="Times New Roman" w:hAnsi="Times New Roman"/>
-          <w:sz w:val="24"/>
-          <w:szCs w:val="24"/>
-        </w:rPr>
-        <w:t xml:space="preserve">person </w:t>
-      </w:r>
-      <w:r>
-        <w:rPr>
-          <w:rFonts w:ascii="Times New Roman" w:hAnsi="Times New Roman"/>
-          <w:strike/>
-          <w:color w:val="C00000"/>
-          <w:sz w:val="24"/>
-          <w:szCs w:val="24"/>
-        </w:rPr>
-        <w:t xml:space="preserve">may be admitted as a Member </w:t>
-      </w:r>
-      <w:r>
-        <w:rPr>
-          <w:rFonts w:ascii="Times New Roman" w:hAnsi="Times New Roman"/>
-          <w:color w:val="0645AD"/>
-          <w:u w:val="single"/>
-          <w:sz w:val="24"/>
-          <w:szCs w:val="24"/>
-        </w:rPr>
-        <w:t xml:space="preserve">designated by the Member) shall wind up the Company and each Protected Series. After the winding up of each Protected Series under Section 12.2, the remaining Associated Assets </w:t>
-      </w:r>
-      <w:r>
-        <w:rPr>
-          <w:rFonts w:ascii="Times New Roman" w:hAnsi="Times New Roman"/>
-          <w:sz w:val="24"/>
-          <w:szCs w:val="24"/>
-        </w:rPr>
-        <w:t xml:space="preserve">of the Company </w:t>
-      </w:r>
-      <w:r>
-        <w:rPr>
-          <w:rFonts w:ascii="Times New Roman" w:hAnsi="Times New Roman"/>
-          <w:strike/>
-          <w:color w:val="C00000"/>
-          <w:sz w:val="24"/>
-          <w:szCs w:val="24"/>
-        </w:rPr>
-        <w:t xml:space="preserve">only with </w:t>
-      </w:r>
-      <w:r>
-        <w:rPr>
-          <w:rFonts w:ascii="Times New Roman" w:hAnsi="Times New Roman"/>
-          <w:color w:val="0645AD"/>
-          <w:u w:val="single"/>
-          <w:sz w:val="24"/>
-          <w:szCs w:val="24"/>
-        </w:rPr>
-        <w:t xml:space="preserve">shall be applied: first, to pay or provide for </w:t>
-      </w:r>
-      <w:r>
-        <w:rPr>
-          <w:rFonts w:ascii="Times New Roman" w:hAnsi="Times New Roman"/>
-          <w:sz w:val="24"/>
-          <w:szCs w:val="24"/>
-        </w:rPr>
-        <w:t xml:space="preserve">the </w:t>
-      </w:r>
-      <w:r>
-        <w:rPr>
-          <w:rFonts w:ascii="Times New Roman" w:hAnsi="Times New Roman"/>
-          <w:strike/>
-          <w:color w:val="C00000"/>
-          <w:sz w:val="24"/>
-          <w:szCs w:val="24"/>
-        </w:rPr>
-        <w:t xml:space="preserve">written consent </w:t>
-      </w:r>
-      <w:r>
-        <w:rPr>
-          <w:rFonts w:ascii="Times New Roman" w:hAnsi="Times New Roman"/>
-          <w:color w:val="0645AD"/>
-          <w:u w:val="single"/>
-          <w:sz w:val="24"/>
-          <w:szCs w:val="24"/>
-        </w:rPr>
-        <w:t xml:space="preserve">Company's Associated Liabilities to creditors; and then the balance to the Member. Articles </w:t>
-      </w:r>
-      <w:r>
-        <w:rPr>
-          <w:rFonts w:ascii="Times New Roman" w:hAnsi="Times New Roman"/>
-          <w:sz w:val="24"/>
-          <w:szCs w:val="24"/>
-        </w:rPr>
-        <w:t xml:space="preserve">of </w:t>
-      </w:r>
-      <w:r>
-        <w:rPr>
-          <w:rFonts w:ascii="Times New Roman" w:hAnsi="Times New Roman"/>
-          <w:strike/>
-          <w:color w:val="C00000"/>
-          <w:sz w:val="24"/>
-          <w:szCs w:val="24"/>
-        </w:rPr>
-        <w:t xml:space="preserve">all Members </w:t>
-      </w:r>
-      <w:r>
-        <w:rPr>
-          <w:rFonts w:ascii="Times New Roman" w:hAnsi="Times New Roman"/>
-          <w:color w:val="0645AD"/>
-          <w:u w:val="single"/>
-          <w:sz w:val="24"/>
-          <w:szCs w:val="24"/>
-        </w:rPr>
-        <w:t xml:space="preserve">dissolution shall be filed as the Act requires, </w:t>
+        <w:t xml:space="preserve">Interest) shall wind up its activities </w:t>
+      </w:r>
+      <w:r>
+        <w:rPr>
+          <w:rFonts w:ascii="Times New Roman" w:hAnsi="Times New Roman"/>
+          <w:color w:val="0645AD"/>
+          <w:u w:val="single"/>
+          <w:sz w:val="24"/>
+          <w:szCs w:val="24"/>
+        </w:rPr>
+        <w:t xml:space="preserve">compliance with this Agreement </w:t>
       </w:r>
       <w:r>
         <w:rPr>
@@ -8803,1590 +10349,6 @@
           <w:sz w:val="24"/>
           <w:szCs w:val="24"/>
         </w:rPr>
-        <w:t xml:space="preserve">upon </w:t>
-      </w:r>
-      <w:r>
-        <w:rPr>
-          <w:rFonts w:ascii="Times New Roman" w:hAnsi="Times New Roman"/>
-          <w:sz w:val="24"/>
-          <w:szCs w:val="24"/>
-        </w:rPr>
-        <w:t xml:space="preserve">the </w:t>
-      </w:r>
-      <w:r>
-        <w:rPr>
-          <w:rFonts w:ascii="Times New Roman" w:hAnsi="Times New Roman"/>
-          <w:strike/>
-          <w:color w:val="C00000"/>
-          <w:sz w:val="24"/>
-          <w:szCs w:val="24"/>
-        </w:rPr>
-        <w:t xml:space="preserve">person's delivery of a signed agreement to be bound by this Agreement, except that (a) a TOD beneficiary </w:t>
-      </w:r>
-      <w:r>
-        <w:rPr>
-          <w:rFonts w:ascii="Times New Roman" w:hAnsi="Times New Roman"/>
-          <w:color w:val="0645AD"/>
-          <w:u w:val="single"/>
-          <w:sz w:val="24"/>
-          <w:szCs w:val="24"/>
-        </w:rPr>
-        <w:t xml:space="preserve">Company shall terminate when winding up </w:t>
-      </w:r>
-      <w:r>
-        <w:rPr>
-          <w:rFonts w:ascii="Times New Roman" w:hAnsi="Times New Roman"/>
-          <w:sz w:val="24"/>
-          <w:szCs w:val="24"/>
-        </w:rPr>
-        <w:t xml:space="preserve">is </w:t>
-      </w:r>
-      <w:r>
-        <w:rPr>
-          <w:rFonts w:ascii="Times New Roman" w:hAnsi="Times New Roman"/>
-          <w:strike/>
-          <w:color w:val="C00000"/>
-          <w:sz w:val="24"/>
-          <w:szCs w:val="24"/>
-        </w:rPr>
-        <w:t xml:space="preserve">admitted as provided in Section 4.11, and (b) a permitted family transferee under Section 10.2 may be admitted with the written consent of a Majority in Interest of the Members other than the transferor. </w:t>
-      </w:r>
-      <w:r>
-        <w:rPr>
-          <w:rFonts w:ascii="Times New Roman" w:hAnsi="Times New Roman"/>
-          <w:color w:val="0645AD"/>
-          <w:u w:val="single"/>
-          <w:sz w:val="24"/>
-          <w:szCs w:val="24"/>
-        </w:rPr>
-        <w:t xml:space="preserve">complete. </w:t>
-      </w:r>
-    </w:p>
-    <w:p>
-      <w:pPr>
-        <w:keepLines/>
-        <w:widowControl/>
-        <w:spacing w:after="160"/>
-        <w:jc w:val="both"/>
-      </w:pPr>
-      <w:r>
-        <w:rPr>
-          <w:rFonts w:ascii="Times New Roman" w:hAnsi="Times New Roman"/>
-          <w:strike/>
-          <w:color w:val="C00000"/>
-          <w:sz w:val="24"/>
-          <w:szCs w:val="24"/>
-        </w:rPr>
-        <w:t xml:space="preserve">12.2 </w:t>
-      </w:r>
-      <w:r>
-        <w:rPr>
-          <w:rFonts w:ascii="Times New Roman" w:hAnsi="Times New Roman"/>
-          <w:color w:val="0645AD"/>
-          <w:u w:val="single"/>
-          <w:sz w:val="24"/>
-          <w:szCs w:val="24"/>
-        </w:rPr>
-        <w:t xml:space="preserve">12.5 </w:t>
-      </w:r>
-      <w:r>
-        <w:rPr>
-          <w:rFonts w:ascii="Times New Roman" w:hAnsi="Times New Roman"/>
-          <w:sz w:val="24"/>
-          <w:szCs w:val="24"/>
-        </w:rPr>
-        <w:t xml:space="preserve">No </w:t>
-      </w:r>
-      <w:r>
-        <w:rPr>
-          <w:rFonts w:ascii="Times New Roman" w:hAnsi="Times New Roman"/>
-          <w:strike/>
-          <w:color w:val="C00000"/>
-          <w:sz w:val="24"/>
-          <w:szCs w:val="24"/>
-        </w:rPr>
-        <w:t xml:space="preserve">Association </w:t>
-      </w:r>
-      <w:r>
-        <w:rPr>
-          <w:rFonts w:ascii="Times New Roman" w:hAnsi="Times New Roman"/>
-          <w:color w:val="0645AD"/>
-          <w:u w:val="single"/>
-          <w:sz w:val="24"/>
-          <w:szCs w:val="24"/>
-        </w:rPr>
-        <w:t xml:space="preserve">Deficit Obligation; Recourse Limited. The Member shall have no obligation to restore any deficit or to contribute capital in connection </w:t>
-      </w:r>
-      <w:r>
-        <w:rPr>
-          <w:rFonts w:ascii="Times New Roman" w:hAnsi="Times New Roman"/>
-          <w:sz w:val="24"/>
-          <w:szCs w:val="24"/>
-        </w:rPr>
-        <w:t xml:space="preserve">with </w:t>
-      </w:r>
-      <w:r>
-        <w:rPr>
-          <w:rFonts w:ascii="Times New Roman" w:hAnsi="Times New Roman"/>
-          <w:strike/>
-          <w:color w:val="C00000"/>
-          <w:sz w:val="24"/>
-          <w:szCs w:val="24"/>
-        </w:rPr>
-        <w:t xml:space="preserve">a Protected Series. No Member may be associated with a Protected Series. A </w:t>
-      </w:r>
-      <w:r>
-        <w:rPr>
-          <w:rFonts w:ascii="Times New Roman" w:hAnsi="Times New Roman"/>
-          <w:color w:val="0645AD"/>
-          <w:u w:val="single"/>
-          <w:sz w:val="24"/>
-          <w:szCs w:val="24"/>
-        </w:rPr>
-        <w:t xml:space="preserve">any winding up, and each creditor of the Company or of any </w:t>
-      </w:r>
-      <w:r>
-        <w:rPr>
-          <w:rFonts w:ascii="Times New Roman" w:hAnsi="Times New Roman"/>
-          <w:sz w:val="24"/>
-          <w:szCs w:val="24"/>
-        </w:rPr>
-        <w:t xml:space="preserve">Protected Series </w:t>
-      </w:r>
-      <w:r>
-        <w:rPr>
-          <w:rFonts w:ascii="Times New Roman" w:hAnsi="Times New Roman"/>
-          <w:strike/>
-          <w:color w:val="C00000"/>
-          <w:sz w:val="24"/>
-          <w:szCs w:val="24"/>
-        </w:rPr>
-        <w:t xml:space="preserve">may not be established with, and may not admit, an </w:t>
-      </w:r>
-      <w:r>
-        <w:rPr>
-          <w:rFonts w:ascii="Times New Roman" w:hAnsi="Times New Roman"/>
-          <w:color w:val="0645AD"/>
-          <w:u w:val="single"/>
-          <w:sz w:val="24"/>
-          <w:szCs w:val="24"/>
-        </w:rPr>
-        <w:t xml:space="preserve">shall look solely to the </w:t>
-      </w:r>
-      <w:r>
-        <w:rPr>
-          <w:rFonts w:ascii="Times New Roman" w:hAnsi="Times New Roman"/>
-          <w:sz w:val="24"/>
-          <w:szCs w:val="24"/>
-        </w:rPr>
-        <w:t xml:space="preserve">Associated </w:t>
-      </w:r>
-      <w:r>
-        <w:rPr>
-          <w:rFonts w:ascii="Times New Roman" w:hAnsi="Times New Roman"/>
-          <w:strike/>
-          <w:color w:val="C00000"/>
-          <w:sz w:val="24"/>
-          <w:szCs w:val="24"/>
-        </w:rPr>
-        <w:t xml:space="preserve">Member. Any amendment permitting Associated Members may cause each Protected Series to be treated as an entity separate from the Company for federal income tax purposes, with </w:t>
-      </w:r>
-      <w:r>
-        <w:rPr>
-          <w:rFonts w:ascii="Times New Roman" w:hAnsi="Times New Roman"/>
-          <w:color w:val="0645AD"/>
-          <w:u w:val="single"/>
-          <w:sz w:val="24"/>
-          <w:szCs w:val="24"/>
-        </w:rPr>
-        <w:t xml:space="preserve">Assets of </w:t>
-      </w:r>
-      <w:r>
-        <w:rPr>
-          <w:rFonts w:ascii="Times New Roman" w:hAnsi="Times New Roman"/>
-          <w:sz w:val="24"/>
-          <w:szCs w:val="24"/>
-        </w:rPr>
-        <w:t xml:space="preserve">its </w:t>
-      </w:r>
-      <w:r>
-        <w:rPr>
-          <w:rFonts w:ascii="Times New Roman" w:hAnsi="Times New Roman"/>
-          <w:strike/>
-          <w:color w:val="C00000"/>
-          <w:sz w:val="24"/>
-          <w:szCs w:val="24"/>
-        </w:rPr>
-        <w:t xml:space="preserve">own filing obligations, and may terminate any election the Company has made. </w:t>
-      </w:r>
-      <w:r>
-        <w:rPr>
-          <w:rFonts w:ascii="Times New Roman" w:hAnsi="Times New Roman"/>
-          <w:color w:val="0645AD"/>
-          <w:u w:val="single"/>
-          <w:sz w:val="24"/>
-          <w:szCs w:val="24"/>
-        </w:rPr>
-        <w:t xml:space="preserve">obligor. </w:t>
-      </w:r>
-    </w:p>
-    <w:p>
-      <w:pPr>
-        <w:keepLines/>
-        <w:widowControl/>
-        <w:spacing w:after="160"/>
-        <w:jc w:val="both"/>
-      </w:pPr>
-      <w:r>
-        <w:rPr>
-          <w:rFonts w:ascii="Times New Roman" w:hAnsi="Times New Roman"/>
-          <w:strike/>
-          <w:color w:val="C00000"/>
-          <w:sz w:val="24"/>
-          <w:szCs w:val="24"/>
-        </w:rPr>
-        <w:t xml:space="preserve">12.3 Continuation on Termination of Last Member. Upon the termination of the membership of the last remaining member of the Company, the Company shall not be dissolved, and the legal representative of the last remaining member shall agree in writing to continue the Company, and the representative (or an Immediate Family Member designated by the representative who is not a creditor of the last remaining member) shall be admitted as a member effective as of the terminating event, all as permitted by the Act. </w:t>
-      </w:r>
-      <w:r>
-        <w:rPr>
-          <w:rFonts w:ascii="Times New Roman" w:hAnsi="Times New Roman"/>
-          <w:color w:val="0645AD"/>
-          <w:u w:val="single"/>
-          <w:sz w:val="24"/>
-          <w:szCs w:val="24"/>
-        </w:rPr>
-        <w:t xml:space="preserve">ARTICLE 13 — AMENDMENTS; CONSENTS </w:t>
-      </w:r>
-    </w:p>
-    <w:p>
-      <w:pPr>
-        <w:keepLines/>
-        <w:widowControl/>
-        <w:spacing w:after="160"/>
-        <w:jc w:val="both"/>
-      </w:pPr>
-      <w:r>
-        <w:rPr>
-          <w:rFonts w:ascii="Times New Roman" w:hAnsi="Times New Roman"/>
-          <w:strike/>
-          <w:color w:val="C00000"/>
-          <w:sz w:val="24"/>
-          <w:szCs w:val="24"/>
-        </w:rPr>
-        <w:t xml:space="preserve">ARTICLE 13 — WITHDRAWAL; DEADLOCK </w:t>
-      </w:r>
-      <w:r>
-        <w:rPr>
-          <w:rFonts w:ascii="Times New Roman" w:hAnsi="Times New Roman"/>
-          <w:color w:val="0645AD"/>
-          <w:u w:val="single"/>
-          <w:sz w:val="24"/>
-          <w:szCs w:val="24"/>
-        </w:rPr>
-        <w:t xml:space="preserve">13.1 Amendments. This Agreement, including any Series Exhibit, may be amended only by a written instrument signed by the Member; provided, that any amendment changing the rights or obligations of the Manager may not impose new obligations on the Manager without the Manager's written consent. Oral, implied, or course-of-dealing amendments are of no effect. </w:t>
-      </w:r>
-    </w:p>
-    <w:p>
-      <w:pPr>
-        <w:keepLines/>
-        <w:widowControl/>
-        <w:spacing w:after="160"/>
-        <w:jc w:val="both"/>
-      </w:pPr>
-      <w:r>
-        <w:rPr>
-          <w:rFonts w:ascii="Times New Roman" w:hAnsi="Times New Roman"/>
-          <w:strike/>
-          <w:color w:val="C00000"/>
-          <w:sz w:val="24"/>
-          <w:szCs w:val="24"/>
-        </w:rPr>
-        <w:t xml:space="preserve">13.1 No Voluntary Withdrawal. No Member may voluntarily withdraw, resign, or dissociate from the Company before the dissolution and winding up </w:t>
-      </w:r>
-      <w:r>
-        <w:rPr>
-          <w:rFonts w:ascii="Times New Roman" w:hAnsi="Times New Roman"/>
-          <w:color w:val="0645AD"/>
-          <w:u w:val="single"/>
-          <w:sz w:val="24"/>
-          <w:szCs w:val="24"/>
-        </w:rPr>
-        <w:t xml:space="preserve">13.2 Action by Written Consent. Any action </w:t>
-      </w:r>
-      <w:r>
-        <w:rPr>
-          <w:rFonts w:ascii="Times New Roman" w:hAnsi="Times New Roman"/>
-          <w:sz w:val="24"/>
-          <w:szCs w:val="24"/>
-        </w:rPr>
-        <w:t xml:space="preserve">of the </w:t>
-      </w:r>
-      <w:r>
-        <w:rPr>
-          <w:rFonts w:ascii="Times New Roman" w:hAnsi="Times New Roman"/>
-          <w:strike/>
-          <w:color w:val="C00000"/>
-          <w:sz w:val="24"/>
-          <w:szCs w:val="24"/>
-        </w:rPr>
-        <w:t xml:space="preserve">Company without </w:t>
-      </w:r>
-      <w:r>
-        <w:rPr>
-          <w:rFonts w:ascii="Times New Roman" w:hAnsi="Times New Roman"/>
-          <w:color w:val="0645AD"/>
-          <w:u w:val="single"/>
-          <w:sz w:val="24"/>
-          <w:szCs w:val="24"/>
-        </w:rPr>
-        <w:t xml:space="preserve">Member, or of </w:t>
-      </w:r>
-      <w:r>
-        <w:rPr>
-          <w:rFonts w:ascii="Times New Roman" w:hAnsi="Times New Roman"/>
-          <w:sz w:val="24"/>
-          <w:szCs w:val="24"/>
-        </w:rPr>
-        <w:t xml:space="preserve">the </w:t>
-      </w:r>
-      <w:r>
-        <w:rPr>
-          <w:rFonts w:ascii="Times New Roman" w:hAnsi="Times New Roman"/>
-          <w:color w:val="0645AD"/>
-          <w:u w:val="single"/>
-          <w:sz w:val="24"/>
-          <w:szCs w:val="24"/>
-        </w:rPr>
-        <w:t xml:space="preserve">Company, under this Agreement may be taken by a </w:t>
-      </w:r>
-      <w:r>
-        <w:rPr>
-          <w:rFonts w:ascii="Times New Roman" w:hAnsi="Times New Roman"/>
-          <w:sz w:val="24"/>
-          <w:szCs w:val="24"/>
-        </w:rPr>
-        <w:t xml:space="preserve">written consent </w:t>
-      </w:r>
-      <w:r>
-        <w:rPr>
-          <w:rFonts w:ascii="Times New Roman" w:hAnsi="Times New Roman"/>
-          <w:strike/>
-          <w:color w:val="C00000"/>
-          <w:sz w:val="24"/>
-          <w:szCs w:val="24"/>
-        </w:rPr>
-        <w:t xml:space="preserve">of all other Members. A Member's dissociation, whether or not wrongful, does not entitle </w:t>
-      </w:r>
-      <w:r>
-        <w:rPr>
-          <w:rFonts w:ascii="Times New Roman" w:hAnsi="Times New Roman"/>
-          <w:color w:val="0645AD"/>
-          <w:u w:val="single"/>
-          <w:sz w:val="24"/>
-          <w:szCs w:val="24"/>
-        </w:rPr>
-        <w:t xml:space="preserve">signed by </w:t>
-      </w:r>
-      <w:r>
-        <w:rPr>
-          <w:rFonts w:ascii="Times New Roman" w:hAnsi="Times New Roman"/>
-          <w:sz w:val="24"/>
-          <w:szCs w:val="24"/>
-        </w:rPr>
-        <w:t xml:space="preserve">the </w:t>
-      </w:r>
-      <w:r>
-        <w:rPr>
-          <w:rFonts w:ascii="Times New Roman" w:hAnsi="Times New Roman"/>
-          <w:strike/>
-          <w:color w:val="C00000"/>
-          <w:sz w:val="24"/>
-          <w:szCs w:val="24"/>
-        </w:rPr>
-        <w:t xml:space="preserve">dissociated </w:t>
-      </w:r>
-      <w:r>
-        <w:rPr>
-          <w:rFonts w:ascii="Times New Roman" w:hAnsi="Times New Roman"/>
-          <w:sz w:val="24"/>
-          <w:szCs w:val="24"/>
-        </w:rPr>
-        <w:t xml:space="preserve">Member </w:t>
-      </w:r>
-      <w:r>
-        <w:rPr>
-          <w:rFonts w:ascii="Times New Roman" w:hAnsi="Times New Roman"/>
-          <w:strike/>
-          <w:color w:val="C00000"/>
-          <w:sz w:val="24"/>
-          <w:szCs w:val="24"/>
-        </w:rPr>
-        <w:t xml:space="preserve">to any distribution or payment for </w:t>
-      </w:r>
-      <w:r>
-        <w:rPr>
-          <w:rFonts w:ascii="Times New Roman" w:hAnsi="Times New Roman"/>
-          <w:color w:val="0645AD"/>
-          <w:u w:val="single"/>
-          <w:sz w:val="24"/>
-          <w:szCs w:val="24"/>
-        </w:rPr>
-        <w:t xml:space="preserve">and maintained with </w:t>
-      </w:r>
-      <w:r>
-        <w:rPr>
-          <w:rFonts w:ascii="Times New Roman" w:hAnsi="Times New Roman"/>
-          <w:sz w:val="24"/>
-          <w:szCs w:val="24"/>
-        </w:rPr>
-        <w:t xml:space="preserve">the </w:t>
-      </w:r>
-      <w:r>
-        <w:rPr>
-          <w:rFonts w:ascii="Times New Roman" w:hAnsi="Times New Roman"/>
-          <w:strike/>
-          <w:color w:val="C00000"/>
-          <w:sz w:val="24"/>
-          <w:szCs w:val="24"/>
-        </w:rPr>
-        <w:t xml:space="preserve">Member's interest except as this Agreement or the Act provides, and a dissociated Member (or the Member's successor) holds thereafter only the rights of a transferee described in Section 10.3. </w:t>
-      </w:r>
-      <w:r>
-        <w:rPr>
-          <w:rFonts w:ascii="Times New Roman" w:hAnsi="Times New Roman"/>
-          <w:color w:val="0645AD"/>
-          <w:u w:val="single"/>
-          <w:sz w:val="24"/>
-          <w:szCs w:val="24"/>
-        </w:rPr>
-        <w:t xml:space="preserve">Company's records. No meetings are required. </w:t>
-      </w:r>
-    </w:p>
-    <w:p>
-      <w:pPr>
-        <w:keepLines/>
-        <w:widowControl/>
-        <w:spacing w:after="160"/>
-        <w:jc w:val="both"/>
-      </w:pPr>
-      <w:r>
-        <w:rPr>
-          <w:rFonts w:ascii="Times New Roman" w:hAnsi="Times New Roman"/>
-          <w:strike/>
-          <w:color w:val="C00000"/>
-          <w:sz w:val="24"/>
-          <w:szCs w:val="24"/>
-        </w:rPr>
-        <w:t xml:space="preserve">13.2 Deadlock; Buy-Sell Election. [OPTIONAL PROVISION </w:t>
-      </w:r>
-      <w:r>
-        <w:rPr>
-          <w:rFonts w:ascii="Times New Roman" w:hAnsi="Times New Roman"/>
-          <w:color w:val="0645AD"/>
-          <w:u w:val="single"/>
-          <w:sz w:val="24"/>
-          <w:szCs w:val="24"/>
-        </w:rPr>
-        <w:t xml:space="preserve">ARTICLE 14 </w:t>
-      </w:r>
-      <w:r>
-        <w:rPr>
-          <w:rFonts w:ascii="Times New Roman" w:hAnsi="Times New Roman"/>
-          <w:sz w:val="24"/>
-          <w:szCs w:val="24"/>
-        </w:rPr>
-        <w:t xml:space="preserve">— </w:t>
-      </w:r>
-      <w:r>
-        <w:rPr>
-          <w:rFonts w:ascii="Times New Roman" w:hAnsi="Times New Roman"/>
-          <w:strike/>
-          <w:color w:val="C00000"/>
-          <w:sz w:val="24"/>
-          <w:szCs w:val="24"/>
-        </w:rPr>
-        <w:t xml:space="preserve">see Instructions; to omit, replace the text of this Section with "[Reserved.]" — do not renumber] </w:t>
-      </w:r>
-      <w:r>
-        <w:rPr>
-          <w:rFonts w:ascii="Times New Roman" w:hAnsi="Times New Roman"/>
-          <w:color w:val="0645AD"/>
-          <w:u w:val="single"/>
-          <w:sz w:val="24"/>
-          <w:szCs w:val="24"/>
-        </w:rPr>
-        <w:t xml:space="preserve">MISCELLANEOUS </w:t>
-      </w:r>
-    </w:p>
-    <w:p>
-      <w:pPr>
-        <w:keepLines/>
-        <w:widowControl/>
-        <w:spacing w:after="160"/>
-        <w:jc w:val="both"/>
-      </w:pPr>
-      <w:r>
-        <w:rPr>
-          <w:rFonts w:ascii="Times New Roman" w:hAnsi="Times New Roman"/>
-          <w:strike/>
-          <w:color w:val="C00000"/>
-          <w:sz w:val="24"/>
-          <w:szCs w:val="24"/>
-        </w:rPr>
-        <w:t xml:space="preserve">(a) A "Deadlock" exists if </w:t>
-      </w:r>
-      <w:r>
-        <w:rPr>
-          <w:rFonts w:ascii="Times New Roman" w:hAnsi="Times New Roman"/>
-          <w:color w:val="0645AD"/>
-          <w:u w:val="single"/>
-          <w:sz w:val="24"/>
-          <w:szCs w:val="24"/>
-        </w:rPr>
-        <w:t xml:space="preserve">14.1 Governing Law; Internal Affairs. This Agreement, </w:t>
-      </w:r>
-      <w:r>
-        <w:rPr>
-          <w:rFonts w:ascii="Times New Roman" w:hAnsi="Times New Roman"/>
-          <w:sz w:val="24"/>
-          <w:szCs w:val="24"/>
-        </w:rPr>
-        <w:t xml:space="preserve">the </w:t>
-      </w:r>
-      <w:r>
-        <w:rPr>
-          <w:rFonts w:ascii="Times New Roman" w:hAnsi="Times New Roman"/>
-          <w:strike/>
-          <w:color w:val="C00000"/>
-          <w:sz w:val="24"/>
-          <w:szCs w:val="24"/>
-        </w:rPr>
-        <w:t xml:space="preserve">Members are unable, by the vote required under this Agreement, to approve or reject a matter duly submitted for approval, and the inability continues for sixty (60) days after any Member delivers written notice to </w:t>
-      </w:r>
-      <w:r>
-        <w:rPr>
-          <w:rFonts w:ascii="Times New Roman" w:hAnsi="Times New Roman"/>
-          <w:color w:val="0645AD"/>
-          <w:u w:val="single"/>
-          <w:sz w:val="24"/>
-          <w:szCs w:val="24"/>
-        </w:rPr>
-        <w:t xml:space="preserve">internal affairs of </w:t>
-      </w:r>
-      <w:r>
-        <w:rPr>
-          <w:rFonts w:ascii="Times New Roman" w:hAnsi="Times New Roman"/>
-          <w:sz w:val="24"/>
-          <w:szCs w:val="24"/>
-        </w:rPr>
-        <w:t xml:space="preserve">the Company and </w:t>
-      </w:r>
-      <w:r>
-        <w:rPr>
-          <w:rFonts w:ascii="Times New Roman" w:hAnsi="Times New Roman"/>
-          <w:color w:val="0645AD"/>
-          <w:u w:val="single"/>
-          <w:sz w:val="24"/>
-          <w:szCs w:val="24"/>
-        </w:rPr>
-        <w:t xml:space="preserve">of each Protected Series, and </w:t>
-      </w:r>
-      <w:r>
-        <w:rPr>
-          <w:rFonts w:ascii="Times New Roman" w:hAnsi="Times New Roman"/>
-          <w:sz w:val="24"/>
-          <w:szCs w:val="24"/>
-        </w:rPr>
-        <w:t xml:space="preserve">the </w:t>
-      </w:r>
-      <w:r>
-        <w:rPr>
-          <w:rFonts w:ascii="Times New Roman" w:hAnsi="Times New Roman"/>
-          <w:strike/>
-          <w:color w:val="C00000"/>
-          <w:sz w:val="24"/>
-          <w:szCs w:val="24"/>
-        </w:rPr>
-        <w:t xml:space="preserve">other Members describing </w:t>
-      </w:r>
-      <w:r>
-        <w:rPr>
-          <w:rFonts w:ascii="Times New Roman" w:hAnsi="Times New Roman"/>
-          <w:color w:val="0645AD"/>
-          <w:u w:val="single"/>
-          <w:sz w:val="24"/>
-          <w:szCs w:val="24"/>
-        </w:rPr>
-        <w:t xml:space="preserve">relations among </w:t>
-      </w:r>
-      <w:r>
-        <w:rPr>
-          <w:rFonts w:ascii="Times New Roman" w:hAnsi="Times New Roman"/>
-          <w:sz w:val="24"/>
-          <w:szCs w:val="24"/>
-        </w:rPr>
-        <w:t xml:space="preserve">the </w:t>
-      </w:r>
-      <w:r>
-        <w:rPr>
-          <w:rFonts w:ascii="Times New Roman" w:hAnsi="Times New Roman"/>
-          <w:strike/>
-          <w:color w:val="C00000"/>
-          <w:sz w:val="24"/>
-          <w:szCs w:val="24"/>
-        </w:rPr>
-        <w:t xml:space="preserve">matter </w:t>
-      </w:r>
-      <w:r>
-        <w:rPr>
-          <w:rFonts w:ascii="Times New Roman" w:hAnsi="Times New Roman"/>
-          <w:color w:val="0645AD"/>
-          <w:u w:val="single"/>
-          <w:sz w:val="24"/>
-          <w:szCs w:val="24"/>
-        </w:rPr>
-        <w:t xml:space="preserve">Member, the Manager, each Protected Series Manager, the Company, </w:t>
-      </w:r>
-      <w:r>
-        <w:rPr>
-          <w:rFonts w:ascii="Times New Roman" w:hAnsi="Times New Roman"/>
-          <w:sz w:val="24"/>
-          <w:szCs w:val="24"/>
-        </w:rPr>
-        <w:t xml:space="preserve">and </w:t>
-      </w:r>
-      <w:r>
-        <w:rPr>
-          <w:rFonts w:ascii="Times New Roman" w:hAnsi="Times New Roman"/>
-          <w:strike/>
-          <w:color w:val="C00000"/>
-          <w:sz w:val="24"/>
-          <w:szCs w:val="24"/>
-        </w:rPr>
-        <w:t xml:space="preserve">stating that a Deadlock exists. </w:t>
-      </w:r>
-      <w:r>
-        <w:rPr>
-          <w:rFonts w:ascii="Times New Roman" w:hAnsi="Times New Roman"/>
-          <w:color w:val="0645AD"/>
-          <w:u w:val="single"/>
-          <w:sz w:val="24"/>
-          <w:szCs w:val="24"/>
-        </w:rPr>
-        <w:t xml:space="preserve">each Protected Series, are governed by the laws of the State of Florida, without regard to conflict-of-laws principles. </w:t>
-      </w:r>
-    </w:p>
-    <w:p>
-      <w:pPr>
-        <w:keepLines/>
-        <w:widowControl/>
-        <w:spacing w:after="160"/>
-        <w:jc w:val="both"/>
-      </w:pPr>
-      <w:r>
-        <w:rPr>
-          <w:rFonts w:ascii="Times New Roman" w:hAnsi="Times New Roman"/>
-          <w:strike/>
-          <w:color w:val="C00000"/>
-          <w:sz w:val="24"/>
-          <w:szCs w:val="24"/>
-        </w:rPr>
-        <w:t xml:space="preserve">(b) During a Deadlock, </w:t>
-      </w:r>
-      <w:r>
-        <w:rPr>
-          <w:rFonts w:ascii="Times New Roman" w:hAnsi="Times New Roman"/>
-          <w:color w:val="0645AD"/>
-          <w:u w:val="single"/>
-          <w:sz w:val="24"/>
-          <w:szCs w:val="24"/>
-        </w:rPr>
-        <w:t xml:space="preserve">14.2 Venue. Any action or proceeding arising out of or relating to this Agreement, the Company, or </w:t>
-      </w:r>
-      <w:r>
-        <w:rPr>
-          <w:rFonts w:ascii="Times New Roman" w:hAnsi="Times New Roman"/>
-          <w:sz w:val="24"/>
-          <w:szCs w:val="24"/>
-        </w:rPr>
-        <w:t xml:space="preserve">any </w:t>
-      </w:r>
-      <w:r>
-        <w:rPr>
-          <w:rFonts w:ascii="Times New Roman" w:hAnsi="Times New Roman"/>
-          <w:strike/>
-          <w:color w:val="C00000"/>
-          <w:sz w:val="24"/>
-          <w:szCs w:val="24"/>
-        </w:rPr>
-        <w:t xml:space="preserve">Member holding twenty-five percent (25%) or more </w:t>
-      </w:r>
-      <w:r>
-        <w:rPr>
-          <w:rFonts w:ascii="Times New Roman" w:hAnsi="Times New Roman"/>
-          <w:color w:val="0645AD"/>
-          <w:u w:val="single"/>
-          <w:sz w:val="24"/>
-          <w:szCs w:val="24"/>
-        </w:rPr>
-        <w:t xml:space="preserve">Protected Series shall be brought exclusively in the courts </w:t>
-      </w:r>
-      <w:r>
-        <w:rPr>
-          <w:rFonts w:ascii="Times New Roman" w:hAnsi="Times New Roman"/>
-          <w:sz w:val="24"/>
-          <w:szCs w:val="24"/>
-        </w:rPr>
-        <w:t xml:space="preserve">of the </w:t>
-      </w:r>
-      <w:r>
-        <w:rPr>
-          <w:rFonts w:ascii="Times New Roman" w:hAnsi="Times New Roman"/>
-          <w:strike/>
-          <w:color w:val="C00000"/>
-          <w:sz w:val="24"/>
-          <w:szCs w:val="24"/>
-        </w:rPr>
-        <w:t xml:space="preserve">Percentage Interests (the "Offeror") may deliver </w:t>
-      </w:r>
-      <w:r>
-        <w:rPr>
-          <w:rFonts w:ascii="Times New Roman" w:hAnsi="Times New Roman"/>
-          <w:color w:val="0645AD"/>
-          <w:u w:val="single"/>
-          <w:sz w:val="24"/>
-          <w:szCs w:val="24"/>
-        </w:rPr>
-        <w:t xml:space="preserve">county in Florida in which the Company's principal office is located, and each party consents </w:t>
-      </w:r>
-      <w:r>
-        <w:rPr>
-          <w:rFonts w:ascii="Times New Roman" w:hAnsi="Times New Roman"/>
-          <w:sz w:val="24"/>
-          <w:szCs w:val="24"/>
-        </w:rPr>
-        <w:t xml:space="preserve">to the </w:t>
-      </w:r>
-      <w:r>
-        <w:rPr>
-          <w:rFonts w:ascii="Times New Roman" w:hAnsi="Times New Roman"/>
-          <w:strike/>
-          <w:color w:val="C00000"/>
-          <w:sz w:val="24"/>
-          <w:szCs w:val="24"/>
-        </w:rPr>
-        <w:t xml:space="preserve">other Members (the "Offerees") a written offer (the "Buy-Sell Offer") stating a single gross valuation for the Company </w:t>
-      </w:r>
-      <w:r>
-        <w:rPr>
-          <w:rFonts w:ascii="Times New Roman" w:hAnsi="Times New Roman"/>
-          <w:color w:val="0645AD"/>
-          <w:u w:val="single"/>
-          <w:sz w:val="24"/>
-          <w:szCs w:val="24"/>
-        </w:rPr>
-        <w:t xml:space="preserve">jurisdiction of such courts </w:t>
-      </w:r>
-      <w:r>
-        <w:rPr>
-          <w:rFonts w:ascii="Times New Roman" w:hAnsi="Times New Roman"/>
-          <w:sz w:val="24"/>
-          <w:szCs w:val="24"/>
-        </w:rPr>
-        <w:t xml:space="preserve">and </w:t>
-      </w:r>
-      <w:r>
-        <w:rPr>
-          <w:rFonts w:ascii="Times New Roman" w:hAnsi="Times New Roman"/>
-          <w:strike/>
-          <w:color w:val="C00000"/>
-          <w:sz w:val="24"/>
-          <w:szCs w:val="24"/>
-        </w:rPr>
-        <w:t xml:space="preserve">all Protected Series, in cash. The Buy-Sell Offer constitutes both (i) an offer by the Offeror </w:t>
-      </w:r>
-      <w:r>
-        <w:rPr>
-          <w:rFonts w:ascii="Times New Roman" w:hAnsi="Times New Roman"/>
-          <w:color w:val="0645AD"/>
-          <w:u w:val="single"/>
-          <w:sz w:val="24"/>
-          <w:szCs w:val="24"/>
-        </w:rPr>
-        <w:t xml:space="preserve">waives any objection </w:t>
-      </w:r>
-      <w:r>
-        <w:rPr>
-          <w:rFonts w:ascii="Times New Roman" w:hAnsi="Times New Roman"/>
-          <w:sz w:val="24"/>
-          <w:szCs w:val="24"/>
-        </w:rPr>
-        <w:t xml:space="preserve">to </w:t>
-      </w:r>
-      <w:r>
-        <w:rPr>
-          <w:rFonts w:ascii="Times New Roman" w:hAnsi="Times New Roman"/>
-          <w:strike/>
-          <w:color w:val="C00000"/>
-          <w:sz w:val="24"/>
-          <w:szCs w:val="24"/>
-        </w:rPr>
-        <w:t xml:space="preserve">purchase all of the Offerees' Membership Interests at their proportionate share of that valuation, and (ii) an offer by the Offeror to sell all of the Offeror's Membership Interest to the Offerees at the Offeror's proportionate share of that valuation. </w:t>
-      </w:r>
-      <w:r>
-        <w:rPr>
-          <w:rFonts w:ascii="Times New Roman" w:hAnsi="Times New Roman"/>
-          <w:color w:val="0645AD"/>
-          <w:u w:val="single"/>
-          <w:sz w:val="24"/>
-          <w:szCs w:val="24"/>
-        </w:rPr>
-        <w:t xml:space="preserve">venue there. </w:t>
-      </w:r>
-    </w:p>
-    <w:p>
-      <w:pPr>
-        <w:keepLines/>
-        <w:widowControl/>
-        <w:spacing w:after="160"/>
-        <w:jc w:val="both"/>
-      </w:pPr>
-      <w:r>
-        <w:rPr>
-          <w:rFonts w:ascii="Times New Roman" w:hAnsi="Times New Roman"/>
-          <w:strike/>
-          <w:color w:val="C00000"/>
-          <w:sz w:val="24"/>
-          <w:szCs w:val="24"/>
-        </w:rPr>
-        <w:t xml:space="preserve">(c) Within forty-five (45) days after delivery </w:t>
-      </w:r>
-      <w:r>
-        <w:rPr>
-          <w:rFonts w:ascii="Times New Roman" w:hAnsi="Times New Roman"/>
-          <w:color w:val="0645AD"/>
-          <w:u w:val="single"/>
-          <w:sz w:val="24"/>
-          <w:szCs w:val="24"/>
-        </w:rPr>
-        <w:t xml:space="preserve">14.3 Severability. If any provision of this Agreement is held invalid or unenforceable, that provision shall be modified to the minimum extent necessary to make it enforceable, and the remainder of this Agreement shall remain in full force; provided, that nothing in this Agreement shall be construed to vary any provision </w:t>
-      </w:r>
-      <w:r>
-        <w:rPr>
-          <w:rFonts w:ascii="Times New Roman" w:hAnsi="Times New Roman"/>
-          <w:sz w:val="24"/>
-          <w:szCs w:val="24"/>
-        </w:rPr>
-        <w:t xml:space="preserve">of the </w:t>
-      </w:r>
-      <w:r>
-        <w:rPr>
-          <w:rFonts w:ascii="Times New Roman" w:hAnsi="Times New Roman"/>
-          <w:strike/>
-          <w:color w:val="C00000"/>
-          <w:sz w:val="24"/>
-          <w:szCs w:val="24"/>
-        </w:rPr>
-        <w:t xml:space="preserve">Buy-Sell Offer, the Offerees (acting jointly, or severally in proportion to their Percentage Interests among those electing) shall elect in writing either to sell their Membership Interests to the Offeror, or to purchase the Offeror's Membership Interest, in each case at the price determined under the Buy-Sell Offer. Failure to deliver a timely election is </w:t>
-      </w:r>
-      <w:r>
-        <w:rPr>
-          <w:rFonts w:ascii="Times New Roman" w:hAnsi="Times New Roman"/>
-          <w:color w:val="0645AD"/>
-          <w:u w:val="single"/>
-          <w:sz w:val="24"/>
-          <w:szCs w:val="24"/>
-        </w:rPr>
-        <w:t xml:space="preserve">Act that may not be varied by </w:t>
-      </w:r>
-      <w:r>
-        <w:rPr>
-          <w:rFonts w:ascii="Times New Roman" w:hAnsi="Times New Roman"/>
-          <w:sz w:val="24"/>
-          <w:szCs w:val="24"/>
-        </w:rPr>
-        <w:t xml:space="preserve">an </w:t>
-      </w:r>
-      <w:r>
-        <w:rPr>
-          <w:rFonts w:ascii="Times New Roman" w:hAnsi="Times New Roman"/>
-          <w:strike/>
-          <w:color w:val="C00000"/>
-          <w:sz w:val="24"/>
-          <w:szCs w:val="24"/>
-        </w:rPr>
-        <w:t xml:space="preserve">election to sell. </w:t>
-      </w:r>
-      <w:r>
-        <w:rPr>
-          <w:rFonts w:ascii="Times New Roman" w:hAnsi="Times New Roman"/>
-          <w:color w:val="0645AD"/>
-          <w:u w:val="single"/>
-          <w:sz w:val="24"/>
-          <w:szCs w:val="24"/>
-        </w:rPr>
-        <w:t xml:space="preserve">operating agreement. </w:t>
-      </w:r>
-    </w:p>
-    <w:p>
-      <w:pPr>
-        <w:keepLines/>
-        <w:widowControl/>
-        <w:spacing w:after="160"/>
-        <w:jc w:val="both"/>
-      </w:pPr>
-      <w:r>
-        <w:rPr>
-          <w:rFonts w:ascii="Times New Roman" w:hAnsi="Times New Roman"/>
-          <w:strike/>
-          <w:color w:val="C00000"/>
-          <w:sz w:val="24"/>
-          <w:szCs w:val="24"/>
-        </w:rPr>
-        <w:t xml:space="preserve">(d) The closing shall occur within sixty (60) days after </w:t>
-      </w:r>
-      <w:r>
-        <w:rPr>
-          <w:rFonts w:ascii="Times New Roman" w:hAnsi="Times New Roman"/>
-          <w:color w:val="0645AD"/>
-          <w:u w:val="single"/>
-          <w:sz w:val="24"/>
-          <w:szCs w:val="24"/>
-        </w:rPr>
-        <w:t xml:space="preserve">14.4 Entire Agreement. This Agreement, including Exhibit A and each Series Exhibit, constitutes </w:t>
-      </w:r>
-      <w:r>
-        <w:rPr>
-          <w:rFonts w:ascii="Times New Roman" w:hAnsi="Times New Roman"/>
-          <w:sz w:val="24"/>
-          <w:szCs w:val="24"/>
-        </w:rPr>
-        <w:t xml:space="preserve">the </w:t>
-      </w:r>
-      <w:r>
-        <w:rPr>
-          <w:rFonts w:ascii="Times New Roman" w:hAnsi="Times New Roman"/>
-          <w:strike/>
-          <w:color w:val="C00000"/>
-          <w:sz w:val="24"/>
-          <w:szCs w:val="24"/>
-        </w:rPr>
-        <w:t xml:space="preserve">election, for cash unless </w:t>
-      </w:r>
-      <w:r>
-        <w:rPr>
-          <w:rFonts w:ascii="Times New Roman" w:hAnsi="Times New Roman"/>
-          <w:color w:val="0645AD"/>
-          <w:u w:val="single"/>
-          <w:sz w:val="24"/>
-          <w:szCs w:val="24"/>
-        </w:rPr>
-        <w:t xml:space="preserve">entire agreement governing </w:t>
-      </w:r>
-      <w:r>
-        <w:rPr>
-          <w:rFonts w:ascii="Times New Roman" w:hAnsi="Times New Roman"/>
-          <w:sz w:val="24"/>
-          <w:szCs w:val="24"/>
-        </w:rPr>
-        <w:t xml:space="preserve">the </w:t>
-      </w:r>
-      <w:r>
-        <w:rPr>
-          <w:rFonts w:ascii="Times New Roman" w:hAnsi="Times New Roman"/>
-          <w:strike/>
-          <w:color w:val="C00000"/>
-          <w:sz w:val="24"/>
-          <w:szCs w:val="24"/>
-        </w:rPr>
-        <w:t xml:space="preserve">parties agree otherwise. At closing, the selling Members shall Transfer their Membership Interests free of liens, </w:t>
-      </w:r>
-      <w:r>
-        <w:rPr>
-          <w:rFonts w:ascii="Times New Roman" w:hAnsi="Times New Roman"/>
-          <w:color w:val="0645AD"/>
-          <w:u w:val="single"/>
-          <w:sz w:val="24"/>
-          <w:szCs w:val="24"/>
-        </w:rPr>
-        <w:t xml:space="preserve">Company </w:t>
-      </w:r>
-      <w:r>
-        <w:rPr>
-          <w:rFonts w:ascii="Times New Roman" w:hAnsi="Times New Roman"/>
-          <w:sz w:val="24"/>
-          <w:szCs w:val="24"/>
-        </w:rPr>
-        <w:t xml:space="preserve">and </w:t>
-      </w:r>
-      <w:r>
-        <w:rPr>
-          <w:rFonts w:ascii="Times New Roman" w:hAnsi="Times New Roman"/>
-          <w:strike/>
-          <w:color w:val="C00000"/>
-          <w:sz w:val="24"/>
-          <w:szCs w:val="24"/>
-        </w:rPr>
-        <w:t xml:space="preserve">the purchasing Member(s) shall be substituted </w:t>
-      </w:r>
-      <w:r>
-        <w:rPr>
-          <w:rFonts w:ascii="Times New Roman" w:hAnsi="Times New Roman"/>
-          <w:color w:val="0645AD"/>
-          <w:u w:val="single"/>
-          <w:sz w:val="24"/>
-          <w:szCs w:val="24"/>
-        </w:rPr>
-        <w:t xml:space="preserve">each Protected Series and supersedes all prior agreements and understandings </w:t>
-      </w:r>
-      <w:r>
-        <w:rPr>
-          <w:rFonts w:ascii="Times New Roman" w:hAnsi="Times New Roman"/>
-          <w:sz w:val="24"/>
-          <w:szCs w:val="24"/>
-        </w:rPr>
-        <w:t xml:space="preserve">with respect to </w:t>
-      </w:r>
-      <w:r>
-        <w:rPr>
-          <w:rFonts w:ascii="Times New Roman" w:hAnsi="Times New Roman"/>
-          <w:strike/>
-          <w:color w:val="C00000"/>
-          <w:sz w:val="24"/>
-          <w:szCs w:val="24"/>
-        </w:rPr>
-        <w:t xml:space="preserve">the transferred interests. If the purchasing party fails to close, the other party may elect to purchase on the same terms, and the defaulting party bears the costs of the failed closing. </w:t>
-      </w:r>
-      <w:r>
-        <w:rPr>
-          <w:rFonts w:ascii="Times New Roman" w:hAnsi="Times New Roman"/>
-          <w:color w:val="0645AD"/>
-          <w:u w:val="single"/>
-          <w:sz w:val="24"/>
-          <w:szCs w:val="24"/>
-        </w:rPr>
-        <w:t xml:space="preserve">their subject matter. </w:t>
-      </w:r>
-    </w:p>
-    <w:p>
-      <w:pPr>
-        <w:keepLines/>
-        <w:widowControl/>
-        <w:spacing w:after="160"/>
-        <w:jc w:val="both"/>
-      </w:pPr>
-      <w:r>
-        <w:rPr>
-          <w:rFonts w:ascii="Times New Roman" w:hAnsi="Times New Roman"/>
-          <w:strike/>
-          <w:color w:val="C00000"/>
-          <w:sz w:val="24"/>
-          <w:szCs w:val="24"/>
-        </w:rPr>
-        <w:t xml:space="preserve">(e) </w:t>
-      </w:r>
-      <w:r>
-        <w:rPr>
-          <w:rFonts w:ascii="Times New Roman" w:hAnsi="Times New Roman"/>
-          <w:color w:val="0645AD"/>
-          <w:u w:val="single"/>
-          <w:sz w:val="24"/>
-          <w:szCs w:val="24"/>
-        </w:rPr>
-        <w:t xml:space="preserve">14.5 Binding Effect. </w:t>
-      </w:r>
-      <w:r>
-        <w:rPr>
-          <w:rFonts w:ascii="Times New Roman" w:hAnsi="Times New Roman"/>
-          <w:sz w:val="24"/>
-          <w:szCs w:val="24"/>
-        </w:rPr>
-        <w:t xml:space="preserve">This </w:t>
-      </w:r>
-      <w:r>
-        <w:rPr>
-          <w:rFonts w:ascii="Times New Roman" w:hAnsi="Times New Roman"/>
-          <w:strike/>
-          <w:color w:val="C00000"/>
-          <w:sz w:val="24"/>
-          <w:szCs w:val="24"/>
-        </w:rPr>
-        <w:t xml:space="preserve">Section does not apply to </w:t>
-      </w:r>
-      <w:r>
-        <w:rPr>
-          <w:rFonts w:ascii="Times New Roman" w:hAnsi="Times New Roman"/>
-          <w:color w:val="0645AD"/>
-          <w:u w:val="single"/>
-          <w:sz w:val="24"/>
-          <w:szCs w:val="24"/>
-        </w:rPr>
-        <w:t xml:space="preserve">Agreement binds and benefits the Member, the Manager, and their respective heirs, personal representatives, successors, and permitted assigns, and </w:t>
-      </w:r>
-      <w:r>
-        <w:rPr>
-          <w:rFonts w:ascii="Times New Roman" w:hAnsi="Times New Roman"/>
-          <w:sz w:val="24"/>
-          <w:szCs w:val="24"/>
-        </w:rPr>
-        <w:t xml:space="preserve">any </w:t>
-      </w:r>
-      <w:r>
-        <w:rPr>
-          <w:rFonts w:ascii="Times New Roman" w:hAnsi="Times New Roman"/>
-          <w:strike/>
-          <w:color w:val="C00000"/>
-          <w:sz w:val="24"/>
-          <w:szCs w:val="24"/>
-        </w:rPr>
-        <w:t xml:space="preserve">matter for which </w:t>
-      </w:r>
-      <w:r>
-        <w:rPr>
-          <w:rFonts w:ascii="Times New Roman" w:hAnsi="Times New Roman"/>
-          <w:color w:val="0645AD"/>
-          <w:u w:val="single"/>
-          <w:sz w:val="24"/>
-          <w:szCs w:val="24"/>
-        </w:rPr>
-        <w:t xml:space="preserve">person who acquires an interest in </w:t>
-      </w:r>
-      <w:r>
-        <w:rPr>
-          <w:rFonts w:ascii="Times New Roman" w:hAnsi="Times New Roman"/>
-          <w:sz w:val="24"/>
-          <w:szCs w:val="24"/>
-        </w:rPr>
-        <w:t xml:space="preserve">the </w:t>
-      </w:r>
-      <w:r>
-        <w:rPr>
-          <w:rFonts w:ascii="Times New Roman" w:hAnsi="Times New Roman"/>
-          <w:strike/>
-          <w:color w:val="C00000"/>
-          <w:sz w:val="24"/>
-          <w:szCs w:val="24"/>
-        </w:rPr>
-        <w:t xml:space="preserve">Act </w:t>
-      </w:r>
-      <w:r>
-        <w:rPr>
-          <w:rFonts w:ascii="Times New Roman" w:hAnsi="Times New Roman"/>
-          <w:color w:val="0645AD"/>
-          <w:u w:val="single"/>
-          <w:sz w:val="24"/>
-          <w:szCs w:val="24"/>
-        </w:rPr>
-        <w:t xml:space="preserve">Company </w:t>
-      </w:r>
-      <w:r>
-        <w:rPr>
-          <w:rFonts w:ascii="Times New Roman" w:hAnsi="Times New Roman"/>
-          <w:sz w:val="24"/>
-          <w:szCs w:val="24"/>
-        </w:rPr>
-        <w:t xml:space="preserve">or </w:t>
-      </w:r>
-      <w:r>
-        <w:rPr>
-          <w:rFonts w:ascii="Times New Roman" w:hAnsi="Times New Roman"/>
-          <w:strike/>
-          <w:color w:val="C00000"/>
-          <w:sz w:val="24"/>
-          <w:szCs w:val="24"/>
-        </w:rPr>
-        <w:t xml:space="preserve">this Agreement requires the consent of all Members and </w:t>
-      </w:r>
-      <w:r>
-        <w:rPr>
-          <w:rFonts w:ascii="Times New Roman" w:hAnsi="Times New Roman"/>
-          <w:color w:val="0645AD"/>
-          <w:u w:val="single"/>
-          <w:sz w:val="24"/>
-          <w:szCs w:val="24"/>
-        </w:rPr>
-        <w:t xml:space="preserve">is admitted as </w:t>
-      </w:r>
-      <w:r>
-        <w:rPr>
-          <w:rFonts w:ascii="Times New Roman" w:hAnsi="Times New Roman"/>
-          <w:sz w:val="24"/>
-          <w:szCs w:val="24"/>
-        </w:rPr>
-        <w:t xml:space="preserve">a </w:t>
-      </w:r>
-      <w:r>
-        <w:rPr>
-          <w:rFonts w:ascii="Times New Roman" w:hAnsi="Times New Roman"/>
-          <w:strike/>
-          <w:color w:val="C00000"/>
-          <w:sz w:val="24"/>
-          <w:szCs w:val="24"/>
-        </w:rPr>
-        <w:t xml:space="preserve">Member's withholding of consent is expressly permitted by the Act, and does not limit any Member's right to seek judicial dissolution as provided by the Act. </w:t>
-      </w:r>
-      <w:r>
-        <w:rPr>
-          <w:rFonts w:ascii="Times New Roman" w:hAnsi="Times New Roman"/>
-          <w:color w:val="0645AD"/>
-          <w:u w:val="single"/>
-          <w:sz w:val="24"/>
-          <w:szCs w:val="24"/>
-        </w:rPr>
-        <w:t xml:space="preserve">member. </w:t>
-      </w:r>
-    </w:p>
-    <w:p>
-      <w:pPr>
-        <w:keepLines/>
-        <w:widowControl/>
-        <w:spacing w:after="160"/>
-        <w:jc w:val="both"/>
-      </w:pPr>
-      <w:r>
-        <w:rPr>
-          <w:rFonts w:ascii="Times New Roman" w:hAnsi="Times New Roman"/>
-          <w:strike/>
-          <w:color w:val="C00000"/>
-          <w:sz w:val="24"/>
-          <w:szCs w:val="24"/>
-        </w:rPr>
-        <w:t xml:space="preserve">(f) </w:t>
-      </w:r>
-      <w:r>
-        <w:rPr>
-          <w:rFonts w:ascii="Times New Roman" w:hAnsi="Times New Roman"/>
-          <w:color w:val="0645AD"/>
-          <w:u w:val="single"/>
-          <w:sz w:val="24"/>
-          <w:szCs w:val="24"/>
-        </w:rPr>
-        <w:t xml:space="preserve">14.6 Counterparts; Electronic Signatures. </w:t>
-      </w:r>
-      <w:r>
-        <w:rPr>
-          <w:rFonts w:ascii="Times New Roman" w:hAnsi="Times New Roman"/>
-          <w:sz w:val="24"/>
-          <w:szCs w:val="24"/>
-        </w:rPr>
-        <w:t xml:space="preserve">This </w:t>
-      </w:r>
-      <w:r>
-        <w:rPr>
-          <w:rFonts w:ascii="Times New Roman" w:hAnsi="Times New Roman"/>
-          <w:strike/>
-          <w:color w:val="C00000"/>
-          <w:sz w:val="24"/>
-          <w:szCs w:val="24"/>
-        </w:rPr>
-        <w:t xml:space="preserve">Section </w:t>
-      </w:r>
-      <w:r>
-        <w:rPr>
-          <w:rFonts w:ascii="Times New Roman" w:hAnsi="Times New Roman"/>
-          <w:color w:val="0645AD"/>
-          <w:u w:val="single"/>
-          <w:sz w:val="24"/>
-          <w:szCs w:val="24"/>
-        </w:rPr>
-        <w:t xml:space="preserve">Agreement may be executed in counterparts, each of which </w:t>
-      </w:r>
-      <w:r>
-        <w:rPr>
-          <w:rFonts w:ascii="Times New Roman" w:hAnsi="Times New Roman"/>
-          <w:sz w:val="24"/>
-          <w:szCs w:val="24"/>
-        </w:rPr>
-        <w:t xml:space="preserve">is </w:t>
-      </w:r>
-      <w:r>
-        <w:rPr>
-          <w:rFonts w:ascii="Times New Roman" w:hAnsi="Times New Roman"/>
-          <w:strike/>
-          <w:color w:val="C00000"/>
-          <w:sz w:val="24"/>
-          <w:szCs w:val="24"/>
-        </w:rPr>
-        <w:t xml:space="preserve">a deadlock sale provision within </w:t>
-      </w:r>
-      <w:r>
-        <w:rPr>
-          <w:rFonts w:ascii="Times New Roman" w:hAnsi="Times New Roman"/>
-          <w:color w:val="0645AD"/>
-          <w:u w:val="single"/>
-          <w:sz w:val="24"/>
-          <w:szCs w:val="24"/>
-        </w:rPr>
-        <w:t xml:space="preserve">an original and all of which together constitute one instrument. Electronic signatures and electronic records have </w:t>
-      </w:r>
-      <w:r>
-        <w:rPr>
-          <w:rFonts w:ascii="Times New Roman" w:hAnsi="Times New Roman"/>
-          <w:sz w:val="24"/>
-          <w:szCs w:val="24"/>
-        </w:rPr>
-        <w:t xml:space="preserve">the </w:t>
-      </w:r>
-      <w:r>
-        <w:rPr>
-          <w:rFonts w:ascii="Times New Roman" w:hAnsi="Times New Roman"/>
-          <w:strike/>
-          <w:color w:val="C00000"/>
-          <w:sz w:val="24"/>
-          <w:szCs w:val="24"/>
-        </w:rPr>
-        <w:t xml:space="preserve">meaning of s. 605.0702(2), Florida Statutes, providing for a purchase and sale of interests. Delivery of a Buy-Sell Offer under subsection (b) initiates this deadlock sale provision </w:t>
-      </w:r>
-      <w:r>
-        <w:rPr>
-          <w:rFonts w:ascii="Times New Roman" w:hAnsi="Times New Roman"/>
-          <w:color w:val="0645AD"/>
-          <w:u w:val="single"/>
-          <w:sz w:val="24"/>
-          <w:szCs w:val="24"/>
-        </w:rPr>
-        <w:t xml:space="preserve">same effect </w:t>
-      </w:r>
-      <w:r>
-        <w:rPr>
-          <w:rFonts w:ascii="Times New Roman" w:hAnsi="Times New Roman"/>
-          <w:sz w:val="24"/>
-          <w:szCs w:val="24"/>
-        </w:rPr>
-        <w:t xml:space="preserve">as </w:t>
-      </w:r>
-      <w:r>
-        <w:rPr>
-          <w:rFonts w:ascii="Times New Roman" w:hAnsi="Times New Roman"/>
-          <w:strike/>
-          <w:color w:val="C00000"/>
-          <w:sz w:val="24"/>
-          <w:szCs w:val="24"/>
-        </w:rPr>
-        <w:t xml:space="preserve">of the date of delivery. </w:t>
-      </w:r>
-      <w:r>
-        <w:rPr>
-          <w:rFonts w:ascii="Times New Roman" w:hAnsi="Times New Roman"/>
-          <w:color w:val="0645AD"/>
-          <w:u w:val="single"/>
-          <w:sz w:val="24"/>
-          <w:szCs w:val="24"/>
-        </w:rPr>
-        <w:t xml:space="preserve">originals. </w:t>
-      </w:r>
-    </w:p>
-    <w:p>
-      <w:pPr>
-        <w:keepLines/>
-        <w:widowControl/>
-        <w:spacing w:after="160"/>
-        <w:jc w:val="both"/>
-      </w:pPr>
-      <w:r>
-        <w:rPr>
-          <w:rFonts w:ascii="Times New Roman" w:hAnsi="Times New Roman"/>
-          <w:strike/>
-          <w:color w:val="C00000"/>
-          <w:sz w:val="24"/>
-          <w:szCs w:val="24"/>
-        </w:rPr>
-        <w:t xml:space="preserve">ARTICLE 14 — DISSOLUTION AND WINDING UP </w:t>
-      </w:r>
-      <w:r>
-        <w:rPr>
-          <w:rFonts w:ascii="Times New Roman" w:hAnsi="Times New Roman"/>
-          <w:color w:val="0645AD"/>
-          <w:u w:val="single"/>
-          <w:sz w:val="24"/>
-          <w:szCs w:val="24"/>
-        </w:rPr>
-        <w:t xml:space="preserve">14.7 Notices. Any notice under this Agreement shall be in writing and is effective upon delivery to the recipient's address on Exhibit A (or another address designated in writing), whether delivered personally, by nationally recognized courier, by certified mail, or by e-mail with confirmation of transmission. </w:t>
-      </w:r>
-    </w:p>
-    <w:p>
-      <w:pPr>
-        <w:keepLines/>
-        <w:widowControl/>
-        <w:spacing w:after="160"/>
-        <w:jc w:val="both"/>
-      </w:pPr>
-      <w:r>
-        <w:rPr>
-          <w:rFonts w:ascii="Times New Roman" w:hAnsi="Times New Roman"/>
-          <w:strike/>
-          <w:color w:val="C00000"/>
-          <w:sz w:val="24"/>
-          <w:szCs w:val="24"/>
-        </w:rPr>
-        <w:t xml:space="preserve">14.1 Dissolution of a Protected Series. A Protected Series </w:t>
-      </w:r>
-      <w:r>
-        <w:rPr>
-          <w:rFonts w:ascii="Times New Roman" w:hAnsi="Times New Roman"/>
-          <w:color w:val="0645AD"/>
-          <w:u w:val="single"/>
-          <w:sz w:val="24"/>
-          <w:szCs w:val="24"/>
-        </w:rPr>
-        <w:t xml:space="preserve">14.8 No Third-Party Beneficiaries. This Agreement </w:t>
-      </w:r>
-      <w:r>
-        <w:rPr>
-          <w:rFonts w:ascii="Times New Roman" w:hAnsi="Times New Roman"/>
-          <w:sz w:val="24"/>
-          <w:szCs w:val="24"/>
-        </w:rPr>
-        <w:t xml:space="preserve">is </w:t>
-      </w:r>
-      <w:r>
-        <w:rPr>
-          <w:rFonts w:ascii="Times New Roman" w:hAnsi="Times New Roman"/>
-          <w:strike/>
-          <w:color w:val="C00000"/>
-          <w:sz w:val="24"/>
-          <w:szCs w:val="24"/>
-        </w:rPr>
-        <w:t xml:space="preserve">dissolved, and its activities and affairs shall be wound up, upon </w:t>
-      </w:r>
-      <w:r>
-        <w:rPr>
-          <w:rFonts w:ascii="Times New Roman" w:hAnsi="Times New Roman"/>
-          <w:color w:val="0645AD"/>
-          <w:u w:val="single"/>
-          <w:sz w:val="24"/>
-          <w:szCs w:val="24"/>
-        </w:rPr>
-        <w:t xml:space="preserve">for </w:t>
-      </w:r>
-      <w:r>
-        <w:rPr>
-          <w:rFonts w:ascii="Times New Roman" w:hAnsi="Times New Roman"/>
-          <w:sz w:val="24"/>
-          <w:szCs w:val="24"/>
-        </w:rPr>
-        <w:t xml:space="preserve">the </w:t>
-      </w:r>
-      <w:r>
-        <w:rPr>
-          <w:rFonts w:ascii="Times New Roman" w:hAnsi="Times New Roman"/>
-          <w:strike/>
-          <w:color w:val="C00000"/>
-          <w:sz w:val="24"/>
-          <w:szCs w:val="24"/>
-        </w:rPr>
-        <w:t xml:space="preserve">first to occur of: (a) the dissolution </w:t>
-      </w:r>
-      <w:r>
-        <w:rPr>
-          <w:rFonts w:ascii="Times New Roman" w:hAnsi="Times New Roman"/>
-          <w:color w:val="0645AD"/>
-          <w:u w:val="single"/>
-          <w:sz w:val="24"/>
-          <w:szCs w:val="24"/>
-        </w:rPr>
-        <w:t xml:space="preserve">exclusive benefit </w:t>
-      </w:r>
-      <w:r>
-        <w:rPr>
-          <w:rFonts w:ascii="Times New Roman" w:hAnsi="Times New Roman"/>
-          <w:sz w:val="24"/>
-          <w:szCs w:val="24"/>
-        </w:rPr>
-        <w:t xml:space="preserve">of the </w:t>
-      </w:r>
-      <w:r>
-        <w:rPr>
-          <w:rFonts w:ascii="Times New Roman" w:hAnsi="Times New Roman"/>
-          <w:strike/>
-          <w:color w:val="C00000"/>
-          <w:sz w:val="24"/>
-          <w:szCs w:val="24"/>
-        </w:rPr>
-        <w:t xml:space="preserve">Company; (b) an event </w:t>
-      </w:r>
-      <w:r>
-        <w:rPr>
-          <w:rFonts w:ascii="Times New Roman" w:hAnsi="Times New Roman"/>
-          <w:color w:val="0645AD"/>
-          <w:u w:val="single"/>
-          <w:sz w:val="24"/>
-          <w:szCs w:val="24"/>
-        </w:rPr>
-        <w:t xml:space="preserve">parties and confers no rights on any creditor </w:t>
-      </w:r>
-      <w:r>
-        <w:rPr>
-          <w:rFonts w:ascii="Times New Roman" w:hAnsi="Times New Roman"/>
-          <w:sz w:val="24"/>
-          <w:szCs w:val="24"/>
-        </w:rPr>
-        <w:t xml:space="preserve">or </w:t>
-      </w:r>
-      <w:r>
-        <w:rPr>
-          <w:rFonts w:ascii="Times New Roman" w:hAnsi="Times New Roman"/>
-          <w:strike/>
-          <w:color w:val="C00000"/>
-          <w:sz w:val="24"/>
-          <w:szCs w:val="24"/>
-        </w:rPr>
-        <w:t xml:space="preserve">circumstance specified in its Series Exhibit; (c) the affirmative vote or consent of a Majority in Interest; or (d) entry of a judicial order dissolving the Protected Series as provided by the Act. </w:t>
-      </w:r>
-      <w:r>
-        <w:rPr>
-          <w:rFonts w:ascii="Times New Roman" w:hAnsi="Times New Roman"/>
-          <w:color w:val="0645AD"/>
-          <w:u w:val="single"/>
-          <w:sz w:val="24"/>
-          <w:szCs w:val="24"/>
-        </w:rPr>
-        <w:t xml:space="preserve">other third party. </w:t>
-      </w:r>
-    </w:p>
-    <w:p>
-      <w:pPr>
-        <w:keepLines/>
-        <w:widowControl/>
-        <w:spacing w:after="160"/>
-        <w:jc w:val="both"/>
-      </w:pPr>
-      <w:r>
-        <w:rPr>
-          <w:rFonts w:ascii="Times New Roman" w:hAnsi="Times New Roman"/>
-          <w:strike/>
-          <w:color w:val="C00000"/>
-          <w:sz w:val="24"/>
-          <w:szCs w:val="24"/>
-        </w:rPr>
-        <w:t xml:space="preserve">14.2 Winding Up a Protected Series. Upon dissolution of a Protected Series, its Protected Series Manager (or another person designated by a Majority in Interest) shall wind up its activities </w:t>
-      </w:r>
-      <w:r>
-        <w:rPr>
-          <w:rFonts w:ascii="Times New Roman" w:hAnsi="Times New Roman"/>
-          <w:color w:val="0645AD"/>
-          <w:u w:val="single"/>
-          <w:sz w:val="24"/>
-          <w:szCs w:val="24"/>
-        </w:rPr>
-        <w:t xml:space="preserve">14.9 Interpretation. Headings are for convenience only. "Including" means "including without limitation." References to statutes include amendments </w:t>
-      </w:r>
-      <w:r>
-        <w:rPr>
-          <w:rFonts w:ascii="Times New Roman" w:hAnsi="Times New Roman"/>
-          <w:sz w:val="24"/>
-          <w:szCs w:val="24"/>
-        </w:rPr>
-        <w:t xml:space="preserve">and </w:t>
-      </w:r>
-      <w:r>
-        <w:rPr>
-          <w:rFonts w:ascii="Times New Roman" w:hAnsi="Times New Roman"/>
-          <w:strike/>
-          <w:color w:val="C00000"/>
-          <w:sz w:val="24"/>
-          <w:szCs w:val="24"/>
-        </w:rPr>
         <w:t xml:space="preserve">affairs in the manner provided by the Act for winding up a limited liability company, applied to that Protected Series. Its Associated Assets shall be applied: first, to pay or provide for its Associated Liabilities to creditors other than Members; next, to pay or provide for its Associated Liabilities to Members as creditors, to the extent permitted by law; next, to the Company to the extent of their capital sub-account balances for that Protected Series; and finally, the balance to the Company. The Manager shall cause any statement or filing required by the Act or the Department in connection with the dissolution of the Protected Series to be made. The winding up of a Protected Series shall not draw upon, and its creditors shall have no recourse to, the Associated Assets of the Company or of any other Protected Series. </w:t>
       </w:r>
       <w:r>
@@ -10397,119 +10359,25 @@
           <w:sz w:val="24"/>
           <w:szCs w:val="24"/>
         </w:rPr>
-        <w:t xml:space="preserve">successor provisions. </w:t>
-      </w:r>
-    </w:p>
-    <w:p>
-      <w:pPr>
-        <w:keepLines/>
-        <w:widowControl/>
-        <w:spacing w:after="160"/>
-        <w:jc w:val="both"/>
-      </w:pPr>
-      <w:r>
-        <w:rPr>
-          <w:rFonts w:ascii="Times New Roman" w:hAnsi="Times New Roman"/>
-          <w:strike/>
-          <w:color w:val="C00000"/>
-          <w:sz w:val="24"/>
-          <w:szCs w:val="24"/>
-        </w:rPr>
-        <w:t xml:space="preserve">14.3 Dissolution of the Company. </w:t>
-      </w:r>
-      <w:r>
-        <w:rPr>
-          <w:rFonts w:ascii="Times New Roman" w:hAnsi="Times New Roman"/>
-          <w:color w:val="0645AD"/>
-          <w:u w:val="single"/>
-          <w:sz w:val="24"/>
-          <w:szCs w:val="24"/>
-        </w:rPr>
-        <w:t xml:space="preserve">14.10 Unregistered Interests. </w:t>
-      </w:r>
-      <w:r>
-        <w:rPr>
-          <w:rFonts w:ascii="Times New Roman" w:hAnsi="Times New Roman"/>
-          <w:sz w:val="24"/>
-          <w:szCs w:val="24"/>
-        </w:rPr>
-        <w:t xml:space="preserve">The </w:t>
-      </w:r>
-      <w:r>
-        <w:rPr>
-          <w:rFonts w:ascii="Times New Roman" w:hAnsi="Times New Roman"/>
-          <w:strike/>
-          <w:color w:val="C00000"/>
-          <w:sz w:val="24"/>
-          <w:szCs w:val="24"/>
-        </w:rPr>
-        <w:t xml:space="preserve">Company is dissolved, </w:t>
-      </w:r>
-      <w:r>
-        <w:rPr>
-          <w:rFonts w:ascii="Times New Roman" w:hAnsi="Times New Roman"/>
-          <w:color w:val="0645AD"/>
-          <w:u w:val="single"/>
-          <w:sz w:val="24"/>
-          <w:szCs w:val="24"/>
-        </w:rPr>
-        <w:t xml:space="preserve">Membership Interest has not been registered under federal or state securities laws </w:t>
-      </w:r>
-      <w:r>
-        <w:rPr>
-          <w:rFonts w:ascii="Times New Roman" w:hAnsi="Times New Roman"/>
-          <w:sz w:val="24"/>
-          <w:szCs w:val="24"/>
-        </w:rPr>
-        <w:t xml:space="preserve">and </w:t>
-      </w:r>
-      <w:r>
-        <w:rPr>
-          <w:rFonts w:ascii="Times New Roman" w:hAnsi="Times New Roman"/>
-          <w:strike/>
-          <w:color w:val="C00000"/>
-          <w:sz w:val="24"/>
-          <w:szCs w:val="24"/>
-        </w:rPr>
-        <w:t xml:space="preserve">its activities </w:t>
-      </w:r>
-      <w:r>
-        <w:rPr>
-          <w:rFonts w:ascii="Times New Roman" w:hAnsi="Times New Roman"/>
-          <w:color w:val="0645AD"/>
-          <w:u w:val="single"/>
-          <w:sz w:val="24"/>
-          <w:szCs w:val="24"/>
-        </w:rPr>
-        <w:t xml:space="preserve">may not be offered, sold, or transferred except in compliance with this Agreement </w:t>
-      </w:r>
-      <w:r>
-        <w:rPr>
-          <w:rFonts w:ascii="Times New Roman" w:hAnsi="Times New Roman"/>
-          <w:sz w:val="24"/>
-          <w:szCs w:val="24"/>
-        </w:rPr>
-        <w:t xml:space="preserve">and </w:t>
-      </w:r>
-      <w:r>
-        <w:rPr>
-          <w:rFonts w:ascii="Times New Roman" w:hAnsi="Times New Roman"/>
-          <w:strike/>
-          <w:color w:val="C00000"/>
-          <w:sz w:val="24"/>
-          <w:szCs w:val="24"/>
-        </w:rPr>
-        <w:t xml:space="preserve">affairs shall be wound up, upon the first to occur of: (a) the written consent of all Members; (b) entry of a decree of judicial dissolution under the Act; or (c) any other event that under the Act requires dissolution. The death, incapacity, bankruptcy, dissociation, or withdrawal of a Member does not by itself dissolve the Company. Dissolution of the Company causes the dissolution of each Protected Series, and the winding up of the Company is not complete until the winding up of each Protected Series is complete. </w:t>
-      </w:r>
-      <w:r>
-        <w:rPr>
-          <w:rFonts w:ascii="Times New Roman" w:hAnsi="Times New Roman"/>
-          <w:color w:val="0645AD"/>
-          <w:u w:val="single"/>
-          <w:sz w:val="24"/>
-          <w:szCs w:val="24"/>
-        </w:rPr>
         <w:t xml:space="preserve">applicable law. </w:t>
+      </w:r>
+    </w:p>
+    <w:p>
+      <w:pPr>
+        <w:keepLines/>
+        <w:widowControl/>
+        <w:spacing w:after="160"/>
+        <w:jc w:val="both"/>
+      </w:pPr>
+      <w:r>
+        <w:rPr>
+          <w:rFonts w:ascii="Times New Roman" w:hAnsi="Times New Roman"/>
+          <w:strike/>
+          <w:color w:val="C00000"/>
+          <w:sz w:val="24"/>
+          <w:szCs w:val="24"/>
+        </w:rPr>
+        <w:t xml:space="preserve">14.3 Dissolution of the Company. The Company is dissolved, and its activities and affairs shall be wound up, upon the first to occur of: (a) the written consent of all Members; (b) entry of a decree of judicial dissolution under the Act; or (c) any other event that under the Act requires dissolution. The death, incapacity, bankruptcy, dissociation, or withdrawal of a Member does not by itself dissolve the Company. Dissolution of the Company causes the dissolution of each Protected Series, and the winding up of the Company is not complete until the winding up of each Protected Series is complete.</w:t>
       </w:r>
     </w:p>
     <w:p>

--- a/docs/word/FPSLLC Redline - Manager-Managed Multi-Member vs Single Member.docx
+++ b/docs/word/FPSLLC Redline - Manager-Managed Multi-Member vs Single Member.docx
@@ -715,7 +715,7 @@
           <w:sz w:val="24"/>
           <w:szCs w:val="24"/>
         </w:rPr>
-        <w:t xml:space="preserve">2.4 "Associated Member" means, with respect to a Protected Series, a member of the Company associated with that Protected Series under this Agreement and its Series Exhibit. Consistent with s. 605.2302(1), Florida Statutes, only a member of the Company may be an Associated Member. No Protected Series established under this Agreement has an Associated Member; each Protected Series is owned by the Company as provided in Section 3.6 and managed as provided in Section 5.2.</w:t>
+        <w:t xml:space="preserve">2.4 "Associated Member" has the meaning given in s. 605.2302, Florida Statutes — a member of the Company whom an operating agreement designates as an associated member of a Protected Series. This Agreement designates none: no Protected Series established under it has an Associated Member, and each Protected Series is owned by the Company as provided in Section 3.6 and managed as provided in Section 5.2.</w:t>
       </w:r>
     </w:p>
     <w:p>

--- a/docs/word/FPSLLC Redline - Manager-Managed Multi-Member vs Single Member.docx
+++ b/docs/word/FPSLLC Redline - Manager-Managed Multi-Member vs Single Member.docx
@@ -1800,27 +1800,45 @@
           <w:sz w:val="24"/>
           <w:szCs w:val="24"/>
         </w:rPr>
-        <w:t xml:space="preserve">3.1 Establishment. With the affirmative vote or consent of all </w:t>
-      </w:r>
-      <w:r>
-        <w:rPr>
-          <w:rFonts w:ascii="Times New Roman" w:hAnsi="Times New Roman"/>
-          <w:strike/>
-          <w:color w:val="C00000"/>
-          <w:sz w:val="24"/>
-          <w:szCs w:val="24"/>
-        </w:rPr>
-        <w:t xml:space="preserve">Members, </w:t>
-      </w:r>
-      <w:r>
-        <w:rPr>
-          <w:rFonts w:ascii="Times New Roman" w:hAnsi="Times New Roman"/>
-          <w:color w:val="0645AD"/>
-          <w:u w:val="single"/>
-          <w:sz w:val="24"/>
-          <w:szCs w:val="24"/>
-        </w:rPr>
-        <w:t xml:space="preserve">members of the Company (which, while the Member is the sole member, means the consent of the Member), </w:t>
+        <w:t xml:space="preserve">3.1 Establishment. With the </w:t>
+      </w:r>
+      <w:r>
+        <w:rPr>
+          <w:rFonts w:ascii="Times New Roman" w:hAnsi="Times New Roman"/>
+          <w:strike/>
+          <w:color w:val="C00000"/>
+          <w:sz w:val="24"/>
+          <w:szCs w:val="24"/>
+        </w:rPr>
+        <w:t xml:space="preserve">affirmative vote or </w:t>
+      </w:r>
+      <w:r>
+        <w:rPr>
+          <w:rFonts w:ascii="Times New Roman" w:hAnsi="Times New Roman"/>
+          <w:sz w:val="24"/>
+          <w:szCs w:val="24"/>
+        </w:rPr>
+        <w:t xml:space="preserve">consent of </w:t>
+      </w:r>
+      <w:r>
+        <w:rPr>
+          <w:rFonts w:ascii="Times New Roman" w:hAnsi="Times New Roman"/>
+          <w:strike/>
+          <w:color w:val="C00000"/>
+          <w:sz w:val="24"/>
+          <w:szCs w:val="24"/>
+        </w:rPr>
+        <w:t xml:space="preserve">all Members, </w:t>
+      </w:r>
+      <w:r>
+        <w:rPr>
+          <w:rFonts w:ascii="Times New Roman" w:hAnsi="Times New Roman"/>
+          <w:color w:val="0645AD"/>
+          <w:u w:val="single"/>
+          <w:sz w:val="24"/>
+          <w:szCs w:val="24"/>
+        </w:rPr>
+        <w:t xml:space="preserve">the Member, </w:t>
       </w:r>
       <w:r>
         <w:rPr>
@@ -1856,7 +1874,35 @@
           <w:sz w:val="24"/>
           <w:szCs w:val="24"/>
         </w:rPr>
-        <w:t xml:space="preserve">and the Manager shall adopt a Series Exhibit for the new Protected Series. The Manager is authorized to execute and file each Protected Series Designation approved under this Section. Each Protected Series shall be established without Associated Members. Consistent with s. 605.2303(2), Florida Statutes, the Company owns all of the protected-series transferable interests of each Protected Series, and no member of the Company holds any interest in any Protected Series except indirectly, through that member's interest in the Company. </w:t>
+        <w:t xml:space="preserve">and the Manager shall adopt a Series Exhibit for the new Protected Series. The Manager is authorized to execute and file each Protected Series Designation </w:t>
+      </w:r>
+      <w:r>
+        <w:rPr>
+          <w:rFonts w:ascii="Times New Roman" w:hAnsi="Times New Roman"/>
+          <w:strike/>
+          <w:color w:val="C00000"/>
+          <w:sz w:val="24"/>
+          <w:szCs w:val="24"/>
+        </w:rPr>
+        <w:t xml:space="preserve">approved under this Section. </w:t>
+      </w:r>
+      <w:r>
+        <w:rPr>
+          <w:rFonts w:ascii="Times New Roman" w:hAnsi="Times New Roman"/>
+          <w:color w:val="0645AD"/>
+          <w:u w:val="single"/>
+          <w:sz w:val="24"/>
+          <w:szCs w:val="24"/>
+        </w:rPr>
+        <w:t xml:space="preserve">the Member approves. </w:t>
+      </w:r>
+      <w:r>
+        <w:rPr>
+          <w:rFonts w:ascii="Times New Roman" w:hAnsi="Times New Roman"/>
+          <w:sz w:val="24"/>
+          <w:szCs w:val="24"/>
+        </w:rPr>
+        <w:t xml:space="preserve">Each Protected Series shall be established without Associated Members. </w:t>
       </w:r>
     </w:p>
     <w:p>

--- a/docs/word/FPSLLC Redline - Manager-Managed Multi-Member vs Single Member.docx
+++ b/docs/word/FPSLLC Redline - Manager-Managed Multi-Member vs Single Member.docx
@@ -3655,7 +3655,35 @@
           <w:sz w:val="24"/>
           <w:szCs w:val="24"/>
         </w:rPr>
-        <w:t xml:space="preserve">5.1 Manager-Managed; the Manager. The Company is manager-managed as provided in its Articles of Organization and this Agreement. [MANAGER APPOINTMENT] If more than one person is serving as Manager, every act, approval, consent, decision, or determination of the Manager under this Agreement requires the approval of a majority of the Managers then serving, and no Manager acting alone has actual authority to act for the Company or for any Protected Series. Anything required to be delivered to the Manager may be delivered to any Manager, and a covenant, restriction, or standard of conduct stated in this Agreement as applying to the Manager applies to each Manager individually. This Section governs among the Members and the Managers; it does not affect the agency rights of a Manager under s. 605.04074(2)(b), Florida Statutes, as to a person who dealt with the Manager without knowledge or notice that the Manager lacked authority. A Manager need not be a </w:t>
+        <w:t xml:space="preserve">5.1 Manager-Managed; the Manager. The Company is manager-managed as provided in its Articles of Organization and this Agreement. [MANAGER APPOINTMENT] If more than one person is serving as Manager, every act, approval, consent, decision, or determination of the Manager under this Agreement requires the approval of a majority of the Managers then serving, and no Manager acting alone has actual authority to act for the Company or for any Protected Series. Anything required to be delivered to the Manager may be delivered to any Manager, and a covenant, restriction, or standard of conduct stated in this Agreement as applying to the Manager applies to each Manager individually. This Section governs among the </w:t>
+      </w:r>
+      <w:r>
+        <w:rPr>
+          <w:rFonts w:ascii="Times New Roman" w:hAnsi="Times New Roman"/>
+          <w:strike/>
+          <w:color w:val="C00000"/>
+          <w:sz w:val="24"/>
+          <w:szCs w:val="24"/>
+        </w:rPr>
+        <w:t xml:space="preserve">Members </w:t>
+      </w:r>
+      <w:r>
+        <w:rPr>
+          <w:rFonts w:ascii="Times New Roman" w:hAnsi="Times New Roman"/>
+          <w:color w:val="0645AD"/>
+          <w:u w:val="single"/>
+          <w:sz w:val="24"/>
+          <w:szCs w:val="24"/>
+        </w:rPr>
+        <w:t xml:space="preserve">Member </w:t>
+      </w:r>
+      <w:r>
+        <w:rPr>
+          <w:rFonts w:ascii="Times New Roman" w:hAnsi="Times New Roman"/>
+          <w:sz w:val="24"/>
+          <w:szCs w:val="24"/>
+        </w:rPr>
+        <w:t xml:space="preserve">and the Managers; it does not affect the agency rights of a Manager under s. 605.04074(2)(b), Florida Statutes, as to a person who dealt with the Manager without knowledge or notice that the Manager lacked authority. A Manager need not be a </w:t>
       </w:r>
       <w:r>
         <w:rPr>

--- a/docs/word/FPSLLC Redline - Manager-Managed Multi-Member vs Single Member.docx
+++ b/docs/word/FPSLLC Redline - Manager-Managed Multi-Member vs Single Member.docx
@@ -62,7 +62,7 @@
           <w:sz w:val="24"/>
           <w:szCs w:val="24"/>
         </w:rPr>
-        <w:t xml:space="preserve">83 paragraphs identical · 83 changed · 54 only in the first · 3 only in the second</w:t>
+        <w:t xml:space="preserve">84 paragraphs identical · 83 changed · 54 only in the first · 3 only in the second</w:t>
       </w:r>
     </w:p>
     <w:p>
@@ -2255,6 +2255,22 @@
           <w:szCs w:val="24"/>
         </w:rPr>
         <w:t xml:space="preserve">(b) Transferee provisions inapplicable to the Company. Section 605.2303(4), Florida Statutes, applies to the Company, in its capacity as owner of a protected-series transferable interest, any provision of this Agreement that applies to a protected-series transferee. No provision of this Agreement restricting the rights of a transferee applies to the Company in that capacity, and nothing in this Agreement limits the Company's rights to manage, direct, receive distributions from, or obtain the records and information of any Protected Series.</w:t>
+      </w:r>
+    </w:p>
+    <w:p>
+      <w:pPr>
+        <w:keepLines/>
+        <w:widowControl/>
+        <w:spacing w:after="160"/>
+        <w:jc w:val="both"/>
+      </w:pPr>
+      <w:r>
+        <w:rPr>
+          <w:rFonts w:ascii="Times New Roman" w:hAnsi="Times New Roman"/>
+          <w:sz w:val="24"/>
+          <w:szCs w:val="24"/>
+        </w:rPr>
+        <w:t xml:space="preserve">(c) No transfer of a protected-series transferable interest. The Company shall not transfer, assign, pledge, encumber, or otherwise dispose of all or any part of a protected-series transferable interest of any Protected Series to any person, and no Protected Series shall issue a protected-series transferable interest to any person other than the Company. Any purported transfer or issuance in violation of this paragraph is null and void ab initio and shall be given no force or effect for any purpose.</w:t>
       </w:r>
     </w:p>
     <w:p>

--- a/docs/word/FPSLLC Redline - Manager-Managed Multi-Member vs Single Member.docx
+++ b/docs/word/FPSLLC Redline - Manager-Managed Multi-Member vs Single Member.docx
@@ -5443,17 +5443,183 @@
           <w:sz w:val="24"/>
           <w:szCs w:val="24"/>
         </w:rPr>
-        <w:t xml:space="preserve">generally is payable solely from </w:t>
-      </w:r>
-      <w:r>
-        <w:rPr>
-          <w:rFonts w:ascii="Times New Roman" w:hAnsi="Times New Roman"/>
-          <w:color w:val="0645AD"/>
-          <w:u w:val="single"/>
-          <w:sz w:val="24"/>
-          <w:szCs w:val="24"/>
-        </w:rPr>
-        <w:t xml:space="preserve">or of a Protected Series exceeds current and anticipated needs, including operating expenses, debt service, acquisitions, and reserves, and may distribute any such excess to </w:t>
+        <w:t xml:space="preserve">generally is payable solely from the Associated Assets </w:t>
+      </w:r>
+      <w:r>
+        <w:rPr>
+          <w:rFonts w:ascii="Times New Roman" w:hAnsi="Times New Roman"/>
+          <w:color w:val="0645AD"/>
+          <w:u w:val="single"/>
+          <w:sz w:val="24"/>
+          <w:szCs w:val="24"/>
+        </w:rPr>
+        <w:t xml:space="preserve">or </w:t>
+      </w:r>
+      <w:r>
+        <w:rPr>
+          <w:rFonts w:ascii="Times New Roman" w:hAnsi="Times New Roman"/>
+          <w:sz w:val="24"/>
+          <w:szCs w:val="24"/>
+        </w:rPr>
+        <w:t xml:space="preserve">of </w:t>
+      </w:r>
+      <w:r>
+        <w:rPr>
+          <w:rFonts w:ascii="Times New Roman" w:hAnsi="Times New Roman"/>
+          <w:strike/>
+          <w:color w:val="C00000"/>
+          <w:sz w:val="24"/>
+          <w:szCs w:val="24"/>
+        </w:rPr>
+        <w:t xml:space="preserve">the Company. </w:t>
+      </w:r>
+      <w:r>
+        <w:rPr>
+          <w:rFonts w:ascii="Times New Roman" w:hAnsi="Times New Roman"/>
+          <w:color w:val="0645AD"/>
+          <w:u w:val="single"/>
+          <w:sz w:val="24"/>
+          <w:szCs w:val="24"/>
+        </w:rPr>
+        <w:t xml:space="preserve">a Protected Series exceeds current and anticipated needs, including operating expenses, debt service, acquisitions, and reserves, and may distribute any such excess. </w:t>
+      </w:r>
+    </w:p>
+    <w:p>
+      <w:pPr>
+        <w:keepLines/>
+        <w:widowControl/>
+        <w:spacing w:after="160"/>
+        <w:jc w:val="both"/>
+      </w:pPr>
+      <w:r>
+        <w:rPr>
+          <w:rFonts w:ascii="Times New Roman" w:hAnsi="Times New Roman"/>
+          <w:strike/>
+          <w:color w:val="C00000"/>
+          <w:sz w:val="24"/>
+          <w:szCs w:val="24"/>
+        </w:rPr>
+        <w:t xml:space="preserve">5.7 Compensation; Reimbursement; Shared Expenses. The Manager shall serve without salary unless </w:t>
+      </w:r>
+      <w:r>
+        <w:rPr>
+          <w:rFonts w:ascii="Times New Roman" w:hAnsi="Times New Roman"/>
+          <w:color w:val="0645AD"/>
+          <w:u w:val="single"/>
+          <w:sz w:val="24"/>
+          <w:szCs w:val="24"/>
+        </w:rPr>
+        <w:t xml:space="preserve">7.2 Source Limitation. Distributions in respect of </w:t>
+      </w:r>
+      <w:r>
+        <w:rPr>
+          <w:rFonts w:ascii="Times New Roman" w:hAnsi="Times New Roman"/>
+          <w:sz w:val="24"/>
+          <w:szCs w:val="24"/>
+        </w:rPr>
+        <w:t xml:space="preserve">a </w:t>
+      </w:r>
+      <w:r>
+        <w:rPr>
+          <w:rFonts w:ascii="Times New Roman" w:hAnsi="Times New Roman"/>
+          <w:strike/>
+          <w:color w:val="C00000"/>
+          <w:sz w:val="24"/>
+          <w:szCs w:val="24"/>
+        </w:rPr>
+        <w:t xml:space="preserve">Majority in Interest consents in writing to compensation. The Manager and each </w:t>
+      </w:r>
+      <w:r>
+        <w:rPr>
+          <w:rFonts w:ascii="Times New Roman" w:hAnsi="Times New Roman"/>
+          <w:sz w:val="24"/>
+          <w:szCs w:val="24"/>
+        </w:rPr>
+        <w:t xml:space="preserve">Protected Series </w:t>
+      </w:r>
+      <w:r>
+        <w:rPr>
+          <w:rFonts w:ascii="Times New Roman" w:hAnsi="Times New Roman"/>
+          <w:strike/>
+          <w:color w:val="C00000"/>
+          <w:sz w:val="24"/>
+          <w:szCs w:val="24"/>
+        </w:rPr>
+        <w:t xml:space="preserve">Manager </w:t>
+      </w:r>
+      <w:r>
+        <w:rPr>
+          <w:rFonts w:ascii="Times New Roman" w:hAnsi="Times New Roman"/>
+          <w:sz w:val="24"/>
+          <w:szCs w:val="24"/>
+        </w:rPr>
+        <w:t xml:space="preserve">shall be </w:t>
+      </w:r>
+      <w:r>
+        <w:rPr>
+          <w:rFonts w:ascii="Times New Roman" w:hAnsi="Times New Roman"/>
+          <w:strike/>
+          <w:color w:val="C00000"/>
+          <w:sz w:val="24"/>
+          <w:szCs w:val="24"/>
+        </w:rPr>
+        <w:t xml:space="preserve">reimbursed for reasonable expenses properly incurred on behalf </w:t>
+      </w:r>
+      <w:r>
+        <w:rPr>
+          <w:rFonts w:ascii="Times New Roman" w:hAnsi="Times New Roman"/>
+          <w:color w:val="0645AD"/>
+          <w:u w:val="single"/>
+          <w:sz w:val="24"/>
+          <w:szCs w:val="24"/>
+        </w:rPr>
+        <w:t xml:space="preserve">made solely from the Associated Assets of that Protected Series, and solely to the Company; distributions in respect </w:t>
+      </w:r>
+      <w:r>
+        <w:rPr>
+          <w:rFonts w:ascii="Times New Roman" w:hAnsi="Times New Roman"/>
+          <w:sz w:val="24"/>
+          <w:szCs w:val="24"/>
+        </w:rPr>
+        <w:t xml:space="preserve">of the Company </w:t>
+      </w:r>
+      <w:r>
+        <w:rPr>
+          <w:rFonts w:ascii="Times New Roman" w:hAnsi="Times New Roman"/>
+          <w:strike/>
+          <w:color w:val="C00000"/>
+          <w:sz w:val="24"/>
+          <w:szCs w:val="24"/>
+        </w:rPr>
+        <w:t xml:space="preserve">or the applicable Protected Series. Costs and expenses that benefit the Company and one or more Protected Series (including formation and filing fees, registered agent fees, accounting, insurance, and administrative overhead) </w:t>
+      </w:r>
+      <w:r>
+        <w:rPr>
+          <w:rFonts w:ascii="Times New Roman" w:hAnsi="Times New Roman"/>
+          <w:sz w:val="24"/>
+          <w:szCs w:val="24"/>
+        </w:rPr>
+        <w:t xml:space="preserve">shall be </w:t>
+      </w:r>
+      <w:r>
+        <w:rPr>
+          <w:rFonts w:ascii="Times New Roman" w:hAnsi="Times New Roman"/>
+          <w:strike/>
+          <w:color w:val="C00000"/>
+          <w:sz w:val="24"/>
+          <w:szCs w:val="24"/>
+        </w:rPr>
+        <w:t xml:space="preserve">allocated among </w:t>
+      </w:r>
+      <w:r>
+        <w:rPr>
+          <w:rFonts w:ascii="Times New Roman" w:hAnsi="Times New Roman"/>
+          <w:color w:val="0645AD"/>
+          <w:u w:val="single"/>
+          <w:sz w:val="24"/>
+          <w:szCs w:val="24"/>
+        </w:rPr>
+        <w:t xml:space="preserve">made solely from </w:t>
       </w:r>
       <w:r>
         <w:rPr>
@@ -5471,35 +5637,17 @@
           <w:sz w:val="24"/>
           <w:szCs w:val="24"/>
         </w:rPr>
-        <w:t xml:space="preserve">Associated Assets </w:t>
-      </w:r>
-      <w:r>
-        <w:rPr>
-          <w:rFonts w:ascii="Times New Roman" w:hAnsi="Times New Roman"/>
-          <w:color w:val="0645AD"/>
-          <w:u w:val="single"/>
-          <w:sz w:val="24"/>
-          <w:szCs w:val="24"/>
-        </w:rPr>
-        <w:t xml:space="preserve">Member (or, in the case </w:t>
-      </w:r>
-      <w:r>
-        <w:rPr>
-          <w:rFonts w:ascii="Times New Roman" w:hAnsi="Times New Roman"/>
-          <w:sz w:val="24"/>
-          <w:szCs w:val="24"/>
-        </w:rPr>
-        <w:t xml:space="preserve">of </w:t>
-      </w:r>
-      <w:r>
-        <w:rPr>
-          <w:rFonts w:ascii="Times New Roman" w:hAnsi="Times New Roman"/>
-          <w:color w:val="0645AD"/>
-          <w:u w:val="single"/>
-          <w:sz w:val="24"/>
-          <w:szCs w:val="24"/>
-        </w:rPr>
-        <w:t xml:space="preserve">a Protected Series, to </w:t>
+        <w:t xml:space="preserve">Company and </w:t>
+      </w:r>
+      <w:r>
+        <w:rPr>
+          <w:rFonts w:ascii="Times New Roman" w:hAnsi="Times New Roman"/>
+          <w:color w:val="0645AD"/>
+          <w:u w:val="single"/>
+          <w:sz w:val="24"/>
+          <w:szCs w:val="24"/>
+        </w:rPr>
+        <w:t xml:space="preserve">Associated Assets of </w:t>
       </w:r>
       <w:r>
         <w:rPr>
@@ -5517,155 +5665,17 @@
           <w:sz w:val="24"/>
           <w:szCs w:val="24"/>
         </w:rPr>
-        <w:t xml:space="preserve">Company. </w:t>
-      </w:r>
-      <w:r>
-        <w:rPr>
-          <w:rFonts w:ascii="Times New Roman" w:hAnsi="Times New Roman"/>
-          <w:color w:val="0645AD"/>
-          <w:u w:val="single"/>
-          <w:sz w:val="24"/>
-          <w:szCs w:val="24"/>
-        </w:rPr>
-        <w:t xml:space="preserve">Company). </w:t>
-      </w:r>
-    </w:p>
-    <w:p>
-      <w:pPr>
-        <w:keepLines/>
-        <w:widowControl/>
-        <w:spacing w:after="160"/>
-        <w:jc w:val="both"/>
-      </w:pPr>
-      <w:r>
-        <w:rPr>
-          <w:rFonts w:ascii="Times New Roman" w:hAnsi="Times New Roman"/>
-          <w:strike/>
-          <w:color w:val="C00000"/>
-          <w:sz w:val="24"/>
-          <w:szCs w:val="24"/>
-        </w:rPr>
-        <w:t xml:space="preserve">5.7 Compensation; Reimbursement; Shared Expenses. The Manager shall serve without salary unless </w:t>
-      </w:r>
-      <w:r>
-        <w:rPr>
-          <w:rFonts w:ascii="Times New Roman" w:hAnsi="Times New Roman"/>
-          <w:color w:val="0645AD"/>
-          <w:u w:val="single"/>
-          <w:sz w:val="24"/>
-          <w:szCs w:val="24"/>
-        </w:rPr>
-        <w:t xml:space="preserve">7.2 Source Limitation. Distributions in respect of </w:t>
-      </w:r>
-      <w:r>
-        <w:rPr>
-          <w:rFonts w:ascii="Times New Roman" w:hAnsi="Times New Roman"/>
-          <w:sz w:val="24"/>
-          <w:szCs w:val="24"/>
-        </w:rPr>
-        <w:t xml:space="preserve">a </w:t>
-      </w:r>
-      <w:r>
-        <w:rPr>
-          <w:rFonts w:ascii="Times New Roman" w:hAnsi="Times New Roman"/>
-          <w:strike/>
-          <w:color w:val="C00000"/>
-          <w:sz w:val="24"/>
-          <w:szCs w:val="24"/>
-        </w:rPr>
-        <w:t xml:space="preserve">Majority in Interest consents in writing to compensation. The Manager and each </w:t>
-      </w:r>
-      <w:r>
-        <w:rPr>
-          <w:rFonts w:ascii="Times New Roman" w:hAnsi="Times New Roman"/>
-          <w:sz w:val="24"/>
-          <w:szCs w:val="24"/>
-        </w:rPr>
-        <w:t xml:space="preserve">Protected Series </w:t>
-      </w:r>
-      <w:r>
-        <w:rPr>
-          <w:rFonts w:ascii="Times New Roman" w:hAnsi="Times New Roman"/>
-          <w:strike/>
-          <w:color w:val="C00000"/>
-          <w:sz w:val="24"/>
-          <w:szCs w:val="24"/>
-        </w:rPr>
-        <w:t xml:space="preserve">Manager </w:t>
-      </w:r>
-      <w:r>
-        <w:rPr>
-          <w:rFonts w:ascii="Times New Roman" w:hAnsi="Times New Roman"/>
-          <w:sz w:val="24"/>
-          <w:szCs w:val="24"/>
-        </w:rPr>
-        <w:t xml:space="preserve">shall be </w:t>
-      </w:r>
-      <w:r>
-        <w:rPr>
-          <w:rFonts w:ascii="Times New Roman" w:hAnsi="Times New Roman"/>
-          <w:strike/>
-          <w:color w:val="C00000"/>
-          <w:sz w:val="24"/>
-          <w:szCs w:val="24"/>
-        </w:rPr>
-        <w:t xml:space="preserve">reimbursed for reasonable expenses properly incurred on behalf </w:t>
-      </w:r>
-      <w:r>
-        <w:rPr>
-          <w:rFonts w:ascii="Times New Roman" w:hAnsi="Times New Roman"/>
-          <w:color w:val="0645AD"/>
-          <w:u w:val="single"/>
-          <w:sz w:val="24"/>
-          <w:szCs w:val="24"/>
-        </w:rPr>
-        <w:t xml:space="preserve">made solely from the Associated Assets of that Protected Series, and distributions in respect </w:t>
-      </w:r>
-      <w:r>
-        <w:rPr>
-          <w:rFonts w:ascii="Times New Roman" w:hAnsi="Times New Roman"/>
-          <w:sz w:val="24"/>
-          <w:szCs w:val="24"/>
-        </w:rPr>
-        <w:t xml:space="preserve">of the Company </w:t>
-      </w:r>
-      <w:r>
-        <w:rPr>
-          <w:rFonts w:ascii="Times New Roman" w:hAnsi="Times New Roman"/>
-          <w:strike/>
-          <w:color w:val="C00000"/>
-          <w:sz w:val="24"/>
-          <w:szCs w:val="24"/>
-        </w:rPr>
-        <w:t xml:space="preserve">or the applicable Protected Series. Costs and expenses that benefit the Company and one or more Protected Series (including formation and filing fees, registered agent fees, accounting, insurance, and administrative overhead) </w:t>
-      </w:r>
-      <w:r>
-        <w:rPr>
-          <w:rFonts w:ascii="Times New Roman" w:hAnsi="Times New Roman"/>
-          <w:sz w:val="24"/>
-          <w:szCs w:val="24"/>
-        </w:rPr>
-        <w:t xml:space="preserve">shall be </w:t>
-      </w:r>
-      <w:r>
-        <w:rPr>
-          <w:rFonts w:ascii="Times New Roman" w:hAnsi="Times New Roman"/>
-          <w:strike/>
-          <w:color w:val="C00000"/>
-          <w:sz w:val="24"/>
-          <w:szCs w:val="24"/>
-        </w:rPr>
-        <w:t xml:space="preserve">allocated among </w:t>
-      </w:r>
-      <w:r>
-        <w:rPr>
-          <w:rFonts w:ascii="Times New Roman" w:hAnsi="Times New Roman"/>
-          <w:color w:val="0645AD"/>
-          <w:u w:val="single"/>
-          <w:sz w:val="24"/>
-          <w:szCs w:val="24"/>
-        </w:rPr>
-        <w:t xml:space="preserve">made solely from </w:t>
+        <w:t xml:space="preserve">Protected Series benefited on a reasonable and consistent basis determined by </w:t>
+      </w:r>
+      <w:r>
+        <w:rPr>
+          <w:rFonts w:ascii="Times New Roman" w:hAnsi="Times New Roman"/>
+          <w:color w:val="0645AD"/>
+          <w:u w:val="single"/>
+          <w:sz w:val="24"/>
+          <w:szCs w:val="24"/>
+        </w:rPr>
+        <w:t xml:space="preserve">Company, to </w:t>
       </w:r>
       <w:r>
         <w:rPr>
@@ -5683,45 +5693,17 @@
           <w:sz w:val="24"/>
           <w:szCs w:val="24"/>
         </w:rPr>
-        <w:t xml:space="preserve">Company and </w:t>
-      </w:r>
-      <w:r>
-        <w:rPr>
-          <w:rFonts w:ascii="Times New Roman" w:hAnsi="Times New Roman"/>
-          <w:color w:val="0645AD"/>
-          <w:u w:val="single"/>
-          <w:sz w:val="24"/>
-          <w:szCs w:val="24"/>
-        </w:rPr>
-        <w:t xml:space="preserve">Associated Assets of </w:t>
-      </w:r>
-      <w:r>
-        <w:rPr>
-          <w:rFonts w:ascii="Times New Roman" w:hAnsi="Times New Roman"/>
-          <w:sz w:val="24"/>
-          <w:szCs w:val="24"/>
-        </w:rPr>
-        <w:t xml:space="preserve">the </w:t>
-      </w:r>
-      <w:r>
-        <w:rPr>
-          <w:rFonts w:ascii="Times New Roman" w:hAnsi="Times New Roman"/>
-          <w:strike/>
-          <w:color w:val="C00000"/>
-          <w:sz w:val="24"/>
-          <w:szCs w:val="24"/>
-        </w:rPr>
-        <w:t xml:space="preserve">Protected Series benefited on a reasonable and consistent basis determined by the Manager — by specific attribution where practicable and otherwise pro rata or by such other reasonable formula as the Manager adopts — and the allocation </w:t>
-      </w:r>
-      <w:r>
-        <w:rPr>
-          <w:rFonts w:ascii="Times New Roman" w:hAnsi="Times New Roman"/>
-          <w:color w:val="0645AD"/>
-          <w:u w:val="single"/>
-          <w:sz w:val="24"/>
-          <w:szCs w:val="24"/>
-        </w:rPr>
-        <w:t xml:space="preserve">Company. Each distribution </w:t>
+        <w:t xml:space="preserve">Manager — by specific attribution where practicable and otherwise pro rata or by such other reasonable formula as the Manager adopts — and the allocation </w:t>
+      </w:r>
+      <w:r>
+        <w:rPr>
+          <w:rFonts w:ascii="Times New Roman" w:hAnsi="Times New Roman"/>
+          <w:color w:val="0645AD"/>
+          <w:u w:val="single"/>
+          <w:sz w:val="24"/>
+          <w:szCs w:val="24"/>
+        </w:rPr>
+        <w:t xml:space="preserve">Member. Each distribution </w:t>
       </w:r>
       <w:r>
         <w:rPr>

--- a/docs/word/FPSLLC Redline - Manager-Managed Multi-Member vs Single Member.docx
+++ b/docs/word/FPSLLC Redline - Manager-Managed Multi-Member vs Single Member.docx
@@ -7081,7 +7081,7 @@
           <w:sz w:val="24"/>
           <w:szCs w:val="24"/>
         </w:rPr>
-        <w:t xml:space="preserve">Article 11 before or promptly upon </w:t>
+        <w:t xml:space="preserve">Section 13.1 before or promptly upon </w:t>
       </w:r>
       <w:r>
         <w:rPr>

--- a/docs/word/FPSLLC Redline - Manager-Managed Multi-Member vs Single Member.docx
+++ b/docs/word/FPSLLC Redline - Manager-Managed Multi-Member vs Single Member.docx
@@ -62,7 +62,7 @@
           <w:sz w:val="24"/>
           <w:szCs w:val="24"/>
         </w:rPr>
-        <w:t xml:space="preserve">84 paragraphs identical · 83 changed · 54 only in the first · 3 only in the second</w:t>
+        <w:t xml:space="preserve">84 paragraphs identical · 82 changed · 55 only in the first · 3 only in the second</w:t>
       </w:r>
     </w:p>
     <w:p>
@@ -6315,83 +6315,1601 @@
           <w:sz w:val="24"/>
           <w:szCs w:val="24"/>
         </w:rPr>
-        <w:t xml:space="preserve">9.1 Intended Classification. It is intended that the Company </w:t>
-      </w:r>
-      <w:r>
-        <w:rPr>
-          <w:rFonts w:ascii="Times New Roman" w:hAnsi="Times New Roman"/>
-          <w:strike/>
-          <w:color w:val="C00000"/>
-          <w:sz w:val="24"/>
-          <w:szCs w:val="24"/>
-        </w:rPr>
-        <w:t xml:space="preserve">be classified as a partnership for federal income tax purposes, as federal tax law provides. Each </w:t>
-      </w:r>
-      <w:r>
-        <w:rPr>
-          <w:rFonts w:ascii="Times New Roman" w:hAnsi="Times New Roman"/>
-          <w:color w:val="0645AD"/>
-          <w:u w:val="single"/>
-          <w:sz w:val="24"/>
-          <w:szCs w:val="24"/>
-        </w:rPr>
-        <w:t xml:space="preserve">and each </w:t>
-      </w:r>
-      <w:r>
-        <w:rPr>
-          <w:rFonts w:ascii="Times New Roman" w:hAnsi="Times New Roman"/>
-          <w:sz w:val="24"/>
-          <w:szCs w:val="24"/>
-        </w:rPr>
-        <w:t xml:space="preserve">Protected Series </w:t>
-      </w:r>
-      <w:r>
-        <w:rPr>
-          <w:rFonts w:ascii="Times New Roman" w:hAnsi="Times New Roman"/>
-          <w:strike/>
-          <w:color w:val="C00000"/>
-          <w:sz w:val="24"/>
-          <w:szCs w:val="24"/>
-        </w:rPr>
-        <w:t xml:space="preserve">is wholly owned by the Company. If a Protected Series is treated as an entity separate from the Company for federal income tax purposes, it is intended that the Protected Series </w:t>
-      </w:r>
-      <w:r>
-        <w:rPr>
-          <w:rFonts w:ascii="Times New Roman" w:hAnsi="Times New Roman"/>
-          <w:color w:val="0645AD"/>
-          <w:u w:val="single"/>
-          <w:sz w:val="24"/>
-          <w:szCs w:val="24"/>
-        </w:rPr>
-        <w:t xml:space="preserve">each </w:t>
-      </w:r>
-      <w:r>
-        <w:rPr>
-          <w:rFonts w:ascii="Times New Roman" w:hAnsi="Times New Roman"/>
-          <w:sz w:val="24"/>
-          <w:szCs w:val="24"/>
-        </w:rPr>
-        <w:t xml:space="preserve">be disregarded as an entity separate from </w:t>
-      </w:r>
-      <w:r>
-        <w:rPr>
-          <w:rFonts w:ascii="Times New Roman" w:hAnsi="Times New Roman"/>
-          <w:strike/>
-          <w:color w:val="C00000"/>
-          <w:sz w:val="24"/>
-          <w:szCs w:val="24"/>
-        </w:rPr>
-        <w:t xml:space="preserve">its owner, so </w:t>
-      </w:r>
-      <w:r>
-        <w:rPr>
-          <w:rFonts w:ascii="Times New Roman" w:hAnsi="Times New Roman"/>
-          <w:color w:val="0645AD"/>
-          <w:u w:val="single"/>
-          <w:sz w:val="24"/>
-          <w:szCs w:val="24"/>
-        </w:rPr>
-        <w:t xml:space="preserve">the Member for federal income tax purposes, and </w:t>
+        <w:t xml:space="preserve">9.1 Intended Classification. It is intended that the Company be </w:t>
+      </w:r>
+      <w:r>
+        <w:rPr>
+          <w:rFonts w:ascii="Times New Roman" w:hAnsi="Times New Roman"/>
+          <w:strike/>
+          <w:color w:val="C00000"/>
+          <w:sz w:val="24"/>
+          <w:szCs w:val="24"/>
+        </w:rPr>
+        <w:t xml:space="preserve">classified </w:t>
+      </w:r>
+      <w:r>
+        <w:rPr>
+          <w:rFonts w:ascii="Times New Roman" w:hAnsi="Times New Roman"/>
+          <w:color w:val="0645AD"/>
+          <w:u w:val="single"/>
+          <w:sz w:val="24"/>
+          <w:szCs w:val="24"/>
+        </w:rPr>
+        <w:t xml:space="preserve">disregarded </w:t>
+      </w:r>
+      <w:r>
+        <w:rPr>
+          <w:rFonts w:ascii="Times New Roman" w:hAnsi="Times New Roman"/>
+          <w:sz w:val="24"/>
+          <w:szCs w:val="24"/>
+        </w:rPr>
+        <w:t xml:space="preserve">as </w:t>
+      </w:r>
+      <w:r>
+        <w:rPr>
+          <w:rFonts w:ascii="Times New Roman" w:hAnsi="Times New Roman"/>
+          <w:strike/>
+          <w:color w:val="C00000"/>
+          <w:sz w:val="24"/>
+          <w:szCs w:val="24"/>
+        </w:rPr>
+        <w:t xml:space="preserve">a partnership </w:t>
+      </w:r>
+      <w:r>
+        <w:rPr>
+          <w:rFonts w:ascii="Times New Roman" w:hAnsi="Times New Roman"/>
+          <w:color w:val="0645AD"/>
+          <w:u w:val="single"/>
+          <w:sz w:val="24"/>
+          <w:szCs w:val="24"/>
+        </w:rPr>
+        <w:t xml:space="preserve">an entity separate from the Member </w:t>
+      </w:r>
+      <w:r>
+        <w:rPr>
+          <w:rFonts w:ascii="Times New Roman" w:hAnsi="Times New Roman"/>
+          <w:sz w:val="24"/>
+          <w:szCs w:val="24"/>
+        </w:rPr>
+        <w:t xml:space="preserve">for federal income tax </w:t>
+      </w:r>
+      <w:r>
+        <w:rPr>
+          <w:rFonts w:ascii="Times New Roman" w:hAnsi="Times New Roman"/>
+          <w:strike/>
+          <w:color w:val="C00000"/>
+          <w:sz w:val="24"/>
+          <w:szCs w:val="24"/>
+        </w:rPr>
+        <w:t xml:space="preserve">purposes, as federal tax law provides. </w:t>
+      </w:r>
+      <w:r>
+        <w:rPr>
+          <w:rFonts w:ascii="Times New Roman" w:hAnsi="Times New Roman"/>
+          <w:color w:val="0645AD"/>
+          <w:u w:val="single"/>
+          <w:sz w:val="24"/>
+          <w:szCs w:val="24"/>
+        </w:rPr>
+        <w:t xml:space="preserve">purposes. </w:t>
+      </w:r>
+      <w:r>
+        <w:rPr>
+          <w:rFonts w:ascii="Times New Roman" w:hAnsi="Times New Roman"/>
+          <w:sz w:val="24"/>
+          <w:szCs w:val="24"/>
+        </w:rPr>
+        <w:t xml:space="preserve">Each Protected Series is wholly owned by the Company. If a Protected Series is treated as an entity separate from the Company for federal income tax purposes, it is intended that the Protected Series be disregarded as an entity separate from its </w:t>
+      </w:r>
+      <w:r>
+        <w:rPr>
+          <w:rFonts w:ascii="Times New Roman" w:hAnsi="Times New Roman"/>
+          <w:strike/>
+          <w:color w:val="C00000"/>
+          <w:sz w:val="24"/>
+          <w:szCs w:val="24"/>
+        </w:rPr>
+        <w:t xml:space="preserve">owner, so that its </w:t>
+      </w:r>
+      <w:r>
+        <w:rPr>
+          <w:rFonts w:ascii="Times New Roman" w:hAnsi="Times New Roman"/>
+          <w:color w:val="0645AD"/>
+          <w:u w:val="single"/>
+          <w:sz w:val="24"/>
+          <w:szCs w:val="24"/>
+        </w:rPr>
+        <w:t xml:space="preserve">owner. Accordingly, all </w:t>
+      </w:r>
+      <w:r>
+        <w:rPr>
+          <w:rFonts w:ascii="Times New Roman" w:hAnsi="Times New Roman"/>
+          <w:sz w:val="24"/>
+          <w:szCs w:val="24"/>
+        </w:rPr>
+        <w:t xml:space="preserve">items of income, gain, loss, deduction, and credit </w:t>
+      </w:r>
+      <w:r>
+        <w:rPr>
+          <w:rFonts w:ascii="Times New Roman" w:hAnsi="Times New Roman"/>
+          <w:strike/>
+          <w:color w:val="C00000"/>
+          <w:sz w:val="24"/>
+          <w:szCs w:val="24"/>
+        </w:rPr>
+        <w:t xml:space="preserve">are reported by the Company. No member </w:t>
+      </w:r>
+      <w:r>
+        <w:rPr>
+          <w:rFonts w:ascii="Times New Roman" w:hAnsi="Times New Roman"/>
+          <w:sz w:val="24"/>
+          <w:szCs w:val="24"/>
+        </w:rPr>
+        <w:t xml:space="preserve">of the Company </w:t>
+      </w:r>
+      <w:r>
+        <w:rPr>
+          <w:rFonts w:ascii="Times New Roman" w:hAnsi="Times New Roman"/>
+          <w:strike/>
+          <w:color w:val="C00000"/>
+          <w:sz w:val="24"/>
+          <w:szCs w:val="24"/>
+        </w:rPr>
+        <w:t xml:space="preserve">shall take a position inconsistent with this Section on any return without </w:t>
+      </w:r>
+      <w:r>
+        <w:rPr>
+          <w:rFonts w:ascii="Times New Roman" w:hAnsi="Times New Roman"/>
+          <w:color w:val="0645AD"/>
+          <w:u w:val="single"/>
+          <w:sz w:val="24"/>
+          <w:szCs w:val="24"/>
+        </w:rPr>
+        <w:t xml:space="preserve">and of each Protected Series are reported directly by </w:t>
+      </w:r>
+      <w:r>
+        <w:rPr>
+          <w:rFonts w:ascii="Times New Roman" w:hAnsi="Times New Roman"/>
+          <w:sz w:val="24"/>
+          <w:szCs w:val="24"/>
+        </w:rPr>
+        <w:t xml:space="preserve">the </w:t>
+      </w:r>
+      <w:r>
+        <w:rPr>
+          <w:rFonts w:ascii="Times New Roman" w:hAnsi="Times New Roman"/>
+          <w:strike/>
+          <w:color w:val="C00000"/>
+          <w:sz w:val="24"/>
+          <w:szCs w:val="24"/>
+        </w:rPr>
+        <w:t xml:space="preserve">written consent of all members. </w:t>
+      </w:r>
+      <w:r>
+        <w:rPr>
+          <w:rFonts w:ascii="Times New Roman" w:hAnsi="Times New Roman"/>
+          <w:color w:val="0645AD"/>
+          <w:u w:val="single"/>
+          <w:sz w:val="24"/>
+          <w:szCs w:val="24"/>
+        </w:rPr>
+        <w:t xml:space="preserve">Member. </w:t>
+      </w:r>
+    </w:p>
+    <w:p>
+      <w:pPr>
+        <w:keepLines/>
+        <w:widowControl/>
+        <w:spacing w:after="160"/>
+        <w:jc w:val="both"/>
+      </w:pPr>
+      <w:r>
+        <w:rPr>
+          <w:rFonts w:ascii="Times New Roman" w:hAnsi="Times New Roman"/>
+          <w:sz w:val="24"/>
+          <w:szCs w:val="24"/>
+        </w:rPr>
+        <w:t xml:space="preserve">9.2 Tax </w:t>
+      </w:r>
+      <w:r>
+        <w:rPr>
+          <w:rFonts w:ascii="Times New Roman" w:hAnsi="Times New Roman"/>
+          <w:strike/>
+          <w:color w:val="C00000"/>
+          <w:sz w:val="24"/>
+          <w:szCs w:val="24"/>
+        </w:rPr>
+        <w:t xml:space="preserve">Returns; Information. </w:t>
+      </w:r>
+      <w:r>
+        <w:rPr>
+          <w:rFonts w:ascii="Times New Roman" w:hAnsi="Times New Roman"/>
+          <w:color w:val="0645AD"/>
+          <w:u w:val="single"/>
+          <w:sz w:val="24"/>
+          <w:szCs w:val="24"/>
+        </w:rPr>
+        <w:t xml:space="preserve">Filings and Elections. </w:t>
+      </w:r>
+      <w:r>
+        <w:rPr>
+          <w:rFonts w:ascii="Times New Roman" w:hAnsi="Times New Roman"/>
+          <w:sz w:val="24"/>
+          <w:szCs w:val="24"/>
+        </w:rPr>
+        <w:t xml:space="preserve">The Manager shall </w:t>
+      </w:r>
+      <w:r>
+        <w:rPr>
+          <w:rFonts w:ascii="Times New Roman" w:hAnsi="Times New Roman"/>
+          <w:color w:val="0645AD"/>
+          <w:u w:val="single"/>
+          <w:sz w:val="24"/>
+          <w:szCs w:val="24"/>
+        </w:rPr>
+        <w:t xml:space="preserve">make, or </w:t>
+      </w:r>
+      <w:r>
+        <w:rPr>
+          <w:rFonts w:ascii="Times New Roman" w:hAnsi="Times New Roman"/>
+          <w:sz w:val="24"/>
+          <w:szCs w:val="24"/>
+        </w:rPr>
+        <w:t xml:space="preserve">cause to be </w:t>
+      </w:r>
+      <w:r>
+        <w:rPr>
+          <w:rFonts w:ascii="Times New Roman" w:hAnsi="Times New Roman"/>
+          <w:strike/>
+          <w:color w:val="C00000"/>
+          <w:sz w:val="24"/>
+          <w:szCs w:val="24"/>
+        </w:rPr>
+        <w:t xml:space="preserve">prepared and filed </w:t>
+      </w:r>
+      <w:r>
+        <w:rPr>
+          <w:rFonts w:ascii="Times New Roman" w:hAnsi="Times New Roman"/>
+          <w:color w:val="0645AD"/>
+          <w:u w:val="single"/>
+          <w:sz w:val="24"/>
+          <w:szCs w:val="24"/>
+        </w:rPr>
+        <w:t xml:space="preserve">made, </w:t>
+      </w:r>
+      <w:r>
+        <w:rPr>
+          <w:rFonts w:ascii="Times New Roman" w:hAnsi="Times New Roman"/>
+          <w:sz w:val="24"/>
+          <w:szCs w:val="24"/>
+        </w:rPr>
+        <w:t xml:space="preserve">all tax </w:t>
+      </w:r>
+      <w:r>
+        <w:rPr>
+          <w:rFonts w:ascii="Times New Roman" w:hAnsi="Times New Roman"/>
+          <w:strike/>
+          <w:color w:val="C00000"/>
+          <w:sz w:val="24"/>
+          <w:szCs w:val="24"/>
+        </w:rPr>
+        <w:t xml:space="preserve">returns </w:t>
+      </w:r>
+      <w:r>
+        <w:rPr>
+          <w:rFonts w:ascii="Times New Roman" w:hAnsi="Times New Roman"/>
+          <w:color w:val="0645AD"/>
+          <w:u w:val="single"/>
+          <w:sz w:val="24"/>
+          <w:szCs w:val="24"/>
+        </w:rPr>
+        <w:t xml:space="preserve">filings </w:t>
+      </w:r>
+      <w:r>
+        <w:rPr>
+          <w:rFonts w:ascii="Times New Roman" w:hAnsi="Times New Roman"/>
+          <w:sz w:val="24"/>
+          <w:szCs w:val="24"/>
+        </w:rPr>
+        <w:t xml:space="preserve">required of the Company </w:t>
+      </w:r>
+      <w:r>
+        <w:rPr>
+          <w:rFonts w:ascii="Times New Roman" w:hAnsi="Times New Roman"/>
+          <w:color w:val="0645AD"/>
+          <w:u w:val="single"/>
+          <w:sz w:val="24"/>
+          <w:szCs w:val="24"/>
+        </w:rPr>
+        <w:t xml:space="preserve">or of any Protected Series </w:t>
+      </w:r>
+      <w:r>
+        <w:rPr>
+          <w:rFonts w:ascii="Times New Roman" w:hAnsi="Times New Roman"/>
+          <w:sz w:val="24"/>
+          <w:szCs w:val="24"/>
+        </w:rPr>
+        <w:t xml:space="preserve">and </w:t>
+      </w:r>
+      <w:r>
+        <w:rPr>
+          <w:rFonts w:ascii="Times New Roman" w:hAnsi="Times New Roman"/>
+          <w:color w:val="0645AD"/>
+          <w:u w:val="single"/>
+          <w:sz w:val="24"/>
+          <w:szCs w:val="24"/>
+        </w:rPr>
+        <w:t xml:space="preserve">may make any tax election the Manager determines to be in the best interests </w:t>
+      </w:r>
+      <w:r>
+        <w:rPr>
+          <w:rFonts w:ascii="Times New Roman" w:hAnsi="Times New Roman"/>
+          <w:sz w:val="24"/>
+          <w:szCs w:val="24"/>
+        </w:rPr>
+        <w:t xml:space="preserve">of </w:t>
+      </w:r>
+      <w:r>
+        <w:rPr>
+          <w:rFonts w:ascii="Times New Roman" w:hAnsi="Times New Roman"/>
+          <w:strike/>
+          <w:color w:val="C00000"/>
+          <w:sz w:val="24"/>
+          <w:szCs w:val="24"/>
+        </w:rPr>
+        <w:t xml:space="preserve">each Protected Series, if necessary or required, and shall deliver to each </w:t>
+      </w:r>
+      <w:r>
+        <w:rPr>
+          <w:rFonts w:ascii="Times New Roman" w:hAnsi="Times New Roman"/>
+          <w:color w:val="0645AD"/>
+          <w:u w:val="single"/>
+          <w:sz w:val="24"/>
+          <w:szCs w:val="24"/>
+        </w:rPr>
+        <w:t xml:space="preserve">the </w:t>
+      </w:r>
+      <w:r>
+        <w:rPr>
+          <w:rFonts w:ascii="Times New Roman" w:hAnsi="Times New Roman"/>
+          <w:sz w:val="24"/>
+          <w:szCs w:val="24"/>
+        </w:rPr>
+        <w:t xml:space="preserve">Member, </w:t>
+      </w:r>
+      <w:r>
+        <w:rPr>
+          <w:rFonts w:ascii="Times New Roman" w:hAnsi="Times New Roman"/>
+          <w:strike/>
+          <w:color w:val="C00000"/>
+          <w:sz w:val="24"/>
+          <w:szCs w:val="24"/>
+        </w:rPr>
+        <w:t xml:space="preserve">after the end of each fiscal year, the tax information (including Schedule K-1s, where applicable) necessary for the Member's returns. </w:t>
+      </w:r>
+      <w:r>
+        <w:rPr>
+          <w:rFonts w:ascii="Times New Roman" w:hAnsi="Times New Roman"/>
+          <w:color w:val="0645AD"/>
+          <w:u w:val="single"/>
+          <w:sz w:val="24"/>
+          <w:szCs w:val="24"/>
+        </w:rPr>
+        <w:t xml:space="preserve">consistent with Section 9.1. </w:t>
+      </w:r>
+    </w:p>
+    <w:p>
+      <w:pPr>
+        <w:keepLines/>
+        <w:widowControl/>
+        <w:spacing w:after="160"/>
+        <w:jc w:val="both"/>
+      </w:pPr>
+      <w:r>
+        <w:rPr>
+          <w:rFonts w:ascii="Times New Roman" w:hAnsi="Times New Roman"/>
+          <w:sz w:val="24"/>
+          <w:szCs w:val="24"/>
+        </w:rPr>
+        <w:t xml:space="preserve">9.3 </w:t>
+      </w:r>
+      <w:r>
+        <w:rPr>
+          <w:rFonts w:ascii="Times New Roman" w:hAnsi="Times New Roman"/>
+          <w:strike/>
+          <w:color w:val="C00000"/>
+          <w:sz w:val="24"/>
+          <w:szCs w:val="24"/>
+        </w:rPr>
+        <w:t xml:space="preserve">Partnership Representative. </w:t>
+      </w:r>
+      <w:r>
+        <w:rPr>
+          <w:rFonts w:ascii="Times New Roman" w:hAnsi="Times New Roman"/>
+          <w:color w:val="0645AD"/>
+          <w:u w:val="single"/>
+          <w:sz w:val="24"/>
+          <w:szCs w:val="24"/>
+        </w:rPr>
+        <w:t xml:space="preserve">Fiscal Year. </w:t>
+      </w:r>
+      <w:r>
+        <w:rPr>
+          <w:rFonts w:ascii="Times New Roman" w:hAnsi="Times New Roman"/>
+          <w:sz w:val="24"/>
+          <w:szCs w:val="24"/>
+        </w:rPr>
+        <w:t xml:space="preserve">The </w:t>
+      </w:r>
+      <w:r>
+        <w:rPr>
+          <w:rFonts w:ascii="Times New Roman" w:hAnsi="Times New Roman"/>
+          <w:strike/>
+          <w:color w:val="C00000"/>
+          <w:sz w:val="24"/>
+          <w:szCs w:val="24"/>
+        </w:rPr>
+        <w:t xml:space="preserve">Manager (or a person the Manager designates) shall serve as the "partnership representative" within the meaning </w:t>
+      </w:r>
+      <w:r>
+        <w:rPr>
+          <w:rFonts w:ascii="Times New Roman" w:hAnsi="Times New Roman"/>
+          <w:color w:val="0645AD"/>
+          <w:u w:val="single"/>
+          <w:sz w:val="24"/>
+          <w:szCs w:val="24"/>
+        </w:rPr>
+        <w:t xml:space="preserve">fiscal year </w:t>
+      </w:r>
+      <w:r>
+        <w:rPr>
+          <w:rFonts w:ascii="Times New Roman" w:hAnsi="Times New Roman"/>
+          <w:sz w:val="24"/>
+          <w:szCs w:val="24"/>
+        </w:rPr>
+        <w:t xml:space="preserve">of </w:t>
+      </w:r>
+      <w:r>
+        <w:rPr>
+          <w:rFonts w:ascii="Times New Roman" w:hAnsi="Times New Roman"/>
+          <w:strike/>
+          <w:color w:val="C00000"/>
+          <w:sz w:val="24"/>
+          <w:szCs w:val="24"/>
+        </w:rPr>
+        <w:t xml:space="preserve">section 6223 of the Code for </w:t>
+      </w:r>
+      <w:r>
+        <w:rPr>
+          <w:rFonts w:ascii="Times New Roman" w:hAnsi="Times New Roman"/>
+          <w:sz w:val="24"/>
+          <w:szCs w:val="24"/>
+        </w:rPr>
+        <w:t xml:space="preserve">the Company and </w:t>
+      </w:r>
+      <w:r>
+        <w:rPr>
+          <w:rFonts w:ascii="Times New Roman" w:hAnsi="Times New Roman"/>
+          <w:strike/>
+          <w:color w:val="C00000"/>
+          <w:sz w:val="24"/>
+          <w:szCs w:val="24"/>
+        </w:rPr>
+        <w:t xml:space="preserve">for </w:t>
+      </w:r>
+      <w:r>
+        <w:rPr>
+          <w:rFonts w:ascii="Times New Roman" w:hAnsi="Times New Roman"/>
+          <w:color w:val="0645AD"/>
+          <w:u w:val="single"/>
+          <w:sz w:val="24"/>
+          <w:szCs w:val="24"/>
+        </w:rPr>
+        <w:t xml:space="preserve">of </w:t>
+      </w:r>
+      <w:r>
+        <w:rPr>
+          <w:rFonts w:ascii="Times New Roman" w:hAnsi="Times New Roman"/>
+          <w:sz w:val="24"/>
+          <w:szCs w:val="24"/>
+        </w:rPr>
+        <w:t xml:space="preserve">each Protected Series </w:t>
+      </w:r>
+      <w:r>
+        <w:rPr>
+          <w:rFonts w:ascii="Times New Roman" w:hAnsi="Times New Roman"/>
+          <w:strike/>
+          <w:color w:val="C00000"/>
+          <w:sz w:val="24"/>
+          <w:szCs w:val="24"/>
+        </w:rPr>
+        <w:t xml:space="preserve">classified as a partnership, with all authority granted to a partnership representative under </w:t>
+      </w:r>
+      <w:r>
+        <w:rPr>
+          <w:rFonts w:ascii="Times New Roman" w:hAnsi="Times New Roman"/>
+          <w:color w:val="0645AD"/>
+          <w:u w:val="single"/>
+          <w:sz w:val="24"/>
+          <w:szCs w:val="24"/>
+        </w:rPr>
+        <w:t xml:space="preserve">is </w:t>
+      </w:r>
+      <w:r>
+        <w:rPr>
+          <w:rFonts w:ascii="Times New Roman" w:hAnsi="Times New Roman"/>
+          <w:sz w:val="24"/>
+          <w:szCs w:val="24"/>
+        </w:rPr>
+        <w:t xml:space="preserve">the </w:t>
+      </w:r>
+      <w:r>
+        <w:rPr>
+          <w:rFonts w:ascii="Times New Roman" w:hAnsi="Times New Roman"/>
+          <w:strike/>
+          <w:color w:val="C00000"/>
+          <w:sz w:val="24"/>
+          <w:szCs w:val="24"/>
+        </w:rPr>
+        <w:t xml:space="preserve">Code, including </w:t>
+      </w:r>
+      <w:r>
+        <w:rPr>
+          <w:rFonts w:ascii="Times New Roman" w:hAnsi="Times New Roman"/>
+          <w:color w:val="0645AD"/>
+          <w:u w:val="single"/>
+          <w:sz w:val="24"/>
+          <w:szCs w:val="24"/>
+        </w:rPr>
+        <w:t xml:space="preserve">calendar year unless </w:t>
+      </w:r>
+      <w:r>
+        <w:rPr>
+          <w:rFonts w:ascii="Times New Roman" w:hAnsi="Times New Roman"/>
+          <w:sz w:val="24"/>
+          <w:szCs w:val="24"/>
+        </w:rPr>
+        <w:t xml:space="preserve">the </w:t>
+      </w:r>
+      <w:r>
+        <w:rPr>
+          <w:rFonts w:ascii="Times New Roman" w:hAnsi="Times New Roman"/>
+          <w:strike/>
+          <w:color w:val="C00000"/>
+          <w:sz w:val="24"/>
+          <w:szCs w:val="24"/>
+        </w:rPr>
+        <w:t xml:space="preserve">authority to make or revoke elections (including elections under sections 6221(b) and 6226 of the Code), to conduct and resolve audits and proceedings, and to bind the Members as the Code provides. Each Member shall provide the information, and take the actions, reasonably requested by the partnership representative in connection with any tax matter, and shall pay the Member's share of any imputed underpayment or similar amount attributable to the Member as reasonably determined by the partnership representative. </w:t>
+      </w:r>
+      <w:r>
+        <w:rPr>
+          <w:rFonts w:ascii="Times New Roman" w:hAnsi="Times New Roman"/>
+          <w:color w:val="0645AD"/>
+          <w:u w:val="single"/>
+          <w:sz w:val="24"/>
+          <w:szCs w:val="24"/>
+        </w:rPr>
+        <w:t xml:space="preserve">Manager selects another permitted year. </w:t>
+      </w:r>
+    </w:p>
+    <w:p>
+      <w:pPr>
+        <w:keepLines/>
+        <w:widowControl/>
+        <w:spacing w:after="160"/>
+        <w:jc w:val="both"/>
+      </w:pPr>
+      <w:r>
+        <w:rPr>
+          <w:rFonts w:ascii="Times New Roman" w:hAnsi="Times New Roman"/>
+          <w:strike/>
+          <w:color w:val="C00000"/>
+          <w:sz w:val="24"/>
+          <w:szCs w:val="24"/>
+        </w:rPr>
+        <w:t xml:space="preserve">9.4 Tax Elections. The Manager may make, change, or revoke any tax election for the Company or any Protected Series (including an election under section 754 of the Code) that the Manager determines to be in the best interests of the Members as a whole. </w:t>
+      </w:r>
+      <w:r>
+        <w:rPr>
+          <w:rFonts w:ascii="Times New Roman" w:hAnsi="Times New Roman"/>
+          <w:color w:val="0645AD"/>
+          <w:u w:val="single"/>
+          <w:sz w:val="24"/>
+          <w:szCs w:val="24"/>
+        </w:rPr>
+        <w:t xml:space="preserve">ARTICLE 10 — TRANSFERS </w:t>
+      </w:r>
+    </w:p>
+    <w:p>
+      <w:pPr>
+        <w:keepLines/>
+        <w:widowControl/>
+        <w:spacing w:after="160"/>
+        <w:jc w:val="both"/>
+      </w:pPr>
+      <w:r>
+        <w:rPr>
+          <w:rFonts w:ascii="Times New Roman" w:hAnsi="Times New Roman"/>
+          <w:strike/>
+          <w:color w:val="C00000"/>
+          <w:sz w:val="24"/>
+          <w:szCs w:val="24"/>
+        </w:rPr>
+        <w:t xml:space="preserve">9.5 Fiscal Year. </w:t>
+      </w:r>
+      <w:r>
+        <w:rPr>
+          <w:rFonts w:ascii="Times New Roman" w:hAnsi="Times New Roman"/>
+          <w:color w:val="0645AD"/>
+          <w:u w:val="single"/>
+          <w:sz w:val="24"/>
+          <w:szCs w:val="24"/>
+        </w:rPr>
+        <w:t xml:space="preserve">10.1 Restriction on Transfer. </w:t>
+      </w:r>
+      <w:r>
+        <w:rPr>
+          <w:rFonts w:ascii="Times New Roman" w:hAnsi="Times New Roman"/>
+          <w:sz w:val="24"/>
+          <w:szCs w:val="24"/>
+        </w:rPr>
+        <w:t xml:space="preserve">The </w:t>
+      </w:r>
+      <w:r>
+        <w:rPr>
+          <w:rFonts w:ascii="Times New Roman" w:hAnsi="Times New Roman"/>
+          <w:strike/>
+          <w:color w:val="C00000"/>
+          <w:sz w:val="24"/>
+          <w:szCs w:val="24"/>
+        </w:rPr>
+        <w:t xml:space="preserve">fiscal year </w:t>
+      </w:r>
+      <w:r>
+        <w:rPr>
+          <w:rFonts w:ascii="Times New Roman" w:hAnsi="Times New Roman"/>
+          <w:color w:val="0645AD"/>
+          <w:u w:val="single"/>
+          <w:sz w:val="24"/>
+          <w:szCs w:val="24"/>
+        </w:rPr>
+        <w:t xml:space="preserve">Member shall not Transfer all or any portion </w:t>
+      </w:r>
+      <w:r>
+        <w:rPr>
+          <w:rFonts w:ascii="Times New Roman" w:hAnsi="Times New Roman"/>
+          <w:sz w:val="24"/>
+          <w:szCs w:val="24"/>
+        </w:rPr>
+        <w:t xml:space="preserve">of the </w:t>
+      </w:r>
+      <w:r>
+        <w:rPr>
+          <w:rFonts w:ascii="Times New Roman" w:hAnsi="Times New Roman"/>
+          <w:color w:val="0645AD"/>
+          <w:u w:val="single"/>
+          <w:sz w:val="24"/>
+          <w:szCs w:val="24"/>
+        </w:rPr>
+        <w:t xml:space="preserve">Membership Interest, or any right to receive distributions from the </w:t>
+      </w:r>
+      <w:r>
+        <w:rPr>
+          <w:rFonts w:ascii="Times New Roman" w:hAnsi="Times New Roman"/>
+          <w:sz w:val="24"/>
+          <w:szCs w:val="24"/>
+        </w:rPr>
+        <w:t xml:space="preserve">Company </w:t>
+      </w:r>
+      <w:r>
+        <w:rPr>
+          <w:rFonts w:ascii="Times New Roman" w:hAnsi="Times New Roman"/>
+          <w:color w:val="0645AD"/>
+          <w:u w:val="single"/>
+          <w:sz w:val="24"/>
+          <w:szCs w:val="24"/>
+        </w:rPr>
+        <w:t xml:space="preserve">or any Protected Series, except (a) a Transfer to an Immediate Family Member made in compliance with Section 10.2, (b) a Transfer effective at death pursuant to the TOD designation under Section 4.6, or (c) another Transfer approved in writing by the Member </w:t>
+      </w:r>
+      <w:r>
+        <w:rPr>
+          <w:rFonts w:ascii="Times New Roman" w:hAnsi="Times New Roman"/>
+          <w:sz w:val="24"/>
+          <w:szCs w:val="24"/>
+        </w:rPr>
+        <w:t xml:space="preserve">and </w:t>
+      </w:r>
+      <w:r>
+        <w:rPr>
+          <w:rFonts w:ascii="Times New Roman" w:hAnsi="Times New Roman"/>
+          <w:color w:val="0645AD"/>
+          <w:u w:val="single"/>
+          <w:sz w:val="24"/>
+          <w:szCs w:val="24"/>
+        </w:rPr>
+        <w:t xml:space="preserve">reflected in an amendment to Exhibit A. Any purported Transfer in violation </w:t>
+      </w:r>
+      <w:r>
+        <w:rPr>
+          <w:rFonts w:ascii="Times New Roman" w:hAnsi="Times New Roman"/>
+          <w:sz w:val="24"/>
+          <w:szCs w:val="24"/>
+        </w:rPr>
+        <w:t xml:space="preserve">of </w:t>
+      </w:r>
+      <w:r>
+        <w:rPr>
+          <w:rFonts w:ascii="Times New Roman" w:hAnsi="Times New Roman"/>
+          <w:strike/>
+          <w:color w:val="C00000"/>
+          <w:sz w:val="24"/>
+          <w:szCs w:val="24"/>
+        </w:rPr>
+        <w:t xml:space="preserve">each Protected Series </w:t>
+      </w:r>
+      <w:r>
+        <w:rPr>
+          <w:rFonts w:ascii="Times New Roman" w:hAnsi="Times New Roman"/>
+          <w:color w:val="0645AD"/>
+          <w:u w:val="single"/>
+          <w:sz w:val="24"/>
+          <w:szCs w:val="24"/>
+        </w:rPr>
+        <w:t xml:space="preserve">this Article </w:t>
+      </w:r>
+      <w:r>
+        <w:rPr>
+          <w:rFonts w:ascii="Times New Roman" w:hAnsi="Times New Roman"/>
+          <w:sz w:val="24"/>
+          <w:szCs w:val="24"/>
+        </w:rPr>
+        <w:t xml:space="preserve">is </w:t>
+      </w:r>
+      <w:r>
+        <w:rPr>
+          <w:rFonts w:ascii="Times New Roman" w:hAnsi="Times New Roman"/>
+          <w:color w:val="0645AD"/>
+          <w:u w:val="single"/>
+          <w:sz w:val="24"/>
+          <w:szCs w:val="24"/>
+        </w:rPr>
+        <w:t xml:space="preserve">void to </w:t>
+      </w:r>
+      <w:r>
+        <w:rPr>
+          <w:rFonts w:ascii="Times New Roman" w:hAnsi="Times New Roman"/>
+          <w:sz w:val="24"/>
+          <w:szCs w:val="24"/>
+        </w:rPr>
+        <w:t xml:space="preserve">the </w:t>
+      </w:r>
+      <w:r>
+        <w:rPr>
+          <w:rFonts w:ascii="Times New Roman" w:hAnsi="Times New Roman"/>
+          <w:strike/>
+          <w:color w:val="C00000"/>
+          <w:sz w:val="24"/>
+          <w:szCs w:val="24"/>
+        </w:rPr>
+        <w:t xml:space="preserve">calendar year unless </w:t>
+      </w:r>
+      <w:r>
+        <w:rPr>
+          <w:rFonts w:ascii="Times New Roman" w:hAnsi="Times New Roman"/>
+          <w:color w:val="0645AD"/>
+          <w:u w:val="single"/>
+          <w:sz w:val="24"/>
+          <w:szCs w:val="24"/>
+        </w:rPr>
+        <w:t xml:space="preserve">fullest extent permitted by law, and </w:t>
+      </w:r>
+      <w:r>
+        <w:rPr>
+          <w:rFonts w:ascii="Times New Roman" w:hAnsi="Times New Roman"/>
+          <w:sz w:val="24"/>
+          <w:szCs w:val="24"/>
+        </w:rPr>
+        <w:t xml:space="preserve">the </w:t>
+      </w:r>
+      <w:r>
+        <w:rPr>
+          <w:rFonts w:ascii="Times New Roman" w:hAnsi="Times New Roman"/>
+          <w:strike/>
+          <w:color w:val="C00000"/>
+          <w:sz w:val="24"/>
+          <w:szCs w:val="24"/>
+        </w:rPr>
+        <w:t xml:space="preserve">Manager selects another permitted year. </w:t>
+      </w:r>
+      <w:r>
+        <w:rPr>
+          <w:rFonts w:ascii="Times New Roman" w:hAnsi="Times New Roman"/>
+          <w:color w:val="0645AD"/>
+          <w:u w:val="single"/>
+          <w:sz w:val="24"/>
+          <w:szCs w:val="24"/>
+        </w:rPr>
+        <w:t xml:space="preserve">transferee acquires no rights other than those, if any, mandated by the Act. </w:t>
+      </w:r>
+    </w:p>
+    <w:p>
+      <w:pPr>
+        <w:keepLines/>
+        <w:widowControl/>
+        <w:spacing w:after="160"/>
+        <w:jc w:val="both"/>
+      </w:pPr>
+      <w:r>
+        <w:rPr>
+          <w:rFonts w:ascii="Times New Roman" w:hAnsi="Times New Roman"/>
+          <w:strike/>
+          <w:color w:val="C00000"/>
+          <w:sz w:val="24"/>
+          <w:szCs w:val="24"/>
+        </w:rPr>
+        <w:t xml:space="preserve">ARTICLE 10 </w:t>
+      </w:r>
+      <w:r>
+        <w:rPr>
+          <w:rFonts w:ascii="Times New Roman" w:hAnsi="Times New Roman"/>
+          <w:color w:val="0645AD"/>
+          <w:u w:val="single"/>
+          <w:sz w:val="24"/>
+          <w:szCs w:val="24"/>
+        </w:rPr>
+        <w:t xml:space="preserve">10.2 Permitted Family Transfers. A Transfer of all or part of the Membership Interest to an Immediate Family Member is permitted, provided the transferee delivers to the Company a signed agreement to be bound by this Agreement. A transferee (other than a person admitted as a member under Section 11.1) holds only the transferable interest </w:t>
+      </w:r>
+      <w:r>
+        <w:rPr>
+          <w:rFonts w:ascii="Times New Roman" w:hAnsi="Times New Roman"/>
+          <w:sz w:val="24"/>
+          <w:szCs w:val="24"/>
+        </w:rPr>
+        <w:t xml:space="preserve">— </w:t>
+      </w:r>
+      <w:r>
+        <w:rPr>
+          <w:rFonts w:ascii="Times New Roman" w:hAnsi="Times New Roman"/>
+          <w:strike/>
+          <w:color w:val="C00000"/>
+          <w:sz w:val="24"/>
+          <w:szCs w:val="24"/>
+        </w:rPr>
+        <w:t xml:space="preserve">TRANSFERS; CREDITOR PROVISIONS </w:t>
+      </w:r>
+      <w:r>
+        <w:rPr>
+          <w:rFonts w:ascii="Times New Roman" w:hAnsi="Times New Roman"/>
+          <w:color w:val="0645AD"/>
+          <w:u w:val="single"/>
+          <w:sz w:val="24"/>
+          <w:szCs w:val="24"/>
+        </w:rPr>
+        <w:t xml:space="preserve">the right to receive distributions that would otherwise be paid to the Member with respect to the transferred interest — and has no right to participate in management, to inspect records, or to exercise any other right of a member. </w:t>
+      </w:r>
+    </w:p>
+    <w:p>
+      <w:pPr>
+        <w:keepLines/>
+        <w:widowControl/>
+        <w:spacing w:after="160"/>
+        <w:jc w:val="both"/>
+      </w:pPr>
+      <w:r>
+        <w:rPr>
+          <w:rFonts w:ascii="Times New Roman" w:hAnsi="Times New Roman"/>
+          <w:strike/>
+          <w:color w:val="C00000"/>
+          <w:sz w:val="24"/>
+          <w:szCs w:val="24"/>
+        </w:rPr>
+        <w:t xml:space="preserve">10.1 Restriction on Transfer. </w:t>
+      </w:r>
+      <w:r>
+        <w:rPr>
+          <w:rFonts w:ascii="Times New Roman" w:hAnsi="Times New Roman"/>
+          <w:color w:val="0645AD"/>
+          <w:u w:val="single"/>
+          <w:sz w:val="24"/>
+          <w:szCs w:val="24"/>
+        </w:rPr>
+        <w:t xml:space="preserve">10.3 </w:t>
+      </w:r>
+      <w:r>
+        <w:rPr>
+          <w:rFonts w:ascii="Times New Roman" w:hAnsi="Times New Roman"/>
+          <w:sz w:val="24"/>
+          <w:szCs w:val="24"/>
+        </w:rPr>
+        <w:t xml:space="preserve">No </w:t>
+      </w:r>
+      <w:r>
+        <w:rPr>
+          <w:rFonts w:ascii="Times New Roman" w:hAnsi="Times New Roman"/>
+          <w:color w:val="0645AD"/>
+          <w:u w:val="single"/>
+          <w:sz w:val="24"/>
+          <w:szCs w:val="24"/>
+        </w:rPr>
+        <w:t xml:space="preserve">Dissociation by Transfer Alone. A Transfer does not by itself dissociate the </w:t>
+      </w:r>
+      <w:r>
+        <w:rPr>
+          <w:rFonts w:ascii="Times New Roman" w:hAnsi="Times New Roman"/>
+          <w:sz w:val="24"/>
+          <w:szCs w:val="24"/>
+        </w:rPr>
+        <w:t xml:space="preserve">Member </w:t>
+      </w:r>
+      <w:r>
+        <w:rPr>
+          <w:rFonts w:ascii="Times New Roman" w:hAnsi="Times New Roman"/>
+          <w:strike/>
+          <w:color w:val="C00000"/>
+          <w:sz w:val="24"/>
+          <w:szCs w:val="24"/>
+        </w:rPr>
+        <w:t xml:space="preserve">shall Transfer all </w:t>
+      </w:r>
+      <w:r>
+        <w:rPr>
+          <w:rFonts w:ascii="Times New Roman" w:hAnsi="Times New Roman"/>
+          <w:sz w:val="24"/>
+          <w:szCs w:val="24"/>
+        </w:rPr>
+        <w:t xml:space="preserve">or </w:t>
+      </w:r>
+      <w:r>
+        <w:rPr>
+          <w:rFonts w:ascii="Times New Roman" w:hAnsi="Times New Roman"/>
+          <w:strike/>
+          <w:color w:val="C00000"/>
+          <w:sz w:val="24"/>
+          <w:szCs w:val="24"/>
+        </w:rPr>
+        <w:t xml:space="preserve">any portion of a Membership Interest, or any right to receive distributions from </w:t>
+      </w:r>
+      <w:r>
+        <w:rPr>
+          <w:rFonts w:ascii="Times New Roman" w:hAnsi="Times New Roman"/>
+          <w:color w:val="0645AD"/>
+          <w:u w:val="single"/>
+          <w:sz w:val="24"/>
+          <w:szCs w:val="24"/>
+        </w:rPr>
+        <w:t xml:space="preserve">dissolve </w:t>
+      </w:r>
+      <w:r>
+        <w:rPr>
+          <w:rFonts w:ascii="Times New Roman" w:hAnsi="Times New Roman"/>
+          <w:sz w:val="24"/>
+          <w:szCs w:val="24"/>
+        </w:rPr>
+        <w:t xml:space="preserve">the Company or any Protected </w:t>
+      </w:r>
+      <w:r>
+        <w:rPr>
+          <w:rFonts w:ascii="Times New Roman" w:hAnsi="Times New Roman"/>
+          <w:strike/>
+          <w:color w:val="C00000"/>
+          <w:sz w:val="24"/>
+          <w:szCs w:val="24"/>
+        </w:rPr>
+        <w:t xml:space="preserve">Series, except (a) a Transfer to an Immediate Family Member of the transferring Member made in compliance with Section 10.2, (b) a Transfer effective at death pursuant to the transferring Member's TOD designation under Section 4.11, or (c) another Transfer made with the prior written consent of the Manager and of a Majority in Interest of the Members other than the transferring Member. Any purported Transfer in violation of this Article is void to the fullest extent permitted by law, and the transferee acquires no rights other than those, if any, mandated by the Act. </w:t>
+      </w:r>
+      <w:r>
+        <w:rPr>
+          <w:rFonts w:ascii="Times New Roman" w:hAnsi="Times New Roman"/>
+          <w:color w:val="0645AD"/>
+          <w:u w:val="single"/>
+          <w:sz w:val="24"/>
+          <w:szCs w:val="24"/>
+        </w:rPr>
+        <w:t xml:space="preserve">Series. </w:t>
+      </w:r>
+    </w:p>
+    <w:p>
+      <w:pPr>
+        <w:keepLines/>
+        <w:widowControl/>
+        <w:spacing w:after="160"/>
+        <w:jc w:val="both"/>
+      </w:pPr>
+      <w:r>
+        <w:rPr>
+          <w:rFonts w:ascii="Times New Roman" w:hAnsi="Times New Roman"/>
+          <w:strike/>
+          <w:color w:val="C00000"/>
+          <w:sz w:val="24"/>
+          <w:szCs w:val="24"/>
+        </w:rPr>
+        <w:t xml:space="preserve">10.2 Permitted Family Transfers. A Transfer of all or part of a Membership Interest to an Immediate Family Member of the transferring Member is permitted, provided the transferee delivers to the Company a signed agreement to be bound by this Agreement. The transferee holds the transferred interest as a transferee under Section 10.3 unless and until admitted as a Member under Section 12.1. </w:t>
+      </w:r>
+      <w:r>
+        <w:rPr>
+          <w:rFonts w:ascii="Times New Roman" w:hAnsi="Times New Roman"/>
+          <w:color w:val="0645AD"/>
+          <w:u w:val="single"/>
+          <w:sz w:val="24"/>
+          <w:szCs w:val="24"/>
+        </w:rPr>
+        <w:t xml:space="preserve">ARTICLE 11 — ADMISSION OF ADDITIONAL MEMBERS </w:t>
+      </w:r>
+    </w:p>
+    <w:p>
+      <w:pPr>
+        <w:keepLines/>
+        <w:widowControl/>
+        <w:spacing w:after="160"/>
+        <w:jc w:val="both"/>
+      </w:pPr>
+      <w:r>
+        <w:rPr>
+          <w:rFonts w:ascii="Times New Roman" w:hAnsi="Times New Roman"/>
+          <w:strike/>
+          <w:color w:val="C00000"/>
+          <w:sz w:val="24"/>
+          <w:szCs w:val="24"/>
+        </w:rPr>
+        <w:t xml:space="preserve">10.3 Rights of Transferees. A transferee (including a permitted family transferee) who is not </w:t>
+      </w:r>
+      <w:r>
+        <w:rPr>
+          <w:rFonts w:ascii="Times New Roman" w:hAnsi="Times New Roman"/>
+          <w:color w:val="0645AD"/>
+          <w:u w:val="single"/>
+          <w:sz w:val="24"/>
+          <w:szCs w:val="24"/>
+        </w:rPr>
+        <w:t xml:space="preserve">11.1 Admission. One or more additional members may be </w:t>
+      </w:r>
+      <w:r>
+        <w:rPr>
+          <w:rFonts w:ascii="Times New Roman" w:hAnsi="Times New Roman"/>
+          <w:sz w:val="24"/>
+          <w:szCs w:val="24"/>
+        </w:rPr>
+        <w:t xml:space="preserve">admitted </w:t>
+      </w:r>
+      <w:r>
+        <w:rPr>
+          <w:rFonts w:ascii="Times New Roman" w:hAnsi="Times New Roman"/>
+          <w:strike/>
+          <w:color w:val="C00000"/>
+          <w:sz w:val="24"/>
+          <w:szCs w:val="24"/>
+        </w:rPr>
+        <w:t xml:space="preserve">as a Member under Article 12 holds only the transferable interest — the right to receive the distributions that would otherwise be paid </w:t>
+      </w:r>
+      <w:r>
+        <w:rPr>
+          <w:rFonts w:ascii="Times New Roman" w:hAnsi="Times New Roman"/>
+          <w:sz w:val="24"/>
+          <w:szCs w:val="24"/>
+        </w:rPr>
+        <w:t xml:space="preserve">to the </w:t>
+      </w:r>
+      <w:r>
+        <w:rPr>
+          <w:rFonts w:ascii="Times New Roman" w:hAnsi="Times New Roman"/>
+          <w:strike/>
+          <w:color w:val="C00000"/>
+          <w:sz w:val="24"/>
+          <w:szCs w:val="24"/>
+        </w:rPr>
+        <w:t xml:space="preserve">transferor </w:t>
+      </w:r>
+      <w:r>
+        <w:rPr>
+          <w:rFonts w:ascii="Times New Roman" w:hAnsi="Times New Roman"/>
+          <w:color w:val="0645AD"/>
+          <w:u w:val="single"/>
+          <w:sz w:val="24"/>
+          <w:szCs w:val="24"/>
+        </w:rPr>
+        <w:t xml:space="preserve">Company only </w:t>
+      </w:r>
+      <w:r>
+        <w:rPr>
+          <w:rFonts w:ascii="Times New Roman" w:hAnsi="Times New Roman"/>
+          <w:sz w:val="24"/>
+          <w:szCs w:val="24"/>
+        </w:rPr>
+        <w:t xml:space="preserve">with </w:t>
+      </w:r>
+      <w:r>
+        <w:rPr>
+          <w:rFonts w:ascii="Times New Roman" w:hAnsi="Times New Roman"/>
+          <w:strike/>
+          <w:color w:val="C00000"/>
+          <w:sz w:val="24"/>
+          <w:szCs w:val="24"/>
+        </w:rPr>
+        <w:t xml:space="preserve">respect to </w:t>
+      </w:r>
+      <w:r>
+        <w:rPr>
+          <w:rFonts w:ascii="Times New Roman" w:hAnsi="Times New Roman"/>
+          <w:sz w:val="24"/>
+          <w:szCs w:val="24"/>
+        </w:rPr>
+        <w:t xml:space="preserve">the </w:t>
+      </w:r>
+      <w:r>
+        <w:rPr>
+          <w:rFonts w:ascii="Times New Roman" w:hAnsi="Times New Roman"/>
+          <w:strike/>
+          <w:color w:val="C00000"/>
+          <w:sz w:val="24"/>
+          <w:szCs w:val="24"/>
+        </w:rPr>
+        <w:t xml:space="preserve">transferred interest — </w:t>
+      </w:r>
+      <w:r>
+        <w:rPr>
+          <w:rFonts w:ascii="Times New Roman" w:hAnsi="Times New Roman"/>
+          <w:color w:val="0645AD"/>
+          <w:u w:val="single"/>
+          <w:sz w:val="24"/>
+          <w:szCs w:val="24"/>
+        </w:rPr>
+        <w:t xml:space="preserve">written consent of the Member </w:t>
+      </w:r>
+      <w:r>
+        <w:rPr>
+          <w:rFonts w:ascii="Times New Roman" w:hAnsi="Times New Roman"/>
+          <w:sz w:val="24"/>
+          <w:szCs w:val="24"/>
+        </w:rPr>
+        <w:t xml:space="preserve">and </w:t>
+      </w:r>
+      <w:r>
+        <w:rPr>
+          <w:rFonts w:ascii="Times New Roman" w:hAnsi="Times New Roman"/>
+          <w:strike/>
+          <w:color w:val="C00000"/>
+          <w:sz w:val="24"/>
+          <w:szCs w:val="24"/>
+        </w:rPr>
+        <w:t xml:space="preserve">has no right to vote, to participate in management, to inspect records, or to exercise any other right </w:t>
+      </w:r>
+      <w:r>
+        <w:rPr>
+          <w:rFonts w:ascii="Times New Roman" w:hAnsi="Times New Roman"/>
+          <w:color w:val="0645AD"/>
+          <w:u w:val="single"/>
+          <w:sz w:val="24"/>
+          <w:szCs w:val="24"/>
+        </w:rPr>
+        <w:t xml:space="preserve">upon the admitted person's delivery </w:t>
+      </w:r>
+      <w:r>
+        <w:rPr>
+          <w:rFonts w:ascii="Times New Roman" w:hAnsi="Times New Roman"/>
+          <w:sz w:val="24"/>
+          <w:szCs w:val="24"/>
+        </w:rPr>
+        <w:t xml:space="preserve">of a </w:t>
+      </w:r>
+      <w:r>
+        <w:rPr>
+          <w:rFonts w:ascii="Times New Roman" w:hAnsi="Times New Roman"/>
+          <w:strike/>
+          <w:color w:val="C00000"/>
+          <w:sz w:val="24"/>
+          <w:szCs w:val="24"/>
+        </w:rPr>
+        <w:t xml:space="preserve">member, except as the Act mandates. A transferred interest remains subject </w:t>
+      </w:r>
+      <w:r>
+        <w:rPr>
+          <w:rFonts w:ascii="Times New Roman" w:hAnsi="Times New Roman"/>
+          <w:color w:val="0645AD"/>
+          <w:u w:val="single"/>
+          <w:sz w:val="24"/>
+          <w:szCs w:val="24"/>
+        </w:rPr>
+        <w:t xml:space="preserve">signed agreement </w:t>
+      </w:r>
+      <w:r>
+        <w:rPr>
+          <w:rFonts w:ascii="Times New Roman" w:hAnsi="Times New Roman"/>
+          <w:sz w:val="24"/>
+          <w:szCs w:val="24"/>
+        </w:rPr>
+        <w:t xml:space="preserve">to </w:t>
+      </w:r>
+      <w:r>
+        <w:rPr>
+          <w:rFonts w:ascii="Times New Roman" w:hAnsi="Times New Roman"/>
+          <w:color w:val="0645AD"/>
+          <w:u w:val="single"/>
+          <w:sz w:val="24"/>
+          <w:szCs w:val="24"/>
+        </w:rPr>
+        <w:t xml:space="preserve">be bound by </w:t>
+      </w:r>
+      <w:r>
+        <w:rPr>
+          <w:rFonts w:ascii="Times New Roman" w:hAnsi="Times New Roman"/>
+          <w:sz w:val="24"/>
+          <w:szCs w:val="24"/>
+        </w:rPr>
+        <w:t xml:space="preserve">this </w:t>
+      </w:r>
+      <w:r>
+        <w:rPr>
+          <w:rFonts w:ascii="Times New Roman" w:hAnsi="Times New Roman"/>
+          <w:strike/>
+          <w:color w:val="C00000"/>
+          <w:sz w:val="24"/>
+          <w:szCs w:val="24"/>
+        </w:rPr>
+        <w:t xml:space="preserve">Agreement in the hands of every transferee. </w:t>
+      </w:r>
+      <w:r>
+        <w:rPr>
+          <w:rFonts w:ascii="Times New Roman" w:hAnsi="Times New Roman"/>
+          <w:color w:val="0645AD"/>
+          <w:u w:val="single"/>
+          <w:sz w:val="24"/>
+          <w:szCs w:val="24"/>
+        </w:rPr>
+        <w:t xml:space="preserve">Agreement. </w:t>
+      </w:r>
+    </w:p>
+    <w:p>
+      <w:pPr>
+        <w:keepLines/>
+        <w:widowControl/>
+        <w:spacing w:after="160"/>
+        <w:jc w:val="both"/>
+      </w:pPr>
+      <w:r>
+        <w:rPr>
+          <w:rFonts w:ascii="Times New Roman" w:hAnsi="Times New Roman"/>
+          <w:strike/>
+          <w:color w:val="C00000"/>
+          <w:sz w:val="24"/>
+          <w:szCs w:val="24"/>
+        </w:rPr>
+        <w:t xml:space="preserve">10.4 Involuntary Transfers; Option </w:t>
+      </w:r>
+      <w:r>
+        <w:rPr>
+          <w:rFonts w:ascii="Times New Roman" w:hAnsi="Times New Roman"/>
+          <w:color w:val="0645AD"/>
+          <w:u w:val="single"/>
+          <w:sz w:val="24"/>
+          <w:szCs w:val="24"/>
+        </w:rPr>
+        <w:t xml:space="preserve">11.2 No Association with a Protected Series. No member may be associated with a Protected Series. A Protected Series may not be established with, and may not admit, an Associated Member. Any amendment permitting Associated Members may cause each Protected Series </w:t>
+      </w:r>
+      <w:r>
+        <w:rPr>
+          <w:rFonts w:ascii="Times New Roman" w:hAnsi="Times New Roman"/>
+          <w:sz w:val="24"/>
+          <w:szCs w:val="24"/>
+        </w:rPr>
+        <w:t xml:space="preserve">to </w:t>
+      </w:r>
+      <w:r>
+        <w:rPr>
+          <w:rFonts w:ascii="Times New Roman" w:hAnsi="Times New Roman"/>
+          <w:strike/>
+          <w:color w:val="C00000"/>
+          <w:sz w:val="24"/>
+          <w:szCs w:val="24"/>
+        </w:rPr>
+        <w:t xml:space="preserve">Acquire. Upon any Involuntary Transfer or any event that would result in </w:t>
+      </w:r>
+      <w:r>
+        <w:rPr>
+          <w:rFonts w:ascii="Times New Roman" w:hAnsi="Times New Roman"/>
+          <w:color w:val="0645AD"/>
+          <w:u w:val="single"/>
+          <w:sz w:val="24"/>
+          <w:szCs w:val="24"/>
+        </w:rPr>
+        <w:t xml:space="preserve">be treated as </w:t>
+      </w:r>
+      <w:r>
+        <w:rPr>
+          <w:rFonts w:ascii="Times New Roman" w:hAnsi="Times New Roman"/>
+          <w:sz w:val="24"/>
+          <w:szCs w:val="24"/>
+        </w:rPr>
+        <w:t xml:space="preserve">an </w:t>
+      </w:r>
+      <w:r>
+        <w:rPr>
+          <w:rFonts w:ascii="Times New Roman" w:hAnsi="Times New Roman"/>
+          <w:strike/>
+          <w:color w:val="C00000"/>
+          <w:sz w:val="24"/>
+          <w:szCs w:val="24"/>
+        </w:rPr>
+        <w:t xml:space="preserve">Involuntary Transfer of all or part of a Membership Interest, </w:t>
+      </w:r>
+      <w:r>
+        <w:rPr>
+          <w:rFonts w:ascii="Times New Roman" w:hAnsi="Times New Roman"/>
+          <w:color w:val="0645AD"/>
+          <w:u w:val="single"/>
+          <w:sz w:val="24"/>
+          <w:szCs w:val="24"/>
+        </w:rPr>
+        <w:t xml:space="preserve">entity separate from </w:t>
+      </w:r>
+      <w:r>
+        <w:rPr>
+          <w:rFonts w:ascii="Times New Roman" w:hAnsi="Times New Roman"/>
+          <w:sz w:val="24"/>
+          <w:szCs w:val="24"/>
+        </w:rPr>
+        <w:t xml:space="preserve">the Company </w:t>
+      </w:r>
+      <w:r>
+        <w:rPr>
+          <w:rFonts w:ascii="Times New Roman" w:hAnsi="Times New Roman"/>
+          <w:strike/>
+          <w:color w:val="C00000"/>
+          <w:sz w:val="24"/>
+          <w:szCs w:val="24"/>
+        </w:rPr>
+        <w:t xml:space="preserve">shall have the option, exercisable by the Manager at </w:t>
+      </w:r>
+      <w:r>
+        <w:rPr>
+          <w:rFonts w:ascii="Times New Roman" w:hAnsi="Times New Roman"/>
+          <w:color w:val="0645AD"/>
+          <w:u w:val="single"/>
+          <w:sz w:val="24"/>
+          <w:szCs w:val="24"/>
+        </w:rPr>
+        <w:t xml:space="preserve">for federal income tax purposes, with its own filing obligations, and may terminate </w:t>
+      </w:r>
+      <w:r>
+        <w:rPr>
+          <w:rFonts w:ascii="Times New Roman" w:hAnsi="Times New Roman"/>
+          <w:sz w:val="24"/>
+          <w:szCs w:val="24"/>
+        </w:rPr>
+        <w:t xml:space="preserve">any </w:t>
+      </w:r>
+      <w:r>
+        <w:rPr>
+          <w:rFonts w:ascii="Times New Roman" w:hAnsi="Times New Roman"/>
+          <w:strike/>
+          <w:color w:val="C00000"/>
+          <w:sz w:val="24"/>
+          <w:szCs w:val="24"/>
+        </w:rPr>
+        <w:t xml:space="preserve">time within ninety (90) days after </w:t>
+      </w:r>
+      <w:r>
+        <w:rPr>
+          <w:rFonts w:ascii="Times New Roman" w:hAnsi="Times New Roman"/>
+          <w:color w:val="0645AD"/>
+          <w:u w:val="single"/>
+          <w:sz w:val="24"/>
+          <w:szCs w:val="24"/>
+        </w:rPr>
+        <w:t xml:space="preserve">election </w:t>
+      </w:r>
+      <w:r>
+        <w:rPr>
+          <w:rFonts w:ascii="Times New Roman" w:hAnsi="Times New Roman"/>
+          <w:sz w:val="24"/>
+          <w:szCs w:val="24"/>
+        </w:rPr>
+        <w:t xml:space="preserve">the Company </w:t>
+      </w:r>
+      <w:r>
+        <w:rPr>
+          <w:rFonts w:ascii="Times New Roman" w:hAnsi="Times New Roman"/>
+          <w:strike/>
+          <w:color w:val="C00000"/>
+          <w:sz w:val="24"/>
+          <w:szCs w:val="24"/>
+        </w:rPr>
+        <w:t xml:space="preserve">receives written notice that the Involuntary Transfer </w:t>
+      </w:r>
+      <w:r>
+        <w:rPr>
+          <w:rFonts w:ascii="Times New Roman" w:hAnsi="Times New Roman"/>
+          <w:sz w:val="24"/>
+          <w:szCs w:val="24"/>
+        </w:rPr>
+        <w:t xml:space="preserve">has </w:t>
+      </w:r>
+      <w:r>
+        <w:rPr>
+          <w:rFonts w:ascii="Times New Roman" w:hAnsi="Times New Roman"/>
+          <w:strike/>
+          <w:color w:val="C00000"/>
+          <w:sz w:val="24"/>
+          <w:szCs w:val="24"/>
+        </w:rPr>
+        <w:t xml:space="preserve">occurred, to acquire the interest that is the subject of the Involuntary Transfer at its fair value. Fair value shall be the value agreed in writing between the Manager and the holder of the interest or, absent agreement within thirty (30) days after the option is exercised, the value determined by an independent appraiser jointly selected by the Company and the holder within fifteen (15) days after the end of that thirty-day period (and, if they fail to agree within that time, by an appraiser selected by the two appraisers each of them then designates within a further ten (10) days), who shall hold the MAI designation if the assets principally concerned are real property, who shall have no material financial or professional relationship with any Member, and who shall deliver a written determination within forty-five (45) days after selection. That determination is final and binding, and the appraiser's fee shall be borne one-half by the Company and one-half by the holder. The purchase price is payable on commercially reasonable terms determined by the Manager, including payment in installments over a period of up to five (5) years bearing interest at the applicable federal rate. If the Company does not exercise its option, the Members other than the affected Member may, within thirty (30) days after the Company's option lapses, elect to acquire the interest on the same terms, in proportion to their Percentage Interests or as they otherwise agree. Pending exercise or lapse of the options, the holder of the interest has only the rights of a transferee described in Section 10.3. </w:t>
+      </w:r>
+      <w:r>
+        <w:rPr>
+          <w:rFonts w:ascii="Times New Roman" w:hAnsi="Times New Roman"/>
+          <w:color w:val="0645AD"/>
+          <w:u w:val="single"/>
+          <w:sz w:val="24"/>
+          <w:szCs w:val="24"/>
+        </w:rPr>
+        <w:t xml:space="preserve">made. </w:t>
+      </w:r>
+    </w:p>
+    <w:p>
+      <w:pPr>
+        <w:keepLines/>
+        <w:widowControl/>
+        <w:spacing w:after="160"/>
+        <w:jc w:val="both"/>
+      </w:pPr>
+      <w:r>
+        <w:rPr>
+          <w:rFonts w:ascii="Times New Roman" w:hAnsi="Times New Roman"/>
+          <w:strike/>
+          <w:color w:val="C00000"/>
+          <w:sz w:val="24"/>
+          <w:szCs w:val="24"/>
+        </w:rPr>
+        <w:t xml:space="preserve">10.5 No Dissociation by Transfer Alone. A Transfer does not by itself dissociate a Member or dissolve </w:t>
+      </w:r>
+      <w:r>
+        <w:rPr>
+          <w:rFonts w:ascii="Times New Roman" w:hAnsi="Times New Roman"/>
+          <w:color w:val="0645AD"/>
+          <w:u w:val="single"/>
+          <w:sz w:val="24"/>
+          <w:szCs w:val="24"/>
+        </w:rPr>
+        <w:t xml:space="preserve">11.3 Continuation on Termination of Last Member. Upon the termination of the membership of the last remaining member, </w:t>
+      </w:r>
+      <w:r>
+        <w:rPr>
+          <w:rFonts w:ascii="Times New Roman" w:hAnsi="Times New Roman"/>
+          <w:sz w:val="24"/>
+          <w:szCs w:val="24"/>
+        </w:rPr>
+        <w:t xml:space="preserve">the Company </w:t>
+      </w:r>
+      <w:r>
+        <w:rPr>
+          <w:rFonts w:ascii="Times New Roman" w:hAnsi="Times New Roman"/>
+          <w:strike/>
+          <w:color w:val="C00000"/>
+          <w:sz w:val="24"/>
+          <w:szCs w:val="24"/>
+        </w:rPr>
+        <w:t xml:space="preserve">or any Protected Series. </w:t>
+      </w:r>
+      <w:r>
+        <w:rPr>
+          <w:rFonts w:ascii="Times New Roman" w:hAnsi="Times New Roman"/>
+          <w:color w:val="0645AD"/>
+          <w:u w:val="single"/>
+          <w:sz w:val="24"/>
+          <w:szCs w:val="24"/>
+        </w:rPr>
+        <w:t xml:space="preserve">shall not be dissolved, and the legal representative of the last remaining member shall agree in writing to continue the Company, and the representative (or an Immediate Family Member designated by the representative who is not a creditor of the last remaining member) shall be admitted as a member effective as of the terminating event, all as permitted by the Act. </w:t>
+      </w:r>
+    </w:p>
+    <w:p>
+      <w:pPr>
+        <w:keepLines/>
+        <w:widowControl/>
+        <w:spacing w:after="160"/>
+        <w:jc w:val="both"/>
+      </w:pPr>
+      <w:r>
+        <w:rPr>
+          <w:rFonts w:ascii="Times New Roman" w:hAnsi="Times New Roman"/>
+          <w:strike/>
+          <w:color w:val="C00000"/>
+          <w:sz w:val="24"/>
+          <w:szCs w:val="24"/>
+        </w:rPr>
+        <w:t xml:space="preserve">10.6 Charging Order </w:t>
+      </w:r>
+      <w:r>
+        <w:rPr>
+          <w:rFonts w:ascii="Times New Roman" w:hAnsi="Times New Roman"/>
+          <w:color w:val="0645AD"/>
+          <w:u w:val="single"/>
+          <w:sz w:val="24"/>
+          <w:szCs w:val="24"/>
+        </w:rPr>
+        <w:t xml:space="preserve">ARTICLE 12 </w:t>
+      </w:r>
+      <w:r>
+        <w:rPr>
+          <w:rFonts w:ascii="Times New Roman" w:hAnsi="Times New Roman"/>
+          <w:sz w:val="24"/>
+          <w:szCs w:val="24"/>
+        </w:rPr>
+        <w:t xml:space="preserve">— </w:t>
+      </w:r>
+      <w:r>
+        <w:rPr>
+          <w:rFonts w:ascii="Times New Roman" w:hAnsi="Times New Roman"/>
+          <w:strike/>
+          <w:color w:val="C00000"/>
+          <w:sz w:val="24"/>
+          <w:szCs w:val="24"/>
+        </w:rPr>
+        <w:t xml:space="preserve">Exclusive Remedy. As provided in ss. 605.0502 and 605.0503, Florida Statutes, a charging order is the sole and exclusive remedy by which a judgment creditor of a Member or of a transferee may satisfy a judgment from the judgment debtor's Membership Interest or transferable interest, whether in the Company or in respect of any Protected Series. A judgment creditor or other holder of a charging order has only the right to receive distributions to which the judgment debtor would otherwise be entitled, has none of the rights of a member or manager, is not entitled to any accounting, inspection, or information rights except as the Act mandates, and, for so long as the Company has more than one member, may not foreclose upon the charged interest. Nothing in this Agreement enlarges any remedy of any creditor beyond those provided by the Act. </w:t>
+      </w:r>
+      <w:r>
+        <w:rPr>
+          <w:rFonts w:ascii="Times New Roman" w:hAnsi="Times New Roman"/>
+          <w:color w:val="0645AD"/>
+          <w:u w:val="single"/>
+          <w:sz w:val="24"/>
+          <w:szCs w:val="24"/>
+        </w:rPr>
+        <w:t xml:space="preserve">DISSOLUTION AND WINDING UP </w:t>
+      </w:r>
+    </w:p>
+    <w:p>
+      <w:pPr>
+        <w:keepLines/>
+        <w:widowControl/>
+        <w:spacing w:after="160"/>
+        <w:jc w:val="both"/>
+      </w:pPr>
+      <w:r>
+        <w:rPr>
+          <w:rFonts w:ascii="Times New Roman" w:hAnsi="Times New Roman"/>
+          <w:strike/>
+          <w:color w:val="C00000"/>
+          <w:sz w:val="24"/>
+          <w:szCs w:val="24"/>
+        </w:rPr>
+        <w:t xml:space="preserve">ARTICLE 11 — EXECUTORY CONTRACT </w:t>
+      </w:r>
+      <w:r>
+        <w:rPr>
+          <w:rFonts w:ascii="Times New Roman" w:hAnsi="Times New Roman"/>
+          <w:color w:val="0645AD"/>
+          <w:u w:val="single"/>
+          <w:sz w:val="24"/>
+          <w:szCs w:val="24"/>
+        </w:rPr>
+        <w:t xml:space="preserve">12.1 Dissolution of a Protected Series. A Protected Series is dissolved, and its activities and affairs shall be wound up, upon the first to occur of: (a) the dissolution of the Company; (b) an event or circumstance specified in its Series Exhibit; (c) the affirmative vote or consent of the Member; or (d) entry of a judicial order dissolving the Protected Series as provided by the Act. </w:t>
+      </w:r>
+    </w:p>
+    <w:p>
+      <w:pPr>
+        <w:keepLines/>
+        <w:widowControl/>
+        <w:spacing w:after="160"/>
+        <w:jc w:val="both"/>
+      </w:pPr>
+      <w:r>
+        <w:rPr>
+          <w:rFonts w:ascii="Times New Roman" w:hAnsi="Times New Roman"/>
+          <w:strike/>
+          <w:color w:val="C00000"/>
+          <w:sz w:val="24"/>
+          <w:szCs w:val="24"/>
+        </w:rPr>
+        <w:t xml:space="preserve">11.1 Executory Contract. The parties agree </w:t>
+      </w:r>
+      <w:r>
+        <w:rPr>
+          <w:rFonts w:ascii="Times New Roman" w:hAnsi="Times New Roman"/>
+          <w:color w:val="0645AD"/>
+          <w:u w:val="single"/>
+          <w:sz w:val="24"/>
+          <w:szCs w:val="24"/>
+        </w:rPr>
+        <w:t xml:space="preserve">12.2 Winding Up a Protected Series. Upon dissolution of a Protected Series, its Protected Series Manager (or another person designated by the Member) shall wind up its activities and affairs in the manner provided by the Act for winding up a limited liability company, applied to </w:t>
       </w:r>
       <w:r>
         <w:rPr>
@@ -6409,13 +7927,1517 @@
           <w:sz w:val="24"/>
           <w:szCs w:val="24"/>
         </w:rPr>
-        <w:t xml:space="preserve">its </w:t>
-      </w:r>
-      <w:r>
-        <w:rPr>
-          <w:rFonts w:ascii="Times New Roman" w:hAnsi="Times New Roman"/>
-          <w:color w:val="0645AD"/>
-          <w:u w:val="single"/>
+        <w:t xml:space="preserve">this Agreement constitutes an executory contract and </w:t>
+      </w:r>
+      <w:r>
+        <w:rPr>
+          <w:rFonts w:ascii="Times New Roman" w:hAnsi="Times New Roman"/>
+          <w:color w:val="0645AD"/>
+          <w:u w:val="single"/>
+          <w:sz w:val="24"/>
+          <w:szCs w:val="24"/>
+        </w:rPr>
+        <w:t xml:space="preserve">Protected Series. Its Associated Assets </w:t>
+      </w:r>
+      <w:r>
+        <w:rPr>
+          <w:rFonts w:ascii="Times New Roman" w:hAnsi="Times New Roman"/>
+          <w:sz w:val="24"/>
+          <w:szCs w:val="24"/>
+        </w:rPr>
+        <w:t xml:space="preserve">shall be </w:t>
+      </w:r>
+      <w:r>
+        <w:rPr>
+          <w:rFonts w:ascii="Times New Roman" w:hAnsi="Times New Roman"/>
+          <w:strike/>
+          <w:color w:val="C00000"/>
+          <w:sz w:val="24"/>
+          <w:szCs w:val="24"/>
+        </w:rPr>
+        <w:t xml:space="preserve">governed </w:t>
+      </w:r>
+      <w:r>
+        <w:rPr>
+          <w:rFonts w:ascii="Times New Roman" w:hAnsi="Times New Roman"/>
+          <w:color w:val="0645AD"/>
+          <w:u w:val="single"/>
+          <w:sz w:val="24"/>
+          <w:szCs w:val="24"/>
+        </w:rPr>
+        <w:t xml:space="preserve">applied: first, to pay or provide for its Associated Liabilities to creditors (including the Member as a creditor, to the extent permitted </w:t>
+      </w:r>
+      <w:r>
+        <w:rPr>
+          <w:rFonts w:ascii="Times New Roman" w:hAnsi="Times New Roman"/>
+          <w:sz w:val="24"/>
+          <w:szCs w:val="24"/>
+        </w:rPr>
+        <w:t xml:space="preserve">by </w:t>
+      </w:r>
+      <w:r>
+        <w:rPr>
+          <w:rFonts w:ascii="Times New Roman" w:hAnsi="Times New Roman"/>
+          <w:strike/>
+          <w:color w:val="C00000"/>
+          <w:sz w:val="24"/>
+          <w:szCs w:val="24"/>
+        </w:rPr>
+        <w:t xml:space="preserve">11 U.S.C. §365 </w:t>
+      </w:r>
+      <w:r>
+        <w:rPr>
+          <w:rFonts w:ascii="Times New Roman" w:hAnsi="Times New Roman"/>
+          <w:color w:val="0645AD"/>
+          <w:u w:val="single"/>
+          <w:sz w:val="24"/>
+          <w:szCs w:val="24"/>
+        </w:rPr>
+        <w:t xml:space="preserve">law); and then the balance to the Company. The Manager shall cause any statement or filing required by the Act or the Department </w:t>
+      </w:r>
+      <w:r>
+        <w:rPr>
+          <w:rFonts w:ascii="Times New Roman" w:hAnsi="Times New Roman"/>
+          <w:sz w:val="24"/>
+          <w:szCs w:val="24"/>
+        </w:rPr>
+        <w:t xml:space="preserve">in connection with the </w:t>
+      </w:r>
+      <w:r>
+        <w:rPr>
+          <w:rFonts w:ascii="Times New Roman" w:hAnsi="Times New Roman"/>
+          <w:strike/>
+          <w:color w:val="C00000"/>
+          <w:sz w:val="24"/>
+          <w:szCs w:val="24"/>
+        </w:rPr>
+        <w:t xml:space="preserve">bankruptcy of the Company or any Member because, among other provisions and obligations, this Agreement imposes on each Member the following affirmative duties (each of which constitutes a material unperformed, future obligation): (a) [include only if optional Section 6.2 is included; otherwise replace with "(a) [Reserved.]"] upon approval of a Majority in Interest as provided in Section 6.2, the duty and obligation of each Member to contribute additional capital to the Company or the affected Protected Series; (b) the duty and obligation of each Member to materially participate in the governance of the Company and of each Protected Series, as provided in Section 4.6; (c) [include only if Section 4.7 Alternative A is selected; otherwise replace with "(c) [Reserved.]"] the duty and obligation of each Member not to compete with the Company or with any Protected Series in the conduct of their activities and affairs before the </w:t>
+      </w:r>
+      <w:r>
+        <w:rPr>
+          <w:rFonts w:ascii="Times New Roman" w:hAnsi="Times New Roman"/>
+          <w:sz w:val="24"/>
+          <w:szCs w:val="24"/>
+        </w:rPr>
+        <w:t xml:space="preserve">dissolution of the </w:t>
+      </w:r>
+      <w:r>
+        <w:rPr>
+          <w:rFonts w:ascii="Times New Roman" w:hAnsi="Times New Roman"/>
+          <w:strike/>
+          <w:color w:val="C00000"/>
+          <w:sz w:val="24"/>
+          <w:szCs w:val="24"/>
+        </w:rPr>
+        <w:t xml:space="preserve">Company, as provided in Section 4.7 </w:t>
+      </w:r>
+      <w:r>
+        <w:rPr>
+          <w:rFonts w:ascii="Times New Roman" w:hAnsi="Times New Roman"/>
+          <w:color w:val="0645AD"/>
+          <w:u w:val="single"/>
+          <w:sz w:val="24"/>
+          <w:szCs w:val="24"/>
+        </w:rPr>
+        <w:t xml:space="preserve">Protected Series to be made. The winding up of a Protected Series shall not draw upon, </w:t>
+      </w:r>
+      <w:r>
+        <w:rPr>
+          <w:rFonts w:ascii="Times New Roman" w:hAnsi="Times New Roman"/>
+          <w:sz w:val="24"/>
+          <w:szCs w:val="24"/>
+        </w:rPr>
+        <w:t xml:space="preserve">and </w:t>
+      </w:r>
+      <w:r>
+        <w:rPr>
+          <w:rFonts w:ascii="Times New Roman" w:hAnsi="Times New Roman"/>
+          <w:strike/>
+          <w:color w:val="C00000"/>
+          <w:sz w:val="24"/>
+          <w:szCs w:val="24"/>
+        </w:rPr>
+        <w:t xml:space="preserve">consistent with s. 605.04091(2)(c), Florida Statutes; (d) </w:t>
+      </w:r>
+      <w:r>
+        <w:rPr>
+          <w:rFonts w:ascii="Times New Roman" w:hAnsi="Times New Roman"/>
+          <w:color w:val="0645AD"/>
+          <w:u w:val="single"/>
+          <w:sz w:val="24"/>
+          <w:szCs w:val="24"/>
+        </w:rPr>
+        <w:t xml:space="preserve">its creditors shall have no recourse to, </w:t>
+      </w:r>
+      <w:r>
+        <w:rPr>
+          <w:rFonts w:ascii="Times New Roman" w:hAnsi="Times New Roman"/>
+          <w:sz w:val="24"/>
+          <w:szCs w:val="24"/>
+        </w:rPr>
+        <w:t xml:space="preserve">the </w:t>
+      </w:r>
+      <w:r>
+        <w:rPr>
+          <w:rFonts w:ascii="Times New Roman" w:hAnsi="Times New Roman"/>
+          <w:strike/>
+          <w:color w:val="C00000"/>
+          <w:sz w:val="24"/>
+          <w:szCs w:val="24"/>
+        </w:rPr>
+        <w:t xml:space="preserve">duty and obligation of each Member not to disclose confidential information, as provided in Section 4.8; and (e) the duty and obligation of each Member not to hinder, delay, slander, or tarnish the reputation </w:t>
+      </w:r>
+      <w:r>
+        <w:rPr>
+          <w:rFonts w:ascii="Times New Roman" w:hAnsi="Times New Roman"/>
+          <w:color w:val="0645AD"/>
+          <w:u w:val="single"/>
+          <w:sz w:val="24"/>
+          <w:szCs w:val="24"/>
+        </w:rPr>
+        <w:t xml:space="preserve">Associated Assets </w:t>
+      </w:r>
+      <w:r>
+        <w:rPr>
+          <w:rFonts w:ascii="Times New Roman" w:hAnsi="Times New Roman"/>
+          <w:sz w:val="24"/>
+          <w:szCs w:val="24"/>
+        </w:rPr>
+        <w:t xml:space="preserve">of the Company or of any </w:t>
+      </w:r>
+      <w:r>
+        <w:rPr>
+          <w:rFonts w:ascii="Times New Roman" w:hAnsi="Times New Roman"/>
+          <w:color w:val="0645AD"/>
+          <w:u w:val="single"/>
+          <w:sz w:val="24"/>
+          <w:szCs w:val="24"/>
+        </w:rPr>
+        <w:t xml:space="preserve">other </w:t>
+      </w:r>
+      <w:r>
+        <w:rPr>
+          <w:rFonts w:ascii="Times New Roman" w:hAnsi="Times New Roman"/>
+          <w:sz w:val="24"/>
+          <w:szCs w:val="24"/>
+        </w:rPr>
+        <w:t xml:space="preserve">Protected </w:t>
+      </w:r>
+      <w:r>
+        <w:rPr>
+          <w:rFonts w:ascii="Times New Roman" w:hAnsi="Times New Roman"/>
+          <w:strike/>
+          <w:color w:val="C00000"/>
+          <w:sz w:val="24"/>
+          <w:szCs w:val="24"/>
+        </w:rPr>
+        <w:t xml:space="preserve">Series, as provided in Section 4.9. The failure of a Member to perform the duties and obligations set forth herein releases and excuses the mutual duties and obligations owed by the Company and the other Members to such defaulting Member. </w:t>
+      </w:r>
+      <w:r>
+        <w:rPr>
+          <w:rFonts w:ascii="Times New Roman" w:hAnsi="Times New Roman"/>
+          <w:color w:val="0645AD"/>
+          <w:u w:val="single"/>
+          <w:sz w:val="24"/>
+          <w:szCs w:val="24"/>
+        </w:rPr>
+        <w:t xml:space="preserve">Series. </w:t>
+      </w:r>
+    </w:p>
+    <w:p>
+      <w:pPr>
+        <w:keepLines/>
+        <w:widowControl/>
+        <w:spacing w:after="160"/>
+        <w:jc w:val="both"/>
+      </w:pPr>
+      <w:r>
+        <w:rPr>
+          <w:rFonts w:ascii="Times New Roman" w:hAnsi="Times New Roman"/>
+          <w:strike/>
+          <w:color w:val="C00000"/>
+          <w:sz w:val="24"/>
+          <w:szCs w:val="24"/>
+        </w:rPr>
+        <w:t xml:space="preserve">11.2 Personal Service Agreement; No Assumption or Assignment. In accordance with In re Soderstrom, 484 B.R. 874 (M.D. Fla. 2013), this Agreement </w:t>
+      </w:r>
+      <w:r>
+        <w:rPr>
+          <w:rFonts w:ascii="Times New Roman" w:hAnsi="Times New Roman"/>
+          <w:color w:val="0645AD"/>
+          <w:u w:val="single"/>
+          <w:sz w:val="24"/>
+          <w:szCs w:val="24"/>
+        </w:rPr>
+        <w:t xml:space="preserve">12.3 Dissolution of the Company. The Company </w:t>
+      </w:r>
+      <w:r>
+        <w:rPr>
+          <w:rFonts w:ascii="Times New Roman" w:hAnsi="Times New Roman"/>
+          <w:sz w:val="24"/>
+          <w:szCs w:val="24"/>
+        </w:rPr>
+        <w:t xml:space="preserve">is </w:t>
+      </w:r>
+      <w:r>
+        <w:rPr>
+          <w:rFonts w:ascii="Times New Roman" w:hAnsi="Times New Roman"/>
+          <w:strike/>
+          <w:color w:val="C00000"/>
+          <w:sz w:val="24"/>
+          <w:szCs w:val="24"/>
+        </w:rPr>
+        <w:t xml:space="preserve">a personal service agreement due </w:t>
+      </w:r>
+      <w:r>
+        <w:rPr>
+          <w:rFonts w:ascii="Times New Roman" w:hAnsi="Times New Roman"/>
+          <w:color w:val="0645AD"/>
+          <w:u w:val="single"/>
+          <w:sz w:val="24"/>
+          <w:szCs w:val="24"/>
+        </w:rPr>
+        <w:t xml:space="preserve">dissolved, and its activities and affairs shall be wound up, upon the first </w:t>
+      </w:r>
+      <w:r>
+        <w:rPr>
+          <w:rFonts w:ascii="Times New Roman" w:hAnsi="Times New Roman"/>
+          <w:sz w:val="24"/>
+          <w:szCs w:val="24"/>
+        </w:rPr>
+        <w:t xml:space="preserve">to </w:t>
+      </w:r>
+      <w:r>
+        <w:rPr>
+          <w:rFonts w:ascii="Times New Roman" w:hAnsi="Times New Roman"/>
+          <w:color w:val="0645AD"/>
+          <w:u w:val="single"/>
+          <w:sz w:val="24"/>
+          <w:szCs w:val="24"/>
+        </w:rPr>
+        <w:t xml:space="preserve">occur of: (a) </w:t>
+      </w:r>
+      <w:r>
+        <w:rPr>
+          <w:rFonts w:ascii="Times New Roman" w:hAnsi="Times New Roman"/>
+          <w:sz w:val="24"/>
+          <w:szCs w:val="24"/>
+        </w:rPr>
+        <w:t xml:space="preserve">the </w:t>
+      </w:r>
+      <w:r>
+        <w:rPr>
+          <w:rFonts w:ascii="Times New Roman" w:hAnsi="Times New Roman"/>
+          <w:strike/>
+          <w:color w:val="C00000"/>
+          <w:sz w:val="24"/>
+          <w:szCs w:val="24"/>
+        </w:rPr>
+        <w:t xml:space="preserve">managerial and governance duties and obligations owed by each Member and the Manager, and a bankruptcy trustee cannot assume or assign a debtor Member's interest in the Company in accordance with 11 U.S.C. §365(c)(1) without the prior </w:t>
+      </w:r>
+      <w:r>
+        <w:rPr>
+          <w:rFonts w:ascii="Times New Roman" w:hAnsi="Times New Roman"/>
+          <w:sz w:val="24"/>
+          <w:szCs w:val="24"/>
+        </w:rPr>
+        <w:t xml:space="preserve">written consent of the </w:t>
+      </w:r>
+      <w:r>
+        <w:rPr>
+          <w:rFonts w:ascii="Times New Roman" w:hAnsi="Times New Roman"/>
+          <w:color w:val="0645AD"/>
+          <w:u w:val="single"/>
+          <w:sz w:val="24"/>
+          <w:szCs w:val="24"/>
+        </w:rPr>
+        <w:t xml:space="preserve">Member; (b) entry of a decree of judicial dissolution under the Act; or (c) any </w:t>
+      </w:r>
+      <w:r>
+        <w:rPr>
+          <w:rFonts w:ascii="Times New Roman" w:hAnsi="Times New Roman"/>
+          <w:sz w:val="24"/>
+          <w:szCs w:val="24"/>
+        </w:rPr>
+        <w:t xml:space="preserve">other </w:t>
+      </w:r>
+      <w:r>
+        <w:rPr>
+          <w:rFonts w:ascii="Times New Roman" w:hAnsi="Times New Roman"/>
+          <w:strike/>
+          <w:color w:val="C00000"/>
+          <w:sz w:val="24"/>
+          <w:szCs w:val="24"/>
+        </w:rPr>
+        <w:t xml:space="preserve">Members. </w:t>
+      </w:r>
+      <w:r>
+        <w:rPr>
+          <w:rFonts w:ascii="Times New Roman" w:hAnsi="Times New Roman"/>
+          <w:color w:val="0645AD"/>
+          <w:u w:val="single"/>
+          <w:sz w:val="24"/>
+          <w:szCs w:val="24"/>
+        </w:rPr>
+        <w:t xml:space="preserve">event that under the Act requires dissolution. Dissolution of the Company causes the dissolution of each Protected Series, and the winding up of the Company is not complete until the winding up of each Protected Series is complete. </w:t>
+      </w:r>
+    </w:p>
+    <w:p>
+      <w:pPr>
+        <w:keepLines/>
+        <w:widowControl/>
+        <w:spacing w:after="160"/>
+        <w:jc w:val="both"/>
+      </w:pPr>
+      <w:r>
+        <w:rPr>
+          <w:rFonts w:ascii="Times New Roman" w:hAnsi="Times New Roman"/>
+          <w:strike/>
+          <w:color w:val="C00000"/>
+          <w:sz w:val="24"/>
+          <w:szCs w:val="24"/>
+        </w:rPr>
+        <w:t xml:space="preserve">11.3 Compliance upon Assumption </w:t>
+      </w:r>
+      <w:r>
+        <w:rPr>
+          <w:rFonts w:ascii="Times New Roman" w:hAnsi="Times New Roman"/>
+          <w:color w:val="0645AD"/>
+          <w:u w:val="single"/>
+          <w:sz w:val="24"/>
+          <w:szCs w:val="24"/>
+        </w:rPr>
+        <w:t xml:space="preserve">12.4 Winding Up the Company. Upon dissolution of the Company, the Manager (or, if there is none, a person designated by the Member) shall wind up the Company and each Protected Series. After the winding up of each Protected Series under Section 12.2, the remaining Associated Assets of the Company shall be applied: first, to pay </w:t>
+      </w:r>
+      <w:r>
+        <w:rPr>
+          <w:rFonts w:ascii="Times New Roman" w:hAnsi="Times New Roman"/>
+          <w:sz w:val="24"/>
+          <w:szCs w:val="24"/>
+        </w:rPr>
+        <w:t xml:space="preserve">or </w:t>
+      </w:r>
+      <w:r>
+        <w:rPr>
+          <w:rFonts w:ascii="Times New Roman" w:hAnsi="Times New Roman"/>
+          <w:strike/>
+          <w:color w:val="C00000"/>
+          <w:sz w:val="24"/>
+          <w:szCs w:val="24"/>
+        </w:rPr>
+        <w:t xml:space="preserve">Rejection. Notwithstanding </w:t>
+      </w:r>
+      <w:r>
+        <w:rPr>
+          <w:rFonts w:ascii="Times New Roman" w:hAnsi="Times New Roman"/>
+          <w:color w:val="0645AD"/>
+          <w:u w:val="single"/>
+          <w:sz w:val="24"/>
+          <w:szCs w:val="24"/>
+        </w:rPr>
+        <w:t xml:space="preserve">provide for </w:t>
+      </w:r>
+      <w:r>
+        <w:rPr>
+          <w:rFonts w:ascii="Times New Roman" w:hAnsi="Times New Roman"/>
+          <w:sz w:val="24"/>
+          <w:szCs w:val="24"/>
+        </w:rPr>
+        <w:t xml:space="preserve">the </w:t>
+      </w:r>
+      <w:r>
+        <w:rPr>
+          <w:rFonts w:ascii="Times New Roman" w:hAnsi="Times New Roman"/>
+          <w:strike/>
+          <w:color w:val="C00000"/>
+          <w:sz w:val="24"/>
+          <w:szCs w:val="24"/>
+        </w:rPr>
+        <w:t xml:space="preserve">foregoing, </w:t>
+      </w:r>
+      <w:r>
+        <w:rPr>
+          <w:rFonts w:ascii="Times New Roman" w:hAnsi="Times New Roman"/>
+          <w:color w:val="0645AD"/>
+          <w:u w:val="single"/>
+          <w:sz w:val="24"/>
+          <w:szCs w:val="24"/>
+        </w:rPr>
+        <w:t xml:space="preserve">Company's Associated Liabilities to creditors; and then the balance </w:t>
+      </w:r>
+      <w:r>
+        <w:rPr>
+          <w:rFonts w:ascii="Times New Roman" w:hAnsi="Times New Roman"/>
+          <w:sz w:val="24"/>
+          <w:szCs w:val="24"/>
+        </w:rPr>
+        <w:t xml:space="preserve">to the </w:t>
+      </w:r>
+      <w:r>
+        <w:rPr>
+          <w:rFonts w:ascii="Times New Roman" w:hAnsi="Times New Roman"/>
+          <w:strike/>
+          <w:color w:val="C00000"/>
+          <w:sz w:val="24"/>
+          <w:szCs w:val="24"/>
+        </w:rPr>
+        <w:t xml:space="preserve">extent that a trustee </w:t>
+      </w:r>
+      <w:r>
+        <w:rPr>
+          <w:rFonts w:ascii="Times New Roman" w:hAnsi="Times New Roman"/>
+          <w:color w:val="0645AD"/>
+          <w:u w:val="single"/>
+          <w:sz w:val="24"/>
+          <w:szCs w:val="24"/>
+        </w:rPr>
+        <w:t xml:space="preserve">Member. Articles </w:t>
+      </w:r>
+      <w:r>
+        <w:rPr>
+          <w:rFonts w:ascii="Times New Roman" w:hAnsi="Times New Roman"/>
+          <w:sz w:val="24"/>
+          <w:szCs w:val="24"/>
+        </w:rPr>
+        <w:t xml:space="preserve">of </w:t>
+      </w:r>
+      <w:r>
+        <w:rPr>
+          <w:rFonts w:ascii="Times New Roman" w:hAnsi="Times New Roman"/>
+          <w:strike/>
+          <w:color w:val="C00000"/>
+          <w:sz w:val="24"/>
+          <w:szCs w:val="24"/>
+        </w:rPr>
+        <w:t xml:space="preserve">a Member's bankruptcy is allowed either to assume or reject a debtor Member's interest in </w:t>
+      </w:r>
+      <w:r>
+        <w:rPr>
+          <w:rFonts w:ascii="Times New Roman" w:hAnsi="Times New Roman"/>
+          <w:color w:val="0645AD"/>
+          <w:u w:val="single"/>
+          <w:sz w:val="24"/>
+          <w:szCs w:val="24"/>
+        </w:rPr>
+        <w:t xml:space="preserve">dissolution shall be filed as the Act requires, and </w:t>
+      </w:r>
+      <w:r>
+        <w:rPr>
+          <w:rFonts w:ascii="Times New Roman" w:hAnsi="Times New Roman"/>
+          <w:sz w:val="24"/>
+          <w:szCs w:val="24"/>
+        </w:rPr>
+        <w:t xml:space="preserve">the Company </w:t>
+      </w:r>
+      <w:r>
+        <w:rPr>
+          <w:rFonts w:ascii="Times New Roman" w:hAnsi="Times New Roman"/>
+          <w:strike/>
+          <w:color w:val="C00000"/>
+          <w:sz w:val="24"/>
+          <w:szCs w:val="24"/>
+        </w:rPr>
+        <w:t xml:space="preserve">governed by this Agreement, such action </w:t>
+      </w:r>
+      <w:r>
+        <w:rPr>
+          <w:rFonts w:ascii="Times New Roman" w:hAnsi="Times New Roman"/>
+          <w:sz w:val="24"/>
+          <w:szCs w:val="24"/>
+        </w:rPr>
+        <w:t xml:space="preserve">shall </w:t>
+      </w:r>
+      <w:r>
+        <w:rPr>
+          <w:rFonts w:ascii="Times New Roman" w:hAnsi="Times New Roman"/>
+          <w:strike/>
+          <w:color w:val="C00000"/>
+          <w:sz w:val="24"/>
+          <w:szCs w:val="24"/>
+        </w:rPr>
+        <w:t xml:space="preserve">comply with the time period set forth in 11 U.S.C. §365(d), and if the trustee assumes such debtor Member's interest, such trustee shall comply with the terms of this Agreement and Florida law governing this Agreement, including, without limitation, the restrictions of the rights of a creditor of a Member or transferee pursuant to ss. 605.0502 and 605.0503, Florida Statutes. </w:t>
+      </w:r>
+      <w:r>
+        <w:rPr>
+          <w:rFonts w:ascii="Times New Roman" w:hAnsi="Times New Roman"/>
+          <w:color w:val="0645AD"/>
+          <w:u w:val="single"/>
+          <w:sz w:val="24"/>
+          <w:szCs w:val="24"/>
+        </w:rPr>
+        <w:t xml:space="preserve">terminate when winding up is complete. </w:t>
+      </w:r>
+    </w:p>
+    <w:p>
+      <w:pPr>
+        <w:keepLines/>
+        <w:widowControl/>
+        <w:spacing w:after="160"/>
+        <w:jc w:val="both"/>
+      </w:pPr>
+      <w:r>
+        <w:rPr>
+          <w:rFonts w:ascii="Times New Roman" w:hAnsi="Times New Roman"/>
+          <w:strike/>
+          <w:color w:val="C00000"/>
+          <w:sz w:val="24"/>
+          <w:szCs w:val="24"/>
+        </w:rPr>
+        <w:t xml:space="preserve">ARTICLE 12 — ADMISSION OF MEMBERS; ASSOCIATION WITH PROTECTED SERIES </w:t>
+      </w:r>
+      <w:r>
+        <w:rPr>
+          <w:rFonts w:ascii="Times New Roman" w:hAnsi="Times New Roman"/>
+          <w:color w:val="0645AD"/>
+          <w:u w:val="single"/>
+          <w:sz w:val="24"/>
+          <w:szCs w:val="24"/>
+        </w:rPr>
+        <w:t xml:space="preserve">12.5 No Deficit Obligation; Recourse Limited. The Member shall have no obligation to restore any deficit or to contribute capital in connection with any winding up, and each creditor of the Company or of any Protected Series shall look solely to the Associated Assets of its obligor. </w:t>
+      </w:r>
+    </w:p>
+    <w:p>
+      <w:pPr>
+        <w:keepLines/>
+        <w:widowControl/>
+        <w:spacing w:after="160"/>
+        <w:jc w:val="both"/>
+      </w:pPr>
+      <w:r>
+        <w:rPr>
+          <w:rFonts w:ascii="Times New Roman" w:hAnsi="Times New Roman"/>
+          <w:strike/>
+          <w:color w:val="C00000"/>
+          <w:sz w:val="24"/>
+          <w:szCs w:val="24"/>
+        </w:rPr>
+        <w:t xml:space="preserve">12.1 Admission of Members. A person may be admitted as a Member of the Company only with the written consent of all Members and upon the person's delivery of a signed agreement to be bound by this Agreement, except that (a) a TOD beneficiary is admitted as provided in Section 4.11, and (b) a permitted family transferee under Section 10.2 may be admitted with the written consent of a Majority in Interest of the Members other than the transferor. </w:t>
+      </w:r>
+      <w:r>
+        <w:rPr>
+          <w:rFonts w:ascii="Times New Roman" w:hAnsi="Times New Roman"/>
+          <w:color w:val="0645AD"/>
+          <w:u w:val="single"/>
+          <w:sz w:val="24"/>
+          <w:szCs w:val="24"/>
+        </w:rPr>
+        <w:t xml:space="preserve">ARTICLE 13 — AMENDMENTS; CONSENTS </w:t>
+      </w:r>
+    </w:p>
+    <w:p>
+      <w:pPr>
+        <w:keepLines/>
+        <w:widowControl/>
+        <w:spacing w:after="160"/>
+        <w:jc w:val="both"/>
+      </w:pPr>
+      <w:r>
+        <w:rPr>
+          <w:rFonts w:ascii="Times New Roman" w:hAnsi="Times New Roman"/>
+          <w:strike/>
+          <w:color w:val="C00000"/>
+          <w:sz w:val="24"/>
+          <w:szCs w:val="24"/>
+        </w:rPr>
+        <w:t xml:space="preserve">12.2 No Association with a Protected Series. No Member </w:t>
+      </w:r>
+      <w:r>
+        <w:rPr>
+          <w:rFonts w:ascii="Times New Roman" w:hAnsi="Times New Roman"/>
+          <w:color w:val="0645AD"/>
+          <w:u w:val="single"/>
+          <w:sz w:val="24"/>
+          <w:szCs w:val="24"/>
+        </w:rPr>
+        <w:t xml:space="preserve">13.1 Amendments. This Agreement, including any Series Exhibit, </w:t>
+      </w:r>
+      <w:r>
+        <w:rPr>
+          <w:rFonts w:ascii="Times New Roman" w:hAnsi="Times New Roman"/>
+          <w:sz w:val="24"/>
+          <w:szCs w:val="24"/>
+        </w:rPr>
+        <w:t xml:space="preserve">may be </w:t>
+      </w:r>
+      <w:r>
+        <w:rPr>
+          <w:rFonts w:ascii="Times New Roman" w:hAnsi="Times New Roman"/>
+          <w:strike/>
+          <w:color w:val="C00000"/>
+          <w:sz w:val="24"/>
+          <w:szCs w:val="24"/>
+        </w:rPr>
+        <w:t xml:space="preserve">associated with </w:t>
+      </w:r>
+      <w:r>
+        <w:rPr>
+          <w:rFonts w:ascii="Times New Roman" w:hAnsi="Times New Roman"/>
+          <w:color w:val="0645AD"/>
+          <w:u w:val="single"/>
+          <w:sz w:val="24"/>
+          <w:szCs w:val="24"/>
+        </w:rPr>
+        <w:t xml:space="preserve">amended only by </w:t>
+      </w:r>
+      <w:r>
+        <w:rPr>
+          <w:rFonts w:ascii="Times New Roman" w:hAnsi="Times New Roman"/>
+          <w:sz w:val="24"/>
+          <w:szCs w:val="24"/>
+        </w:rPr>
+        <w:t xml:space="preserve">a </w:t>
+      </w:r>
+      <w:r>
+        <w:rPr>
+          <w:rFonts w:ascii="Times New Roman" w:hAnsi="Times New Roman"/>
+          <w:strike/>
+          <w:color w:val="C00000"/>
+          <w:sz w:val="24"/>
+          <w:szCs w:val="24"/>
+        </w:rPr>
+        <w:t xml:space="preserve">Protected Series. A Protected Series </w:t>
+      </w:r>
+      <w:r>
+        <w:rPr>
+          <w:rFonts w:ascii="Times New Roman" w:hAnsi="Times New Roman"/>
+          <w:color w:val="0645AD"/>
+          <w:u w:val="single"/>
+          <w:sz w:val="24"/>
+          <w:szCs w:val="24"/>
+        </w:rPr>
+        <w:t xml:space="preserve">written instrument signed by the Member; provided, that any amendment changing the rights or obligations of the Manager </w:t>
+      </w:r>
+      <w:r>
+        <w:rPr>
+          <w:rFonts w:ascii="Times New Roman" w:hAnsi="Times New Roman"/>
+          <w:sz w:val="24"/>
+          <w:szCs w:val="24"/>
+        </w:rPr>
+        <w:t xml:space="preserve">may not </w:t>
+      </w:r>
+      <w:r>
+        <w:rPr>
+          <w:rFonts w:ascii="Times New Roman" w:hAnsi="Times New Roman"/>
+          <w:strike/>
+          <w:color w:val="C00000"/>
+          <w:sz w:val="24"/>
+          <w:szCs w:val="24"/>
+        </w:rPr>
+        <w:t xml:space="preserve">be established with, and may not admit, an Associated Member. Any amendment permitting Associated Members may cause each Protected Series to be treated as an entity separate from </w:t>
+      </w:r>
+      <w:r>
+        <w:rPr>
+          <w:rFonts w:ascii="Times New Roman" w:hAnsi="Times New Roman"/>
+          <w:color w:val="0645AD"/>
+          <w:u w:val="single"/>
+          <w:sz w:val="24"/>
+          <w:szCs w:val="24"/>
+        </w:rPr>
+        <w:t xml:space="preserve">impose new obligations on </w:t>
+      </w:r>
+      <w:r>
+        <w:rPr>
+          <w:rFonts w:ascii="Times New Roman" w:hAnsi="Times New Roman"/>
+          <w:sz w:val="24"/>
+          <w:szCs w:val="24"/>
+        </w:rPr>
+        <w:t xml:space="preserve">the </w:t>
+      </w:r>
+      <w:r>
+        <w:rPr>
+          <w:rFonts w:ascii="Times New Roman" w:hAnsi="Times New Roman"/>
+          <w:strike/>
+          <w:color w:val="C00000"/>
+          <w:sz w:val="24"/>
+          <w:szCs w:val="24"/>
+        </w:rPr>
+        <w:t xml:space="preserve">Company for federal income tax purposes, with its own filing obligations, and may terminate any election </w:t>
+      </w:r>
+      <w:r>
+        <w:rPr>
+          <w:rFonts w:ascii="Times New Roman" w:hAnsi="Times New Roman"/>
+          <w:color w:val="0645AD"/>
+          <w:u w:val="single"/>
+          <w:sz w:val="24"/>
+          <w:szCs w:val="24"/>
+        </w:rPr>
+        <w:t xml:space="preserve">Manager without </w:t>
+      </w:r>
+      <w:r>
+        <w:rPr>
+          <w:rFonts w:ascii="Times New Roman" w:hAnsi="Times New Roman"/>
+          <w:sz w:val="24"/>
+          <w:szCs w:val="24"/>
+        </w:rPr>
+        <w:t xml:space="preserve">the </w:t>
+      </w:r>
+      <w:r>
+        <w:rPr>
+          <w:rFonts w:ascii="Times New Roman" w:hAnsi="Times New Roman"/>
+          <w:strike/>
+          <w:color w:val="C00000"/>
+          <w:sz w:val="24"/>
+          <w:szCs w:val="24"/>
+        </w:rPr>
+        <w:t xml:space="preserve">Company has made. </w:t>
+      </w:r>
+      <w:r>
+        <w:rPr>
+          <w:rFonts w:ascii="Times New Roman" w:hAnsi="Times New Roman"/>
+          <w:color w:val="0645AD"/>
+          <w:u w:val="single"/>
+          <w:sz w:val="24"/>
+          <w:szCs w:val="24"/>
+        </w:rPr>
+        <w:t xml:space="preserve">Manager's written consent. Oral, implied, or course-of-dealing amendments are of no effect. </w:t>
+      </w:r>
+    </w:p>
+    <w:p>
+      <w:pPr>
+        <w:keepLines/>
+        <w:widowControl/>
+        <w:spacing w:after="160"/>
+        <w:jc w:val="both"/>
+      </w:pPr>
+      <w:r>
+        <w:rPr>
+          <w:rFonts w:ascii="Times New Roman" w:hAnsi="Times New Roman"/>
+          <w:strike/>
+          <w:color w:val="C00000"/>
+          <w:sz w:val="24"/>
+          <w:szCs w:val="24"/>
+        </w:rPr>
+        <w:t xml:space="preserve">12.3 Continuation on Termination of Last Member. Upon the termination </w:t>
+      </w:r>
+      <w:r>
+        <w:rPr>
+          <w:rFonts w:ascii="Times New Roman" w:hAnsi="Times New Roman"/>
+          <w:color w:val="0645AD"/>
+          <w:u w:val="single"/>
+          <w:sz w:val="24"/>
+          <w:szCs w:val="24"/>
+        </w:rPr>
+        <w:t xml:space="preserve">13.2 Action by Written Consent. Any action </w:t>
+      </w:r>
+      <w:r>
+        <w:rPr>
+          <w:rFonts w:ascii="Times New Roman" w:hAnsi="Times New Roman"/>
+          <w:sz w:val="24"/>
+          <w:szCs w:val="24"/>
+        </w:rPr>
+        <w:t xml:space="preserve">of the </w:t>
+      </w:r>
+      <w:r>
+        <w:rPr>
+          <w:rFonts w:ascii="Times New Roman" w:hAnsi="Times New Roman"/>
+          <w:strike/>
+          <w:color w:val="C00000"/>
+          <w:sz w:val="24"/>
+          <w:szCs w:val="24"/>
+        </w:rPr>
+        <w:t xml:space="preserve">membership of the last remaining member </w:t>
+      </w:r>
+      <w:r>
+        <w:rPr>
+          <w:rFonts w:ascii="Times New Roman" w:hAnsi="Times New Roman"/>
+          <w:color w:val="0645AD"/>
+          <w:u w:val="single"/>
+          <w:sz w:val="24"/>
+          <w:szCs w:val="24"/>
+        </w:rPr>
+        <w:t xml:space="preserve">Member, or </w:t>
+      </w:r>
+      <w:r>
+        <w:rPr>
+          <w:rFonts w:ascii="Times New Roman" w:hAnsi="Times New Roman"/>
+          <w:sz w:val="24"/>
+          <w:szCs w:val="24"/>
+        </w:rPr>
+        <w:t xml:space="preserve">of the Company, </w:t>
+      </w:r>
+      <w:r>
+        <w:rPr>
+          <w:rFonts w:ascii="Times New Roman" w:hAnsi="Times New Roman"/>
+          <w:strike/>
+          <w:color w:val="C00000"/>
+          <w:sz w:val="24"/>
+          <w:szCs w:val="24"/>
+        </w:rPr>
+        <w:t xml:space="preserve">the Company shall not </w:t>
+      </w:r>
+      <w:r>
+        <w:rPr>
+          <w:rFonts w:ascii="Times New Roman" w:hAnsi="Times New Roman"/>
+          <w:color w:val="0645AD"/>
+          <w:u w:val="single"/>
+          <w:sz w:val="24"/>
+          <w:szCs w:val="24"/>
+        </w:rPr>
+        <w:t xml:space="preserve">under this Agreement may </w:t>
+      </w:r>
+      <w:r>
+        <w:rPr>
+          <w:rFonts w:ascii="Times New Roman" w:hAnsi="Times New Roman"/>
+          <w:sz w:val="24"/>
+          <w:szCs w:val="24"/>
+        </w:rPr>
+        <w:t xml:space="preserve">be </w:t>
+      </w:r>
+      <w:r>
+        <w:rPr>
+          <w:rFonts w:ascii="Times New Roman" w:hAnsi="Times New Roman"/>
+          <w:strike/>
+          <w:color w:val="C00000"/>
+          <w:sz w:val="24"/>
+          <w:szCs w:val="24"/>
+        </w:rPr>
+        <w:t xml:space="preserve">dissolved, and the legal representative of the last remaining member shall agree in writing to continue the Company, and the representative (or an Immediate Family Member designated </w:t>
+      </w:r>
+      <w:r>
+        <w:rPr>
+          <w:rFonts w:ascii="Times New Roman" w:hAnsi="Times New Roman"/>
+          <w:color w:val="0645AD"/>
+          <w:u w:val="single"/>
+          <w:sz w:val="24"/>
+          <w:szCs w:val="24"/>
+        </w:rPr>
+        <w:t xml:space="preserve">taken by a written consent signed </w:t>
+      </w:r>
+      <w:r>
+        <w:rPr>
+          <w:rFonts w:ascii="Times New Roman" w:hAnsi="Times New Roman"/>
+          <w:sz w:val="24"/>
+          <w:szCs w:val="24"/>
+        </w:rPr>
+        <w:t xml:space="preserve">by the </w:t>
+      </w:r>
+      <w:r>
+        <w:rPr>
+          <w:rFonts w:ascii="Times New Roman" w:hAnsi="Times New Roman"/>
+          <w:strike/>
+          <w:color w:val="C00000"/>
+          <w:sz w:val="24"/>
+          <w:szCs w:val="24"/>
+        </w:rPr>
+        <w:t xml:space="preserve">representative who is not a creditor of </w:t>
+      </w:r>
+      <w:r>
+        <w:rPr>
+          <w:rFonts w:ascii="Times New Roman" w:hAnsi="Times New Roman"/>
+          <w:color w:val="0645AD"/>
+          <w:u w:val="single"/>
+          <w:sz w:val="24"/>
+          <w:szCs w:val="24"/>
+        </w:rPr>
+        <w:t xml:space="preserve">Member and maintained with </w:t>
+      </w:r>
+      <w:r>
+        <w:rPr>
+          <w:rFonts w:ascii="Times New Roman" w:hAnsi="Times New Roman"/>
+          <w:sz w:val="24"/>
+          <w:szCs w:val="24"/>
+        </w:rPr>
+        <w:t xml:space="preserve">the </w:t>
+      </w:r>
+      <w:r>
+        <w:rPr>
+          <w:rFonts w:ascii="Times New Roman" w:hAnsi="Times New Roman"/>
+          <w:strike/>
+          <w:color w:val="C00000"/>
+          <w:sz w:val="24"/>
+          <w:szCs w:val="24"/>
+        </w:rPr>
+        <w:t xml:space="preserve">last remaining member) shall be admitted as a member effective as of the terminating event, all as permitted by the Act. </w:t>
+      </w:r>
+      <w:r>
+        <w:rPr>
+          <w:rFonts w:ascii="Times New Roman" w:hAnsi="Times New Roman"/>
+          <w:color w:val="0645AD"/>
+          <w:u w:val="single"/>
+          <w:sz w:val="24"/>
+          <w:szCs w:val="24"/>
+        </w:rPr>
+        <w:t xml:space="preserve">Company's records. No meetings are required. </w:t>
+      </w:r>
+    </w:p>
+    <w:p>
+      <w:pPr>
+        <w:keepLines/>
+        <w:widowControl/>
+        <w:spacing w:after="160"/>
+        <w:jc w:val="both"/>
+      </w:pPr>
+      <w:r>
+        <w:rPr>
+          <w:rFonts w:ascii="Times New Roman" w:hAnsi="Times New Roman"/>
+          <w:sz w:val="24"/>
+          <w:szCs w:val="24"/>
+        </w:rPr>
+        <w:t xml:space="preserve">ARTICLE </w:t>
+      </w:r>
+      <w:r>
+        <w:rPr>
+          <w:rFonts w:ascii="Times New Roman" w:hAnsi="Times New Roman"/>
+          <w:strike/>
+          <w:color w:val="C00000"/>
+          <w:sz w:val="24"/>
+          <w:szCs w:val="24"/>
+        </w:rPr>
+        <w:t xml:space="preserve">13 </w:t>
+      </w:r>
+      <w:r>
+        <w:rPr>
+          <w:rFonts w:ascii="Times New Roman" w:hAnsi="Times New Roman"/>
+          <w:color w:val="0645AD"/>
+          <w:u w:val="single"/>
+          <w:sz w:val="24"/>
+          <w:szCs w:val="24"/>
+        </w:rPr>
+        <w:t xml:space="preserve">14 </w:t>
+      </w:r>
+      <w:r>
+        <w:rPr>
+          <w:rFonts w:ascii="Times New Roman" w:hAnsi="Times New Roman"/>
+          <w:sz w:val="24"/>
+          <w:szCs w:val="24"/>
+        </w:rPr>
+        <w:t xml:space="preserve">— </w:t>
+      </w:r>
+      <w:r>
+        <w:rPr>
+          <w:rFonts w:ascii="Times New Roman" w:hAnsi="Times New Roman"/>
+          <w:strike/>
+          <w:color w:val="C00000"/>
+          <w:sz w:val="24"/>
+          <w:szCs w:val="24"/>
+        </w:rPr>
+        <w:t xml:space="preserve">WITHDRAWAL; DEADLOCK </w:t>
+      </w:r>
+      <w:r>
+        <w:rPr>
+          <w:rFonts w:ascii="Times New Roman" w:hAnsi="Times New Roman"/>
+          <w:color w:val="0645AD"/>
+          <w:u w:val="single"/>
+          <w:sz w:val="24"/>
+          <w:szCs w:val="24"/>
+        </w:rPr>
+        <w:t xml:space="preserve">MISCELLANEOUS </w:t>
+      </w:r>
+    </w:p>
+    <w:p>
+      <w:pPr>
+        <w:keepLines/>
+        <w:widowControl/>
+        <w:spacing w:after="160"/>
+        <w:jc w:val="both"/>
+      </w:pPr>
+      <w:r>
+        <w:rPr>
+          <w:rFonts w:ascii="Times New Roman" w:hAnsi="Times New Roman"/>
+          <w:strike/>
+          <w:color w:val="C00000"/>
+          <w:sz w:val="24"/>
+          <w:szCs w:val="24"/>
+        </w:rPr>
+        <w:t xml:space="preserve">13.1 No Voluntary Withdrawal. No Member may voluntarily withdraw, resign, or dissociate from </w:t>
+      </w:r>
+      <w:r>
+        <w:rPr>
+          <w:rFonts w:ascii="Times New Roman" w:hAnsi="Times New Roman"/>
+          <w:color w:val="0645AD"/>
+          <w:u w:val="single"/>
+          <w:sz w:val="24"/>
+          <w:szCs w:val="24"/>
+        </w:rPr>
+        <w:t xml:space="preserve">14.1 Governing Law; Internal Affairs. This Agreement, </w:t>
+      </w:r>
+      <w:r>
+        <w:rPr>
+          <w:rFonts w:ascii="Times New Roman" w:hAnsi="Times New Roman"/>
+          <w:sz w:val="24"/>
+          <w:szCs w:val="24"/>
+        </w:rPr>
+        <w:t xml:space="preserve">the </w:t>
+      </w:r>
+      <w:r>
+        <w:rPr>
+          <w:rFonts w:ascii="Times New Roman" w:hAnsi="Times New Roman"/>
+          <w:strike/>
+          <w:color w:val="C00000"/>
+          <w:sz w:val="24"/>
+          <w:szCs w:val="24"/>
+        </w:rPr>
+        <w:t xml:space="preserve">Company before the dissolution and winding up </w:t>
+      </w:r>
+      <w:r>
+        <w:rPr>
+          <w:rFonts w:ascii="Times New Roman" w:hAnsi="Times New Roman"/>
+          <w:color w:val="0645AD"/>
+          <w:u w:val="single"/>
+          <w:sz w:val="24"/>
+          <w:szCs w:val="24"/>
+        </w:rPr>
+        <w:t xml:space="preserve">internal affairs </w:t>
+      </w:r>
+      <w:r>
+        <w:rPr>
+          <w:rFonts w:ascii="Times New Roman" w:hAnsi="Times New Roman"/>
+          <w:sz w:val="24"/>
+          <w:szCs w:val="24"/>
+        </w:rPr>
+        <w:t xml:space="preserve">of the Company </w:t>
+      </w:r>
+      <w:r>
+        <w:rPr>
+          <w:rFonts w:ascii="Times New Roman" w:hAnsi="Times New Roman"/>
+          <w:color w:val="0645AD"/>
+          <w:u w:val="single"/>
+          <w:sz w:val="24"/>
+          <w:szCs w:val="24"/>
+        </w:rPr>
+        <w:t xml:space="preserve">and of each Protected Series, and the relations among the Member, the Manager, each Protected Series Manager, the Company, and each Protected Series, are governed by the laws of the State of Florida, </w:t>
+      </w:r>
+      <w:r>
+        <w:rPr>
+          <w:rFonts w:ascii="Times New Roman" w:hAnsi="Times New Roman"/>
+          <w:sz w:val="24"/>
+          <w:szCs w:val="24"/>
+        </w:rPr>
+        <w:t xml:space="preserve">without </w:t>
+      </w:r>
+      <w:r>
+        <w:rPr>
+          <w:rFonts w:ascii="Times New Roman" w:hAnsi="Times New Roman"/>
+          <w:strike/>
+          <w:color w:val="C00000"/>
+          <w:sz w:val="24"/>
+          <w:szCs w:val="24"/>
+        </w:rPr>
+        <w:t xml:space="preserve">the written consent of all other Members. A Member's dissociation, whether or not wrongful, does not entitle the dissociated Member </w:t>
+      </w:r>
+      <w:r>
+        <w:rPr>
+          <w:rFonts w:ascii="Times New Roman" w:hAnsi="Times New Roman"/>
+          <w:color w:val="0645AD"/>
+          <w:u w:val="single"/>
+          <w:sz w:val="24"/>
+          <w:szCs w:val="24"/>
+        </w:rPr>
+        <w:t xml:space="preserve">regard </w:t>
+      </w:r>
+      <w:r>
+        <w:rPr>
+          <w:rFonts w:ascii="Times New Roman" w:hAnsi="Times New Roman"/>
+          <w:sz w:val="24"/>
+          <w:szCs w:val="24"/>
+        </w:rPr>
+        <w:t xml:space="preserve">to </w:t>
+      </w:r>
+      <w:r>
+        <w:rPr>
+          <w:rFonts w:ascii="Times New Roman" w:hAnsi="Times New Roman"/>
+          <w:strike/>
+          <w:color w:val="C00000"/>
+          <w:sz w:val="24"/>
+          <w:szCs w:val="24"/>
+        </w:rPr>
+        <w:t xml:space="preserve">any distribution or payment for the Member's interest except as this Agreement or the Act provides, and a dissociated Member (or the Member's successor) holds thereafter only the rights of a transferee described in Section 10.3. </w:t>
+      </w:r>
+      <w:r>
+        <w:rPr>
+          <w:rFonts w:ascii="Times New Roman" w:hAnsi="Times New Roman"/>
+          <w:color w:val="0645AD"/>
+          <w:u w:val="single"/>
+          <w:sz w:val="24"/>
+          <w:szCs w:val="24"/>
+        </w:rPr>
+        <w:t xml:space="preserve">conflict-of-laws principles. </w:t>
+      </w:r>
+    </w:p>
+    <w:p>
+      <w:pPr>
+        <w:keepLines/>
+        <w:widowControl/>
+        <w:spacing w:after="160"/>
+        <w:jc w:val="both"/>
+      </w:pPr>
+      <w:r>
+        <w:rPr>
+          <w:rFonts w:ascii="Times New Roman" w:hAnsi="Times New Roman"/>
+          <w:strike/>
+          <w:color w:val="C00000"/>
+          <w:sz w:val="24"/>
+          <w:szCs w:val="24"/>
+        </w:rPr>
+        <w:t xml:space="preserve">13.2 Deadlock; Buy-Sell Election. [OPTIONAL PROVISION — see Instructions; </w:t>
+      </w:r>
+      <w:r>
+        <w:rPr>
+          <w:rFonts w:ascii="Times New Roman" w:hAnsi="Times New Roman"/>
+          <w:color w:val="0645AD"/>
+          <w:u w:val="single"/>
+          <w:sz w:val="24"/>
+          <w:szCs w:val="24"/>
+        </w:rPr>
+        <w:t xml:space="preserve">14.2 Venue. Any action or proceeding arising out of or relating </w:t>
+      </w:r>
+      <w:r>
+        <w:rPr>
+          <w:rFonts w:ascii="Times New Roman" w:hAnsi="Times New Roman"/>
+          <w:sz w:val="24"/>
+          <w:szCs w:val="24"/>
+        </w:rPr>
+        <w:t xml:space="preserve">to </w:t>
+      </w:r>
+      <w:r>
+        <w:rPr>
+          <w:rFonts w:ascii="Times New Roman" w:hAnsi="Times New Roman"/>
+          <w:strike/>
+          <w:color w:val="C00000"/>
+          <w:sz w:val="24"/>
+          <w:szCs w:val="24"/>
+        </w:rPr>
+        <w:t xml:space="preserve">omit, replace </w:t>
+      </w:r>
+      <w:r>
+        <w:rPr>
+          <w:rFonts w:ascii="Times New Roman" w:hAnsi="Times New Roman"/>
+          <w:color w:val="0645AD"/>
+          <w:u w:val="single"/>
+          <w:sz w:val="24"/>
+          <w:szCs w:val="24"/>
+        </w:rPr>
+        <w:t xml:space="preserve">this Agreement, </w:t>
+      </w:r>
+      <w:r>
+        <w:rPr>
+          <w:rFonts w:ascii="Times New Roman" w:hAnsi="Times New Roman"/>
+          <w:sz w:val="24"/>
+          <w:szCs w:val="24"/>
+        </w:rPr>
+        <w:t xml:space="preserve">the </w:t>
+      </w:r>
+      <w:r>
+        <w:rPr>
+          <w:rFonts w:ascii="Times New Roman" w:hAnsi="Times New Roman"/>
+          <w:strike/>
+          <w:color w:val="C00000"/>
+          <w:sz w:val="24"/>
+          <w:szCs w:val="24"/>
+        </w:rPr>
+        <w:t xml:space="preserve">text </w:t>
+      </w:r>
+      <w:r>
+        <w:rPr>
+          <w:rFonts w:ascii="Times New Roman" w:hAnsi="Times New Roman"/>
+          <w:color w:val="0645AD"/>
+          <w:u w:val="single"/>
+          <w:sz w:val="24"/>
+          <w:szCs w:val="24"/>
+        </w:rPr>
+        <w:t xml:space="preserve">Company, or any Protected Series shall be brought exclusively in the courts </w:t>
+      </w:r>
+      <w:r>
+        <w:rPr>
+          <w:rFonts w:ascii="Times New Roman" w:hAnsi="Times New Roman"/>
+          <w:sz w:val="24"/>
+          <w:szCs w:val="24"/>
+        </w:rPr>
+        <w:t xml:space="preserve">of </w:t>
+      </w:r>
+      <w:r>
+        <w:rPr>
+          <w:rFonts w:ascii="Times New Roman" w:hAnsi="Times New Roman"/>
+          <w:strike/>
+          <w:color w:val="C00000"/>
+          <w:sz w:val="24"/>
+          <w:szCs w:val="24"/>
+        </w:rPr>
+        <w:t xml:space="preserve">this Section with "[Reserved.]" — do not renumber] </w:t>
+      </w:r>
+      <w:r>
+        <w:rPr>
+          <w:rFonts w:ascii="Times New Roman" w:hAnsi="Times New Roman"/>
+          <w:color w:val="0645AD"/>
+          <w:u w:val="single"/>
+          <w:sz w:val="24"/>
+          <w:szCs w:val="24"/>
+        </w:rPr>
+        <w:t xml:space="preserve">the county in Florida in which the Company's principal office is located, and each party consents to the jurisdiction of such courts and waives any objection to venue there. </w:t>
+      </w:r>
+    </w:p>
+    <w:p>
+      <w:pPr>
+        <w:keepLines/>
+        <w:widowControl/>
+        <w:spacing w:after="160"/>
+        <w:jc w:val="both"/>
+      </w:pPr>
+      <w:r>
+        <w:rPr>
+          <w:rFonts w:ascii="Times New Roman" w:hAnsi="Times New Roman"/>
+          <w:strike/>
+          <w:color w:val="C00000"/>
+          <w:sz w:val="24"/>
+          <w:szCs w:val="24"/>
+        </w:rPr>
+        <w:t xml:space="preserve">(a) A "Deadlock" exists if </w:t>
+      </w:r>
+      <w:r>
+        <w:rPr>
+          <w:rFonts w:ascii="Times New Roman" w:hAnsi="Times New Roman"/>
+          <w:color w:val="0645AD"/>
+          <w:u w:val="single"/>
+          <w:sz w:val="24"/>
+          <w:szCs w:val="24"/>
+        </w:rPr>
+        <w:t xml:space="preserve">14.3 Severability. If any provision of this Agreement is held invalid or unenforceable, that provision shall be modified to </w:t>
+      </w:r>
+      <w:r>
+        <w:rPr>
+          <w:rFonts w:ascii="Times New Roman" w:hAnsi="Times New Roman"/>
+          <w:sz w:val="24"/>
+          <w:szCs w:val="24"/>
+        </w:rPr>
+        <w:t xml:space="preserve">the </w:t>
+      </w:r>
+      <w:r>
+        <w:rPr>
+          <w:rFonts w:ascii="Times New Roman" w:hAnsi="Times New Roman"/>
+          <w:strike/>
+          <w:color w:val="C00000"/>
+          <w:sz w:val="24"/>
+          <w:szCs w:val="24"/>
+        </w:rPr>
+        <w:t xml:space="preserve">Members are unable, by the vote required under this Agreement, </w:t>
+      </w:r>
+      <w:r>
+        <w:rPr>
+          <w:rFonts w:ascii="Times New Roman" w:hAnsi="Times New Roman"/>
+          <w:color w:val="0645AD"/>
+          <w:u w:val="single"/>
+          <w:sz w:val="24"/>
+          <w:szCs w:val="24"/>
+        </w:rPr>
+        <w:t xml:space="preserve">minimum extent necessary </w:t>
+      </w:r>
+      <w:r>
+        <w:rPr>
+          <w:rFonts w:ascii="Times New Roman" w:hAnsi="Times New Roman"/>
+          <w:sz w:val="24"/>
+          <w:szCs w:val="24"/>
+        </w:rPr>
+        <w:t xml:space="preserve">to </w:t>
+      </w:r>
+      <w:r>
+        <w:rPr>
+          <w:rFonts w:ascii="Times New Roman" w:hAnsi="Times New Roman"/>
+          <w:strike/>
+          <w:color w:val="C00000"/>
+          <w:sz w:val="24"/>
+          <w:szCs w:val="24"/>
+        </w:rPr>
+        <w:t xml:space="preserve">approve or reject a matter duly submitted for approval, </w:t>
+      </w:r>
+      <w:r>
+        <w:rPr>
+          <w:rFonts w:ascii="Times New Roman" w:hAnsi="Times New Roman"/>
+          <w:color w:val="0645AD"/>
+          <w:u w:val="single"/>
+          <w:sz w:val="24"/>
+          <w:szCs w:val="24"/>
+        </w:rPr>
+        <w:t xml:space="preserve">make it enforceable, </w:t>
+      </w:r>
+      <w:r>
+        <w:rPr>
+          <w:rFonts w:ascii="Times New Roman" w:hAnsi="Times New Roman"/>
+          <w:sz w:val="24"/>
+          <w:szCs w:val="24"/>
+        </w:rPr>
+        <w:t xml:space="preserve">and the </w:t>
+      </w:r>
+      <w:r>
+        <w:rPr>
+          <w:rFonts w:ascii="Times New Roman" w:hAnsi="Times New Roman"/>
+          <w:strike/>
+          <w:color w:val="C00000"/>
+          <w:sz w:val="24"/>
+          <w:szCs w:val="24"/>
+        </w:rPr>
+        <w:t xml:space="preserve">inability continues for sixty (60) days after </w:t>
+      </w:r>
+      <w:r>
+        <w:rPr>
+          <w:rFonts w:ascii="Times New Roman" w:hAnsi="Times New Roman"/>
+          <w:color w:val="0645AD"/>
+          <w:u w:val="single"/>
+          <w:sz w:val="24"/>
+          <w:szCs w:val="24"/>
+        </w:rPr>
+        <w:t xml:space="preserve">remainder of this Agreement shall remain in full force; provided, that nothing in this Agreement shall be construed to vary </w:t>
+      </w:r>
+      <w:r>
+        <w:rPr>
+          <w:rFonts w:ascii="Times New Roman" w:hAnsi="Times New Roman"/>
+          <w:sz w:val="24"/>
+          <w:szCs w:val="24"/>
+        </w:rPr>
+        <w:t xml:space="preserve">any </w:t>
+      </w:r>
+      <w:r>
+        <w:rPr>
+          <w:rFonts w:ascii="Times New Roman" w:hAnsi="Times New Roman"/>
+          <w:strike/>
+          <w:color w:val="C00000"/>
+          <w:sz w:val="24"/>
+          <w:szCs w:val="24"/>
+        </w:rPr>
+        <w:t xml:space="preserve">Member delivers written notice to </w:t>
+      </w:r>
+      <w:r>
+        <w:rPr>
+          <w:rFonts w:ascii="Times New Roman" w:hAnsi="Times New Roman"/>
+          <w:color w:val="0645AD"/>
+          <w:u w:val="single"/>
+          <w:sz w:val="24"/>
+          <w:szCs w:val="24"/>
+        </w:rPr>
+        <w:t xml:space="preserve">provision of </w:t>
+      </w:r>
+      <w:r>
+        <w:rPr>
+          <w:rFonts w:ascii="Times New Roman" w:hAnsi="Times New Roman"/>
+          <w:sz w:val="24"/>
+          <w:szCs w:val="24"/>
+        </w:rPr>
+        <w:t xml:space="preserve">the </w:t>
+      </w:r>
+      <w:r>
+        <w:rPr>
+          <w:rFonts w:ascii="Times New Roman" w:hAnsi="Times New Roman"/>
+          <w:strike/>
+          <w:color w:val="C00000"/>
+          <w:sz w:val="24"/>
+          <w:szCs w:val="24"/>
+        </w:rPr>
+        <w:t xml:space="preserve">Company and the other Members describing the matter and stating </w:t>
+      </w:r>
+      <w:r>
+        <w:rPr>
+          <w:rFonts w:ascii="Times New Roman" w:hAnsi="Times New Roman"/>
+          <w:color w:val="0645AD"/>
+          <w:u w:val="single"/>
+          <w:sz w:val="24"/>
+          <w:szCs w:val="24"/>
+        </w:rPr>
+        <w:t xml:space="preserve">Act </w:t>
+      </w:r>
+      <w:r>
+        <w:rPr>
+          <w:rFonts w:ascii="Times New Roman" w:hAnsi="Times New Roman"/>
+          <w:sz w:val="24"/>
+          <w:szCs w:val="24"/>
+        </w:rPr>
+        <w:t xml:space="preserve">that </w:t>
+      </w:r>
+      <w:r>
+        <w:rPr>
+          <w:rFonts w:ascii="Times New Roman" w:hAnsi="Times New Roman"/>
+          <w:strike/>
+          <w:color w:val="C00000"/>
+          <w:sz w:val="24"/>
+          <w:szCs w:val="24"/>
+        </w:rPr>
+        <w:t xml:space="preserve">a Deadlock exists. </w:t>
+      </w:r>
+      <w:r>
+        <w:rPr>
+          <w:rFonts w:ascii="Times New Roman" w:hAnsi="Times New Roman"/>
+          <w:color w:val="0645AD"/>
+          <w:u w:val="single"/>
+          <w:sz w:val="24"/>
+          <w:szCs w:val="24"/>
+        </w:rPr>
+        <w:t xml:space="preserve">may not be varied by an operating agreement. </w:t>
+      </w:r>
+    </w:p>
+    <w:p>
+      <w:pPr>
+        <w:keepLines/>
+        <w:widowControl/>
+        <w:spacing w:after="160"/>
+        <w:jc w:val="both"/>
+      </w:pPr>
+      <w:r>
+        <w:rPr>
+          <w:rFonts w:ascii="Times New Roman" w:hAnsi="Times New Roman"/>
+          <w:strike/>
+          <w:color w:val="C00000"/>
+          <w:sz w:val="24"/>
+          <w:szCs w:val="24"/>
+        </w:rPr>
+        <w:t xml:space="preserve">(b) During a Deadlock, any Member holding twenty-five percent (25%) or more of </w:t>
+      </w:r>
+      <w:r>
+        <w:rPr>
+          <w:rFonts w:ascii="Times New Roman" w:hAnsi="Times New Roman"/>
+          <w:color w:val="0645AD"/>
+          <w:u w:val="single"/>
+          <w:sz w:val="24"/>
+          <w:szCs w:val="24"/>
+        </w:rPr>
+        <w:t xml:space="preserve">14.4 Entire Agreement. This Agreement, including Exhibit A and each Series Exhibit, constitutes </w:t>
+      </w:r>
+      <w:r>
+        <w:rPr>
+          <w:rFonts w:ascii="Times New Roman" w:hAnsi="Times New Roman"/>
+          <w:sz w:val="24"/>
+          <w:szCs w:val="24"/>
+        </w:rPr>
+        <w:t xml:space="preserve">the </w:t>
+      </w:r>
+      <w:r>
+        <w:rPr>
+          <w:rFonts w:ascii="Times New Roman" w:hAnsi="Times New Roman"/>
+          <w:strike/>
+          <w:color w:val="C00000"/>
+          <w:sz w:val="24"/>
+          <w:szCs w:val="24"/>
+        </w:rPr>
+        <w:t xml:space="preserve">Percentage Interests (the "Offeror") may deliver to the other Members (the "Offerees") a written offer (the "Buy-Sell Offer") stating a single gross valuation for </w:t>
+      </w:r>
+      <w:r>
+        <w:rPr>
+          <w:rFonts w:ascii="Times New Roman" w:hAnsi="Times New Roman"/>
+          <w:color w:val="0645AD"/>
+          <w:u w:val="single"/>
+          <w:sz w:val="24"/>
+          <w:szCs w:val="24"/>
+        </w:rPr>
+        <w:t xml:space="preserve">entire agreement governing </w:t>
+      </w:r>
+      <w:r>
+        <w:rPr>
+          <w:rFonts w:ascii="Times New Roman" w:hAnsi="Times New Roman"/>
+          <w:sz w:val="24"/>
+          <w:szCs w:val="24"/>
+        </w:rPr>
+        <w:t xml:space="preserve">the Company and </w:t>
+      </w:r>
+      <w:r>
+        <w:rPr>
+          <w:rFonts w:ascii="Times New Roman" w:hAnsi="Times New Roman"/>
+          <w:color w:val="0645AD"/>
+          <w:u w:val="single"/>
+          <w:sz w:val="24"/>
+          <w:szCs w:val="24"/>
+        </w:rPr>
+        <w:t xml:space="preserve">each Protected Series and supersedes </w:t>
+      </w:r>
+      <w:r>
+        <w:rPr>
+          <w:rFonts w:ascii="Times New Roman" w:hAnsi="Times New Roman"/>
           <w:sz w:val="24"/>
           <w:szCs w:val="24"/>
         </w:rPr>
@@ -6424,204 +9446,264 @@
       <w:r>
         <w:rPr>
           <w:rFonts w:ascii="Times New Roman" w:hAnsi="Times New Roman"/>
-          <w:sz w:val="24"/>
-          <w:szCs w:val="24"/>
-        </w:rPr>
-        <w:t xml:space="preserve">items of income, gain, loss, deduction, and credit </w:t>
-      </w:r>
-      <w:r>
-        <w:rPr>
-          <w:rFonts w:ascii="Times New Roman" w:hAnsi="Times New Roman"/>
-          <w:strike/>
-          <w:color w:val="C00000"/>
-          <w:sz w:val="24"/>
-          <w:szCs w:val="24"/>
-        </w:rPr>
-        <w:t xml:space="preserve">are </w:t>
-      </w:r>
-      <w:r>
-        <w:rPr>
-          <w:rFonts w:ascii="Times New Roman" w:hAnsi="Times New Roman"/>
-          <w:color w:val="0645AD"/>
-          <w:u w:val="single"/>
-          <w:sz w:val="24"/>
-          <w:szCs w:val="24"/>
-        </w:rPr>
-        <w:t xml:space="preserve">be </w:t>
-      </w:r>
-      <w:r>
-        <w:rPr>
-          <w:rFonts w:ascii="Times New Roman" w:hAnsi="Times New Roman"/>
-          <w:sz w:val="24"/>
-          <w:szCs w:val="24"/>
-        </w:rPr>
-        <w:t xml:space="preserve">reported </w:t>
-      </w:r>
-      <w:r>
-        <w:rPr>
-          <w:rFonts w:ascii="Times New Roman" w:hAnsi="Times New Roman"/>
-          <w:color w:val="0645AD"/>
-          <w:u w:val="single"/>
-          <w:sz w:val="24"/>
-          <w:szCs w:val="24"/>
-        </w:rPr>
-        <w:t xml:space="preserve">directly </w:t>
-      </w:r>
-      <w:r>
-        <w:rPr>
-          <w:rFonts w:ascii="Times New Roman" w:hAnsi="Times New Roman"/>
-          <w:sz w:val="24"/>
-          <w:szCs w:val="24"/>
-        </w:rPr>
-        <w:t xml:space="preserve">by the </w:t>
-      </w:r>
-      <w:r>
-        <w:rPr>
-          <w:rFonts w:ascii="Times New Roman" w:hAnsi="Times New Roman"/>
-          <w:strike/>
-          <w:color w:val="C00000"/>
-          <w:sz w:val="24"/>
-          <w:szCs w:val="24"/>
-        </w:rPr>
-        <w:t xml:space="preserve">Company. No member of the Company shall take a position inconsistent with this Section on any return without the written consent of all members. </w:t>
-      </w:r>
-      <w:r>
-        <w:rPr>
-          <w:rFonts w:ascii="Times New Roman" w:hAnsi="Times New Roman"/>
-          <w:color w:val="0645AD"/>
-          <w:u w:val="single"/>
-          <w:sz w:val="24"/>
-          <w:szCs w:val="24"/>
-        </w:rPr>
-        <w:t xml:space="preserve">Member. </w:t>
-      </w:r>
-    </w:p>
-    <w:p>
-      <w:pPr>
-        <w:keepLines/>
-        <w:widowControl/>
-        <w:spacing w:after="160"/>
-        <w:jc w:val="both"/>
-      </w:pPr>
-      <w:r>
-        <w:rPr>
-          <w:rFonts w:ascii="Times New Roman" w:hAnsi="Times New Roman"/>
-          <w:sz w:val="24"/>
-          <w:szCs w:val="24"/>
-        </w:rPr>
-        <w:t xml:space="preserve">9.2 Tax </w:t>
-      </w:r>
-      <w:r>
-        <w:rPr>
-          <w:rFonts w:ascii="Times New Roman" w:hAnsi="Times New Roman"/>
-          <w:strike/>
-          <w:color w:val="C00000"/>
-          <w:sz w:val="24"/>
-          <w:szCs w:val="24"/>
-        </w:rPr>
-        <w:t xml:space="preserve">Returns; Information. </w:t>
-      </w:r>
-      <w:r>
-        <w:rPr>
-          <w:rFonts w:ascii="Times New Roman" w:hAnsi="Times New Roman"/>
-          <w:color w:val="0645AD"/>
-          <w:u w:val="single"/>
-          <w:sz w:val="24"/>
-          <w:szCs w:val="24"/>
-        </w:rPr>
-        <w:t xml:space="preserve">Filings and Elections. </w:t>
-      </w:r>
-      <w:r>
-        <w:rPr>
-          <w:rFonts w:ascii="Times New Roman" w:hAnsi="Times New Roman"/>
-          <w:sz w:val="24"/>
-          <w:szCs w:val="24"/>
-        </w:rPr>
-        <w:t xml:space="preserve">The Manager shall </w:t>
-      </w:r>
-      <w:r>
-        <w:rPr>
-          <w:rFonts w:ascii="Times New Roman" w:hAnsi="Times New Roman"/>
-          <w:color w:val="0645AD"/>
-          <w:u w:val="single"/>
-          <w:sz w:val="24"/>
-          <w:szCs w:val="24"/>
-        </w:rPr>
-        <w:t xml:space="preserve">make, or </w:t>
-      </w:r>
-      <w:r>
-        <w:rPr>
-          <w:rFonts w:ascii="Times New Roman" w:hAnsi="Times New Roman"/>
-          <w:sz w:val="24"/>
-          <w:szCs w:val="24"/>
-        </w:rPr>
-        <w:t xml:space="preserve">cause to be </w:t>
-      </w:r>
-      <w:r>
-        <w:rPr>
-          <w:rFonts w:ascii="Times New Roman" w:hAnsi="Times New Roman"/>
-          <w:strike/>
-          <w:color w:val="C00000"/>
-          <w:sz w:val="24"/>
-          <w:szCs w:val="24"/>
-        </w:rPr>
-        <w:t xml:space="preserve">prepared and filed </w:t>
-      </w:r>
-      <w:r>
-        <w:rPr>
-          <w:rFonts w:ascii="Times New Roman" w:hAnsi="Times New Roman"/>
-          <w:color w:val="0645AD"/>
-          <w:u w:val="single"/>
-          <w:sz w:val="24"/>
-          <w:szCs w:val="24"/>
-        </w:rPr>
-        <w:t xml:space="preserve">made, </w:t>
-      </w:r>
-      <w:r>
-        <w:rPr>
-          <w:rFonts w:ascii="Times New Roman" w:hAnsi="Times New Roman"/>
-          <w:sz w:val="24"/>
-          <w:szCs w:val="24"/>
-        </w:rPr>
-        <w:t xml:space="preserve">all tax </w:t>
-      </w:r>
-      <w:r>
-        <w:rPr>
-          <w:rFonts w:ascii="Times New Roman" w:hAnsi="Times New Roman"/>
-          <w:strike/>
-          <w:color w:val="C00000"/>
-          <w:sz w:val="24"/>
-          <w:szCs w:val="24"/>
-        </w:rPr>
-        <w:t xml:space="preserve">returns </w:t>
-      </w:r>
-      <w:r>
-        <w:rPr>
-          <w:rFonts w:ascii="Times New Roman" w:hAnsi="Times New Roman"/>
-          <w:color w:val="0645AD"/>
-          <w:u w:val="single"/>
-          <w:sz w:val="24"/>
-          <w:szCs w:val="24"/>
-        </w:rPr>
-        <w:t xml:space="preserve">filings </w:t>
-      </w:r>
-      <w:r>
-        <w:rPr>
-          <w:rFonts w:ascii="Times New Roman" w:hAnsi="Times New Roman"/>
-          <w:sz w:val="24"/>
-          <w:szCs w:val="24"/>
-        </w:rPr>
-        <w:t xml:space="preserve">required of the Company </w:t>
-      </w:r>
-      <w:r>
-        <w:rPr>
-          <w:rFonts w:ascii="Times New Roman" w:hAnsi="Times New Roman"/>
-          <w:color w:val="0645AD"/>
-          <w:u w:val="single"/>
-          <w:sz w:val="24"/>
-          <w:szCs w:val="24"/>
-        </w:rPr>
-        <w:t xml:space="preserve">or of any Protected Series </w:t>
+          <w:strike/>
+          <w:color w:val="C00000"/>
+          <w:sz w:val="24"/>
+          <w:szCs w:val="24"/>
+        </w:rPr>
+        <w:t xml:space="preserve">Protected Series, in cash. The Buy-Sell Offer constitutes both (i) an offer by the Offeror </w:t>
+      </w:r>
+      <w:r>
+        <w:rPr>
+          <w:rFonts w:ascii="Times New Roman" w:hAnsi="Times New Roman"/>
+          <w:color w:val="0645AD"/>
+          <w:u w:val="single"/>
+          <w:sz w:val="24"/>
+          <w:szCs w:val="24"/>
+        </w:rPr>
+        <w:t xml:space="preserve">prior agreements and understandings with respect </w:t>
+      </w:r>
+      <w:r>
+        <w:rPr>
+          <w:rFonts w:ascii="Times New Roman" w:hAnsi="Times New Roman"/>
+          <w:sz w:val="24"/>
+          <w:szCs w:val="24"/>
+        </w:rPr>
+        <w:t xml:space="preserve">to </w:t>
+      </w:r>
+      <w:r>
+        <w:rPr>
+          <w:rFonts w:ascii="Times New Roman" w:hAnsi="Times New Roman"/>
+          <w:strike/>
+          <w:color w:val="C00000"/>
+          <w:sz w:val="24"/>
+          <w:szCs w:val="24"/>
+        </w:rPr>
+        <w:t xml:space="preserve">purchase all of the Offerees' Membership Interests at </w:t>
+      </w:r>
+      <w:r>
+        <w:rPr>
+          <w:rFonts w:ascii="Times New Roman" w:hAnsi="Times New Roman"/>
+          <w:sz w:val="24"/>
+          <w:szCs w:val="24"/>
+        </w:rPr>
+        <w:t xml:space="preserve">their </w:t>
+      </w:r>
+      <w:r>
+        <w:rPr>
+          <w:rFonts w:ascii="Times New Roman" w:hAnsi="Times New Roman"/>
+          <w:strike/>
+          <w:color w:val="C00000"/>
+          <w:sz w:val="24"/>
+          <w:szCs w:val="24"/>
+        </w:rPr>
+        <w:t xml:space="preserve">proportionate share of that valuation, and (ii) an offer by the Offeror to sell all of the Offeror's Membership Interest to the Offerees at the Offeror's proportionate share of that valuation. </w:t>
+      </w:r>
+      <w:r>
+        <w:rPr>
+          <w:rFonts w:ascii="Times New Roman" w:hAnsi="Times New Roman"/>
+          <w:color w:val="0645AD"/>
+          <w:u w:val="single"/>
+          <w:sz w:val="24"/>
+          <w:szCs w:val="24"/>
+        </w:rPr>
+        <w:t xml:space="preserve">subject matter. </w:t>
+      </w:r>
+    </w:p>
+    <w:p>
+      <w:pPr>
+        <w:keepLines/>
+        <w:widowControl/>
+        <w:spacing w:after="160"/>
+        <w:jc w:val="both"/>
+      </w:pPr>
+      <w:r>
+        <w:rPr>
+          <w:rFonts w:ascii="Times New Roman" w:hAnsi="Times New Roman"/>
+          <w:strike/>
+          <w:color w:val="C00000"/>
+          <w:sz w:val="24"/>
+          <w:szCs w:val="24"/>
+        </w:rPr>
+        <w:t xml:space="preserve">(c) Within forty-five (45) days after delivery of </w:t>
+      </w:r>
+      <w:r>
+        <w:rPr>
+          <w:rFonts w:ascii="Times New Roman" w:hAnsi="Times New Roman"/>
+          <w:color w:val="0645AD"/>
+          <w:u w:val="single"/>
+          <w:sz w:val="24"/>
+          <w:szCs w:val="24"/>
+        </w:rPr>
+        <w:t xml:space="preserve">14.5 Binding Effect. This Agreement binds and benefits </w:t>
+      </w:r>
+      <w:r>
+        <w:rPr>
+          <w:rFonts w:ascii="Times New Roman" w:hAnsi="Times New Roman"/>
+          <w:sz w:val="24"/>
+          <w:szCs w:val="24"/>
+        </w:rPr>
+        <w:t xml:space="preserve">the </w:t>
+      </w:r>
+      <w:r>
+        <w:rPr>
+          <w:rFonts w:ascii="Times New Roman" w:hAnsi="Times New Roman"/>
+          <w:strike/>
+          <w:color w:val="C00000"/>
+          <w:sz w:val="24"/>
+          <w:szCs w:val="24"/>
+        </w:rPr>
+        <w:t xml:space="preserve">Buy-Sell Offer, </w:t>
+      </w:r>
+      <w:r>
+        <w:rPr>
+          <w:rFonts w:ascii="Times New Roman" w:hAnsi="Times New Roman"/>
+          <w:color w:val="0645AD"/>
+          <w:u w:val="single"/>
+          <w:sz w:val="24"/>
+          <w:szCs w:val="24"/>
+        </w:rPr>
+        <w:t xml:space="preserve">Member, </w:t>
+      </w:r>
+      <w:r>
+        <w:rPr>
+          <w:rFonts w:ascii="Times New Roman" w:hAnsi="Times New Roman"/>
+          <w:sz w:val="24"/>
+          <w:szCs w:val="24"/>
+        </w:rPr>
+        <w:t xml:space="preserve">the </w:t>
+      </w:r>
+      <w:r>
+        <w:rPr>
+          <w:rFonts w:ascii="Times New Roman" w:hAnsi="Times New Roman"/>
+          <w:strike/>
+          <w:color w:val="C00000"/>
+          <w:sz w:val="24"/>
+          <w:szCs w:val="24"/>
+        </w:rPr>
+        <w:t xml:space="preserve">Offerees (acting jointly, </w:t>
+      </w:r>
+      <w:r>
+        <w:rPr>
+          <w:rFonts w:ascii="Times New Roman" w:hAnsi="Times New Roman"/>
+          <w:color w:val="0645AD"/>
+          <w:u w:val="single"/>
+          <w:sz w:val="24"/>
+          <w:szCs w:val="24"/>
+        </w:rPr>
+        <w:t xml:space="preserve">Manager, and their respective heirs, personal representatives, successors, and permitted assigns, and any person who acquires an interest in the Company </w:t>
+      </w:r>
+      <w:r>
+        <w:rPr>
+          <w:rFonts w:ascii="Times New Roman" w:hAnsi="Times New Roman"/>
+          <w:sz w:val="24"/>
+          <w:szCs w:val="24"/>
+        </w:rPr>
+        <w:t xml:space="preserve">or </w:t>
+      </w:r>
+      <w:r>
+        <w:rPr>
+          <w:rFonts w:ascii="Times New Roman" w:hAnsi="Times New Roman"/>
+          <w:strike/>
+          <w:color w:val="C00000"/>
+          <w:sz w:val="24"/>
+          <w:szCs w:val="24"/>
+        </w:rPr>
+        <w:t xml:space="preserve">severally in proportion to their Percentage Interests among those electing) shall elect in writing either to sell their Membership Interests to the Offeror, or to purchase the Offeror's Membership Interest, in each case at the price determined under the Buy-Sell Offer. Failure to deliver </w:t>
+      </w:r>
+      <w:r>
+        <w:rPr>
+          <w:rFonts w:ascii="Times New Roman" w:hAnsi="Times New Roman"/>
+          <w:color w:val="0645AD"/>
+          <w:u w:val="single"/>
+          <w:sz w:val="24"/>
+          <w:szCs w:val="24"/>
+        </w:rPr>
+        <w:t xml:space="preserve">is admitted as </w:t>
+      </w:r>
+      <w:r>
+        <w:rPr>
+          <w:rFonts w:ascii="Times New Roman" w:hAnsi="Times New Roman"/>
+          <w:sz w:val="24"/>
+          <w:szCs w:val="24"/>
+        </w:rPr>
+        <w:t xml:space="preserve">a </w:t>
+      </w:r>
+      <w:r>
+        <w:rPr>
+          <w:rFonts w:ascii="Times New Roman" w:hAnsi="Times New Roman"/>
+          <w:strike/>
+          <w:color w:val="C00000"/>
+          <w:sz w:val="24"/>
+          <w:szCs w:val="24"/>
+        </w:rPr>
+        <w:t xml:space="preserve">timely election is an election to sell. </w:t>
+      </w:r>
+      <w:r>
+        <w:rPr>
+          <w:rFonts w:ascii="Times New Roman" w:hAnsi="Times New Roman"/>
+          <w:color w:val="0645AD"/>
+          <w:u w:val="single"/>
+          <w:sz w:val="24"/>
+          <w:szCs w:val="24"/>
+        </w:rPr>
+        <w:t xml:space="preserve">member. </w:t>
+      </w:r>
+    </w:p>
+    <w:p>
+      <w:pPr>
+        <w:keepLines/>
+        <w:widowControl/>
+        <w:spacing w:after="160"/>
+        <w:jc w:val="both"/>
+      </w:pPr>
+      <w:r>
+        <w:rPr>
+          <w:rFonts w:ascii="Times New Roman" w:hAnsi="Times New Roman"/>
+          <w:strike/>
+          <w:color w:val="C00000"/>
+          <w:sz w:val="24"/>
+          <w:szCs w:val="24"/>
+        </w:rPr>
+        <w:t xml:space="preserve">(d) The closing shall occur within sixty (60) days after the election, for cash unless the parties agree otherwise. At closing, the selling Members shall Transfer their Membership Interests free </w:t>
+      </w:r>
+      <w:r>
+        <w:rPr>
+          <w:rFonts w:ascii="Times New Roman" w:hAnsi="Times New Roman"/>
+          <w:color w:val="0645AD"/>
+          <w:u w:val="single"/>
+          <w:sz w:val="24"/>
+          <w:szCs w:val="24"/>
+        </w:rPr>
+        <w:t xml:space="preserve">14.6 Counterparts; Electronic Signatures. This Agreement may be executed in counterparts, each </w:t>
+      </w:r>
+      <w:r>
+        <w:rPr>
+          <w:rFonts w:ascii="Times New Roman" w:hAnsi="Times New Roman"/>
+          <w:sz w:val="24"/>
+          <w:szCs w:val="24"/>
+        </w:rPr>
+        <w:t xml:space="preserve">of </w:t>
+      </w:r>
+      <w:r>
+        <w:rPr>
+          <w:rFonts w:ascii="Times New Roman" w:hAnsi="Times New Roman"/>
+          <w:strike/>
+          <w:color w:val="C00000"/>
+          <w:sz w:val="24"/>
+          <w:szCs w:val="24"/>
+        </w:rPr>
+        <w:t xml:space="preserve">liens, </w:t>
+      </w:r>
+      <w:r>
+        <w:rPr>
+          <w:rFonts w:ascii="Times New Roman" w:hAnsi="Times New Roman"/>
+          <w:color w:val="0645AD"/>
+          <w:u w:val="single"/>
+          <w:sz w:val="24"/>
+          <w:szCs w:val="24"/>
+        </w:rPr>
+        <w:t xml:space="preserve">which is an original </w:t>
       </w:r>
       <w:r>
         <w:rPr>
@@ -6634,12 +9716,134 @@
       <w:r>
         <w:rPr>
           <w:rFonts w:ascii="Times New Roman" w:hAnsi="Times New Roman"/>
-          <w:color w:val="0645AD"/>
-          <w:u w:val="single"/>
-          <w:sz w:val="24"/>
-          <w:szCs w:val="24"/>
-        </w:rPr>
-        <w:t xml:space="preserve">may make any tax election the Manager determines to be in the best interests </w:t>
+          <w:strike/>
+          <w:color w:val="C00000"/>
+          <w:sz w:val="24"/>
+          <w:szCs w:val="24"/>
+        </w:rPr>
+        <w:t xml:space="preserve">the purchasing Member(s) shall be substituted with respect to the transferred interests. If the purchasing party fails to close, the other party may elect to purchase on </w:t>
+      </w:r>
+      <w:r>
+        <w:rPr>
+          <w:rFonts w:ascii="Times New Roman" w:hAnsi="Times New Roman"/>
+          <w:color w:val="0645AD"/>
+          <w:u w:val="single"/>
+          <w:sz w:val="24"/>
+          <w:szCs w:val="24"/>
+        </w:rPr>
+        <w:t xml:space="preserve">all of which together constitute one instrument. Electronic signatures and electronic records have </w:t>
+      </w:r>
+      <w:r>
+        <w:rPr>
+          <w:rFonts w:ascii="Times New Roman" w:hAnsi="Times New Roman"/>
+          <w:sz w:val="24"/>
+          <w:szCs w:val="24"/>
+        </w:rPr>
+        <w:t xml:space="preserve">the same </w:t>
+      </w:r>
+      <w:r>
+        <w:rPr>
+          <w:rFonts w:ascii="Times New Roman" w:hAnsi="Times New Roman"/>
+          <w:strike/>
+          <w:color w:val="C00000"/>
+          <w:sz w:val="24"/>
+          <w:szCs w:val="24"/>
+        </w:rPr>
+        <w:t xml:space="preserve">terms, and the defaulting party bears the costs of the failed closing. </w:t>
+      </w:r>
+      <w:r>
+        <w:rPr>
+          <w:rFonts w:ascii="Times New Roman" w:hAnsi="Times New Roman"/>
+          <w:color w:val="0645AD"/>
+          <w:u w:val="single"/>
+          <w:sz w:val="24"/>
+          <w:szCs w:val="24"/>
+        </w:rPr>
+        <w:t xml:space="preserve">effect as originals. </w:t>
+      </w:r>
+    </w:p>
+    <w:p>
+      <w:pPr>
+        <w:keepLines/>
+        <w:widowControl/>
+        <w:spacing w:after="160"/>
+        <w:jc w:val="both"/>
+      </w:pPr>
+      <w:r>
+        <w:rPr>
+          <w:rFonts w:ascii="Times New Roman" w:hAnsi="Times New Roman"/>
+          <w:strike/>
+          <w:color w:val="C00000"/>
+          <w:sz w:val="24"/>
+          <w:szCs w:val="24"/>
+        </w:rPr>
+        <w:t xml:space="preserve">(e) This Section does not apply to any matter for which the Act or </w:t>
+      </w:r>
+      <w:r>
+        <w:rPr>
+          <w:rFonts w:ascii="Times New Roman" w:hAnsi="Times New Roman"/>
+          <w:color w:val="0645AD"/>
+          <w:u w:val="single"/>
+          <w:sz w:val="24"/>
+          <w:szCs w:val="24"/>
+        </w:rPr>
+        <w:t xml:space="preserve">14.7 Notices. Any notice under </w:t>
+      </w:r>
+      <w:r>
+        <w:rPr>
+          <w:rFonts w:ascii="Times New Roman" w:hAnsi="Times New Roman"/>
+          <w:sz w:val="24"/>
+          <w:szCs w:val="24"/>
+        </w:rPr>
+        <w:t xml:space="preserve">this Agreement </w:t>
+      </w:r>
+      <w:r>
+        <w:rPr>
+          <w:rFonts w:ascii="Times New Roman" w:hAnsi="Times New Roman"/>
+          <w:strike/>
+          <w:color w:val="C00000"/>
+          <w:sz w:val="24"/>
+          <w:szCs w:val="24"/>
+        </w:rPr>
+        <w:t xml:space="preserve">requires </w:t>
+      </w:r>
+      <w:r>
+        <w:rPr>
+          <w:rFonts w:ascii="Times New Roman" w:hAnsi="Times New Roman"/>
+          <w:color w:val="0645AD"/>
+          <w:u w:val="single"/>
+          <w:sz w:val="24"/>
+          <w:szCs w:val="24"/>
+        </w:rPr>
+        <w:t xml:space="preserve">shall be in writing and is effective upon delivery to </w:t>
+      </w:r>
+      <w:r>
+        <w:rPr>
+          <w:rFonts w:ascii="Times New Roman" w:hAnsi="Times New Roman"/>
+          <w:sz w:val="24"/>
+          <w:szCs w:val="24"/>
+        </w:rPr>
+        <w:t xml:space="preserve">the </w:t>
+      </w:r>
+      <w:r>
+        <w:rPr>
+          <w:rFonts w:ascii="Times New Roman" w:hAnsi="Times New Roman"/>
+          <w:strike/>
+          <w:color w:val="C00000"/>
+          <w:sz w:val="24"/>
+          <w:szCs w:val="24"/>
+        </w:rPr>
+        <w:t xml:space="preserve">consent </w:t>
+      </w:r>
+      <w:r>
+        <w:rPr>
+          <w:rFonts w:ascii="Times New Roman" w:hAnsi="Times New Roman"/>
+          <w:color w:val="0645AD"/>
+          <w:u w:val="single"/>
+          <w:sz w:val="24"/>
+          <w:szCs w:val="24"/>
+        </w:rPr>
+        <w:t xml:space="preserve">recipient's address on Exhibit A (or another address designated in writing), whether delivered personally, by nationally recognized courier, by certified mail, or by e-mail with confirmation </w:t>
       </w:r>
       <w:r>
         <w:rPr>
@@ -6657,13 +9861,105 @@
           <w:sz w:val="24"/>
           <w:szCs w:val="24"/>
         </w:rPr>
-        <w:t xml:space="preserve">each Protected Series, if necessary or required, and shall deliver to each </w:t>
-      </w:r>
-      <w:r>
-        <w:rPr>
-          <w:rFonts w:ascii="Times New Roman" w:hAnsi="Times New Roman"/>
-          <w:color w:val="0645AD"/>
-          <w:u w:val="single"/>
+        <w:t xml:space="preserve">all Members and a Member's withholding of consent is expressly permitted by the Act, and does not limit any Member's right to seek judicial dissolution as provided by the Act. </w:t>
+      </w:r>
+      <w:r>
+        <w:rPr>
+          <w:rFonts w:ascii="Times New Roman" w:hAnsi="Times New Roman"/>
+          <w:color w:val="0645AD"/>
+          <w:u w:val="single"/>
+          <w:sz w:val="24"/>
+          <w:szCs w:val="24"/>
+        </w:rPr>
+        <w:t xml:space="preserve">transmission. </w:t>
+      </w:r>
+    </w:p>
+    <w:p>
+      <w:pPr>
+        <w:keepLines/>
+        <w:widowControl/>
+        <w:spacing w:after="160"/>
+        <w:jc w:val="both"/>
+      </w:pPr>
+      <w:r>
+        <w:rPr>
+          <w:rFonts w:ascii="Times New Roman" w:hAnsi="Times New Roman"/>
+          <w:strike/>
+          <w:color w:val="C00000"/>
+          <w:sz w:val="24"/>
+          <w:szCs w:val="24"/>
+        </w:rPr>
+        <w:t xml:space="preserve">(f) </w:t>
+      </w:r>
+      <w:r>
+        <w:rPr>
+          <w:rFonts w:ascii="Times New Roman" w:hAnsi="Times New Roman"/>
+          <w:color w:val="0645AD"/>
+          <w:u w:val="single"/>
+          <w:sz w:val="24"/>
+          <w:szCs w:val="24"/>
+        </w:rPr>
+        <w:t xml:space="preserve">14.8 No Third-Party Beneficiaries. </w:t>
+      </w:r>
+      <w:r>
+        <w:rPr>
+          <w:rFonts w:ascii="Times New Roman" w:hAnsi="Times New Roman"/>
+          <w:sz w:val="24"/>
+          <w:szCs w:val="24"/>
+        </w:rPr>
+        <w:t xml:space="preserve">This </w:t>
+      </w:r>
+      <w:r>
+        <w:rPr>
+          <w:rFonts w:ascii="Times New Roman" w:hAnsi="Times New Roman"/>
+          <w:strike/>
+          <w:color w:val="C00000"/>
+          <w:sz w:val="24"/>
+          <w:szCs w:val="24"/>
+        </w:rPr>
+        <w:t xml:space="preserve">Section </w:t>
+      </w:r>
+      <w:r>
+        <w:rPr>
+          <w:rFonts w:ascii="Times New Roman" w:hAnsi="Times New Roman"/>
+          <w:color w:val="0645AD"/>
+          <w:u w:val="single"/>
+          <w:sz w:val="24"/>
+          <w:szCs w:val="24"/>
+        </w:rPr>
+        <w:t xml:space="preserve">Agreement </w:t>
+      </w:r>
+      <w:r>
+        <w:rPr>
+          <w:rFonts w:ascii="Times New Roman" w:hAnsi="Times New Roman"/>
+          <w:sz w:val="24"/>
+          <w:szCs w:val="24"/>
+        </w:rPr>
+        <w:t xml:space="preserve">is </w:t>
+      </w:r>
+      <w:r>
+        <w:rPr>
+          <w:rFonts w:ascii="Times New Roman" w:hAnsi="Times New Roman"/>
+          <w:strike/>
+          <w:color w:val="C00000"/>
+          <w:sz w:val="24"/>
+          <w:szCs w:val="24"/>
+        </w:rPr>
+        <w:t xml:space="preserve">a deadlock sale provision within </w:t>
+      </w:r>
+      <w:r>
+        <w:rPr>
+          <w:rFonts w:ascii="Times New Roman" w:hAnsi="Times New Roman"/>
+          <w:color w:val="0645AD"/>
+          <w:u w:val="single"/>
+          <w:sz w:val="24"/>
+          <w:szCs w:val="24"/>
+        </w:rPr>
+        <w:t xml:space="preserve">for </w:t>
+      </w:r>
+      <w:r>
+        <w:rPr>
+          <w:rFonts w:ascii="Times New Roman" w:hAnsi="Times New Roman"/>
           <w:sz w:val="24"/>
           <w:szCs w:val="24"/>
         </w:rPr>
@@ -6672,1330 +9968,106 @@
       <w:r>
         <w:rPr>
           <w:rFonts w:ascii="Times New Roman" w:hAnsi="Times New Roman"/>
-          <w:sz w:val="24"/>
-          <w:szCs w:val="24"/>
-        </w:rPr>
-        <w:t xml:space="preserve">Member, </w:t>
-      </w:r>
-      <w:r>
-        <w:rPr>
-          <w:rFonts w:ascii="Times New Roman" w:hAnsi="Times New Roman"/>
-          <w:strike/>
-          <w:color w:val="C00000"/>
-          <w:sz w:val="24"/>
-          <w:szCs w:val="24"/>
-        </w:rPr>
-        <w:t xml:space="preserve">after the end of each fiscal year, the tax information (including Schedule K-1s, where applicable) necessary for the Member's returns. </w:t>
-      </w:r>
-      <w:r>
-        <w:rPr>
-          <w:rFonts w:ascii="Times New Roman" w:hAnsi="Times New Roman"/>
-          <w:color w:val="0645AD"/>
-          <w:u w:val="single"/>
-          <w:sz w:val="24"/>
-          <w:szCs w:val="24"/>
-        </w:rPr>
-        <w:t xml:space="preserve">consistent with Section 9.1. </w:t>
-      </w:r>
-    </w:p>
-    <w:p>
-      <w:pPr>
-        <w:keepLines/>
-        <w:widowControl/>
-        <w:spacing w:after="160"/>
-        <w:jc w:val="both"/>
-      </w:pPr>
-      <w:r>
-        <w:rPr>
-          <w:rFonts w:ascii="Times New Roman" w:hAnsi="Times New Roman"/>
-          <w:sz w:val="24"/>
-          <w:szCs w:val="24"/>
-        </w:rPr>
-        <w:t xml:space="preserve">9.3 </w:t>
-      </w:r>
-      <w:r>
-        <w:rPr>
-          <w:rFonts w:ascii="Times New Roman" w:hAnsi="Times New Roman"/>
-          <w:strike/>
-          <w:color w:val="C00000"/>
-          <w:sz w:val="24"/>
-          <w:szCs w:val="24"/>
-        </w:rPr>
-        <w:t xml:space="preserve">Partnership Representative. </w:t>
-      </w:r>
-      <w:r>
-        <w:rPr>
-          <w:rFonts w:ascii="Times New Roman" w:hAnsi="Times New Roman"/>
-          <w:color w:val="0645AD"/>
-          <w:u w:val="single"/>
-          <w:sz w:val="24"/>
-          <w:szCs w:val="24"/>
-        </w:rPr>
-        <w:t xml:space="preserve">Fiscal Year. </w:t>
-      </w:r>
-      <w:r>
-        <w:rPr>
-          <w:rFonts w:ascii="Times New Roman" w:hAnsi="Times New Roman"/>
-          <w:sz w:val="24"/>
-          <w:szCs w:val="24"/>
-        </w:rPr>
-        <w:t xml:space="preserve">The </w:t>
-      </w:r>
-      <w:r>
-        <w:rPr>
-          <w:rFonts w:ascii="Times New Roman" w:hAnsi="Times New Roman"/>
-          <w:strike/>
-          <w:color w:val="C00000"/>
-          <w:sz w:val="24"/>
-          <w:szCs w:val="24"/>
-        </w:rPr>
-        <w:t xml:space="preserve">Manager (or a person the Manager designates) shall serve as the "partnership representative" within the meaning </w:t>
-      </w:r>
-      <w:r>
-        <w:rPr>
-          <w:rFonts w:ascii="Times New Roman" w:hAnsi="Times New Roman"/>
-          <w:color w:val="0645AD"/>
-          <w:u w:val="single"/>
-          <w:sz w:val="24"/>
-          <w:szCs w:val="24"/>
-        </w:rPr>
-        <w:t xml:space="preserve">fiscal year </w:t>
-      </w:r>
-      <w:r>
-        <w:rPr>
-          <w:rFonts w:ascii="Times New Roman" w:hAnsi="Times New Roman"/>
-          <w:sz w:val="24"/>
-          <w:szCs w:val="24"/>
-        </w:rPr>
-        <w:t xml:space="preserve">of </w:t>
-      </w:r>
-      <w:r>
-        <w:rPr>
-          <w:rFonts w:ascii="Times New Roman" w:hAnsi="Times New Roman"/>
-          <w:strike/>
-          <w:color w:val="C00000"/>
-          <w:sz w:val="24"/>
-          <w:szCs w:val="24"/>
-        </w:rPr>
-        <w:t xml:space="preserve">section 6223 of the Code for </w:t>
-      </w:r>
-      <w:r>
-        <w:rPr>
-          <w:rFonts w:ascii="Times New Roman" w:hAnsi="Times New Roman"/>
-          <w:sz w:val="24"/>
-          <w:szCs w:val="24"/>
-        </w:rPr>
-        <w:t xml:space="preserve">the Company and </w:t>
-      </w:r>
-      <w:r>
-        <w:rPr>
-          <w:rFonts w:ascii="Times New Roman" w:hAnsi="Times New Roman"/>
-          <w:strike/>
-          <w:color w:val="C00000"/>
-          <w:sz w:val="24"/>
-          <w:szCs w:val="24"/>
-        </w:rPr>
-        <w:t xml:space="preserve">for </w:t>
-      </w:r>
-      <w:r>
-        <w:rPr>
-          <w:rFonts w:ascii="Times New Roman" w:hAnsi="Times New Roman"/>
-          <w:color w:val="0645AD"/>
-          <w:u w:val="single"/>
-          <w:sz w:val="24"/>
-          <w:szCs w:val="24"/>
-        </w:rPr>
-        <w:t xml:space="preserve">of </w:t>
-      </w:r>
-      <w:r>
-        <w:rPr>
-          <w:rFonts w:ascii="Times New Roman" w:hAnsi="Times New Roman"/>
-          <w:sz w:val="24"/>
-          <w:szCs w:val="24"/>
-        </w:rPr>
-        <w:t xml:space="preserve">each Protected Series </w:t>
-      </w:r>
-      <w:r>
-        <w:rPr>
-          <w:rFonts w:ascii="Times New Roman" w:hAnsi="Times New Roman"/>
-          <w:strike/>
-          <w:color w:val="C00000"/>
-          <w:sz w:val="24"/>
-          <w:szCs w:val="24"/>
-        </w:rPr>
-        <w:t xml:space="preserve">classified as a partnership, with all authority granted to a partnership representative under </w:t>
-      </w:r>
-      <w:r>
-        <w:rPr>
-          <w:rFonts w:ascii="Times New Roman" w:hAnsi="Times New Roman"/>
-          <w:color w:val="0645AD"/>
-          <w:u w:val="single"/>
-          <w:sz w:val="24"/>
-          <w:szCs w:val="24"/>
-        </w:rPr>
-        <w:t xml:space="preserve">is </w:t>
-      </w:r>
-      <w:r>
-        <w:rPr>
-          <w:rFonts w:ascii="Times New Roman" w:hAnsi="Times New Roman"/>
-          <w:sz w:val="24"/>
-          <w:szCs w:val="24"/>
-        </w:rPr>
-        <w:t xml:space="preserve">the </w:t>
-      </w:r>
-      <w:r>
-        <w:rPr>
-          <w:rFonts w:ascii="Times New Roman" w:hAnsi="Times New Roman"/>
-          <w:strike/>
-          <w:color w:val="C00000"/>
-          <w:sz w:val="24"/>
-          <w:szCs w:val="24"/>
-        </w:rPr>
-        <w:t xml:space="preserve">Code, including </w:t>
-      </w:r>
-      <w:r>
-        <w:rPr>
-          <w:rFonts w:ascii="Times New Roman" w:hAnsi="Times New Roman"/>
-          <w:color w:val="0645AD"/>
-          <w:u w:val="single"/>
-          <w:sz w:val="24"/>
-          <w:szCs w:val="24"/>
-        </w:rPr>
-        <w:t xml:space="preserve">calendar year unless </w:t>
-      </w:r>
-      <w:r>
-        <w:rPr>
-          <w:rFonts w:ascii="Times New Roman" w:hAnsi="Times New Roman"/>
-          <w:sz w:val="24"/>
-          <w:szCs w:val="24"/>
-        </w:rPr>
-        <w:t xml:space="preserve">the </w:t>
-      </w:r>
-      <w:r>
-        <w:rPr>
-          <w:rFonts w:ascii="Times New Roman" w:hAnsi="Times New Roman"/>
-          <w:strike/>
-          <w:color w:val="C00000"/>
-          <w:sz w:val="24"/>
-          <w:szCs w:val="24"/>
-        </w:rPr>
-        <w:t xml:space="preserve">authority to make or revoke elections (including elections under sections 6221(b) and 6226 of the Code), to conduct and resolve audits and proceedings, and to bind the Members as the Code provides. Each Member shall provide the information, and take the actions, reasonably requested by the partnership representative in connection with any tax matter, and shall pay the Member's share of any imputed underpayment or similar amount attributable to the Member as reasonably determined by the partnership representative. </w:t>
-      </w:r>
-      <w:r>
-        <w:rPr>
-          <w:rFonts w:ascii="Times New Roman" w:hAnsi="Times New Roman"/>
-          <w:color w:val="0645AD"/>
-          <w:u w:val="single"/>
-          <w:sz w:val="24"/>
-          <w:szCs w:val="24"/>
-        </w:rPr>
-        <w:t xml:space="preserve">Manager selects another permitted year. </w:t>
-      </w:r>
-    </w:p>
-    <w:p>
-      <w:pPr>
-        <w:keepLines/>
-        <w:widowControl/>
-        <w:spacing w:after="160"/>
-        <w:jc w:val="both"/>
-      </w:pPr>
-      <w:r>
-        <w:rPr>
-          <w:rFonts w:ascii="Times New Roman" w:hAnsi="Times New Roman"/>
-          <w:sz w:val="24"/>
-          <w:szCs w:val="24"/>
-        </w:rPr>
-        <w:t xml:space="preserve">9.4 </w:t>
-      </w:r>
-      <w:r>
-        <w:rPr>
-          <w:rFonts w:ascii="Times New Roman" w:hAnsi="Times New Roman"/>
-          <w:strike/>
-          <w:color w:val="C00000"/>
-          <w:sz w:val="24"/>
-          <w:szCs w:val="24"/>
-        </w:rPr>
-        <w:t xml:space="preserve">Tax Elections. The Manager may make, change, or revoke any tax election for the Company or </w:t>
-      </w:r>
-      <w:r>
-        <w:rPr>
-          <w:rFonts w:ascii="Times New Roman" w:hAnsi="Times New Roman"/>
-          <w:color w:val="0645AD"/>
-          <w:u w:val="single"/>
-          <w:sz w:val="24"/>
-          <w:szCs w:val="24"/>
-        </w:rPr>
-        <w:t xml:space="preserve">Change in Circumstances. If </w:t>
-      </w:r>
-      <w:r>
-        <w:rPr>
-          <w:rFonts w:ascii="Times New Roman" w:hAnsi="Times New Roman"/>
-          <w:sz w:val="24"/>
-          <w:szCs w:val="24"/>
-        </w:rPr>
-        <w:t xml:space="preserve">any Protected Series </w:t>
-      </w:r>
-      <w:r>
-        <w:rPr>
-          <w:rFonts w:ascii="Times New Roman" w:hAnsi="Times New Roman"/>
-          <w:color w:val="0645AD"/>
-          <w:u w:val="single"/>
-          <w:sz w:val="24"/>
-          <w:szCs w:val="24"/>
-        </w:rPr>
-        <w:t xml:space="preserve">or the Company ceases to qualify for disregarded treatment </w:t>
-      </w:r>
-      <w:r>
-        <w:rPr>
-          <w:rFonts w:ascii="Times New Roman" w:hAnsi="Times New Roman"/>
-          <w:sz w:val="24"/>
-          <w:szCs w:val="24"/>
-        </w:rPr>
-        <w:t xml:space="preserve">(including </w:t>
-      </w:r>
-      <w:r>
-        <w:rPr>
-          <w:rFonts w:ascii="Times New Roman" w:hAnsi="Times New Roman"/>
-          <w:color w:val="0645AD"/>
-          <w:u w:val="single"/>
-          <w:sz w:val="24"/>
-          <w:szCs w:val="24"/>
-        </w:rPr>
-        <w:t xml:space="preserve">upon the admission of </w:t>
-      </w:r>
-      <w:r>
-        <w:rPr>
-          <w:rFonts w:ascii="Times New Roman" w:hAnsi="Times New Roman"/>
-          <w:sz w:val="24"/>
-          <w:szCs w:val="24"/>
-        </w:rPr>
-        <w:t xml:space="preserve">an </w:t>
-      </w:r>
-      <w:r>
-        <w:rPr>
-          <w:rFonts w:ascii="Times New Roman" w:hAnsi="Times New Roman"/>
-          <w:strike/>
-          <w:color w:val="C00000"/>
-          <w:sz w:val="24"/>
-          <w:szCs w:val="24"/>
-        </w:rPr>
-        <w:t xml:space="preserve">election under section 754 </w:t>
-      </w:r>
-      <w:r>
-        <w:rPr>
-          <w:rFonts w:ascii="Times New Roman" w:hAnsi="Times New Roman"/>
-          <w:color w:val="0645AD"/>
-          <w:u w:val="single"/>
-          <w:sz w:val="24"/>
-          <w:szCs w:val="24"/>
-        </w:rPr>
-        <w:t xml:space="preserve">additional member or the association </w:t>
-      </w:r>
-      <w:r>
-        <w:rPr>
-          <w:rFonts w:ascii="Times New Roman" w:hAnsi="Times New Roman"/>
-          <w:sz w:val="24"/>
-          <w:szCs w:val="24"/>
-        </w:rPr>
-        <w:t xml:space="preserve">of </w:t>
-      </w:r>
-      <w:r>
-        <w:rPr>
-          <w:rFonts w:ascii="Times New Roman" w:hAnsi="Times New Roman"/>
-          <w:color w:val="0645AD"/>
-          <w:u w:val="single"/>
-          <w:sz w:val="24"/>
-          <w:szCs w:val="24"/>
-        </w:rPr>
-        <w:t xml:space="preserve">an additional person with any Protected Series), </w:t>
-      </w:r>
-      <w:r>
-        <w:rPr>
-          <w:rFonts w:ascii="Times New Roman" w:hAnsi="Times New Roman"/>
-          <w:sz w:val="24"/>
-          <w:szCs w:val="24"/>
-        </w:rPr>
-        <w:t xml:space="preserve">the </w:t>
-      </w:r>
-      <w:r>
-        <w:rPr>
-          <w:rFonts w:ascii="Times New Roman" w:hAnsi="Times New Roman"/>
-          <w:strike/>
-          <w:color w:val="C00000"/>
-          <w:sz w:val="24"/>
-          <w:szCs w:val="24"/>
-        </w:rPr>
-        <w:t xml:space="preserve">Code) that </w:t>
-      </w:r>
-      <w:r>
-        <w:rPr>
-          <w:rFonts w:ascii="Times New Roman" w:hAnsi="Times New Roman"/>
-          <w:color w:val="0645AD"/>
-          <w:u w:val="single"/>
-          <w:sz w:val="24"/>
-          <w:szCs w:val="24"/>
-        </w:rPr>
-        <w:t xml:space="preserve">Member and </w:t>
-      </w:r>
-      <w:r>
-        <w:rPr>
-          <w:rFonts w:ascii="Times New Roman" w:hAnsi="Times New Roman"/>
-          <w:sz w:val="24"/>
-          <w:szCs w:val="24"/>
-        </w:rPr>
-        <w:t xml:space="preserve">the Manager </w:t>
-      </w:r>
-      <w:r>
-        <w:rPr>
-          <w:rFonts w:ascii="Times New Roman" w:hAnsi="Times New Roman"/>
-          <w:strike/>
-          <w:color w:val="C00000"/>
-          <w:sz w:val="24"/>
-          <w:szCs w:val="24"/>
-        </w:rPr>
-        <w:t xml:space="preserve">determines to be </w:t>
-      </w:r>
-      <w:r>
-        <w:rPr>
-          <w:rFonts w:ascii="Times New Roman" w:hAnsi="Times New Roman"/>
-          <w:color w:val="0645AD"/>
-          <w:u w:val="single"/>
-          <w:sz w:val="24"/>
-          <w:szCs w:val="24"/>
-        </w:rPr>
-        <w:t xml:space="preserve">shall amend this Agreement (or adopt the Company's partnership-form operating agreement) as provided </w:t>
-      </w:r>
-      <w:r>
-        <w:rPr>
-          <w:rFonts w:ascii="Times New Roman" w:hAnsi="Times New Roman"/>
-          <w:sz w:val="24"/>
-          <w:szCs w:val="24"/>
-        </w:rPr>
-        <w:t xml:space="preserve">in </w:t>
-      </w:r>
-      <w:r>
-        <w:rPr>
-          <w:rFonts w:ascii="Times New Roman" w:hAnsi="Times New Roman"/>
-          <w:color w:val="0645AD"/>
-          <w:u w:val="single"/>
-          <w:sz w:val="24"/>
-          <w:szCs w:val="24"/>
-        </w:rPr>
-        <w:t xml:space="preserve">Section 13.1 before or promptly upon </w:t>
-      </w:r>
-      <w:r>
-        <w:rPr>
-          <w:rFonts w:ascii="Times New Roman" w:hAnsi="Times New Roman"/>
-          <w:sz w:val="24"/>
-          <w:szCs w:val="24"/>
-        </w:rPr>
-        <w:t xml:space="preserve">the </w:t>
-      </w:r>
-      <w:r>
-        <w:rPr>
-          <w:rFonts w:ascii="Times New Roman" w:hAnsi="Times New Roman"/>
-          <w:strike/>
-          <w:color w:val="C00000"/>
-          <w:sz w:val="24"/>
-          <w:szCs w:val="24"/>
-        </w:rPr>
-        <w:t xml:space="preserve">best interests of the Members as a whole. </w:t>
-      </w:r>
-      <w:r>
-        <w:rPr>
-          <w:rFonts w:ascii="Times New Roman" w:hAnsi="Times New Roman"/>
-          <w:color w:val="0645AD"/>
-          <w:u w:val="single"/>
-          <w:sz w:val="24"/>
-          <w:szCs w:val="24"/>
-        </w:rPr>
-        <w:t xml:space="preserve">change. </w:t>
-      </w:r>
-    </w:p>
-    <w:p>
-      <w:pPr>
-        <w:keepLines/>
-        <w:widowControl/>
-        <w:spacing w:after="160"/>
-        <w:jc w:val="both"/>
-      </w:pPr>
-      <w:r>
-        <w:rPr>
-          <w:rFonts w:ascii="Times New Roman" w:hAnsi="Times New Roman"/>
-          <w:strike/>
-          <w:color w:val="C00000"/>
-          <w:sz w:val="24"/>
-          <w:szCs w:val="24"/>
-        </w:rPr>
-        <w:t xml:space="preserve">9.5 Fiscal Year. The fiscal year of the Company and of each Protected Series is the calendar year unless the Manager selects another permitted year. </w:t>
-      </w:r>
-      <w:r>
-        <w:rPr>
-          <w:rFonts w:ascii="Times New Roman" w:hAnsi="Times New Roman"/>
-          <w:color w:val="0645AD"/>
-          <w:u w:val="single"/>
-          <w:sz w:val="24"/>
-          <w:szCs w:val="24"/>
-        </w:rPr>
-        <w:t xml:space="preserve">ARTICLE 10 — TRANSFERS </w:t>
-      </w:r>
-    </w:p>
-    <w:p>
-      <w:pPr>
-        <w:keepLines/>
-        <w:widowControl/>
-        <w:spacing w:after="160"/>
-        <w:jc w:val="both"/>
-      </w:pPr>
-      <w:r>
-        <w:rPr>
-          <w:rFonts w:ascii="Times New Roman" w:hAnsi="Times New Roman"/>
-          <w:strike/>
-          <w:color w:val="C00000"/>
-          <w:sz w:val="24"/>
-          <w:szCs w:val="24"/>
-        </w:rPr>
-        <w:t xml:space="preserve">ARTICLE 10 — TRANSFERS; CREDITOR PROVISIONS </w:t>
-      </w:r>
-      <w:r>
-        <w:rPr>
-          <w:rFonts w:ascii="Times New Roman" w:hAnsi="Times New Roman"/>
-          <w:color w:val="0645AD"/>
-          <w:u w:val="single"/>
-          <w:sz w:val="24"/>
-          <w:szCs w:val="24"/>
-        </w:rPr>
-        <w:t xml:space="preserve">10.1 Restriction on Transfer. The Member shall not Transfer all or any portion of the Membership Interest, or any right to receive distributions from the Company or any Protected Series, except (a) a Transfer to an Immediate Family Member made in compliance with Section 10.2, (b) a Transfer effective at death pursuant to the TOD designation under Section 4.6, or (c) another Transfer approved in writing by the Member and reflected in an amendment to Exhibit A. Any purported Transfer in violation of this Article is void to the fullest extent permitted by law, and the transferee acquires no rights other than those, if any, mandated by the Act. </w:t>
-      </w:r>
-    </w:p>
-    <w:p>
-      <w:pPr>
-        <w:keepLines/>
-        <w:widowControl/>
-        <w:spacing w:after="160"/>
-        <w:jc w:val="both"/>
-      </w:pPr>
-      <w:r>
-        <w:rPr>
-          <w:rFonts w:ascii="Times New Roman" w:hAnsi="Times New Roman"/>
-          <w:strike/>
-          <w:color w:val="C00000"/>
-          <w:sz w:val="24"/>
-          <w:szCs w:val="24"/>
-        </w:rPr>
-        <w:t xml:space="preserve">10.1 Restriction on Transfer. No Member shall </w:t>
-      </w:r>
-      <w:r>
-        <w:rPr>
-          <w:rFonts w:ascii="Times New Roman" w:hAnsi="Times New Roman"/>
-          <w:color w:val="0645AD"/>
-          <w:u w:val="single"/>
-          <w:sz w:val="24"/>
-          <w:szCs w:val="24"/>
-        </w:rPr>
-        <w:t xml:space="preserve">10.2 Permitted Family Transfers. A </w:t>
-      </w:r>
-      <w:r>
-        <w:rPr>
-          <w:rFonts w:ascii="Times New Roman" w:hAnsi="Times New Roman"/>
-          <w:sz w:val="24"/>
-          <w:szCs w:val="24"/>
-        </w:rPr>
-        <w:t xml:space="preserve">Transfer </w:t>
-      </w:r>
-      <w:r>
-        <w:rPr>
-          <w:rFonts w:ascii="Times New Roman" w:hAnsi="Times New Roman"/>
-          <w:color w:val="0645AD"/>
-          <w:u w:val="single"/>
-          <w:sz w:val="24"/>
-          <w:szCs w:val="24"/>
-        </w:rPr>
-        <w:t xml:space="preserve">of </w:t>
-      </w:r>
-      <w:r>
-        <w:rPr>
-          <w:rFonts w:ascii="Times New Roman" w:hAnsi="Times New Roman"/>
-          <w:sz w:val="24"/>
-          <w:szCs w:val="24"/>
-        </w:rPr>
-        <w:t xml:space="preserve">all or </w:t>
-      </w:r>
-      <w:r>
-        <w:rPr>
-          <w:rFonts w:ascii="Times New Roman" w:hAnsi="Times New Roman"/>
-          <w:strike/>
-          <w:color w:val="C00000"/>
-          <w:sz w:val="24"/>
-          <w:szCs w:val="24"/>
-        </w:rPr>
-        <w:t xml:space="preserve">any portion </w:t>
-      </w:r>
-      <w:r>
-        <w:rPr>
-          <w:rFonts w:ascii="Times New Roman" w:hAnsi="Times New Roman"/>
-          <w:color w:val="0645AD"/>
-          <w:u w:val="single"/>
-          <w:sz w:val="24"/>
-          <w:szCs w:val="24"/>
-        </w:rPr>
-        <w:t xml:space="preserve">part </w:t>
-      </w:r>
-      <w:r>
-        <w:rPr>
-          <w:rFonts w:ascii="Times New Roman" w:hAnsi="Times New Roman"/>
-          <w:sz w:val="24"/>
-          <w:szCs w:val="24"/>
-        </w:rPr>
-        <w:t xml:space="preserve">of </w:t>
-      </w:r>
-      <w:r>
-        <w:rPr>
-          <w:rFonts w:ascii="Times New Roman" w:hAnsi="Times New Roman"/>
-          <w:strike/>
-          <w:color w:val="C00000"/>
-          <w:sz w:val="24"/>
-          <w:szCs w:val="24"/>
-        </w:rPr>
-        <w:t xml:space="preserve">a </w:t>
-      </w:r>
-      <w:r>
-        <w:rPr>
-          <w:rFonts w:ascii="Times New Roman" w:hAnsi="Times New Roman"/>
-          <w:color w:val="0645AD"/>
-          <w:u w:val="single"/>
-          <w:sz w:val="24"/>
-          <w:szCs w:val="24"/>
-        </w:rPr>
-        <w:t xml:space="preserve">the </w:t>
-      </w:r>
-      <w:r>
-        <w:rPr>
-          <w:rFonts w:ascii="Times New Roman" w:hAnsi="Times New Roman"/>
-          <w:sz w:val="24"/>
-          <w:szCs w:val="24"/>
-        </w:rPr>
-        <w:t xml:space="preserve">Membership </w:t>
-      </w:r>
-      <w:r>
-        <w:rPr>
-          <w:rFonts w:ascii="Times New Roman" w:hAnsi="Times New Roman"/>
-          <w:strike/>
-          <w:color w:val="C00000"/>
-          <w:sz w:val="24"/>
-          <w:szCs w:val="24"/>
-        </w:rPr>
-        <w:t xml:space="preserve">Interest, or any right to receive distributions from the Company or any Protected Series, except (a) a Transfer </w:t>
-      </w:r>
-      <w:r>
-        <w:rPr>
-          <w:rFonts w:ascii="Times New Roman" w:hAnsi="Times New Roman"/>
-          <w:color w:val="0645AD"/>
-          <w:u w:val="single"/>
-          <w:sz w:val="24"/>
-          <w:szCs w:val="24"/>
-        </w:rPr>
-        <w:t xml:space="preserve">Interest </w:t>
-      </w:r>
-      <w:r>
-        <w:rPr>
-          <w:rFonts w:ascii="Times New Roman" w:hAnsi="Times New Roman"/>
-          <w:sz w:val="24"/>
-          <w:szCs w:val="24"/>
-        </w:rPr>
-        <w:t xml:space="preserve">to an Immediate Family Member </w:t>
-      </w:r>
-      <w:r>
-        <w:rPr>
-          <w:rFonts w:ascii="Times New Roman" w:hAnsi="Times New Roman"/>
-          <w:strike/>
-          <w:color w:val="C00000"/>
-          <w:sz w:val="24"/>
-          <w:szCs w:val="24"/>
-        </w:rPr>
-        <w:t xml:space="preserve">of </w:t>
-      </w:r>
-      <w:r>
-        <w:rPr>
-          <w:rFonts w:ascii="Times New Roman" w:hAnsi="Times New Roman"/>
-          <w:color w:val="0645AD"/>
-          <w:u w:val="single"/>
-          <w:sz w:val="24"/>
-          <w:szCs w:val="24"/>
-        </w:rPr>
-        <w:t xml:space="preserve">is permitted, provided </w:t>
-      </w:r>
-      <w:r>
-        <w:rPr>
-          <w:rFonts w:ascii="Times New Roman" w:hAnsi="Times New Roman"/>
-          <w:sz w:val="24"/>
-          <w:szCs w:val="24"/>
-        </w:rPr>
-        <w:t xml:space="preserve">the </w:t>
-      </w:r>
-      <w:r>
-        <w:rPr>
-          <w:rFonts w:ascii="Times New Roman" w:hAnsi="Times New Roman"/>
-          <w:strike/>
-          <w:color w:val="C00000"/>
-          <w:sz w:val="24"/>
-          <w:szCs w:val="24"/>
-        </w:rPr>
-        <w:t xml:space="preserve">transferring Member made in compliance with Section 10.2, (b) a Transfer effective at death pursuant </w:t>
-      </w:r>
-      <w:r>
-        <w:rPr>
-          <w:rFonts w:ascii="Times New Roman" w:hAnsi="Times New Roman"/>
-          <w:color w:val="0645AD"/>
-          <w:u w:val="single"/>
-          <w:sz w:val="24"/>
-          <w:szCs w:val="24"/>
-        </w:rPr>
-        <w:t xml:space="preserve">transferee delivers </w:t>
-      </w:r>
-      <w:r>
-        <w:rPr>
-          <w:rFonts w:ascii="Times New Roman" w:hAnsi="Times New Roman"/>
-          <w:sz w:val="24"/>
-          <w:szCs w:val="24"/>
-        </w:rPr>
-        <w:t xml:space="preserve">to the </w:t>
-      </w:r>
-      <w:r>
-        <w:rPr>
-          <w:rFonts w:ascii="Times New Roman" w:hAnsi="Times New Roman"/>
-          <w:strike/>
-          <w:color w:val="C00000"/>
-          <w:sz w:val="24"/>
-          <w:szCs w:val="24"/>
-        </w:rPr>
-        <w:t xml:space="preserve">transferring Member's TOD designation </w:t>
-      </w:r>
-      <w:r>
-        <w:rPr>
-          <w:rFonts w:ascii="Times New Roman" w:hAnsi="Times New Roman"/>
-          <w:color w:val="0645AD"/>
-          <w:u w:val="single"/>
-          <w:sz w:val="24"/>
-          <w:szCs w:val="24"/>
-        </w:rPr>
-        <w:t xml:space="preserve">Company a signed agreement to be bound by this Agreement. A transferee (other than a person admitted as a member </w:t>
-      </w:r>
-      <w:r>
-        <w:rPr>
-          <w:rFonts w:ascii="Times New Roman" w:hAnsi="Times New Roman"/>
-          <w:sz w:val="24"/>
-          <w:szCs w:val="24"/>
-        </w:rPr>
-        <w:t xml:space="preserve">under Section </w:t>
-      </w:r>
-      <w:r>
-        <w:rPr>
-          <w:rFonts w:ascii="Times New Roman" w:hAnsi="Times New Roman"/>
-          <w:strike/>
-          <w:color w:val="C00000"/>
-          <w:sz w:val="24"/>
-          <w:szCs w:val="24"/>
-        </w:rPr>
-        <w:t xml:space="preserve">4.11, </w:t>
-      </w:r>
-      <w:r>
-        <w:rPr>
-          <w:rFonts w:ascii="Times New Roman" w:hAnsi="Times New Roman"/>
-          <w:color w:val="0645AD"/>
-          <w:u w:val="single"/>
-          <w:sz w:val="24"/>
-          <w:szCs w:val="24"/>
-        </w:rPr>
-        <w:t xml:space="preserve">11.1) holds only the transferable interest — the right to receive distributions that would otherwise be paid to the Member with respect to the transferred interest — and has no right to participate in management, to inspect records, </w:t>
-      </w:r>
-      <w:r>
-        <w:rPr>
-          <w:rFonts w:ascii="Times New Roman" w:hAnsi="Times New Roman"/>
-          <w:sz w:val="24"/>
-          <w:szCs w:val="24"/>
-        </w:rPr>
-        <w:t xml:space="preserve">or </w:t>
-      </w:r>
-      <w:r>
-        <w:rPr>
-          <w:rFonts w:ascii="Times New Roman" w:hAnsi="Times New Roman"/>
-          <w:strike/>
-          <w:color w:val="C00000"/>
-          <w:sz w:val="24"/>
-          <w:szCs w:val="24"/>
-        </w:rPr>
-        <w:t xml:space="preserve">(c) another Transfer made with the prior written consent of the Manager and </w:t>
-      </w:r>
-      <w:r>
-        <w:rPr>
-          <w:rFonts w:ascii="Times New Roman" w:hAnsi="Times New Roman"/>
-          <w:color w:val="0645AD"/>
-          <w:u w:val="single"/>
-          <w:sz w:val="24"/>
-          <w:szCs w:val="24"/>
-        </w:rPr>
-        <w:t xml:space="preserve">to exercise any other right </w:t>
-      </w:r>
-      <w:r>
-        <w:rPr>
-          <w:rFonts w:ascii="Times New Roman" w:hAnsi="Times New Roman"/>
-          <w:sz w:val="24"/>
-          <w:szCs w:val="24"/>
-        </w:rPr>
-        <w:t xml:space="preserve">of a </w:t>
-      </w:r>
-      <w:r>
-        <w:rPr>
-          <w:rFonts w:ascii="Times New Roman" w:hAnsi="Times New Roman"/>
-          <w:strike/>
-          <w:color w:val="C00000"/>
-          <w:sz w:val="24"/>
-          <w:szCs w:val="24"/>
-        </w:rPr>
-        <w:t xml:space="preserve">Majority in Interest of the Members other than the transferring Member. Any purported Transfer in violation of this Article is void to the fullest extent permitted by law, and the transferee acquires no rights other than those, if any, mandated by the Act. </w:t>
-      </w:r>
-      <w:r>
-        <w:rPr>
-          <w:rFonts w:ascii="Times New Roman" w:hAnsi="Times New Roman"/>
-          <w:color w:val="0645AD"/>
-          <w:u w:val="single"/>
-          <w:sz w:val="24"/>
-          <w:szCs w:val="24"/>
-        </w:rPr>
-        <w:t xml:space="preserve">member. </w:t>
-      </w:r>
-    </w:p>
-    <w:p>
-      <w:pPr>
-        <w:keepLines/>
-        <w:widowControl/>
-        <w:spacing w:after="160"/>
-        <w:jc w:val="both"/>
-      </w:pPr>
-      <w:r>
-        <w:rPr>
-          <w:rFonts w:ascii="Times New Roman" w:hAnsi="Times New Roman"/>
-          <w:strike/>
-          <w:color w:val="C00000"/>
-          <w:sz w:val="24"/>
-          <w:szCs w:val="24"/>
-        </w:rPr>
-        <w:t xml:space="preserve">10.2 Permitted Family Transfers. </w:t>
-      </w:r>
-      <w:r>
-        <w:rPr>
-          <w:rFonts w:ascii="Times New Roman" w:hAnsi="Times New Roman"/>
-          <w:color w:val="0645AD"/>
-          <w:u w:val="single"/>
-          <w:sz w:val="24"/>
-          <w:szCs w:val="24"/>
-        </w:rPr>
-        <w:t xml:space="preserve">10.3 No Dissociation by Transfer Alone. </w:t>
-      </w:r>
-      <w:r>
-        <w:rPr>
-          <w:rFonts w:ascii="Times New Roman" w:hAnsi="Times New Roman"/>
-          <w:sz w:val="24"/>
-          <w:szCs w:val="24"/>
-        </w:rPr>
-        <w:t xml:space="preserve">A Transfer </w:t>
-      </w:r>
-      <w:r>
-        <w:rPr>
-          <w:rFonts w:ascii="Times New Roman" w:hAnsi="Times New Roman"/>
-          <w:strike/>
-          <w:color w:val="C00000"/>
-          <w:sz w:val="24"/>
-          <w:szCs w:val="24"/>
-        </w:rPr>
-        <w:t xml:space="preserve">of all </w:t>
-      </w:r>
-      <w:r>
-        <w:rPr>
-          <w:rFonts w:ascii="Times New Roman" w:hAnsi="Times New Roman"/>
-          <w:color w:val="0645AD"/>
-          <w:u w:val="single"/>
-          <w:sz w:val="24"/>
-          <w:szCs w:val="24"/>
-        </w:rPr>
-        <w:t xml:space="preserve">does not by itself dissociate the Member </w:t>
-      </w:r>
-      <w:r>
-        <w:rPr>
-          <w:rFonts w:ascii="Times New Roman" w:hAnsi="Times New Roman"/>
-          <w:sz w:val="24"/>
-          <w:szCs w:val="24"/>
-        </w:rPr>
-        <w:t xml:space="preserve">or </w:t>
-      </w:r>
-      <w:r>
-        <w:rPr>
-          <w:rFonts w:ascii="Times New Roman" w:hAnsi="Times New Roman"/>
-          <w:strike/>
-          <w:color w:val="C00000"/>
-          <w:sz w:val="24"/>
-          <w:szCs w:val="24"/>
-        </w:rPr>
-        <w:t xml:space="preserve">part of a Membership Interest to an Immediate Family Member of the transferring Member is permitted, provided the transferee delivers to </w:t>
-      </w:r>
-      <w:r>
-        <w:rPr>
-          <w:rFonts w:ascii="Times New Roman" w:hAnsi="Times New Roman"/>
-          <w:color w:val="0645AD"/>
-          <w:u w:val="single"/>
-          <w:sz w:val="24"/>
-          <w:szCs w:val="24"/>
-        </w:rPr>
-        <w:t xml:space="preserve">dissolve </w:t>
-      </w:r>
-      <w:r>
-        <w:rPr>
-          <w:rFonts w:ascii="Times New Roman" w:hAnsi="Times New Roman"/>
-          <w:sz w:val="24"/>
-          <w:szCs w:val="24"/>
-        </w:rPr>
-        <w:t xml:space="preserve">the Company </w:t>
-      </w:r>
-      <w:r>
-        <w:rPr>
-          <w:rFonts w:ascii="Times New Roman" w:hAnsi="Times New Roman"/>
-          <w:strike/>
-          <w:color w:val="C00000"/>
-          <w:sz w:val="24"/>
-          <w:szCs w:val="24"/>
-        </w:rPr>
-        <w:t xml:space="preserve">a signed agreement to be bound by this Agreement. The transferee holds the transferred interest as a transferee under Section 10.3 unless and until admitted as a Member under Section 12.1. </w:t>
-      </w:r>
-      <w:r>
-        <w:rPr>
-          <w:rFonts w:ascii="Times New Roman" w:hAnsi="Times New Roman"/>
-          <w:color w:val="0645AD"/>
-          <w:u w:val="single"/>
-          <w:sz w:val="24"/>
-          <w:szCs w:val="24"/>
-        </w:rPr>
-        <w:t xml:space="preserve">or any Protected Series. </w:t>
-      </w:r>
-    </w:p>
-    <w:p>
-      <w:pPr>
-        <w:keepLines/>
-        <w:widowControl/>
-        <w:spacing w:after="160"/>
-        <w:jc w:val="both"/>
-      </w:pPr>
-      <w:r>
-        <w:rPr>
-          <w:rFonts w:ascii="Times New Roman" w:hAnsi="Times New Roman"/>
-          <w:strike/>
-          <w:color w:val="C00000"/>
-          <w:sz w:val="24"/>
-          <w:szCs w:val="24"/>
-        </w:rPr>
-        <w:t xml:space="preserve">10.3 Rights of Transferees. A transferee (including a permitted family transferee) who is not admitted as a Member under Article 12 holds only the transferable interest </w:t>
-      </w:r>
-      <w:r>
-        <w:rPr>
-          <w:rFonts w:ascii="Times New Roman" w:hAnsi="Times New Roman"/>
-          <w:color w:val="0645AD"/>
-          <w:u w:val="single"/>
-          <w:sz w:val="24"/>
-          <w:szCs w:val="24"/>
-        </w:rPr>
-        <w:t xml:space="preserve">ARTICLE 11 </w:t>
-      </w:r>
-      <w:r>
-        <w:rPr>
-          <w:rFonts w:ascii="Times New Roman" w:hAnsi="Times New Roman"/>
-          <w:sz w:val="24"/>
-          <w:szCs w:val="24"/>
-        </w:rPr>
-        <w:t xml:space="preserve">— </w:t>
-      </w:r>
-      <w:r>
-        <w:rPr>
-          <w:rFonts w:ascii="Times New Roman" w:hAnsi="Times New Roman"/>
-          <w:strike/>
-          <w:color w:val="C00000"/>
-          <w:sz w:val="24"/>
-          <w:szCs w:val="24"/>
-        </w:rPr>
-        <w:t xml:space="preserve">the right to receive the distributions that would otherwise be paid to the transferor with respect to the transferred interest — and has no right to vote, to participate in management, to inspect records, or to exercise any other right of a member, except as the Act mandates. A transferred interest remains subject to this Agreement in the hands of every transferee. </w:t>
-      </w:r>
-      <w:r>
-        <w:rPr>
-          <w:rFonts w:ascii="Times New Roman" w:hAnsi="Times New Roman"/>
-          <w:color w:val="0645AD"/>
-          <w:u w:val="single"/>
-          <w:sz w:val="24"/>
-          <w:szCs w:val="24"/>
-        </w:rPr>
-        <w:t xml:space="preserve">ADMISSION OF ADDITIONAL MEMBERS </w:t>
-      </w:r>
-    </w:p>
-    <w:p>
-      <w:pPr>
-        <w:keepLines/>
-        <w:widowControl/>
-        <w:spacing w:after="160"/>
-        <w:jc w:val="both"/>
-      </w:pPr>
-      <w:r>
-        <w:rPr>
-          <w:rFonts w:ascii="Times New Roman" w:hAnsi="Times New Roman"/>
-          <w:strike/>
-          <w:color w:val="C00000"/>
-          <w:sz w:val="24"/>
-          <w:szCs w:val="24"/>
-        </w:rPr>
-        <w:t xml:space="preserve">10.4 Involuntary Transfers; Option </w:t>
-      </w:r>
-      <w:r>
-        <w:rPr>
-          <w:rFonts w:ascii="Times New Roman" w:hAnsi="Times New Roman"/>
-          <w:color w:val="0645AD"/>
-          <w:u w:val="single"/>
-          <w:sz w:val="24"/>
-          <w:szCs w:val="24"/>
-        </w:rPr>
-        <w:t xml:space="preserve">11.1 Admission. One or more additional members may be admitted </w:t>
-      </w:r>
-      <w:r>
-        <w:rPr>
-          <w:rFonts w:ascii="Times New Roman" w:hAnsi="Times New Roman"/>
-          <w:sz w:val="24"/>
-          <w:szCs w:val="24"/>
-        </w:rPr>
-        <w:t xml:space="preserve">to </w:t>
-      </w:r>
-      <w:r>
-        <w:rPr>
-          <w:rFonts w:ascii="Times New Roman" w:hAnsi="Times New Roman"/>
-          <w:strike/>
-          <w:color w:val="C00000"/>
-          <w:sz w:val="24"/>
-          <w:szCs w:val="24"/>
-        </w:rPr>
-        <w:t xml:space="preserve">Acquire. Upon any Involuntary Transfer or any event that would result in an Involuntary Transfer </w:t>
-      </w:r>
-      <w:r>
-        <w:rPr>
-          <w:rFonts w:ascii="Times New Roman" w:hAnsi="Times New Roman"/>
-          <w:color w:val="0645AD"/>
-          <w:u w:val="single"/>
-          <w:sz w:val="24"/>
-          <w:szCs w:val="24"/>
-        </w:rPr>
-        <w:t xml:space="preserve">the Company only with the written consent </w:t>
-      </w:r>
-      <w:r>
-        <w:rPr>
-          <w:rFonts w:ascii="Times New Roman" w:hAnsi="Times New Roman"/>
-          <w:sz w:val="24"/>
-          <w:szCs w:val="24"/>
-        </w:rPr>
-        <w:t xml:space="preserve">of </w:t>
-      </w:r>
-      <w:r>
-        <w:rPr>
-          <w:rFonts w:ascii="Times New Roman" w:hAnsi="Times New Roman"/>
-          <w:strike/>
-          <w:color w:val="C00000"/>
-          <w:sz w:val="24"/>
-          <w:szCs w:val="24"/>
-        </w:rPr>
-        <w:t xml:space="preserve">all or part </w:t>
-      </w:r>
-      <w:r>
-        <w:rPr>
-          <w:rFonts w:ascii="Times New Roman" w:hAnsi="Times New Roman"/>
-          <w:color w:val="0645AD"/>
-          <w:u w:val="single"/>
-          <w:sz w:val="24"/>
-          <w:szCs w:val="24"/>
-        </w:rPr>
-        <w:t xml:space="preserve">the Member and upon the admitted person's delivery </w:t>
-      </w:r>
-      <w:r>
-        <w:rPr>
-          <w:rFonts w:ascii="Times New Roman" w:hAnsi="Times New Roman"/>
-          <w:sz w:val="24"/>
-          <w:szCs w:val="24"/>
-        </w:rPr>
-        <w:t xml:space="preserve">of a </w:t>
-      </w:r>
-      <w:r>
-        <w:rPr>
-          <w:rFonts w:ascii="Times New Roman" w:hAnsi="Times New Roman"/>
-          <w:strike/>
-          <w:color w:val="C00000"/>
-          <w:sz w:val="24"/>
-          <w:szCs w:val="24"/>
-        </w:rPr>
-        <w:t xml:space="preserve">Membership Interest, the Company shall have the option, exercisable </w:t>
-      </w:r>
-      <w:r>
-        <w:rPr>
-          <w:rFonts w:ascii="Times New Roman" w:hAnsi="Times New Roman"/>
-          <w:color w:val="0645AD"/>
-          <w:u w:val="single"/>
-          <w:sz w:val="24"/>
-          <w:szCs w:val="24"/>
-        </w:rPr>
-        <w:t xml:space="preserve">signed agreement to be bound </w:t>
-      </w:r>
-      <w:r>
-        <w:rPr>
-          <w:rFonts w:ascii="Times New Roman" w:hAnsi="Times New Roman"/>
-          <w:sz w:val="24"/>
-          <w:szCs w:val="24"/>
-        </w:rPr>
-        <w:t xml:space="preserve">by </w:t>
-      </w:r>
-      <w:r>
-        <w:rPr>
-          <w:rFonts w:ascii="Times New Roman" w:hAnsi="Times New Roman"/>
-          <w:strike/>
-          <w:color w:val="C00000"/>
-          <w:sz w:val="24"/>
-          <w:szCs w:val="24"/>
-        </w:rPr>
-        <w:t xml:space="preserve">the Manager at any time within ninety (90) days after the Company receives written notice that the Involuntary Transfer has occurred, to acquire the interest that is the subject of the Involuntary Transfer at its fair value. Fair value shall be the value agreed in writing between the Manager and the holder of the interest or, absent agreement within thirty (30) days after the option is exercised, the value determined by an independent appraiser jointly selected by the Company and the holder within fifteen (15) days after the end of that thirty-day period (and, if they fail to agree within that time, by an appraiser selected by the two appraisers each of them then designates within a further ten (10) days), who shall hold the MAI designation if the assets principally concerned are real property, who shall have no material financial or professional relationship with any Member, and who shall deliver a written determination within forty-five (45) days after selection. That determination is final and binding, and the appraiser's fee shall be borne one-half by the Company and one-half by the holder. The purchase price is payable on commercially reasonable terms determined by the Manager, including payment in installments over a period of up to five (5) years bearing interest at the applicable federal rate. If the Company does not exercise its option, the Members other than the affected Member may, within thirty (30) days after the Company's option lapses, elect to acquire the interest on the same terms, in proportion to their Percentage Interests or as they otherwise agree. Pending exercise or lapse of the options, the holder of the interest has only the rights of a transferee described in Section 10.3. </w:t>
-      </w:r>
-      <w:r>
-        <w:rPr>
-          <w:rFonts w:ascii="Times New Roman" w:hAnsi="Times New Roman"/>
-          <w:color w:val="0645AD"/>
-          <w:u w:val="single"/>
-          <w:sz w:val="24"/>
-          <w:szCs w:val="24"/>
-        </w:rPr>
-        <w:t xml:space="preserve">this Agreement. </w:t>
-      </w:r>
-    </w:p>
-    <w:p>
-      <w:pPr>
-        <w:keepLines/>
-        <w:widowControl/>
-        <w:spacing w:after="160"/>
-        <w:jc w:val="both"/>
-      </w:pPr>
-      <w:r>
-        <w:rPr>
-          <w:rFonts w:ascii="Times New Roman" w:hAnsi="Times New Roman"/>
-          <w:strike/>
-          <w:color w:val="C00000"/>
-          <w:sz w:val="24"/>
-          <w:szCs w:val="24"/>
-        </w:rPr>
-        <w:t xml:space="preserve">10.5 </w:t>
-      </w:r>
-      <w:r>
-        <w:rPr>
-          <w:rFonts w:ascii="Times New Roman" w:hAnsi="Times New Roman"/>
-          <w:color w:val="0645AD"/>
-          <w:u w:val="single"/>
-          <w:sz w:val="24"/>
-          <w:szCs w:val="24"/>
-        </w:rPr>
-        <w:t xml:space="preserve">11.2 </w:t>
-      </w:r>
-      <w:r>
-        <w:rPr>
-          <w:rFonts w:ascii="Times New Roman" w:hAnsi="Times New Roman"/>
-          <w:sz w:val="24"/>
-          <w:szCs w:val="24"/>
-        </w:rPr>
-        <w:t xml:space="preserve">No </w:t>
-      </w:r>
-      <w:r>
-        <w:rPr>
-          <w:rFonts w:ascii="Times New Roman" w:hAnsi="Times New Roman"/>
-          <w:strike/>
-          <w:color w:val="C00000"/>
-          <w:sz w:val="24"/>
-          <w:szCs w:val="24"/>
-        </w:rPr>
-        <w:t xml:space="preserve">Dissociation by Transfer Alone. </w:t>
-      </w:r>
-      <w:r>
-        <w:rPr>
-          <w:rFonts w:ascii="Times New Roman" w:hAnsi="Times New Roman"/>
-          <w:color w:val="0645AD"/>
-          <w:u w:val="single"/>
-          <w:sz w:val="24"/>
-          <w:szCs w:val="24"/>
-        </w:rPr>
-        <w:t xml:space="preserve">Association with a Protected Series. No member may be associated with a Protected Series. </w:t>
-      </w:r>
-      <w:r>
-        <w:rPr>
-          <w:rFonts w:ascii="Times New Roman" w:hAnsi="Times New Roman"/>
-          <w:sz w:val="24"/>
-          <w:szCs w:val="24"/>
-        </w:rPr>
-        <w:t xml:space="preserve">A </w:t>
-      </w:r>
-      <w:r>
-        <w:rPr>
-          <w:rFonts w:ascii="Times New Roman" w:hAnsi="Times New Roman"/>
-          <w:strike/>
-          <w:color w:val="C00000"/>
-          <w:sz w:val="24"/>
-          <w:szCs w:val="24"/>
-        </w:rPr>
-        <w:t xml:space="preserve">Transfer does </w:t>
-      </w:r>
-      <w:r>
-        <w:rPr>
-          <w:rFonts w:ascii="Times New Roman" w:hAnsi="Times New Roman"/>
-          <w:color w:val="0645AD"/>
-          <w:u w:val="single"/>
-          <w:sz w:val="24"/>
-          <w:szCs w:val="24"/>
-        </w:rPr>
-        <w:t xml:space="preserve">Protected Series may </w:t>
-      </w:r>
-      <w:r>
-        <w:rPr>
-          <w:rFonts w:ascii="Times New Roman" w:hAnsi="Times New Roman"/>
-          <w:sz w:val="24"/>
-          <w:szCs w:val="24"/>
-        </w:rPr>
-        <w:t xml:space="preserve">not </w:t>
-      </w:r>
-      <w:r>
-        <w:rPr>
-          <w:rFonts w:ascii="Times New Roman" w:hAnsi="Times New Roman"/>
-          <w:strike/>
-          <w:color w:val="C00000"/>
-          <w:sz w:val="24"/>
-          <w:szCs w:val="24"/>
-        </w:rPr>
-        <w:t xml:space="preserve">by itself dissociate a Member or dissolve </w:t>
-      </w:r>
-      <w:r>
-        <w:rPr>
-          <w:rFonts w:ascii="Times New Roman" w:hAnsi="Times New Roman"/>
-          <w:color w:val="0645AD"/>
-          <w:u w:val="single"/>
-          <w:sz w:val="24"/>
-          <w:szCs w:val="24"/>
-        </w:rPr>
-        <w:t xml:space="preserve">be established with, and may not admit, an Associated Member. Any amendment permitting Associated Members may cause each Protected Series to be treated as an entity separate from </w:t>
-      </w:r>
-      <w:r>
-        <w:rPr>
-          <w:rFonts w:ascii="Times New Roman" w:hAnsi="Times New Roman"/>
-          <w:sz w:val="24"/>
-          <w:szCs w:val="24"/>
-        </w:rPr>
-        <w:t xml:space="preserve">the Company </w:t>
-      </w:r>
-      <w:r>
-        <w:rPr>
-          <w:rFonts w:ascii="Times New Roman" w:hAnsi="Times New Roman"/>
-          <w:strike/>
-          <w:color w:val="C00000"/>
-          <w:sz w:val="24"/>
-          <w:szCs w:val="24"/>
-        </w:rPr>
-        <w:t xml:space="preserve">or </w:t>
-      </w:r>
-      <w:r>
-        <w:rPr>
-          <w:rFonts w:ascii="Times New Roman" w:hAnsi="Times New Roman"/>
-          <w:color w:val="0645AD"/>
-          <w:u w:val="single"/>
-          <w:sz w:val="24"/>
-          <w:szCs w:val="24"/>
-        </w:rPr>
-        <w:t xml:space="preserve">for federal income tax purposes, with its own filing obligations, and may terminate </w:t>
-      </w:r>
-      <w:r>
-        <w:rPr>
-          <w:rFonts w:ascii="Times New Roman" w:hAnsi="Times New Roman"/>
-          <w:sz w:val="24"/>
-          <w:szCs w:val="24"/>
-        </w:rPr>
-        <w:t xml:space="preserve">any </w:t>
-      </w:r>
-      <w:r>
-        <w:rPr>
-          <w:rFonts w:ascii="Times New Roman" w:hAnsi="Times New Roman"/>
-          <w:strike/>
-          <w:color w:val="C00000"/>
-          <w:sz w:val="24"/>
-          <w:szCs w:val="24"/>
-        </w:rPr>
-        <w:t xml:space="preserve">Protected Series. </w:t>
-      </w:r>
-      <w:r>
-        <w:rPr>
-          <w:rFonts w:ascii="Times New Roman" w:hAnsi="Times New Roman"/>
-          <w:color w:val="0645AD"/>
-          <w:u w:val="single"/>
-          <w:sz w:val="24"/>
-          <w:szCs w:val="24"/>
-        </w:rPr>
-        <w:t xml:space="preserve">election the Company has made. </w:t>
-      </w:r>
-    </w:p>
-    <w:p>
-      <w:pPr>
-        <w:keepLines/>
-        <w:widowControl/>
-        <w:spacing w:after="160"/>
-        <w:jc w:val="both"/>
-      </w:pPr>
-      <w:r>
-        <w:rPr>
-          <w:rFonts w:ascii="Times New Roman" w:hAnsi="Times New Roman"/>
-          <w:strike/>
-          <w:color w:val="C00000"/>
-          <w:sz w:val="24"/>
-          <w:szCs w:val="24"/>
-        </w:rPr>
-        <w:t xml:space="preserve">10.6 Charging Order — Exclusive Remedy. As provided </w:t>
-      </w:r>
-      <w:r>
-        <w:rPr>
-          <w:rFonts w:ascii="Times New Roman" w:hAnsi="Times New Roman"/>
-          <w:color w:val="0645AD"/>
-          <w:u w:val="single"/>
-          <w:sz w:val="24"/>
-          <w:szCs w:val="24"/>
-        </w:rPr>
-        <w:t xml:space="preserve">11.3 Continuation on Termination of Last Member. Upon the termination of the membership of the last remaining member, the Company shall not be dissolved, and the legal representative of the last remaining member shall agree </w:t>
-      </w:r>
-      <w:r>
-        <w:rPr>
-          <w:rFonts w:ascii="Times New Roman" w:hAnsi="Times New Roman"/>
-          <w:sz w:val="24"/>
-          <w:szCs w:val="24"/>
-        </w:rPr>
-        <w:t xml:space="preserve">in </w:t>
-      </w:r>
-      <w:r>
-        <w:rPr>
-          <w:rFonts w:ascii="Times New Roman" w:hAnsi="Times New Roman"/>
-          <w:strike/>
-          <w:color w:val="C00000"/>
-          <w:sz w:val="24"/>
-          <w:szCs w:val="24"/>
-        </w:rPr>
-        <w:t xml:space="preserve">ss. 605.0502 </w:t>
-      </w:r>
-      <w:r>
-        <w:rPr>
-          <w:rFonts w:ascii="Times New Roman" w:hAnsi="Times New Roman"/>
-          <w:color w:val="0645AD"/>
-          <w:u w:val="single"/>
-          <w:sz w:val="24"/>
-          <w:szCs w:val="24"/>
-        </w:rPr>
-        <w:t xml:space="preserve">writing to continue the Company, </w:t>
+          <w:strike/>
+          <w:color w:val="C00000"/>
+          <w:sz w:val="24"/>
+          <w:szCs w:val="24"/>
+        </w:rPr>
+        <w:t xml:space="preserve">meaning of s. 605.0702(2), Florida Statutes, providing for a purchase and sale of interests. Delivery of a Buy-Sell Offer under subsection (b) initiates this deadlock sale provision as </w:t>
+      </w:r>
+      <w:r>
+        <w:rPr>
+          <w:rFonts w:ascii="Times New Roman" w:hAnsi="Times New Roman"/>
+          <w:color w:val="0645AD"/>
+          <w:u w:val="single"/>
+          <w:sz w:val="24"/>
+          <w:szCs w:val="24"/>
+        </w:rPr>
+        <w:t xml:space="preserve">exclusive benefit </w:t>
+      </w:r>
+      <w:r>
+        <w:rPr>
+          <w:rFonts w:ascii="Times New Roman" w:hAnsi="Times New Roman"/>
+          <w:sz w:val="24"/>
+          <w:szCs w:val="24"/>
+        </w:rPr>
+        <w:t xml:space="preserve">of the </w:t>
+      </w:r>
+      <w:r>
+        <w:rPr>
+          <w:rFonts w:ascii="Times New Roman" w:hAnsi="Times New Roman"/>
+          <w:strike/>
+          <w:color w:val="C00000"/>
+          <w:sz w:val="24"/>
+          <w:szCs w:val="24"/>
+        </w:rPr>
+        <w:t xml:space="preserve">date of delivery. </w:t>
+      </w:r>
+      <w:r>
+        <w:rPr>
+          <w:rFonts w:ascii="Times New Roman" w:hAnsi="Times New Roman"/>
+          <w:color w:val="0645AD"/>
+          <w:u w:val="single"/>
+          <w:sz w:val="24"/>
+          <w:szCs w:val="24"/>
+        </w:rPr>
+        <w:t xml:space="preserve">parties and confers no rights on any creditor or other third party. </w:t>
+      </w:r>
+    </w:p>
+    <w:p>
+      <w:pPr>
+        <w:keepLines/>
+        <w:widowControl/>
+        <w:spacing w:after="160"/>
+        <w:jc w:val="both"/>
+      </w:pPr>
+      <w:r>
+        <w:rPr>
+          <w:rFonts w:ascii="Times New Roman" w:hAnsi="Times New Roman"/>
+          <w:strike/>
+          <w:color w:val="C00000"/>
+          <w:sz w:val="24"/>
+          <w:szCs w:val="24"/>
+        </w:rPr>
+        <w:t xml:space="preserve">ARTICLE 14 — DISSOLUTION AND WINDING UP </w:t>
+      </w:r>
+      <w:r>
+        <w:rPr>
+          <w:rFonts w:ascii="Times New Roman" w:hAnsi="Times New Roman"/>
+          <w:color w:val="0645AD"/>
+          <w:u w:val="single"/>
+          <w:sz w:val="24"/>
+          <w:szCs w:val="24"/>
+        </w:rPr>
+        <w:t xml:space="preserve">14.9 Interpretation. Headings are for convenience only. "Including" means "including without limitation." References to statutes include amendments and successor provisions. </w:t>
+      </w:r>
+    </w:p>
+    <w:p>
+      <w:pPr>
+        <w:keepLines/>
+        <w:widowControl/>
+        <w:spacing w:after="160"/>
+        <w:jc w:val="both"/>
+      </w:pPr>
+      <w:r>
+        <w:rPr>
+          <w:rFonts w:ascii="Times New Roman" w:hAnsi="Times New Roman"/>
+          <w:strike/>
+          <w:color w:val="C00000"/>
+          <w:sz w:val="24"/>
+          <w:szCs w:val="24"/>
+        </w:rPr>
+        <w:t xml:space="preserve">14.1 Dissolution of a Protected Series. A Protected Series is dissolved, </w:t>
+      </w:r>
+      <w:r>
+        <w:rPr>
+          <w:rFonts w:ascii="Times New Roman" w:hAnsi="Times New Roman"/>
+          <w:color w:val="0645AD"/>
+          <w:u w:val="single"/>
+          <w:sz w:val="24"/>
+          <w:szCs w:val="24"/>
+        </w:rPr>
+        <w:t xml:space="preserve">14.10 Unregistered Interests. The Membership Interest has not been registered under federal or state securities laws </w:t>
       </w:r>
       <w:r>
         <w:rPr>
@@ -8013,543 +10085,17 @@
           <w:sz w:val="24"/>
           <w:szCs w:val="24"/>
         </w:rPr>
-        <w:t xml:space="preserve">605.0503, Florida Statutes, </w:t>
-      </w:r>
-      <w:r>
-        <w:rPr>
-          <w:rFonts w:ascii="Times New Roman" w:hAnsi="Times New Roman"/>
-          <w:color w:val="0645AD"/>
-          <w:u w:val="single"/>
-          <w:sz w:val="24"/>
-          <w:szCs w:val="24"/>
-        </w:rPr>
-        <w:t xml:space="preserve">the representative (or an Immediate Family Member designated by the representative who is not </w:t>
-      </w:r>
-      <w:r>
-        <w:rPr>
-          <w:rFonts w:ascii="Times New Roman" w:hAnsi="Times New Roman"/>
-          <w:sz w:val="24"/>
-          <w:szCs w:val="24"/>
-        </w:rPr>
-        <w:t xml:space="preserve">a </w:t>
-      </w:r>
-      <w:r>
-        <w:rPr>
-          <w:rFonts w:ascii="Times New Roman" w:hAnsi="Times New Roman"/>
-          <w:strike/>
-          <w:color w:val="C00000"/>
-          <w:sz w:val="24"/>
-          <w:szCs w:val="24"/>
-        </w:rPr>
-        <w:t xml:space="preserve">charging order is the sole and exclusive remedy by which a judgment </w:t>
-      </w:r>
-      <w:r>
-        <w:rPr>
-          <w:rFonts w:ascii="Times New Roman" w:hAnsi="Times New Roman"/>
-          <w:sz w:val="24"/>
-          <w:szCs w:val="24"/>
-        </w:rPr>
-        <w:t xml:space="preserve">creditor of </w:t>
-      </w:r>
-      <w:r>
-        <w:rPr>
-          <w:rFonts w:ascii="Times New Roman" w:hAnsi="Times New Roman"/>
-          <w:color w:val="0645AD"/>
-          <w:u w:val="single"/>
-          <w:sz w:val="24"/>
-          <w:szCs w:val="24"/>
-        </w:rPr>
-        <w:t xml:space="preserve">the last remaining member) shall be admitted as </w:t>
-      </w:r>
-      <w:r>
-        <w:rPr>
-          <w:rFonts w:ascii="Times New Roman" w:hAnsi="Times New Roman"/>
-          <w:sz w:val="24"/>
-          <w:szCs w:val="24"/>
-        </w:rPr>
-        <w:t xml:space="preserve">a </w:t>
-      </w:r>
-      <w:r>
-        <w:rPr>
-          <w:rFonts w:ascii="Times New Roman" w:hAnsi="Times New Roman"/>
-          <w:strike/>
-          <w:color w:val="C00000"/>
-          <w:sz w:val="24"/>
-          <w:szCs w:val="24"/>
-        </w:rPr>
-        <w:t xml:space="preserve">Member or of a transferee may satisfy a judgment from the judgment debtor's Membership Interest or transferable interest, whether in the Company or in respect of any Protected Series. A judgment creditor or other holder of a charging order has only the right to receive distributions to which the judgment debtor would otherwise be entitled, has none </w:t>
-      </w:r>
-      <w:r>
-        <w:rPr>
-          <w:rFonts w:ascii="Times New Roman" w:hAnsi="Times New Roman"/>
-          <w:color w:val="0645AD"/>
-          <w:u w:val="single"/>
-          <w:sz w:val="24"/>
-          <w:szCs w:val="24"/>
-        </w:rPr>
-        <w:t xml:space="preserve">member effective as </w:t>
-      </w:r>
-      <w:r>
-        <w:rPr>
-          <w:rFonts w:ascii="Times New Roman" w:hAnsi="Times New Roman"/>
-          <w:sz w:val="24"/>
-          <w:szCs w:val="24"/>
-        </w:rPr>
-        <w:t xml:space="preserve">of the </w:t>
-      </w:r>
-      <w:r>
-        <w:rPr>
-          <w:rFonts w:ascii="Times New Roman" w:hAnsi="Times New Roman"/>
-          <w:strike/>
-          <w:color w:val="C00000"/>
-          <w:sz w:val="24"/>
-          <w:szCs w:val="24"/>
-        </w:rPr>
-        <w:t xml:space="preserve">rights of a member or manager, is not entitled to any accounting, inspection, or information rights except </w:t>
-      </w:r>
-      <w:r>
-        <w:rPr>
-          <w:rFonts w:ascii="Times New Roman" w:hAnsi="Times New Roman"/>
-          <w:color w:val="0645AD"/>
-          <w:u w:val="single"/>
-          <w:sz w:val="24"/>
-          <w:szCs w:val="24"/>
-        </w:rPr>
-        <w:t xml:space="preserve">terminating event, all </w:t>
-      </w:r>
-      <w:r>
-        <w:rPr>
-          <w:rFonts w:ascii="Times New Roman" w:hAnsi="Times New Roman"/>
-          <w:sz w:val="24"/>
-          <w:szCs w:val="24"/>
-        </w:rPr>
-        <w:t xml:space="preserve">as </w:t>
-      </w:r>
-      <w:r>
-        <w:rPr>
-          <w:rFonts w:ascii="Times New Roman" w:hAnsi="Times New Roman"/>
-          <w:strike/>
-          <w:color w:val="C00000"/>
-          <w:sz w:val="24"/>
-          <w:szCs w:val="24"/>
-        </w:rPr>
-        <w:t xml:space="preserve">the Act mandates, and, for so long as the Company has more than one member, may not foreclose upon the charged interest. Nothing in this Agreement enlarges any remedy of any creditor beyond those provided </w:t>
-      </w:r>
-      <w:r>
-        <w:rPr>
-          <w:rFonts w:ascii="Times New Roman" w:hAnsi="Times New Roman"/>
-          <w:color w:val="0645AD"/>
-          <w:u w:val="single"/>
-          <w:sz w:val="24"/>
-          <w:szCs w:val="24"/>
-        </w:rPr>
-        <w:t xml:space="preserve">permitted </w:t>
-      </w:r>
-      <w:r>
-        <w:rPr>
-          <w:rFonts w:ascii="Times New Roman" w:hAnsi="Times New Roman"/>
-          <w:sz w:val="24"/>
-          <w:szCs w:val="24"/>
-        </w:rPr>
-        <w:t xml:space="preserve">by the Act. </w:t>
-      </w:r>
-    </w:p>
-    <w:p>
-      <w:pPr>
-        <w:keepLines/>
-        <w:widowControl/>
-        <w:spacing w:after="160"/>
-        <w:jc w:val="both"/>
-      </w:pPr>
-      <w:r>
-        <w:rPr>
-          <w:rFonts w:ascii="Times New Roman" w:hAnsi="Times New Roman"/>
-          <w:sz w:val="24"/>
-          <w:szCs w:val="24"/>
-        </w:rPr>
-        <w:t xml:space="preserve">ARTICLE </w:t>
-      </w:r>
-      <w:r>
-        <w:rPr>
-          <w:rFonts w:ascii="Times New Roman" w:hAnsi="Times New Roman"/>
-          <w:strike/>
-          <w:color w:val="C00000"/>
-          <w:sz w:val="24"/>
-          <w:szCs w:val="24"/>
-        </w:rPr>
-        <w:t xml:space="preserve">11 </w:t>
-      </w:r>
-      <w:r>
-        <w:rPr>
-          <w:rFonts w:ascii="Times New Roman" w:hAnsi="Times New Roman"/>
-          <w:color w:val="0645AD"/>
-          <w:u w:val="single"/>
-          <w:sz w:val="24"/>
-          <w:szCs w:val="24"/>
-        </w:rPr>
-        <w:t xml:space="preserve">12 </w:t>
-      </w:r>
-      <w:r>
-        <w:rPr>
-          <w:rFonts w:ascii="Times New Roman" w:hAnsi="Times New Roman"/>
-          <w:sz w:val="24"/>
-          <w:szCs w:val="24"/>
-        </w:rPr>
-        <w:t xml:space="preserve">— </w:t>
-      </w:r>
-      <w:r>
-        <w:rPr>
-          <w:rFonts w:ascii="Times New Roman" w:hAnsi="Times New Roman"/>
-          <w:strike/>
-          <w:color w:val="C00000"/>
-          <w:sz w:val="24"/>
-          <w:szCs w:val="24"/>
-        </w:rPr>
-        <w:t xml:space="preserve">EXECUTORY CONTRACT </w:t>
-      </w:r>
-      <w:r>
-        <w:rPr>
-          <w:rFonts w:ascii="Times New Roman" w:hAnsi="Times New Roman"/>
-          <w:color w:val="0645AD"/>
-          <w:u w:val="single"/>
-          <w:sz w:val="24"/>
-          <w:szCs w:val="24"/>
-        </w:rPr>
-        <w:t xml:space="preserve">DISSOLUTION AND WINDING UP </w:t>
-      </w:r>
-    </w:p>
-    <w:p>
-      <w:pPr>
-        <w:keepLines/>
-        <w:widowControl/>
-        <w:spacing w:after="160"/>
-        <w:jc w:val="both"/>
-      </w:pPr>
-      <w:r>
-        <w:rPr>
-          <w:rFonts w:ascii="Times New Roman" w:hAnsi="Times New Roman"/>
-          <w:strike/>
-          <w:color w:val="C00000"/>
-          <w:sz w:val="24"/>
-          <w:szCs w:val="24"/>
-        </w:rPr>
-        <w:t xml:space="preserve">11.1 Executory Contract. The parties agree that this Agreement constitutes an executory contract and shall be governed by 11 U.S.C. §365 in connection with the bankruptcy of the Company or any Member because, among other provisions and obligations, this Agreement imposes on each Member the following affirmative duties (each of which constitutes a material unperformed, future obligation): (a) [include only if optional Section 6.2 is included; otherwise replace with "(a) [Reserved.]"] upon approval </w:t>
-      </w:r>
-      <w:r>
-        <w:rPr>
-          <w:rFonts w:ascii="Times New Roman" w:hAnsi="Times New Roman"/>
-          <w:color w:val="0645AD"/>
-          <w:u w:val="single"/>
-          <w:sz w:val="24"/>
-          <w:szCs w:val="24"/>
-        </w:rPr>
-        <w:t xml:space="preserve">12.1 Dissolution </w:t>
-      </w:r>
-      <w:r>
-        <w:rPr>
-          <w:rFonts w:ascii="Times New Roman" w:hAnsi="Times New Roman"/>
-          <w:sz w:val="24"/>
-          <w:szCs w:val="24"/>
-        </w:rPr>
-        <w:t xml:space="preserve">of a </w:t>
-      </w:r>
-      <w:r>
-        <w:rPr>
-          <w:rFonts w:ascii="Times New Roman" w:hAnsi="Times New Roman"/>
-          <w:strike/>
-          <w:color w:val="C00000"/>
-          <w:sz w:val="24"/>
-          <w:szCs w:val="24"/>
-        </w:rPr>
-        <w:t xml:space="preserve">Majority in Interest as provided in Section 6.2, the duty and obligation of each Member to contribute additional capital to the Company or the affected </w:t>
-      </w:r>
-      <w:r>
-        <w:rPr>
-          <w:rFonts w:ascii="Times New Roman" w:hAnsi="Times New Roman"/>
-          <w:sz w:val="24"/>
-          <w:szCs w:val="24"/>
-        </w:rPr>
-        <w:t xml:space="preserve">Protected </w:t>
-      </w:r>
-      <w:r>
-        <w:rPr>
-          <w:rFonts w:ascii="Times New Roman" w:hAnsi="Times New Roman"/>
-          <w:strike/>
-          <w:color w:val="C00000"/>
-          <w:sz w:val="24"/>
-          <w:szCs w:val="24"/>
-        </w:rPr>
-        <w:t xml:space="preserve">Series; (b) the duty and obligation of each Member to materially participate in the governance of the Company and of each Protected Series, as provided in Section 4.6; (c) [include only if Section 4.7 Alternative </w:t>
-      </w:r>
-      <w:r>
-        <w:rPr>
-          <w:rFonts w:ascii="Times New Roman" w:hAnsi="Times New Roman"/>
-          <w:color w:val="0645AD"/>
-          <w:u w:val="single"/>
-          <w:sz w:val="24"/>
-          <w:szCs w:val="24"/>
-        </w:rPr>
-        <w:t xml:space="preserve">Series. </w:t>
-      </w:r>
-      <w:r>
-        <w:rPr>
-          <w:rFonts w:ascii="Times New Roman" w:hAnsi="Times New Roman"/>
-          <w:sz w:val="24"/>
-          <w:szCs w:val="24"/>
-        </w:rPr>
-        <w:t xml:space="preserve">A </w:t>
-      </w:r>
-      <w:r>
-        <w:rPr>
-          <w:rFonts w:ascii="Times New Roman" w:hAnsi="Times New Roman"/>
-          <w:strike/>
-          <w:color w:val="C00000"/>
-          <w:sz w:val="24"/>
-          <w:szCs w:val="24"/>
-        </w:rPr>
-        <w:t xml:space="preserve">is selected; otherwise replace with "(c) [Reserved.]"] the duty and obligation of each Member not to compete with the Company or with any </w:t>
-      </w:r>
-      <w:r>
-        <w:rPr>
-          <w:rFonts w:ascii="Times New Roman" w:hAnsi="Times New Roman"/>
-          <w:sz w:val="24"/>
-          <w:szCs w:val="24"/>
-        </w:rPr>
-        <w:t xml:space="preserve">Protected Series </w:t>
-      </w:r>
-      <w:r>
-        <w:rPr>
-          <w:rFonts w:ascii="Times New Roman" w:hAnsi="Times New Roman"/>
-          <w:strike/>
-          <w:color w:val="C00000"/>
-          <w:sz w:val="24"/>
-          <w:szCs w:val="24"/>
-        </w:rPr>
-        <w:t xml:space="preserve">in the conduct of their </w:t>
-      </w:r>
-      <w:r>
-        <w:rPr>
-          <w:rFonts w:ascii="Times New Roman" w:hAnsi="Times New Roman"/>
-          <w:color w:val="0645AD"/>
-          <w:u w:val="single"/>
-          <w:sz w:val="24"/>
-          <w:szCs w:val="24"/>
-        </w:rPr>
-        <w:t xml:space="preserve">is dissolved, and its </w:t>
-      </w:r>
-      <w:r>
-        <w:rPr>
-          <w:rFonts w:ascii="Times New Roman" w:hAnsi="Times New Roman"/>
-          <w:sz w:val="24"/>
-          <w:szCs w:val="24"/>
-        </w:rPr>
-        <w:t xml:space="preserve">activities and affairs </w:t>
-      </w:r>
-      <w:r>
-        <w:rPr>
-          <w:rFonts w:ascii="Times New Roman" w:hAnsi="Times New Roman"/>
-          <w:strike/>
-          <w:color w:val="C00000"/>
-          <w:sz w:val="24"/>
-          <w:szCs w:val="24"/>
-        </w:rPr>
-        <w:t xml:space="preserve">before </w:t>
-      </w:r>
-      <w:r>
-        <w:rPr>
-          <w:rFonts w:ascii="Times New Roman" w:hAnsi="Times New Roman"/>
-          <w:color w:val="0645AD"/>
-          <w:u w:val="single"/>
-          <w:sz w:val="24"/>
-          <w:szCs w:val="24"/>
-        </w:rPr>
-        <w:t xml:space="preserve">shall be wound up, upon the first to occur of: (a) </w:t>
-      </w:r>
-      <w:r>
-        <w:rPr>
-          <w:rFonts w:ascii="Times New Roman" w:hAnsi="Times New Roman"/>
-          <w:sz w:val="24"/>
-          <w:szCs w:val="24"/>
-        </w:rPr>
-        <w:t xml:space="preserve">the dissolution of the </w:t>
-      </w:r>
-      <w:r>
-        <w:rPr>
-          <w:rFonts w:ascii="Times New Roman" w:hAnsi="Times New Roman"/>
-          <w:strike/>
-          <w:color w:val="C00000"/>
-          <w:sz w:val="24"/>
-          <w:szCs w:val="24"/>
-        </w:rPr>
-        <w:t xml:space="preserve">Company, </w:t>
-      </w:r>
-      <w:r>
-        <w:rPr>
-          <w:rFonts w:ascii="Times New Roman" w:hAnsi="Times New Roman"/>
-          <w:color w:val="0645AD"/>
-          <w:u w:val="single"/>
-          <w:sz w:val="24"/>
-          <w:szCs w:val="24"/>
-        </w:rPr>
-        <w:t xml:space="preserve">Company; (b) an event or circumstance specified in its Series Exhibit; (c) the affirmative vote or consent of the Member; or (d) entry of a judicial order dissolving the Protected Series </w:t>
-      </w:r>
-      <w:r>
-        <w:rPr>
-          <w:rFonts w:ascii="Times New Roman" w:hAnsi="Times New Roman"/>
-          <w:sz w:val="24"/>
-          <w:szCs w:val="24"/>
-        </w:rPr>
-        <w:t xml:space="preserve">as provided </w:t>
-      </w:r>
-      <w:r>
-        <w:rPr>
-          <w:rFonts w:ascii="Times New Roman" w:hAnsi="Times New Roman"/>
-          <w:strike/>
-          <w:color w:val="C00000"/>
-          <w:sz w:val="24"/>
-          <w:szCs w:val="24"/>
-        </w:rPr>
-        <w:t xml:space="preserve">in Section 4.7 and consistent with s. 605.04091(2)(c), Florida Statutes; (d) the duty and obligation of each Member not to disclose confidential information, as provided in Section 4.8; and (e) the duty and obligation of each Member not to hinder, delay, slander, or tarnish the reputation of the Company or of any Protected Series, as provided in Section 4.9. The failure of a Member to perform the duties and obligations set forth herein releases and excuses the mutual duties and obligations owed </w:t>
-      </w:r>
-      <w:r>
-        <w:rPr>
-          <w:rFonts w:ascii="Times New Roman" w:hAnsi="Times New Roman"/>
-          <w:sz w:val="24"/>
-          <w:szCs w:val="24"/>
-        </w:rPr>
-        <w:t xml:space="preserve">by the </w:t>
-      </w:r>
-      <w:r>
-        <w:rPr>
-          <w:rFonts w:ascii="Times New Roman" w:hAnsi="Times New Roman"/>
-          <w:strike/>
-          <w:color w:val="C00000"/>
-          <w:sz w:val="24"/>
-          <w:szCs w:val="24"/>
-        </w:rPr>
-        <w:t xml:space="preserve">Company and the other Members to such defaulting Member. </w:t>
-      </w:r>
-      <w:r>
-        <w:rPr>
-          <w:rFonts w:ascii="Times New Roman" w:hAnsi="Times New Roman"/>
-          <w:color w:val="0645AD"/>
-          <w:u w:val="single"/>
-          <w:sz w:val="24"/>
-          <w:szCs w:val="24"/>
-        </w:rPr>
-        <w:t xml:space="preserve">Act. </w:t>
-      </w:r>
-    </w:p>
-    <w:p>
-      <w:pPr>
-        <w:keepLines/>
-        <w:widowControl/>
-        <w:spacing w:after="160"/>
-        <w:jc w:val="both"/>
-      </w:pPr>
-      <w:r>
-        <w:rPr>
-          <w:rFonts w:ascii="Times New Roman" w:hAnsi="Times New Roman"/>
-          <w:strike/>
-          <w:color w:val="C00000"/>
-          <w:sz w:val="24"/>
-          <w:szCs w:val="24"/>
-        </w:rPr>
-        <w:t xml:space="preserve">11.2 Personal Service Agreement; No Assumption </w:t>
-      </w:r>
-      <w:r>
-        <w:rPr>
-          <w:rFonts w:ascii="Times New Roman" w:hAnsi="Times New Roman"/>
-          <w:color w:val="0645AD"/>
-          <w:u w:val="single"/>
-          <w:sz w:val="24"/>
-          <w:szCs w:val="24"/>
-        </w:rPr>
-        <w:t xml:space="preserve">12.2 Winding Up a Protected Series. Upon dissolution of a Protected Series, its Protected Series Manager (or another person designated by the Member) shall wind up its activities and affairs in the manner provided by the Act for winding up a limited liability company, applied to that Protected Series. Its Associated Assets shall be applied: first, to pay </w:t>
-      </w:r>
-      <w:r>
-        <w:rPr>
-          <w:rFonts w:ascii="Times New Roman" w:hAnsi="Times New Roman"/>
-          <w:sz w:val="24"/>
-          <w:szCs w:val="24"/>
-        </w:rPr>
-        <w:t xml:space="preserve">or </w:t>
-      </w:r>
-      <w:r>
-        <w:rPr>
-          <w:rFonts w:ascii="Times New Roman" w:hAnsi="Times New Roman"/>
-          <w:strike/>
-          <w:color w:val="C00000"/>
-          <w:sz w:val="24"/>
-          <w:szCs w:val="24"/>
-        </w:rPr>
-        <w:t xml:space="preserve">Assignment. In accordance with In re Soderstrom, 484 B.R. 874 (M.D. Fla. 2013), this Agreement is </w:t>
-      </w:r>
-      <w:r>
-        <w:rPr>
-          <w:rFonts w:ascii="Times New Roman" w:hAnsi="Times New Roman"/>
-          <w:color w:val="0645AD"/>
-          <w:u w:val="single"/>
-          <w:sz w:val="24"/>
-          <w:szCs w:val="24"/>
-        </w:rPr>
-        <w:t xml:space="preserve">provide for its Associated Liabilities to creditors (including the Member as </w:t>
-      </w:r>
-      <w:r>
-        <w:rPr>
-          <w:rFonts w:ascii="Times New Roman" w:hAnsi="Times New Roman"/>
-          <w:sz w:val="24"/>
-          <w:szCs w:val="24"/>
-        </w:rPr>
-        <w:t xml:space="preserve">a </w:t>
-      </w:r>
-      <w:r>
-        <w:rPr>
-          <w:rFonts w:ascii="Times New Roman" w:hAnsi="Times New Roman"/>
-          <w:strike/>
-          <w:color w:val="C00000"/>
-          <w:sz w:val="24"/>
-          <w:szCs w:val="24"/>
-        </w:rPr>
-        <w:t xml:space="preserve">personal service agreement due </w:t>
-      </w:r>
-      <w:r>
-        <w:rPr>
-          <w:rFonts w:ascii="Times New Roman" w:hAnsi="Times New Roman"/>
-          <w:color w:val="0645AD"/>
-          <w:u w:val="single"/>
-          <w:sz w:val="24"/>
-          <w:szCs w:val="24"/>
-        </w:rPr>
-        <w:t xml:space="preserve">creditor, </w:t>
-      </w:r>
-      <w:r>
-        <w:rPr>
-          <w:rFonts w:ascii="Times New Roman" w:hAnsi="Times New Roman"/>
-          <w:sz w:val="24"/>
-          <w:szCs w:val="24"/>
-        </w:rPr>
-        <w:t xml:space="preserve">to the </w:t>
-      </w:r>
-      <w:r>
-        <w:rPr>
-          <w:rFonts w:ascii="Times New Roman" w:hAnsi="Times New Roman"/>
-          <w:strike/>
-          <w:color w:val="C00000"/>
-          <w:sz w:val="24"/>
-          <w:szCs w:val="24"/>
-        </w:rPr>
-        <w:t xml:space="preserve">managerial </w:t>
-      </w:r>
-      <w:r>
-        <w:rPr>
-          <w:rFonts w:ascii="Times New Roman" w:hAnsi="Times New Roman"/>
-          <w:color w:val="0645AD"/>
-          <w:u w:val="single"/>
-          <w:sz w:val="24"/>
-          <w:szCs w:val="24"/>
-        </w:rPr>
-        <w:t xml:space="preserve">extent permitted by law); </w:t>
+        <w:t xml:space="preserve">its activities </w:t>
+      </w:r>
+      <w:r>
+        <w:rPr>
+          <w:rFonts w:ascii="Times New Roman" w:hAnsi="Times New Roman"/>
+          <w:color w:val="0645AD"/>
+          <w:u w:val="single"/>
+          <w:sz w:val="24"/>
+          <w:szCs w:val="24"/>
+        </w:rPr>
+        <w:t xml:space="preserve">may not be offered, sold, or transferred except in compliance with this Agreement </w:t>
       </w:r>
       <w:r>
         <w:rPr>
@@ -8567,1861 +10113,7 @@
           <w:sz w:val="24"/>
           <w:szCs w:val="24"/>
         </w:rPr>
-        <w:t xml:space="preserve">governance duties </w:t>
-      </w:r>
-      <w:r>
-        <w:rPr>
-          <w:rFonts w:ascii="Times New Roman" w:hAnsi="Times New Roman"/>
-          <w:color w:val="0645AD"/>
-          <w:u w:val="single"/>
-          <w:sz w:val="24"/>
-          <w:szCs w:val="24"/>
-        </w:rPr>
-        <w:t xml:space="preserve">then the balance to the Company. The Manager shall cause any statement or filing required by the Act or the Department in connection with the dissolution of the Protected Series to be made. The winding up of a Protected Series shall not draw upon, </w:t>
-      </w:r>
-      <w:r>
-        <w:rPr>
-          <w:rFonts w:ascii="Times New Roman" w:hAnsi="Times New Roman"/>
-          <w:sz w:val="24"/>
-          <w:szCs w:val="24"/>
-        </w:rPr>
-        <w:t xml:space="preserve">and </w:t>
-      </w:r>
-      <w:r>
-        <w:rPr>
-          <w:rFonts w:ascii="Times New Roman" w:hAnsi="Times New Roman"/>
-          <w:strike/>
-          <w:color w:val="C00000"/>
-          <w:sz w:val="24"/>
-          <w:szCs w:val="24"/>
-        </w:rPr>
-        <w:t xml:space="preserve">obligations owed by each Member and </w:t>
-      </w:r>
-      <w:r>
-        <w:rPr>
-          <w:rFonts w:ascii="Times New Roman" w:hAnsi="Times New Roman"/>
-          <w:color w:val="0645AD"/>
-          <w:u w:val="single"/>
-          <w:sz w:val="24"/>
-          <w:szCs w:val="24"/>
-        </w:rPr>
-        <w:t xml:space="preserve">its creditors shall have no recourse to, </w:t>
-      </w:r>
-      <w:r>
-        <w:rPr>
-          <w:rFonts w:ascii="Times New Roman" w:hAnsi="Times New Roman"/>
-          <w:sz w:val="24"/>
-          <w:szCs w:val="24"/>
-        </w:rPr>
-        <w:t xml:space="preserve">the </w:t>
-      </w:r>
-      <w:r>
-        <w:rPr>
-          <w:rFonts w:ascii="Times New Roman" w:hAnsi="Times New Roman"/>
-          <w:strike/>
-          <w:color w:val="C00000"/>
-          <w:sz w:val="24"/>
-          <w:szCs w:val="24"/>
-        </w:rPr>
-        <w:t xml:space="preserve">Manager, and a bankruptcy trustee cannot assume or assign a debtor Member's interest in </w:t>
-      </w:r>
-      <w:r>
-        <w:rPr>
-          <w:rFonts w:ascii="Times New Roman" w:hAnsi="Times New Roman"/>
-          <w:color w:val="0645AD"/>
-          <w:u w:val="single"/>
-          <w:sz w:val="24"/>
-          <w:szCs w:val="24"/>
-        </w:rPr>
-        <w:t xml:space="preserve">Associated Assets of </w:t>
-      </w:r>
-      <w:r>
-        <w:rPr>
-          <w:rFonts w:ascii="Times New Roman" w:hAnsi="Times New Roman"/>
-          <w:sz w:val="24"/>
-          <w:szCs w:val="24"/>
-        </w:rPr>
-        <w:t xml:space="preserve">the Company </w:t>
-      </w:r>
-      <w:r>
-        <w:rPr>
-          <w:rFonts w:ascii="Times New Roman" w:hAnsi="Times New Roman"/>
-          <w:strike/>
-          <w:color w:val="C00000"/>
-          <w:sz w:val="24"/>
-          <w:szCs w:val="24"/>
-        </w:rPr>
-        <w:t xml:space="preserve">in accordance with 11 U.S.C. §365(c)(1) without the prior written consent </w:t>
-      </w:r>
-      <w:r>
-        <w:rPr>
-          <w:rFonts w:ascii="Times New Roman" w:hAnsi="Times New Roman"/>
-          <w:color w:val="0645AD"/>
-          <w:u w:val="single"/>
-          <w:sz w:val="24"/>
-          <w:szCs w:val="24"/>
-        </w:rPr>
-        <w:t xml:space="preserve">or </w:t>
-      </w:r>
-      <w:r>
-        <w:rPr>
-          <w:rFonts w:ascii="Times New Roman" w:hAnsi="Times New Roman"/>
-          <w:sz w:val="24"/>
-          <w:szCs w:val="24"/>
-        </w:rPr>
-        <w:t xml:space="preserve">of </w:t>
-      </w:r>
-      <w:r>
-        <w:rPr>
-          <w:rFonts w:ascii="Times New Roman" w:hAnsi="Times New Roman"/>
-          <w:strike/>
-          <w:color w:val="C00000"/>
-          <w:sz w:val="24"/>
-          <w:szCs w:val="24"/>
-        </w:rPr>
-        <w:t xml:space="preserve">the </w:t>
-      </w:r>
-      <w:r>
-        <w:rPr>
-          <w:rFonts w:ascii="Times New Roman" w:hAnsi="Times New Roman"/>
-          <w:color w:val="0645AD"/>
-          <w:u w:val="single"/>
-          <w:sz w:val="24"/>
-          <w:szCs w:val="24"/>
-        </w:rPr>
-        <w:t xml:space="preserve">any </w:t>
-      </w:r>
-      <w:r>
-        <w:rPr>
-          <w:rFonts w:ascii="Times New Roman" w:hAnsi="Times New Roman"/>
-          <w:sz w:val="24"/>
-          <w:szCs w:val="24"/>
-        </w:rPr>
-        <w:t xml:space="preserve">other </w:t>
-      </w:r>
-      <w:r>
-        <w:rPr>
-          <w:rFonts w:ascii="Times New Roman" w:hAnsi="Times New Roman"/>
-          <w:strike/>
-          <w:color w:val="C00000"/>
-          <w:sz w:val="24"/>
-          <w:szCs w:val="24"/>
-        </w:rPr>
-        <w:t xml:space="preserve">Members. </w:t>
-      </w:r>
-      <w:r>
-        <w:rPr>
-          <w:rFonts w:ascii="Times New Roman" w:hAnsi="Times New Roman"/>
-          <w:color w:val="0645AD"/>
-          <w:u w:val="single"/>
-          <w:sz w:val="24"/>
-          <w:szCs w:val="24"/>
-        </w:rPr>
-        <w:t xml:space="preserve">Protected Series. </w:t>
-      </w:r>
-    </w:p>
-    <w:p>
-      <w:pPr>
-        <w:keepLines/>
-        <w:widowControl/>
-        <w:spacing w:after="160"/>
-        <w:jc w:val="both"/>
-      </w:pPr>
-      <w:r>
-        <w:rPr>
-          <w:rFonts w:ascii="Times New Roman" w:hAnsi="Times New Roman"/>
-          <w:strike/>
-          <w:color w:val="C00000"/>
-          <w:sz w:val="24"/>
-          <w:szCs w:val="24"/>
-        </w:rPr>
-        <w:t xml:space="preserve">11.3 Compliance </w:t>
-      </w:r>
-      <w:r>
-        <w:rPr>
-          <w:rFonts w:ascii="Times New Roman" w:hAnsi="Times New Roman"/>
-          <w:color w:val="0645AD"/>
-          <w:u w:val="single"/>
-          <w:sz w:val="24"/>
-          <w:szCs w:val="24"/>
-        </w:rPr>
-        <w:t xml:space="preserve">12.3 Dissolution of the Company. The Company is dissolved, and its activities and affairs shall be wound up, </w:t>
-      </w:r>
-      <w:r>
-        <w:rPr>
-          <w:rFonts w:ascii="Times New Roman" w:hAnsi="Times New Roman"/>
-          <w:sz w:val="24"/>
-          <w:szCs w:val="24"/>
-        </w:rPr>
-        <w:t xml:space="preserve">upon </w:t>
-      </w:r>
-      <w:r>
-        <w:rPr>
-          <w:rFonts w:ascii="Times New Roman" w:hAnsi="Times New Roman"/>
-          <w:strike/>
-          <w:color w:val="C00000"/>
-          <w:sz w:val="24"/>
-          <w:szCs w:val="24"/>
-        </w:rPr>
-        <w:t xml:space="preserve">Assumption or Rejection. Notwithstanding </w:t>
-      </w:r>
-      <w:r>
-        <w:rPr>
-          <w:rFonts w:ascii="Times New Roman" w:hAnsi="Times New Roman"/>
-          <w:sz w:val="24"/>
-          <w:szCs w:val="24"/>
-        </w:rPr>
-        <w:t xml:space="preserve">the </w:t>
-      </w:r>
-      <w:r>
-        <w:rPr>
-          <w:rFonts w:ascii="Times New Roman" w:hAnsi="Times New Roman"/>
-          <w:strike/>
-          <w:color w:val="C00000"/>
-          <w:sz w:val="24"/>
-          <w:szCs w:val="24"/>
-        </w:rPr>
-        <w:t xml:space="preserve">foregoing, </w:t>
-      </w:r>
-      <w:r>
-        <w:rPr>
-          <w:rFonts w:ascii="Times New Roman" w:hAnsi="Times New Roman"/>
-          <w:color w:val="0645AD"/>
-          <w:u w:val="single"/>
-          <w:sz w:val="24"/>
-          <w:szCs w:val="24"/>
-        </w:rPr>
-        <w:t xml:space="preserve">first </w:t>
-      </w:r>
-      <w:r>
-        <w:rPr>
-          <w:rFonts w:ascii="Times New Roman" w:hAnsi="Times New Roman"/>
-          <w:sz w:val="24"/>
-          <w:szCs w:val="24"/>
-        </w:rPr>
-        <w:t xml:space="preserve">to </w:t>
-      </w:r>
-      <w:r>
-        <w:rPr>
-          <w:rFonts w:ascii="Times New Roman" w:hAnsi="Times New Roman"/>
-          <w:color w:val="0645AD"/>
-          <w:u w:val="single"/>
-          <w:sz w:val="24"/>
-          <w:szCs w:val="24"/>
-        </w:rPr>
-        <w:t xml:space="preserve">occur of: (a) </w:t>
-      </w:r>
-      <w:r>
-        <w:rPr>
-          <w:rFonts w:ascii="Times New Roman" w:hAnsi="Times New Roman"/>
-          <w:sz w:val="24"/>
-          <w:szCs w:val="24"/>
-        </w:rPr>
-        <w:t xml:space="preserve">the </w:t>
-      </w:r>
-      <w:r>
-        <w:rPr>
-          <w:rFonts w:ascii="Times New Roman" w:hAnsi="Times New Roman"/>
-          <w:strike/>
-          <w:color w:val="C00000"/>
-          <w:sz w:val="24"/>
-          <w:szCs w:val="24"/>
-        </w:rPr>
-        <w:t xml:space="preserve">extent that a trustee </w:t>
-      </w:r>
-      <w:r>
-        <w:rPr>
-          <w:rFonts w:ascii="Times New Roman" w:hAnsi="Times New Roman"/>
-          <w:color w:val="0645AD"/>
-          <w:u w:val="single"/>
-          <w:sz w:val="24"/>
-          <w:szCs w:val="24"/>
-        </w:rPr>
-        <w:t xml:space="preserve">written consent of the Member; (b) entry </w:t>
-      </w:r>
-      <w:r>
-        <w:rPr>
-          <w:rFonts w:ascii="Times New Roman" w:hAnsi="Times New Roman"/>
-          <w:sz w:val="24"/>
-          <w:szCs w:val="24"/>
-        </w:rPr>
-        <w:t xml:space="preserve">of a </w:t>
-      </w:r>
-      <w:r>
-        <w:rPr>
-          <w:rFonts w:ascii="Times New Roman" w:hAnsi="Times New Roman"/>
-          <w:strike/>
-          <w:color w:val="C00000"/>
-          <w:sz w:val="24"/>
-          <w:szCs w:val="24"/>
-        </w:rPr>
-        <w:t xml:space="preserve">Member's bankruptcy is allowed either to assume </w:t>
-      </w:r>
-      <w:r>
-        <w:rPr>
-          <w:rFonts w:ascii="Times New Roman" w:hAnsi="Times New Roman"/>
-          <w:color w:val="0645AD"/>
-          <w:u w:val="single"/>
-          <w:sz w:val="24"/>
-          <w:szCs w:val="24"/>
-        </w:rPr>
-        <w:t xml:space="preserve">decree of judicial dissolution under the Act; </w:t>
-      </w:r>
-      <w:r>
-        <w:rPr>
-          <w:rFonts w:ascii="Times New Roman" w:hAnsi="Times New Roman"/>
-          <w:sz w:val="24"/>
-          <w:szCs w:val="24"/>
-        </w:rPr>
-        <w:t xml:space="preserve">or </w:t>
-      </w:r>
-      <w:r>
-        <w:rPr>
-          <w:rFonts w:ascii="Times New Roman" w:hAnsi="Times New Roman"/>
-          <w:strike/>
-          <w:color w:val="C00000"/>
-          <w:sz w:val="24"/>
-          <w:szCs w:val="24"/>
-        </w:rPr>
-        <w:t xml:space="preserve">reject a debtor Member's interest in </w:t>
-      </w:r>
-      <w:r>
-        <w:rPr>
-          <w:rFonts w:ascii="Times New Roman" w:hAnsi="Times New Roman"/>
-          <w:color w:val="0645AD"/>
-          <w:u w:val="single"/>
-          <w:sz w:val="24"/>
-          <w:szCs w:val="24"/>
-        </w:rPr>
-        <w:t xml:space="preserve">(c) any other event that under the Act requires dissolution. Dissolution of </w:t>
-      </w:r>
-      <w:r>
-        <w:rPr>
-          <w:rFonts w:ascii="Times New Roman" w:hAnsi="Times New Roman"/>
-          <w:sz w:val="24"/>
-          <w:szCs w:val="24"/>
-        </w:rPr>
-        <w:t xml:space="preserve">the Company </w:t>
-      </w:r>
-      <w:r>
-        <w:rPr>
-          <w:rFonts w:ascii="Times New Roman" w:hAnsi="Times New Roman"/>
-          <w:strike/>
-          <w:color w:val="C00000"/>
-          <w:sz w:val="24"/>
-          <w:szCs w:val="24"/>
-        </w:rPr>
-        <w:t xml:space="preserve">governed by this Agreement, such action shall comply with </w:t>
-      </w:r>
-      <w:r>
-        <w:rPr>
-          <w:rFonts w:ascii="Times New Roman" w:hAnsi="Times New Roman"/>
-          <w:color w:val="0645AD"/>
-          <w:u w:val="single"/>
-          <w:sz w:val="24"/>
-          <w:szCs w:val="24"/>
-        </w:rPr>
-        <w:t xml:space="preserve">causes </w:t>
-      </w:r>
-      <w:r>
-        <w:rPr>
-          <w:rFonts w:ascii="Times New Roman" w:hAnsi="Times New Roman"/>
-          <w:sz w:val="24"/>
-          <w:szCs w:val="24"/>
-        </w:rPr>
-        <w:t xml:space="preserve">the </w:t>
-      </w:r>
-      <w:r>
-        <w:rPr>
-          <w:rFonts w:ascii="Times New Roman" w:hAnsi="Times New Roman"/>
-          <w:strike/>
-          <w:color w:val="C00000"/>
-          <w:sz w:val="24"/>
-          <w:szCs w:val="24"/>
-        </w:rPr>
-        <w:t xml:space="preserve">time period set forth in 11 U.S.C. §365(d), </w:t>
-      </w:r>
-      <w:r>
-        <w:rPr>
-          <w:rFonts w:ascii="Times New Roman" w:hAnsi="Times New Roman"/>
-          <w:color w:val="0645AD"/>
-          <w:u w:val="single"/>
-          <w:sz w:val="24"/>
-          <w:szCs w:val="24"/>
-        </w:rPr>
-        <w:t xml:space="preserve">dissolution of each Protected Series, </w:t>
-      </w:r>
-      <w:r>
-        <w:rPr>
-          <w:rFonts w:ascii="Times New Roman" w:hAnsi="Times New Roman"/>
-          <w:sz w:val="24"/>
-          <w:szCs w:val="24"/>
-        </w:rPr>
-        <w:t xml:space="preserve">and </w:t>
-      </w:r>
-      <w:r>
-        <w:rPr>
-          <w:rFonts w:ascii="Times New Roman" w:hAnsi="Times New Roman"/>
-          <w:strike/>
-          <w:color w:val="C00000"/>
-          <w:sz w:val="24"/>
-          <w:szCs w:val="24"/>
-        </w:rPr>
-        <w:t xml:space="preserve">if </w:t>
-      </w:r>
-      <w:r>
-        <w:rPr>
-          <w:rFonts w:ascii="Times New Roman" w:hAnsi="Times New Roman"/>
-          <w:sz w:val="24"/>
-          <w:szCs w:val="24"/>
-        </w:rPr>
-        <w:t xml:space="preserve">the </w:t>
-      </w:r>
-      <w:r>
-        <w:rPr>
-          <w:rFonts w:ascii="Times New Roman" w:hAnsi="Times New Roman"/>
-          <w:strike/>
-          <w:color w:val="C00000"/>
-          <w:sz w:val="24"/>
-          <w:szCs w:val="24"/>
-        </w:rPr>
-        <w:t xml:space="preserve">trustee assumes such debtor Member's interest, such trustee shall comply with the terms of this Agreement and Florida law governing this Agreement, including, without limitation, the restrictions </w:t>
-      </w:r>
-      <w:r>
-        <w:rPr>
-          <w:rFonts w:ascii="Times New Roman" w:hAnsi="Times New Roman"/>
-          <w:color w:val="0645AD"/>
-          <w:u w:val="single"/>
-          <w:sz w:val="24"/>
-          <w:szCs w:val="24"/>
-        </w:rPr>
-        <w:t xml:space="preserve">winding up </w:t>
-      </w:r>
-      <w:r>
-        <w:rPr>
-          <w:rFonts w:ascii="Times New Roman" w:hAnsi="Times New Roman"/>
-          <w:sz w:val="24"/>
-          <w:szCs w:val="24"/>
-        </w:rPr>
-        <w:t xml:space="preserve">of the </w:t>
-      </w:r>
-      <w:r>
-        <w:rPr>
-          <w:rFonts w:ascii="Times New Roman" w:hAnsi="Times New Roman"/>
-          <w:strike/>
-          <w:color w:val="C00000"/>
-          <w:sz w:val="24"/>
-          <w:szCs w:val="24"/>
-        </w:rPr>
-        <w:t xml:space="preserve">rights </w:t>
-      </w:r>
-      <w:r>
-        <w:rPr>
-          <w:rFonts w:ascii="Times New Roman" w:hAnsi="Times New Roman"/>
-          <w:color w:val="0645AD"/>
-          <w:u w:val="single"/>
-          <w:sz w:val="24"/>
-          <w:szCs w:val="24"/>
-        </w:rPr>
-        <w:t xml:space="preserve">Company is not complete until the winding up </w:t>
-      </w:r>
-      <w:r>
-        <w:rPr>
-          <w:rFonts w:ascii="Times New Roman" w:hAnsi="Times New Roman"/>
-          <w:sz w:val="24"/>
-          <w:szCs w:val="24"/>
-        </w:rPr>
-        <w:t xml:space="preserve">of </w:t>
-      </w:r>
-      <w:r>
-        <w:rPr>
-          <w:rFonts w:ascii="Times New Roman" w:hAnsi="Times New Roman"/>
-          <w:strike/>
-          <w:color w:val="C00000"/>
-          <w:sz w:val="24"/>
-          <w:szCs w:val="24"/>
-        </w:rPr>
-        <w:t xml:space="preserve">a creditor of a Member or transferee pursuant to ss. 605.0502 and 605.0503, Florida Statutes. </w:t>
-      </w:r>
-      <w:r>
-        <w:rPr>
-          <w:rFonts w:ascii="Times New Roman" w:hAnsi="Times New Roman"/>
-          <w:color w:val="0645AD"/>
-          <w:u w:val="single"/>
-          <w:sz w:val="24"/>
-          <w:szCs w:val="24"/>
-        </w:rPr>
-        <w:t xml:space="preserve">each Protected Series is complete. </w:t>
-      </w:r>
-    </w:p>
-    <w:p>
-      <w:pPr>
-        <w:keepLines/>
-        <w:widowControl/>
-        <w:spacing w:after="160"/>
-        <w:jc w:val="both"/>
-      </w:pPr>
-      <w:r>
-        <w:rPr>
-          <w:rFonts w:ascii="Times New Roman" w:hAnsi="Times New Roman"/>
-          <w:strike/>
-          <w:color w:val="C00000"/>
-          <w:sz w:val="24"/>
-          <w:szCs w:val="24"/>
-        </w:rPr>
-        <w:t xml:space="preserve">ARTICLE 12 — ADMISSION OF MEMBERS; ASSOCIATION WITH PROTECTED SERIES </w:t>
-      </w:r>
-      <w:r>
-        <w:rPr>
-          <w:rFonts w:ascii="Times New Roman" w:hAnsi="Times New Roman"/>
-          <w:color w:val="0645AD"/>
-          <w:u w:val="single"/>
-          <w:sz w:val="24"/>
-          <w:szCs w:val="24"/>
-        </w:rPr>
-        <w:t xml:space="preserve">12.4 Winding Up the Company. Upon dissolution of the Company, the Manager (or, if there is none, a person designated by the Member) shall wind up the Company and each Protected Series. After the winding up of each Protected Series under Section 12.2, the remaining Associated Assets of the Company shall be applied: first, to pay or provide for the Company's Associated Liabilities to creditors; and then the balance to the Member. Articles of dissolution shall be filed as the Act requires, and the Company shall terminate when winding up is complete. </w:t>
-      </w:r>
-    </w:p>
-    <w:p>
-      <w:pPr>
-        <w:keepLines/>
-        <w:widowControl/>
-        <w:spacing w:after="160"/>
-        <w:jc w:val="both"/>
-      </w:pPr>
-      <w:r>
-        <w:rPr>
-          <w:rFonts w:ascii="Times New Roman" w:hAnsi="Times New Roman"/>
-          <w:strike/>
-          <w:color w:val="C00000"/>
-          <w:sz w:val="24"/>
-          <w:szCs w:val="24"/>
-        </w:rPr>
-        <w:t xml:space="preserve">12.1 Admission of Members. A person may be admitted as a </w:t>
-      </w:r>
-      <w:r>
-        <w:rPr>
-          <w:rFonts w:ascii="Times New Roman" w:hAnsi="Times New Roman"/>
-          <w:color w:val="0645AD"/>
-          <w:u w:val="single"/>
-          <w:sz w:val="24"/>
-          <w:szCs w:val="24"/>
-        </w:rPr>
-        <w:t xml:space="preserve">12.5 No Deficit Obligation; Recourse Limited. The </w:t>
-      </w:r>
-      <w:r>
-        <w:rPr>
-          <w:rFonts w:ascii="Times New Roman" w:hAnsi="Times New Roman"/>
-          <w:sz w:val="24"/>
-          <w:szCs w:val="24"/>
-        </w:rPr>
-        <w:t xml:space="preserve">Member </w:t>
-      </w:r>
-      <w:r>
-        <w:rPr>
-          <w:rFonts w:ascii="Times New Roman" w:hAnsi="Times New Roman"/>
-          <w:color w:val="0645AD"/>
-          <w:u w:val="single"/>
-          <w:sz w:val="24"/>
-          <w:szCs w:val="24"/>
-        </w:rPr>
-        <w:t xml:space="preserve">shall have no obligation to restore any deficit or to contribute capital in connection with any winding up, and each creditor </w:t>
-      </w:r>
-      <w:r>
-        <w:rPr>
-          <w:rFonts w:ascii="Times New Roman" w:hAnsi="Times New Roman"/>
-          <w:sz w:val="24"/>
-          <w:szCs w:val="24"/>
-        </w:rPr>
-        <w:t xml:space="preserve">of the Company </w:t>
-      </w:r>
-      <w:r>
-        <w:rPr>
-          <w:rFonts w:ascii="Times New Roman" w:hAnsi="Times New Roman"/>
-          <w:strike/>
-          <w:color w:val="C00000"/>
-          <w:sz w:val="24"/>
-          <w:szCs w:val="24"/>
-        </w:rPr>
-        <w:t xml:space="preserve">only with </w:t>
-      </w:r>
-      <w:r>
-        <w:rPr>
-          <w:rFonts w:ascii="Times New Roman" w:hAnsi="Times New Roman"/>
-          <w:color w:val="0645AD"/>
-          <w:u w:val="single"/>
-          <w:sz w:val="24"/>
-          <w:szCs w:val="24"/>
-        </w:rPr>
-        <w:t xml:space="preserve">or of any Protected Series shall look solely to </w:t>
-      </w:r>
-      <w:r>
-        <w:rPr>
-          <w:rFonts w:ascii="Times New Roman" w:hAnsi="Times New Roman"/>
-          <w:sz w:val="24"/>
-          <w:szCs w:val="24"/>
-        </w:rPr>
-        <w:t xml:space="preserve">the </w:t>
-      </w:r>
-      <w:r>
-        <w:rPr>
-          <w:rFonts w:ascii="Times New Roman" w:hAnsi="Times New Roman"/>
-          <w:strike/>
-          <w:color w:val="C00000"/>
-          <w:sz w:val="24"/>
-          <w:szCs w:val="24"/>
-        </w:rPr>
-        <w:t xml:space="preserve">written consent </w:t>
-      </w:r>
-      <w:r>
-        <w:rPr>
-          <w:rFonts w:ascii="Times New Roman" w:hAnsi="Times New Roman"/>
-          <w:color w:val="0645AD"/>
-          <w:u w:val="single"/>
-          <w:sz w:val="24"/>
-          <w:szCs w:val="24"/>
-        </w:rPr>
-        <w:t xml:space="preserve">Associated Assets </w:t>
-      </w:r>
-      <w:r>
-        <w:rPr>
-          <w:rFonts w:ascii="Times New Roman" w:hAnsi="Times New Roman"/>
-          <w:sz w:val="24"/>
-          <w:szCs w:val="24"/>
-        </w:rPr>
-        <w:t xml:space="preserve">of </w:t>
-      </w:r>
-      <w:r>
-        <w:rPr>
-          <w:rFonts w:ascii="Times New Roman" w:hAnsi="Times New Roman"/>
-          <w:strike/>
-          <w:color w:val="C00000"/>
-          <w:sz w:val="24"/>
-          <w:szCs w:val="24"/>
-        </w:rPr>
-        <w:t xml:space="preserve">all Members and upon the person's delivery of a signed agreement to be bound by this Agreement, except that (a) a TOD beneficiary is admitted as provided in Section 4.11, and (b) a permitted family transferee under Section 10.2 may be admitted with the written consent of a Majority in Interest of the Members other than the transferor. </w:t>
-      </w:r>
-      <w:r>
-        <w:rPr>
-          <w:rFonts w:ascii="Times New Roman" w:hAnsi="Times New Roman"/>
-          <w:color w:val="0645AD"/>
-          <w:u w:val="single"/>
-          <w:sz w:val="24"/>
-          <w:szCs w:val="24"/>
-        </w:rPr>
-        <w:t xml:space="preserve">its obligor. </w:t>
-      </w:r>
-    </w:p>
-    <w:p>
-      <w:pPr>
-        <w:keepLines/>
-        <w:widowControl/>
-        <w:spacing w:after="160"/>
-        <w:jc w:val="both"/>
-      </w:pPr>
-      <w:r>
-        <w:rPr>
-          <w:rFonts w:ascii="Times New Roman" w:hAnsi="Times New Roman"/>
-          <w:strike/>
-          <w:color w:val="C00000"/>
-          <w:sz w:val="24"/>
-          <w:szCs w:val="24"/>
-        </w:rPr>
-        <w:t xml:space="preserve">12.2 No Association with a Protected Series. No Member may be associated with a Protected Series. A Protected Series may not be established with, and may not admit, an Associated Member. Any amendment permitting Associated Members may cause each Protected Series to be treated as an entity separate from the Company for federal income tax purposes, with its own filing obligations, and may terminate any election the Company has made. </w:t>
-      </w:r>
-      <w:r>
-        <w:rPr>
-          <w:rFonts w:ascii="Times New Roman" w:hAnsi="Times New Roman"/>
-          <w:color w:val="0645AD"/>
-          <w:u w:val="single"/>
-          <w:sz w:val="24"/>
-          <w:szCs w:val="24"/>
-        </w:rPr>
-        <w:t xml:space="preserve">ARTICLE 13 — AMENDMENTS; CONSENTS </w:t>
-      </w:r>
-    </w:p>
-    <w:p>
-      <w:pPr>
-        <w:keepLines/>
-        <w:widowControl/>
-        <w:spacing w:after="160"/>
-        <w:jc w:val="both"/>
-      </w:pPr>
-      <w:r>
-        <w:rPr>
-          <w:rFonts w:ascii="Times New Roman" w:hAnsi="Times New Roman"/>
-          <w:strike/>
-          <w:color w:val="C00000"/>
-          <w:sz w:val="24"/>
-          <w:szCs w:val="24"/>
-        </w:rPr>
-        <w:t xml:space="preserve">12.3 Continuation on Termination of Last Member. Upon </w:t>
-      </w:r>
-      <w:r>
-        <w:rPr>
-          <w:rFonts w:ascii="Times New Roman" w:hAnsi="Times New Roman"/>
-          <w:color w:val="0645AD"/>
-          <w:u w:val="single"/>
-          <w:sz w:val="24"/>
-          <w:szCs w:val="24"/>
-        </w:rPr>
-        <w:t xml:space="preserve">13.1 Amendments. This Agreement, including any Series Exhibit, may be amended only by a written instrument signed by </w:t>
-      </w:r>
-      <w:r>
-        <w:rPr>
-          <w:rFonts w:ascii="Times New Roman" w:hAnsi="Times New Roman"/>
-          <w:sz w:val="24"/>
-          <w:szCs w:val="24"/>
-        </w:rPr>
-        <w:t xml:space="preserve">the </w:t>
-      </w:r>
-      <w:r>
-        <w:rPr>
-          <w:rFonts w:ascii="Times New Roman" w:hAnsi="Times New Roman"/>
-          <w:strike/>
-          <w:color w:val="C00000"/>
-          <w:sz w:val="24"/>
-          <w:szCs w:val="24"/>
-        </w:rPr>
-        <w:t xml:space="preserve">termination </w:t>
-      </w:r>
-      <w:r>
-        <w:rPr>
-          <w:rFonts w:ascii="Times New Roman" w:hAnsi="Times New Roman"/>
-          <w:color w:val="0645AD"/>
-          <w:u w:val="single"/>
-          <w:sz w:val="24"/>
-          <w:szCs w:val="24"/>
-        </w:rPr>
-        <w:t xml:space="preserve">Member; provided, that any amendment changing the rights or obligations </w:t>
-      </w:r>
-      <w:r>
-        <w:rPr>
-          <w:rFonts w:ascii="Times New Roman" w:hAnsi="Times New Roman"/>
-          <w:sz w:val="24"/>
-          <w:szCs w:val="24"/>
-        </w:rPr>
-        <w:t xml:space="preserve">of the </w:t>
-      </w:r>
-      <w:r>
-        <w:rPr>
-          <w:rFonts w:ascii="Times New Roman" w:hAnsi="Times New Roman"/>
-          <w:strike/>
-          <w:color w:val="C00000"/>
-          <w:sz w:val="24"/>
-          <w:szCs w:val="24"/>
-        </w:rPr>
-        <w:t xml:space="preserve">membership </w:t>
-      </w:r>
-      <w:r>
-        <w:rPr>
-          <w:rFonts w:ascii="Times New Roman" w:hAnsi="Times New Roman"/>
-          <w:color w:val="0645AD"/>
-          <w:u w:val="single"/>
-          <w:sz w:val="24"/>
-          <w:szCs w:val="24"/>
-        </w:rPr>
-        <w:t xml:space="preserve">Manager may not impose new obligations on the Manager without the Manager's written consent. Oral, implied, or course-of-dealing amendments are </w:t>
-      </w:r>
-      <w:r>
-        <w:rPr>
-          <w:rFonts w:ascii="Times New Roman" w:hAnsi="Times New Roman"/>
-          <w:sz w:val="24"/>
-          <w:szCs w:val="24"/>
-        </w:rPr>
-        <w:t xml:space="preserve">of </w:t>
-      </w:r>
-      <w:r>
-        <w:rPr>
-          <w:rFonts w:ascii="Times New Roman" w:hAnsi="Times New Roman"/>
-          <w:strike/>
-          <w:color w:val="C00000"/>
-          <w:sz w:val="24"/>
-          <w:szCs w:val="24"/>
-        </w:rPr>
-        <w:t xml:space="preserve">the last remaining member of the Company, the Company shall not be dissolved, and the legal representative of the last remaining member shall agree in writing to continue the Company, and the representative (or an Immediate Family Member designated by the representative who is not a creditor of the last remaining member) shall be admitted as a member effective as of the terminating event, all as permitted by the Act. </w:t>
-      </w:r>
-      <w:r>
-        <w:rPr>
-          <w:rFonts w:ascii="Times New Roman" w:hAnsi="Times New Roman"/>
-          <w:color w:val="0645AD"/>
-          <w:u w:val="single"/>
-          <w:sz w:val="24"/>
-          <w:szCs w:val="24"/>
-        </w:rPr>
-        <w:t xml:space="preserve">no effect. </w:t>
-      </w:r>
-    </w:p>
-    <w:p>
-      <w:pPr>
-        <w:keepLines/>
-        <w:widowControl/>
-        <w:spacing w:after="160"/>
-        <w:jc w:val="both"/>
-      </w:pPr>
-      <w:r>
-        <w:rPr>
-          <w:rFonts w:ascii="Times New Roman" w:hAnsi="Times New Roman"/>
-          <w:strike/>
-          <w:color w:val="C00000"/>
-          <w:sz w:val="24"/>
-          <w:szCs w:val="24"/>
-        </w:rPr>
-        <w:t xml:space="preserve">ARTICLE 13 — WITHDRAWAL; DEADLOCK </w:t>
-      </w:r>
-      <w:r>
-        <w:rPr>
-          <w:rFonts w:ascii="Times New Roman" w:hAnsi="Times New Roman"/>
-          <w:color w:val="0645AD"/>
-          <w:u w:val="single"/>
-          <w:sz w:val="24"/>
-          <w:szCs w:val="24"/>
-        </w:rPr>
-        <w:t xml:space="preserve">13.2 Action by Written Consent. Any action of the Member, or of the Company, under this Agreement may be taken by a written consent signed by the Member and maintained with the Company's records. No meetings are required. </w:t>
-      </w:r>
-    </w:p>
-    <w:p>
-      <w:pPr>
-        <w:keepLines/>
-        <w:widowControl/>
-        <w:spacing w:after="160"/>
-        <w:jc w:val="both"/>
-      </w:pPr>
-      <w:r>
-        <w:rPr>
-          <w:rFonts w:ascii="Times New Roman" w:hAnsi="Times New Roman"/>
-          <w:strike/>
-          <w:color w:val="C00000"/>
-          <w:sz w:val="24"/>
-          <w:szCs w:val="24"/>
-        </w:rPr>
-        <w:t xml:space="preserve">13.1 No Voluntary Withdrawal. No Member may voluntarily withdraw, resign, or dissociate from the Company before the dissolution and winding up of the Company without the written consent of all other Members. A Member's dissociation, whether or not wrongful, does not entitle the dissociated Member to any distribution or payment for the Member's interest except as this Agreement or the Act provides, and a dissociated Member (or the Member's successor) holds thereafter only the rights of a transferee described in Section 10.3. </w:t>
-      </w:r>
-      <w:r>
-        <w:rPr>
-          <w:rFonts w:ascii="Times New Roman" w:hAnsi="Times New Roman"/>
-          <w:color w:val="0645AD"/>
-          <w:u w:val="single"/>
-          <w:sz w:val="24"/>
-          <w:szCs w:val="24"/>
-        </w:rPr>
-        <w:t xml:space="preserve">ARTICLE 14 — MISCELLANEOUS </w:t>
-      </w:r>
-    </w:p>
-    <w:p>
-      <w:pPr>
-        <w:keepLines/>
-        <w:widowControl/>
-        <w:spacing w:after="160"/>
-        <w:jc w:val="both"/>
-      </w:pPr>
-      <w:r>
-        <w:rPr>
-          <w:rFonts w:ascii="Times New Roman" w:hAnsi="Times New Roman"/>
-          <w:strike/>
-          <w:color w:val="C00000"/>
-          <w:sz w:val="24"/>
-          <w:szCs w:val="24"/>
-        </w:rPr>
-        <w:t xml:space="preserve">13.2 Deadlock; Buy-Sell Election. [OPTIONAL PROVISION — see Instructions; </w:t>
-      </w:r>
-      <w:r>
-        <w:rPr>
-          <w:rFonts w:ascii="Times New Roman" w:hAnsi="Times New Roman"/>
-          <w:color w:val="0645AD"/>
-          <w:u w:val="single"/>
-          <w:sz w:val="24"/>
-          <w:szCs w:val="24"/>
-        </w:rPr>
-        <w:t xml:space="preserve">14.1 Governing Law; Internal Affairs. This Agreement, the internal affairs of the Company and of each Protected Series, and the relations among the Member, the Manager, each Protected Series Manager, the Company, and each Protected Series, are governed by the laws of the State of Florida, without regard </w:t>
-      </w:r>
-      <w:r>
-        <w:rPr>
-          <w:rFonts w:ascii="Times New Roman" w:hAnsi="Times New Roman"/>
-          <w:sz w:val="24"/>
-          <w:szCs w:val="24"/>
-        </w:rPr>
-        <w:t xml:space="preserve">to </w:t>
-      </w:r>
-      <w:r>
-        <w:rPr>
-          <w:rFonts w:ascii="Times New Roman" w:hAnsi="Times New Roman"/>
-          <w:strike/>
-          <w:color w:val="C00000"/>
-          <w:sz w:val="24"/>
-          <w:szCs w:val="24"/>
-        </w:rPr>
-        <w:t xml:space="preserve">omit, replace the text of this Section with "[Reserved.]" — do not renumber] </w:t>
-      </w:r>
-      <w:r>
-        <w:rPr>
-          <w:rFonts w:ascii="Times New Roman" w:hAnsi="Times New Roman"/>
-          <w:color w:val="0645AD"/>
-          <w:u w:val="single"/>
-          <w:sz w:val="24"/>
-          <w:szCs w:val="24"/>
-        </w:rPr>
-        <w:t xml:space="preserve">conflict-of-laws principles. </w:t>
-      </w:r>
-    </w:p>
-    <w:p>
-      <w:pPr>
-        <w:keepLines/>
-        <w:widowControl/>
-        <w:spacing w:after="160"/>
-        <w:jc w:val="both"/>
-      </w:pPr>
-      <w:r>
-        <w:rPr>
-          <w:rFonts w:ascii="Times New Roman" w:hAnsi="Times New Roman"/>
-          <w:strike/>
-          <w:color w:val="C00000"/>
-          <w:sz w:val="24"/>
-          <w:szCs w:val="24"/>
-        </w:rPr>
-        <w:t xml:space="preserve">(a) A "Deadlock" exists if the Members are unable, by the vote required under </w:t>
-      </w:r>
-      <w:r>
-        <w:rPr>
-          <w:rFonts w:ascii="Times New Roman" w:hAnsi="Times New Roman"/>
-          <w:color w:val="0645AD"/>
-          <w:u w:val="single"/>
-          <w:sz w:val="24"/>
-          <w:szCs w:val="24"/>
-        </w:rPr>
-        <w:t xml:space="preserve">14.2 Venue. Any action or proceeding arising out of or relating to </w:t>
-      </w:r>
-      <w:r>
-        <w:rPr>
-          <w:rFonts w:ascii="Times New Roman" w:hAnsi="Times New Roman"/>
-          <w:sz w:val="24"/>
-          <w:szCs w:val="24"/>
-        </w:rPr>
-        <w:t xml:space="preserve">this Agreement, </w:t>
-      </w:r>
-      <w:r>
-        <w:rPr>
-          <w:rFonts w:ascii="Times New Roman" w:hAnsi="Times New Roman"/>
-          <w:strike/>
-          <w:color w:val="C00000"/>
-          <w:sz w:val="24"/>
-          <w:szCs w:val="24"/>
-        </w:rPr>
-        <w:t xml:space="preserve">to approve </w:t>
-      </w:r>
-      <w:r>
-        <w:rPr>
-          <w:rFonts w:ascii="Times New Roman" w:hAnsi="Times New Roman"/>
-          <w:color w:val="0645AD"/>
-          <w:u w:val="single"/>
-          <w:sz w:val="24"/>
-          <w:szCs w:val="24"/>
-        </w:rPr>
-        <w:t xml:space="preserve">the Company, </w:t>
-      </w:r>
-      <w:r>
-        <w:rPr>
-          <w:rFonts w:ascii="Times New Roman" w:hAnsi="Times New Roman"/>
-          <w:sz w:val="24"/>
-          <w:szCs w:val="24"/>
-        </w:rPr>
-        <w:t xml:space="preserve">or </w:t>
-      </w:r>
-      <w:r>
-        <w:rPr>
-          <w:rFonts w:ascii="Times New Roman" w:hAnsi="Times New Roman"/>
-          <w:strike/>
-          <w:color w:val="C00000"/>
-          <w:sz w:val="24"/>
-          <w:szCs w:val="24"/>
-        </w:rPr>
-        <w:t xml:space="preserve">reject a matter duly submitted for approval, </w:t>
-      </w:r>
-      <w:r>
-        <w:rPr>
-          <w:rFonts w:ascii="Times New Roman" w:hAnsi="Times New Roman"/>
-          <w:color w:val="0645AD"/>
-          <w:u w:val="single"/>
-          <w:sz w:val="24"/>
-          <w:szCs w:val="24"/>
-        </w:rPr>
-        <w:t xml:space="preserve">any Protected Series shall be brought exclusively in the courts of the county in Florida in which the Company's principal office is located, </w:t>
-      </w:r>
-      <w:r>
-        <w:rPr>
-          <w:rFonts w:ascii="Times New Roman" w:hAnsi="Times New Roman"/>
-          <w:sz w:val="24"/>
-          <w:szCs w:val="24"/>
-        </w:rPr>
-        <w:t xml:space="preserve">and </w:t>
-      </w:r>
-      <w:r>
-        <w:rPr>
-          <w:rFonts w:ascii="Times New Roman" w:hAnsi="Times New Roman"/>
-          <w:strike/>
-          <w:color w:val="C00000"/>
-          <w:sz w:val="24"/>
-          <w:szCs w:val="24"/>
-        </w:rPr>
-        <w:t xml:space="preserve">the inability continues for sixty (60) days after any Member delivers written notice </w:t>
-      </w:r>
-      <w:r>
-        <w:rPr>
-          <w:rFonts w:ascii="Times New Roman" w:hAnsi="Times New Roman"/>
-          <w:color w:val="0645AD"/>
-          <w:u w:val="single"/>
-          <w:sz w:val="24"/>
-          <w:szCs w:val="24"/>
-        </w:rPr>
-        <w:t xml:space="preserve">each party consents </w:t>
-      </w:r>
-      <w:r>
-        <w:rPr>
-          <w:rFonts w:ascii="Times New Roman" w:hAnsi="Times New Roman"/>
-          <w:sz w:val="24"/>
-          <w:szCs w:val="24"/>
-        </w:rPr>
-        <w:t xml:space="preserve">to the </w:t>
-      </w:r>
-      <w:r>
-        <w:rPr>
-          <w:rFonts w:ascii="Times New Roman" w:hAnsi="Times New Roman"/>
-          <w:strike/>
-          <w:color w:val="C00000"/>
-          <w:sz w:val="24"/>
-          <w:szCs w:val="24"/>
-        </w:rPr>
-        <w:t xml:space="preserve">Company </w:t>
-      </w:r>
-      <w:r>
-        <w:rPr>
-          <w:rFonts w:ascii="Times New Roman" w:hAnsi="Times New Roman"/>
-          <w:color w:val="0645AD"/>
-          <w:u w:val="single"/>
-          <w:sz w:val="24"/>
-          <w:szCs w:val="24"/>
-        </w:rPr>
-        <w:t xml:space="preserve">jurisdiction of such courts </w:t>
-      </w:r>
-      <w:r>
-        <w:rPr>
-          <w:rFonts w:ascii="Times New Roman" w:hAnsi="Times New Roman"/>
-          <w:sz w:val="24"/>
-          <w:szCs w:val="24"/>
-        </w:rPr>
-        <w:t xml:space="preserve">and </w:t>
-      </w:r>
-      <w:r>
-        <w:rPr>
-          <w:rFonts w:ascii="Times New Roman" w:hAnsi="Times New Roman"/>
-          <w:strike/>
-          <w:color w:val="C00000"/>
-          <w:sz w:val="24"/>
-          <w:szCs w:val="24"/>
-        </w:rPr>
-        <w:t xml:space="preserve">the other Members describing the matter and stating that a Deadlock exists. </w:t>
-      </w:r>
-      <w:r>
-        <w:rPr>
-          <w:rFonts w:ascii="Times New Roman" w:hAnsi="Times New Roman"/>
-          <w:color w:val="0645AD"/>
-          <w:u w:val="single"/>
-          <w:sz w:val="24"/>
-          <w:szCs w:val="24"/>
-        </w:rPr>
-        <w:t xml:space="preserve">waives any objection to venue there. </w:t>
-      </w:r>
-    </w:p>
-    <w:p>
-      <w:pPr>
-        <w:keepLines/>
-        <w:widowControl/>
-        <w:spacing w:after="160"/>
-        <w:jc w:val="both"/>
-      </w:pPr>
-      <w:r>
-        <w:rPr>
-          <w:rFonts w:ascii="Times New Roman" w:hAnsi="Times New Roman"/>
-          <w:strike/>
-          <w:color w:val="C00000"/>
-          <w:sz w:val="24"/>
-          <w:szCs w:val="24"/>
-        </w:rPr>
-        <w:t xml:space="preserve">(b) During a Deadlock, </w:t>
-      </w:r>
-      <w:r>
-        <w:rPr>
-          <w:rFonts w:ascii="Times New Roman" w:hAnsi="Times New Roman"/>
-          <w:color w:val="0645AD"/>
-          <w:u w:val="single"/>
-          <w:sz w:val="24"/>
-          <w:szCs w:val="24"/>
-        </w:rPr>
-        <w:t xml:space="preserve">14.3 Severability. If </w:t>
-      </w:r>
-      <w:r>
-        <w:rPr>
-          <w:rFonts w:ascii="Times New Roman" w:hAnsi="Times New Roman"/>
-          <w:sz w:val="24"/>
-          <w:szCs w:val="24"/>
-        </w:rPr>
-        <w:t xml:space="preserve">any </w:t>
-      </w:r>
-      <w:r>
-        <w:rPr>
-          <w:rFonts w:ascii="Times New Roman" w:hAnsi="Times New Roman"/>
-          <w:strike/>
-          <w:color w:val="C00000"/>
-          <w:sz w:val="24"/>
-          <w:szCs w:val="24"/>
-        </w:rPr>
-        <w:t xml:space="preserve">Member holding twenty-five percent (25%) </w:t>
-      </w:r>
-      <w:r>
-        <w:rPr>
-          <w:rFonts w:ascii="Times New Roman" w:hAnsi="Times New Roman"/>
-          <w:color w:val="0645AD"/>
-          <w:u w:val="single"/>
-          <w:sz w:val="24"/>
-          <w:szCs w:val="24"/>
-        </w:rPr>
-        <w:t xml:space="preserve">provision of this Agreement is held invalid </w:t>
-      </w:r>
-      <w:r>
-        <w:rPr>
-          <w:rFonts w:ascii="Times New Roman" w:hAnsi="Times New Roman"/>
-          <w:sz w:val="24"/>
-          <w:szCs w:val="24"/>
-        </w:rPr>
-        <w:t xml:space="preserve">or </w:t>
-      </w:r>
-      <w:r>
-        <w:rPr>
-          <w:rFonts w:ascii="Times New Roman" w:hAnsi="Times New Roman"/>
-          <w:strike/>
-          <w:color w:val="C00000"/>
-          <w:sz w:val="24"/>
-          <w:szCs w:val="24"/>
-        </w:rPr>
-        <w:t xml:space="preserve">more </w:t>
-      </w:r>
-      <w:r>
-        <w:rPr>
-          <w:rFonts w:ascii="Times New Roman" w:hAnsi="Times New Roman"/>
-          <w:color w:val="0645AD"/>
-          <w:u w:val="single"/>
-          <w:sz w:val="24"/>
-          <w:szCs w:val="24"/>
-        </w:rPr>
-        <w:t xml:space="preserve">unenforceable, that provision shall be modified to the minimum extent necessary to make it enforceable, and the remainder of this Agreement shall remain in full force; provided, that nothing in this Agreement shall be construed to vary any provision </w:t>
-      </w:r>
-      <w:r>
-        <w:rPr>
-          <w:rFonts w:ascii="Times New Roman" w:hAnsi="Times New Roman"/>
-          <w:sz w:val="24"/>
-          <w:szCs w:val="24"/>
-        </w:rPr>
-        <w:t xml:space="preserve">of the </w:t>
-      </w:r>
-      <w:r>
-        <w:rPr>
-          <w:rFonts w:ascii="Times New Roman" w:hAnsi="Times New Roman"/>
-          <w:strike/>
-          <w:color w:val="C00000"/>
-          <w:sz w:val="24"/>
-          <w:szCs w:val="24"/>
-        </w:rPr>
-        <w:t xml:space="preserve">Percentage Interests (the "Offeror") </w:t>
-      </w:r>
-      <w:r>
-        <w:rPr>
-          <w:rFonts w:ascii="Times New Roman" w:hAnsi="Times New Roman"/>
-          <w:color w:val="0645AD"/>
-          <w:u w:val="single"/>
-          <w:sz w:val="24"/>
-          <w:szCs w:val="24"/>
-        </w:rPr>
-        <w:t xml:space="preserve">Act that </w:t>
-      </w:r>
-      <w:r>
-        <w:rPr>
-          <w:rFonts w:ascii="Times New Roman" w:hAnsi="Times New Roman"/>
-          <w:sz w:val="24"/>
-          <w:szCs w:val="24"/>
-        </w:rPr>
-        <w:t xml:space="preserve">may </w:t>
-      </w:r>
-      <w:r>
-        <w:rPr>
-          <w:rFonts w:ascii="Times New Roman" w:hAnsi="Times New Roman"/>
-          <w:strike/>
-          <w:color w:val="C00000"/>
-          <w:sz w:val="24"/>
-          <w:szCs w:val="24"/>
-        </w:rPr>
-        <w:t xml:space="preserve">deliver to the other Members (the "Offerees") a written offer (the "Buy-Sell Offer") stating a single gross valuation for the Company and all Protected Series, in cash. The Buy-Sell Offer constitutes both (i) </w:t>
-      </w:r>
-      <w:r>
-        <w:rPr>
-          <w:rFonts w:ascii="Times New Roman" w:hAnsi="Times New Roman"/>
-          <w:color w:val="0645AD"/>
-          <w:u w:val="single"/>
-          <w:sz w:val="24"/>
-          <w:szCs w:val="24"/>
-        </w:rPr>
-        <w:t xml:space="preserve">not be varied by </w:t>
-      </w:r>
-      <w:r>
-        <w:rPr>
-          <w:rFonts w:ascii="Times New Roman" w:hAnsi="Times New Roman"/>
-          <w:sz w:val="24"/>
-          <w:szCs w:val="24"/>
-        </w:rPr>
-        <w:t xml:space="preserve">an </w:t>
-      </w:r>
-      <w:r>
-        <w:rPr>
-          <w:rFonts w:ascii="Times New Roman" w:hAnsi="Times New Roman"/>
-          <w:strike/>
-          <w:color w:val="C00000"/>
-          <w:sz w:val="24"/>
-          <w:szCs w:val="24"/>
-        </w:rPr>
-        <w:t xml:space="preserve">offer by the Offeror to purchase all of the Offerees' Membership Interests at their proportionate share of that valuation, and (ii) an offer by the Offeror to sell all of the Offeror's Membership Interest to the Offerees at the Offeror's proportionate share of that valuation. </w:t>
-      </w:r>
-      <w:r>
-        <w:rPr>
-          <w:rFonts w:ascii="Times New Roman" w:hAnsi="Times New Roman"/>
-          <w:color w:val="0645AD"/>
-          <w:u w:val="single"/>
-          <w:sz w:val="24"/>
-          <w:szCs w:val="24"/>
-        </w:rPr>
-        <w:t xml:space="preserve">operating agreement. </w:t>
-      </w:r>
-    </w:p>
-    <w:p>
-      <w:pPr>
-        <w:keepLines/>
-        <w:widowControl/>
-        <w:spacing w:after="160"/>
-        <w:jc w:val="both"/>
-      </w:pPr>
-      <w:r>
-        <w:rPr>
-          <w:rFonts w:ascii="Times New Roman" w:hAnsi="Times New Roman"/>
-          <w:strike/>
-          <w:color w:val="C00000"/>
-          <w:sz w:val="24"/>
-          <w:szCs w:val="24"/>
-        </w:rPr>
-        <w:t xml:space="preserve">(c) Within forty-five (45) days after delivery of </w:t>
-      </w:r>
-      <w:r>
-        <w:rPr>
-          <w:rFonts w:ascii="Times New Roman" w:hAnsi="Times New Roman"/>
-          <w:color w:val="0645AD"/>
-          <w:u w:val="single"/>
-          <w:sz w:val="24"/>
-          <w:szCs w:val="24"/>
-        </w:rPr>
-        <w:t xml:space="preserve">14.4 Entire Agreement. This Agreement, including Exhibit A and each Series Exhibit, constitutes </w:t>
-      </w:r>
-      <w:r>
-        <w:rPr>
-          <w:rFonts w:ascii="Times New Roman" w:hAnsi="Times New Roman"/>
-          <w:sz w:val="24"/>
-          <w:szCs w:val="24"/>
-        </w:rPr>
-        <w:t xml:space="preserve">the </w:t>
-      </w:r>
-      <w:r>
-        <w:rPr>
-          <w:rFonts w:ascii="Times New Roman" w:hAnsi="Times New Roman"/>
-          <w:strike/>
-          <w:color w:val="C00000"/>
-          <w:sz w:val="24"/>
-          <w:szCs w:val="24"/>
-        </w:rPr>
-        <w:t xml:space="preserve">Buy-Sell Offer, </w:t>
-      </w:r>
-      <w:r>
-        <w:rPr>
-          <w:rFonts w:ascii="Times New Roman" w:hAnsi="Times New Roman"/>
-          <w:color w:val="0645AD"/>
-          <w:u w:val="single"/>
-          <w:sz w:val="24"/>
-          <w:szCs w:val="24"/>
-        </w:rPr>
-        <w:t xml:space="preserve">entire agreement governing </w:t>
-      </w:r>
-      <w:r>
-        <w:rPr>
-          <w:rFonts w:ascii="Times New Roman" w:hAnsi="Times New Roman"/>
-          <w:sz w:val="24"/>
-          <w:szCs w:val="24"/>
-        </w:rPr>
-        <w:t xml:space="preserve">the </w:t>
-      </w:r>
-      <w:r>
-        <w:rPr>
-          <w:rFonts w:ascii="Times New Roman" w:hAnsi="Times New Roman"/>
-          <w:strike/>
-          <w:color w:val="C00000"/>
-          <w:sz w:val="24"/>
-          <w:szCs w:val="24"/>
-        </w:rPr>
-        <w:t xml:space="preserve">Offerees (acting jointly, or severally in proportion </w:t>
-      </w:r>
-      <w:r>
-        <w:rPr>
-          <w:rFonts w:ascii="Times New Roman" w:hAnsi="Times New Roman"/>
-          <w:color w:val="0645AD"/>
-          <w:u w:val="single"/>
-          <w:sz w:val="24"/>
-          <w:szCs w:val="24"/>
-        </w:rPr>
-        <w:t xml:space="preserve">Company and each Protected Series and supersedes all prior agreements and understandings with respect </w:t>
-      </w:r>
-      <w:r>
-        <w:rPr>
-          <w:rFonts w:ascii="Times New Roman" w:hAnsi="Times New Roman"/>
-          <w:sz w:val="24"/>
-          <w:szCs w:val="24"/>
-        </w:rPr>
-        <w:t xml:space="preserve">to their </w:t>
-      </w:r>
-      <w:r>
-        <w:rPr>
-          <w:rFonts w:ascii="Times New Roman" w:hAnsi="Times New Roman"/>
-          <w:strike/>
-          <w:color w:val="C00000"/>
-          <w:sz w:val="24"/>
-          <w:szCs w:val="24"/>
-        </w:rPr>
-        <w:t xml:space="preserve">Percentage Interests among those electing) shall elect in writing either to sell their Membership Interests to the Offeror, or to purchase the Offeror's Membership Interest, in each case at the price determined under the Buy-Sell Offer. Failure to deliver a timely election is an election to sell. </w:t>
-      </w:r>
-      <w:r>
-        <w:rPr>
-          <w:rFonts w:ascii="Times New Roman" w:hAnsi="Times New Roman"/>
-          <w:color w:val="0645AD"/>
-          <w:u w:val="single"/>
-          <w:sz w:val="24"/>
-          <w:szCs w:val="24"/>
-        </w:rPr>
-        <w:t xml:space="preserve">subject matter. </w:t>
-      </w:r>
-    </w:p>
-    <w:p>
-      <w:pPr>
-        <w:keepLines/>
-        <w:widowControl/>
-        <w:spacing w:after="160"/>
-        <w:jc w:val="both"/>
-      </w:pPr>
-      <w:r>
-        <w:rPr>
-          <w:rFonts w:ascii="Times New Roman" w:hAnsi="Times New Roman"/>
-          <w:strike/>
-          <w:color w:val="C00000"/>
-          <w:sz w:val="24"/>
-          <w:szCs w:val="24"/>
-        </w:rPr>
-        <w:t xml:space="preserve">(d) The closing shall occur within sixty (60) days after </w:t>
-      </w:r>
-      <w:r>
-        <w:rPr>
-          <w:rFonts w:ascii="Times New Roman" w:hAnsi="Times New Roman"/>
-          <w:color w:val="0645AD"/>
-          <w:u w:val="single"/>
-          <w:sz w:val="24"/>
-          <w:szCs w:val="24"/>
-        </w:rPr>
-        <w:t xml:space="preserve">14.5 Binding Effect. This Agreement binds and benefits </w:t>
-      </w:r>
-      <w:r>
-        <w:rPr>
-          <w:rFonts w:ascii="Times New Roman" w:hAnsi="Times New Roman"/>
-          <w:sz w:val="24"/>
-          <w:szCs w:val="24"/>
-        </w:rPr>
-        <w:t xml:space="preserve">the </w:t>
-      </w:r>
-      <w:r>
-        <w:rPr>
-          <w:rFonts w:ascii="Times New Roman" w:hAnsi="Times New Roman"/>
-          <w:strike/>
-          <w:color w:val="C00000"/>
-          <w:sz w:val="24"/>
-          <w:szCs w:val="24"/>
-        </w:rPr>
-        <w:t xml:space="preserve">election, for cash unless </w:t>
-      </w:r>
-      <w:r>
-        <w:rPr>
-          <w:rFonts w:ascii="Times New Roman" w:hAnsi="Times New Roman"/>
-          <w:color w:val="0645AD"/>
-          <w:u w:val="single"/>
-          <w:sz w:val="24"/>
-          <w:szCs w:val="24"/>
-        </w:rPr>
-        <w:t xml:space="preserve">Member, </w:t>
-      </w:r>
-      <w:r>
-        <w:rPr>
-          <w:rFonts w:ascii="Times New Roman" w:hAnsi="Times New Roman"/>
-          <w:sz w:val="24"/>
-          <w:szCs w:val="24"/>
-        </w:rPr>
-        <w:t xml:space="preserve">the </w:t>
-      </w:r>
-      <w:r>
-        <w:rPr>
-          <w:rFonts w:ascii="Times New Roman" w:hAnsi="Times New Roman"/>
-          <w:strike/>
-          <w:color w:val="C00000"/>
-          <w:sz w:val="24"/>
-          <w:szCs w:val="24"/>
-        </w:rPr>
-        <w:t xml:space="preserve">parties agree otherwise. At closing, </w:t>
-      </w:r>
-      <w:r>
-        <w:rPr>
-          <w:rFonts w:ascii="Times New Roman" w:hAnsi="Times New Roman"/>
-          <w:color w:val="0645AD"/>
-          <w:u w:val="single"/>
-          <w:sz w:val="24"/>
-          <w:szCs w:val="24"/>
-        </w:rPr>
-        <w:t xml:space="preserve">Manager, and their respective heirs, personal representatives, successors, and permitted assigns, and any person who acquires an interest in </w:t>
-      </w:r>
-      <w:r>
-        <w:rPr>
-          <w:rFonts w:ascii="Times New Roman" w:hAnsi="Times New Roman"/>
-          <w:sz w:val="24"/>
-          <w:szCs w:val="24"/>
-        </w:rPr>
-        <w:t xml:space="preserve">the </w:t>
-      </w:r>
-      <w:r>
-        <w:rPr>
-          <w:rFonts w:ascii="Times New Roman" w:hAnsi="Times New Roman"/>
-          <w:strike/>
-          <w:color w:val="C00000"/>
-          <w:sz w:val="24"/>
-          <w:szCs w:val="24"/>
-        </w:rPr>
-        <w:t xml:space="preserve">selling Members shall Transfer their Membership Interests free of liens, and the purchasing Member(s) shall be substituted with respect to the transferred interests. If the purchasing party fails to close, the other party may elect to purchase on the same terms, and the defaulting party bears the costs of the failed closing. </w:t>
-      </w:r>
-      <w:r>
-        <w:rPr>
-          <w:rFonts w:ascii="Times New Roman" w:hAnsi="Times New Roman"/>
-          <w:color w:val="0645AD"/>
-          <w:u w:val="single"/>
-          <w:sz w:val="24"/>
-          <w:szCs w:val="24"/>
-        </w:rPr>
-        <w:t xml:space="preserve">Company or is admitted as a member. </w:t>
-      </w:r>
-    </w:p>
-    <w:p>
-      <w:pPr>
-        <w:keepLines/>
-        <w:widowControl/>
-        <w:spacing w:after="160"/>
-        <w:jc w:val="both"/>
-      </w:pPr>
-      <w:r>
-        <w:rPr>
-          <w:rFonts w:ascii="Times New Roman" w:hAnsi="Times New Roman"/>
-          <w:strike/>
-          <w:color w:val="C00000"/>
-          <w:sz w:val="24"/>
-          <w:szCs w:val="24"/>
-        </w:rPr>
-        <w:t xml:space="preserve">(e) </w:t>
-      </w:r>
-      <w:r>
-        <w:rPr>
-          <w:rFonts w:ascii="Times New Roman" w:hAnsi="Times New Roman"/>
-          <w:color w:val="0645AD"/>
-          <w:u w:val="single"/>
-          <w:sz w:val="24"/>
-          <w:szCs w:val="24"/>
-        </w:rPr>
-        <w:t xml:space="preserve">14.6 Counterparts; Electronic Signatures. </w:t>
-      </w:r>
-      <w:r>
-        <w:rPr>
-          <w:rFonts w:ascii="Times New Roman" w:hAnsi="Times New Roman"/>
-          <w:sz w:val="24"/>
-          <w:szCs w:val="24"/>
-        </w:rPr>
-        <w:t xml:space="preserve">This </w:t>
-      </w:r>
-      <w:r>
-        <w:rPr>
-          <w:rFonts w:ascii="Times New Roman" w:hAnsi="Times New Roman"/>
-          <w:strike/>
-          <w:color w:val="C00000"/>
-          <w:sz w:val="24"/>
-          <w:szCs w:val="24"/>
-        </w:rPr>
-        <w:t xml:space="preserve">Section does not apply to any matter for </w:t>
-      </w:r>
-      <w:r>
-        <w:rPr>
-          <w:rFonts w:ascii="Times New Roman" w:hAnsi="Times New Roman"/>
-          <w:color w:val="0645AD"/>
-          <w:u w:val="single"/>
-          <w:sz w:val="24"/>
-          <w:szCs w:val="24"/>
-        </w:rPr>
-        <w:t xml:space="preserve">Agreement may be executed in counterparts, each of </w:t>
-      </w:r>
-      <w:r>
-        <w:rPr>
-          <w:rFonts w:ascii="Times New Roman" w:hAnsi="Times New Roman"/>
-          <w:sz w:val="24"/>
-          <w:szCs w:val="24"/>
-        </w:rPr>
-        <w:t xml:space="preserve">which </w:t>
-      </w:r>
-      <w:r>
-        <w:rPr>
-          <w:rFonts w:ascii="Times New Roman" w:hAnsi="Times New Roman"/>
-          <w:color w:val="0645AD"/>
-          <w:u w:val="single"/>
-          <w:sz w:val="24"/>
-          <w:szCs w:val="24"/>
-        </w:rPr>
-        <w:t xml:space="preserve">is an original and all of which together constitute one instrument. Electronic signatures and electronic records have </w:t>
-      </w:r>
-      <w:r>
-        <w:rPr>
-          <w:rFonts w:ascii="Times New Roman" w:hAnsi="Times New Roman"/>
-          <w:sz w:val="24"/>
-          <w:szCs w:val="24"/>
-        </w:rPr>
-        <w:t xml:space="preserve">the </w:t>
-      </w:r>
-      <w:r>
-        <w:rPr>
-          <w:rFonts w:ascii="Times New Roman" w:hAnsi="Times New Roman"/>
-          <w:strike/>
-          <w:color w:val="C00000"/>
-          <w:sz w:val="24"/>
-          <w:szCs w:val="24"/>
-        </w:rPr>
-        <w:t xml:space="preserve">Act or this Agreement requires the consent of all Members and a Member's withholding of consent is expressly permitted by the Act, and does not limit any Member's right to seek judicial dissolution </w:t>
-      </w:r>
-      <w:r>
-        <w:rPr>
-          <w:rFonts w:ascii="Times New Roman" w:hAnsi="Times New Roman"/>
-          <w:color w:val="0645AD"/>
-          <w:u w:val="single"/>
-          <w:sz w:val="24"/>
-          <w:szCs w:val="24"/>
-        </w:rPr>
-        <w:t xml:space="preserve">same effect </w:t>
-      </w:r>
-      <w:r>
-        <w:rPr>
-          <w:rFonts w:ascii="Times New Roman" w:hAnsi="Times New Roman"/>
-          <w:sz w:val="24"/>
-          <w:szCs w:val="24"/>
-        </w:rPr>
-        <w:t xml:space="preserve">as </w:t>
-      </w:r>
-      <w:r>
-        <w:rPr>
-          <w:rFonts w:ascii="Times New Roman" w:hAnsi="Times New Roman"/>
-          <w:strike/>
-          <w:color w:val="C00000"/>
-          <w:sz w:val="24"/>
-          <w:szCs w:val="24"/>
-        </w:rPr>
-        <w:t xml:space="preserve">provided by the Act. </w:t>
-      </w:r>
-      <w:r>
-        <w:rPr>
-          <w:rFonts w:ascii="Times New Roman" w:hAnsi="Times New Roman"/>
-          <w:color w:val="0645AD"/>
-          <w:u w:val="single"/>
-          <w:sz w:val="24"/>
-          <w:szCs w:val="24"/>
-        </w:rPr>
-        <w:t xml:space="preserve">originals. </w:t>
-      </w:r>
-    </w:p>
-    <w:p>
-      <w:pPr>
-        <w:keepLines/>
-        <w:widowControl/>
-        <w:spacing w:after="160"/>
-        <w:jc w:val="both"/>
-      </w:pPr>
-      <w:r>
-        <w:rPr>
-          <w:rFonts w:ascii="Times New Roman" w:hAnsi="Times New Roman"/>
-          <w:strike/>
-          <w:color w:val="C00000"/>
-          <w:sz w:val="24"/>
-          <w:szCs w:val="24"/>
-        </w:rPr>
-        <w:t xml:space="preserve">(f) This Section </w:t>
-      </w:r>
-      <w:r>
-        <w:rPr>
-          <w:rFonts w:ascii="Times New Roman" w:hAnsi="Times New Roman"/>
-          <w:color w:val="0645AD"/>
-          <w:u w:val="single"/>
-          <w:sz w:val="24"/>
-          <w:szCs w:val="24"/>
-        </w:rPr>
-        <w:t xml:space="preserve">14.7 Notices. Any notice under this Agreement shall be in writing and </w:t>
-      </w:r>
-      <w:r>
-        <w:rPr>
-          <w:rFonts w:ascii="Times New Roman" w:hAnsi="Times New Roman"/>
-          <w:sz w:val="24"/>
-          <w:szCs w:val="24"/>
-        </w:rPr>
-        <w:t xml:space="preserve">is </w:t>
-      </w:r>
-      <w:r>
-        <w:rPr>
-          <w:rFonts w:ascii="Times New Roman" w:hAnsi="Times New Roman"/>
-          <w:strike/>
-          <w:color w:val="C00000"/>
-          <w:sz w:val="24"/>
-          <w:szCs w:val="24"/>
-        </w:rPr>
-        <w:t xml:space="preserve">a deadlock sale provision within </w:t>
-      </w:r>
-      <w:r>
-        <w:rPr>
-          <w:rFonts w:ascii="Times New Roman" w:hAnsi="Times New Roman"/>
-          <w:color w:val="0645AD"/>
-          <w:u w:val="single"/>
-          <w:sz w:val="24"/>
-          <w:szCs w:val="24"/>
-        </w:rPr>
-        <w:t xml:space="preserve">effective upon delivery to </w:t>
-      </w:r>
-      <w:r>
-        <w:rPr>
-          <w:rFonts w:ascii="Times New Roman" w:hAnsi="Times New Roman"/>
-          <w:sz w:val="24"/>
-          <w:szCs w:val="24"/>
-        </w:rPr>
-        <w:t xml:space="preserve">the </w:t>
-      </w:r>
-      <w:r>
-        <w:rPr>
-          <w:rFonts w:ascii="Times New Roman" w:hAnsi="Times New Roman"/>
-          <w:strike/>
-          <w:color w:val="C00000"/>
-          <w:sz w:val="24"/>
-          <w:szCs w:val="24"/>
-        </w:rPr>
-        <w:t xml:space="preserve">meaning </w:t>
-      </w:r>
-      <w:r>
-        <w:rPr>
-          <w:rFonts w:ascii="Times New Roman" w:hAnsi="Times New Roman"/>
-          <w:color w:val="0645AD"/>
-          <w:u w:val="single"/>
-          <w:sz w:val="24"/>
-          <w:szCs w:val="24"/>
-        </w:rPr>
-        <w:t xml:space="preserve">recipient's address on Exhibit A (or another address designated in writing), whether delivered personally, by nationally recognized courier, by certified mail, or by e-mail with confirmation </w:t>
-      </w:r>
-      <w:r>
-        <w:rPr>
-          <w:rFonts w:ascii="Times New Roman" w:hAnsi="Times New Roman"/>
-          <w:sz w:val="24"/>
-          <w:szCs w:val="24"/>
-        </w:rPr>
-        <w:t xml:space="preserve">of </w:t>
-      </w:r>
-      <w:r>
-        <w:rPr>
-          <w:rFonts w:ascii="Times New Roman" w:hAnsi="Times New Roman"/>
-          <w:strike/>
-          <w:color w:val="C00000"/>
-          <w:sz w:val="24"/>
-          <w:szCs w:val="24"/>
-        </w:rPr>
-        <w:t xml:space="preserve">s. 605.0702(2), Florida Statutes, providing for a purchase and sale of interests. Delivery of a Buy-Sell Offer under subsection (b) initiates this deadlock sale provision as of the date of delivery. </w:t>
-      </w:r>
-      <w:r>
-        <w:rPr>
-          <w:rFonts w:ascii="Times New Roman" w:hAnsi="Times New Roman"/>
-          <w:color w:val="0645AD"/>
-          <w:u w:val="single"/>
-          <w:sz w:val="24"/>
-          <w:szCs w:val="24"/>
-        </w:rPr>
-        <w:t xml:space="preserve">transmission. </w:t>
-      </w:r>
-    </w:p>
-    <w:p>
-      <w:pPr>
-        <w:keepLines/>
-        <w:widowControl/>
-        <w:spacing w:after="160"/>
-        <w:jc w:val="both"/>
-      </w:pPr>
-      <w:r>
-        <w:rPr>
-          <w:rFonts w:ascii="Times New Roman" w:hAnsi="Times New Roman"/>
-          <w:strike/>
-          <w:color w:val="C00000"/>
-          <w:sz w:val="24"/>
-          <w:szCs w:val="24"/>
-        </w:rPr>
-        <w:t xml:space="preserve">ARTICLE 14 — DISSOLUTION AND WINDING UP </w:t>
-      </w:r>
-      <w:r>
-        <w:rPr>
-          <w:rFonts w:ascii="Times New Roman" w:hAnsi="Times New Roman"/>
-          <w:color w:val="0645AD"/>
-          <w:u w:val="single"/>
-          <w:sz w:val="24"/>
-          <w:szCs w:val="24"/>
-        </w:rPr>
-        <w:t xml:space="preserve">14.8 No Third-Party Beneficiaries. This Agreement is for the exclusive benefit of the parties and confers no rights on any creditor or other third party. </w:t>
-      </w:r>
-    </w:p>
-    <w:p>
-      <w:pPr>
-        <w:keepLines/>
-        <w:widowControl/>
-        <w:spacing w:after="160"/>
-        <w:jc w:val="both"/>
-      </w:pPr>
-      <w:r>
-        <w:rPr>
-          <w:rFonts w:ascii="Times New Roman" w:hAnsi="Times New Roman"/>
-          <w:strike/>
-          <w:color w:val="C00000"/>
-          <w:sz w:val="24"/>
-          <w:szCs w:val="24"/>
-        </w:rPr>
-        <w:t xml:space="preserve">14.1 Dissolution of a Protected Series. A Protected Series is dissolved, </w:t>
-      </w:r>
-      <w:r>
-        <w:rPr>
-          <w:rFonts w:ascii="Times New Roman" w:hAnsi="Times New Roman"/>
-          <w:color w:val="0645AD"/>
-          <w:u w:val="single"/>
-          <w:sz w:val="24"/>
-          <w:szCs w:val="24"/>
-        </w:rPr>
-        <w:t xml:space="preserve">14.9 Interpretation. Headings are for convenience only. "Including" means "including without limitation." References to statutes include amendments </w:t>
-      </w:r>
-      <w:r>
-        <w:rPr>
-          <w:rFonts w:ascii="Times New Roman" w:hAnsi="Times New Roman"/>
-          <w:sz w:val="24"/>
-          <w:szCs w:val="24"/>
-        </w:rPr>
-        <w:t xml:space="preserve">and </w:t>
-      </w:r>
-      <w:r>
-        <w:rPr>
-          <w:rFonts w:ascii="Times New Roman" w:hAnsi="Times New Roman"/>
-          <w:strike/>
-          <w:color w:val="C00000"/>
-          <w:sz w:val="24"/>
-          <w:szCs w:val="24"/>
-        </w:rPr>
-        <w:t xml:space="preserve">its activities and affairs shall be wound up, upon the first to occur of: (a) the dissolution of the Company; (b) an event or circumstance specified in its Series Exhibit; (c) the affirmative vote or consent of a Majority in Interest; or (d) entry of a judicial order dissolving the Protected Series as provided by the Act. </w:t>
-      </w:r>
-      <w:r>
-        <w:rPr>
-          <w:rFonts w:ascii="Times New Roman" w:hAnsi="Times New Roman"/>
-          <w:color w:val="0645AD"/>
-          <w:u w:val="single"/>
-          <w:sz w:val="24"/>
-          <w:szCs w:val="24"/>
-        </w:rPr>
-        <w:t xml:space="preserve">successor provisions. </w:t>
-      </w:r>
-    </w:p>
-    <w:p>
-      <w:pPr>
-        <w:keepLines/>
-        <w:widowControl/>
-        <w:spacing w:after="160"/>
-        <w:jc w:val="both"/>
-      </w:pPr>
-      <w:r>
-        <w:rPr>
-          <w:rFonts w:ascii="Times New Roman" w:hAnsi="Times New Roman"/>
-          <w:strike/>
-          <w:color w:val="C00000"/>
-          <w:sz w:val="24"/>
-          <w:szCs w:val="24"/>
-        </w:rPr>
-        <w:t xml:space="preserve">14.2 Winding Up a Protected Series. Upon dissolution of a Protected Series, its Protected Series Manager (or another person designated by a Majority </w:t>
-      </w:r>
-      <w:r>
-        <w:rPr>
-          <w:rFonts w:ascii="Times New Roman" w:hAnsi="Times New Roman"/>
-          <w:color w:val="0645AD"/>
-          <w:u w:val="single"/>
-          <w:sz w:val="24"/>
-          <w:szCs w:val="24"/>
-        </w:rPr>
-        <w:t xml:space="preserve">14.10 Unregistered Interests. The Membership Interest has not been registered under federal or state securities laws and may not be offered, sold, or transferred except </w:t>
-      </w:r>
-      <w:r>
-        <w:rPr>
-          <w:rFonts w:ascii="Times New Roman" w:hAnsi="Times New Roman"/>
-          <w:sz w:val="24"/>
-          <w:szCs w:val="24"/>
-        </w:rPr>
-        <w:t xml:space="preserve">in </w:t>
-      </w:r>
-      <w:r>
-        <w:rPr>
-          <w:rFonts w:ascii="Times New Roman" w:hAnsi="Times New Roman"/>
-          <w:strike/>
-          <w:color w:val="C00000"/>
-          <w:sz w:val="24"/>
-          <w:szCs w:val="24"/>
-        </w:rPr>
-        <w:t xml:space="preserve">Interest) shall wind up its activities </w:t>
-      </w:r>
-      <w:r>
-        <w:rPr>
-          <w:rFonts w:ascii="Times New Roman" w:hAnsi="Times New Roman"/>
-          <w:color w:val="0645AD"/>
-          <w:u w:val="single"/>
-          <w:sz w:val="24"/>
-          <w:szCs w:val="24"/>
-        </w:rPr>
-        <w:t xml:space="preserve">compliance with this Agreement </w:t>
-      </w:r>
-      <w:r>
-        <w:rPr>
-          <w:rFonts w:ascii="Times New Roman" w:hAnsi="Times New Roman"/>
-          <w:sz w:val="24"/>
-          <w:szCs w:val="24"/>
-        </w:rPr>
-        <w:t xml:space="preserve">and </w:t>
-      </w:r>
-      <w:r>
-        <w:rPr>
-          <w:rFonts w:ascii="Times New Roman" w:hAnsi="Times New Roman"/>
-          <w:strike/>
-          <w:color w:val="C00000"/>
-          <w:sz w:val="24"/>
-          <w:szCs w:val="24"/>
-        </w:rPr>
-        <w:t xml:space="preserve">affairs in the manner provided by the Act for winding up a limited liability company, applied to that Protected Series. Its Associated Assets shall be applied: first, to pay or provide for its Associated Liabilities to creditors other than Members; next, to pay or provide for its Associated Liabilities to Members as creditors, to the extent permitted by law; next, to the Company to the extent of their capital sub-account balances for that Protected Series; and finally, the balance to the Company. The Manager shall cause any statement or filing required by the Act or the Department in connection with the dissolution of the Protected Series to be made. The winding up of a Protected Series shall not draw upon, and its creditors shall have no recourse to, the Associated Assets of the Company or of any other Protected Series. </w:t>
+        <w:t xml:space="preserve">affairs shall be wound up, upon the first to occur of: (a) the dissolution of the Company; (b) an event or circumstance specified in its Series Exhibit; (c) the affirmative vote or consent of a Majority in Interest; or (d) entry of a judicial order dissolving the Protected Series as provided by the Act. </w:t>
       </w:r>
       <w:r>
         <w:rPr>
@@ -10432,6 +10124,24 @@
           <w:szCs w:val="24"/>
         </w:rPr>
         <w:t xml:space="preserve">applicable law. </w:t>
+      </w:r>
+    </w:p>
+    <w:p>
+      <w:pPr>
+        <w:keepLines/>
+        <w:widowControl/>
+        <w:spacing w:after="160"/>
+        <w:jc w:val="both"/>
+      </w:pPr>
+      <w:r>
+        <w:rPr>
+          <w:rFonts w:ascii="Times New Roman" w:hAnsi="Times New Roman"/>
+          <w:strike/>
+          <w:color w:val="C00000"/>
+          <w:sz w:val="24"/>
+          <w:szCs w:val="24"/>
+        </w:rPr>
+        <w:t xml:space="preserve">14.2 Winding Up a Protected Series. Upon dissolution of a Protected Series, its Protected Series Manager (or another person designated by a Majority in Interest) shall wind up its activities and affairs in the manner provided by the Act for winding up a limited liability company, applied to that Protected Series. Its Associated Assets shall be applied: first, to pay or provide for its Associated Liabilities to creditors other than Members; next, to pay or provide for its Associated Liabilities to Members as creditors, to the extent permitted by law; next, to the Company to the extent of their capital sub-account balances for that Protected Series; and finally, the balance to the Company. The Manager shall cause any statement or filing required by the Act or the Department in connection with the dissolution of the Protected Series to be made. The winding up of a Protected Series shall not draw upon, and its creditors shall have no recourse to, the Associated Assets of the Company or of any other Protected Series.</w:t>
       </w:r>
     </w:p>
     <w:p>

--- a/docs/word/FPSLLC Redline - Manager-Managed Multi-Member vs Single Member.docx
+++ b/docs/word/FPSLLC Redline - Manager-Managed Multi-Member vs Single Member.docx
@@ -62,7 +62,7 @@
           <w:sz w:val="24"/>
           <w:szCs w:val="24"/>
         </w:rPr>
-        <w:t xml:space="preserve">84 paragraphs identical · 82 changed · 55 only in the first · 3 only in the second</w:t>
+        <w:t xml:space="preserve">87 paragraphs identical · 84 changed · 51 only in the first · 3 only in the second</w:t>
       </w:r>
     </w:p>
     <w:p>
@@ -3699,211 +3699,997 @@
           <w:sz w:val="24"/>
           <w:szCs w:val="24"/>
         </w:rPr>
-        <w:t xml:space="preserve">and the Managers; it does not affect the agency rights of a Manager under s. 605.04074(2)(b), Florida Statutes, as to a person who dealt with the Manager without knowledge or notice that the Manager lacked authority. A Manager need not be a </w:t>
-      </w:r>
-      <w:r>
-        <w:rPr>
-          <w:rFonts w:ascii="Times New Roman" w:hAnsi="Times New Roman"/>
-          <w:strike/>
-          <w:color w:val="C00000"/>
+        <w:t xml:space="preserve">and the Managers; it does not affect the agency rights of a Manager under s. 605.04074(2)(b), Florida Statutes, as to a person who dealt with the Manager without knowledge or notice that the Manager lacked authority. A Manager need not be a Member. A Manager serves until that Manager's resignation, </w:t>
+      </w:r>
+      <w:r>
+        <w:rPr>
+          <w:rFonts w:ascii="Times New Roman" w:hAnsi="Times New Roman"/>
+          <w:strike/>
+          <w:color w:val="C00000"/>
+          <w:sz w:val="24"/>
+          <w:szCs w:val="24"/>
+        </w:rPr>
+        <w:t xml:space="preserve">removal, </w:t>
+      </w:r>
+      <w:r>
+        <w:rPr>
+          <w:rFonts w:ascii="Times New Roman" w:hAnsi="Times New Roman"/>
+          <w:color w:val="0645AD"/>
+          <w:u w:val="single"/>
+          <w:sz w:val="24"/>
+          <w:szCs w:val="24"/>
+        </w:rPr>
+        <w:t xml:space="preserve">removal by the Member, </w:t>
+      </w:r>
+      <w:r>
+        <w:rPr>
+          <w:rFonts w:ascii="Times New Roman" w:hAnsi="Times New Roman"/>
+          <w:sz w:val="24"/>
+          <w:szCs w:val="24"/>
+        </w:rPr>
+        <w:t xml:space="preserve">death, or </w:t>
+      </w:r>
+      <w:r>
+        <w:rPr>
+          <w:rFonts w:ascii="Times New Roman" w:hAnsi="Times New Roman"/>
+          <w:strike/>
+          <w:color w:val="C00000"/>
+          <w:sz w:val="24"/>
+          <w:szCs w:val="24"/>
+        </w:rPr>
+        <w:t xml:space="preserve">incapacity. </w:t>
+      </w:r>
+      <w:r>
+        <w:rPr>
+          <w:rFonts w:ascii="Times New Roman" w:hAnsi="Times New Roman"/>
+          <w:color w:val="0645AD"/>
+          <w:u w:val="single"/>
+          <w:sz w:val="24"/>
+          <w:szCs w:val="24"/>
+        </w:rPr>
+        <w:t xml:space="preserve">incapacity; the Member may remove and replace a Manager, appoint an additional Manager, and shall fill any vacancy, by a signed writing delivered to the Company. </w:t>
+      </w:r>
+      <w:r>
+        <w:rPr>
+          <w:rFonts w:ascii="Times New Roman" w:hAnsi="Times New Roman"/>
+          <w:sz w:val="24"/>
+          <w:szCs w:val="24"/>
+        </w:rPr>
+        <w:t xml:space="preserve">If a Manager ceases to serve as Manager for any reason, the remaining Managers shall continue to serve. </w:t>
+      </w:r>
+      <w:r>
+        <w:rPr>
+          <w:rFonts w:ascii="Times New Roman" w:hAnsi="Times New Roman"/>
+          <w:strike/>
+          <w:color w:val="C00000"/>
+          <w:sz w:val="24"/>
+          <w:szCs w:val="24"/>
+        </w:rPr>
+        <w:t xml:space="preserve">A Manager may be removed, with or without cause, and a successor or additional Manager may be appointed, by a Majority in Interest, evidenced by a signed writing delivered to the Company. </w:t>
+      </w:r>
+    </w:p>
+    <w:p>
+      <w:pPr>
+        <w:keepLines/>
+        <w:widowControl/>
+        <w:spacing w:after="160"/>
+        <w:jc w:val="both"/>
+      </w:pPr>
+      <w:r>
+        <w:rPr>
+          <w:rFonts w:ascii="Times New Roman" w:hAnsi="Times New Roman"/>
+          <w:sz w:val="24"/>
+          <w:szCs w:val="24"/>
+        </w:rPr>
+        <w:t xml:space="preserve">5.2 Management of Each Protected Series. Each Protected Series is manager-managed. The Series Exhibit for a Protected Series may name one or more Protected Series Managers of that Protected Series. If it names none, each person then serving as a Manager of the Company is a Protected Series Manager of that Protected Series. As permitted by s. 605.2107(1)(n), Florida Statutes, this Section varies s. 605.2304(2) so that the Protected Series Managers are the Manager or Managers of the Company rather than the Company itself. A Protected Series Manager has, with respect to its Protected Series, the rights, powers, and duties that a manager of a manager-managed limited liability company has under the Act, subject to this Agreement and the Series Exhibit, and may be removed and replaced with respect to that Protected Series by </w:t>
+      </w:r>
+      <w:r>
+        <w:rPr>
+          <w:rFonts w:ascii="Times New Roman" w:hAnsi="Times New Roman"/>
+          <w:strike/>
+          <w:color w:val="C00000"/>
+          <w:sz w:val="24"/>
+          <w:szCs w:val="24"/>
+        </w:rPr>
+        <w:t xml:space="preserve">a Majority in Interest of </w:t>
+      </w:r>
+      <w:r>
+        <w:rPr>
+          <w:rFonts w:ascii="Times New Roman" w:hAnsi="Times New Roman"/>
+          <w:sz w:val="24"/>
+          <w:szCs w:val="24"/>
+        </w:rPr>
+        <w:t xml:space="preserve">the </w:t>
+      </w:r>
+      <w:r>
+        <w:rPr>
+          <w:rFonts w:ascii="Times New Roman" w:hAnsi="Times New Roman"/>
+          <w:strike/>
+          <w:color w:val="C00000"/>
+          <w:sz w:val="24"/>
+          <w:szCs w:val="24"/>
+        </w:rPr>
+        <w:t xml:space="preserve">Members. </w:t>
+      </w:r>
+      <w:r>
+        <w:rPr>
+          <w:rFonts w:ascii="Times New Roman" w:hAnsi="Times New Roman"/>
+          <w:color w:val="0645AD"/>
+          <w:u w:val="single"/>
           <w:sz w:val="24"/>
           <w:szCs w:val="24"/>
         </w:rPr>
         <w:t xml:space="preserve">Member. </w:t>
       </w:r>
-      <w:r>
-        <w:rPr>
-          <w:rFonts w:ascii="Times New Roman" w:hAnsi="Times New Roman"/>
-          <w:color w:val="0645AD"/>
-          <w:u w:val="single"/>
-          <w:sz w:val="24"/>
-          <w:szCs w:val="24"/>
-        </w:rPr>
-        <w:t xml:space="preserve">member. </w:t>
-      </w:r>
-      <w:r>
-        <w:rPr>
-          <w:rFonts w:ascii="Times New Roman" w:hAnsi="Times New Roman"/>
-          <w:sz w:val="24"/>
-          <w:szCs w:val="24"/>
-        </w:rPr>
-        <w:t xml:space="preserve">A Manager serves until that Manager's resignation, </w:t>
-      </w:r>
-      <w:r>
-        <w:rPr>
-          <w:rFonts w:ascii="Times New Roman" w:hAnsi="Times New Roman"/>
-          <w:strike/>
-          <w:color w:val="C00000"/>
-          <w:sz w:val="24"/>
-          <w:szCs w:val="24"/>
-        </w:rPr>
-        <w:t xml:space="preserve">removal, </w:t>
-      </w:r>
-      <w:r>
-        <w:rPr>
-          <w:rFonts w:ascii="Times New Roman" w:hAnsi="Times New Roman"/>
-          <w:color w:val="0645AD"/>
-          <w:u w:val="single"/>
-          <w:sz w:val="24"/>
-          <w:szCs w:val="24"/>
-        </w:rPr>
-        <w:t xml:space="preserve">removal by the Member, </w:t>
-      </w:r>
-      <w:r>
-        <w:rPr>
-          <w:rFonts w:ascii="Times New Roman" w:hAnsi="Times New Roman"/>
-          <w:sz w:val="24"/>
-          <w:szCs w:val="24"/>
-        </w:rPr>
-        <w:t xml:space="preserve">death, or </w:t>
-      </w:r>
-      <w:r>
-        <w:rPr>
-          <w:rFonts w:ascii="Times New Roman" w:hAnsi="Times New Roman"/>
-          <w:strike/>
-          <w:color w:val="C00000"/>
-          <w:sz w:val="24"/>
-          <w:szCs w:val="24"/>
-        </w:rPr>
-        <w:t xml:space="preserve">incapacity. </w:t>
-      </w:r>
-      <w:r>
-        <w:rPr>
-          <w:rFonts w:ascii="Times New Roman" w:hAnsi="Times New Roman"/>
-          <w:color w:val="0645AD"/>
-          <w:u w:val="single"/>
-          <w:sz w:val="24"/>
-          <w:szCs w:val="24"/>
-        </w:rPr>
-        <w:t xml:space="preserve">incapacity; the Member may remove and replace a Manager, appoint an additional Manager, and shall fill any vacancy, by a signed writing delivered to the Company. </w:t>
-      </w:r>
-      <w:r>
-        <w:rPr>
-          <w:rFonts w:ascii="Times New Roman" w:hAnsi="Times New Roman"/>
-          <w:sz w:val="24"/>
-          <w:szCs w:val="24"/>
-        </w:rPr>
-        <w:t xml:space="preserve">If a Manager ceases to serve as Manager for any reason, the remaining Managers shall continue to serve. </w:t>
-      </w:r>
-      <w:r>
-        <w:rPr>
-          <w:rFonts w:ascii="Times New Roman" w:hAnsi="Times New Roman"/>
-          <w:strike/>
-          <w:color w:val="C00000"/>
-          <w:sz w:val="24"/>
-          <w:szCs w:val="24"/>
-        </w:rPr>
-        <w:t xml:space="preserve">A Manager may be removed, with or without cause, and a successor or additional Manager may be appointed, by a Majority in Interest, evidenced by a signed writing delivered to the Company. </w:t>
-      </w:r>
-    </w:p>
-    <w:p>
-      <w:pPr>
-        <w:keepLines/>
-        <w:widowControl/>
-        <w:spacing w:after="160"/>
-        <w:jc w:val="both"/>
-      </w:pPr>
-      <w:r>
-        <w:rPr>
-          <w:rFonts w:ascii="Times New Roman" w:hAnsi="Times New Roman"/>
-          <w:sz w:val="24"/>
-          <w:szCs w:val="24"/>
-        </w:rPr>
-        <w:t xml:space="preserve">5.2 Management of Each Protected Series. Each Protected Series is manager-managed. The Series Exhibit for a Protected Series may name one or more Protected Series Managers of that Protected Series. If it names none, each person then serving as a Manager of the Company is a Protected Series Manager of that Protected Series. As permitted by s. 605.2107(1)(n), Florida Statutes, this Section varies s. 605.2304(2) so that the Protected Series Managers are the Manager or Managers of the Company rather than the Company itself. A Protected Series Manager has, with respect to its Protected Series, the rights, powers, and duties that a manager of a manager-managed limited liability company has under the Act, subject to this Agreement and the Series </w:t>
-      </w:r>
-      <w:r>
-        <w:rPr>
-          <w:rFonts w:ascii="Times New Roman" w:hAnsi="Times New Roman"/>
-          <w:strike/>
-          <w:color w:val="C00000"/>
-          <w:sz w:val="24"/>
-          <w:szCs w:val="24"/>
-        </w:rPr>
-        <w:t xml:space="preserve">Exhibit, and may be removed and replaced with respect to that Protected Series by a Majority in Interest of the Members. </w:t>
-      </w:r>
-      <w:r>
-        <w:rPr>
-          <w:rFonts w:ascii="Times New Roman" w:hAnsi="Times New Roman"/>
-          <w:color w:val="0645AD"/>
-          <w:u w:val="single"/>
-          <w:sz w:val="24"/>
-          <w:szCs w:val="24"/>
-        </w:rPr>
-        <w:t xml:space="preserve">Exhibit. </w:t>
-      </w:r>
-    </w:p>
-    <w:p>
-      <w:pPr>
-        <w:keepLines/>
-        <w:widowControl/>
-        <w:spacing w:after="160"/>
-        <w:jc w:val="both"/>
-      </w:pPr>
-      <w:r>
-        <w:rPr>
-          <w:rFonts w:ascii="Times New Roman" w:hAnsi="Times New Roman"/>
-          <w:sz w:val="24"/>
-          <w:szCs w:val="24"/>
-        </w:rPr>
-        <w:t xml:space="preserve">5.3 Authority of the Manager. Except as limited by </w:t>
-      </w:r>
-      <w:r>
-        <w:rPr>
-          <w:rFonts w:ascii="Times New Roman" w:hAnsi="Times New Roman"/>
-          <w:strike/>
-          <w:color w:val="C00000"/>
-          <w:sz w:val="24"/>
-          <w:szCs w:val="24"/>
-        </w:rPr>
-        <w:t xml:space="preserve">Section 5.4 or </w:t>
-      </w:r>
-      <w:r>
-        <w:rPr>
-          <w:rFonts w:ascii="Times New Roman" w:hAnsi="Times New Roman"/>
-          <w:sz w:val="24"/>
-          <w:szCs w:val="24"/>
-        </w:rPr>
-        <w:t xml:space="preserve">an applicable Series Exhibit, the Manager (and, as to a Protected Series, its Protected Series Manager) has full and exclusive authority to manage and conduct the activities and affairs of the Company or that Protected Series, including authority to: acquire, hold, improve, lease, sell, exchange, and convey property; borrow money and grant liens and security interests on Associated Assets; open, maintain, and close bank and investment accounts and designate signatories; engage and compensate employees, attorneys, accountants, and other agents; procure insurance; prosecute, defend, settle, and compromise claims; make tax filings and elections consistent with Article 9; execute and deliver instruments of every kind; and do all other acts necessary, appropriate, or convenient to the conduct of the activities and affairs of the Company or the applicable Protected Series. </w:t>
-      </w:r>
-    </w:p>
-    <w:p>
-      <w:pPr>
-        <w:keepLines/>
-        <w:widowControl/>
-        <w:spacing w:after="160"/>
-        <w:jc w:val="both"/>
-      </w:pPr>
-      <w:r>
-        <w:rPr>
-          <w:rFonts w:ascii="Times New Roman" w:hAnsi="Times New Roman"/>
-          <w:sz w:val="24"/>
-          <w:szCs w:val="24"/>
-        </w:rPr>
-        <w:t xml:space="preserve">5.4 </w:t>
-      </w:r>
-      <w:r>
-        <w:rPr>
-          <w:rFonts w:ascii="Times New Roman" w:hAnsi="Times New Roman"/>
-          <w:strike/>
-          <w:color w:val="C00000"/>
-          <w:sz w:val="24"/>
-          <w:szCs w:val="24"/>
-        </w:rPr>
-        <w:t xml:space="preserve">Actions Requiring Member Approval. Notwithstanding Section 5.3, neither the </w:t>
-      </w:r>
-      <w:r>
-        <w:rPr>
-          <w:rFonts w:ascii="Times New Roman" w:hAnsi="Times New Roman"/>
-          <w:color w:val="0645AD"/>
-          <w:u w:val="single"/>
-          <w:sz w:val="24"/>
-          <w:szCs w:val="24"/>
-        </w:rPr>
-        <w:t xml:space="preserve">Standard of Conduct; Exculpation. The </w:t>
-      </w:r>
-      <w:r>
-        <w:rPr>
-          <w:rFonts w:ascii="Times New Roman" w:hAnsi="Times New Roman"/>
+    </w:p>
+    <w:p>
+      <w:pPr>
+        <w:keepLines/>
+        <w:widowControl/>
+        <w:spacing w:after="160"/>
+        <w:jc w:val="both"/>
+      </w:pPr>
+      <w:r>
+        <w:rPr>
+          <w:rFonts w:ascii="Times New Roman" w:hAnsi="Times New Roman"/>
+          <w:sz w:val="24"/>
+          <w:szCs w:val="24"/>
+        </w:rPr>
+        <w:t xml:space="preserve">5.3 Authority of the Manager. Except as limited by Section 5.4 or an applicable Series Exhibit, the Manager (and, as to a Protected Series, its Protected Series Manager) has full and exclusive authority to manage and conduct the activities and affairs of the Company or that Protected Series, including authority to: acquire, hold, improve, lease, sell, exchange, and convey property; borrow money and grant liens and security interests on Associated Assets; open, maintain, and close bank and investment accounts and designate signatories; engage and compensate employees, attorneys, accountants, and other agents; procure insurance; prosecute, defend, settle, and compromise claims; make tax filings and elections consistent with Article 9; execute and deliver instruments of every kind; and do all other acts necessary, appropriate, or convenient to the conduct of the activities and affairs of the Company or the applicable Protected Series.</w:t>
+      </w:r>
+    </w:p>
+    <w:p>
+      <w:pPr>
+        <w:keepLines/>
+        <w:widowControl/>
+        <w:spacing w:after="160"/>
+        <w:jc w:val="both"/>
+      </w:pPr>
+      <w:r>
+        <w:rPr>
+          <w:rFonts w:ascii="Times New Roman" w:hAnsi="Times New Roman"/>
+          <w:sz w:val="24"/>
+          <w:szCs w:val="24"/>
+        </w:rPr>
+        <w:t xml:space="preserve">5.4 Actions Requiring Member Approval. Notwithstanding Section 5.3, neither the Manager nor any Protected Series Manager shall do any of the following without the </w:t>
+      </w:r>
+      <w:r>
+        <w:rPr>
+          <w:rFonts w:ascii="Times New Roman" w:hAnsi="Times New Roman"/>
+          <w:strike/>
+          <w:color w:val="C00000"/>
+          <w:sz w:val="24"/>
+          <w:szCs w:val="24"/>
+        </w:rPr>
+        <w:t xml:space="preserve">approval stated: </w:t>
+      </w:r>
+      <w:r>
+        <w:rPr>
+          <w:rFonts w:ascii="Times New Roman" w:hAnsi="Times New Roman"/>
+          <w:color w:val="0645AD"/>
+          <w:u w:val="single"/>
+          <w:sz w:val="24"/>
+          <w:szCs w:val="24"/>
+        </w:rPr>
+        <w:t xml:space="preserve">written consent of the Member: </w:t>
+      </w:r>
+    </w:p>
+    <w:p>
+      <w:pPr>
+        <w:keepLines/>
+        <w:widowControl/>
+        <w:spacing w:after="160"/>
+        <w:jc w:val="both"/>
+      </w:pPr>
+      <w:r>
+        <w:rPr>
+          <w:rFonts w:ascii="Times New Roman" w:hAnsi="Times New Roman"/>
+          <w:sz w:val="24"/>
+          <w:szCs w:val="24"/>
+        </w:rPr>
+        <w:t xml:space="preserve">(a) </w:t>
+      </w:r>
+      <w:r>
+        <w:rPr>
+          <w:rFonts w:ascii="Times New Roman" w:hAnsi="Times New Roman"/>
+          <w:strike/>
+          <w:color w:val="C00000"/>
+          <w:sz w:val="24"/>
+          <w:szCs w:val="24"/>
+        </w:rPr>
+        <w:t xml:space="preserve">establish a new Protected Series — the consent </w:t>
+      </w:r>
+      <w:r>
+        <w:rPr>
+          <w:rFonts w:ascii="Times New Roman" w:hAnsi="Times New Roman"/>
+          <w:color w:val="0645AD"/>
+          <w:u w:val="single"/>
+          <w:sz w:val="24"/>
+          <w:szCs w:val="24"/>
+        </w:rPr>
+        <w:t xml:space="preserve">sell, exchange, or otherwise dispose </w:t>
+      </w:r>
+      <w:r>
+        <w:rPr>
+          <w:rFonts w:ascii="Times New Roman" w:hAnsi="Times New Roman"/>
+          <w:sz w:val="24"/>
+          <w:szCs w:val="24"/>
+        </w:rPr>
+        <w:t xml:space="preserve">of all </w:t>
+      </w:r>
+      <w:r>
+        <w:rPr>
+          <w:rFonts w:ascii="Times New Roman" w:hAnsi="Times New Roman"/>
+          <w:strike/>
+          <w:color w:val="C00000"/>
+          <w:sz w:val="24"/>
+          <w:szCs w:val="24"/>
+        </w:rPr>
+        <w:t xml:space="preserve">Members (Section 3.1); </w:t>
+      </w:r>
+      <w:r>
+        <w:rPr>
+          <w:rFonts w:ascii="Times New Roman" w:hAnsi="Times New Roman"/>
+          <w:color w:val="0645AD"/>
+          <w:u w:val="single"/>
+          <w:sz w:val="24"/>
+          <w:szCs w:val="24"/>
+        </w:rPr>
+        <w:t xml:space="preserve">or substantially all of the Associated Assets of the Company or of any Protected Series, other than in the ordinary course of business; </w:t>
+      </w:r>
+    </w:p>
+    <w:p>
+      <w:pPr>
+        <w:keepLines/>
+        <w:widowControl/>
+        <w:spacing w:after="160"/>
+        <w:jc w:val="both"/>
+      </w:pPr>
+      <w:r>
+        <w:rPr>
+          <w:rFonts w:ascii="Times New Roman" w:hAnsi="Times New Roman"/>
+          <w:sz w:val="24"/>
+          <w:szCs w:val="24"/>
+        </w:rPr>
+        <w:t xml:space="preserve">(b) </w:t>
+      </w:r>
+      <w:r>
+        <w:rPr>
+          <w:rFonts w:ascii="Times New Roman" w:hAnsi="Times New Roman"/>
+          <w:strike/>
+          <w:color w:val="C00000"/>
+          <w:sz w:val="24"/>
+          <w:szCs w:val="24"/>
+        </w:rPr>
+        <w:t xml:space="preserve">cause any Associated Asset to become an Associated Asset </w:t>
+      </w:r>
+      <w:r>
+        <w:rPr>
+          <w:rFonts w:ascii="Times New Roman" w:hAnsi="Times New Roman"/>
+          <w:color w:val="0645AD"/>
+          <w:u w:val="single"/>
+          <w:sz w:val="24"/>
+          <w:szCs w:val="24"/>
+        </w:rPr>
+        <w:t xml:space="preserve">incur, on behalf </w:t>
+      </w:r>
+      <w:r>
+        <w:rPr>
+          <w:rFonts w:ascii="Times New Roman" w:hAnsi="Times New Roman"/>
+          <w:sz w:val="24"/>
+          <w:szCs w:val="24"/>
+        </w:rPr>
+        <w:t xml:space="preserve">of the Company or </w:t>
+      </w:r>
+      <w:r>
+        <w:rPr>
+          <w:rFonts w:ascii="Times New Roman" w:hAnsi="Times New Roman"/>
+          <w:color w:val="0645AD"/>
+          <w:u w:val="single"/>
+          <w:sz w:val="24"/>
+          <w:szCs w:val="24"/>
+        </w:rPr>
+        <w:t xml:space="preserve">any Protected Series, indebtedness in excess </w:t>
+      </w:r>
+      <w:r>
+        <w:rPr>
+          <w:rFonts w:ascii="Times New Roman" w:hAnsi="Times New Roman"/>
+          <w:sz w:val="24"/>
+          <w:szCs w:val="24"/>
+        </w:rPr>
+        <w:t xml:space="preserve">of </w:t>
+      </w:r>
+      <w:r>
+        <w:rPr>
+          <w:rFonts w:ascii="Times New Roman" w:hAnsi="Times New Roman"/>
+          <w:color w:val="0645AD"/>
+          <w:u w:val="single"/>
+          <w:sz w:val="24"/>
+          <w:szCs w:val="24"/>
+        </w:rPr>
+        <w:t xml:space="preserve">$[THRESHOLD] in </w:t>
+      </w:r>
+      <w:r>
+        <w:rPr>
+          <w:rFonts w:ascii="Times New Roman" w:hAnsi="Times New Roman"/>
+          <w:sz w:val="24"/>
+          <w:szCs w:val="24"/>
+        </w:rPr>
+        <w:t xml:space="preserve">a </w:t>
+      </w:r>
+      <w:r>
+        <w:rPr>
+          <w:rFonts w:ascii="Times New Roman" w:hAnsi="Times New Roman"/>
+          <w:strike/>
+          <w:color w:val="C00000"/>
+          <w:sz w:val="24"/>
+          <w:szCs w:val="24"/>
+        </w:rPr>
+        <w:t xml:space="preserve">different </w:t>
+      </w:r>
+      <w:r>
+        <w:rPr>
+          <w:rFonts w:ascii="Times New Roman" w:hAnsi="Times New Roman"/>
+          <w:color w:val="0645AD"/>
+          <w:u w:val="single"/>
+          <w:sz w:val="24"/>
+          <w:szCs w:val="24"/>
+        </w:rPr>
+        <w:t xml:space="preserve">single transaction or series of related transactions, or guarantee the obligation of any person (and no guarantee of the obligations of one </w:t>
+      </w:r>
+      <w:r>
+        <w:rPr>
+          <w:rFonts w:ascii="Times New Roman" w:hAnsi="Times New Roman"/>
+          <w:sz w:val="24"/>
+          <w:szCs w:val="24"/>
+        </w:rPr>
+        <w:t xml:space="preserve">Protected Series </w:t>
+      </w:r>
+      <w:r>
+        <w:rPr>
+          <w:rFonts w:ascii="Times New Roman" w:hAnsi="Times New Roman"/>
+          <w:strike/>
+          <w:color w:val="C00000"/>
+          <w:sz w:val="24"/>
+          <w:szCs w:val="24"/>
+        </w:rPr>
+        <w:t xml:space="preserve">— </w:t>
+      </w:r>
+      <w:r>
+        <w:rPr>
+          <w:rFonts w:ascii="Times New Roman" w:hAnsi="Times New Roman"/>
+          <w:color w:val="0645AD"/>
+          <w:u w:val="single"/>
+          <w:sz w:val="24"/>
+          <w:szCs w:val="24"/>
+        </w:rPr>
+        <w:t xml:space="preserve">by another or by </w:t>
+      </w:r>
+      <w:r>
+        <w:rPr>
+          <w:rFonts w:ascii="Times New Roman" w:hAnsi="Times New Roman"/>
+          <w:sz w:val="24"/>
+          <w:szCs w:val="24"/>
+        </w:rPr>
+        <w:t xml:space="preserve">the </w:t>
+      </w:r>
+      <w:r>
+        <w:rPr>
+          <w:rFonts w:ascii="Times New Roman" w:hAnsi="Times New Roman"/>
+          <w:strike/>
+          <w:color w:val="C00000"/>
+          <w:sz w:val="24"/>
+          <w:szCs w:val="24"/>
+        </w:rPr>
+        <w:t xml:space="preserve">consent of a Majority in Interest; </w:t>
+      </w:r>
+      <w:r>
+        <w:rPr>
+          <w:rFonts w:ascii="Times New Roman" w:hAnsi="Times New Roman"/>
+          <w:color w:val="0645AD"/>
+          <w:u w:val="single"/>
+          <w:sz w:val="24"/>
+          <w:szCs w:val="24"/>
+        </w:rPr>
+        <w:t xml:space="preserve">Company shall be made except by an express written instrument approved under this Section); or </w:t>
+      </w:r>
+    </w:p>
+    <w:p>
+      <w:pPr>
+        <w:keepLines/>
+        <w:widowControl/>
+        <w:spacing w:after="160"/>
+        <w:jc w:val="both"/>
+      </w:pPr>
+      <w:r>
+        <w:rPr>
+          <w:rFonts w:ascii="Times New Roman" w:hAnsi="Times New Roman"/>
+          <w:sz w:val="24"/>
+          <w:szCs w:val="24"/>
+        </w:rPr>
+        <w:t xml:space="preserve">(c) </w:t>
+      </w:r>
+      <w:r>
+        <w:rPr>
+          <w:rFonts w:ascii="Times New Roman" w:hAnsi="Times New Roman"/>
+          <w:strike/>
+          <w:color w:val="C00000"/>
+          <w:sz w:val="24"/>
+          <w:szCs w:val="24"/>
+        </w:rPr>
+        <w:t xml:space="preserve">sell, exchange, </w:t>
+      </w:r>
+      <w:r>
+        <w:rPr>
+          <w:rFonts w:ascii="Times New Roman" w:hAnsi="Times New Roman"/>
+          <w:color w:val="0645AD"/>
+          <w:u w:val="single"/>
+          <w:sz w:val="24"/>
+          <w:szCs w:val="24"/>
+        </w:rPr>
+        <w:t xml:space="preserve">file, amend, </w:t>
+      </w:r>
+      <w:r>
+        <w:rPr>
+          <w:rFonts w:ascii="Times New Roman" w:hAnsi="Times New Roman"/>
+          <w:sz w:val="24"/>
+          <w:szCs w:val="24"/>
+        </w:rPr>
+        <w:t xml:space="preserve">or </w:t>
+      </w:r>
+      <w:r>
+        <w:rPr>
+          <w:rFonts w:ascii="Times New Roman" w:hAnsi="Times New Roman"/>
+          <w:strike/>
+          <w:color w:val="C00000"/>
+          <w:sz w:val="24"/>
+          <w:szCs w:val="24"/>
+        </w:rPr>
+        <w:t xml:space="preserve">otherwise dispose </w:t>
+      </w:r>
+      <w:r>
+        <w:rPr>
+          <w:rFonts w:ascii="Times New Roman" w:hAnsi="Times New Roman"/>
+          <w:color w:val="0645AD"/>
+          <w:u w:val="single"/>
+          <w:sz w:val="24"/>
+          <w:szCs w:val="24"/>
+        </w:rPr>
+        <w:t xml:space="preserve">cancel a statement </w:t>
+      </w:r>
+      <w:r>
+        <w:rPr>
+          <w:rFonts w:ascii="Times New Roman" w:hAnsi="Times New Roman"/>
+          <w:sz w:val="24"/>
+          <w:szCs w:val="24"/>
+        </w:rPr>
+        <w:t xml:space="preserve">of </w:t>
+      </w:r>
+      <w:r>
+        <w:rPr>
+          <w:rFonts w:ascii="Times New Roman" w:hAnsi="Times New Roman"/>
+          <w:strike/>
+          <w:color w:val="C00000"/>
+          <w:sz w:val="24"/>
+          <w:szCs w:val="24"/>
+        </w:rPr>
+        <w:t xml:space="preserve">all </w:t>
+      </w:r>
+      <w:r>
+        <w:rPr>
+          <w:rFonts w:ascii="Times New Roman" w:hAnsi="Times New Roman"/>
+          <w:color w:val="0645AD"/>
+          <w:u w:val="single"/>
+          <w:sz w:val="24"/>
+          <w:szCs w:val="24"/>
+        </w:rPr>
+        <w:t xml:space="preserve">authority under s. 605.0302, Florida Statutes, </w:t>
+      </w:r>
+      <w:r>
+        <w:rPr>
+          <w:rFonts w:ascii="Times New Roman" w:hAnsi="Times New Roman"/>
+          <w:sz w:val="24"/>
+          <w:szCs w:val="24"/>
+        </w:rPr>
+        <w:t xml:space="preserve">or </w:t>
+      </w:r>
+      <w:r>
+        <w:rPr>
+          <w:rFonts w:ascii="Times New Roman" w:hAnsi="Times New Roman"/>
+          <w:strike/>
+          <w:color w:val="C00000"/>
+          <w:sz w:val="24"/>
+          <w:szCs w:val="24"/>
+        </w:rPr>
+        <w:t xml:space="preserve">substantially all </w:t>
+      </w:r>
+      <w:r>
+        <w:rPr>
+          <w:rFonts w:ascii="Times New Roman" w:hAnsi="Times New Roman"/>
+          <w:color w:val="0645AD"/>
+          <w:u w:val="single"/>
+          <w:sz w:val="24"/>
+          <w:szCs w:val="24"/>
+        </w:rPr>
+        <w:t xml:space="preserve">record a certified copy </w:t>
+      </w:r>
+      <w:r>
+        <w:rPr>
+          <w:rFonts w:ascii="Times New Roman" w:hAnsi="Times New Roman"/>
+          <w:sz w:val="24"/>
+          <w:szCs w:val="24"/>
+        </w:rPr>
+        <w:t xml:space="preserve">of </w:t>
+      </w:r>
+      <w:r>
+        <w:rPr>
+          <w:rFonts w:ascii="Times New Roman" w:hAnsi="Times New Roman"/>
+          <w:strike/>
+          <w:color w:val="C00000"/>
+          <w:sz w:val="24"/>
+          <w:szCs w:val="24"/>
+        </w:rPr>
+        <w:t xml:space="preserve">the Associated Assets of the Company or of any Protected Series, other than in the ordinary course of business — the consent of all Members; </w:t>
+      </w:r>
+      <w:r>
+        <w:rPr>
+          <w:rFonts w:ascii="Times New Roman" w:hAnsi="Times New Roman"/>
+          <w:color w:val="0645AD"/>
+          <w:u w:val="single"/>
+          <w:sz w:val="24"/>
+          <w:szCs w:val="24"/>
+        </w:rPr>
+        <w:t xml:space="preserve">one. </w:t>
+      </w:r>
+    </w:p>
+    <w:p>
+      <w:pPr>
+        <w:keepLines/>
+        <w:widowControl/>
+        <w:spacing w:after="160"/>
+        <w:jc w:val="both"/>
+      </w:pPr>
+      <w:r>
+        <w:rPr>
+          <w:rFonts w:ascii="Times New Roman" w:hAnsi="Times New Roman"/>
+          <w:strike/>
+          <w:color w:val="C00000"/>
+          <w:sz w:val="24"/>
+          <w:szCs w:val="24"/>
+        </w:rPr>
+        <w:t xml:space="preserve">(d) merge </w:t>
+      </w:r>
+      <w:r>
+        <w:rPr>
+          <w:rFonts w:ascii="Times New Roman" w:hAnsi="Times New Roman"/>
+          <w:color w:val="0645AD"/>
+          <w:u w:val="single"/>
+          <w:sz w:val="24"/>
+          <w:szCs w:val="24"/>
+        </w:rPr>
+        <w:t xml:space="preserve">5.5 Standard of Conduct; Exculpation. The Manager and each Protected Series Manager shall discharge their duties consistent with </w:t>
+      </w:r>
+      <w:r>
+        <w:rPr>
+          <w:rFonts w:ascii="Times New Roman" w:hAnsi="Times New Roman"/>
+          <w:sz w:val="24"/>
+          <w:szCs w:val="24"/>
+        </w:rPr>
+        <w:t xml:space="preserve">the </w:t>
+      </w:r>
+      <w:r>
+        <w:rPr>
+          <w:rFonts w:ascii="Times New Roman" w:hAnsi="Times New Roman"/>
+          <w:strike/>
+          <w:color w:val="C00000"/>
+          <w:sz w:val="24"/>
+          <w:szCs w:val="24"/>
+        </w:rPr>
+        <w:t xml:space="preserve">Company as permitted </w:t>
+      </w:r>
+      <w:r>
+        <w:rPr>
+          <w:rFonts w:ascii="Times New Roman" w:hAnsi="Times New Roman"/>
+          <w:color w:val="0645AD"/>
+          <w:u w:val="single"/>
+          <w:sz w:val="24"/>
+          <w:szCs w:val="24"/>
+        </w:rPr>
+        <w:t xml:space="preserve">Act, including the duties applicable to managers and protected-series managers. No Manager or Protected Series Manager shall be liable to the Company, any Protected Series, or the Member for any act or omission performed or omitted in good faith and in a manner reasonably believed to be within the scope of authority conferred by this Agreement, except for conduct for which exoneration is prohibited </w:t>
+      </w:r>
+      <w:r>
+        <w:rPr>
+          <w:rFonts w:ascii="Times New Roman" w:hAnsi="Times New Roman"/>
+          <w:sz w:val="24"/>
+          <w:szCs w:val="24"/>
+        </w:rPr>
+        <w:t xml:space="preserve">by the </w:t>
+      </w:r>
+      <w:r>
+        <w:rPr>
+          <w:rFonts w:ascii="Times New Roman" w:hAnsi="Times New Roman"/>
+          <w:strike/>
+          <w:color w:val="C00000"/>
+          <w:sz w:val="24"/>
+          <w:szCs w:val="24"/>
+        </w:rPr>
+        <w:t xml:space="preserve">Act — the consent of all Members; or file a statement of dissolution of a Protected Series — the approval required by Section 14.1; </w:t>
+      </w:r>
+      <w:r>
+        <w:rPr>
+          <w:rFonts w:ascii="Times New Roman" w:hAnsi="Times New Roman"/>
+          <w:color w:val="0645AD"/>
+          <w:u w:val="single"/>
+          <w:sz w:val="24"/>
+          <w:szCs w:val="24"/>
+        </w:rPr>
+        <w:t xml:space="preserve">Act. </w:t>
+      </w:r>
+    </w:p>
+    <w:p>
+      <w:pPr>
+        <w:keepLines/>
+        <w:widowControl/>
+        <w:spacing w:after="160"/>
+        <w:jc w:val="both"/>
+      </w:pPr>
+      <w:r>
+        <w:rPr>
+          <w:rFonts w:ascii="Times New Roman" w:hAnsi="Times New Roman"/>
+          <w:strike/>
+          <w:color w:val="C00000"/>
+          <w:sz w:val="24"/>
+          <w:szCs w:val="24"/>
+        </w:rPr>
+        <w:t xml:space="preserve">(e) admit any additional Member — the approval required by Article 12;</w:t>
+      </w:r>
+    </w:p>
+    <w:p>
+      <w:pPr>
+        <w:keepLines/>
+        <w:widowControl/>
+        <w:spacing w:after="160"/>
+        <w:jc w:val="both"/>
+      </w:pPr>
+      <w:r>
+        <w:rPr>
+          <w:rFonts w:ascii="Times New Roman" w:hAnsi="Times New Roman"/>
+          <w:strike/>
+          <w:color w:val="C00000"/>
+          <w:sz w:val="24"/>
+          <w:szCs w:val="24"/>
+        </w:rPr>
+        <w:t xml:space="preserve">(f) incur, on behalf of the Company or any Protected Series, indebtedness in excess of $[THRESHOLD] in a single transaction or series of related transactions, or guarantee the obligation of any person (and no guarantee of the obligations of one Protected Series by another or by the Company shall be made except by an express written instrument approved under this Section) — the consent of all Members;</w:t>
+      </w:r>
+    </w:p>
+    <w:p>
+      <w:pPr>
+        <w:keepLines/>
+        <w:widowControl/>
+        <w:spacing w:after="160"/>
+        <w:jc w:val="both"/>
+      </w:pPr>
+      <w:r>
+        <w:rPr>
+          <w:rFonts w:ascii="Times New Roman" w:hAnsi="Times New Roman"/>
+          <w:strike/>
+          <w:color w:val="C00000"/>
+          <w:sz w:val="24"/>
+          <w:szCs w:val="24"/>
+        </w:rPr>
+        <w:t xml:space="preserve">(g) lend money of the Company or of a Protected Series to, or borrow from, a Member, the Manager, or their affiliates, other than loans under Section 6.5 — the consent of a Majority in Interest of the disinterested Members; or</w:t>
+      </w:r>
+    </w:p>
+    <w:p>
+      <w:pPr>
+        <w:keepLines/>
+        <w:widowControl/>
+        <w:spacing w:after="160"/>
+        <w:jc w:val="both"/>
+      </w:pPr>
+      <w:r>
+        <w:rPr>
+          <w:rFonts w:ascii="Times New Roman" w:hAnsi="Times New Roman"/>
+          <w:strike/>
+          <w:color w:val="C00000"/>
+          <w:sz w:val="24"/>
+          <w:szCs w:val="24"/>
+        </w:rPr>
+        <w:t xml:space="preserve">(h) amend this Agreement or any Series Exhibit — the approval required by Section 15.1; or</w:t>
+      </w:r>
+    </w:p>
+    <w:p>
+      <w:pPr>
+        <w:keepLines/>
+        <w:widowControl/>
+        <w:spacing w:after="160"/>
+        <w:jc w:val="both"/>
+      </w:pPr>
+      <w:r>
+        <w:rPr>
+          <w:rFonts w:ascii="Times New Roman" w:hAnsi="Times New Roman"/>
+          <w:strike/>
+          <w:color w:val="C00000"/>
+          <w:sz w:val="24"/>
+          <w:szCs w:val="24"/>
+        </w:rPr>
+        <w:t xml:space="preserve">(i) file, amend, or cancel a statement of authority under s. 605.0302, Florida Statutes, or record a certified copy of one — the consent of all Members.</w:t>
+      </w:r>
+    </w:p>
+    <w:p>
+      <w:pPr>
+        <w:keepLines/>
+        <w:widowControl/>
+        <w:spacing w:after="160"/>
+        <w:jc w:val="both"/>
+      </w:pPr>
+      <w:r>
+        <w:rPr>
+          <w:rFonts w:ascii="Times New Roman" w:hAnsi="Times New Roman"/>
+          <w:strike/>
+          <w:color w:val="C00000"/>
+          <w:sz w:val="24"/>
+          <w:szCs w:val="24"/>
+        </w:rPr>
+        <w:t xml:space="preserve">5.5 Standard of Conduct; Exculpation. The Manager and each Protected Series Manager shall discharge their duties consistent with the Act, including the duties applicable to managers and protected-series managers. No Manager or Protected Series Manager shall be liable to the Company, any Protected Series, or any Member for any act or omission performed or omitted in good faith and in a manner reasonably believed to be within the scope of authority conferred by this Agreement, except for conduct for which exoneration is prohibited by the Act.</w:t>
+      </w:r>
+    </w:p>
+    <w:p>
+      <w:pPr>
+        <w:keepLines/>
+        <w:widowControl/>
+        <w:spacing w:after="160"/>
+        <w:jc w:val="both"/>
+      </w:pPr>
+      <w:r>
+        <w:rPr>
+          <w:rFonts w:ascii="Times New Roman" w:hAnsi="Times New Roman"/>
+          <w:sz w:val="24"/>
+          <w:szCs w:val="24"/>
+        </w:rPr>
+        <w:t xml:space="preserve">5.6 Indemnification. The Company shall indemnify the Manager, and each Protected Series shall indemnify its Protected Series Manager, to the fullest extent permitted by the Act, against losses, claims, and expenses (including reasonable attorney's fees) incurred by reason of service in that capacity, except to the extent arising from conduct for which exoneration is prohibited by the Act; provided, that any indemnification obligation relating to the activities of a particular Protected Series is an Associated Liability of that Protected Series, payable solely from its Associated Assets, and any indemnification obligation relating to the activities of the Company generally is payable solely from the Associated Assets of the Company.</w:t>
+      </w:r>
+    </w:p>
+    <w:p>
+      <w:pPr>
+        <w:keepLines/>
+        <w:widowControl/>
+        <w:spacing w:after="160"/>
+        <w:jc w:val="both"/>
+      </w:pPr>
+      <w:r>
+        <w:rPr>
+          <w:rFonts w:ascii="Times New Roman" w:hAnsi="Times New Roman"/>
+          <w:sz w:val="24"/>
+          <w:szCs w:val="24"/>
+        </w:rPr>
+        <w:t xml:space="preserve">5.7 Compensation; Reimbursement; Shared Expenses. The Manager shall serve without salary unless </w:t>
+      </w:r>
+      <w:r>
+        <w:rPr>
+          <w:rFonts w:ascii="Times New Roman" w:hAnsi="Times New Roman"/>
+          <w:strike/>
+          <w:color w:val="C00000"/>
+          <w:sz w:val="24"/>
+          <w:szCs w:val="24"/>
+        </w:rPr>
+        <w:t xml:space="preserve">a Majority in Interest </w:t>
+      </w:r>
+      <w:r>
+        <w:rPr>
+          <w:rFonts w:ascii="Times New Roman" w:hAnsi="Times New Roman"/>
+          <w:color w:val="0645AD"/>
+          <w:u w:val="single"/>
+          <w:sz w:val="24"/>
+          <w:szCs w:val="24"/>
+        </w:rPr>
+        <w:t xml:space="preserve">the Member </w:t>
+      </w:r>
+      <w:r>
+        <w:rPr>
+          <w:rFonts w:ascii="Times New Roman" w:hAnsi="Times New Roman"/>
+          <w:sz w:val="24"/>
+          <w:szCs w:val="24"/>
+        </w:rPr>
+        <w:t xml:space="preserve">consents in writing to compensation. The Manager and each Protected Series Manager shall be reimbursed for reasonable expenses properly incurred on behalf of the Company or the applicable Protected Series. Costs and expenses that benefit the Company and one or more Protected Series (including formation and filing fees, registered agent fees, accounting, insurance, and administrative overhead) shall be allocated among the Company and the Protected Series benefited on a reasonable and consistent basis determined by the Manager — by specific attribution where practicable and otherwise pro rata or by such other reasonable formula as the Manager adopts — and the allocation shall be recorded in the records maintained under Article 8. </w:t>
+      </w:r>
+    </w:p>
+    <w:p>
+      <w:pPr>
+        <w:keepLines/>
+        <w:widowControl/>
+        <w:spacing w:after="160"/>
+        <w:jc w:val="both"/>
+      </w:pPr>
+      <w:r>
+        <w:rPr>
+          <w:rFonts w:ascii="Times New Roman" w:hAnsi="Times New Roman"/>
+          <w:sz w:val="24"/>
+          <w:szCs w:val="24"/>
+        </w:rPr>
+        <w:t xml:space="preserve">5.8 Statement of Authority. With the consent of </w:t>
+      </w:r>
+      <w:r>
+        <w:rPr>
+          <w:rFonts w:ascii="Times New Roman" w:hAnsi="Times New Roman"/>
+          <w:strike/>
+          <w:color w:val="C00000"/>
+          <w:sz w:val="24"/>
+          <w:szCs w:val="24"/>
+        </w:rPr>
+        <w:t xml:space="preserve">all Members </w:t>
+      </w:r>
+      <w:r>
+        <w:rPr>
+          <w:rFonts w:ascii="Times New Roman" w:hAnsi="Times New Roman"/>
+          <w:color w:val="0645AD"/>
+          <w:u w:val="single"/>
+          <w:sz w:val="24"/>
+          <w:szCs w:val="24"/>
+        </w:rPr>
+        <w:t xml:space="preserve">the Member </w:t>
+      </w:r>
+      <w:r>
+        <w:rPr>
+          <w:rFonts w:ascii="Times New Roman" w:hAnsi="Times New Roman"/>
+          <w:sz w:val="24"/>
+          <w:szCs w:val="24"/>
+        </w:rPr>
+        <w:t xml:space="preserve">required by Section </w:t>
+      </w:r>
+      <w:r>
+        <w:rPr>
+          <w:rFonts w:ascii="Times New Roman" w:hAnsi="Times New Roman"/>
+          <w:strike/>
+          <w:color w:val="C00000"/>
+          <w:sz w:val="24"/>
+          <w:szCs w:val="24"/>
+        </w:rPr>
+        <w:t xml:space="preserve">5.4(i), </w:t>
+      </w:r>
+      <w:r>
+        <w:rPr>
+          <w:rFonts w:ascii="Times New Roman" w:hAnsi="Times New Roman"/>
+          <w:color w:val="0645AD"/>
+          <w:u w:val="single"/>
+          <w:sz w:val="24"/>
+          <w:szCs w:val="24"/>
+        </w:rPr>
+        <w:t xml:space="preserve">5.4(c), </w:t>
+      </w:r>
+      <w:r>
+        <w:rPr>
+          <w:rFonts w:ascii="Times New Roman" w:hAnsi="Times New Roman"/>
+          <w:sz w:val="24"/>
+          <w:szCs w:val="24"/>
+        </w:rPr>
+        <w:t xml:space="preserve">the Manager may cause the Company to file with the Department a statement of authority under s. 605.0302, Florida Statutes, stating the authority, or the limitations on the authority, of the Manager, of any Protected Series Manager, or of any person holding a specified position, to transfer or encumber real property held in the name of the Company or of a Protected Series, and may cause a certified copy of that statement to be recorded in the official records of any county in which the real property is located. A statement so filed shall be consistent with this Agreement, and shall be amended or cancelled as necessary to keep it accurate. </w:t>
+      </w:r>
+    </w:p>
+    <w:p>
+      <w:pPr>
+        <w:keepLines/>
+        <w:widowControl/>
+        <w:spacing w:after="160"/>
+        <w:jc w:val="both"/>
+      </w:pPr>
+      <w:r>
+        <w:rPr>
+          <w:rFonts w:ascii="Times New Roman" w:hAnsi="Times New Roman"/>
+          <w:strike/>
+          <w:color w:val="C00000"/>
+          <w:sz w:val="24"/>
+          <w:szCs w:val="24"/>
+        </w:rPr>
+        <w:t xml:space="preserve">5.9 Competition; Other Activities of the Manager. [SELECT THE SAME ALTERNATIVE AS SECTION 4.7] </w:t>
+      </w:r>
+      <w:r>
+        <w:rPr>
+          <w:rFonts w:ascii="Times New Roman" w:hAnsi="Times New Roman"/>
+          <w:color w:val="0645AD"/>
+          <w:u w:val="single"/>
+          <w:sz w:val="24"/>
+          <w:szCs w:val="24"/>
+        </w:rPr>
+        <w:t xml:space="preserve">ARTICLE 6 — CAPITAL </w:t>
+      </w:r>
+    </w:p>
+    <w:p>
+      <w:pPr>
+        <w:keepLines/>
+        <w:widowControl/>
+        <w:spacing w:after="160"/>
+        <w:jc w:val="both"/>
+      </w:pPr>
+      <w:r>
+        <w:rPr>
+          <w:rFonts w:ascii="Times New Roman" w:hAnsi="Times New Roman"/>
+          <w:strike/>
+          <w:color w:val="C00000"/>
+          <w:sz w:val="24"/>
+          <w:szCs w:val="24"/>
+        </w:rPr>
+        <w:t xml:space="preserve">[ ] Alternative A — Noncompetition. Before </w:t>
+      </w:r>
+      <w:r>
+        <w:rPr>
+          <w:rFonts w:ascii="Times New Roman" w:hAnsi="Times New Roman"/>
+          <w:color w:val="0645AD"/>
+          <w:u w:val="single"/>
+          <w:sz w:val="24"/>
+          <w:szCs w:val="24"/>
+        </w:rPr>
+        <w:t xml:space="preserve">6.1 Contributions. The Member's contributions to </w:t>
+      </w:r>
+      <w:r>
+        <w:rPr>
+          <w:rFonts w:ascii="Times New Roman" w:hAnsi="Times New Roman"/>
+          <w:sz w:val="24"/>
+          <w:szCs w:val="24"/>
+        </w:rPr>
+        <w:t xml:space="preserve">the </w:t>
+      </w:r>
+      <w:r>
+        <w:rPr>
+          <w:rFonts w:ascii="Times New Roman" w:hAnsi="Times New Roman"/>
+          <w:strike/>
+          <w:color w:val="C00000"/>
+          <w:sz w:val="24"/>
+          <w:szCs w:val="24"/>
+        </w:rPr>
+        <w:t xml:space="preserve">dissolution of </w:t>
+      </w:r>
+      <w:r>
+        <w:rPr>
+          <w:rFonts w:ascii="Times New Roman" w:hAnsi="Times New Roman"/>
+          <w:color w:val="0645AD"/>
+          <w:u w:val="single"/>
+          <w:sz w:val="24"/>
+          <w:szCs w:val="24"/>
+        </w:rPr>
+        <w:t xml:space="preserve">Company are set forth on Exhibit A. Contributions to a Protected Series are made by </w:t>
+      </w:r>
+      <w:r>
+        <w:rPr>
+          <w:rFonts w:ascii="Times New Roman" w:hAnsi="Times New Roman"/>
+          <w:sz w:val="24"/>
+          <w:szCs w:val="24"/>
+        </w:rPr>
+        <w:t xml:space="preserve">the </w:t>
+      </w:r>
+      <w:r>
+        <w:rPr>
+          <w:rFonts w:ascii="Times New Roman" w:hAnsi="Times New Roman"/>
+          <w:strike/>
+          <w:color w:val="C00000"/>
+          <w:sz w:val="24"/>
+          <w:szCs w:val="24"/>
+        </w:rPr>
+        <w:t xml:space="preserve">Company, </w:t>
+      </w:r>
+      <w:r>
+        <w:rPr>
+          <w:rFonts w:ascii="Times New Roman" w:hAnsi="Times New Roman"/>
+          <w:color w:val="0645AD"/>
+          <w:u w:val="single"/>
+          <w:sz w:val="24"/>
+          <w:szCs w:val="24"/>
+        </w:rPr>
+        <w:t xml:space="preserve">Company and are set forth in </w:t>
+      </w:r>
+      <w:r>
+        <w:rPr>
+          <w:rFonts w:ascii="Times New Roman" w:hAnsi="Times New Roman"/>
+          <w:sz w:val="24"/>
+          <w:szCs w:val="24"/>
+        </w:rPr>
+        <w:t xml:space="preserve">the </w:t>
+      </w:r>
+      <w:r>
+        <w:rPr>
+          <w:rFonts w:ascii="Times New Roman" w:hAnsi="Times New Roman"/>
+          <w:strike/>
+          <w:color w:val="C00000"/>
           <w:sz w:val="24"/>
           <w:szCs w:val="24"/>
         </w:rPr>
@@ -3912,12 +4698,3690 @@
       <w:r>
         <w:rPr>
           <w:rFonts w:ascii="Times New Roman" w:hAnsi="Times New Roman"/>
-          <w:strike/>
-          <w:color w:val="C00000"/>
-          <w:sz w:val="24"/>
-          <w:szCs w:val="24"/>
-        </w:rPr>
-        <w:t xml:space="preserve">nor any </w:t>
+          <w:color w:val="0645AD"/>
+          <w:u w:val="single"/>
+          <w:sz w:val="24"/>
+          <w:szCs w:val="24"/>
+        </w:rPr>
+        <w:t xml:space="preserve">applicable Series Exhibit. Each contribution </w:t>
+      </w:r>
+      <w:r>
+        <w:rPr>
+          <w:rFonts w:ascii="Times New Roman" w:hAnsi="Times New Roman"/>
+          <w:sz w:val="24"/>
+          <w:szCs w:val="24"/>
+        </w:rPr>
+        <w:t xml:space="preserve">shall </w:t>
+      </w:r>
+      <w:r>
+        <w:rPr>
+          <w:rFonts w:ascii="Times New Roman" w:hAnsi="Times New Roman"/>
+          <w:strike/>
+          <w:color w:val="C00000"/>
+          <w:sz w:val="24"/>
+          <w:szCs w:val="24"/>
+        </w:rPr>
+        <w:t xml:space="preserve">not compete with </w:t>
+      </w:r>
+      <w:r>
+        <w:rPr>
+          <w:rFonts w:ascii="Times New Roman" w:hAnsi="Times New Roman"/>
+          <w:color w:val="0645AD"/>
+          <w:u w:val="single"/>
+          <w:sz w:val="24"/>
+          <w:szCs w:val="24"/>
+        </w:rPr>
+        <w:t xml:space="preserve">identify whether it is made to </w:t>
+      </w:r>
+      <w:r>
+        <w:rPr>
+          <w:rFonts w:ascii="Times New Roman" w:hAnsi="Times New Roman"/>
+          <w:sz w:val="24"/>
+          <w:szCs w:val="24"/>
+        </w:rPr>
+        <w:t xml:space="preserve">the Company or </w:t>
+      </w:r>
+      <w:r>
+        <w:rPr>
+          <w:rFonts w:ascii="Times New Roman" w:hAnsi="Times New Roman"/>
+          <w:strike/>
+          <w:color w:val="C00000"/>
+          <w:sz w:val="24"/>
+          <w:szCs w:val="24"/>
+        </w:rPr>
+        <w:t xml:space="preserve">with any </w:t>
+      </w:r>
+      <w:r>
+        <w:rPr>
+          <w:rFonts w:ascii="Times New Roman" w:hAnsi="Times New Roman"/>
+          <w:color w:val="0645AD"/>
+          <w:u w:val="single"/>
+          <w:sz w:val="24"/>
+          <w:szCs w:val="24"/>
+        </w:rPr>
+        <w:t xml:space="preserve">to a specific </w:t>
+      </w:r>
+      <w:r>
+        <w:rPr>
+          <w:rFonts w:ascii="Times New Roman" w:hAnsi="Times New Roman"/>
+          <w:sz w:val="24"/>
+          <w:szCs w:val="24"/>
+        </w:rPr>
+        <w:t xml:space="preserve">Protected </w:t>
+      </w:r>
+      <w:r>
+        <w:rPr>
+          <w:rFonts w:ascii="Times New Roman" w:hAnsi="Times New Roman"/>
+          <w:strike/>
+          <w:color w:val="C00000"/>
+          <w:sz w:val="24"/>
+          <w:szCs w:val="24"/>
+        </w:rPr>
+        <w:t xml:space="preserve">Series </w:t>
+      </w:r>
+      <w:r>
+        <w:rPr>
+          <w:rFonts w:ascii="Times New Roman" w:hAnsi="Times New Roman"/>
+          <w:color w:val="0645AD"/>
+          <w:u w:val="single"/>
+          <w:sz w:val="24"/>
+          <w:szCs w:val="24"/>
+        </w:rPr>
+        <w:t xml:space="preserve">Series, and shall be deposited to, and recorded </w:t>
+      </w:r>
+      <w:r>
+        <w:rPr>
+          <w:rFonts w:ascii="Times New Roman" w:hAnsi="Times New Roman"/>
+          <w:sz w:val="24"/>
+          <w:szCs w:val="24"/>
+        </w:rPr>
+        <w:t xml:space="preserve">in the </w:t>
+      </w:r>
+      <w:r>
+        <w:rPr>
+          <w:rFonts w:ascii="Times New Roman" w:hAnsi="Times New Roman"/>
+          <w:strike/>
+          <w:color w:val="C00000"/>
+          <w:sz w:val="24"/>
+          <w:szCs w:val="24"/>
+        </w:rPr>
+        <w:t xml:space="preserve">conduct of their activities and affairs. This Section does not prohibit </w:t>
+      </w:r>
+      <w:r>
+        <w:rPr>
+          <w:rFonts w:ascii="Times New Roman" w:hAnsi="Times New Roman"/>
+          <w:color w:val="0645AD"/>
+          <w:u w:val="single"/>
+          <w:sz w:val="24"/>
+          <w:szCs w:val="24"/>
+        </w:rPr>
+        <w:t xml:space="preserve">records of, </w:t>
+      </w:r>
+      <w:r>
+        <w:rPr>
+          <w:rFonts w:ascii="Times New Roman" w:hAnsi="Times New Roman"/>
+          <w:sz w:val="24"/>
+          <w:szCs w:val="24"/>
+        </w:rPr>
+        <w:t xml:space="preserve">the </w:t>
+      </w:r>
+      <w:r>
+        <w:rPr>
+          <w:rFonts w:ascii="Times New Roman" w:hAnsi="Times New Roman"/>
+          <w:strike/>
+          <w:color w:val="C00000"/>
+          <w:sz w:val="24"/>
+          <w:szCs w:val="24"/>
+        </w:rPr>
+        <w:t xml:space="preserve">Manager from engaging </w:t>
+      </w:r>
+      <w:r>
+        <w:rPr>
+          <w:rFonts w:ascii="Times New Roman" w:hAnsi="Times New Roman"/>
+          <w:color w:val="0645AD"/>
+          <w:u w:val="single"/>
+          <w:sz w:val="24"/>
+          <w:szCs w:val="24"/>
+        </w:rPr>
+        <w:t xml:space="preserve">recipient. A promise by the Member to make a contribution is enforceable only if set out </w:t>
+      </w:r>
+      <w:r>
+        <w:rPr>
+          <w:rFonts w:ascii="Times New Roman" w:hAnsi="Times New Roman"/>
+          <w:sz w:val="24"/>
+          <w:szCs w:val="24"/>
+        </w:rPr>
+        <w:t xml:space="preserve">in </w:t>
+      </w:r>
+      <w:r>
+        <w:rPr>
+          <w:rFonts w:ascii="Times New Roman" w:hAnsi="Times New Roman"/>
+          <w:strike/>
+          <w:color w:val="C00000"/>
+          <w:sz w:val="24"/>
+          <w:szCs w:val="24"/>
+        </w:rPr>
+        <w:t xml:space="preserve">any business or venture that does not so compete, and neither </w:t>
+      </w:r>
+      <w:r>
+        <w:rPr>
+          <w:rFonts w:ascii="Times New Roman" w:hAnsi="Times New Roman"/>
+          <w:color w:val="0645AD"/>
+          <w:u w:val="single"/>
+          <w:sz w:val="24"/>
+          <w:szCs w:val="24"/>
+        </w:rPr>
+        <w:t xml:space="preserve">a writing signed by </w:t>
+      </w:r>
+      <w:r>
+        <w:rPr>
+          <w:rFonts w:ascii="Times New Roman" w:hAnsi="Times New Roman"/>
+          <w:sz w:val="24"/>
+          <w:szCs w:val="24"/>
+        </w:rPr>
+        <w:t xml:space="preserve">the </w:t>
+      </w:r>
+      <w:r>
+        <w:rPr>
+          <w:rFonts w:ascii="Times New Roman" w:hAnsi="Times New Roman"/>
+          <w:strike/>
+          <w:color w:val="C00000"/>
+          <w:sz w:val="24"/>
+          <w:szCs w:val="24"/>
+        </w:rPr>
+        <w:t xml:space="preserve">Company, any Protected Series, nor any Member shall have any right in such a venture or its income by virtue of this Agreement. </w:t>
+      </w:r>
+      <w:r>
+        <w:rPr>
+          <w:rFonts w:ascii="Times New Roman" w:hAnsi="Times New Roman"/>
+          <w:color w:val="0645AD"/>
+          <w:u w:val="single"/>
+          <w:sz w:val="24"/>
+          <w:szCs w:val="24"/>
+        </w:rPr>
+        <w:t xml:space="preserve">Member. </w:t>
+      </w:r>
+    </w:p>
+    <w:p>
+      <w:pPr>
+        <w:keepLines/>
+        <w:widowControl/>
+        <w:spacing w:after="160"/>
+        <w:jc w:val="both"/>
+      </w:pPr>
+      <w:r>
+        <w:rPr>
+          <w:rFonts w:ascii="Times New Roman" w:hAnsi="Times New Roman"/>
+          <w:strike/>
+          <w:color w:val="C00000"/>
+          <w:sz w:val="24"/>
+          <w:szCs w:val="24"/>
+        </w:rPr>
+        <w:t xml:space="preserve">[ ] Alternative B — Competition Permitted. </w:t>
+      </w:r>
+      <w:r>
+        <w:rPr>
+          <w:rFonts w:ascii="Times New Roman" w:hAnsi="Times New Roman"/>
+          <w:color w:val="0645AD"/>
+          <w:u w:val="single"/>
+          <w:sz w:val="24"/>
+          <w:szCs w:val="24"/>
+        </w:rPr>
+        <w:t xml:space="preserve">6.2 No Obligation; No Interest. </w:t>
+      </w:r>
+      <w:r>
+        <w:rPr>
+          <w:rFonts w:ascii="Times New Roman" w:hAnsi="Times New Roman"/>
+          <w:sz w:val="24"/>
+          <w:szCs w:val="24"/>
+        </w:rPr>
+        <w:t xml:space="preserve">The </w:t>
+      </w:r>
+      <w:r>
+        <w:rPr>
+          <w:rFonts w:ascii="Times New Roman" w:hAnsi="Times New Roman"/>
+          <w:strike/>
+          <w:color w:val="C00000"/>
+          <w:sz w:val="24"/>
+          <w:szCs w:val="24"/>
+        </w:rPr>
+        <w:t xml:space="preserve">Manager may engage in and possess interests in other business ventures of every kind, whether or not competitive with the activities of the Company or of any Protected Series. Engaging in such ventures does not violate this Agreement or any duty under the Act, the Manager </w:t>
+      </w:r>
+      <w:r>
+        <w:rPr>
+          <w:rFonts w:ascii="Times New Roman" w:hAnsi="Times New Roman"/>
+          <w:color w:val="0645AD"/>
+          <w:u w:val="single"/>
+          <w:sz w:val="24"/>
+          <w:szCs w:val="24"/>
+        </w:rPr>
+        <w:t xml:space="preserve">Member </w:t>
+      </w:r>
+      <w:r>
+        <w:rPr>
+          <w:rFonts w:ascii="Times New Roman" w:hAnsi="Times New Roman"/>
+          <w:sz w:val="24"/>
+          <w:szCs w:val="24"/>
+        </w:rPr>
+        <w:t xml:space="preserve">is not obligated to </w:t>
+      </w:r>
+      <w:r>
+        <w:rPr>
+          <w:rFonts w:ascii="Times New Roman" w:hAnsi="Times New Roman"/>
+          <w:strike/>
+          <w:color w:val="C00000"/>
+          <w:sz w:val="24"/>
+          <w:szCs w:val="24"/>
+        </w:rPr>
+        <w:t xml:space="preserve">offer </w:t>
+      </w:r>
+      <w:r>
+        <w:rPr>
+          <w:rFonts w:ascii="Times New Roman" w:hAnsi="Times New Roman"/>
+          <w:color w:val="0645AD"/>
+          <w:u w:val="single"/>
+          <w:sz w:val="24"/>
+          <w:szCs w:val="24"/>
+        </w:rPr>
+        <w:t xml:space="preserve">make </w:t>
+      </w:r>
+      <w:r>
+        <w:rPr>
+          <w:rFonts w:ascii="Times New Roman" w:hAnsi="Times New Roman"/>
+          <w:sz w:val="24"/>
+          <w:szCs w:val="24"/>
+        </w:rPr>
+        <w:t xml:space="preserve">any </w:t>
+      </w:r>
+      <w:r>
+        <w:rPr>
+          <w:rFonts w:ascii="Times New Roman" w:hAnsi="Times New Roman"/>
+          <w:strike/>
+          <w:color w:val="C00000"/>
+          <w:sz w:val="24"/>
+          <w:szCs w:val="24"/>
+        </w:rPr>
+        <w:t xml:space="preserve">business opportunity </w:t>
+      </w:r>
+      <w:r>
+        <w:rPr>
+          <w:rFonts w:ascii="Times New Roman" w:hAnsi="Times New Roman"/>
+          <w:color w:val="0645AD"/>
+          <w:u w:val="single"/>
+          <w:sz w:val="24"/>
+          <w:szCs w:val="24"/>
+        </w:rPr>
+        <w:t xml:space="preserve">additional contribution </w:t>
+      </w:r>
+      <w:r>
+        <w:rPr>
+          <w:rFonts w:ascii="Times New Roman" w:hAnsi="Times New Roman"/>
+          <w:sz w:val="24"/>
+          <w:szCs w:val="24"/>
+        </w:rPr>
+        <w:t xml:space="preserve">to the </w:t>
+      </w:r>
+      <w:r>
+        <w:rPr>
+          <w:rFonts w:ascii="Times New Roman" w:hAnsi="Times New Roman"/>
+          <w:strike/>
+          <w:color w:val="C00000"/>
+          <w:sz w:val="24"/>
+          <w:szCs w:val="24"/>
+        </w:rPr>
+        <w:t xml:space="preserve">Company, </w:t>
+      </w:r>
+      <w:r>
+        <w:rPr>
+          <w:rFonts w:ascii="Times New Roman" w:hAnsi="Times New Roman"/>
+          <w:color w:val="0645AD"/>
+          <w:u w:val="single"/>
+          <w:sz w:val="24"/>
+          <w:szCs w:val="24"/>
+        </w:rPr>
+        <w:t xml:space="preserve">Company or to </w:t>
+      </w:r>
+      <w:r>
+        <w:rPr>
+          <w:rFonts w:ascii="Times New Roman" w:hAnsi="Times New Roman"/>
+          <w:sz w:val="24"/>
+          <w:szCs w:val="24"/>
+        </w:rPr>
+        <w:t xml:space="preserve">any Protected </w:t>
+      </w:r>
+      <w:r>
+        <w:rPr>
+          <w:rFonts w:ascii="Times New Roman" w:hAnsi="Times New Roman"/>
+          <w:strike/>
+          <w:color w:val="C00000"/>
+          <w:sz w:val="24"/>
+          <w:szCs w:val="24"/>
+        </w:rPr>
+        <w:t xml:space="preserve">Series, or </w:t>
+      </w:r>
+      <w:r>
+        <w:rPr>
+          <w:rFonts w:ascii="Times New Roman" w:hAnsi="Times New Roman"/>
+          <w:color w:val="0645AD"/>
+          <w:u w:val="single"/>
+          <w:sz w:val="24"/>
+          <w:szCs w:val="24"/>
+        </w:rPr>
+        <w:t xml:space="preserve">Series. No interest shall be paid on </w:t>
+      </w:r>
+      <w:r>
+        <w:rPr>
+          <w:rFonts w:ascii="Times New Roman" w:hAnsi="Times New Roman"/>
+          <w:sz w:val="24"/>
+          <w:szCs w:val="24"/>
+        </w:rPr>
+        <w:t xml:space="preserve">any </w:t>
+      </w:r>
+      <w:r>
+        <w:rPr>
+          <w:rFonts w:ascii="Times New Roman" w:hAnsi="Times New Roman"/>
+          <w:strike/>
+          <w:color w:val="C00000"/>
+          <w:sz w:val="24"/>
+          <w:szCs w:val="24"/>
+        </w:rPr>
+        <w:t xml:space="preserve">Member, and neither the Company, any Protected Series, nor any Member shall have any right in such ventures or their income by virtue of this Agreement. (Retain the Alternative selected in Section 4.7 and delete the other.) </w:t>
+      </w:r>
+      <w:r>
+        <w:rPr>
+          <w:rFonts w:ascii="Times New Roman" w:hAnsi="Times New Roman"/>
+          <w:color w:val="0645AD"/>
+          <w:u w:val="single"/>
+          <w:sz w:val="24"/>
+          <w:szCs w:val="24"/>
+        </w:rPr>
+        <w:t xml:space="preserve">contribution. </w:t>
+      </w:r>
+    </w:p>
+    <w:p>
+      <w:pPr>
+        <w:keepLines/>
+        <w:widowControl/>
+        <w:spacing w:after="160"/>
+        <w:jc w:val="both"/>
+      </w:pPr>
+      <w:r>
+        <w:rPr>
+          <w:rFonts w:ascii="Times New Roman" w:hAnsi="Times New Roman"/>
+          <w:strike/>
+          <w:color w:val="C00000"/>
+          <w:sz w:val="24"/>
+          <w:szCs w:val="24"/>
+        </w:rPr>
+        <w:t xml:space="preserve">ARTICLE 6 — CAPITAL; CAPITAL ACCOUNTS </w:t>
+      </w:r>
+      <w:r>
+        <w:rPr>
+          <w:rFonts w:ascii="Times New Roman" w:hAnsi="Times New Roman"/>
+          <w:color w:val="0645AD"/>
+          <w:u w:val="single"/>
+          <w:sz w:val="24"/>
+          <w:szCs w:val="24"/>
+        </w:rPr>
+        <w:t xml:space="preserve">6.3 Separate Accounting. The Company shall maintain a separate accounting of contributions to, and the capital of, the Company and each Protected Series. </w:t>
+      </w:r>
+    </w:p>
+    <w:p>
+      <w:pPr>
+        <w:keepLines/>
+        <w:widowControl/>
+        <w:spacing w:after="160"/>
+        <w:jc w:val="both"/>
+      </w:pPr>
+      <w:r>
+        <w:rPr>
+          <w:rFonts w:ascii="Times New Roman" w:hAnsi="Times New Roman"/>
+          <w:strike/>
+          <w:color w:val="C00000"/>
+          <w:sz w:val="24"/>
+          <w:szCs w:val="24"/>
+        </w:rPr>
+        <w:t xml:space="preserve">6.1 Initial Contributions. Each Member's contributions to the Company are set forth on Exhibit A. Contributions to a Protected Series are made by the Company and are set forth in the applicable Series Exhibit. Each contribution shall identify whether it is made </w:t>
+      </w:r>
+      <w:r>
+        <w:rPr>
+          <w:rFonts w:ascii="Times New Roman" w:hAnsi="Times New Roman"/>
+          <w:color w:val="0645AD"/>
+          <w:u w:val="single"/>
+          <w:sz w:val="24"/>
+          <w:szCs w:val="24"/>
+        </w:rPr>
+        <w:t xml:space="preserve">6.4 Member Loans. The Member may lend funds </w:t>
+      </w:r>
+      <w:r>
+        <w:rPr>
+          <w:rFonts w:ascii="Times New Roman" w:hAnsi="Times New Roman"/>
+          <w:sz w:val="24"/>
+          <w:szCs w:val="24"/>
+        </w:rPr>
+        <w:t xml:space="preserve">to the Company or to a specific Protected </w:t>
+      </w:r>
+      <w:r>
+        <w:rPr>
+          <w:rFonts w:ascii="Times New Roman" w:hAnsi="Times New Roman"/>
+          <w:strike/>
+          <w:color w:val="C00000"/>
+          <w:sz w:val="24"/>
+          <w:szCs w:val="24"/>
+        </w:rPr>
+        <w:t xml:space="preserve">Series, </w:t>
+      </w:r>
+      <w:r>
+        <w:rPr>
+          <w:rFonts w:ascii="Times New Roman" w:hAnsi="Times New Roman"/>
+          <w:color w:val="0645AD"/>
+          <w:u w:val="single"/>
+          <w:sz w:val="24"/>
+          <w:szCs w:val="24"/>
+        </w:rPr>
+        <w:t xml:space="preserve">Series upon commercially reasonable terms evidenced by a written instrument identifying the borrower. A loan is not a contribution, </w:t>
+      </w:r>
+      <w:r>
+        <w:rPr>
+          <w:rFonts w:ascii="Times New Roman" w:hAnsi="Times New Roman"/>
+          <w:sz w:val="24"/>
+          <w:szCs w:val="24"/>
+        </w:rPr>
+        <w:t xml:space="preserve">and shall be </w:t>
+      </w:r>
+      <w:r>
+        <w:rPr>
+          <w:rFonts w:ascii="Times New Roman" w:hAnsi="Times New Roman"/>
+          <w:strike/>
+          <w:color w:val="C00000"/>
+          <w:sz w:val="24"/>
+          <w:szCs w:val="24"/>
+        </w:rPr>
+        <w:t xml:space="preserve">deposited to, and recorded in </w:t>
+      </w:r>
+      <w:r>
+        <w:rPr>
+          <w:rFonts w:ascii="Times New Roman" w:hAnsi="Times New Roman"/>
+          <w:color w:val="0645AD"/>
+          <w:u w:val="single"/>
+          <w:sz w:val="24"/>
+          <w:szCs w:val="24"/>
+        </w:rPr>
+        <w:t xml:space="preserve">an Associated Liability solely of </w:t>
+      </w:r>
+      <w:r>
+        <w:rPr>
+          <w:rFonts w:ascii="Times New Roman" w:hAnsi="Times New Roman"/>
+          <w:sz w:val="24"/>
+          <w:szCs w:val="24"/>
+        </w:rPr>
+        <w:t xml:space="preserve">the </w:t>
+      </w:r>
+      <w:r>
+        <w:rPr>
+          <w:rFonts w:ascii="Times New Roman" w:hAnsi="Times New Roman"/>
+          <w:strike/>
+          <w:color w:val="C00000"/>
+          <w:sz w:val="24"/>
+          <w:szCs w:val="24"/>
+        </w:rPr>
+        <w:t xml:space="preserve">records of, </w:t>
+      </w:r>
+      <w:r>
+        <w:rPr>
+          <w:rFonts w:ascii="Times New Roman" w:hAnsi="Times New Roman"/>
+          <w:color w:val="0645AD"/>
+          <w:u w:val="single"/>
+          <w:sz w:val="24"/>
+          <w:szCs w:val="24"/>
+        </w:rPr>
+        <w:t xml:space="preserve">borrowing Protected Series or of </w:t>
+      </w:r>
+      <w:r>
+        <w:rPr>
+          <w:rFonts w:ascii="Times New Roman" w:hAnsi="Times New Roman"/>
+          <w:sz w:val="24"/>
+          <w:szCs w:val="24"/>
+        </w:rPr>
+        <w:t xml:space="preserve">the </w:t>
+      </w:r>
+      <w:r>
+        <w:rPr>
+          <w:rFonts w:ascii="Times New Roman" w:hAnsi="Times New Roman"/>
+          <w:strike/>
+          <w:color w:val="C00000"/>
+          <w:sz w:val="24"/>
+          <w:szCs w:val="24"/>
+        </w:rPr>
+        <w:t xml:space="preserve">recipient. A promise by a Member to make a contribution is enforceable only if set out in a writing signed by the Member. </w:t>
+      </w:r>
+      <w:r>
+        <w:rPr>
+          <w:rFonts w:ascii="Times New Roman" w:hAnsi="Times New Roman"/>
+          <w:color w:val="0645AD"/>
+          <w:u w:val="single"/>
+          <w:sz w:val="24"/>
+          <w:szCs w:val="24"/>
+        </w:rPr>
+        <w:t xml:space="preserve">Company, as applicable. </w:t>
+      </w:r>
+    </w:p>
+    <w:p>
+      <w:pPr>
+        <w:keepLines/>
+        <w:widowControl/>
+        <w:spacing w:after="160"/>
+        <w:jc w:val="both"/>
+      </w:pPr>
+      <w:r>
+        <w:rPr>
+          <w:rFonts w:ascii="Times New Roman" w:hAnsi="Times New Roman"/>
+          <w:strike/>
+          <w:color w:val="C00000"/>
+          <w:sz w:val="24"/>
+          <w:szCs w:val="24"/>
+        </w:rPr>
+        <w:t xml:space="preserve">6.2 Additional Capital Contributions. [OPTIONAL PROVISION — include </w:t>
+      </w:r>
+      <w:r>
+        <w:rPr>
+          <w:rFonts w:ascii="Times New Roman" w:hAnsi="Times New Roman"/>
+          <w:color w:val="0645AD"/>
+          <w:u w:val="single"/>
+          <w:sz w:val="24"/>
+          <w:szCs w:val="24"/>
+        </w:rPr>
+        <w:t xml:space="preserve">6.5 No Right to Specific Property. The Member has no right to demand </w:t>
+      </w:r>
+      <w:r>
+        <w:rPr>
+          <w:rFonts w:ascii="Times New Roman" w:hAnsi="Times New Roman"/>
+          <w:sz w:val="24"/>
+          <w:szCs w:val="24"/>
+        </w:rPr>
+        <w:t xml:space="preserve">or </w:t>
+      </w:r>
+      <w:r>
+        <w:rPr>
+          <w:rFonts w:ascii="Times New Roman" w:hAnsi="Times New Roman"/>
+          <w:strike/>
+          <w:color w:val="C00000"/>
+          <w:sz w:val="24"/>
+          <w:szCs w:val="24"/>
+        </w:rPr>
+        <w:t xml:space="preserve">omit; see Instructions] Upon the approval </w:t>
+      </w:r>
+      <w:r>
+        <w:rPr>
+          <w:rFonts w:ascii="Times New Roman" w:hAnsi="Times New Roman"/>
+          <w:color w:val="0645AD"/>
+          <w:u w:val="single"/>
+          <w:sz w:val="24"/>
+          <w:szCs w:val="24"/>
+        </w:rPr>
+        <w:t xml:space="preserve">receive any distribution in any specific property </w:t>
+      </w:r>
+      <w:r>
+        <w:rPr>
+          <w:rFonts w:ascii="Times New Roman" w:hAnsi="Times New Roman"/>
+          <w:sz w:val="24"/>
+          <w:szCs w:val="24"/>
+        </w:rPr>
+        <w:t xml:space="preserve">of </w:t>
+      </w:r>
+      <w:r>
+        <w:rPr>
+          <w:rFonts w:ascii="Times New Roman" w:hAnsi="Times New Roman"/>
+          <w:strike/>
+          <w:color w:val="C00000"/>
+          <w:sz w:val="24"/>
+          <w:szCs w:val="24"/>
+        </w:rPr>
+        <w:t xml:space="preserve">a Majority in Interest, each Member shall have the duty and obligation to contribute additional capital to </w:t>
+      </w:r>
+      <w:r>
+        <w:rPr>
+          <w:rFonts w:ascii="Times New Roman" w:hAnsi="Times New Roman"/>
+          <w:sz w:val="24"/>
+          <w:szCs w:val="24"/>
+        </w:rPr>
+        <w:t xml:space="preserve">the Company or </w:t>
+      </w:r>
+      <w:r>
+        <w:rPr>
+          <w:rFonts w:ascii="Times New Roman" w:hAnsi="Times New Roman"/>
+          <w:strike/>
+          <w:color w:val="C00000"/>
+          <w:sz w:val="24"/>
+          <w:szCs w:val="24"/>
+        </w:rPr>
+        <w:t xml:space="preserve">to the affected </w:t>
+      </w:r>
+      <w:r>
+        <w:rPr>
+          <w:rFonts w:ascii="Times New Roman" w:hAnsi="Times New Roman"/>
+          <w:color w:val="0645AD"/>
+          <w:u w:val="single"/>
+          <w:sz w:val="24"/>
+          <w:szCs w:val="24"/>
+        </w:rPr>
+        <w:t xml:space="preserve">of any </w:t>
+      </w:r>
+      <w:r>
+        <w:rPr>
+          <w:rFonts w:ascii="Times New Roman" w:hAnsi="Times New Roman"/>
+          <w:sz w:val="24"/>
+          <w:szCs w:val="24"/>
+        </w:rPr>
+        <w:t xml:space="preserve">Protected </w:t>
+      </w:r>
+      <w:r>
+        <w:rPr>
+          <w:rFonts w:ascii="Times New Roman" w:hAnsi="Times New Roman"/>
+          <w:strike/>
+          <w:color w:val="C00000"/>
+          <w:sz w:val="24"/>
+          <w:szCs w:val="24"/>
+        </w:rPr>
+        <w:t xml:space="preserve">Series, in proportion to the Members' Percentage Interests, in the aggregate amount so approved, payable within thirty (30) days after written notice of the approved call; provided, that unless approved by all Members, no Member shall be required to contribute more than $[CAP] in the aggregate in any calendar year under this Section. This obligation is a material, unperformed, future obligation of each Member within the meaning of Section 11.1. (To omit this provision, replace the text of this Section 6.2 and of Section 6.3 with "[Reserved.]" and replace Section 11.1(a) with "(a) [Reserved.]" — do not renumber any section. If omitted, no Member has any obligation to contribute capital beyond Section 6.1.) </w:t>
+      </w:r>
+      <w:r>
+        <w:rPr>
+          <w:rFonts w:ascii="Times New Roman" w:hAnsi="Times New Roman"/>
+          <w:color w:val="0645AD"/>
+          <w:u w:val="single"/>
+          <w:sz w:val="24"/>
+          <w:szCs w:val="24"/>
+        </w:rPr>
+        <w:t xml:space="preserve">Series. </w:t>
+      </w:r>
+    </w:p>
+    <w:p>
+      <w:pPr>
+        <w:keepLines/>
+        <w:widowControl/>
+        <w:spacing w:after="160"/>
+        <w:jc w:val="both"/>
+      </w:pPr>
+      <w:r>
+        <w:rPr>
+          <w:rFonts w:ascii="Times New Roman" w:hAnsi="Times New Roman"/>
+          <w:strike/>
+          <w:color w:val="C00000"/>
+          <w:sz w:val="24"/>
+          <w:szCs w:val="24"/>
+        </w:rPr>
+        <w:t xml:space="preserve">6.3 Failure to Contribute. If a Member fails to pay an additional capital contribution required under Section 6.2 when due, the Company (or the affected Protected Series) may pursue any remedy available at law or in equity for the failure, and in addition, the non-defaulting Members who elect to do so may advance the defaulted amount, in which case the Percentage Interests of the defaulting and advancing Members shall be adjusted to reflect the aggregate capital contributed by each Member following the advance. </w:t>
+      </w:r>
+      <w:r>
+        <w:rPr>
+          <w:rFonts w:ascii="Times New Roman" w:hAnsi="Times New Roman"/>
+          <w:color w:val="0645AD"/>
+          <w:u w:val="single"/>
+          <w:sz w:val="24"/>
+          <w:szCs w:val="24"/>
+        </w:rPr>
+        <w:t xml:space="preserve">ARTICLE 7 — DISTRIBUTIONS </w:t>
+      </w:r>
+    </w:p>
+    <w:p>
+      <w:pPr>
+        <w:keepLines/>
+        <w:widowControl/>
+        <w:spacing w:after="160"/>
+        <w:jc w:val="both"/>
+      </w:pPr>
+      <w:r>
+        <w:rPr>
+          <w:rFonts w:ascii="Times New Roman" w:hAnsi="Times New Roman"/>
+          <w:strike/>
+          <w:color w:val="C00000"/>
+          <w:sz w:val="24"/>
+          <w:szCs w:val="24"/>
+        </w:rPr>
+        <w:t xml:space="preserve">6.4 No Interest; No Withdrawal. No interest shall be paid </w:t>
+      </w:r>
+      <w:r>
+        <w:rPr>
+          <w:rFonts w:ascii="Times New Roman" w:hAnsi="Times New Roman"/>
+          <w:color w:val="0645AD"/>
+          <w:u w:val="single"/>
+          <w:sz w:val="24"/>
+          <w:szCs w:val="24"/>
+        </w:rPr>
+        <w:t xml:space="preserve">7.1 Distributions. The Manager (or, as to a Protected Series, its Protected Series Manager) may from time to time determine the extent to which cash </w:t>
+      </w:r>
+      <w:r>
+        <w:rPr>
+          <w:rFonts w:ascii="Times New Roman" w:hAnsi="Times New Roman"/>
+          <w:sz w:val="24"/>
+          <w:szCs w:val="24"/>
+        </w:rPr>
+        <w:t xml:space="preserve">on </w:t>
+      </w:r>
+      <w:r>
+        <w:rPr>
+          <w:rFonts w:ascii="Times New Roman" w:hAnsi="Times New Roman"/>
+          <w:color w:val="0645AD"/>
+          <w:u w:val="single"/>
+          <w:sz w:val="24"/>
+          <w:szCs w:val="24"/>
+        </w:rPr>
+        <w:t xml:space="preserve">hand of the Company or of a Protected Series exceeds current and anticipated needs, including operating expenses, debt service, acquisitions, and reserves, and may distribute </w:t>
+      </w:r>
+      <w:r>
+        <w:rPr>
+          <w:rFonts w:ascii="Times New Roman" w:hAnsi="Times New Roman"/>
+          <w:sz w:val="24"/>
+          <w:szCs w:val="24"/>
+        </w:rPr>
+        <w:t xml:space="preserve">any </w:t>
+      </w:r>
+      <w:r>
+        <w:rPr>
+          <w:rFonts w:ascii="Times New Roman" w:hAnsi="Times New Roman"/>
+          <w:strike/>
+          <w:color w:val="C00000"/>
+          <w:sz w:val="24"/>
+          <w:szCs w:val="24"/>
+        </w:rPr>
+        <w:t xml:space="preserve">contribution. No Member may withdraw or demand the return of any contribution except as this Agreement provides. </w:t>
+      </w:r>
+      <w:r>
+        <w:rPr>
+          <w:rFonts w:ascii="Times New Roman" w:hAnsi="Times New Roman"/>
+          <w:color w:val="0645AD"/>
+          <w:u w:val="single"/>
+          <w:sz w:val="24"/>
+          <w:szCs w:val="24"/>
+        </w:rPr>
+        <w:t xml:space="preserve">such excess. </w:t>
+      </w:r>
+    </w:p>
+    <w:p>
+      <w:pPr>
+        <w:keepLines/>
+        <w:widowControl/>
+        <w:spacing w:after="160"/>
+        <w:jc w:val="both"/>
+      </w:pPr>
+      <w:r>
+        <w:rPr>
+          <w:rFonts w:ascii="Times New Roman" w:hAnsi="Times New Roman"/>
+          <w:strike/>
+          <w:color w:val="C00000"/>
+          <w:sz w:val="24"/>
+          <w:szCs w:val="24"/>
+        </w:rPr>
+        <w:t xml:space="preserve">6.5 Member Loans. A Member may lend funds </w:t>
+      </w:r>
+      <w:r>
+        <w:rPr>
+          <w:rFonts w:ascii="Times New Roman" w:hAnsi="Times New Roman"/>
+          <w:color w:val="0645AD"/>
+          <w:u w:val="single"/>
+          <w:sz w:val="24"/>
+          <w:szCs w:val="24"/>
+        </w:rPr>
+        <w:t xml:space="preserve">7.2 Source Limitation. Distributions in respect of a Protected Series shall be made solely from the Associated Assets of that Protected Series, and solely </w:t>
+      </w:r>
+      <w:r>
+        <w:rPr>
+          <w:rFonts w:ascii="Times New Roman" w:hAnsi="Times New Roman"/>
+          <w:sz w:val="24"/>
+          <w:szCs w:val="24"/>
+        </w:rPr>
+        <w:t xml:space="preserve">to the </w:t>
+      </w:r>
+      <w:r>
+        <w:rPr>
+          <w:rFonts w:ascii="Times New Roman" w:hAnsi="Times New Roman"/>
+          <w:color w:val="0645AD"/>
+          <w:u w:val="single"/>
+          <w:sz w:val="24"/>
+          <w:szCs w:val="24"/>
+        </w:rPr>
+        <w:t xml:space="preserve">Company; distributions in respect of the </w:t>
+      </w:r>
+      <w:r>
+        <w:rPr>
+          <w:rFonts w:ascii="Times New Roman" w:hAnsi="Times New Roman"/>
+          <w:sz w:val="24"/>
+          <w:szCs w:val="24"/>
+        </w:rPr>
+        <w:t xml:space="preserve">Company </w:t>
+      </w:r>
+      <w:r>
+        <w:rPr>
+          <w:rFonts w:ascii="Times New Roman" w:hAnsi="Times New Roman"/>
+          <w:strike/>
+          <w:color w:val="C00000"/>
+          <w:sz w:val="24"/>
+          <w:szCs w:val="24"/>
+        </w:rPr>
+        <w:t xml:space="preserve">or to a specific Protected Series upon commercially reasonable terms evidenced by a written instrument identifying the borrower. A loan is not a contribution, and </w:t>
+      </w:r>
+      <w:r>
+        <w:rPr>
+          <w:rFonts w:ascii="Times New Roman" w:hAnsi="Times New Roman"/>
+          <w:sz w:val="24"/>
+          <w:szCs w:val="24"/>
+        </w:rPr>
+        <w:t xml:space="preserve">shall be </w:t>
+      </w:r>
+      <w:r>
+        <w:rPr>
+          <w:rFonts w:ascii="Times New Roman" w:hAnsi="Times New Roman"/>
+          <w:strike/>
+          <w:color w:val="C00000"/>
+          <w:sz w:val="24"/>
+          <w:szCs w:val="24"/>
+        </w:rPr>
+        <w:t xml:space="preserve">an </w:t>
+      </w:r>
+      <w:r>
+        <w:rPr>
+          <w:rFonts w:ascii="Times New Roman" w:hAnsi="Times New Roman"/>
+          <w:color w:val="0645AD"/>
+          <w:u w:val="single"/>
+          <w:sz w:val="24"/>
+          <w:szCs w:val="24"/>
+        </w:rPr>
+        <w:t xml:space="preserve">made solely from the </w:t>
+      </w:r>
+      <w:r>
+        <w:rPr>
+          <w:rFonts w:ascii="Times New Roman" w:hAnsi="Times New Roman"/>
+          <w:sz w:val="24"/>
+          <w:szCs w:val="24"/>
+        </w:rPr>
+        <w:t xml:space="preserve">Associated </w:t>
+      </w:r>
+      <w:r>
+        <w:rPr>
+          <w:rFonts w:ascii="Times New Roman" w:hAnsi="Times New Roman"/>
+          <w:strike/>
+          <w:color w:val="C00000"/>
+          <w:sz w:val="24"/>
+          <w:szCs w:val="24"/>
+        </w:rPr>
+        <w:t xml:space="preserve">Liability solely of the borrowing Protected Series or </w:t>
+      </w:r>
+      <w:r>
+        <w:rPr>
+          <w:rFonts w:ascii="Times New Roman" w:hAnsi="Times New Roman"/>
+          <w:color w:val="0645AD"/>
+          <w:u w:val="single"/>
+          <w:sz w:val="24"/>
+          <w:szCs w:val="24"/>
+        </w:rPr>
+        <w:t xml:space="preserve">Assets </w:t>
+      </w:r>
+      <w:r>
+        <w:rPr>
+          <w:rFonts w:ascii="Times New Roman" w:hAnsi="Times New Roman"/>
+          <w:sz w:val="24"/>
+          <w:szCs w:val="24"/>
+        </w:rPr>
+        <w:t xml:space="preserve">of the Company, </w:t>
+      </w:r>
+      <w:r>
+        <w:rPr>
+          <w:rFonts w:ascii="Times New Roman" w:hAnsi="Times New Roman"/>
+          <w:strike/>
+          <w:color w:val="C00000"/>
+          <w:sz w:val="24"/>
+          <w:szCs w:val="24"/>
+        </w:rPr>
+        <w:t xml:space="preserve">as applicable. </w:t>
+      </w:r>
+      <w:r>
+        <w:rPr>
+          <w:rFonts w:ascii="Times New Roman" w:hAnsi="Times New Roman"/>
+          <w:color w:val="0645AD"/>
+          <w:u w:val="single"/>
+          <w:sz w:val="24"/>
+          <w:szCs w:val="24"/>
+        </w:rPr>
+        <w:t xml:space="preserve">to the Member. Each distribution shall be recorded in the records maintained under Article 8, identifying its source. </w:t>
+      </w:r>
+    </w:p>
+    <w:p>
+      <w:pPr>
+        <w:keepLines/>
+        <w:widowControl/>
+        <w:spacing w:after="160"/>
+        <w:jc w:val="both"/>
+      </w:pPr>
+      <w:r>
+        <w:rPr>
+          <w:rFonts w:ascii="Times New Roman" w:hAnsi="Times New Roman"/>
+          <w:strike/>
+          <w:color w:val="C00000"/>
+          <w:sz w:val="24"/>
+          <w:szCs w:val="24"/>
+        </w:rPr>
+        <w:t xml:space="preserve">6.6 Capital Accounts. A capital account shall be established and maintained for each Member reflecting the Member's capital in the Company. Capital accounts shall be maintained in accordance with the capital accounting rules of section 704(b) of the Internal Revenue Code of 1986, as amended (the "Code"), and the Treasury Regulations thereunder, and shall be credited with contributions and allocations of profit and debited with distributions and allocations of loss as so required. A transferee of all or part of a Membership Interest succeeds to the portion of the transferor's capital account (and sub-accounts) attributable to the transferred interest. Nothing in this Agreement creates a deficit restoration obligation or otherwise personally obligates any Member to contribute capital beyond the contributions required by Sections 6.1 and 6.2.</w:t>
+      </w:r>
+    </w:p>
+    <w:p>
+      <w:pPr>
+        <w:keepLines/>
+        <w:widowControl/>
+        <w:spacing w:after="160"/>
+        <w:jc w:val="both"/>
+      </w:pPr>
+      <w:r>
+        <w:rPr>
+          <w:rFonts w:ascii="Times New Roman" w:hAnsi="Times New Roman"/>
+          <w:strike/>
+          <w:color w:val="C00000"/>
+          <w:sz w:val="24"/>
+          <w:szCs w:val="24"/>
+        </w:rPr>
+        <w:t xml:space="preserve">6.7 No Right to Specific Property. No Member has any right to demand or receive any distribution in any specific property of the Company or of any Protected Series.</w:t>
+      </w:r>
+    </w:p>
+    <w:p>
+      <w:pPr>
+        <w:keepLines/>
+        <w:widowControl/>
+        <w:spacing w:after="160"/>
+        <w:jc w:val="both"/>
+      </w:pPr>
+      <w:r>
+        <w:rPr>
+          <w:rFonts w:ascii="Times New Roman" w:hAnsi="Times New Roman"/>
+          <w:strike/>
+          <w:color w:val="C00000"/>
+          <w:sz w:val="24"/>
+          <w:szCs w:val="24"/>
+        </w:rPr>
+        <w:t xml:space="preserve">ARTICLE 7 — ALLOCATIONS AND DISTRIBUTIONS</w:t>
+      </w:r>
+    </w:p>
+    <w:p>
+      <w:pPr>
+        <w:keepLines/>
+        <w:widowControl/>
+        <w:spacing w:after="160"/>
+        <w:jc w:val="both"/>
+      </w:pPr>
+      <w:r>
+        <w:rPr>
+          <w:rFonts w:ascii="Times New Roman" w:hAnsi="Times New Roman"/>
+          <w:strike/>
+          <w:color w:val="C00000"/>
+          <w:sz w:val="24"/>
+          <w:szCs w:val="24"/>
+        </w:rPr>
+        <w:t xml:space="preserve">7.1 Allocations. Profits, losses, and each item of income, gain, loss, deduction, and credit of each Protected Series shall be allocated to the Company as its sole owner, and those of the Company (exclusive of every Protected Series) shall be allocated among the Members in proportion to their Percentage Interests. Notwithstanding the foregoing, allocations shall be made in a manner consistent with the capital-account maintenance rules of section 704(b) of the Code and the Treasury Regulations thereunder — including, to the extent required, a qualified income offset, minimum-gain chargebacks, and limitations on loss allocations that would create or increase an impermissible deficit — and allocations with respect to property contributed with a value different from its adjusted basis shall be made in accordance with section 704(c) of the Code. The Manager shall apply this Section so that the allocations have substantial economic effect and shall resolve questions of application consistently and in good faith.</w:t>
+      </w:r>
+    </w:p>
+    <w:p>
+      <w:pPr>
+        <w:keepLines/>
+        <w:widowControl/>
+        <w:spacing w:after="160"/>
+        <w:jc w:val="both"/>
+      </w:pPr>
+      <w:r>
+        <w:rPr>
+          <w:rFonts w:ascii="Times New Roman" w:hAnsi="Times New Roman"/>
+          <w:strike/>
+          <w:color w:val="C00000"/>
+          <w:sz w:val="24"/>
+          <w:szCs w:val="24"/>
+        </w:rPr>
+        <w:t xml:space="preserve">7.2 Distributions. The Manager (or, as to a Protected Series, its Protected Series Manager) may from time to time determine the extent to which cash on hand of the Company or of a Protected Series exceeds current and anticipated needs, including operating expenses, debt service, acquisitions, and reserves, and may distribute any such excess. Distributions in respect of a Protected Series shall be made solely from the Associated Assets of that Protected Series, and solely to the Company; distributions in respect of the Company shall be made solely from the Associated Assets of the Company, to the Members in proportion to their Percentage Interests. Each distribution shall be recorded in the records maintained under Article 8, identifying its source.</w:t>
+      </w:r>
+    </w:p>
+    <w:p>
+      <w:pPr>
+        <w:keepLines/>
+        <w:widowControl/>
+        <w:spacing w:after="160"/>
+        <w:jc w:val="both"/>
+      </w:pPr>
+      <w:r>
+        <w:rPr>
+          <w:rFonts w:ascii="Times New Roman" w:hAnsi="Times New Roman"/>
+          <w:strike/>
+          <w:color w:val="C00000"/>
+          <w:sz w:val="24"/>
+          <w:szCs w:val="24"/>
+        </w:rPr>
+        <w:t xml:space="preserve">7.3 Tax Distributions. To the extent of available cash of the Company or the applicable Protected Series, the Manager may make distributions intended to enable each Member to satisfy federal and state income tax liabilities attributable to the Member's distributive share of income, and is authorized to pay any such amount directly to the government agency responsible for collection of the tax on the Member's behalf. A tax distribution funded from the Associated Assets of a Protected Series shall be made by that Protected Series to the Company and distributed by the Company to the Members, and is treated as an advance against later distributions under Section 7.2.</w:t>
+      </w:r>
+    </w:p>
+    <w:p>
+      <w:pPr>
+        <w:keepLines/>
+        <w:widowControl/>
+        <w:spacing w:after="160"/>
+        <w:jc w:val="both"/>
+      </w:pPr>
+      <w:r>
+        <w:rPr>
+          <w:rFonts w:ascii="Times New Roman" w:hAnsi="Times New Roman"/>
+          <w:b/>
+          <w:sz w:val="24"/>
+          <w:szCs w:val="24"/>
+        </w:rPr>
+        <w:t xml:space="preserve">ARTICLE 8 — RECORDS</w:t>
+      </w:r>
+    </w:p>
+    <w:p>
+      <w:pPr>
+        <w:keepLines/>
+        <w:widowControl/>
+        <w:spacing w:after="160"/>
+        <w:jc w:val="both"/>
+      </w:pPr>
+      <w:r>
+        <w:rPr>
+          <w:rFonts w:ascii="Times New Roman" w:hAnsi="Times New Roman"/>
+          <w:sz w:val="24"/>
+          <w:szCs w:val="24"/>
+        </w:rPr>
+        <w:t xml:space="preserve">8.1 Records. The Manager shall maintain, for the Company and for each Protected Series, the records described in this Article. </w:t>
+      </w:r>
+      <w:r>
+        <w:rPr>
+          <w:rFonts w:ascii="Times New Roman" w:hAnsi="Times New Roman"/>
+          <w:strike/>
+          <w:color w:val="C00000"/>
+          <w:sz w:val="24"/>
+          <w:szCs w:val="24"/>
+        </w:rPr>
+        <w:t xml:space="preserve">Members' inspection rights are as stated in Section 4.10. </w:t>
+      </w:r>
+      <w:r>
+        <w:rPr>
+          <w:rFonts w:ascii="Times New Roman" w:hAnsi="Times New Roman"/>
+          <w:color w:val="0645AD"/>
+          <w:u w:val="single"/>
+          <w:sz w:val="24"/>
+          <w:szCs w:val="24"/>
+        </w:rPr>
+        <w:t xml:space="preserve">The records of the Company that the Member may inspect include the records maintained under this Article for every Protected Series. </w:t>
+      </w:r>
+    </w:p>
+    <w:p>
+      <w:pPr>
+        <w:keepLines/>
+        <w:widowControl/>
+        <w:spacing w:after="160"/>
+        <w:jc w:val="both"/>
+      </w:pPr>
+      <w:r>
+        <w:rPr>
+          <w:rFonts w:ascii="Times New Roman" w:hAnsi="Times New Roman"/>
+          <w:sz w:val="24"/>
+          <w:szCs w:val="24"/>
+        </w:rPr>
+        <w:t xml:space="preserve">8.2 Asset Association Records. The Manager shall create and maintain, and shall cause each Protected Series Manager to create and maintain, records that state the name of the Company or of the applicable Protected Series and describe each of its assets with sufficient specificity to permit a disinterested, reasonable individual to:</w:t>
+      </w:r>
+    </w:p>
+    <w:p>
+      <w:pPr>
+        <w:keepLines/>
+        <w:widowControl/>
+        <w:spacing w:after="160"/>
+        <w:jc w:val="both"/>
+      </w:pPr>
+      <w:r>
+        <w:rPr>
+          <w:rFonts w:ascii="Times New Roman" w:hAnsi="Times New Roman"/>
+          <w:sz w:val="24"/>
+          <w:szCs w:val="24"/>
+        </w:rPr>
+        <w:t xml:space="preserve">(a) identify the asset and distinguish it from any other asset of the Company, of that Protected Series, and of every other Protected Series;</w:t>
+      </w:r>
+    </w:p>
+    <w:p>
+      <w:pPr>
+        <w:keepLines/>
+        <w:widowControl/>
+        <w:spacing w:after="160"/>
+        <w:jc w:val="both"/>
+      </w:pPr>
+      <w:r>
+        <w:rPr>
+          <w:rFonts w:ascii="Times New Roman" w:hAnsi="Times New Roman"/>
+          <w:sz w:val="24"/>
+          <w:szCs w:val="24"/>
+        </w:rPr>
+        <w:t xml:space="preserve">(b) determine when and from which person the asset was acquired, or how the asset otherwise became an asset of the Company or that Protected Series; and</w:t>
+      </w:r>
+    </w:p>
+    <w:p>
+      <w:pPr>
+        <w:keepLines/>
+        <w:widowControl/>
+        <w:spacing w:after="160"/>
+        <w:jc w:val="both"/>
+      </w:pPr>
+      <w:r>
+        <w:rPr>
+          <w:rFonts w:ascii="Times New Roman" w:hAnsi="Times New Roman"/>
+          <w:sz w:val="24"/>
+          <w:szCs w:val="24"/>
+        </w:rPr>
+        <w:t xml:space="preserve">(c) for any asset acquired from the Company or from another Protected Series, determine the consideration paid, the payor, and the payee.</w:t>
+      </w:r>
+    </w:p>
+    <w:p>
+      <w:pPr>
+        <w:keepLines/>
+        <w:widowControl/>
+        <w:spacing w:after="160"/>
+        <w:jc w:val="both"/>
+      </w:pPr>
+      <w:r>
+        <w:rPr>
+          <w:rFonts w:ascii="Times New Roman" w:hAnsi="Times New Roman"/>
+          <w:sz w:val="24"/>
+          <w:szCs w:val="24"/>
+        </w:rPr>
+        <w:t xml:space="preserve">Records may be organized by specific listing, category, type, quantity, or computational or allocative formula or procedure (including a percentage or share of any asset), or in any other reasonable manner, consistent with s. 605.2301(4), Florida Statutes, provided the standard of this Section is met.</w:t>
+      </w:r>
+    </w:p>
+    <w:p>
+      <w:pPr>
+        <w:keepLines/>
+        <w:widowControl/>
+        <w:spacing w:after="160"/>
+        <w:jc w:val="both"/>
+      </w:pPr>
+      <w:r>
+        <w:rPr>
+          <w:rFonts w:ascii="Times New Roman" w:hAnsi="Times New Roman"/>
+          <w:sz w:val="24"/>
+          <w:szCs w:val="24"/>
+        </w:rPr>
+        <w:t xml:space="preserve">8.3 Real Property. A properly recorded instrument naming the acquiring or conveying Protected Series (by its full statutory name) or the Company, as applicable, serves as an association record and is conclusive of the signer's authority in favor of a person giving value without knowledge of a lack of authority (ss. 605.2301(2)(b) and 605.2301(3)(b), Florida Statutes). Where an interest in real property is held through a representative, nominee, or similar arrangement as permitted by s. 605.2301(5), Florida Statutes, the arrangement shall be documented under Section 8.4, and the association of the interest shall be established by those records.</w:t>
+      </w:r>
+    </w:p>
+    <w:p>
+      <w:pPr>
+        <w:keepLines/>
+        <w:widowControl/>
+        <w:spacing w:after="160"/>
+        <w:jc w:val="both"/>
+      </w:pPr>
+      <w:r>
+        <w:rPr>
+          <w:rFonts w:ascii="Times New Roman" w:hAnsi="Times New Roman"/>
+          <w:sz w:val="24"/>
+          <w:szCs w:val="24"/>
+        </w:rPr>
+        <w:t xml:space="preserve">8.4 Holding Associated Assets. An Associated Asset may be held directly, or indirectly through a representative, nominee, or similar arrangement, as permitted by s. 605.2301(5), Florida Statutes. Any such indirect arrangement shall be documented in the records maintained under this Article, identifying the holder, the Protected Series or the Company for which the asset is held, and the date the arrangement began. No property of the Company or of any Protected Series shall be held in the individual name of </w:t>
+      </w:r>
+      <w:r>
+        <w:rPr>
+          <w:rFonts w:ascii="Times New Roman" w:hAnsi="Times New Roman"/>
+          <w:strike/>
+          <w:color w:val="C00000"/>
+          <w:sz w:val="24"/>
+          <w:szCs w:val="24"/>
+        </w:rPr>
+        <w:t xml:space="preserve">any </w:t>
+      </w:r>
+      <w:r>
+        <w:rPr>
+          <w:rFonts w:ascii="Times New Roman" w:hAnsi="Times New Roman"/>
+          <w:color w:val="0645AD"/>
+          <w:u w:val="single"/>
+          <w:sz w:val="24"/>
+          <w:szCs w:val="24"/>
+        </w:rPr>
+        <w:t xml:space="preserve">the </w:t>
+      </w:r>
+      <w:r>
+        <w:rPr>
+          <w:rFonts w:ascii="Times New Roman" w:hAnsi="Times New Roman"/>
+          <w:sz w:val="24"/>
+          <w:szCs w:val="24"/>
+        </w:rPr>
+        <w:t xml:space="preserve">Member or the Manager other than under an arrangement documented under this Section. </w:t>
+      </w:r>
+    </w:p>
+    <w:p>
+      <w:pPr>
+        <w:keepLines/>
+        <w:widowControl/>
+        <w:spacing w:after="160"/>
+        <w:jc w:val="both"/>
+      </w:pPr>
+      <w:r>
+        <w:rPr>
+          <w:rFonts w:ascii="Times New Roman" w:hAnsi="Times New Roman"/>
+          <w:sz w:val="24"/>
+          <w:szCs w:val="24"/>
+        </w:rPr>
+        <w:t xml:space="preserve">8.5 Standing Association Rules; Savings Provisions.</w:t>
+      </w:r>
+    </w:p>
+    <w:p>
+      <w:pPr>
+        <w:keepLines/>
+        <w:widowControl/>
+        <w:spacing w:after="160"/>
+        <w:jc w:val="both"/>
+      </w:pPr>
+      <w:r>
+        <w:rPr>
+          <w:rFonts w:ascii="Times New Roman" w:hAnsi="Times New Roman"/>
+          <w:sz w:val="24"/>
+          <w:szCs w:val="24"/>
+        </w:rPr>
+        <w:t xml:space="preserve">(a) Association; interpretation. Section 605.2301, Florida Statutes, requires records, not any particular record: it is satisfied by records that, read together, permit a disinterested, reasonable individual to make the determinations described in Section 8.2, and s. 605.2301(4), Florida Statutes, permits those records to be organized by specific listing, category, type, quantity, or computational or allocative formula or procedure, or in any other reasonable manner. As used in this Article, "record" has the meaning given in s. 605.0102(59), Florida Statutes, and shall be construed broadly to include anything of any type, kind, or nature that could reasonably associate an asset, debt, or any other thing with a Protected Series or the Company. Accordingly: (i) this Agreement, each Series Exhibit, each asset schedule, and the account, titling, tax, insurance, and transaction records of the Company or of a Protected Series are records within the meaning of s. 605.2301, Florida Statutes, may be read together and in combination to satisfy its requirements, and no single document, form, or sequence is required; (ii) an asset is an Associated Asset of the Company or of the Protected Series that any such record identifies, from the date the asset was acquired or otherwise became an asset; (iii) association established by any record is not defeated by the absence or incompleteness of any other record; (iv) the standing rules in paragraph (b) are a procedure adopted under s. 605.2301(4), Florida Statutes, and apply to every asset they reach, whether or not any other record exists; and (v) where the records permit more than one reading, the reading that associates an asset with the Company or Protected Series that acquired, holds, or uses it controls. This Agreement shall be interpreted and applied to give the fullest effect permitted by law to the association of assets under this Article, to the separateness of the Company and of each Protected Series, and to the limitations of liability described in Section 3.3.</w:t>
+      </w:r>
+    </w:p>
+    <w:p>
+      <w:pPr>
+        <w:keepLines/>
+        <w:widowControl/>
+        <w:spacing w:after="160"/>
+        <w:jc w:val="both"/>
+      </w:pPr>
+      <w:r>
+        <w:rPr>
+          <w:rFonts w:ascii="Times New Roman" w:hAnsi="Times New Roman"/>
+          <w:sz w:val="24"/>
+          <w:szCs w:val="24"/>
+        </w:rPr>
+        <w:t xml:space="preserve">(b) Standing association rules. As a standing procedure adopted pursuant to s. 605.2301(4), Florida Statutes, and without limiting any other record: (i) an asset acquired by an instrument naming a Protected Series, or titled in the name of a Protected Series, is an Associated Asset of that Protected Series from the date of acquisition; (ii) an asset acquired with consideration paid from a deposit account of a Protected Series is an Associated Asset of that Protected Series; (iii) funds on deposit in an account established in the name of a Protected Series, and interest thereon, are Associated Assets of that Protected Series; (iv) the income, rents, profits, proceeds, and products of, the insurance proceeds relating to, and every replacement or substitution for, an Associated Asset are Associated Assets of the same person; and (v) every asset acquired in the name of the Company, and every asset not associated with a Protected Series under clauses (i) through (iv) or under any other record maintained under this Article, is an Associated Asset of the Company.</w:t>
+      </w:r>
+    </w:p>
+    <w:p>
+      <w:pPr>
+        <w:keepLines/>
+        <w:widowControl/>
+        <w:spacing w:after="160"/>
+        <w:jc w:val="both"/>
+      </w:pPr>
+      <w:r>
+        <w:rPr>
+          <w:rFonts w:ascii="Times New Roman" w:hAnsi="Times New Roman"/>
+          <w:sz w:val="24"/>
+          <w:szCs w:val="24"/>
+        </w:rPr>
+        <w:t xml:space="preserve">(c) Correction of records. The Manager may, and upon discovery of any inaccuracy or omission shall, supplement or correct any record maintained under this Article so that it accurately reflects the association of assets and liabilities, and records as so supplemented or corrected shall be given effect to the fullest extent permitted by law. A record supplemented or corrected under this paragraph relates back to, and is given effect from, the date of the record it supplements or corrects, to the fullest extent permitted by law.</w:t>
+      </w:r>
+    </w:p>
+    <w:p>
+      <w:pPr>
+        <w:keepLines/>
+        <w:widowControl/>
+        <w:spacing w:after="160"/>
+        <w:jc w:val="both"/>
+      </w:pPr>
+      <w:r>
+        <w:rPr>
+          <w:rFonts w:ascii="Times New Roman" w:hAnsi="Times New Roman"/>
+          <w:sz w:val="24"/>
+          <w:szCs w:val="24"/>
+        </w:rPr>
+        <w:t xml:space="preserve">(d) Reformation; severability in favor of association and separateness. If any provision of this Agreement or of any Series Exhibit, or any act taken under either, would otherwise be construed to impair the association of an asset under this Article, the separateness of the Company or of any Protected Series, or the limitations of liability described in Section 3.3, this Agreement shall be applied and, to the minimum extent necessary, deemed modified so as to preserve them, and the provision or act shall be given effect as so modified from the time it was made. To the extent a provision cannot be so conformed, it is null and void ab initio and shall be given no force or effect for any purpose, and every other provision of this Agreement and of each Series Exhibit remains in full force.</w:t>
+      </w:r>
+    </w:p>
+    <w:p>
+      <w:pPr>
+        <w:keepLines/>
+        <w:widowControl/>
+        <w:spacing w:after="160"/>
+        <w:jc w:val="both"/>
+      </w:pPr>
+      <w:r>
+        <w:rPr>
+          <w:rFonts w:ascii="Times New Roman" w:hAnsi="Times New Roman"/>
+          <w:sz w:val="24"/>
+          <w:szCs w:val="24"/>
+        </w:rPr>
+        <w:t xml:space="preserve">8.6 Movement of an Asset Between Protected Series. If an Associated Asset of a Protected Series becomes an Associated Asset of another Protected Series, however the transaction is denominated, then to the extent the fair market value of what one Protected Series gives exceeds the fair market value of what it receives, the excess is deemed for all purposes of this Agreement to have been distributed by that Protected Series to the Company as provided in Section 7.2 and, immediately thereafter, contributed by the Company to the other Protected Series as provided in Section 6.1.</w:t>
+      </w:r>
+    </w:p>
+    <w:p>
+      <w:pPr>
+        <w:keepLines/>
+        <w:widowControl/>
+        <w:spacing w:after="160"/>
+        <w:jc w:val="both"/>
+      </w:pPr>
+      <w:r>
+        <w:rPr>
+          <w:rFonts w:ascii="Times New Roman" w:hAnsi="Times New Roman"/>
+          <w:b/>
+          <w:sz w:val="24"/>
+          <w:szCs w:val="24"/>
+        </w:rPr>
+        <w:t xml:space="preserve">ARTICLE 9 — TAX MATTERS</w:t>
+      </w:r>
+    </w:p>
+    <w:p>
+      <w:pPr>
+        <w:keepLines/>
+        <w:widowControl/>
+        <w:spacing w:after="160"/>
+        <w:jc w:val="both"/>
+      </w:pPr>
+      <w:r>
+        <w:rPr>
+          <w:rFonts w:ascii="Times New Roman" w:hAnsi="Times New Roman"/>
+          <w:sz w:val="24"/>
+          <w:szCs w:val="24"/>
+        </w:rPr>
+        <w:t xml:space="preserve">9.1 Intended Classification. It is intended that the Company be </w:t>
+      </w:r>
+      <w:r>
+        <w:rPr>
+          <w:rFonts w:ascii="Times New Roman" w:hAnsi="Times New Roman"/>
+          <w:strike/>
+          <w:color w:val="C00000"/>
+          <w:sz w:val="24"/>
+          <w:szCs w:val="24"/>
+        </w:rPr>
+        <w:t xml:space="preserve">classified </w:t>
+      </w:r>
+      <w:r>
+        <w:rPr>
+          <w:rFonts w:ascii="Times New Roman" w:hAnsi="Times New Roman"/>
+          <w:color w:val="0645AD"/>
+          <w:u w:val="single"/>
+          <w:sz w:val="24"/>
+          <w:szCs w:val="24"/>
+        </w:rPr>
+        <w:t xml:space="preserve">disregarded </w:t>
+      </w:r>
+      <w:r>
+        <w:rPr>
+          <w:rFonts w:ascii="Times New Roman" w:hAnsi="Times New Roman"/>
+          <w:sz w:val="24"/>
+          <w:szCs w:val="24"/>
+        </w:rPr>
+        <w:t xml:space="preserve">as </w:t>
+      </w:r>
+      <w:r>
+        <w:rPr>
+          <w:rFonts w:ascii="Times New Roman" w:hAnsi="Times New Roman"/>
+          <w:strike/>
+          <w:color w:val="C00000"/>
+          <w:sz w:val="24"/>
+          <w:szCs w:val="24"/>
+        </w:rPr>
+        <w:t xml:space="preserve">a partnership </w:t>
+      </w:r>
+      <w:r>
+        <w:rPr>
+          <w:rFonts w:ascii="Times New Roman" w:hAnsi="Times New Roman"/>
+          <w:color w:val="0645AD"/>
+          <w:u w:val="single"/>
+          <w:sz w:val="24"/>
+          <w:szCs w:val="24"/>
+        </w:rPr>
+        <w:t xml:space="preserve">an entity separate from the Member </w:t>
+      </w:r>
+      <w:r>
+        <w:rPr>
+          <w:rFonts w:ascii="Times New Roman" w:hAnsi="Times New Roman"/>
+          <w:sz w:val="24"/>
+          <w:szCs w:val="24"/>
+        </w:rPr>
+        <w:t xml:space="preserve">for federal income tax </w:t>
+      </w:r>
+      <w:r>
+        <w:rPr>
+          <w:rFonts w:ascii="Times New Roman" w:hAnsi="Times New Roman"/>
+          <w:strike/>
+          <w:color w:val="C00000"/>
+          <w:sz w:val="24"/>
+          <w:szCs w:val="24"/>
+        </w:rPr>
+        <w:t xml:space="preserve">purposes, as federal tax law provides. </w:t>
+      </w:r>
+      <w:r>
+        <w:rPr>
+          <w:rFonts w:ascii="Times New Roman" w:hAnsi="Times New Roman"/>
+          <w:color w:val="0645AD"/>
+          <w:u w:val="single"/>
+          <w:sz w:val="24"/>
+          <w:szCs w:val="24"/>
+        </w:rPr>
+        <w:t xml:space="preserve">purposes. </w:t>
+      </w:r>
+      <w:r>
+        <w:rPr>
+          <w:rFonts w:ascii="Times New Roman" w:hAnsi="Times New Roman"/>
+          <w:sz w:val="24"/>
+          <w:szCs w:val="24"/>
+        </w:rPr>
+        <w:t xml:space="preserve">Each Protected Series is wholly owned by the Company. If a Protected Series is treated as an entity separate from the Company for federal income tax purposes, it is intended that the Protected Series be disregarded as an entity separate from its </w:t>
+      </w:r>
+      <w:r>
+        <w:rPr>
+          <w:rFonts w:ascii="Times New Roman" w:hAnsi="Times New Roman"/>
+          <w:strike/>
+          <w:color w:val="C00000"/>
+          <w:sz w:val="24"/>
+          <w:szCs w:val="24"/>
+        </w:rPr>
+        <w:t xml:space="preserve">owner, so that its </w:t>
+      </w:r>
+      <w:r>
+        <w:rPr>
+          <w:rFonts w:ascii="Times New Roman" w:hAnsi="Times New Roman"/>
+          <w:color w:val="0645AD"/>
+          <w:u w:val="single"/>
+          <w:sz w:val="24"/>
+          <w:szCs w:val="24"/>
+        </w:rPr>
+        <w:t xml:space="preserve">owner. Accordingly, all </w:t>
+      </w:r>
+      <w:r>
+        <w:rPr>
+          <w:rFonts w:ascii="Times New Roman" w:hAnsi="Times New Roman"/>
+          <w:sz w:val="24"/>
+          <w:szCs w:val="24"/>
+        </w:rPr>
+        <w:t xml:space="preserve">items of income, gain, loss, deduction, and credit </w:t>
+      </w:r>
+      <w:r>
+        <w:rPr>
+          <w:rFonts w:ascii="Times New Roman" w:hAnsi="Times New Roman"/>
+          <w:strike/>
+          <w:color w:val="C00000"/>
+          <w:sz w:val="24"/>
+          <w:szCs w:val="24"/>
+        </w:rPr>
+        <w:t xml:space="preserve">are reported by the Company. No member </w:t>
+      </w:r>
+      <w:r>
+        <w:rPr>
+          <w:rFonts w:ascii="Times New Roman" w:hAnsi="Times New Roman"/>
+          <w:sz w:val="24"/>
+          <w:szCs w:val="24"/>
+        </w:rPr>
+        <w:t xml:space="preserve">of the Company </w:t>
+      </w:r>
+      <w:r>
+        <w:rPr>
+          <w:rFonts w:ascii="Times New Roman" w:hAnsi="Times New Roman"/>
+          <w:strike/>
+          <w:color w:val="C00000"/>
+          <w:sz w:val="24"/>
+          <w:szCs w:val="24"/>
+        </w:rPr>
+        <w:t xml:space="preserve">shall take a position inconsistent with this Section on any return without </w:t>
+      </w:r>
+      <w:r>
+        <w:rPr>
+          <w:rFonts w:ascii="Times New Roman" w:hAnsi="Times New Roman"/>
+          <w:color w:val="0645AD"/>
+          <w:u w:val="single"/>
+          <w:sz w:val="24"/>
+          <w:szCs w:val="24"/>
+        </w:rPr>
+        <w:t xml:space="preserve">and of each Protected Series are reported directly by </w:t>
+      </w:r>
+      <w:r>
+        <w:rPr>
+          <w:rFonts w:ascii="Times New Roman" w:hAnsi="Times New Roman"/>
+          <w:sz w:val="24"/>
+          <w:szCs w:val="24"/>
+        </w:rPr>
+        <w:t xml:space="preserve">the </w:t>
+      </w:r>
+      <w:r>
+        <w:rPr>
+          <w:rFonts w:ascii="Times New Roman" w:hAnsi="Times New Roman"/>
+          <w:strike/>
+          <w:color w:val="C00000"/>
+          <w:sz w:val="24"/>
+          <w:szCs w:val="24"/>
+        </w:rPr>
+        <w:t xml:space="preserve">written consent of all members. </w:t>
+      </w:r>
+      <w:r>
+        <w:rPr>
+          <w:rFonts w:ascii="Times New Roman" w:hAnsi="Times New Roman"/>
+          <w:color w:val="0645AD"/>
+          <w:u w:val="single"/>
+          <w:sz w:val="24"/>
+          <w:szCs w:val="24"/>
+        </w:rPr>
+        <w:t xml:space="preserve">Member. </w:t>
+      </w:r>
+    </w:p>
+    <w:p>
+      <w:pPr>
+        <w:keepLines/>
+        <w:widowControl/>
+        <w:spacing w:after="160"/>
+        <w:jc w:val="both"/>
+      </w:pPr>
+      <w:r>
+        <w:rPr>
+          <w:rFonts w:ascii="Times New Roman" w:hAnsi="Times New Roman"/>
+          <w:sz w:val="24"/>
+          <w:szCs w:val="24"/>
+        </w:rPr>
+        <w:t xml:space="preserve">9.2 Tax </w:t>
+      </w:r>
+      <w:r>
+        <w:rPr>
+          <w:rFonts w:ascii="Times New Roman" w:hAnsi="Times New Roman"/>
+          <w:strike/>
+          <w:color w:val="C00000"/>
+          <w:sz w:val="24"/>
+          <w:szCs w:val="24"/>
+        </w:rPr>
+        <w:t xml:space="preserve">Returns; Information. </w:t>
+      </w:r>
+      <w:r>
+        <w:rPr>
+          <w:rFonts w:ascii="Times New Roman" w:hAnsi="Times New Roman"/>
+          <w:color w:val="0645AD"/>
+          <w:u w:val="single"/>
+          <w:sz w:val="24"/>
+          <w:szCs w:val="24"/>
+        </w:rPr>
+        <w:t xml:space="preserve">Filings and Elections. </w:t>
+      </w:r>
+      <w:r>
+        <w:rPr>
+          <w:rFonts w:ascii="Times New Roman" w:hAnsi="Times New Roman"/>
+          <w:sz w:val="24"/>
+          <w:szCs w:val="24"/>
+        </w:rPr>
+        <w:t xml:space="preserve">The Manager shall </w:t>
+      </w:r>
+      <w:r>
+        <w:rPr>
+          <w:rFonts w:ascii="Times New Roman" w:hAnsi="Times New Roman"/>
+          <w:color w:val="0645AD"/>
+          <w:u w:val="single"/>
+          <w:sz w:val="24"/>
+          <w:szCs w:val="24"/>
+        </w:rPr>
+        <w:t xml:space="preserve">make, or </w:t>
+      </w:r>
+      <w:r>
+        <w:rPr>
+          <w:rFonts w:ascii="Times New Roman" w:hAnsi="Times New Roman"/>
+          <w:sz w:val="24"/>
+          <w:szCs w:val="24"/>
+        </w:rPr>
+        <w:t xml:space="preserve">cause to be </w:t>
+      </w:r>
+      <w:r>
+        <w:rPr>
+          <w:rFonts w:ascii="Times New Roman" w:hAnsi="Times New Roman"/>
+          <w:strike/>
+          <w:color w:val="C00000"/>
+          <w:sz w:val="24"/>
+          <w:szCs w:val="24"/>
+        </w:rPr>
+        <w:t xml:space="preserve">prepared and filed </w:t>
+      </w:r>
+      <w:r>
+        <w:rPr>
+          <w:rFonts w:ascii="Times New Roman" w:hAnsi="Times New Roman"/>
+          <w:color w:val="0645AD"/>
+          <w:u w:val="single"/>
+          <w:sz w:val="24"/>
+          <w:szCs w:val="24"/>
+        </w:rPr>
+        <w:t xml:space="preserve">made, </w:t>
+      </w:r>
+      <w:r>
+        <w:rPr>
+          <w:rFonts w:ascii="Times New Roman" w:hAnsi="Times New Roman"/>
+          <w:sz w:val="24"/>
+          <w:szCs w:val="24"/>
+        </w:rPr>
+        <w:t xml:space="preserve">all tax </w:t>
+      </w:r>
+      <w:r>
+        <w:rPr>
+          <w:rFonts w:ascii="Times New Roman" w:hAnsi="Times New Roman"/>
+          <w:strike/>
+          <w:color w:val="C00000"/>
+          <w:sz w:val="24"/>
+          <w:szCs w:val="24"/>
+        </w:rPr>
+        <w:t xml:space="preserve">returns </w:t>
+      </w:r>
+      <w:r>
+        <w:rPr>
+          <w:rFonts w:ascii="Times New Roman" w:hAnsi="Times New Roman"/>
+          <w:color w:val="0645AD"/>
+          <w:u w:val="single"/>
+          <w:sz w:val="24"/>
+          <w:szCs w:val="24"/>
+        </w:rPr>
+        <w:t xml:space="preserve">filings </w:t>
+      </w:r>
+      <w:r>
+        <w:rPr>
+          <w:rFonts w:ascii="Times New Roman" w:hAnsi="Times New Roman"/>
+          <w:sz w:val="24"/>
+          <w:szCs w:val="24"/>
+        </w:rPr>
+        <w:t xml:space="preserve">required of the Company </w:t>
+      </w:r>
+      <w:r>
+        <w:rPr>
+          <w:rFonts w:ascii="Times New Roman" w:hAnsi="Times New Roman"/>
+          <w:color w:val="0645AD"/>
+          <w:u w:val="single"/>
+          <w:sz w:val="24"/>
+          <w:szCs w:val="24"/>
+        </w:rPr>
+        <w:t xml:space="preserve">or of any Protected Series </w:t>
+      </w:r>
+      <w:r>
+        <w:rPr>
+          <w:rFonts w:ascii="Times New Roman" w:hAnsi="Times New Roman"/>
+          <w:sz w:val="24"/>
+          <w:szCs w:val="24"/>
+        </w:rPr>
+        <w:t xml:space="preserve">and </w:t>
+      </w:r>
+      <w:r>
+        <w:rPr>
+          <w:rFonts w:ascii="Times New Roman" w:hAnsi="Times New Roman"/>
+          <w:color w:val="0645AD"/>
+          <w:u w:val="single"/>
+          <w:sz w:val="24"/>
+          <w:szCs w:val="24"/>
+        </w:rPr>
+        <w:t xml:space="preserve">may make any tax election the Manager determines to be in the best interests </w:t>
+      </w:r>
+      <w:r>
+        <w:rPr>
+          <w:rFonts w:ascii="Times New Roman" w:hAnsi="Times New Roman"/>
+          <w:sz w:val="24"/>
+          <w:szCs w:val="24"/>
+        </w:rPr>
+        <w:t xml:space="preserve">of </w:t>
+      </w:r>
+      <w:r>
+        <w:rPr>
+          <w:rFonts w:ascii="Times New Roman" w:hAnsi="Times New Roman"/>
+          <w:strike/>
+          <w:color w:val="C00000"/>
+          <w:sz w:val="24"/>
+          <w:szCs w:val="24"/>
+        </w:rPr>
+        <w:t xml:space="preserve">each Protected Series, if necessary or required, and shall deliver to each </w:t>
+      </w:r>
+      <w:r>
+        <w:rPr>
+          <w:rFonts w:ascii="Times New Roman" w:hAnsi="Times New Roman"/>
+          <w:color w:val="0645AD"/>
+          <w:u w:val="single"/>
+          <w:sz w:val="24"/>
+          <w:szCs w:val="24"/>
+        </w:rPr>
+        <w:t xml:space="preserve">the </w:t>
+      </w:r>
+      <w:r>
+        <w:rPr>
+          <w:rFonts w:ascii="Times New Roman" w:hAnsi="Times New Roman"/>
+          <w:sz w:val="24"/>
+          <w:szCs w:val="24"/>
+        </w:rPr>
+        <w:t xml:space="preserve">Member, </w:t>
+      </w:r>
+      <w:r>
+        <w:rPr>
+          <w:rFonts w:ascii="Times New Roman" w:hAnsi="Times New Roman"/>
+          <w:strike/>
+          <w:color w:val="C00000"/>
+          <w:sz w:val="24"/>
+          <w:szCs w:val="24"/>
+        </w:rPr>
+        <w:t xml:space="preserve">after the end of each fiscal year, the tax information (including Schedule K-1s, where applicable) necessary for the Member's returns. </w:t>
+      </w:r>
+      <w:r>
+        <w:rPr>
+          <w:rFonts w:ascii="Times New Roman" w:hAnsi="Times New Roman"/>
+          <w:color w:val="0645AD"/>
+          <w:u w:val="single"/>
+          <w:sz w:val="24"/>
+          <w:szCs w:val="24"/>
+        </w:rPr>
+        <w:t xml:space="preserve">consistent with Section 9.1. </w:t>
+      </w:r>
+    </w:p>
+    <w:p>
+      <w:pPr>
+        <w:keepLines/>
+        <w:widowControl/>
+        <w:spacing w:after="160"/>
+        <w:jc w:val="both"/>
+      </w:pPr>
+      <w:r>
+        <w:rPr>
+          <w:rFonts w:ascii="Times New Roman" w:hAnsi="Times New Roman"/>
+          <w:sz w:val="24"/>
+          <w:szCs w:val="24"/>
+        </w:rPr>
+        <w:t xml:space="preserve">9.3 </w:t>
+      </w:r>
+      <w:r>
+        <w:rPr>
+          <w:rFonts w:ascii="Times New Roman" w:hAnsi="Times New Roman"/>
+          <w:strike/>
+          <w:color w:val="C00000"/>
+          <w:sz w:val="24"/>
+          <w:szCs w:val="24"/>
+        </w:rPr>
+        <w:t xml:space="preserve">Partnership Representative. </w:t>
+      </w:r>
+      <w:r>
+        <w:rPr>
+          <w:rFonts w:ascii="Times New Roman" w:hAnsi="Times New Roman"/>
+          <w:color w:val="0645AD"/>
+          <w:u w:val="single"/>
+          <w:sz w:val="24"/>
+          <w:szCs w:val="24"/>
+        </w:rPr>
+        <w:t xml:space="preserve">Fiscal Year. </w:t>
+      </w:r>
+      <w:r>
+        <w:rPr>
+          <w:rFonts w:ascii="Times New Roman" w:hAnsi="Times New Roman"/>
+          <w:sz w:val="24"/>
+          <w:szCs w:val="24"/>
+        </w:rPr>
+        <w:t xml:space="preserve">The </w:t>
+      </w:r>
+      <w:r>
+        <w:rPr>
+          <w:rFonts w:ascii="Times New Roman" w:hAnsi="Times New Roman"/>
+          <w:strike/>
+          <w:color w:val="C00000"/>
+          <w:sz w:val="24"/>
+          <w:szCs w:val="24"/>
+        </w:rPr>
+        <w:t xml:space="preserve">Manager (or a person the Manager designates) shall serve as the "partnership representative" within the meaning </w:t>
+      </w:r>
+      <w:r>
+        <w:rPr>
+          <w:rFonts w:ascii="Times New Roman" w:hAnsi="Times New Roman"/>
+          <w:color w:val="0645AD"/>
+          <w:u w:val="single"/>
+          <w:sz w:val="24"/>
+          <w:szCs w:val="24"/>
+        </w:rPr>
+        <w:t xml:space="preserve">fiscal year </w:t>
+      </w:r>
+      <w:r>
+        <w:rPr>
+          <w:rFonts w:ascii="Times New Roman" w:hAnsi="Times New Roman"/>
+          <w:sz w:val="24"/>
+          <w:szCs w:val="24"/>
+        </w:rPr>
+        <w:t xml:space="preserve">of </w:t>
+      </w:r>
+      <w:r>
+        <w:rPr>
+          <w:rFonts w:ascii="Times New Roman" w:hAnsi="Times New Roman"/>
+          <w:strike/>
+          <w:color w:val="C00000"/>
+          <w:sz w:val="24"/>
+          <w:szCs w:val="24"/>
+        </w:rPr>
+        <w:t xml:space="preserve">section 6223 of the Code for </w:t>
+      </w:r>
+      <w:r>
+        <w:rPr>
+          <w:rFonts w:ascii="Times New Roman" w:hAnsi="Times New Roman"/>
+          <w:sz w:val="24"/>
+          <w:szCs w:val="24"/>
+        </w:rPr>
+        <w:t xml:space="preserve">the Company and </w:t>
+      </w:r>
+      <w:r>
+        <w:rPr>
+          <w:rFonts w:ascii="Times New Roman" w:hAnsi="Times New Roman"/>
+          <w:strike/>
+          <w:color w:val="C00000"/>
+          <w:sz w:val="24"/>
+          <w:szCs w:val="24"/>
+        </w:rPr>
+        <w:t xml:space="preserve">for </w:t>
+      </w:r>
+      <w:r>
+        <w:rPr>
+          <w:rFonts w:ascii="Times New Roman" w:hAnsi="Times New Roman"/>
+          <w:color w:val="0645AD"/>
+          <w:u w:val="single"/>
+          <w:sz w:val="24"/>
+          <w:szCs w:val="24"/>
+        </w:rPr>
+        <w:t xml:space="preserve">of </w:t>
+      </w:r>
+      <w:r>
+        <w:rPr>
+          <w:rFonts w:ascii="Times New Roman" w:hAnsi="Times New Roman"/>
+          <w:sz w:val="24"/>
+          <w:szCs w:val="24"/>
+        </w:rPr>
+        <w:t xml:space="preserve">each Protected Series </w:t>
+      </w:r>
+      <w:r>
+        <w:rPr>
+          <w:rFonts w:ascii="Times New Roman" w:hAnsi="Times New Roman"/>
+          <w:strike/>
+          <w:color w:val="C00000"/>
+          <w:sz w:val="24"/>
+          <w:szCs w:val="24"/>
+        </w:rPr>
+        <w:t xml:space="preserve">classified as a partnership, with all authority granted to a partnership representative under </w:t>
+      </w:r>
+      <w:r>
+        <w:rPr>
+          <w:rFonts w:ascii="Times New Roman" w:hAnsi="Times New Roman"/>
+          <w:color w:val="0645AD"/>
+          <w:u w:val="single"/>
+          <w:sz w:val="24"/>
+          <w:szCs w:val="24"/>
+        </w:rPr>
+        <w:t xml:space="preserve">is </w:t>
+      </w:r>
+      <w:r>
+        <w:rPr>
+          <w:rFonts w:ascii="Times New Roman" w:hAnsi="Times New Roman"/>
+          <w:sz w:val="24"/>
+          <w:szCs w:val="24"/>
+        </w:rPr>
+        <w:t xml:space="preserve">the </w:t>
+      </w:r>
+      <w:r>
+        <w:rPr>
+          <w:rFonts w:ascii="Times New Roman" w:hAnsi="Times New Roman"/>
+          <w:strike/>
+          <w:color w:val="C00000"/>
+          <w:sz w:val="24"/>
+          <w:szCs w:val="24"/>
+        </w:rPr>
+        <w:t xml:space="preserve">Code, including </w:t>
+      </w:r>
+      <w:r>
+        <w:rPr>
+          <w:rFonts w:ascii="Times New Roman" w:hAnsi="Times New Roman"/>
+          <w:color w:val="0645AD"/>
+          <w:u w:val="single"/>
+          <w:sz w:val="24"/>
+          <w:szCs w:val="24"/>
+        </w:rPr>
+        <w:t xml:space="preserve">calendar year unless </w:t>
+      </w:r>
+      <w:r>
+        <w:rPr>
+          <w:rFonts w:ascii="Times New Roman" w:hAnsi="Times New Roman"/>
+          <w:sz w:val="24"/>
+          <w:szCs w:val="24"/>
+        </w:rPr>
+        <w:t xml:space="preserve">the </w:t>
+      </w:r>
+      <w:r>
+        <w:rPr>
+          <w:rFonts w:ascii="Times New Roman" w:hAnsi="Times New Roman"/>
+          <w:strike/>
+          <w:color w:val="C00000"/>
+          <w:sz w:val="24"/>
+          <w:szCs w:val="24"/>
+        </w:rPr>
+        <w:t xml:space="preserve">authority to make or revoke elections (including elections under sections 6221(b) and 6226 of the Code), to conduct and resolve audits and proceedings, and to bind the Members as the Code provides. Each Member shall provide the information, and take the actions, reasonably requested by the partnership representative in connection with any tax matter, and shall pay the Member's share of any imputed underpayment or similar amount attributable to the Member as reasonably determined by the partnership representative. </w:t>
+      </w:r>
+      <w:r>
+        <w:rPr>
+          <w:rFonts w:ascii="Times New Roman" w:hAnsi="Times New Roman"/>
+          <w:color w:val="0645AD"/>
+          <w:u w:val="single"/>
+          <w:sz w:val="24"/>
+          <w:szCs w:val="24"/>
+        </w:rPr>
+        <w:t xml:space="preserve">Manager selects another permitted year. </w:t>
+      </w:r>
+    </w:p>
+    <w:p>
+      <w:pPr>
+        <w:keepLines/>
+        <w:widowControl/>
+        <w:spacing w:after="160"/>
+        <w:jc w:val="both"/>
+      </w:pPr>
+      <w:r>
+        <w:rPr>
+          <w:rFonts w:ascii="Times New Roman" w:hAnsi="Times New Roman"/>
+          <w:strike/>
+          <w:color w:val="C00000"/>
+          <w:sz w:val="24"/>
+          <w:szCs w:val="24"/>
+        </w:rPr>
+        <w:t xml:space="preserve">9.4 Tax Elections. The Manager may make, change, or revoke any tax election for the Company or any Protected Series (including an election under section 754 of the Code) that the Manager determines to be in the best interests of the Members as a whole. </w:t>
+      </w:r>
+      <w:r>
+        <w:rPr>
+          <w:rFonts w:ascii="Times New Roman" w:hAnsi="Times New Roman"/>
+          <w:color w:val="0645AD"/>
+          <w:u w:val="single"/>
+          <w:sz w:val="24"/>
+          <w:szCs w:val="24"/>
+        </w:rPr>
+        <w:t xml:space="preserve">ARTICLE 10 — TRANSFERS </w:t>
+      </w:r>
+    </w:p>
+    <w:p>
+      <w:pPr>
+        <w:keepLines/>
+        <w:widowControl/>
+        <w:spacing w:after="160"/>
+        <w:jc w:val="both"/>
+      </w:pPr>
+      <w:r>
+        <w:rPr>
+          <w:rFonts w:ascii="Times New Roman" w:hAnsi="Times New Roman"/>
+          <w:strike/>
+          <w:color w:val="C00000"/>
+          <w:sz w:val="24"/>
+          <w:szCs w:val="24"/>
+        </w:rPr>
+        <w:t xml:space="preserve">9.5 Fiscal Year. </w:t>
+      </w:r>
+      <w:r>
+        <w:rPr>
+          <w:rFonts w:ascii="Times New Roman" w:hAnsi="Times New Roman"/>
+          <w:color w:val="0645AD"/>
+          <w:u w:val="single"/>
+          <w:sz w:val="24"/>
+          <w:szCs w:val="24"/>
+        </w:rPr>
+        <w:t xml:space="preserve">10.1 Restriction on Transfer. </w:t>
+      </w:r>
+      <w:r>
+        <w:rPr>
+          <w:rFonts w:ascii="Times New Roman" w:hAnsi="Times New Roman"/>
+          <w:sz w:val="24"/>
+          <w:szCs w:val="24"/>
+        </w:rPr>
+        <w:t xml:space="preserve">The </w:t>
+      </w:r>
+      <w:r>
+        <w:rPr>
+          <w:rFonts w:ascii="Times New Roman" w:hAnsi="Times New Roman"/>
+          <w:strike/>
+          <w:color w:val="C00000"/>
+          <w:sz w:val="24"/>
+          <w:szCs w:val="24"/>
+        </w:rPr>
+        <w:t xml:space="preserve">fiscal year </w:t>
+      </w:r>
+      <w:r>
+        <w:rPr>
+          <w:rFonts w:ascii="Times New Roman" w:hAnsi="Times New Roman"/>
+          <w:color w:val="0645AD"/>
+          <w:u w:val="single"/>
+          <w:sz w:val="24"/>
+          <w:szCs w:val="24"/>
+        </w:rPr>
+        <w:t xml:space="preserve">Member shall not Transfer all or any portion </w:t>
+      </w:r>
+      <w:r>
+        <w:rPr>
+          <w:rFonts w:ascii="Times New Roman" w:hAnsi="Times New Roman"/>
+          <w:sz w:val="24"/>
+          <w:szCs w:val="24"/>
+        </w:rPr>
+        <w:t xml:space="preserve">of the </w:t>
+      </w:r>
+      <w:r>
+        <w:rPr>
+          <w:rFonts w:ascii="Times New Roman" w:hAnsi="Times New Roman"/>
+          <w:color w:val="0645AD"/>
+          <w:u w:val="single"/>
+          <w:sz w:val="24"/>
+          <w:szCs w:val="24"/>
+        </w:rPr>
+        <w:t xml:space="preserve">Membership Interest, or any right to receive distributions from the </w:t>
+      </w:r>
+      <w:r>
+        <w:rPr>
+          <w:rFonts w:ascii="Times New Roman" w:hAnsi="Times New Roman"/>
+          <w:sz w:val="24"/>
+          <w:szCs w:val="24"/>
+        </w:rPr>
+        <w:t xml:space="preserve">Company </w:t>
+      </w:r>
+      <w:r>
+        <w:rPr>
+          <w:rFonts w:ascii="Times New Roman" w:hAnsi="Times New Roman"/>
+          <w:color w:val="0645AD"/>
+          <w:u w:val="single"/>
+          <w:sz w:val="24"/>
+          <w:szCs w:val="24"/>
+        </w:rPr>
+        <w:t xml:space="preserve">or any Protected Series, except (a) a Transfer to an Immediate Family Member made in compliance with Section 10.2, (b) a Transfer effective at death pursuant to the TOD designation under Section 4.6, or (c) another Transfer approved in writing by the Member </w:t>
+      </w:r>
+      <w:r>
+        <w:rPr>
+          <w:rFonts w:ascii="Times New Roman" w:hAnsi="Times New Roman"/>
+          <w:sz w:val="24"/>
+          <w:szCs w:val="24"/>
+        </w:rPr>
+        <w:t xml:space="preserve">and </w:t>
+      </w:r>
+      <w:r>
+        <w:rPr>
+          <w:rFonts w:ascii="Times New Roman" w:hAnsi="Times New Roman"/>
+          <w:color w:val="0645AD"/>
+          <w:u w:val="single"/>
+          <w:sz w:val="24"/>
+          <w:szCs w:val="24"/>
+        </w:rPr>
+        <w:t xml:space="preserve">reflected in an amendment to Exhibit A. Any purported Transfer in violation </w:t>
+      </w:r>
+      <w:r>
+        <w:rPr>
+          <w:rFonts w:ascii="Times New Roman" w:hAnsi="Times New Roman"/>
+          <w:sz w:val="24"/>
+          <w:szCs w:val="24"/>
+        </w:rPr>
+        <w:t xml:space="preserve">of </w:t>
+      </w:r>
+      <w:r>
+        <w:rPr>
+          <w:rFonts w:ascii="Times New Roman" w:hAnsi="Times New Roman"/>
+          <w:strike/>
+          <w:color w:val="C00000"/>
+          <w:sz w:val="24"/>
+          <w:szCs w:val="24"/>
+        </w:rPr>
+        <w:t xml:space="preserve">each Protected Series </w:t>
+      </w:r>
+      <w:r>
+        <w:rPr>
+          <w:rFonts w:ascii="Times New Roman" w:hAnsi="Times New Roman"/>
+          <w:color w:val="0645AD"/>
+          <w:u w:val="single"/>
+          <w:sz w:val="24"/>
+          <w:szCs w:val="24"/>
+        </w:rPr>
+        <w:t xml:space="preserve">this Article </w:t>
+      </w:r>
+      <w:r>
+        <w:rPr>
+          <w:rFonts w:ascii="Times New Roman" w:hAnsi="Times New Roman"/>
+          <w:sz w:val="24"/>
+          <w:szCs w:val="24"/>
+        </w:rPr>
+        <w:t xml:space="preserve">is </w:t>
+      </w:r>
+      <w:r>
+        <w:rPr>
+          <w:rFonts w:ascii="Times New Roman" w:hAnsi="Times New Roman"/>
+          <w:color w:val="0645AD"/>
+          <w:u w:val="single"/>
+          <w:sz w:val="24"/>
+          <w:szCs w:val="24"/>
+        </w:rPr>
+        <w:t xml:space="preserve">void to </w:t>
+      </w:r>
+      <w:r>
+        <w:rPr>
+          <w:rFonts w:ascii="Times New Roman" w:hAnsi="Times New Roman"/>
+          <w:sz w:val="24"/>
+          <w:szCs w:val="24"/>
+        </w:rPr>
+        <w:t xml:space="preserve">the </w:t>
+      </w:r>
+      <w:r>
+        <w:rPr>
+          <w:rFonts w:ascii="Times New Roman" w:hAnsi="Times New Roman"/>
+          <w:strike/>
+          <w:color w:val="C00000"/>
+          <w:sz w:val="24"/>
+          <w:szCs w:val="24"/>
+        </w:rPr>
+        <w:t xml:space="preserve">calendar year unless </w:t>
+      </w:r>
+      <w:r>
+        <w:rPr>
+          <w:rFonts w:ascii="Times New Roman" w:hAnsi="Times New Roman"/>
+          <w:color w:val="0645AD"/>
+          <w:u w:val="single"/>
+          <w:sz w:val="24"/>
+          <w:szCs w:val="24"/>
+        </w:rPr>
+        <w:t xml:space="preserve">fullest extent permitted by law, and </w:t>
+      </w:r>
+      <w:r>
+        <w:rPr>
+          <w:rFonts w:ascii="Times New Roman" w:hAnsi="Times New Roman"/>
+          <w:sz w:val="24"/>
+          <w:szCs w:val="24"/>
+        </w:rPr>
+        <w:t xml:space="preserve">the </w:t>
+      </w:r>
+      <w:r>
+        <w:rPr>
+          <w:rFonts w:ascii="Times New Roman" w:hAnsi="Times New Roman"/>
+          <w:strike/>
+          <w:color w:val="C00000"/>
+          <w:sz w:val="24"/>
+          <w:szCs w:val="24"/>
+        </w:rPr>
+        <w:t xml:space="preserve">Manager selects another permitted year. </w:t>
+      </w:r>
+      <w:r>
+        <w:rPr>
+          <w:rFonts w:ascii="Times New Roman" w:hAnsi="Times New Roman"/>
+          <w:color w:val="0645AD"/>
+          <w:u w:val="single"/>
+          <w:sz w:val="24"/>
+          <w:szCs w:val="24"/>
+        </w:rPr>
+        <w:t xml:space="preserve">transferee acquires no rights other than those, if any, mandated by the Act. </w:t>
+      </w:r>
+    </w:p>
+    <w:p>
+      <w:pPr>
+        <w:keepLines/>
+        <w:widowControl/>
+        <w:spacing w:after="160"/>
+        <w:jc w:val="both"/>
+      </w:pPr>
+      <w:r>
+        <w:rPr>
+          <w:rFonts w:ascii="Times New Roman" w:hAnsi="Times New Roman"/>
+          <w:strike/>
+          <w:color w:val="C00000"/>
+          <w:sz w:val="24"/>
+          <w:szCs w:val="24"/>
+        </w:rPr>
+        <w:t xml:space="preserve">ARTICLE 10 </w:t>
+      </w:r>
+      <w:r>
+        <w:rPr>
+          <w:rFonts w:ascii="Times New Roman" w:hAnsi="Times New Roman"/>
+          <w:color w:val="0645AD"/>
+          <w:u w:val="single"/>
+          <w:sz w:val="24"/>
+          <w:szCs w:val="24"/>
+        </w:rPr>
+        <w:t xml:space="preserve">10.2 Permitted Family Transfers. A Transfer of all or part of the Membership Interest to an Immediate Family Member is permitted, provided the transferee delivers to the Company a signed agreement to be bound by this Agreement. A transferee (other than a person admitted as a member under Section 11.1) holds only the transferable interest </w:t>
+      </w:r>
+      <w:r>
+        <w:rPr>
+          <w:rFonts w:ascii="Times New Roman" w:hAnsi="Times New Roman"/>
+          <w:sz w:val="24"/>
+          <w:szCs w:val="24"/>
+        </w:rPr>
+        <w:t xml:space="preserve">— </w:t>
+      </w:r>
+      <w:r>
+        <w:rPr>
+          <w:rFonts w:ascii="Times New Roman" w:hAnsi="Times New Roman"/>
+          <w:strike/>
+          <w:color w:val="C00000"/>
+          <w:sz w:val="24"/>
+          <w:szCs w:val="24"/>
+        </w:rPr>
+        <w:t xml:space="preserve">TRANSFERS; CREDITOR PROVISIONS </w:t>
+      </w:r>
+      <w:r>
+        <w:rPr>
+          <w:rFonts w:ascii="Times New Roman" w:hAnsi="Times New Roman"/>
+          <w:color w:val="0645AD"/>
+          <w:u w:val="single"/>
+          <w:sz w:val="24"/>
+          <w:szCs w:val="24"/>
+        </w:rPr>
+        <w:t xml:space="preserve">the right to receive distributions that would otherwise be paid to the Member with respect to the transferred interest — and has no right to participate in management, to inspect records, or to exercise any other right of a member. </w:t>
+      </w:r>
+    </w:p>
+    <w:p>
+      <w:pPr>
+        <w:keepLines/>
+        <w:widowControl/>
+        <w:spacing w:after="160"/>
+        <w:jc w:val="both"/>
+      </w:pPr>
+      <w:r>
+        <w:rPr>
+          <w:rFonts w:ascii="Times New Roman" w:hAnsi="Times New Roman"/>
+          <w:strike/>
+          <w:color w:val="C00000"/>
+          <w:sz w:val="24"/>
+          <w:szCs w:val="24"/>
+        </w:rPr>
+        <w:t xml:space="preserve">10.1 Restriction on Transfer. </w:t>
+      </w:r>
+      <w:r>
+        <w:rPr>
+          <w:rFonts w:ascii="Times New Roman" w:hAnsi="Times New Roman"/>
+          <w:color w:val="0645AD"/>
+          <w:u w:val="single"/>
+          <w:sz w:val="24"/>
+          <w:szCs w:val="24"/>
+        </w:rPr>
+        <w:t xml:space="preserve">10.3 </w:t>
+      </w:r>
+      <w:r>
+        <w:rPr>
+          <w:rFonts w:ascii="Times New Roman" w:hAnsi="Times New Roman"/>
+          <w:sz w:val="24"/>
+          <w:szCs w:val="24"/>
+        </w:rPr>
+        <w:t xml:space="preserve">No </w:t>
+      </w:r>
+      <w:r>
+        <w:rPr>
+          <w:rFonts w:ascii="Times New Roman" w:hAnsi="Times New Roman"/>
+          <w:color w:val="0645AD"/>
+          <w:u w:val="single"/>
+          <w:sz w:val="24"/>
+          <w:szCs w:val="24"/>
+        </w:rPr>
+        <w:t xml:space="preserve">Dissociation by Transfer Alone. A Transfer does not by itself dissociate the </w:t>
+      </w:r>
+      <w:r>
+        <w:rPr>
+          <w:rFonts w:ascii="Times New Roman" w:hAnsi="Times New Roman"/>
+          <w:sz w:val="24"/>
+          <w:szCs w:val="24"/>
+        </w:rPr>
+        <w:t xml:space="preserve">Member </w:t>
+      </w:r>
+      <w:r>
+        <w:rPr>
+          <w:rFonts w:ascii="Times New Roman" w:hAnsi="Times New Roman"/>
+          <w:strike/>
+          <w:color w:val="C00000"/>
+          <w:sz w:val="24"/>
+          <w:szCs w:val="24"/>
+        </w:rPr>
+        <w:t xml:space="preserve">shall Transfer all </w:t>
+      </w:r>
+      <w:r>
+        <w:rPr>
+          <w:rFonts w:ascii="Times New Roman" w:hAnsi="Times New Roman"/>
+          <w:sz w:val="24"/>
+          <w:szCs w:val="24"/>
+        </w:rPr>
+        <w:t xml:space="preserve">or </w:t>
+      </w:r>
+      <w:r>
+        <w:rPr>
+          <w:rFonts w:ascii="Times New Roman" w:hAnsi="Times New Roman"/>
+          <w:strike/>
+          <w:color w:val="C00000"/>
+          <w:sz w:val="24"/>
+          <w:szCs w:val="24"/>
+        </w:rPr>
+        <w:t xml:space="preserve">any portion of a Membership Interest, or any right to receive distributions from </w:t>
+      </w:r>
+      <w:r>
+        <w:rPr>
+          <w:rFonts w:ascii="Times New Roman" w:hAnsi="Times New Roman"/>
+          <w:color w:val="0645AD"/>
+          <w:u w:val="single"/>
+          <w:sz w:val="24"/>
+          <w:szCs w:val="24"/>
+        </w:rPr>
+        <w:t xml:space="preserve">dissolve </w:t>
+      </w:r>
+      <w:r>
+        <w:rPr>
+          <w:rFonts w:ascii="Times New Roman" w:hAnsi="Times New Roman"/>
+          <w:sz w:val="24"/>
+          <w:szCs w:val="24"/>
+        </w:rPr>
+        <w:t xml:space="preserve">the Company or any Protected </w:t>
+      </w:r>
+      <w:r>
+        <w:rPr>
+          <w:rFonts w:ascii="Times New Roman" w:hAnsi="Times New Roman"/>
+          <w:strike/>
+          <w:color w:val="C00000"/>
+          <w:sz w:val="24"/>
+          <w:szCs w:val="24"/>
+        </w:rPr>
+        <w:t xml:space="preserve">Series, except (a) a Transfer to an Immediate Family Member of the transferring Member made in compliance with Section 10.2, (b) a Transfer effective at death pursuant to the transferring Member's TOD designation under Section 4.11, or (c) another Transfer made with the prior written consent of the Manager and of a Majority in Interest of the Members other than the transferring Member. Any purported Transfer in violation of this Article is void to the fullest extent permitted by law, and the transferee acquires no rights other than those, if any, mandated by the Act. </w:t>
+      </w:r>
+      <w:r>
+        <w:rPr>
+          <w:rFonts w:ascii="Times New Roman" w:hAnsi="Times New Roman"/>
+          <w:color w:val="0645AD"/>
+          <w:u w:val="single"/>
+          <w:sz w:val="24"/>
+          <w:szCs w:val="24"/>
+        </w:rPr>
+        <w:t xml:space="preserve">Series. </w:t>
+      </w:r>
+    </w:p>
+    <w:p>
+      <w:pPr>
+        <w:keepLines/>
+        <w:widowControl/>
+        <w:spacing w:after="160"/>
+        <w:jc w:val="both"/>
+      </w:pPr>
+      <w:r>
+        <w:rPr>
+          <w:rFonts w:ascii="Times New Roman" w:hAnsi="Times New Roman"/>
+          <w:strike/>
+          <w:color w:val="C00000"/>
+          <w:sz w:val="24"/>
+          <w:szCs w:val="24"/>
+        </w:rPr>
+        <w:t xml:space="preserve">10.2 Permitted Family Transfers. A Transfer of all or part of a Membership Interest to an Immediate Family Member of the transferring Member is permitted, provided the transferee delivers to the Company a signed agreement to be bound by this Agreement. The transferee holds the transferred interest as a transferee under Section 10.3 unless and until admitted as a Member under Section 12.1. </w:t>
+      </w:r>
+      <w:r>
+        <w:rPr>
+          <w:rFonts w:ascii="Times New Roman" w:hAnsi="Times New Roman"/>
+          <w:color w:val="0645AD"/>
+          <w:u w:val="single"/>
+          <w:sz w:val="24"/>
+          <w:szCs w:val="24"/>
+        </w:rPr>
+        <w:t xml:space="preserve">ARTICLE 11 — ADMISSION OF ADDITIONAL MEMBERS </w:t>
+      </w:r>
+    </w:p>
+    <w:p>
+      <w:pPr>
+        <w:keepLines/>
+        <w:widowControl/>
+        <w:spacing w:after="160"/>
+        <w:jc w:val="both"/>
+      </w:pPr>
+      <w:r>
+        <w:rPr>
+          <w:rFonts w:ascii="Times New Roman" w:hAnsi="Times New Roman"/>
+          <w:strike/>
+          <w:color w:val="C00000"/>
+          <w:sz w:val="24"/>
+          <w:szCs w:val="24"/>
+        </w:rPr>
+        <w:t xml:space="preserve">10.3 Rights of Transferees. A transferee (including a permitted family transferee) who is not </w:t>
+      </w:r>
+      <w:r>
+        <w:rPr>
+          <w:rFonts w:ascii="Times New Roman" w:hAnsi="Times New Roman"/>
+          <w:color w:val="0645AD"/>
+          <w:u w:val="single"/>
+          <w:sz w:val="24"/>
+          <w:szCs w:val="24"/>
+        </w:rPr>
+        <w:t xml:space="preserve">11.1 Admission. One or more additional members may be </w:t>
+      </w:r>
+      <w:r>
+        <w:rPr>
+          <w:rFonts w:ascii="Times New Roman" w:hAnsi="Times New Roman"/>
+          <w:sz w:val="24"/>
+          <w:szCs w:val="24"/>
+        </w:rPr>
+        <w:t xml:space="preserve">admitted </w:t>
+      </w:r>
+      <w:r>
+        <w:rPr>
+          <w:rFonts w:ascii="Times New Roman" w:hAnsi="Times New Roman"/>
+          <w:strike/>
+          <w:color w:val="C00000"/>
+          <w:sz w:val="24"/>
+          <w:szCs w:val="24"/>
+        </w:rPr>
+        <w:t xml:space="preserve">as a Member under Article 12 holds only the transferable interest — the right to receive the distributions that would otherwise be paid </w:t>
+      </w:r>
+      <w:r>
+        <w:rPr>
+          <w:rFonts w:ascii="Times New Roman" w:hAnsi="Times New Roman"/>
+          <w:sz w:val="24"/>
+          <w:szCs w:val="24"/>
+        </w:rPr>
+        <w:t xml:space="preserve">to the </w:t>
+      </w:r>
+      <w:r>
+        <w:rPr>
+          <w:rFonts w:ascii="Times New Roman" w:hAnsi="Times New Roman"/>
+          <w:strike/>
+          <w:color w:val="C00000"/>
+          <w:sz w:val="24"/>
+          <w:szCs w:val="24"/>
+        </w:rPr>
+        <w:t xml:space="preserve">transferor </w:t>
+      </w:r>
+      <w:r>
+        <w:rPr>
+          <w:rFonts w:ascii="Times New Roman" w:hAnsi="Times New Roman"/>
+          <w:color w:val="0645AD"/>
+          <w:u w:val="single"/>
+          <w:sz w:val="24"/>
+          <w:szCs w:val="24"/>
+        </w:rPr>
+        <w:t xml:space="preserve">Company only </w:t>
+      </w:r>
+      <w:r>
+        <w:rPr>
+          <w:rFonts w:ascii="Times New Roman" w:hAnsi="Times New Roman"/>
+          <w:sz w:val="24"/>
+          <w:szCs w:val="24"/>
+        </w:rPr>
+        <w:t xml:space="preserve">with </w:t>
+      </w:r>
+      <w:r>
+        <w:rPr>
+          <w:rFonts w:ascii="Times New Roman" w:hAnsi="Times New Roman"/>
+          <w:strike/>
+          <w:color w:val="C00000"/>
+          <w:sz w:val="24"/>
+          <w:szCs w:val="24"/>
+        </w:rPr>
+        <w:t xml:space="preserve">respect to </w:t>
+      </w:r>
+      <w:r>
+        <w:rPr>
+          <w:rFonts w:ascii="Times New Roman" w:hAnsi="Times New Roman"/>
+          <w:sz w:val="24"/>
+          <w:szCs w:val="24"/>
+        </w:rPr>
+        <w:t xml:space="preserve">the </w:t>
+      </w:r>
+      <w:r>
+        <w:rPr>
+          <w:rFonts w:ascii="Times New Roman" w:hAnsi="Times New Roman"/>
+          <w:strike/>
+          <w:color w:val="C00000"/>
+          <w:sz w:val="24"/>
+          <w:szCs w:val="24"/>
+        </w:rPr>
+        <w:t xml:space="preserve">transferred interest — </w:t>
+      </w:r>
+      <w:r>
+        <w:rPr>
+          <w:rFonts w:ascii="Times New Roman" w:hAnsi="Times New Roman"/>
+          <w:color w:val="0645AD"/>
+          <w:u w:val="single"/>
+          <w:sz w:val="24"/>
+          <w:szCs w:val="24"/>
+        </w:rPr>
+        <w:t xml:space="preserve">written consent of the Member </w:t>
+      </w:r>
+      <w:r>
+        <w:rPr>
+          <w:rFonts w:ascii="Times New Roman" w:hAnsi="Times New Roman"/>
+          <w:sz w:val="24"/>
+          <w:szCs w:val="24"/>
+        </w:rPr>
+        <w:t xml:space="preserve">and </w:t>
+      </w:r>
+      <w:r>
+        <w:rPr>
+          <w:rFonts w:ascii="Times New Roman" w:hAnsi="Times New Roman"/>
+          <w:strike/>
+          <w:color w:val="C00000"/>
+          <w:sz w:val="24"/>
+          <w:szCs w:val="24"/>
+        </w:rPr>
+        <w:t xml:space="preserve">has no right to vote, to participate in management, to inspect records, or to exercise any other right </w:t>
+      </w:r>
+      <w:r>
+        <w:rPr>
+          <w:rFonts w:ascii="Times New Roman" w:hAnsi="Times New Roman"/>
+          <w:color w:val="0645AD"/>
+          <w:u w:val="single"/>
+          <w:sz w:val="24"/>
+          <w:szCs w:val="24"/>
+        </w:rPr>
+        <w:t xml:space="preserve">upon the admitted person's delivery </w:t>
+      </w:r>
+      <w:r>
+        <w:rPr>
+          <w:rFonts w:ascii="Times New Roman" w:hAnsi="Times New Roman"/>
+          <w:sz w:val="24"/>
+          <w:szCs w:val="24"/>
+        </w:rPr>
+        <w:t xml:space="preserve">of a </w:t>
+      </w:r>
+      <w:r>
+        <w:rPr>
+          <w:rFonts w:ascii="Times New Roman" w:hAnsi="Times New Roman"/>
+          <w:strike/>
+          <w:color w:val="C00000"/>
+          <w:sz w:val="24"/>
+          <w:szCs w:val="24"/>
+        </w:rPr>
+        <w:t xml:space="preserve">member, except as the Act mandates. A transferred interest remains subject </w:t>
+      </w:r>
+      <w:r>
+        <w:rPr>
+          <w:rFonts w:ascii="Times New Roman" w:hAnsi="Times New Roman"/>
+          <w:color w:val="0645AD"/>
+          <w:u w:val="single"/>
+          <w:sz w:val="24"/>
+          <w:szCs w:val="24"/>
+        </w:rPr>
+        <w:t xml:space="preserve">signed agreement </w:t>
+      </w:r>
+      <w:r>
+        <w:rPr>
+          <w:rFonts w:ascii="Times New Roman" w:hAnsi="Times New Roman"/>
+          <w:sz w:val="24"/>
+          <w:szCs w:val="24"/>
+        </w:rPr>
+        <w:t xml:space="preserve">to </w:t>
+      </w:r>
+      <w:r>
+        <w:rPr>
+          <w:rFonts w:ascii="Times New Roman" w:hAnsi="Times New Roman"/>
+          <w:color w:val="0645AD"/>
+          <w:u w:val="single"/>
+          <w:sz w:val="24"/>
+          <w:szCs w:val="24"/>
+        </w:rPr>
+        <w:t xml:space="preserve">be bound by </w:t>
+      </w:r>
+      <w:r>
+        <w:rPr>
+          <w:rFonts w:ascii="Times New Roman" w:hAnsi="Times New Roman"/>
+          <w:sz w:val="24"/>
+          <w:szCs w:val="24"/>
+        </w:rPr>
+        <w:t xml:space="preserve">this </w:t>
+      </w:r>
+      <w:r>
+        <w:rPr>
+          <w:rFonts w:ascii="Times New Roman" w:hAnsi="Times New Roman"/>
+          <w:strike/>
+          <w:color w:val="C00000"/>
+          <w:sz w:val="24"/>
+          <w:szCs w:val="24"/>
+        </w:rPr>
+        <w:t xml:space="preserve">Agreement in the hands of every transferee. </w:t>
+      </w:r>
+      <w:r>
+        <w:rPr>
+          <w:rFonts w:ascii="Times New Roman" w:hAnsi="Times New Roman"/>
+          <w:color w:val="0645AD"/>
+          <w:u w:val="single"/>
+          <w:sz w:val="24"/>
+          <w:szCs w:val="24"/>
+        </w:rPr>
+        <w:t xml:space="preserve">Agreement. </w:t>
+      </w:r>
+    </w:p>
+    <w:p>
+      <w:pPr>
+        <w:keepLines/>
+        <w:widowControl/>
+        <w:spacing w:after="160"/>
+        <w:jc w:val="both"/>
+      </w:pPr>
+      <w:r>
+        <w:rPr>
+          <w:rFonts w:ascii="Times New Roman" w:hAnsi="Times New Roman"/>
+          <w:strike/>
+          <w:color w:val="C00000"/>
+          <w:sz w:val="24"/>
+          <w:szCs w:val="24"/>
+        </w:rPr>
+        <w:t xml:space="preserve">10.4 Involuntary Transfers; Option </w:t>
+      </w:r>
+      <w:r>
+        <w:rPr>
+          <w:rFonts w:ascii="Times New Roman" w:hAnsi="Times New Roman"/>
+          <w:color w:val="0645AD"/>
+          <w:u w:val="single"/>
+          <w:sz w:val="24"/>
+          <w:szCs w:val="24"/>
+        </w:rPr>
+        <w:t xml:space="preserve">11.2 No Association with a Protected Series. No Member may be associated with a Protected Series. A Protected Series may not be established with, and may not admit, an Associated Member. Any amendment permitting Associated Members may cause each Protected Series </w:t>
+      </w:r>
+      <w:r>
+        <w:rPr>
+          <w:rFonts w:ascii="Times New Roman" w:hAnsi="Times New Roman"/>
+          <w:sz w:val="24"/>
+          <w:szCs w:val="24"/>
+        </w:rPr>
+        <w:t xml:space="preserve">to </w:t>
+      </w:r>
+      <w:r>
+        <w:rPr>
+          <w:rFonts w:ascii="Times New Roman" w:hAnsi="Times New Roman"/>
+          <w:strike/>
+          <w:color w:val="C00000"/>
+          <w:sz w:val="24"/>
+          <w:szCs w:val="24"/>
+        </w:rPr>
+        <w:t xml:space="preserve">Acquire. Upon any Involuntary Transfer or any event that would result in </w:t>
+      </w:r>
+      <w:r>
+        <w:rPr>
+          <w:rFonts w:ascii="Times New Roman" w:hAnsi="Times New Roman"/>
+          <w:color w:val="0645AD"/>
+          <w:u w:val="single"/>
+          <w:sz w:val="24"/>
+          <w:szCs w:val="24"/>
+        </w:rPr>
+        <w:t xml:space="preserve">be treated as </w:t>
+      </w:r>
+      <w:r>
+        <w:rPr>
+          <w:rFonts w:ascii="Times New Roman" w:hAnsi="Times New Roman"/>
+          <w:sz w:val="24"/>
+          <w:szCs w:val="24"/>
+        </w:rPr>
+        <w:t xml:space="preserve">an </w:t>
+      </w:r>
+      <w:r>
+        <w:rPr>
+          <w:rFonts w:ascii="Times New Roman" w:hAnsi="Times New Roman"/>
+          <w:strike/>
+          <w:color w:val="C00000"/>
+          <w:sz w:val="24"/>
+          <w:szCs w:val="24"/>
+        </w:rPr>
+        <w:t xml:space="preserve">Involuntary Transfer of all or part of a Membership Interest, </w:t>
+      </w:r>
+      <w:r>
+        <w:rPr>
+          <w:rFonts w:ascii="Times New Roman" w:hAnsi="Times New Roman"/>
+          <w:color w:val="0645AD"/>
+          <w:u w:val="single"/>
+          <w:sz w:val="24"/>
+          <w:szCs w:val="24"/>
+        </w:rPr>
+        <w:t xml:space="preserve">entity separate from </w:t>
+      </w:r>
+      <w:r>
+        <w:rPr>
+          <w:rFonts w:ascii="Times New Roman" w:hAnsi="Times New Roman"/>
+          <w:sz w:val="24"/>
+          <w:szCs w:val="24"/>
+        </w:rPr>
+        <w:t xml:space="preserve">the Company </w:t>
+      </w:r>
+      <w:r>
+        <w:rPr>
+          <w:rFonts w:ascii="Times New Roman" w:hAnsi="Times New Roman"/>
+          <w:strike/>
+          <w:color w:val="C00000"/>
+          <w:sz w:val="24"/>
+          <w:szCs w:val="24"/>
+        </w:rPr>
+        <w:t xml:space="preserve">shall have the option, exercisable by the Manager at </w:t>
+      </w:r>
+      <w:r>
+        <w:rPr>
+          <w:rFonts w:ascii="Times New Roman" w:hAnsi="Times New Roman"/>
+          <w:color w:val="0645AD"/>
+          <w:u w:val="single"/>
+          <w:sz w:val="24"/>
+          <w:szCs w:val="24"/>
+        </w:rPr>
+        <w:t xml:space="preserve">for federal income tax purposes, with its own filing obligations, and may terminate </w:t>
+      </w:r>
+      <w:r>
+        <w:rPr>
+          <w:rFonts w:ascii="Times New Roman" w:hAnsi="Times New Roman"/>
+          <w:sz w:val="24"/>
+          <w:szCs w:val="24"/>
+        </w:rPr>
+        <w:t xml:space="preserve">any </w:t>
+      </w:r>
+      <w:r>
+        <w:rPr>
+          <w:rFonts w:ascii="Times New Roman" w:hAnsi="Times New Roman"/>
+          <w:strike/>
+          <w:color w:val="C00000"/>
+          <w:sz w:val="24"/>
+          <w:szCs w:val="24"/>
+        </w:rPr>
+        <w:t xml:space="preserve">time within ninety (90) days after </w:t>
+      </w:r>
+      <w:r>
+        <w:rPr>
+          <w:rFonts w:ascii="Times New Roman" w:hAnsi="Times New Roman"/>
+          <w:color w:val="0645AD"/>
+          <w:u w:val="single"/>
+          <w:sz w:val="24"/>
+          <w:szCs w:val="24"/>
+        </w:rPr>
+        <w:t xml:space="preserve">election </w:t>
+      </w:r>
+      <w:r>
+        <w:rPr>
+          <w:rFonts w:ascii="Times New Roman" w:hAnsi="Times New Roman"/>
+          <w:sz w:val="24"/>
+          <w:szCs w:val="24"/>
+        </w:rPr>
+        <w:t xml:space="preserve">the Company </w:t>
+      </w:r>
+      <w:r>
+        <w:rPr>
+          <w:rFonts w:ascii="Times New Roman" w:hAnsi="Times New Roman"/>
+          <w:strike/>
+          <w:color w:val="C00000"/>
+          <w:sz w:val="24"/>
+          <w:szCs w:val="24"/>
+        </w:rPr>
+        <w:t xml:space="preserve">receives written notice that the Involuntary Transfer </w:t>
+      </w:r>
+      <w:r>
+        <w:rPr>
+          <w:rFonts w:ascii="Times New Roman" w:hAnsi="Times New Roman"/>
+          <w:sz w:val="24"/>
+          <w:szCs w:val="24"/>
+        </w:rPr>
+        <w:t xml:space="preserve">has </w:t>
+      </w:r>
+      <w:r>
+        <w:rPr>
+          <w:rFonts w:ascii="Times New Roman" w:hAnsi="Times New Roman"/>
+          <w:strike/>
+          <w:color w:val="C00000"/>
+          <w:sz w:val="24"/>
+          <w:szCs w:val="24"/>
+        </w:rPr>
+        <w:t xml:space="preserve">occurred, to acquire the interest that is the subject of the Involuntary Transfer at its fair value. Fair value shall be the value agreed in writing between the Manager and the holder of the interest or, absent agreement within thirty (30) days after the option is exercised, the value determined by an independent appraiser jointly selected by the Company and the holder within fifteen (15) days after the end of that thirty-day period (and, if they fail to agree within that time, by an appraiser selected by the two appraisers each of them then designates within a further ten (10) days), who shall hold the MAI designation if the assets principally concerned are real property, who shall have no material financial or professional relationship with any Member, and who shall deliver a written determination within forty-five (45) days after selection. That determination is final and binding, and the appraiser's fee shall be borne one-half by the Company and one-half by the holder. The purchase price is payable on commercially reasonable terms determined by the Manager, including payment in installments over a period of up to five (5) years bearing interest at the applicable federal rate. If the Company does not exercise its option, the Members other than the affected Member may, within thirty (30) days after the Company's option lapses, elect to acquire the interest on the same terms, in proportion to their Percentage Interests or as they otherwise agree. Pending exercise or lapse of the options, the holder of the interest has only the rights of a transferee described in Section 10.3. </w:t>
+      </w:r>
+      <w:r>
+        <w:rPr>
+          <w:rFonts w:ascii="Times New Roman" w:hAnsi="Times New Roman"/>
+          <w:color w:val="0645AD"/>
+          <w:u w:val="single"/>
+          <w:sz w:val="24"/>
+          <w:szCs w:val="24"/>
+        </w:rPr>
+        <w:t xml:space="preserve">made. </w:t>
+      </w:r>
+    </w:p>
+    <w:p>
+      <w:pPr>
+        <w:keepLines/>
+        <w:widowControl/>
+        <w:spacing w:after="160"/>
+        <w:jc w:val="both"/>
+      </w:pPr>
+      <w:r>
+        <w:rPr>
+          <w:rFonts w:ascii="Times New Roman" w:hAnsi="Times New Roman"/>
+          <w:strike/>
+          <w:color w:val="C00000"/>
+          <w:sz w:val="24"/>
+          <w:szCs w:val="24"/>
+        </w:rPr>
+        <w:t xml:space="preserve">10.5 No Dissociation by Transfer Alone. A Transfer does not by itself dissociate a Member or dissolve </w:t>
+      </w:r>
+      <w:r>
+        <w:rPr>
+          <w:rFonts w:ascii="Times New Roman" w:hAnsi="Times New Roman"/>
+          <w:color w:val="0645AD"/>
+          <w:u w:val="single"/>
+          <w:sz w:val="24"/>
+          <w:szCs w:val="24"/>
+        </w:rPr>
+        <w:t xml:space="preserve">11.3 Continuation on Termination of Last Member. Upon the termination of the membership of the last remaining member, </w:t>
+      </w:r>
+      <w:r>
+        <w:rPr>
+          <w:rFonts w:ascii="Times New Roman" w:hAnsi="Times New Roman"/>
+          <w:sz w:val="24"/>
+          <w:szCs w:val="24"/>
+        </w:rPr>
+        <w:t xml:space="preserve">the Company </w:t>
+      </w:r>
+      <w:r>
+        <w:rPr>
+          <w:rFonts w:ascii="Times New Roman" w:hAnsi="Times New Roman"/>
+          <w:strike/>
+          <w:color w:val="C00000"/>
+          <w:sz w:val="24"/>
+          <w:szCs w:val="24"/>
+        </w:rPr>
+        <w:t xml:space="preserve">or any Protected Series. </w:t>
+      </w:r>
+      <w:r>
+        <w:rPr>
+          <w:rFonts w:ascii="Times New Roman" w:hAnsi="Times New Roman"/>
+          <w:color w:val="0645AD"/>
+          <w:u w:val="single"/>
+          <w:sz w:val="24"/>
+          <w:szCs w:val="24"/>
+        </w:rPr>
+        <w:t xml:space="preserve">shall not be dissolved, and the legal representative of the last remaining member shall agree in writing to continue the Company, and the representative (or an Immediate Family Member designated by the representative who is not a creditor of the last remaining member) shall be admitted as a member effective as of the terminating event, all as permitted by the Act. </w:t>
+      </w:r>
+    </w:p>
+    <w:p>
+      <w:pPr>
+        <w:keepLines/>
+        <w:widowControl/>
+        <w:spacing w:after="160"/>
+        <w:jc w:val="both"/>
+      </w:pPr>
+      <w:r>
+        <w:rPr>
+          <w:rFonts w:ascii="Times New Roman" w:hAnsi="Times New Roman"/>
+          <w:strike/>
+          <w:color w:val="C00000"/>
+          <w:sz w:val="24"/>
+          <w:szCs w:val="24"/>
+        </w:rPr>
+        <w:t xml:space="preserve">10.6 Charging Order </w:t>
+      </w:r>
+      <w:r>
+        <w:rPr>
+          <w:rFonts w:ascii="Times New Roman" w:hAnsi="Times New Roman"/>
+          <w:color w:val="0645AD"/>
+          <w:u w:val="single"/>
+          <w:sz w:val="24"/>
+          <w:szCs w:val="24"/>
+        </w:rPr>
+        <w:t xml:space="preserve">ARTICLE 12 </w:t>
+      </w:r>
+      <w:r>
+        <w:rPr>
+          <w:rFonts w:ascii="Times New Roman" w:hAnsi="Times New Roman"/>
+          <w:sz w:val="24"/>
+          <w:szCs w:val="24"/>
+        </w:rPr>
+        <w:t xml:space="preserve">— </w:t>
+      </w:r>
+      <w:r>
+        <w:rPr>
+          <w:rFonts w:ascii="Times New Roman" w:hAnsi="Times New Roman"/>
+          <w:strike/>
+          <w:color w:val="C00000"/>
+          <w:sz w:val="24"/>
+          <w:szCs w:val="24"/>
+        </w:rPr>
+        <w:t xml:space="preserve">Exclusive Remedy. As provided in ss. 605.0502 and 605.0503, Florida Statutes, a charging order is the sole and exclusive remedy by which a judgment creditor of a Member or of a transferee may satisfy a judgment from the judgment debtor's Membership Interest or transferable interest, whether in the Company or in respect of any Protected Series. A judgment creditor or other holder of a charging order has only the right to receive distributions to which the judgment debtor would otherwise be entitled, has none of the rights of a member or manager, is not entitled to any accounting, inspection, or information rights except as the Act mandates, and, for so long as the Company has more than one member, may not foreclose upon the charged interest. Nothing in this Agreement enlarges any remedy of any creditor beyond those provided by the Act. </w:t>
+      </w:r>
+      <w:r>
+        <w:rPr>
+          <w:rFonts w:ascii="Times New Roman" w:hAnsi="Times New Roman"/>
+          <w:color w:val="0645AD"/>
+          <w:u w:val="single"/>
+          <w:sz w:val="24"/>
+          <w:szCs w:val="24"/>
+        </w:rPr>
+        <w:t xml:space="preserve">DISSOLUTION AND WINDING UP </w:t>
+      </w:r>
+    </w:p>
+    <w:p>
+      <w:pPr>
+        <w:keepLines/>
+        <w:widowControl/>
+        <w:spacing w:after="160"/>
+        <w:jc w:val="both"/>
+      </w:pPr>
+      <w:r>
+        <w:rPr>
+          <w:rFonts w:ascii="Times New Roman" w:hAnsi="Times New Roman"/>
+          <w:strike/>
+          <w:color w:val="C00000"/>
+          <w:sz w:val="24"/>
+          <w:szCs w:val="24"/>
+        </w:rPr>
+        <w:t xml:space="preserve">ARTICLE 11 — EXECUTORY CONTRACT </w:t>
+      </w:r>
+      <w:r>
+        <w:rPr>
+          <w:rFonts w:ascii="Times New Roman" w:hAnsi="Times New Roman"/>
+          <w:color w:val="0645AD"/>
+          <w:u w:val="single"/>
+          <w:sz w:val="24"/>
+          <w:szCs w:val="24"/>
+        </w:rPr>
+        <w:t xml:space="preserve">12.1 Dissolution of a Protected Series. A Protected Series is dissolved, and its activities and affairs shall be wound up, upon the first to occur of: (a) the dissolution of the Company; (b) an event or circumstance specified in its Series Exhibit; (c) the affirmative vote or consent of the Member; or (d) entry of a judicial order dissolving the Protected Series as provided by the Act. </w:t>
+      </w:r>
+    </w:p>
+    <w:p>
+      <w:pPr>
+        <w:keepLines/>
+        <w:widowControl/>
+        <w:spacing w:after="160"/>
+        <w:jc w:val="both"/>
+      </w:pPr>
+      <w:r>
+        <w:rPr>
+          <w:rFonts w:ascii="Times New Roman" w:hAnsi="Times New Roman"/>
+          <w:strike/>
+          <w:color w:val="C00000"/>
+          <w:sz w:val="24"/>
+          <w:szCs w:val="24"/>
+        </w:rPr>
+        <w:t xml:space="preserve">11.1 Executory Contract. The parties agree </w:t>
+      </w:r>
+      <w:r>
+        <w:rPr>
+          <w:rFonts w:ascii="Times New Roman" w:hAnsi="Times New Roman"/>
+          <w:color w:val="0645AD"/>
+          <w:u w:val="single"/>
+          <w:sz w:val="24"/>
+          <w:szCs w:val="24"/>
+        </w:rPr>
+        <w:t xml:space="preserve">12.2 Winding Up a Protected Series. Upon dissolution of a Protected Series, its Protected Series Manager (or another person designated by the Member) shall wind up its activities and affairs in the manner provided by the Act for winding up a limited liability company, applied to </w:t>
+      </w:r>
+      <w:r>
+        <w:rPr>
+          <w:rFonts w:ascii="Times New Roman" w:hAnsi="Times New Roman"/>
+          <w:sz w:val="24"/>
+          <w:szCs w:val="24"/>
+        </w:rPr>
+        <w:t xml:space="preserve">that </w:t>
+      </w:r>
+      <w:r>
+        <w:rPr>
+          <w:rFonts w:ascii="Times New Roman" w:hAnsi="Times New Roman"/>
+          <w:strike/>
+          <w:color w:val="C00000"/>
+          <w:sz w:val="24"/>
+          <w:szCs w:val="24"/>
+        </w:rPr>
+        <w:t xml:space="preserve">this Agreement constitutes an executory contract and </w:t>
+      </w:r>
+      <w:r>
+        <w:rPr>
+          <w:rFonts w:ascii="Times New Roman" w:hAnsi="Times New Roman"/>
+          <w:color w:val="0645AD"/>
+          <w:u w:val="single"/>
+          <w:sz w:val="24"/>
+          <w:szCs w:val="24"/>
+        </w:rPr>
+        <w:t xml:space="preserve">Protected Series. Its Associated Assets </w:t>
+      </w:r>
+      <w:r>
+        <w:rPr>
+          <w:rFonts w:ascii="Times New Roman" w:hAnsi="Times New Roman"/>
+          <w:sz w:val="24"/>
+          <w:szCs w:val="24"/>
+        </w:rPr>
+        <w:t xml:space="preserve">shall be </w:t>
+      </w:r>
+      <w:r>
+        <w:rPr>
+          <w:rFonts w:ascii="Times New Roman" w:hAnsi="Times New Roman"/>
+          <w:strike/>
+          <w:color w:val="C00000"/>
+          <w:sz w:val="24"/>
+          <w:szCs w:val="24"/>
+        </w:rPr>
+        <w:t xml:space="preserve">governed </w:t>
+      </w:r>
+      <w:r>
+        <w:rPr>
+          <w:rFonts w:ascii="Times New Roman" w:hAnsi="Times New Roman"/>
+          <w:color w:val="0645AD"/>
+          <w:u w:val="single"/>
+          <w:sz w:val="24"/>
+          <w:szCs w:val="24"/>
+        </w:rPr>
+        <w:t xml:space="preserve">applied: first, to pay or provide for its Associated Liabilities to creditors (including the Member as a creditor, to the extent permitted </w:t>
+      </w:r>
+      <w:r>
+        <w:rPr>
+          <w:rFonts w:ascii="Times New Roman" w:hAnsi="Times New Roman"/>
+          <w:sz w:val="24"/>
+          <w:szCs w:val="24"/>
+        </w:rPr>
+        <w:t xml:space="preserve">by </w:t>
+      </w:r>
+      <w:r>
+        <w:rPr>
+          <w:rFonts w:ascii="Times New Roman" w:hAnsi="Times New Roman"/>
+          <w:strike/>
+          <w:color w:val="C00000"/>
+          <w:sz w:val="24"/>
+          <w:szCs w:val="24"/>
+        </w:rPr>
+        <w:t xml:space="preserve">11 U.S.C. §365 </w:t>
+      </w:r>
+      <w:r>
+        <w:rPr>
+          <w:rFonts w:ascii="Times New Roman" w:hAnsi="Times New Roman"/>
+          <w:color w:val="0645AD"/>
+          <w:u w:val="single"/>
+          <w:sz w:val="24"/>
+          <w:szCs w:val="24"/>
+        </w:rPr>
+        <w:t xml:space="preserve">law); and then the balance to the Company. The Manager shall cause any statement or filing required by the Act or the Department </w:t>
+      </w:r>
+      <w:r>
+        <w:rPr>
+          <w:rFonts w:ascii="Times New Roman" w:hAnsi="Times New Roman"/>
+          <w:sz w:val="24"/>
+          <w:szCs w:val="24"/>
+        </w:rPr>
+        <w:t xml:space="preserve">in connection with the </w:t>
+      </w:r>
+      <w:r>
+        <w:rPr>
+          <w:rFonts w:ascii="Times New Roman" w:hAnsi="Times New Roman"/>
+          <w:strike/>
+          <w:color w:val="C00000"/>
+          <w:sz w:val="24"/>
+          <w:szCs w:val="24"/>
+        </w:rPr>
+        <w:t xml:space="preserve">bankruptcy of the Company or any Member because, among other provisions and obligations, this Agreement imposes on each Member the following affirmative duties (each of which constitutes a material unperformed, future obligation): (a) [include only if optional Section 6.2 is included; otherwise replace with "(a) [Reserved.]"] upon approval of a Majority in Interest as provided in Section 6.2, the duty and obligation of each Member to contribute additional capital to the Company or the affected Protected Series; (b) the duty and obligation of each Member to materially participate in the governance of the Company and of each Protected Series, as provided in Section 4.6; (c) [include only if Section 4.7 Alternative A is selected; otherwise replace with "(c) [Reserved.]"] the duty and obligation of each Member not to compete with the Company or with any Protected Series in the conduct of their activities and affairs before the </w:t>
+      </w:r>
+      <w:r>
+        <w:rPr>
+          <w:rFonts w:ascii="Times New Roman" w:hAnsi="Times New Roman"/>
+          <w:sz w:val="24"/>
+          <w:szCs w:val="24"/>
+        </w:rPr>
+        <w:t xml:space="preserve">dissolution of the </w:t>
+      </w:r>
+      <w:r>
+        <w:rPr>
+          <w:rFonts w:ascii="Times New Roman" w:hAnsi="Times New Roman"/>
+          <w:strike/>
+          <w:color w:val="C00000"/>
+          <w:sz w:val="24"/>
+          <w:szCs w:val="24"/>
+        </w:rPr>
+        <w:t xml:space="preserve">Company, as provided in Section 4.7 </w:t>
+      </w:r>
+      <w:r>
+        <w:rPr>
+          <w:rFonts w:ascii="Times New Roman" w:hAnsi="Times New Roman"/>
+          <w:color w:val="0645AD"/>
+          <w:u w:val="single"/>
+          <w:sz w:val="24"/>
+          <w:szCs w:val="24"/>
+        </w:rPr>
+        <w:t xml:space="preserve">Protected Series to be made. The winding up of a Protected Series shall not draw upon, </w:t>
+      </w:r>
+      <w:r>
+        <w:rPr>
+          <w:rFonts w:ascii="Times New Roman" w:hAnsi="Times New Roman"/>
+          <w:sz w:val="24"/>
+          <w:szCs w:val="24"/>
+        </w:rPr>
+        <w:t xml:space="preserve">and </w:t>
+      </w:r>
+      <w:r>
+        <w:rPr>
+          <w:rFonts w:ascii="Times New Roman" w:hAnsi="Times New Roman"/>
+          <w:strike/>
+          <w:color w:val="C00000"/>
+          <w:sz w:val="24"/>
+          <w:szCs w:val="24"/>
+        </w:rPr>
+        <w:t xml:space="preserve">consistent with s. 605.04091(2)(c), Florida Statutes; (d) </w:t>
+      </w:r>
+      <w:r>
+        <w:rPr>
+          <w:rFonts w:ascii="Times New Roman" w:hAnsi="Times New Roman"/>
+          <w:color w:val="0645AD"/>
+          <w:u w:val="single"/>
+          <w:sz w:val="24"/>
+          <w:szCs w:val="24"/>
+        </w:rPr>
+        <w:t xml:space="preserve">its creditors shall have no recourse to, </w:t>
+      </w:r>
+      <w:r>
+        <w:rPr>
+          <w:rFonts w:ascii="Times New Roman" w:hAnsi="Times New Roman"/>
+          <w:sz w:val="24"/>
+          <w:szCs w:val="24"/>
+        </w:rPr>
+        <w:t xml:space="preserve">the </w:t>
+      </w:r>
+      <w:r>
+        <w:rPr>
+          <w:rFonts w:ascii="Times New Roman" w:hAnsi="Times New Roman"/>
+          <w:strike/>
+          <w:color w:val="C00000"/>
+          <w:sz w:val="24"/>
+          <w:szCs w:val="24"/>
+        </w:rPr>
+        <w:t xml:space="preserve">duty and obligation of each Member not to disclose confidential information, as provided in Section 4.8; and (e) the duty and obligation of each Member not to hinder, delay, slander, or tarnish the reputation </w:t>
+      </w:r>
+      <w:r>
+        <w:rPr>
+          <w:rFonts w:ascii="Times New Roman" w:hAnsi="Times New Roman"/>
+          <w:color w:val="0645AD"/>
+          <w:u w:val="single"/>
+          <w:sz w:val="24"/>
+          <w:szCs w:val="24"/>
+        </w:rPr>
+        <w:t xml:space="preserve">Associated Assets </w:t>
+      </w:r>
+      <w:r>
+        <w:rPr>
+          <w:rFonts w:ascii="Times New Roman" w:hAnsi="Times New Roman"/>
+          <w:sz w:val="24"/>
+          <w:szCs w:val="24"/>
+        </w:rPr>
+        <w:t xml:space="preserve">of the Company or of any </w:t>
+      </w:r>
+      <w:r>
+        <w:rPr>
+          <w:rFonts w:ascii="Times New Roman" w:hAnsi="Times New Roman"/>
+          <w:color w:val="0645AD"/>
+          <w:u w:val="single"/>
+          <w:sz w:val="24"/>
+          <w:szCs w:val="24"/>
+        </w:rPr>
+        <w:t xml:space="preserve">other </w:t>
+      </w:r>
+      <w:r>
+        <w:rPr>
+          <w:rFonts w:ascii="Times New Roman" w:hAnsi="Times New Roman"/>
+          <w:sz w:val="24"/>
+          <w:szCs w:val="24"/>
+        </w:rPr>
+        <w:t xml:space="preserve">Protected </w:t>
+      </w:r>
+      <w:r>
+        <w:rPr>
+          <w:rFonts w:ascii="Times New Roman" w:hAnsi="Times New Roman"/>
+          <w:strike/>
+          <w:color w:val="C00000"/>
+          <w:sz w:val="24"/>
+          <w:szCs w:val="24"/>
+        </w:rPr>
+        <w:t xml:space="preserve">Series, as provided in Section 4.9. The failure of a Member to perform the duties and obligations set forth herein releases and excuses the mutual duties and obligations owed by the Company and the other Members to such defaulting Member. </w:t>
+      </w:r>
+      <w:r>
+        <w:rPr>
+          <w:rFonts w:ascii="Times New Roman" w:hAnsi="Times New Roman"/>
+          <w:color w:val="0645AD"/>
+          <w:u w:val="single"/>
+          <w:sz w:val="24"/>
+          <w:szCs w:val="24"/>
+        </w:rPr>
+        <w:t xml:space="preserve">Series. </w:t>
+      </w:r>
+    </w:p>
+    <w:p>
+      <w:pPr>
+        <w:keepLines/>
+        <w:widowControl/>
+        <w:spacing w:after="160"/>
+        <w:jc w:val="both"/>
+      </w:pPr>
+      <w:r>
+        <w:rPr>
+          <w:rFonts w:ascii="Times New Roman" w:hAnsi="Times New Roman"/>
+          <w:strike/>
+          <w:color w:val="C00000"/>
+          <w:sz w:val="24"/>
+          <w:szCs w:val="24"/>
+        </w:rPr>
+        <w:t xml:space="preserve">11.2 Personal Service Agreement; No Assumption or Assignment. In accordance with In re Soderstrom, 484 B.R. 874 (M.D. Fla. 2013), this Agreement </w:t>
+      </w:r>
+      <w:r>
+        <w:rPr>
+          <w:rFonts w:ascii="Times New Roman" w:hAnsi="Times New Roman"/>
+          <w:color w:val="0645AD"/>
+          <w:u w:val="single"/>
+          <w:sz w:val="24"/>
+          <w:szCs w:val="24"/>
+        </w:rPr>
+        <w:t xml:space="preserve">12.3 Dissolution of the Company. The Company </w:t>
+      </w:r>
+      <w:r>
+        <w:rPr>
+          <w:rFonts w:ascii="Times New Roman" w:hAnsi="Times New Roman"/>
+          <w:sz w:val="24"/>
+          <w:szCs w:val="24"/>
+        </w:rPr>
+        <w:t xml:space="preserve">is </w:t>
+      </w:r>
+      <w:r>
+        <w:rPr>
+          <w:rFonts w:ascii="Times New Roman" w:hAnsi="Times New Roman"/>
+          <w:strike/>
+          <w:color w:val="C00000"/>
+          <w:sz w:val="24"/>
+          <w:szCs w:val="24"/>
+        </w:rPr>
+        <w:t xml:space="preserve">a personal service agreement due </w:t>
+      </w:r>
+      <w:r>
+        <w:rPr>
+          <w:rFonts w:ascii="Times New Roman" w:hAnsi="Times New Roman"/>
+          <w:color w:val="0645AD"/>
+          <w:u w:val="single"/>
+          <w:sz w:val="24"/>
+          <w:szCs w:val="24"/>
+        </w:rPr>
+        <w:t xml:space="preserve">dissolved, and its activities and affairs shall be wound up, upon the first </w:t>
+      </w:r>
+      <w:r>
+        <w:rPr>
+          <w:rFonts w:ascii="Times New Roman" w:hAnsi="Times New Roman"/>
+          <w:sz w:val="24"/>
+          <w:szCs w:val="24"/>
+        </w:rPr>
+        <w:t xml:space="preserve">to </w:t>
+      </w:r>
+      <w:r>
+        <w:rPr>
+          <w:rFonts w:ascii="Times New Roman" w:hAnsi="Times New Roman"/>
+          <w:color w:val="0645AD"/>
+          <w:u w:val="single"/>
+          <w:sz w:val="24"/>
+          <w:szCs w:val="24"/>
+        </w:rPr>
+        <w:t xml:space="preserve">occur of: (a) </w:t>
+      </w:r>
+      <w:r>
+        <w:rPr>
+          <w:rFonts w:ascii="Times New Roman" w:hAnsi="Times New Roman"/>
+          <w:sz w:val="24"/>
+          <w:szCs w:val="24"/>
+        </w:rPr>
+        <w:t xml:space="preserve">the </w:t>
+      </w:r>
+      <w:r>
+        <w:rPr>
+          <w:rFonts w:ascii="Times New Roman" w:hAnsi="Times New Roman"/>
+          <w:strike/>
+          <w:color w:val="C00000"/>
+          <w:sz w:val="24"/>
+          <w:szCs w:val="24"/>
+        </w:rPr>
+        <w:t xml:space="preserve">managerial and governance duties and obligations owed by each Member and the Manager, and a bankruptcy trustee cannot assume or assign a debtor Member's interest in the Company in accordance with 11 U.S.C. §365(c)(1) without the prior </w:t>
+      </w:r>
+      <w:r>
+        <w:rPr>
+          <w:rFonts w:ascii="Times New Roman" w:hAnsi="Times New Roman"/>
+          <w:sz w:val="24"/>
+          <w:szCs w:val="24"/>
+        </w:rPr>
+        <w:t xml:space="preserve">written consent of the </w:t>
+      </w:r>
+      <w:r>
+        <w:rPr>
+          <w:rFonts w:ascii="Times New Roman" w:hAnsi="Times New Roman"/>
+          <w:color w:val="0645AD"/>
+          <w:u w:val="single"/>
+          <w:sz w:val="24"/>
+          <w:szCs w:val="24"/>
+        </w:rPr>
+        <w:t xml:space="preserve">Member; (b) entry of a decree of judicial dissolution under the Act; or (c) any </w:t>
+      </w:r>
+      <w:r>
+        <w:rPr>
+          <w:rFonts w:ascii="Times New Roman" w:hAnsi="Times New Roman"/>
+          <w:sz w:val="24"/>
+          <w:szCs w:val="24"/>
+        </w:rPr>
+        <w:t xml:space="preserve">other </w:t>
+      </w:r>
+      <w:r>
+        <w:rPr>
+          <w:rFonts w:ascii="Times New Roman" w:hAnsi="Times New Roman"/>
+          <w:strike/>
+          <w:color w:val="C00000"/>
+          <w:sz w:val="24"/>
+          <w:szCs w:val="24"/>
+        </w:rPr>
+        <w:t xml:space="preserve">Members. </w:t>
+      </w:r>
+      <w:r>
+        <w:rPr>
+          <w:rFonts w:ascii="Times New Roman" w:hAnsi="Times New Roman"/>
+          <w:color w:val="0645AD"/>
+          <w:u w:val="single"/>
+          <w:sz w:val="24"/>
+          <w:szCs w:val="24"/>
+        </w:rPr>
+        <w:t xml:space="preserve">event that under the Act requires dissolution. The death, incapacity, bankruptcy, dissociation, or withdrawal of the Member does not by itself dissolve the Company. Dissolution of the Company causes the dissolution of each Protected Series, and the winding up of the Company is not complete until the winding up of each Protected Series is complete. </w:t>
+      </w:r>
+    </w:p>
+    <w:p>
+      <w:pPr>
+        <w:keepLines/>
+        <w:widowControl/>
+        <w:spacing w:after="160"/>
+        <w:jc w:val="both"/>
+      </w:pPr>
+      <w:r>
+        <w:rPr>
+          <w:rFonts w:ascii="Times New Roman" w:hAnsi="Times New Roman"/>
+          <w:strike/>
+          <w:color w:val="C00000"/>
+          <w:sz w:val="24"/>
+          <w:szCs w:val="24"/>
+        </w:rPr>
+        <w:t xml:space="preserve">11.3 Compliance upon Assumption </w:t>
+      </w:r>
+      <w:r>
+        <w:rPr>
+          <w:rFonts w:ascii="Times New Roman" w:hAnsi="Times New Roman"/>
+          <w:color w:val="0645AD"/>
+          <w:u w:val="single"/>
+          <w:sz w:val="24"/>
+          <w:szCs w:val="24"/>
+        </w:rPr>
+        <w:t xml:space="preserve">12.4 Winding Up the Company. Upon dissolution of the Company, the Manager (or, if there is none, a person designated by the Member) shall wind up the Company and each Protected Series. After the winding up of each Protected Series under Section 12.2, the remaining Associated Assets of the Company shall be applied: first, to pay </w:t>
+      </w:r>
+      <w:r>
+        <w:rPr>
+          <w:rFonts w:ascii="Times New Roman" w:hAnsi="Times New Roman"/>
+          <w:sz w:val="24"/>
+          <w:szCs w:val="24"/>
+        </w:rPr>
+        <w:t xml:space="preserve">or </w:t>
+      </w:r>
+      <w:r>
+        <w:rPr>
+          <w:rFonts w:ascii="Times New Roman" w:hAnsi="Times New Roman"/>
+          <w:strike/>
+          <w:color w:val="C00000"/>
+          <w:sz w:val="24"/>
+          <w:szCs w:val="24"/>
+        </w:rPr>
+        <w:t xml:space="preserve">Rejection. Notwithstanding </w:t>
+      </w:r>
+      <w:r>
+        <w:rPr>
+          <w:rFonts w:ascii="Times New Roman" w:hAnsi="Times New Roman"/>
+          <w:color w:val="0645AD"/>
+          <w:u w:val="single"/>
+          <w:sz w:val="24"/>
+          <w:szCs w:val="24"/>
+        </w:rPr>
+        <w:t xml:space="preserve">provide for </w:t>
+      </w:r>
+      <w:r>
+        <w:rPr>
+          <w:rFonts w:ascii="Times New Roman" w:hAnsi="Times New Roman"/>
+          <w:sz w:val="24"/>
+          <w:szCs w:val="24"/>
+        </w:rPr>
+        <w:t xml:space="preserve">the </w:t>
+      </w:r>
+      <w:r>
+        <w:rPr>
+          <w:rFonts w:ascii="Times New Roman" w:hAnsi="Times New Roman"/>
+          <w:strike/>
+          <w:color w:val="C00000"/>
+          <w:sz w:val="24"/>
+          <w:szCs w:val="24"/>
+        </w:rPr>
+        <w:t xml:space="preserve">foregoing, </w:t>
+      </w:r>
+      <w:r>
+        <w:rPr>
+          <w:rFonts w:ascii="Times New Roman" w:hAnsi="Times New Roman"/>
+          <w:color w:val="0645AD"/>
+          <w:u w:val="single"/>
+          <w:sz w:val="24"/>
+          <w:szCs w:val="24"/>
+        </w:rPr>
+        <w:t xml:space="preserve">Company's Associated Liabilities to creditors; and then the balance </w:t>
+      </w:r>
+      <w:r>
+        <w:rPr>
+          <w:rFonts w:ascii="Times New Roman" w:hAnsi="Times New Roman"/>
+          <w:sz w:val="24"/>
+          <w:szCs w:val="24"/>
+        </w:rPr>
+        <w:t xml:space="preserve">to the </w:t>
+      </w:r>
+      <w:r>
+        <w:rPr>
+          <w:rFonts w:ascii="Times New Roman" w:hAnsi="Times New Roman"/>
+          <w:strike/>
+          <w:color w:val="C00000"/>
+          <w:sz w:val="24"/>
+          <w:szCs w:val="24"/>
+        </w:rPr>
+        <w:t xml:space="preserve">extent that a trustee </w:t>
+      </w:r>
+      <w:r>
+        <w:rPr>
+          <w:rFonts w:ascii="Times New Roman" w:hAnsi="Times New Roman"/>
+          <w:color w:val="0645AD"/>
+          <w:u w:val="single"/>
+          <w:sz w:val="24"/>
+          <w:szCs w:val="24"/>
+        </w:rPr>
+        <w:t xml:space="preserve">Member. Articles </w:t>
+      </w:r>
+      <w:r>
+        <w:rPr>
+          <w:rFonts w:ascii="Times New Roman" w:hAnsi="Times New Roman"/>
+          <w:sz w:val="24"/>
+          <w:szCs w:val="24"/>
+        </w:rPr>
+        <w:t xml:space="preserve">of </w:t>
+      </w:r>
+      <w:r>
+        <w:rPr>
+          <w:rFonts w:ascii="Times New Roman" w:hAnsi="Times New Roman"/>
+          <w:strike/>
+          <w:color w:val="C00000"/>
+          <w:sz w:val="24"/>
+          <w:szCs w:val="24"/>
+        </w:rPr>
+        <w:t xml:space="preserve">a Member's bankruptcy is allowed either to assume or reject a debtor Member's interest in </w:t>
+      </w:r>
+      <w:r>
+        <w:rPr>
+          <w:rFonts w:ascii="Times New Roman" w:hAnsi="Times New Roman"/>
+          <w:color w:val="0645AD"/>
+          <w:u w:val="single"/>
+          <w:sz w:val="24"/>
+          <w:szCs w:val="24"/>
+        </w:rPr>
+        <w:t xml:space="preserve">dissolution shall be filed as the Act requires, and </w:t>
+      </w:r>
+      <w:r>
+        <w:rPr>
+          <w:rFonts w:ascii="Times New Roman" w:hAnsi="Times New Roman"/>
+          <w:sz w:val="24"/>
+          <w:szCs w:val="24"/>
+        </w:rPr>
+        <w:t xml:space="preserve">the Company </w:t>
+      </w:r>
+      <w:r>
+        <w:rPr>
+          <w:rFonts w:ascii="Times New Roman" w:hAnsi="Times New Roman"/>
+          <w:strike/>
+          <w:color w:val="C00000"/>
+          <w:sz w:val="24"/>
+          <w:szCs w:val="24"/>
+        </w:rPr>
+        <w:t xml:space="preserve">governed by this Agreement, such action </w:t>
+      </w:r>
+      <w:r>
+        <w:rPr>
+          <w:rFonts w:ascii="Times New Roman" w:hAnsi="Times New Roman"/>
+          <w:sz w:val="24"/>
+          <w:szCs w:val="24"/>
+        </w:rPr>
+        <w:t xml:space="preserve">shall </w:t>
+      </w:r>
+      <w:r>
+        <w:rPr>
+          <w:rFonts w:ascii="Times New Roman" w:hAnsi="Times New Roman"/>
+          <w:strike/>
+          <w:color w:val="C00000"/>
+          <w:sz w:val="24"/>
+          <w:szCs w:val="24"/>
+        </w:rPr>
+        <w:t xml:space="preserve">comply with the time period set forth in 11 U.S.C. §365(d), and if the trustee assumes such debtor Member's interest, such trustee shall comply with the terms of this Agreement and Florida law governing this Agreement, including, without limitation, the restrictions of the rights of a creditor of a Member or transferee pursuant to ss. 605.0502 and 605.0503, Florida Statutes. </w:t>
+      </w:r>
+      <w:r>
+        <w:rPr>
+          <w:rFonts w:ascii="Times New Roman" w:hAnsi="Times New Roman"/>
+          <w:color w:val="0645AD"/>
+          <w:u w:val="single"/>
+          <w:sz w:val="24"/>
+          <w:szCs w:val="24"/>
+        </w:rPr>
+        <w:t xml:space="preserve">terminate when winding up is complete. </w:t>
+      </w:r>
+    </w:p>
+    <w:p>
+      <w:pPr>
+        <w:keepLines/>
+        <w:widowControl/>
+        <w:spacing w:after="160"/>
+        <w:jc w:val="both"/>
+      </w:pPr>
+      <w:r>
+        <w:rPr>
+          <w:rFonts w:ascii="Times New Roman" w:hAnsi="Times New Roman"/>
+          <w:strike/>
+          <w:color w:val="C00000"/>
+          <w:sz w:val="24"/>
+          <w:szCs w:val="24"/>
+        </w:rPr>
+        <w:t xml:space="preserve">ARTICLE 12 — ADMISSION OF MEMBERS; ASSOCIATION WITH PROTECTED SERIES </w:t>
+      </w:r>
+      <w:r>
+        <w:rPr>
+          <w:rFonts w:ascii="Times New Roman" w:hAnsi="Times New Roman"/>
+          <w:color w:val="0645AD"/>
+          <w:u w:val="single"/>
+          <w:sz w:val="24"/>
+          <w:szCs w:val="24"/>
+        </w:rPr>
+        <w:t xml:space="preserve">12.5 No Deficit Obligation; Recourse Limited. The Member shall have no obligation to restore any deficit or to contribute capital in connection with any winding up, and each creditor of the Company or of any Protected Series shall look solely to the Associated Assets of its obligor. </w:t>
+      </w:r>
+    </w:p>
+    <w:p>
+      <w:pPr>
+        <w:keepLines/>
+        <w:widowControl/>
+        <w:spacing w:after="160"/>
+        <w:jc w:val="both"/>
+      </w:pPr>
+      <w:r>
+        <w:rPr>
+          <w:rFonts w:ascii="Times New Roman" w:hAnsi="Times New Roman"/>
+          <w:strike/>
+          <w:color w:val="C00000"/>
+          <w:sz w:val="24"/>
+          <w:szCs w:val="24"/>
+        </w:rPr>
+        <w:t xml:space="preserve">12.1 Admission of Members. A person may be admitted as a Member of the Company only with the written consent of all Members and upon the person's delivery of a signed agreement to be bound by this Agreement, except that (a) a TOD beneficiary is admitted as provided in Section 4.11, and (b) a permitted family transferee under Section 10.2 may be admitted with the written consent of a Majority in Interest of the Members other than the transferor. </w:t>
+      </w:r>
+      <w:r>
+        <w:rPr>
+          <w:rFonts w:ascii="Times New Roman" w:hAnsi="Times New Roman"/>
+          <w:color w:val="0645AD"/>
+          <w:u w:val="single"/>
+          <w:sz w:val="24"/>
+          <w:szCs w:val="24"/>
+        </w:rPr>
+        <w:t xml:space="preserve">ARTICLE 13 — AMENDMENTS; CONSENTS </w:t>
+      </w:r>
+    </w:p>
+    <w:p>
+      <w:pPr>
+        <w:keepLines/>
+        <w:widowControl/>
+        <w:spacing w:after="160"/>
+        <w:jc w:val="both"/>
+      </w:pPr>
+      <w:r>
+        <w:rPr>
+          <w:rFonts w:ascii="Times New Roman" w:hAnsi="Times New Roman"/>
+          <w:strike/>
+          <w:color w:val="C00000"/>
+          <w:sz w:val="24"/>
+          <w:szCs w:val="24"/>
+        </w:rPr>
+        <w:t xml:space="preserve">12.2 No Association with a Protected Series. No Member </w:t>
+      </w:r>
+      <w:r>
+        <w:rPr>
+          <w:rFonts w:ascii="Times New Roman" w:hAnsi="Times New Roman"/>
+          <w:color w:val="0645AD"/>
+          <w:u w:val="single"/>
+          <w:sz w:val="24"/>
+          <w:szCs w:val="24"/>
+        </w:rPr>
+        <w:t xml:space="preserve">13.1 Amendments. This Agreement, including any Series Exhibit, </w:t>
+      </w:r>
+      <w:r>
+        <w:rPr>
+          <w:rFonts w:ascii="Times New Roman" w:hAnsi="Times New Roman"/>
+          <w:sz w:val="24"/>
+          <w:szCs w:val="24"/>
+        </w:rPr>
+        <w:t xml:space="preserve">may be </w:t>
+      </w:r>
+      <w:r>
+        <w:rPr>
+          <w:rFonts w:ascii="Times New Roman" w:hAnsi="Times New Roman"/>
+          <w:strike/>
+          <w:color w:val="C00000"/>
+          <w:sz w:val="24"/>
+          <w:szCs w:val="24"/>
+        </w:rPr>
+        <w:t xml:space="preserve">associated with </w:t>
+      </w:r>
+      <w:r>
+        <w:rPr>
+          <w:rFonts w:ascii="Times New Roman" w:hAnsi="Times New Roman"/>
+          <w:color w:val="0645AD"/>
+          <w:u w:val="single"/>
+          <w:sz w:val="24"/>
+          <w:szCs w:val="24"/>
+        </w:rPr>
+        <w:t xml:space="preserve">amended only by </w:t>
+      </w:r>
+      <w:r>
+        <w:rPr>
+          <w:rFonts w:ascii="Times New Roman" w:hAnsi="Times New Roman"/>
+          <w:sz w:val="24"/>
+          <w:szCs w:val="24"/>
+        </w:rPr>
+        <w:t xml:space="preserve">a </w:t>
+      </w:r>
+      <w:r>
+        <w:rPr>
+          <w:rFonts w:ascii="Times New Roman" w:hAnsi="Times New Roman"/>
+          <w:strike/>
+          <w:color w:val="C00000"/>
+          <w:sz w:val="24"/>
+          <w:szCs w:val="24"/>
+        </w:rPr>
+        <w:t xml:space="preserve">Protected Series. </w:t>
+      </w:r>
+      <w:r>
+        <w:rPr>
+          <w:rFonts w:ascii="Times New Roman" w:hAnsi="Times New Roman"/>
+          <w:color w:val="0645AD"/>
+          <w:u w:val="single"/>
+          <w:sz w:val="24"/>
+          <w:szCs w:val="24"/>
+        </w:rPr>
+        <w:t xml:space="preserve">written instrument signed by the Member; provided, that (a) the Manager may amend Exhibit </w:t>
+      </w:r>
+      <w:r>
+        <w:rPr>
+          <w:rFonts w:ascii="Times New Roman" w:hAnsi="Times New Roman"/>
+          <w:sz w:val="24"/>
+          <w:szCs w:val="24"/>
+        </w:rPr>
+        <w:t xml:space="preserve">A </w:t>
+      </w:r>
+      <w:r>
+        <w:rPr>
+          <w:rFonts w:ascii="Times New Roman" w:hAnsi="Times New Roman"/>
+          <w:strike/>
+          <w:color w:val="C00000"/>
+          <w:sz w:val="24"/>
+          <w:szCs w:val="24"/>
+        </w:rPr>
+        <w:t xml:space="preserve">Protected </w:t>
       </w:r>
       <w:r>
         <w:rPr>
@@ -3935,4677 +8399,17 @@
           <w:sz w:val="24"/>
           <w:szCs w:val="24"/>
         </w:rPr>
-        <w:t xml:space="preserve">Protected Series Manager shall </w:t>
-      </w:r>
-      <w:r>
-        <w:rPr>
-          <w:rFonts w:ascii="Times New Roman" w:hAnsi="Times New Roman"/>
-          <w:strike/>
-          <w:color w:val="C00000"/>
-          <w:sz w:val="24"/>
-          <w:szCs w:val="24"/>
-        </w:rPr>
-        <w:t xml:space="preserve">do </w:t>
-      </w:r>
-      <w:r>
-        <w:rPr>
-          <w:rFonts w:ascii="Times New Roman" w:hAnsi="Times New Roman"/>
-          <w:color w:val="0645AD"/>
-          <w:u w:val="single"/>
-          <w:sz w:val="24"/>
-          <w:szCs w:val="24"/>
-        </w:rPr>
-        <w:t xml:space="preserve">discharge their duties consistent with the Act, including the duties applicable to protected-series managers. No Manager or Protected Series Manager shall be liable to the Company, </w:t>
-      </w:r>
-      <w:r>
-        <w:rPr>
-          <w:rFonts w:ascii="Times New Roman" w:hAnsi="Times New Roman"/>
-          <w:sz w:val="24"/>
-          <w:szCs w:val="24"/>
-        </w:rPr>
-        <w:t xml:space="preserve">any </w:t>
-      </w:r>
-      <w:r>
-        <w:rPr>
-          <w:rFonts w:ascii="Times New Roman" w:hAnsi="Times New Roman"/>
-          <w:color w:val="0645AD"/>
-          <w:u w:val="single"/>
-          <w:sz w:val="24"/>
-          <w:szCs w:val="24"/>
-        </w:rPr>
-        <w:t xml:space="preserve">Protected Series, or the Member for any act or omission performed or omitted in good faith and in a manner reasonably believed to be within the scope </w:t>
-      </w:r>
-      <w:r>
-        <w:rPr>
-          <w:rFonts w:ascii="Times New Roman" w:hAnsi="Times New Roman"/>
-          <w:sz w:val="24"/>
-          <w:szCs w:val="24"/>
-        </w:rPr>
-        <w:t xml:space="preserve">of </w:t>
-      </w:r>
-      <w:r>
-        <w:rPr>
-          <w:rFonts w:ascii="Times New Roman" w:hAnsi="Times New Roman"/>
-          <w:color w:val="0645AD"/>
-          <w:u w:val="single"/>
-          <w:sz w:val="24"/>
-          <w:szCs w:val="24"/>
-        </w:rPr>
-        <w:t xml:space="preserve">authority conferred by this Agreement, except for conduct for which exoneration is prohibited by </w:t>
-      </w:r>
-      <w:r>
-        <w:rPr>
-          <w:rFonts w:ascii="Times New Roman" w:hAnsi="Times New Roman"/>
-          <w:sz w:val="24"/>
-          <w:szCs w:val="24"/>
-        </w:rPr>
-        <w:t xml:space="preserve">the </w:t>
-      </w:r>
-      <w:r>
-        <w:rPr>
-          <w:rFonts w:ascii="Times New Roman" w:hAnsi="Times New Roman"/>
-          <w:strike/>
-          <w:color w:val="C00000"/>
-          <w:sz w:val="24"/>
-          <w:szCs w:val="24"/>
-        </w:rPr>
-        <w:t xml:space="preserve">following without the approval stated: </w:t>
-      </w:r>
-      <w:r>
-        <w:rPr>
-          <w:rFonts w:ascii="Times New Roman" w:hAnsi="Times New Roman"/>
-          <w:color w:val="0645AD"/>
-          <w:u w:val="single"/>
-          <w:sz w:val="24"/>
-          <w:szCs w:val="24"/>
-        </w:rPr>
-        <w:t xml:space="preserve">Act. </w:t>
-      </w:r>
-    </w:p>
-    <w:p>
-      <w:pPr>
-        <w:keepLines/>
-        <w:widowControl/>
-        <w:spacing w:after="160"/>
-        <w:jc w:val="both"/>
-      </w:pPr>
-      <w:r>
-        <w:rPr>
-          <w:rFonts w:ascii="Times New Roman" w:hAnsi="Times New Roman"/>
-          <w:strike/>
-          <w:color w:val="C00000"/>
-          <w:sz w:val="24"/>
-          <w:szCs w:val="24"/>
-        </w:rPr>
-        <w:t xml:space="preserve">(a) establish a new </w:t>
-      </w:r>
-      <w:r>
-        <w:rPr>
-          <w:rFonts w:ascii="Times New Roman" w:hAnsi="Times New Roman"/>
-          <w:color w:val="0645AD"/>
-          <w:u w:val="single"/>
-          <w:sz w:val="24"/>
-          <w:szCs w:val="24"/>
-        </w:rPr>
-        <w:t xml:space="preserve">5.5 Indemnification. The Company shall indemnify the Manager, and each </w:t>
-      </w:r>
-      <w:r>
-        <w:rPr>
-          <w:rFonts w:ascii="Times New Roman" w:hAnsi="Times New Roman"/>
-          <w:sz w:val="24"/>
-          <w:szCs w:val="24"/>
-        </w:rPr>
-        <w:t xml:space="preserve">Protected Series </w:t>
-      </w:r>
-      <w:r>
-        <w:rPr>
-          <w:rFonts w:ascii="Times New Roman" w:hAnsi="Times New Roman"/>
-          <w:strike/>
-          <w:color w:val="C00000"/>
-          <w:sz w:val="24"/>
-          <w:szCs w:val="24"/>
-        </w:rPr>
-        <w:t xml:space="preserve">— </w:t>
-      </w:r>
-      <w:r>
-        <w:rPr>
-          <w:rFonts w:ascii="Times New Roman" w:hAnsi="Times New Roman"/>
-          <w:color w:val="0645AD"/>
-          <w:u w:val="single"/>
-          <w:sz w:val="24"/>
-          <w:szCs w:val="24"/>
-        </w:rPr>
-        <w:t xml:space="preserve">shall indemnify its Protected Series Manager, to </w:t>
-      </w:r>
-      <w:r>
-        <w:rPr>
-          <w:rFonts w:ascii="Times New Roman" w:hAnsi="Times New Roman"/>
-          <w:sz w:val="24"/>
-          <w:szCs w:val="24"/>
-        </w:rPr>
-        <w:t xml:space="preserve">the </w:t>
-      </w:r>
-      <w:r>
-        <w:rPr>
-          <w:rFonts w:ascii="Times New Roman" w:hAnsi="Times New Roman"/>
-          <w:strike/>
-          <w:color w:val="C00000"/>
-          <w:sz w:val="24"/>
-          <w:szCs w:val="24"/>
-        </w:rPr>
-        <w:t xml:space="preserve">consent </w:t>
-      </w:r>
-      <w:r>
-        <w:rPr>
-          <w:rFonts w:ascii="Times New Roman" w:hAnsi="Times New Roman"/>
-          <w:color w:val="0645AD"/>
-          <w:u w:val="single"/>
-          <w:sz w:val="24"/>
-          <w:szCs w:val="24"/>
-        </w:rPr>
-        <w:t xml:space="preserve">fullest extent permitted by the Act, against losses, claims, and expenses (including reasonable attorney's fees) incurred by reason </w:t>
-      </w:r>
-      <w:r>
-        <w:rPr>
-          <w:rFonts w:ascii="Times New Roman" w:hAnsi="Times New Roman"/>
-          <w:sz w:val="24"/>
-          <w:szCs w:val="24"/>
-        </w:rPr>
-        <w:t xml:space="preserve">of </w:t>
-      </w:r>
-      <w:r>
-        <w:rPr>
-          <w:rFonts w:ascii="Times New Roman" w:hAnsi="Times New Roman"/>
-          <w:strike/>
-          <w:color w:val="C00000"/>
-          <w:sz w:val="24"/>
-          <w:szCs w:val="24"/>
-        </w:rPr>
-        <w:t xml:space="preserve">all Members (Section 3.1); </w:t>
-      </w:r>
-      <w:r>
-        <w:rPr>
-          <w:rFonts w:ascii="Times New Roman" w:hAnsi="Times New Roman"/>
-          <w:color w:val="0645AD"/>
-          <w:u w:val="single"/>
-          <w:sz w:val="24"/>
-          <w:szCs w:val="24"/>
-        </w:rPr>
-        <w:t xml:space="preserve">service in that capacity, except to the extent arising from conduct for which exoneration is prohibited by the Act; provided, that any indemnification obligation relating to the activities of a particular Protected Series is an Associated Liability of that Protected Series, payable solely from its Associated Assets, and any indemnification obligation relating to the activities of the Company generally is payable solely from the Associated Assets of the Company. </w:t>
-      </w:r>
-    </w:p>
-    <w:p>
-      <w:pPr>
-        <w:keepLines/>
-        <w:widowControl/>
-        <w:spacing w:after="160"/>
-        <w:jc w:val="both"/>
-      </w:pPr>
-      <w:r>
-        <w:rPr>
-          <w:rFonts w:ascii="Times New Roman" w:hAnsi="Times New Roman"/>
-          <w:strike/>
-          <w:color w:val="C00000"/>
-          <w:sz w:val="24"/>
-          <w:szCs w:val="24"/>
-        </w:rPr>
-        <w:t xml:space="preserve">(b) transfer, re-associate, </w:t>
-      </w:r>
-      <w:r>
-        <w:rPr>
-          <w:rFonts w:ascii="Times New Roman" w:hAnsi="Times New Roman"/>
-          <w:color w:val="0645AD"/>
-          <w:u w:val="single"/>
-          <w:sz w:val="24"/>
-          <w:szCs w:val="24"/>
-        </w:rPr>
-        <w:t xml:space="preserve">5.6 Compensation; Reimbursement; Shared Expenses. The Manager shall serve without salary unless the Member consents in writing to compensation. The Manager and each Protected Series Manager shall be reimbursed for reasonable expenses properly incurred on behalf of the Company </w:t>
-      </w:r>
-      <w:r>
-        <w:rPr>
-          <w:rFonts w:ascii="Times New Roman" w:hAnsi="Times New Roman"/>
-          <w:sz w:val="24"/>
-          <w:szCs w:val="24"/>
-        </w:rPr>
-        <w:t xml:space="preserve">or </w:t>
-      </w:r>
-      <w:r>
-        <w:rPr>
-          <w:rFonts w:ascii="Times New Roman" w:hAnsi="Times New Roman"/>
-          <w:strike/>
-          <w:color w:val="C00000"/>
-          <w:sz w:val="24"/>
-          <w:szCs w:val="24"/>
-        </w:rPr>
-        <w:t xml:space="preserve">re-title any asset between </w:t>
-      </w:r>
-      <w:r>
-        <w:rPr>
-          <w:rFonts w:ascii="Times New Roman" w:hAnsi="Times New Roman"/>
-          <w:color w:val="0645AD"/>
-          <w:u w:val="single"/>
-          <w:sz w:val="24"/>
-          <w:szCs w:val="24"/>
-        </w:rPr>
-        <w:t xml:space="preserve">the applicable Protected Series. Costs and expenses that benefit </w:t>
-      </w:r>
-      <w:r>
-        <w:rPr>
-          <w:rFonts w:ascii="Times New Roman" w:hAnsi="Times New Roman"/>
-          <w:sz w:val="24"/>
-          <w:szCs w:val="24"/>
-        </w:rPr>
-        <w:t xml:space="preserve">the Company and </w:t>
-      </w:r>
-      <w:r>
-        <w:rPr>
-          <w:rFonts w:ascii="Times New Roman" w:hAnsi="Times New Roman"/>
-          <w:strike/>
-          <w:color w:val="C00000"/>
-          <w:sz w:val="24"/>
-          <w:szCs w:val="24"/>
-        </w:rPr>
-        <w:t xml:space="preserve">a </w:t>
-      </w:r>
-      <w:r>
-        <w:rPr>
-          <w:rFonts w:ascii="Times New Roman" w:hAnsi="Times New Roman"/>
-          <w:color w:val="0645AD"/>
-          <w:u w:val="single"/>
-          <w:sz w:val="24"/>
-          <w:szCs w:val="24"/>
-        </w:rPr>
-        <w:t xml:space="preserve">one or more </w:t>
-      </w:r>
-      <w:r>
-        <w:rPr>
-          <w:rFonts w:ascii="Times New Roman" w:hAnsi="Times New Roman"/>
-          <w:sz w:val="24"/>
-          <w:szCs w:val="24"/>
-        </w:rPr>
-        <w:t xml:space="preserve">Protected Series </w:t>
-      </w:r>
-      <w:r>
-        <w:rPr>
-          <w:rFonts w:ascii="Times New Roman" w:hAnsi="Times New Roman"/>
-          <w:strike/>
-          <w:color w:val="C00000"/>
-          <w:sz w:val="24"/>
-          <w:szCs w:val="24"/>
-        </w:rPr>
-        <w:t xml:space="preserve">or between </w:t>
-      </w:r>
-      <w:r>
-        <w:rPr>
-          <w:rFonts w:ascii="Times New Roman" w:hAnsi="Times New Roman"/>
-          <w:color w:val="0645AD"/>
-          <w:u w:val="single"/>
-          <w:sz w:val="24"/>
-          <w:szCs w:val="24"/>
-        </w:rPr>
-        <w:t xml:space="preserve">(including formation and filing fees, registered agent fees, accounting, insurance, and administrative overhead) shall be allocated among the Company and the </w:t>
-      </w:r>
-      <w:r>
-        <w:rPr>
-          <w:rFonts w:ascii="Times New Roman" w:hAnsi="Times New Roman"/>
-          <w:sz w:val="24"/>
-          <w:szCs w:val="24"/>
-        </w:rPr>
-        <w:t xml:space="preserve">Protected Series </w:t>
-      </w:r>
-      <w:r>
-        <w:rPr>
-          <w:rFonts w:ascii="Times New Roman" w:hAnsi="Times New Roman"/>
-          <w:strike/>
-          <w:color w:val="C00000"/>
-          <w:sz w:val="24"/>
-          <w:szCs w:val="24"/>
-        </w:rPr>
-        <w:t xml:space="preserve">(an "Inter-Series Transfer") </w:t>
-      </w:r>
-      <w:r>
-        <w:rPr>
-          <w:rFonts w:ascii="Times New Roman" w:hAnsi="Times New Roman"/>
-          <w:color w:val="0645AD"/>
-          <w:u w:val="single"/>
-          <w:sz w:val="24"/>
-          <w:szCs w:val="24"/>
-        </w:rPr>
-        <w:t xml:space="preserve">benefited on a reasonable and consistent basis determined by the Manager </w:t>
-      </w:r>
-      <w:r>
-        <w:rPr>
-          <w:rFonts w:ascii="Times New Roman" w:hAnsi="Times New Roman"/>
-          <w:sz w:val="24"/>
-          <w:szCs w:val="24"/>
-        </w:rPr>
-        <w:t xml:space="preserve">— </w:t>
-      </w:r>
-      <w:r>
-        <w:rPr>
-          <w:rFonts w:ascii="Times New Roman" w:hAnsi="Times New Roman"/>
-          <w:color w:val="0645AD"/>
-          <w:u w:val="single"/>
-          <w:sz w:val="24"/>
-          <w:szCs w:val="24"/>
-        </w:rPr>
-        <w:t xml:space="preserve">by specific attribution where practicable and otherwise pro rata or by such other reasonable formula as </w:t>
-      </w:r>
-      <w:r>
-        <w:rPr>
-          <w:rFonts w:ascii="Times New Roman" w:hAnsi="Times New Roman"/>
-          <w:sz w:val="24"/>
-          <w:szCs w:val="24"/>
-        </w:rPr>
-        <w:t xml:space="preserve">the </w:t>
-      </w:r>
-      <w:r>
-        <w:rPr>
-          <w:rFonts w:ascii="Times New Roman" w:hAnsi="Times New Roman"/>
-          <w:strike/>
-          <w:color w:val="C00000"/>
-          <w:sz w:val="24"/>
-          <w:szCs w:val="24"/>
-        </w:rPr>
-        <w:t xml:space="preserve">consent of a Majority in Interest. Inter-Series Transfers </w:t>
-      </w:r>
-      <w:r>
-        <w:rPr>
-          <w:rFonts w:ascii="Times New Roman" w:hAnsi="Times New Roman"/>
-          <w:color w:val="0645AD"/>
-          <w:u w:val="single"/>
-          <w:sz w:val="24"/>
-          <w:szCs w:val="24"/>
-        </w:rPr>
-        <w:t xml:space="preserve">Manager adopts — and the allocation </w:t>
-      </w:r>
-      <w:r>
-        <w:rPr>
-          <w:rFonts w:ascii="Times New Roman" w:hAnsi="Times New Roman"/>
-          <w:sz w:val="24"/>
-          <w:szCs w:val="24"/>
-        </w:rPr>
-        <w:t xml:space="preserve">shall be </w:t>
-      </w:r>
-      <w:r>
-        <w:rPr>
-          <w:rFonts w:ascii="Times New Roman" w:hAnsi="Times New Roman"/>
-          <w:strike/>
-          <w:color w:val="C00000"/>
-          <w:sz w:val="24"/>
-          <w:szCs w:val="24"/>
-        </w:rPr>
-        <w:t xml:space="preserve">made for fair value unless </w:t>
-      </w:r>
-      <w:r>
-        <w:rPr>
-          <w:rFonts w:ascii="Times New Roman" w:hAnsi="Times New Roman"/>
-          <w:color w:val="0645AD"/>
-          <w:u w:val="single"/>
-          <w:sz w:val="24"/>
-          <w:szCs w:val="24"/>
-        </w:rPr>
-        <w:t xml:space="preserve">recorded in </w:t>
-      </w:r>
-      <w:r>
-        <w:rPr>
-          <w:rFonts w:ascii="Times New Roman" w:hAnsi="Times New Roman"/>
-          <w:sz w:val="24"/>
-          <w:szCs w:val="24"/>
-        </w:rPr>
-        <w:t xml:space="preserve">the </w:t>
-      </w:r>
-      <w:r>
-        <w:rPr>
-          <w:rFonts w:ascii="Times New Roman" w:hAnsi="Times New Roman"/>
-          <w:strike/>
-          <w:color w:val="C00000"/>
-          <w:sz w:val="24"/>
-          <w:szCs w:val="24"/>
-        </w:rPr>
-        <w:t xml:space="preserve">transfer is a documented contribution or distribution; </w:t>
-      </w:r>
-      <w:r>
-        <w:rPr>
-          <w:rFonts w:ascii="Times New Roman" w:hAnsi="Times New Roman"/>
-          <w:color w:val="0645AD"/>
-          <w:u w:val="single"/>
-          <w:sz w:val="24"/>
-          <w:szCs w:val="24"/>
-        </w:rPr>
-        <w:t xml:space="preserve">records maintained under Article 8. </w:t>
-      </w:r>
-    </w:p>
-    <w:p>
-      <w:pPr>
-        <w:keepLines/>
-        <w:widowControl/>
-        <w:spacing w:after="160"/>
-        <w:jc w:val="both"/>
-      </w:pPr>
-      <w:r>
-        <w:rPr>
-          <w:rFonts w:ascii="Times New Roman" w:hAnsi="Times New Roman"/>
-          <w:strike/>
-          <w:color w:val="C00000"/>
-          <w:sz w:val="24"/>
-          <w:szCs w:val="24"/>
-        </w:rPr>
-        <w:t xml:space="preserve">(c) sell, exchange, </w:t>
-      </w:r>
-      <w:r>
-        <w:rPr>
-          <w:rFonts w:ascii="Times New Roman" w:hAnsi="Times New Roman"/>
-          <w:color w:val="0645AD"/>
-          <w:u w:val="single"/>
-          <w:sz w:val="24"/>
-          <w:szCs w:val="24"/>
-        </w:rPr>
-        <w:t xml:space="preserve">5.7 Statement of Authority. The Manager may cause the Company to file with the Department a statement of authority under s. 605.0302, Florida Statutes, stating the authority, </w:t>
-      </w:r>
-      <w:r>
-        <w:rPr>
-          <w:rFonts w:ascii="Times New Roman" w:hAnsi="Times New Roman"/>
-          <w:sz w:val="24"/>
-          <w:szCs w:val="24"/>
-        </w:rPr>
-        <w:t xml:space="preserve">or </w:t>
-      </w:r>
-      <w:r>
-        <w:rPr>
-          <w:rFonts w:ascii="Times New Roman" w:hAnsi="Times New Roman"/>
-          <w:strike/>
-          <w:color w:val="C00000"/>
-          <w:sz w:val="24"/>
-          <w:szCs w:val="24"/>
-        </w:rPr>
-        <w:t xml:space="preserve">otherwise dispose of all or substantially all </w:t>
-      </w:r>
-      <w:r>
-        <w:rPr>
-          <w:rFonts w:ascii="Times New Roman" w:hAnsi="Times New Roman"/>
-          <w:color w:val="0645AD"/>
-          <w:u w:val="single"/>
-          <w:sz w:val="24"/>
-          <w:szCs w:val="24"/>
-        </w:rPr>
-        <w:t xml:space="preserve">the limitations on the authority, </w:t>
-      </w:r>
-      <w:r>
-        <w:rPr>
-          <w:rFonts w:ascii="Times New Roman" w:hAnsi="Times New Roman"/>
-          <w:sz w:val="24"/>
-          <w:szCs w:val="24"/>
-        </w:rPr>
-        <w:t xml:space="preserve">of the </w:t>
-      </w:r>
-      <w:r>
-        <w:rPr>
-          <w:rFonts w:ascii="Times New Roman" w:hAnsi="Times New Roman"/>
-          <w:strike/>
-          <w:color w:val="C00000"/>
-          <w:sz w:val="24"/>
-          <w:szCs w:val="24"/>
-        </w:rPr>
-        <w:t xml:space="preserve">Associated Assets </w:t>
-      </w:r>
-      <w:r>
-        <w:rPr>
-          <w:rFonts w:ascii="Times New Roman" w:hAnsi="Times New Roman"/>
-          <w:color w:val="0645AD"/>
-          <w:u w:val="single"/>
-          <w:sz w:val="24"/>
-          <w:szCs w:val="24"/>
-        </w:rPr>
-        <w:t xml:space="preserve">Manager, of any Protected Series Manager, or of any person holding a specified position, to transfer or encumber real property held in the name </w:t>
-      </w:r>
-      <w:r>
-        <w:rPr>
-          <w:rFonts w:ascii="Times New Roman" w:hAnsi="Times New Roman"/>
-          <w:sz w:val="24"/>
-          <w:szCs w:val="24"/>
-        </w:rPr>
-        <w:t xml:space="preserve">of the Company or of </w:t>
-      </w:r>
-      <w:r>
-        <w:rPr>
-          <w:rFonts w:ascii="Times New Roman" w:hAnsi="Times New Roman"/>
-          <w:strike/>
-          <w:color w:val="C00000"/>
-          <w:sz w:val="24"/>
-          <w:szCs w:val="24"/>
-        </w:rPr>
-        <w:t xml:space="preserve">any </w:t>
-      </w:r>
-      <w:r>
-        <w:rPr>
-          <w:rFonts w:ascii="Times New Roman" w:hAnsi="Times New Roman"/>
-          <w:color w:val="0645AD"/>
-          <w:u w:val="single"/>
-          <w:sz w:val="24"/>
-          <w:szCs w:val="24"/>
-        </w:rPr>
-        <w:t xml:space="preserve">a </w:t>
-      </w:r>
-      <w:r>
-        <w:rPr>
-          <w:rFonts w:ascii="Times New Roman" w:hAnsi="Times New Roman"/>
-          <w:sz w:val="24"/>
-          <w:szCs w:val="24"/>
-        </w:rPr>
-        <w:t xml:space="preserve">Protected Series, </w:t>
-      </w:r>
-      <w:r>
-        <w:rPr>
-          <w:rFonts w:ascii="Times New Roman" w:hAnsi="Times New Roman"/>
-          <w:strike/>
-          <w:color w:val="C00000"/>
-          <w:sz w:val="24"/>
-          <w:szCs w:val="24"/>
-        </w:rPr>
-        <w:t xml:space="preserve">other than </w:t>
-      </w:r>
-      <w:r>
-        <w:rPr>
-          <w:rFonts w:ascii="Times New Roman" w:hAnsi="Times New Roman"/>
-          <w:color w:val="0645AD"/>
-          <w:u w:val="single"/>
-          <w:sz w:val="24"/>
-          <w:szCs w:val="24"/>
-        </w:rPr>
-        <w:t xml:space="preserve">and may cause a certified copy of that statement to be recorded </w:t>
-      </w:r>
-      <w:r>
-        <w:rPr>
-          <w:rFonts w:ascii="Times New Roman" w:hAnsi="Times New Roman"/>
-          <w:sz w:val="24"/>
-          <w:szCs w:val="24"/>
-        </w:rPr>
-        <w:t xml:space="preserve">in the </w:t>
-      </w:r>
-      <w:r>
-        <w:rPr>
-          <w:rFonts w:ascii="Times New Roman" w:hAnsi="Times New Roman"/>
-          <w:strike/>
-          <w:color w:val="C00000"/>
-          <w:sz w:val="24"/>
-          <w:szCs w:val="24"/>
-        </w:rPr>
-        <w:t xml:space="preserve">ordinary course </w:t>
-      </w:r>
-      <w:r>
-        <w:rPr>
-          <w:rFonts w:ascii="Times New Roman" w:hAnsi="Times New Roman"/>
-          <w:color w:val="0645AD"/>
-          <w:u w:val="single"/>
-          <w:sz w:val="24"/>
-          <w:szCs w:val="24"/>
-        </w:rPr>
-        <w:t xml:space="preserve">official records </w:t>
-      </w:r>
-      <w:r>
-        <w:rPr>
-          <w:rFonts w:ascii="Times New Roman" w:hAnsi="Times New Roman"/>
-          <w:sz w:val="24"/>
-          <w:szCs w:val="24"/>
-        </w:rPr>
-        <w:t xml:space="preserve">of </w:t>
-      </w:r>
-      <w:r>
-        <w:rPr>
-          <w:rFonts w:ascii="Times New Roman" w:hAnsi="Times New Roman"/>
-          <w:strike/>
-          <w:color w:val="C00000"/>
-          <w:sz w:val="24"/>
-          <w:szCs w:val="24"/>
-        </w:rPr>
-        <w:t xml:space="preserve">business — </w:t>
-      </w:r>
-      <w:r>
-        <w:rPr>
-          <w:rFonts w:ascii="Times New Roman" w:hAnsi="Times New Roman"/>
-          <w:color w:val="0645AD"/>
-          <w:u w:val="single"/>
-          <w:sz w:val="24"/>
-          <w:szCs w:val="24"/>
-        </w:rPr>
-        <w:t xml:space="preserve">any county in which </w:t>
-      </w:r>
-      <w:r>
-        <w:rPr>
-          <w:rFonts w:ascii="Times New Roman" w:hAnsi="Times New Roman"/>
-          <w:sz w:val="24"/>
-          <w:szCs w:val="24"/>
-        </w:rPr>
-        <w:t xml:space="preserve">the </w:t>
-      </w:r>
-      <w:r>
-        <w:rPr>
-          <w:rFonts w:ascii="Times New Roman" w:hAnsi="Times New Roman"/>
-          <w:strike/>
-          <w:color w:val="C00000"/>
-          <w:sz w:val="24"/>
-          <w:szCs w:val="24"/>
-        </w:rPr>
-        <w:t xml:space="preserve">consent of all Members; </w:t>
-      </w:r>
-      <w:r>
-        <w:rPr>
-          <w:rFonts w:ascii="Times New Roman" w:hAnsi="Times New Roman"/>
-          <w:color w:val="0645AD"/>
-          <w:u w:val="single"/>
-          <w:sz w:val="24"/>
-          <w:szCs w:val="24"/>
-        </w:rPr>
-        <w:t xml:space="preserve">real property is located. A statement so filed shall be consistent with this Agreement, and shall be amended or cancelled as necessary to keep it accurate. </w:t>
-      </w:r>
-    </w:p>
-    <w:p>
-      <w:pPr>
-        <w:keepLines/>
-        <w:widowControl/>
-        <w:spacing w:after="160"/>
-        <w:jc w:val="both"/>
-      </w:pPr>
-      <w:r>
-        <w:rPr>
-          <w:rFonts w:ascii="Times New Roman" w:hAnsi="Times New Roman"/>
-          <w:strike/>
-          <w:color w:val="C00000"/>
-          <w:sz w:val="24"/>
-          <w:szCs w:val="24"/>
-        </w:rPr>
-        <w:t xml:space="preserve">(d) merge the Company as permitted by the Act </w:t>
-      </w:r>
-      <w:r>
-        <w:rPr>
-          <w:rFonts w:ascii="Times New Roman" w:hAnsi="Times New Roman"/>
-          <w:color w:val="0645AD"/>
-          <w:u w:val="single"/>
-          <w:sz w:val="24"/>
-          <w:szCs w:val="24"/>
-        </w:rPr>
-        <w:t xml:space="preserve">ARTICLE 6 </w:t>
-      </w:r>
-      <w:r>
-        <w:rPr>
-          <w:rFonts w:ascii="Times New Roman" w:hAnsi="Times New Roman"/>
-          <w:sz w:val="24"/>
-          <w:szCs w:val="24"/>
-        </w:rPr>
-        <w:t xml:space="preserve">— </w:t>
-      </w:r>
-      <w:r>
-        <w:rPr>
-          <w:rFonts w:ascii="Times New Roman" w:hAnsi="Times New Roman"/>
-          <w:strike/>
-          <w:color w:val="C00000"/>
-          <w:sz w:val="24"/>
-          <w:szCs w:val="24"/>
-        </w:rPr>
-        <w:t xml:space="preserve">the consent of all Members; or file a statement of dissolution of a Protected Series — the approval required by Section 14.1; </w:t>
-      </w:r>
-      <w:r>
-        <w:rPr>
-          <w:rFonts w:ascii="Times New Roman" w:hAnsi="Times New Roman"/>
-          <w:color w:val="0645AD"/>
-          <w:u w:val="single"/>
-          <w:sz w:val="24"/>
-          <w:szCs w:val="24"/>
-        </w:rPr>
-        <w:t xml:space="preserve">CAPITAL </w:t>
-      </w:r>
-    </w:p>
-    <w:p>
-      <w:pPr>
-        <w:keepLines/>
-        <w:widowControl/>
-        <w:spacing w:after="160"/>
-        <w:jc w:val="both"/>
-      </w:pPr>
-      <w:r>
-        <w:rPr>
-          <w:rFonts w:ascii="Times New Roman" w:hAnsi="Times New Roman"/>
-          <w:strike/>
-          <w:color w:val="C00000"/>
-          <w:sz w:val="24"/>
-          <w:szCs w:val="24"/>
-        </w:rPr>
-        <w:t xml:space="preserve">(e) admit any additional </w:t>
-      </w:r>
-      <w:r>
-        <w:rPr>
-          <w:rFonts w:ascii="Times New Roman" w:hAnsi="Times New Roman"/>
-          <w:color w:val="0645AD"/>
-          <w:u w:val="single"/>
-          <w:sz w:val="24"/>
-          <w:szCs w:val="24"/>
-        </w:rPr>
-        <w:t xml:space="preserve">6.1 Contributions. The Member's contributions to the Company are set forth on Exhibit A. Contributions to a Protected Series are made by the Company and are set forth in the applicable Series Exhibit. Each contribution shall identify whether it is made to the Company or to a specific Protected Series, and shall be deposited to, and recorded in the records of, the recipient. A promise by the </w:t>
-      </w:r>
-      <w:r>
-        <w:rPr>
-          <w:rFonts w:ascii="Times New Roman" w:hAnsi="Times New Roman"/>
-          <w:sz w:val="24"/>
-          <w:szCs w:val="24"/>
-        </w:rPr>
-        <w:t xml:space="preserve">Member </w:t>
-      </w:r>
-      <w:r>
-        <w:rPr>
-          <w:rFonts w:ascii="Times New Roman" w:hAnsi="Times New Roman"/>
-          <w:strike/>
-          <w:color w:val="C00000"/>
-          <w:sz w:val="24"/>
-          <w:szCs w:val="24"/>
-        </w:rPr>
-        <w:t xml:space="preserve">— </w:t>
-      </w:r>
-      <w:r>
-        <w:rPr>
-          <w:rFonts w:ascii="Times New Roman" w:hAnsi="Times New Roman"/>
-          <w:color w:val="0645AD"/>
-          <w:u w:val="single"/>
-          <w:sz w:val="24"/>
-          <w:szCs w:val="24"/>
-        </w:rPr>
-        <w:t xml:space="preserve">to make a contribution is enforceable only if set out in a writing signed by </w:t>
-      </w:r>
-      <w:r>
-        <w:rPr>
-          <w:rFonts w:ascii="Times New Roman" w:hAnsi="Times New Roman"/>
-          <w:sz w:val="24"/>
-          <w:szCs w:val="24"/>
-        </w:rPr>
-        <w:t xml:space="preserve">the </w:t>
-      </w:r>
-      <w:r>
-        <w:rPr>
-          <w:rFonts w:ascii="Times New Roman" w:hAnsi="Times New Roman"/>
-          <w:strike/>
-          <w:color w:val="C00000"/>
-          <w:sz w:val="24"/>
-          <w:szCs w:val="24"/>
-        </w:rPr>
-        <w:t xml:space="preserve">approval required by Article 12; </w:t>
-      </w:r>
-      <w:r>
-        <w:rPr>
-          <w:rFonts w:ascii="Times New Roman" w:hAnsi="Times New Roman"/>
-          <w:color w:val="0645AD"/>
-          <w:u w:val="single"/>
-          <w:sz w:val="24"/>
-          <w:szCs w:val="24"/>
-        </w:rPr>
-        <w:t xml:space="preserve">Member. </w:t>
-      </w:r>
-    </w:p>
-    <w:p>
-      <w:pPr>
-        <w:keepLines/>
-        <w:widowControl/>
-        <w:spacing w:after="160"/>
-        <w:jc w:val="both"/>
-      </w:pPr>
-      <w:r>
-        <w:rPr>
-          <w:rFonts w:ascii="Times New Roman" w:hAnsi="Times New Roman"/>
-          <w:strike/>
-          <w:color w:val="C00000"/>
-          <w:sz w:val="24"/>
-          <w:szCs w:val="24"/>
-        </w:rPr>
-        <w:t xml:space="preserve">(f) incur, on behalf of </w:t>
-      </w:r>
-      <w:r>
-        <w:rPr>
-          <w:rFonts w:ascii="Times New Roman" w:hAnsi="Times New Roman"/>
-          <w:color w:val="0645AD"/>
-          <w:u w:val="single"/>
-          <w:sz w:val="24"/>
-          <w:szCs w:val="24"/>
-        </w:rPr>
-        <w:t xml:space="preserve">6.2 No Obligation; No Interest. The Member is not obligated to make any additional contribution to </w:t>
-      </w:r>
-      <w:r>
-        <w:rPr>
-          <w:rFonts w:ascii="Times New Roman" w:hAnsi="Times New Roman"/>
-          <w:sz w:val="24"/>
-          <w:szCs w:val="24"/>
-        </w:rPr>
-        <w:t xml:space="preserve">the Company or </w:t>
-      </w:r>
-      <w:r>
-        <w:rPr>
-          <w:rFonts w:ascii="Times New Roman" w:hAnsi="Times New Roman"/>
-          <w:color w:val="0645AD"/>
-          <w:u w:val="single"/>
-          <w:sz w:val="24"/>
-          <w:szCs w:val="24"/>
-        </w:rPr>
-        <w:t xml:space="preserve">to </w:t>
-      </w:r>
-      <w:r>
-        <w:rPr>
-          <w:rFonts w:ascii="Times New Roman" w:hAnsi="Times New Roman"/>
-          <w:sz w:val="24"/>
-          <w:szCs w:val="24"/>
-        </w:rPr>
-        <w:t xml:space="preserve">any Protected </w:t>
-      </w:r>
-      <w:r>
-        <w:rPr>
-          <w:rFonts w:ascii="Times New Roman" w:hAnsi="Times New Roman"/>
-          <w:strike/>
-          <w:color w:val="C00000"/>
-          <w:sz w:val="24"/>
-          <w:szCs w:val="24"/>
-        </w:rPr>
-        <w:t xml:space="preserve">Series, indebtedness in excess of $[THRESHOLD] in a single transaction or series of related transactions, or guarantee the obligation of any person (and no guarantee of the obligations of one Protected Series by another or by the Company </w:t>
-      </w:r>
-      <w:r>
-        <w:rPr>
-          <w:rFonts w:ascii="Times New Roman" w:hAnsi="Times New Roman"/>
-          <w:color w:val="0645AD"/>
-          <w:u w:val="single"/>
-          <w:sz w:val="24"/>
-          <w:szCs w:val="24"/>
-        </w:rPr>
-        <w:t xml:space="preserve">Series. No interest </w:t>
-      </w:r>
-      <w:r>
-        <w:rPr>
-          <w:rFonts w:ascii="Times New Roman" w:hAnsi="Times New Roman"/>
-          <w:sz w:val="24"/>
-          <w:szCs w:val="24"/>
-        </w:rPr>
-        <w:t xml:space="preserve">shall be </w:t>
-      </w:r>
-      <w:r>
-        <w:rPr>
-          <w:rFonts w:ascii="Times New Roman" w:hAnsi="Times New Roman"/>
-          <w:strike/>
-          <w:color w:val="C00000"/>
-          <w:sz w:val="24"/>
-          <w:szCs w:val="24"/>
-        </w:rPr>
-        <w:t xml:space="preserve">made except by an express written instrument approved under this Section) — the consent of all Members; </w:t>
-      </w:r>
-      <w:r>
-        <w:rPr>
-          <w:rFonts w:ascii="Times New Roman" w:hAnsi="Times New Roman"/>
-          <w:color w:val="0645AD"/>
-          <w:u w:val="single"/>
-          <w:sz w:val="24"/>
-          <w:szCs w:val="24"/>
-        </w:rPr>
-        <w:t xml:space="preserve">paid on any contribution. </w:t>
-      </w:r>
-    </w:p>
-    <w:p>
-      <w:pPr>
-        <w:keepLines/>
-        <w:widowControl/>
-        <w:spacing w:after="160"/>
-        <w:jc w:val="both"/>
-      </w:pPr>
-      <w:r>
-        <w:rPr>
-          <w:rFonts w:ascii="Times New Roman" w:hAnsi="Times New Roman"/>
-          <w:strike/>
-          <w:color w:val="C00000"/>
-          <w:sz w:val="24"/>
-          <w:szCs w:val="24"/>
-        </w:rPr>
-        <w:t xml:space="preserve">(g) lend money </w:t>
-      </w:r>
-      <w:r>
-        <w:rPr>
-          <w:rFonts w:ascii="Times New Roman" w:hAnsi="Times New Roman"/>
-          <w:color w:val="0645AD"/>
-          <w:u w:val="single"/>
-          <w:sz w:val="24"/>
-          <w:szCs w:val="24"/>
-        </w:rPr>
-        <w:t xml:space="preserve">6.3 Separate Accounting. The Company shall maintain a separate accounting </w:t>
-      </w:r>
-      <w:r>
-        <w:rPr>
-          <w:rFonts w:ascii="Times New Roman" w:hAnsi="Times New Roman"/>
-          <w:sz w:val="24"/>
-          <w:szCs w:val="24"/>
-        </w:rPr>
-        <w:t xml:space="preserve">of </w:t>
-      </w:r>
-      <w:r>
-        <w:rPr>
-          <w:rFonts w:ascii="Times New Roman" w:hAnsi="Times New Roman"/>
-          <w:color w:val="0645AD"/>
-          <w:u w:val="single"/>
-          <w:sz w:val="24"/>
-          <w:szCs w:val="24"/>
-        </w:rPr>
-        <w:t xml:space="preserve">contributions to, and the capital of, </w:t>
-      </w:r>
-      <w:r>
-        <w:rPr>
-          <w:rFonts w:ascii="Times New Roman" w:hAnsi="Times New Roman"/>
-          <w:sz w:val="24"/>
-          <w:szCs w:val="24"/>
-        </w:rPr>
-        <w:t xml:space="preserve">the Company </w:t>
-      </w:r>
-      <w:r>
-        <w:rPr>
-          <w:rFonts w:ascii="Times New Roman" w:hAnsi="Times New Roman"/>
-          <w:strike/>
-          <w:color w:val="C00000"/>
-          <w:sz w:val="24"/>
-          <w:szCs w:val="24"/>
-        </w:rPr>
-        <w:t xml:space="preserve">or of a </w:t>
-      </w:r>
-      <w:r>
-        <w:rPr>
-          <w:rFonts w:ascii="Times New Roman" w:hAnsi="Times New Roman"/>
-          <w:color w:val="0645AD"/>
-          <w:u w:val="single"/>
-          <w:sz w:val="24"/>
-          <w:szCs w:val="24"/>
-        </w:rPr>
-        <w:t xml:space="preserve">and each </w:t>
-      </w:r>
-      <w:r>
-        <w:rPr>
-          <w:rFonts w:ascii="Times New Roman" w:hAnsi="Times New Roman"/>
-          <w:sz w:val="24"/>
-          <w:szCs w:val="24"/>
-        </w:rPr>
-        <w:t xml:space="preserve">Protected </w:t>
-      </w:r>
-      <w:r>
-        <w:rPr>
-          <w:rFonts w:ascii="Times New Roman" w:hAnsi="Times New Roman"/>
-          <w:strike/>
-          <w:color w:val="C00000"/>
-          <w:sz w:val="24"/>
-          <w:szCs w:val="24"/>
-        </w:rPr>
-        <w:t xml:space="preserve">Series to, or borrow from, a Member, the Manager, or their affiliates, other than loans under Section 6.5 — the consent of a Majority in Interest of the disinterested Members; or </w:t>
-      </w:r>
-      <w:r>
-        <w:rPr>
-          <w:rFonts w:ascii="Times New Roman" w:hAnsi="Times New Roman"/>
-          <w:color w:val="0645AD"/>
-          <w:u w:val="single"/>
-          <w:sz w:val="24"/>
-          <w:szCs w:val="24"/>
-        </w:rPr>
-        <w:t xml:space="preserve">Series. </w:t>
-      </w:r>
-    </w:p>
-    <w:p>
-      <w:pPr>
-        <w:keepLines/>
-        <w:widowControl/>
-        <w:spacing w:after="160"/>
-        <w:jc w:val="both"/>
-      </w:pPr>
-      <w:r>
-        <w:rPr>
-          <w:rFonts w:ascii="Times New Roman" w:hAnsi="Times New Roman"/>
-          <w:strike/>
-          <w:color w:val="C00000"/>
-          <w:sz w:val="24"/>
-          <w:szCs w:val="24"/>
-        </w:rPr>
-        <w:t xml:space="preserve">(h) amend this Agreement </w:t>
-      </w:r>
-      <w:r>
-        <w:rPr>
-          <w:rFonts w:ascii="Times New Roman" w:hAnsi="Times New Roman"/>
-          <w:color w:val="0645AD"/>
-          <w:u w:val="single"/>
-          <w:sz w:val="24"/>
-          <w:szCs w:val="24"/>
-        </w:rPr>
-        <w:t xml:space="preserve">6.4 Member Loans. The Member may lend funds to the Company </w:t>
-      </w:r>
-      <w:r>
-        <w:rPr>
-          <w:rFonts w:ascii="Times New Roman" w:hAnsi="Times New Roman"/>
-          <w:sz w:val="24"/>
-          <w:szCs w:val="24"/>
-        </w:rPr>
-        <w:t xml:space="preserve">or </w:t>
-      </w:r>
-      <w:r>
-        <w:rPr>
-          <w:rFonts w:ascii="Times New Roman" w:hAnsi="Times New Roman"/>
-          <w:strike/>
-          <w:color w:val="C00000"/>
-          <w:sz w:val="24"/>
-          <w:szCs w:val="24"/>
-        </w:rPr>
-        <w:t xml:space="preserve">any </w:t>
-      </w:r>
-      <w:r>
-        <w:rPr>
-          <w:rFonts w:ascii="Times New Roman" w:hAnsi="Times New Roman"/>
-          <w:color w:val="0645AD"/>
-          <w:u w:val="single"/>
-          <w:sz w:val="24"/>
-          <w:szCs w:val="24"/>
-        </w:rPr>
-        <w:t xml:space="preserve">to a specific Protected </w:t>
-      </w:r>
-      <w:r>
-        <w:rPr>
-          <w:rFonts w:ascii="Times New Roman" w:hAnsi="Times New Roman"/>
-          <w:sz w:val="24"/>
-          <w:szCs w:val="24"/>
-        </w:rPr>
         <w:t xml:space="preserve">Series </w:t>
       </w:r>
       <w:r>
         <w:rPr>
           <w:rFonts w:ascii="Times New Roman" w:hAnsi="Times New Roman"/>
-          <w:strike/>
-          <w:color w:val="C00000"/>
-          <w:sz w:val="24"/>
-          <w:szCs w:val="24"/>
-        </w:rPr>
-        <w:t xml:space="preserve">Exhibit — </w:t>
-      </w:r>
-      <w:r>
-        <w:rPr>
-          <w:rFonts w:ascii="Times New Roman" w:hAnsi="Times New Roman"/>
-          <w:color w:val="0645AD"/>
-          <w:u w:val="single"/>
-          <w:sz w:val="24"/>
-          <w:szCs w:val="24"/>
-        </w:rPr>
-        <w:t xml:space="preserve">upon commercially reasonable terms evidenced by a written instrument identifying </w:t>
-      </w:r>
-      <w:r>
-        <w:rPr>
-          <w:rFonts w:ascii="Times New Roman" w:hAnsi="Times New Roman"/>
-          <w:sz w:val="24"/>
-          <w:szCs w:val="24"/>
-        </w:rPr>
-        <w:t xml:space="preserve">the </w:t>
-      </w:r>
-      <w:r>
-        <w:rPr>
-          <w:rFonts w:ascii="Times New Roman" w:hAnsi="Times New Roman"/>
-          <w:strike/>
-          <w:color w:val="C00000"/>
-          <w:sz w:val="24"/>
-          <w:szCs w:val="24"/>
-        </w:rPr>
-        <w:t xml:space="preserve">approval required by Section 15.1; </w:t>
-      </w:r>
-      <w:r>
-        <w:rPr>
-          <w:rFonts w:ascii="Times New Roman" w:hAnsi="Times New Roman"/>
-          <w:color w:val="0645AD"/>
-          <w:u w:val="single"/>
-          <w:sz w:val="24"/>
-          <w:szCs w:val="24"/>
-        </w:rPr>
-        <w:t xml:space="preserve">borrower. A loan is not a contribution, and shall be an Associated Liability solely of the borrowing Protected Series </w:t>
-      </w:r>
-      <w:r>
-        <w:rPr>
-          <w:rFonts w:ascii="Times New Roman" w:hAnsi="Times New Roman"/>
-          <w:sz w:val="24"/>
-          <w:szCs w:val="24"/>
-        </w:rPr>
-        <w:t xml:space="preserve">or </w:t>
-      </w:r>
-      <w:r>
-        <w:rPr>
-          <w:rFonts w:ascii="Times New Roman" w:hAnsi="Times New Roman"/>
-          <w:color w:val="0645AD"/>
-          <w:u w:val="single"/>
-          <w:sz w:val="24"/>
-          <w:szCs w:val="24"/>
-        </w:rPr>
-        <w:t xml:space="preserve">of the Company, as applicable. </w:t>
-      </w:r>
-    </w:p>
-    <w:p>
-      <w:pPr>
-        <w:keepLines/>
-        <w:widowControl/>
-        <w:spacing w:after="160"/>
-        <w:jc w:val="both"/>
-      </w:pPr>
-      <w:r>
-        <w:rPr>
-          <w:rFonts w:ascii="Times New Roman" w:hAnsi="Times New Roman"/>
-          <w:strike/>
-          <w:color w:val="C00000"/>
-          <w:sz w:val="24"/>
-          <w:szCs w:val="24"/>
-        </w:rPr>
-        <w:t xml:space="preserve">(i) file, amend, </w:t>
-      </w:r>
-      <w:r>
-        <w:rPr>
-          <w:rFonts w:ascii="Times New Roman" w:hAnsi="Times New Roman"/>
-          <w:color w:val="0645AD"/>
-          <w:u w:val="single"/>
-          <w:sz w:val="24"/>
-          <w:szCs w:val="24"/>
-        </w:rPr>
-        <w:t xml:space="preserve">6.5 No Right to Specific Property. The Member has no right to demand </w:t>
-      </w:r>
-      <w:r>
-        <w:rPr>
-          <w:rFonts w:ascii="Times New Roman" w:hAnsi="Times New Roman"/>
-          <w:sz w:val="24"/>
-          <w:szCs w:val="24"/>
-        </w:rPr>
-        <w:t xml:space="preserve">or </w:t>
-      </w:r>
-      <w:r>
-        <w:rPr>
-          <w:rFonts w:ascii="Times New Roman" w:hAnsi="Times New Roman"/>
-          <w:strike/>
-          <w:color w:val="C00000"/>
-          <w:sz w:val="24"/>
-          <w:szCs w:val="24"/>
-        </w:rPr>
-        <w:t xml:space="preserve">cancel a statement </w:t>
-      </w:r>
-      <w:r>
-        <w:rPr>
-          <w:rFonts w:ascii="Times New Roman" w:hAnsi="Times New Roman"/>
-          <w:color w:val="0645AD"/>
-          <w:u w:val="single"/>
-          <w:sz w:val="24"/>
-          <w:szCs w:val="24"/>
-        </w:rPr>
-        <w:t xml:space="preserve">receive any distribution in any specific property </w:t>
-      </w:r>
-      <w:r>
-        <w:rPr>
-          <w:rFonts w:ascii="Times New Roman" w:hAnsi="Times New Roman"/>
-          <w:sz w:val="24"/>
-          <w:szCs w:val="24"/>
-        </w:rPr>
-        <w:t xml:space="preserve">of </w:t>
-      </w:r>
-      <w:r>
-        <w:rPr>
-          <w:rFonts w:ascii="Times New Roman" w:hAnsi="Times New Roman"/>
-          <w:strike/>
-          <w:color w:val="C00000"/>
-          <w:sz w:val="24"/>
-          <w:szCs w:val="24"/>
-        </w:rPr>
-        <w:t xml:space="preserve">authority under s. 605.0302, Florida Statutes, </w:t>
-      </w:r>
-      <w:r>
-        <w:rPr>
-          <w:rFonts w:ascii="Times New Roman" w:hAnsi="Times New Roman"/>
-          <w:color w:val="0645AD"/>
-          <w:u w:val="single"/>
-          <w:sz w:val="24"/>
-          <w:szCs w:val="24"/>
-        </w:rPr>
-        <w:t xml:space="preserve">the Company </w:t>
-      </w:r>
-      <w:r>
-        <w:rPr>
-          <w:rFonts w:ascii="Times New Roman" w:hAnsi="Times New Roman"/>
-          <w:sz w:val="24"/>
-          <w:szCs w:val="24"/>
-        </w:rPr>
-        <w:t xml:space="preserve">or </w:t>
-      </w:r>
-      <w:r>
-        <w:rPr>
-          <w:rFonts w:ascii="Times New Roman" w:hAnsi="Times New Roman"/>
-          <w:strike/>
-          <w:color w:val="C00000"/>
-          <w:sz w:val="24"/>
-          <w:szCs w:val="24"/>
-        </w:rPr>
-        <w:t xml:space="preserve">record a certified copy </w:t>
-      </w:r>
-      <w:r>
-        <w:rPr>
-          <w:rFonts w:ascii="Times New Roman" w:hAnsi="Times New Roman"/>
-          <w:sz w:val="24"/>
-          <w:szCs w:val="24"/>
-        </w:rPr>
-        <w:t xml:space="preserve">of </w:t>
-      </w:r>
-      <w:r>
-        <w:rPr>
-          <w:rFonts w:ascii="Times New Roman" w:hAnsi="Times New Roman"/>
-          <w:strike/>
-          <w:color w:val="C00000"/>
-          <w:sz w:val="24"/>
-          <w:szCs w:val="24"/>
-        </w:rPr>
-        <w:t xml:space="preserve">one — the consent of all Members. </w:t>
-      </w:r>
-      <w:r>
-        <w:rPr>
-          <w:rFonts w:ascii="Times New Roman" w:hAnsi="Times New Roman"/>
-          <w:color w:val="0645AD"/>
-          <w:u w:val="single"/>
-          <w:sz w:val="24"/>
-          <w:szCs w:val="24"/>
-        </w:rPr>
-        <w:t xml:space="preserve">any Protected Series. </w:t>
-      </w:r>
-    </w:p>
-    <w:p>
-      <w:pPr>
-        <w:keepLines/>
-        <w:widowControl/>
-        <w:spacing w:after="160"/>
-        <w:jc w:val="both"/>
-      </w:pPr>
-      <w:r>
-        <w:rPr>
-          <w:rFonts w:ascii="Times New Roman" w:hAnsi="Times New Roman"/>
-          <w:strike/>
-          <w:color w:val="C00000"/>
-          <w:sz w:val="24"/>
-          <w:szCs w:val="24"/>
-        </w:rPr>
-        <w:t xml:space="preserve">5.5 Standard of Conduct; Exculpation. The Manager and each Protected Series Manager shall discharge their duties consistent with the Act, including the duties applicable to managers and protected-series managers. No Manager or Protected Series Manager shall be liable to the Company, any Protected Series, or any Member for any act or omission performed or omitted in good faith and in a manner reasonably believed to be within the scope of authority conferred by this Agreement, except for conduct for which exoneration is prohibited by the Act. </w:t>
-      </w:r>
-      <w:r>
-        <w:rPr>
-          <w:rFonts w:ascii="Times New Roman" w:hAnsi="Times New Roman"/>
-          <w:color w:val="0645AD"/>
-          <w:u w:val="single"/>
-          <w:sz w:val="24"/>
-          <w:szCs w:val="24"/>
-        </w:rPr>
-        <w:t xml:space="preserve">ARTICLE 7 — DISTRIBUTIONS </w:t>
-      </w:r>
-    </w:p>
-    <w:p>
-      <w:pPr>
-        <w:keepLines/>
-        <w:widowControl/>
-        <w:spacing w:after="160"/>
-        <w:jc w:val="both"/>
-      </w:pPr>
-      <w:r>
-        <w:rPr>
-          <w:rFonts w:ascii="Times New Roman" w:hAnsi="Times New Roman"/>
-          <w:strike/>
-          <w:color w:val="C00000"/>
-          <w:sz w:val="24"/>
-          <w:szCs w:val="24"/>
-        </w:rPr>
-        <w:t xml:space="preserve">5.6 Indemnification. </w:t>
-      </w:r>
-      <w:r>
-        <w:rPr>
-          <w:rFonts w:ascii="Times New Roman" w:hAnsi="Times New Roman"/>
-          <w:color w:val="0645AD"/>
-          <w:u w:val="single"/>
-          <w:sz w:val="24"/>
-          <w:szCs w:val="24"/>
-        </w:rPr>
-        <w:t xml:space="preserve">7.1 Distributions. </w:t>
-      </w:r>
-      <w:r>
-        <w:rPr>
-          <w:rFonts w:ascii="Times New Roman" w:hAnsi="Times New Roman"/>
-          <w:sz w:val="24"/>
-          <w:szCs w:val="24"/>
-        </w:rPr>
-        <w:t xml:space="preserve">The </w:t>
-      </w:r>
-      <w:r>
-        <w:rPr>
-          <w:rFonts w:ascii="Times New Roman" w:hAnsi="Times New Roman"/>
-          <w:strike/>
-          <w:color w:val="C00000"/>
-          <w:sz w:val="24"/>
-          <w:szCs w:val="24"/>
-        </w:rPr>
-        <w:t xml:space="preserve">Company shall indemnify the Manager, and each </w:t>
-      </w:r>
-      <w:r>
-        <w:rPr>
-          <w:rFonts w:ascii="Times New Roman" w:hAnsi="Times New Roman"/>
-          <w:color w:val="0645AD"/>
-          <w:u w:val="single"/>
-          <w:sz w:val="24"/>
-          <w:szCs w:val="24"/>
-        </w:rPr>
-        <w:t xml:space="preserve">Manager (or, as to a </w:t>
-      </w:r>
-      <w:r>
-        <w:rPr>
-          <w:rFonts w:ascii="Times New Roman" w:hAnsi="Times New Roman"/>
-          <w:sz w:val="24"/>
-          <w:szCs w:val="24"/>
-        </w:rPr>
-        <w:t xml:space="preserve">Protected </w:t>
-      </w:r>
-      <w:r>
-        <w:rPr>
-          <w:rFonts w:ascii="Times New Roman" w:hAnsi="Times New Roman"/>
-          <w:strike/>
-          <w:color w:val="C00000"/>
-          <w:sz w:val="24"/>
-          <w:szCs w:val="24"/>
-        </w:rPr>
-        <w:t xml:space="preserve">Series shall indemnify </w:t>
-      </w:r>
-      <w:r>
-        <w:rPr>
-          <w:rFonts w:ascii="Times New Roman" w:hAnsi="Times New Roman"/>
-          <w:color w:val="0645AD"/>
-          <w:u w:val="single"/>
-          <w:sz w:val="24"/>
-          <w:szCs w:val="24"/>
-        </w:rPr>
-        <w:t xml:space="preserve">Series, </w:t>
-      </w:r>
-      <w:r>
-        <w:rPr>
-          <w:rFonts w:ascii="Times New Roman" w:hAnsi="Times New Roman"/>
-          <w:sz w:val="24"/>
-          <w:szCs w:val="24"/>
-        </w:rPr>
-        <w:t xml:space="preserve">its Protected Series </w:t>
-      </w:r>
-      <w:r>
-        <w:rPr>
-          <w:rFonts w:ascii="Times New Roman" w:hAnsi="Times New Roman"/>
-          <w:strike/>
-          <w:color w:val="C00000"/>
-          <w:sz w:val="24"/>
-          <w:szCs w:val="24"/>
-        </w:rPr>
-        <w:t xml:space="preserve">Manager, </w:t>
-      </w:r>
-      <w:r>
-        <w:rPr>
-          <w:rFonts w:ascii="Times New Roman" w:hAnsi="Times New Roman"/>
-          <w:color w:val="0645AD"/>
-          <w:u w:val="single"/>
-          <w:sz w:val="24"/>
-          <w:szCs w:val="24"/>
-        </w:rPr>
-        <w:t xml:space="preserve">Manager) may from time </w:t>
-      </w:r>
-      <w:r>
-        <w:rPr>
-          <w:rFonts w:ascii="Times New Roman" w:hAnsi="Times New Roman"/>
-          <w:sz w:val="24"/>
-          <w:szCs w:val="24"/>
-        </w:rPr>
-        <w:t xml:space="preserve">to </w:t>
-      </w:r>
-      <w:r>
-        <w:rPr>
-          <w:rFonts w:ascii="Times New Roman" w:hAnsi="Times New Roman"/>
-          <w:strike/>
-          <w:color w:val="C00000"/>
-          <w:sz w:val="24"/>
-          <w:szCs w:val="24"/>
-        </w:rPr>
-        <w:t xml:space="preserve">the fullest extent permitted by the Act, against losses, claims, and expenses (including reasonable attorney's fees) incurred by reason of service in that capacity, except to </w:t>
-      </w:r>
-      <w:r>
-        <w:rPr>
-          <w:rFonts w:ascii="Times New Roman" w:hAnsi="Times New Roman"/>
-          <w:color w:val="0645AD"/>
-          <w:u w:val="single"/>
-          <w:sz w:val="24"/>
-          <w:szCs w:val="24"/>
-        </w:rPr>
-        <w:t xml:space="preserve">time determine </w:t>
-      </w:r>
-      <w:r>
-        <w:rPr>
-          <w:rFonts w:ascii="Times New Roman" w:hAnsi="Times New Roman"/>
-          <w:sz w:val="24"/>
-          <w:szCs w:val="24"/>
-        </w:rPr>
-        <w:t xml:space="preserve">the extent </w:t>
-      </w:r>
-      <w:r>
-        <w:rPr>
-          <w:rFonts w:ascii="Times New Roman" w:hAnsi="Times New Roman"/>
-          <w:strike/>
-          <w:color w:val="C00000"/>
-          <w:sz w:val="24"/>
-          <w:szCs w:val="24"/>
-        </w:rPr>
-        <w:t xml:space="preserve">arising from conduct for </w:t>
-      </w:r>
-      <w:r>
-        <w:rPr>
-          <w:rFonts w:ascii="Times New Roman" w:hAnsi="Times New Roman"/>
-          <w:color w:val="0645AD"/>
-          <w:u w:val="single"/>
-          <w:sz w:val="24"/>
-          <w:szCs w:val="24"/>
-        </w:rPr>
-        <w:t xml:space="preserve">to </w:t>
-      </w:r>
-      <w:r>
-        <w:rPr>
-          <w:rFonts w:ascii="Times New Roman" w:hAnsi="Times New Roman"/>
-          <w:sz w:val="24"/>
-          <w:szCs w:val="24"/>
-        </w:rPr>
-        <w:t xml:space="preserve">which </w:t>
-      </w:r>
-      <w:r>
-        <w:rPr>
-          <w:rFonts w:ascii="Times New Roman" w:hAnsi="Times New Roman"/>
-          <w:strike/>
-          <w:color w:val="C00000"/>
-          <w:sz w:val="24"/>
-          <w:szCs w:val="24"/>
-        </w:rPr>
-        <w:t xml:space="preserve">exoneration is prohibited by the Act; provided, that any indemnification obligation relating to the activities of a particular Protected Series is an Associated Liability of that Protected Series, payable solely from its Associated Assets, and any indemnification obligation relating to the activities </w:t>
-      </w:r>
-      <w:r>
-        <w:rPr>
-          <w:rFonts w:ascii="Times New Roman" w:hAnsi="Times New Roman"/>
-          <w:color w:val="0645AD"/>
-          <w:u w:val="single"/>
-          <w:sz w:val="24"/>
-          <w:szCs w:val="24"/>
-        </w:rPr>
-        <w:t xml:space="preserve">cash on hand </w:t>
-      </w:r>
-      <w:r>
-        <w:rPr>
-          <w:rFonts w:ascii="Times New Roman" w:hAnsi="Times New Roman"/>
-          <w:sz w:val="24"/>
-          <w:szCs w:val="24"/>
-        </w:rPr>
-        <w:t xml:space="preserve">of the Company </w:t>
-      </w:r>
-      <w:r>
-        <w:rPr>
-          <w:rFonts w:ascii="Times New Roman" w:hAnsi="Times New Roman"/>
-          <w:strike/>
-          <w:color w:val="C00000"/>
-          <w:sz w:val="24"/>
-          <w:szCs w:val="24"/>
-        </w:rPr>
-        <w:t xml:space="preserve">generally is payable solely from the Associated Assets </w:t>
-      </w:r>
-      <w:r>
-        <w:rPr>
-          <w:rFonts w:ascii="Times New Roman" w:hAnsi="Times New Roman"/>
-          <w:color w:val="0645AD"/>
-          <w:u w:val="single"/>
-          <w:sz w:val="24"/>
-          <w:szCs w:val="24"/>
-        </w:rPr>
-        <w:t xml:space="preserve">or </w:t>
-      </w:r>
-      <w:r>
-        <w:rPr>
-          <w:rFonts w:ascii="Times New Roman" w:hAnsi="Times New Roman"/>
-          <w:sz w:val="24"/>
-          <w:szCs w:val="24"/>
-        </w:rPr>
-        <w:t xml:space="preserve">of </w:t>
-      </w:r>
-      <w:r>
-        <w:rPr>
-          <w:rFonts w:ascii="Times New Roman" w:hAnsi="Times New Roman"/>
-          <w:strike/>
-          <w:color w:val="C00000"/>
-          <w:sz w:val="24"/>
-          <w:szCs w:val="24"/>
-        </w:rPr>
-        <w:t xml:space="preserve">the Company. </w:t>
-      </w:r>
-      <w:r>
-        <w:rPr>
-          <w:rFonts w:ascii="Times New Roman" w:hAnsi="Times New Roman"/>
-          <w:color w:val="0645AD"/>
-          <w:u w:val="single"/>
-          <w:sz w:val="24"/>
-          <w:szCs w:val="24"/>
-        </w:rPr>
-        <w:t xml:space="preserve">a Protected Series exceeds current and anticipated needs, including operating expenses, debt service, acquisitions, and reserves, and may distribute any such excess. </w:t>
-      </w:r>
-    </w:p>
-    <w:p>
-      <w:pPr>
-        <w:keepLines/>
-        <w:widowControl/>
-        <w:spacing w:after="160"/>
-        <w:jc w:val="both"/>
-      </w:pPr>
-      <w:r>
-        <w:rPr>
-          <w:rFonts w:ascii="Times New Roman" w:hAnsi="Times New Roman"/>
-          <w:strike/>
-          <w:color w:val="C00000"/>
-          <w:sz w:val="24"/>
-          <w:szCs w:val="24"/>
-        </w:rPr>
-        <w:t xml:space="preserve">5.7 Compensation; Reimbursement; Shared Expenses. The Manager shall serve without salary unless </w:t>
-      </w:r>
-      <w:r>
-        <w:rPr>
-          <w:rFonts w:ascii="Times New Roman" w:hAnsi="Times New Roman"/>
-          <w:color w:val="0645AD"/>
-          <w:u w:val="single"/>
-          <w:sz w:val="24"/>
-          <w:szCs w:val="24"/>
-        </w:rPr>
-        <w:t xml:space="preserve">7.2 Source Limitation. Distributions in respect of </w:t>
-      </w:r>
-      <w:r>
-        <w:rPr>
-          <w:rFonts w:ascii="Times New Roman" w:hAnsi="Times New Roman"/>
-          <w:sz w:val="24"/>
-          <w:szCs w:val="24"/>
-        </w:rPr>
-        <w:t xml:space="preserve">a </w:t>
-      </w:r>
-      <w:r>
-        <w:rPr>
-          <w:rFonts w:ascii="Times New Roman" w:hAnsi="Times New Roman"/>
-          <w:strike/>
-          <w:color w:val="C00000"/>
-          <w:sz w:val="24"/>
-          <w:szCs w:val="24"/>
-        </w:rPr>
-        <w:t xml:space="preserve">Majority in Interest consents in writing to compensation. The Manager and each </w:t>
-      </w:r>
-      <w:r>
-        <w:rPr>
-          <w:rFonts w:ascii="Times New Roman" w:hAnsi="Times New Roman"/>
-          <w:sz w:val="24"/>
-          <w:szCs w:val="24"/>
-        </w:rPr>
-        <w:t xml:space="preserve">Protected Series </w:t>
-      </w:r>
-      <w:r>
-        <w:rPr>
-          <w:rFonts w:ascii="Times New Roman" w:hAnsi="Times New Roman"/>
-          <w:strike/>
-          <w:color w:val="C00000"/>
-          <w:sz w:val="24"/>
-          <w:szCs w:val="24"/>
-        </w:rPr>
-        <w:t xml:space="preserve">Manager </w:t>
-      </w:r>
-      <w:r>
-        <w:rPr>
-          <w:rFonts w:ascii="Times New Roman" w:hAnsi="Times New Roman"/>
-          <w:sz w:val="24"/>
-          <w:szCs w:val="24"/>
-        </w:rPr>
-        <w:t xml:space="preserve">shall be </w:t>
-      </w:r>
-      <w:r>
-        <w:rPr>
-          <w:rFonts w:ascii="Times New Roman" w:hAnsi="Times New Roman"/>
-          <w:strike/>
-          <w:color w:val="C00000"/>
-          <w:sz w:val="24"/>
-          <w:szCs w:val="24"/>
-        </w:rPr>
-        <w:t xml:space="preserve">reimbursed for reasonable expenses properly incurred on behalf </w:t>
-      </w:r>
-      <w:r>
-        <w:rPr>
-          <w:rFonts w:ascii="Times New Roman" w:hAnsi="Times New Roman"/>
-          <w:color w:val="0645AD"/>
-          <w:u w:val="single"/>
-          <w:sz w:val="24"/>
-          <w:szCs w:val="24"/>
-        </w:rPr>
-        <w:t xml:space="preserve">made solely from the Associated Assets of that Protected Series, and solely to the Company; distributions in respect </w:t>
-      </w:r>
-      <w:r>
-        <w:rPr>
-          <w:rFonts w:ascii="Times New Roman" w:hAnsi="Times New Roman"/>
-          <w:sz w:val="24"/>
-          <w:szCs w:val="24"/>
-        </w:rPr>
-        <w:t xml:space="preserve">of the Company </w:t>
-      </w:r>
-      <w:r>
-        <w:rPr>
-          <w:rFonts w:ascii="Times New Roman" w:hAnsi="Times New Roman"/>
-          <w:strike/>
-          <w:color w:val="C00000"/>
-          <w:sz w:val="24"/>
-          <w:szCs w:val="24"/>
-        </w:rPr>
-        <w:t xml:space="preserve">or the applicable Protected Series. Costs and expenses that benefit the Company and one or more Protected Series (including formation and filing fees, registered agent fees, accounting, insurance, and administrative overhead) </w:t>
-      </w:r>
-      <w:r>
-        <w:rPr>
-          <w:rFonts w:ascii="Times New Roman" w:hAnsi="Times New Roman"/>
-          <w:sz w:val="24"/>
-          <w:szCs w:val="24"/>
-        </w:rPr>
-        <w:t xml:space="preserve">shall be </w:t>
-      </w:r>
-      <w:r>
-        <w:rPr>
-          <w:rFonts w:ascii="Times New Roman" w:hAnsi="Times New Roman"/>
-          <w:strike/>
-          <w:color w:val="C00000"/>
-          <w:sz w:val="24"/>
-          <w:szCs w:val="24"/>
-        </w:rPr>
-        <w:t xml:space="preserve">allocated among </w:t>
-      </w:r>
-      <w:r>
-        <w:rPr>
-          <w:rFonts w:ascii="Times New Roman" w:hAnsi="Times New Roman"/>
-          <w:color w:val="0645AD"/>
-          <w:u w:val="single"/>
-          <w:sz w:val="24"/>
-          <w:szCs w:val="24"/>
-        </w:rPr>
-        <w:t xml:space="preserve">made solely from </w:t>
-      </w:r>
-      <w:r>
-        <w:rPr>
-          <w:rFonts w:ascii="Times New Roman" w:hAnsi="Times New Roman"/>
-          <w:sz w:val="24"/>
-          <w:szCs w:val="24"/>
-        </w:rPr>
-        <w:t xml:space="preserve">the </w:t>
-      </w:r>
-      <w:r>
-        <w:rPr>
-          <w:rFonts w:ascii="Times New Roman" w:hAnsi="Times New Roman"/>
-          <w:strike/>
-          <w:color w:val="C00000"/>
-          <w:sz w:val="24"/>
-          <w:szCs w:val="24"/>
-        </w:rPr>
-        <w:t xml:space="preserve">Company and </w:t>
-      </w:r>
-      <w:r>
-        <w:rPr>
-          <w:rFonts w:ascii="Times New Roman" w:hAnsi="Times New Roman"/>
-          <w:color w:val="0645AD"/>
-          <w:u w:val="single"/>
-          <w:sz w:val="24"/>
-          <w:szCs w:val="24"/>
-        </w:rPr>
-        <w:t xml:space="preserve">Associated Assets of </w:t>
-      </w:r>
-      <w:r>
-        <w:rPr>
-          <w:rFonts w:ascii="Times New Roman" w:hAnsi="Times New Roman"/>
-          <w:sz w:val="24"/>
-          <w:szCs w:val="24"/>
-        </w:rPr>
-        <w:t xml:space="preserve">the </w:t>
-      </w:r>
-      <w:r>
-        <w:rPr>
-          <w:rFonts w:ascii="Times New Roman" w:hAnsi="Times New Roman"/>
-          <w:strike/>
-          <w:color w:val="C00000"/>
-          <w:sz w:val="24"/>
-          <w:szCs w:val="24"/>
-        </w:rPr>
-        <w:t xml:space="preserve">Protected Series benefited on a reasonable and consistent basis determined by </w:t>
-      </w:r>
-      <w:r>
-        <w:rPr>
-          <w:rFonts w:ascii="Times New Roman" w:hAnsi="Times New Roman"/>
-          <w:color w:val="0645AD"/>
-          <w:u w:val="single"/>
-          <w:sz w:val="24"/>
-          <w:szCs w:val="24"/>
-        </w:rPr>
-        <w:t xml:space="preserve">Company, to </w:t>
-      </w:r>
-      <w:r>
-        <w:rPr>
-          <w:rFonts w:ascii="Times New Roman" w:hAnsi="Times New Roman"/>
-          <w:sz w:val="24"/>
-          <w:szCs w:val="24"/>
-        </w:rPr>
-        <w:t xml:space="preserve">the </w:t>
-      </w:r>
-      <w:r>
-        <w:rPr>
-          <w:rFonts w:ascii="Times New Roman" w:hAnsi="Times New Roman"/>
-          <w:strike/>
-          <w:color w:val="C00000"/>
-          <w:sz w:val="24"/>
-          <w:szCs w:val="24"/>
-        </w:rPr>
-        <w:t xml:space="preserve">Manager — by specific attribution where practicable and otherwise pro rata or by such other reasonable formula as the Manager adopts — and the allocation </w:t>
-      </w:r>
-      <w:r>
-        <w:rPr>
-          <w:rFonts w:ascii="Times New Roman" w:hAnsi="Times New Roman"/>
-          <w:color w:val="0645AD"/>
-          <w:u w:val="single"/>
-          <w:sz w:val="24"/>
-          <w:szCs w:val="24"/>
-        </w:rPr>
-        <w:t xml:space="preserve">Member. Each distribution </w:t>
-      </w:r>
-      <w:r>
-        <w:rPr>
-          <w:rFonts w:ascii="Times New Roman" w:hAnsi="Times New Roman"/>
-          <w:sz w:val="24"/>
-          <w:szCs w:val="24"/>
-        </w:rPr>
-        <w:t xml:space="preserve">shall be recorded in the records maintained under Article </w:t>
-      </w:r>
-      <w:r>
-        <w:rPr>
-          <w:rFonts w:ascii="Times New Roman" w:hAnsi="Times New Roman"/>
-          <w:strike/>
-          <w:color w:val="C00000"/>
-          <w:sz w:val="24"/>
-          <w:szCs w:val="24"/>
-        </w:rPr>
-        <w:t xml:space="preserve">8. </w:t>
-      </w:r>
-      <w:r>
-        <w:rPr>
-          <w:rFonts w:ascii="Times New Roman" w:hAnsi="Times New Roman"/>
-          <w:color w:val="0645AD"/>
-          <w:u w:val="single"/>
-          <w:sz w:val="24"/>
-          <w:szCs w:val="24"/>
-        </w:rPr>
-        <w:t xml:space="preserve">8, identifying its source. </w:t>
-      </w:r>
-    </w:p>
-    <w:p>
-      <w:pPr>
-        <w:keepLines/>
-        <w:widowControl/>
-        <w:spacing w:after="160"/>
-        <w:jc w:val="both"/>
-      </w:pPr>
-      <w:r>
-        <w:rPr>
-          <w:rFonts w:ascii="Times New Roman" w:hAnsi="Times New Roman"/>
-          <w:strike/>
-          <w:color w:val="C00000"/>
-          <w:sz w:val="24"/>
-          <w:szCs w:val="24"/>
-        </w:rPr>
-        <w:t xml:space="preserve">5.8 Statement of Authority. With the consent of all Members required by Section 5.4(i), the Manager may cause the Company to file with the Department a statement of authority under s. 605.0302, Florida Statutes, stating the authority, or the limitations on the authority, of the Manager, of any Protected Series Manager, or of any person holding a specified position, to transfer or encumber real property held in the name of the Company or of a Protected Series, and may cause a certified copy of that statement to be recorded in the official records of any county in which the real property is located. A statement so filed shall be consistent with this Agreement, and shall be amended or cancelled as necessary to keep it accurate.</w:t>
-      </w:r>
-    </w:p>
-    <w:p>
-      <w:pPr>
-        <w:keepLines/>
-        <w:widowControl/>
-        <w:spacing w:after="160"/>
-        <w:jc w:val="both"/>
-      </w:pPr>
-      <w:r>
-        <w:rPr>
-          <w:rFonts w:ascii="Times New Roman" w:hAnsi="Times New Roman"/>
-          <w:strike/>
-          <w:color w:val="C00000"/>
-          <w:sz w:val="24"/>
-          <w:szCs w:val="24"/>
-        </w:rPr>
-        <w:t xml:space="preserve">5.9 Competition; Other Activities of the Manager. [SELECT THE SAME ALTERNATIVE AS SECTION 4.7]</w:t>
-      </w:r>
-    </w:p>
-    <w:p>
-      <w:pPr>
-        <w:keepLines/>
-        <w:widowControl/>
-        <w:spacing w:after="160"/>
-        <w:jc w:val="both"/>
-      </w:pPr>
-      <w:r>
-        <w:rPr>
-          <w:rFonts w:ascii="Times New Roman" w:hAnsi="Times New Roman"/>
-          <w:strike/>
-          <w:color w:val="C00000"/>
-          <w:sz w:val="24"/>
-          <w:szCs w:val="24"/>
-        </w:rPr>
-        <w:t xml:space="preserve">[ ] Alternative A — Noncompetition. Before the dissolution of the Company, the Manager shall not compete with the Company or with any Protected Series in the conduct of their activities and affairs. This Section does not prohibit the Manager from engaging in any business or venture that does not so compete, and neither the Company, any Protected Series, nor any Member shall have any right in such a venture or its income by virtue of this Agreement.</w:t>
-      </w:r>
-    </w:p>
-    <w:p>
-      <w:pPr>
-        <w:keepLines/>
-        <w:widowControl/>
-        <w:spacing w:after="160"/>
-        <w:jc w:val="both"/>
-      </w:pPr>
-      <w:r>
-        <w:rPr>
-          <w:rFonts w:ascii="Times New Roman" w:hAnsi="Times New Roman"/>
-          <w:strike/>
-          <w:color w:val="C00000"/>
-          <w:sz w:val="24"/>
-          <w:szCs w:val="24"/>
-        </w:rPr>
-        <w:t xml:space="preserve">[ ] Alternative B — Competition Permitted. The Manager may engage in and possess interests in other business ventures of every kind, whether or not competitive with the activities of the Company or of any Protected Series. Engaging in such ventures does not violate this Agreement or any duty under the Act, the Manager is not obligated to offer any business opportunity to the Company, any Protected Series, or any Member, and neither the Company, any Protected Series, nor any Member shall have any right in such ventures or their income by virtue of this Agreement. (Retain the Alternative selected in Section 4.7 and delete the other.)</w:t>
-      </w:r>
-    </w:p>
-    <w:p>
-      <w:pPr>
-        <w:keepLines/>
-        <w:widowControl/>
-        <w:spacing w:after="160"/>
-        <w:jc w:val="both"/>
-      </w:pPr>
-      <w:r>
-        <w:rPr>
-          <w:rFonts w:ascii="Times New Roman" w:hAnsi="Times New Roman"/>
-          <w:strike/>
-          <w:color w:val="C00000"/>
-          <w:sz w:val="24"/>
-          <w:szCs w:val="24"/>
-        </w:rPr>
-        <w:t xml:space="preserve">ARTICLE 6 — CAPITAL; CAPITAL ACCOUNTS</w:t>
-      </w:r>
-    </w:p>
-    <w:p>
-      <w:pPr>
-        <w:keepLines/>
-        <w:widowControl/>
-        <w:spacing w:after="160"/>
-        <w:jc w:val="both"/>
-      </w:pPr>
-      <w:r>
-        <w:rPr>
-          <w:rFonts w:ascii="Times New Roman" w:hAnsi="Times New Roman"/>
-          <w:strike/>
-          <w:color w:val="C00000"/>
-          <w:sz w:val="24"/>
-          <w:szCs w:val="24"/>
-        </w:rPr>
-        <w:t xml:space="preserve">6.1 Initial Contributions. Each Member's contributions to the Company are set forth on Exhibit A. Contributions to a Protected Series are made by the Company and are set forth in the applicable Series Exhibit. Each contribution shall identify whether it is made to the Company or to a specific Protected Series, and shall be deposited to, and recorded in the records of, the recipient. A promise by a Member to make a contribution is enforceable only if set out in a writing signed by the Member.</w:t>
-      </w:r>
-    </w:p>
-    <w:p>
-      <w:pPr>
-        <w:keepLines/>
-        <w:widowControl/>
-        <w:spacing w:after="160"/>
-        <w:jc w:val="both"/>
-      </w:pPr>
-      <w:r>
-        <w:rPr>
-          <w:rFonts w:ascii="Times New Roman" w:hAnsi="Times New Roman"/>
-          <w:strike/>
-          <w:color w:val="C00000"/>
-          <w:sz w:val="24"/>
-          <w:szCs w:val="24"/>
-        </w:rPr>
-        <w:t xml:space="preserve">6.2 Additional Capital Contributions. [OPTIONAL PROVISION — include or omit; see Instructions] Upon the approval of a Majority in Interest, each Member shall have the duty and obligation to contribute additional capital to the Company or to the affected Protected Series, in proportion to the Members' Percentage Interests, in the aggregate amount so approved, payable within thirty (30) days after written notice of the approved call; provided, that unless approved by all Members, no Member shall be required to contribute more than $[CAP] in the aggregate in any calendar year under this Section. This obligation is a material, unperformed, future obligation of each Member within the meaning of Section 11.1. (To omit this provision, replace the text of this Section 6.2 and of Section 6.3 with "[Reserved.]" and replace Section 11.1(a) with "(a) [Reserved.]" — do not renumber any section. If omitted, no Member has any obligation to contribute capital beyond Section 6.1.)</w:t>
-      </w:r>
-    </w:p>
-    <w:p>
-      <w:pPr>
-        <w:keepLines/>
-        <w:widowControl/>
-        <w:spacing w:after="160"/>
-        <w:jc w:val="both"/>
-      </w:pPr>
-      <w:r>
-        <w:rPr>
-          <w:rFonts w:ascii="Times New Roman" w:hAnsi="Times New Roman"/>
-          <w:strike/>
-          <w:color w:val="C00000"/>
-          <w:sz w:val="24"/>
-          <w:szCs w:val="24"/>
-        </w:rPr>
-        <w:t xml:space="preserve">6.3 Failure to Contribute. If a Member fails to pay an additional capital contribution required under Section 6.2 when due, the Company (or the affected Protected Series) may pursue any remedy available at law or in equity for the failure, and in addition, the non-defaulting Members who elect to do so may advance the defaulted amount, in which case the Percentage Interests of the defaulting and advancing Members shall be adjusted to reflect the aggregate capital contributed by each Member following the advance.</w:t>
-      </w:r>
-    </w:p>
-    <w:p>
-      <w:pPr>
-        <w:keepLines/>
-        <w:widowControl/>
-        <w:spacing w:after="160"/>
-        <w:jc w:val="both"/>
-      </w:pPr>
-      <w:r>
-        <w:rPr>
-          <w:rFonts w:ascii="Times New Roman" w:hAnsi="Times New Roman"/>
-          <w:strike/>
-          <w:color w:val="C00000"/>
-          <w:sz w:val="24"/>
-          <w:szCs w:val="24"/>
-        </w:rPr>
-        <w:t xml:space="preserve">6.4 No Interest; No Withdrawal. No interest shall be paid on any contribution. No Member may withdraw or demand the return of any contribution except as this Agreement provides.</w:t>
-      </w:r>
-    </w:p>
-    <w:p>
-      <w:pPr>
-        <w:keepLines/>
-        <w:widowControl/>
-        <w:spacing w:after="160"/>
-        <w:jc w:val="both"/>
-      </w:pPr>
-      <w:r>
-        <w:rPr>
-          <w:rFonts w:ascii="Times New Roman" w:hAnsi="Times New Roman"/>
-          <w:strike/>
-          <w:color w:val="C00000"/>
-          <w:sz w:val="24"/>
-          <w:szCs w:val="24"/>
-        </w:rPr>
-        <w:t xml:space="preserve">6.5 Member Loans. A Member may lend funds to the Company or to a specific Protected Series upon commercially reasonable terms evidenced by a written instrument identifying the borrower. A loan is not a contribution, and shall be an Associated Liability solely of the borrowing Protected Series or of the Company, as applicable.</w:t>
-      </w:r>
-    </w:p>
-    <w:p>
-      <w:pPr>
-        <w:keepLines/>
-        <w:widowControl/>
-        <w:spacing w:after="160"/>
-        <w:jc w:val="both"/>
-      </w:pPr>
-      <w:r>
-        <w:rPr>
-          <w:rFonts w:ascii="Times New Roman" w:hAnsi="Times New Roman"/>
-          <w:strike/>
-          <w:color w:val="C00000"/>
-          <w:sz w:val="24"/>
-          <w:szCs w:val="24"/>
-        </w:rPr>
-        <w:t xml:space="preserve">6.6 Capital Accounts. A capital account shall be established and maintained for each Member reflecting the Member's capital in the Company. Capital accounts shall be maintained in accordance with the capital accounting rules of section 704(b) of the Internal Revenue Code of 1986, as amended (the "Code"), and the Treasury Regulations thereunder, and shall be credited with contributions and allocations of profit and debited with distributions and allocations of loss as so required. A transferee of all or part of a Membership Interest succeeds to the portion of the transferor's capital account (and sub-accounts) attributable to the transferred interest. Nothing in this Agreement creates a deficit restoration obligation or otherwise personally obligates any Member to contribute capital beyond the contributions required by Sections 6.1 and 6.2.</w:t>
-      </w:r>
-    </w:p>
-    <w:p>
-      <w:pPr>
-        <w:keepLines/>
-        <w:widowControl/>
-        <w:spacing w:after="160"/>
-        <w:jc w:val="both"/>
-      </w:pPr>
-      <w:r>
-        <w:rPr>
-          <w:rFonts w:ascii="Times New Roman" w:hAnsi="Times New Roman"/>
-          <w:strike/>
-          <w:color w:val="C00000"/>
-          <w:sz w:val="24"/>
-          <w:szCs w:val="24"/>
-        </w:rPr>
-        <w:t xml:space="preserve">6.7 No Right to Specific Property. No Member has any right to demand or receive any distribution in any specific property of the Company or of any Protected Series.</w:t>
-      </w:r>
-    </w:p>
-    <w:p>
-      <w:pPr>
-        <w:keepLines/>
-        <w:widowControl/>
-        <w:spacing w:after="160"/>
-        <w:jc w:val="both"/>
-      </w:pPr>
-      <w:r>
-        <w:rPr>
-          <w:rFonts w:ascii="Times New Roman" w:hAnsi="Times New Roman"/>
-          <w:strike/>
-          <w:color w:val="C00000"/>
-          <w:sz w:val="24"/>
-          <w:szCs w:val="24"/>
-        </w:rPr>
-        <w:t xml:space="preserve">ARTICLE 7 — ALLOCATIONS AND DISTRIBUTIONS</w:t>
-      </w:r>
-    </w:p>
-    <w:p>
-      <w:pPr>
-        <w:keepLines/>
-        <w:widowControl/>
-        <w:spacing w:after="160"/>
-        <w:jc w:val="both"/>
-      </w:pPr>
-      <w:r>
-        <w:rPr>
-          <w:rFonts w:ascii="Times New Roman" w:hAnsi="Times New Roman"/>
-          <w:strike/>
-          <w:color w:val="C00000"/>
-          <w:sz w:val="24"/>
-          <w:szCs w:val="24"/>
-        </w:rPr>
-        <w:t xml:space="preserve">7.1 Allocations. Profits, losses, and each item of income, gain, loss, deduction, and credit of each Protected Series shall be allocated to the Company as its sole owner, and those of the Company (exclusive of every Protected Series) shall be allocated among the Members in proportion to their Percentage Interests. Notwithstanding the foregoing, allocations shall be made in a manner consistent with the capital-account maintenance rules of section 704(b) of the Code and the Treasury Regulations thereunder — including, to the extent required, a qualified income offset, minimum-gain chargebacks, and limitations on loss allocations that would create or increase an impermissible deficit — and allocations with respect to property contributed with a value different from its adjusted basis shall be made in accordance with section 704(c) of the Code. The Manager shall apply this Section so that the allocations have substantial economic effect and shall resolve questions of application consistently and in good faith.</w:t>
-      </w:r>
-    </w:p>
-    <w:p>
-      <w:pPr>
-        <w:keepLines/>
-        <w:widowControl/>
-        <w:spacing w:after="160"/>
-        <w:jc w:val="both"/>
-      </w:pPr>
-      <w:r>
-        <w:rPr>
-          <w:rFonts w:ascii="Times New Roman" w:hAnsi="Times New Roman"/>
-          <w:strike/>
-          <w:color w:val="C00000"/>
-          <w:sz w:val="24"/>
-          <w:szCs w:val="24"/>
-        </w:rPr>
-        <w:t xml:space="preserve">7.2 Distributions. The Manager (or, as to a Protected Series, its Protected Series Manager) may from time to time determine the extent to which cash on hand of the Company or of a Protected Series exceeds current and anticipated needs, including operating expenses, debt service, acquisitions, and reserves, and may distribute any such excess. Distributions in respect of a Protected Series shall be made solely from the Associated Assets of that Protected Series, and solely to the Company; distributions in respect of the Company shall be made solely from the Associated Assets of the Company, to the Members in proportion to their Percentage Interests. Each distribution shall be recorded in the records maintained under Article 8, identifying its source.</w:t>
-      </w:r>
-    </w:p>
-    <w:p>
-      <w:pPr>
-        <w:keepLines/>
-        <w:widowControl/>
-        <w:spacing w:after="160"/>
-        <w:jc w:val="both"/>
-      </w:pPr>
-      <w:r>
-        <w:rPr>
-          <w:rFonts w:ascii="Times New Roman" w:hAnsi="Times New Roman"/>
-          <w:strike/>
-          <w:color w:val="C00000"/>
-          <w:sz w:val="24"/>
-          <w:szCs w:val="24"/>
-        </w:rPr>
-        <w:t xml:space="preserve">7.3 Tax Distributions. To the extent of available cash of the Company or the applicable Protected Series, the Manager may make distributions intended to enable each Member to satisfy federal and state income tax liabilities attributable to the Member's distributive share of income, and is authorized to pay any such amount directly to the government agency responsible for collection of the tax on the Member's behalf. A tax distribution funded from the Associated Assets of a Protected Series shall be made by that Protected Series to the Company and distributed by the Company to the Members, and is treated as an advance against later distributions under Section 7.2.</w:t>
-      </w:r>
-    </w:p>
-    <w:p>
-      <w:pPr>
-        <w:keepLines/>
-        <w:widowControl/>
-        <w:spacing w:after="160"/>
-        <w:jc w:val="both"/>
-      </w:pPr>
-      <w:r>
-        <w:rPr>
-          <w:rFonts w:ascii="Times New Roman" w:hAnsi="Times New Roman"/>
-          <w:b/>
-          <w:sz w:val="24"/>
-          <w:szCs w:val="24"/>
-        </w:rPr>
-        <w:t xml:space="preserve">ARTICLE 8 — RECORDS</w:t>
-      </w:r>
-    </w:p>
-    <w:p>
-      <w:pPr>
-        <w:keepLines/>
-        <w:widowControl/>
-        <w:spacing w:after="160"/>
-        <w:jc w:val="both"/>
-      </w:pPr>
-      <w:r>
-        <w:rPr>
-          <w:rFonts w:ascii="Times New Roman" w:hAnsi="Times New Roman"/>
-          <w:sz w:val="24"/>
-          <w:szCs w:val="24"/>
-        </w:rPr>
-        <w:t xml:space="preserve">8.1 Records. The Manager shall maintain, for the Company and for each Protected Series, the records described in this Article. </w:t>
-      </w:r>
-      <w:r>
-        <w:rPr>
-          <w:rFonts w:ascii="Times New Roman" w:hAnsi="Times New Roman"/>
-          <w:strike/>
-          <w:color w:val="C00000"/>
-          <w:sz w:val="24"/>
-          <w:szCs w:val="24"/>
-        </w:rPr>
-        <w:t xml:space="preserve">Members' inspection rights are as stated in Section 4.10. </w:t>
-      </w:r>
-    </w:p>
-    <w:p>
-      <w:pPr>
-        <w:keepLines/>
-        <w:widowControl/>
-        <w:spacing w:after="160"/>
-        <w:jc w:val="both"/>
-      </w:pPr>
-      <w:r>
-        <w:rPr>
-          <w:rFonts w:ascii="Times New Roman" w:hAnsi="Times New Roman"/>
-          <w:sz w:val="24"/>
-          <w:szCs w:val="24"/>
-        </w:rPr>
-        <w:t xml:space="preserve">8.2 Asset Association Records. The Manager shall create and maintain, and shall cause each Protected Series Manager to create and maintain, records that state the name of the Company or of the applicable Protected Series and describe each of its assets with sufficient specificity to permit a disinterested, reasonable individual to:</w:t>
-      </w:r>
-    </w:p>
-    <w:p>
-      <w:pPr>
-        <w:keepLines/>
-        <w:widowControl/>
-        <w:spacing w:after="160"/>
-        <w:jc w:val="both"/>
-      </w:pPr>
-      <w:r>
-        <w:rPr>
-          <w:rFonts w:ascii="Times New Roman" w:hAnsi="Times New Roman"/>
-          <w:sz w:val="24"/>
-          <w:szCs w:val="24"/>
-        </w:rPr>
-        <w:t xml:space="preserve">(a) identify the asset and distinguish it from any other asset of the Company, of that Protected Series, and of every other Protected Series;</w:t>
-      </w:r>
-    </w:p>
-    <w:p>
-      <w:pPr>
-        <w:keepLines/>
-        <w:widowControl/>
-        <w:spacing w:after="160"/>
-        <w:jc w:val="both"/>
-      </w:pPr>
-      <w:r>
-        <w:rPr>
-          <w:rFonts w:ascii="Times New Roman" w:hAnsi="Times New Roman"/>
-          <w:sz w:val="24"/>
-          <w:szCs w:val="24"/>
-        </w:rPr>
-        <w:t xml:space="preserve">(b) determine when and from which person the asset was acquired, or how the asset otherwise became an asset of the Company or that Protected Series; and</w:t>
-      </w:r>
-    </w:p>
-    <w:p>
-      <w:pPr>
-        <w:keepLines/>
-        <w:widowControl/>
-        <w:spacing w:after="160"/>
-        <w:jc w:val="both"/>
-      </w:pPr>
-      <w:r>
-        <w:rPr>
-          <w:rFonts w:ascii="Times New Roman" w:hAnsi="Times New Roman"/>
-          <w:sz w:val="24"/>
-          <w:szCs w:val="24"/>
-        </w:rPr>
-        <w:t xml:space="preserve">(c) for any asset acquired from the Company or from another Protected Series, determine the consideration paid, the payor, and the payee.</w:t>
-      </w:r>
-    </w:p>
-    <w:p>
-      <w:pPr>
-        <w:keepLines/>
-        <w:widowControl/>
-        <w:spacing w:after="160"/>
-        <w:jc w:val="both"/>
-      </w:pPr>
-      <w:r>
-        <w:rPr>
-          <w:rFonts w:ascii="Times New Roman" w:hAnsi="Times New Roman"/>
-          <w:sz w:val="24"/>
-          <w:szCs w:val="24"/>
-        </w:rPr>
-        <w:t xml:space="preserve">Records may be organized by specific listing, category, type, quantity, or computational or allocative formula or procedure (including a percentage or share of any asset), or in any other reasonable manner, consistent with s. 605.2301(4), Florida Statutes, provided the standard of this Section is met.</w:t>
-      </w:r>
-    </w:p>
-    <w:p>
-      <w:pPr>
-        <w:keepLines/>
-        <w:widowControl/>
-        <w:spacing w:after="160"/>
-        <w:jc w:val="both"/>
-      </w:pPr>
-      <w:r>
-        <w:rPr>
-          <w:rFonts w:ascii="Times New Roman" w:hAnsi="Times New Roman"/>
-          <w:sz w:val="24"/>
-          <w:szCs w:val="24"/>
-        </w:rPr>
-        <w:t xml:space="preserve">8.3 Real Property. A properly recorded instrument naming the acquiring or conveying Protected Series (by its full statutory name) or the Company, as applicable, serves as an association record and is conclusive of the signer's authority in favor of a person giving value without knowledge of a lack of authority (ss. 605.2301(2)(b) and 605.2301(3)(b), Florida Statutes). Where an interest in real property is held through a representative, nominee, or similar arrangement as permitted by s. 605.2301(5), Florida Statutes, the arrangement shall be documented under Section 8.4, and the association of the interest shall be established by those records.</w:t>
-      </w:r>
-    </w:p>
-    <w:p>
-      <w:pPr>
-        <w:keepLines/>
-        <w:widowControl/>
-        <w:spacing w:after="160"/>
-        <w:jc w:val="both"/>
-      </w:pPr>
-      <w:r>
-        <w:rPr>
-          <w:rFonts w:ascii="Times New Roman" w:hAnsi="Times New Roman"/>
-          <w:sz w:val="24"/>
-          <w:szCs w:val="24"/>
-        </w:rPr>
-        <w:t xml:space="preserve">8.4 Holding Associated Assets. An Associated Asset may be held directly, or indirectly through a representative, nominee, or similar arrangement, as permitted by s. 605.2301(5), Florida Statutes. Any such indirect arrangement shall be documented in the records maintained under this Article, identifying the holder, the Protected Series or the Company for which the asset is held, and the date the arrangement began. No property of the Company or of any Protected Series shall be held in the individual name of </w:t>
-      </w:r>
-      <w:r>
-        <w:rPr>
-          <w:rFonts w:ascii="Times New Roman" w:hAnsi="Times New Roman"/>
-          <w:strike/>
-          <w:color w:val="C00000"/>
-          <w:sz w:val="24"/>
-          <w:szCs w:val="24"/>
-        </w:rPr>
-        <w:t xml:space="preserve">any </w:t>
-      </w:r>
-      <w:r>
-        <w:rPr>
-          <w:rFonts w:ascii="Times New Roman" w:hAnsi="Times New Roman"/>
-          <w:color w:val="0645AD"/>
-          <w:u w:val="single"/>
-          <w:sz w:val="24"/>
-          <w:szCs w:val="24"/>
-        </w:rPr>
-        <w:t xml:space="preserve">the </w:t>
-      </w:r>
-      <w:r>
-        <w:rPr>
-          <w:rFonts w:ascii="Times New Roman" w:hAnsi="Times New Roman"/>
-          <w:sz w:val="24"/>
-          <w:szCs w:val="24"/>
-        </w:rPr>
-        <w:t xml:space="preserve">Member or the Manager other than under an arrangement documented under this Section. </w:t>
-      </w:r>
-    </w:p>
-    <w:p>
-      <w:pPr>
-        <w:keepLines/>
-        <w:widowControl/>
-        <w:spacing w:after="160"/>
-        <w:jc w:val="both"/>
-      </w:pPr>
-      <w:r>
-        <w:rPr>
-          <w:rFonts w:ascii="Times New Roman" w:hAnsi="Times New Roman"/>
-          <w:sz w:val="24"/>
-          <w:szCs w:val="24"/>
-        </w:rPr>
-        <w:t xml:space="preserve">8.5 Standing Association Rules; Savings Provisions.</w:t>
-      </w:r>
-    </w:p>
-    <w:p>
-      <w:pPr>
-        <w:keepLines/>
-        <w:widowControl/>
-        <w:spacing w:after="160"/>
-        <w:jc w:val="both"/>
-      </w:pPr>
-      <w:r>
-        <w:rPr>
-          <w:rFonts w:ascii="Times New Roman" w:hAnsi="Times New Roman"/>
-          <w:sz w:val="24"/>
-          <w:szCs w:val="24"/>
-        </w:rPr>
-        <w:t xml:space="preserve">(a) Association; interpretation. Section 605.2301, Florida Statutes, requires records, not any particular record: it is satisfied by records that, read together, permit a disinterested, reasonable individual to make the determinations described in Section 8.2, and s. 605.2301(4), Florida Statutes, permits those records to be organized by specific listing, category, type, quantity, or computational or allocative formula or procedure, or in any other reasonable manner. As used in this Article, "record" has the meaning given in s. 605.0102(59), Florida Statutes, and shall be construed broadly to include anything of any type, kind, or nature that could reasonably associate an asset, debt, or any other thing with a Protected Series or the Company. Accordingly: (i) this Agreement, each Series Exhibit, each asset schedule, and the account, titling, tax, insurance, and transaction records of the Company or of a Protected Series are records within the meaning of s. 605.2301, Florida Statutes, may be read together and in combination to satisfy its requirements, and no single document, form, or sequence is required; (ii) an asset is an Associated Asset of the Company or of the Protected Series that any such record identifies, from the date the asset was acquired or otherwise became an asset; (iii) association established by any record is not defeated by the absence or incompleteness of any other record; (iv) the standing rules in paragraph (b) are a procedure adopted under s. 605.2301(4), Florida Statutes, and apply to every asset they reach, whether or not any other record exists; and (v) where the records permit more than one reading, the reading that associates an asset with the Company or Protected Series that acquired, holds, or uses it controls. This Agreement shall be interpreted and applied to give the fullest effect permitted by law to the association of assets under this Article, to the separateness of the Company and of each Protected Series, and to the limitations of liability described in Section 3.3.</w:t>
-      </w:r>
-    </w:p>
-    <w:p>
-      <w:pPr>
-        <w:keepLines/>
-        <w:widowControl/>
-        <w:spacing w:after="160"/>
-        <w:jc w:val="both"/>
-      </w:pPr>
-      <w:r>
-        <w:rPr>
-          <w:rFonts w:ascii="Times New Roman" w:hAnsi="Times New Roman"/>
-          <w:sz w:val="24"/>
-          <w:szCs w:val="24"/>
-        </w:rPr>
-        <w:t xml:space="preserve">(b) Standing association rules. As a standing procedure adopted pursuant to s. 605.2301(4), Florida Statutes, and without limiting any other record: (i) an asset acquired by an instrument naming a Protected Series, or titled in the name of a Protected Series, is an Associated Asset of that Protected Series from the date of acquisition; (ii) an asset acquired with consideration paid from a deposit account of a Protected Series is an Associated Asset of that Protected Series; (iii) funds on deposit in an account established in the name of a Protected Series, and interest thereon, are Associated Assets of that Protected Series; (iv) the income, rents, profits, proceeds, and products of, the insurance proceeds relating to, and every replacement or substitution for, an Associated Asset are Associated Assets of the same person; and (v) every asset acquired in the name of the Company, and every asset not associated with a Protected Series under clauses (i) through (iv) or under any other record maintained under this Article, is an Associated Asset of the Company.</w:t>
-      </w:r>
-    </w:p>
-    <w:p>
-      <w:pPr>
-        <w:keepLines/>
-        <w:widowControl/>
-        <w:spacing w:after="160"/>
-        <w:jc w:val="both"/>
-      </w:pPr>
-      <w:r>
-        <w:rPr>
-          <w:rFonts w:ascii="Times New Roman" w:hAnsi="Times New Roman"/>
-          <w:sz w:val="24"/>
-          <w:szCs w:val="24"/>
-        </w:rPr>
-        <w:t xml:space="preserve">(c) Correction of records. The Manager may, and upon discovery of any inaccuracy or omission shall, supplement or correct any record maintained under this Article so that it accurately reflects the association of assets and liabilities, and records as so supplemented or corrected shall be given effect to the fullest extent permitted by law. A record supplemented or corrected under this paragraph relates back to, and is given effect from, the date of the record it supplements or corrects, to the fullest extent permitted by law.</w:t>
-      </w:r>
-    </w:p>
-    <w:p>
-      <w:pPr>
-        <w:keepLines/>
-        <w:widowControl/>
-        <w:spacing w:after="160"/>
-        <w:jc w:val="both"/>
-      </w:pPr>
-      <w:r>
-        <w:rPr>
-          <w:rFonts w:ascii="Times New Roman" w:hAnsi="Times New Roman"/>
-          <w:sz w:val="24"/>
-          <w:szCs w:val="24"/>
-        </w:rPr>
-        <w:t xml:space="preserve">(d) Reformation; severability in favor of association and separateness. If any provision of this Agreement or of any Series Exhibit, or any act taken under either, would otherwise be construed to impair the association of an asset under this Article, the separateness of the Company or of any Protected Series, or the limitations of liability described in Section 3.3, this Agreement shall be applied and, to the minimum extent necessary, deemed modified so as to preserve them, and the provision or act shall be given effect as so modified from the time it was made. To the extent a provision cannot be so conformed, it is null and void ab initio and shall be given no force or effect for any purpose, and every other provision of this Agreement and of each Series Exhibit remains in full force.</w:t>
-      </w:r>
-    </w:p>
-    <w:p>
-      <w:pPr>
-        <w:keepLines/>
-        <w:widowControl/>
-        <w:spacing w:after="160"/>
-        <w:jc w:val="both"/>
-      </w:pPr>
-      <w:r>
-        <w:rPr>
-          <w:rFonts w:ascii="Times New Roman" w:hAnsi="Times New Roman"/>
-          <w:b/>
-          <w:sz w:val="24"/>
-          <w:szCs w:val="24"/>
-        </w:rPr>
-        <w:t xml:space="preserve">ARTICLE 9 — TAX MATTERS</w:t>
-      </w:r>
-    </w:p>
-    <w:p>
-      <w:pPr>
-        <w:keepLines/>
-        <w:widowControl/>
-        <w:spacing w:after="160"/>
-        <w:jc w:val="both"/>
-      </w:pPr>
-      <w:r>
-        <w:rPr>
-          <w:rFonts w:ascii="Times New Roman" w:hAnsi="Times New Roman"/>
-          <w:sz w:val="24"/>
-          <w:szCs w:val="24"/>
-        </w:rPr>
-        <w:t xml:space="preserve">9.1 Intended Classification. It is intended that the Company be </w:t>
-      </w:r>
-      <w:r>
-        <w:rPr>
-          <w:rFonts w:ascii="Times New Roman" w:hAnsi="Times New Roman"/>
-          <w:strike/>
-          <w:color w:val="C00000"/>
-          <w:sz w:val="24"/>
-          <w:szCs w:val="24"/>
-        </w:rPr>
-        <w:t xml:space="preserve">classified </w:t>
-      </w:r>
-      <w:r>
-        <w:rPr>
-          <w:rFonts w:ascii="Times New Roman" w:hAnsi="Times New Roman"/>
-          <w:color w:val="0645AD"/>
-          <w:u w:val="single"/>
-          <w:sz w:val="24"/>
-          <w:szCs w:val="24"/>
-        </w:rPr>
-        <w:t xml:space="preserve">disregarded </w:t>
-      </w:r>
-      <w:r>
-        <w:rPr>
-          <w:rFonts w:ascii="Times New Roman" w:hAnsi="Times New Roman"/>
-          <w:sz w:val="24"/>
-          <w:szCs w:val="24"/>
-        </w:rPr>
-        <w:t xml:space="preserve">as </w:t>
-      </w:r>
-      <w:r>
-        <w:rPr>
-          <w:rFonts w:ascii="Times New Roman" w:hAnsi="Times New Roman"/>
-          <w:strike/>
-          <w:color w:val="C00000"/>
-          <w:sz w:val="24"/>
-          <w:szCs w:val="24"/>
-        </w:rPr>
-        <w:t xml:space="preserve">a partnership </w:t>
-      </w:r>
-      <w:r>
-        <w:rPr>
-          <w:rFonts w:ascii="Times New Roman" w:hAnsi="Times New Roman"/>
-          <w:color w:val="0645AD"/>
-          <w:u w:val="single"/>
-          <w:sz w:val="24"/>
-          <w:szCs w:val="24"/>
-        </w:rPr>
-        <w:t xml:space="preserve">an entity separate from the Member </w:t>
-      </w:r>
-      <w:r>
-        <w:rPr>
-          <w:rFonts w:ascii="Times New Roman" w:hAnsi="Times New Roman"/>
-          <w:sz w:val="24"/>
-          <w:szCs w:val="24"/>
-        </w:rPr>
-        <w:t xml:space="preserve">for federal income tax </w:t>
-      </w:r>
-      <w:r>
-        <w:rPr>
-          <w:rFonts w:ascii="Times New Roman" w:hAnsi="Times New Roman"/>
-          <w:strike/>
-          <w:color w:val="C00000"/>
-          <w:sz w:val="24"/>
-          <w:szCs w:val="24"/>
-        </w:rPr>
-        <w:t xml:space="preserve">purposes, as federal tax law provides. </w:t>
-      </w:r>
-      <w:r>
-        <w:rPr>
-          <w:rFonts w:ascii="Times New Roman" w:hAnsi="Times New Roman"/>
-          <w:color w:val="0645AD"/>
-          <w:u w:val="single"/>
-          <w:sz w:val="24"/>
-          <w:szCs w:val="24"/>
-        </w:rPr>
-        <w:t xml:space="preserve">purposes. </w:t>
-      </w:r>
-      <w:r>
-        <w:rPr>
-          <w:rFonts w:ascii="Times New Roman" w:hAnsi="Times New Roman"/>
-          <w:sz w:val="24"/>
-          <w:szCs w:val="24"/>
-        </w:rPr>
-        <w:t xml:space="preserve">Each Protected Series is wholly owned by the Company. If a Protected Series is treated as an entity separate from the Company for federal income tax purposes, it is intended that the Protected Series be disregarded as an entity separate from its </w:t>
-      </w:r>
-      <w:r>
-        <w:rPr>
-          <w:rFonts w:ascii="Times New Roman" w:hAnsi="Times New Roman"/>
-          <w:strike/>
-          <w:color w:val="C00000"/>
-          <w:sz w:val="24"/>
-          <w:szCs w:val="24"/>
-        </w:rPr>
-        <w:t xml:space="preserve">owner, so that its </w:t>
-      </w:r>
-      <w:r>
-        <w:rPr>
-          <w:rFonts w:ascii="Times New Roman" w:hAnsi="Times New Roman"/>
-          <w:color w:val="0645AD"/>
-          <w:u w:val="single"/>
-          <w:sz w:val="24"/>
-          <w:szCs w:val="24"/>
-        </w:rPr>
-        <w:t xml:space="preserve">owner. Accordingly, all </w:t>
-      </w:r>
-      <w:r>
-        <w:rPr>
-          <w:rFonts w:ascii="Times New Roman" w:hAnsi="Times New Roman"/>
-          <w:sz w:val="24"/>
-          <w:szCs w:val="24"/>
-        </w:rPr>
-        <w:t xml:space="preserve">items of income, gain, loss, deduction, and credit </w:t>
-      </w:r>
-      <w:r>
-        <w:rPr>
-          <w:rFonts w:ascii="Times New Roman" w:hAnsi="Times New Roman"/>
-          <w:strike/>
-          <w:color w:val="C00000"/>
-          <w:sz w:val="24"/>
-          <w:szCs w:val="24"/>
-        </w:rPr>
-        <w:t xml:space="preserve">are reported by the Company. No member </w:t>
-      </w:r>
-      <w:r>
-        <w:rPr>
-          <w:rFonts w:ascii="Times New Roman" w:hAnsi="Times New Roman"/>
-          <w:sz w:val="24"/>
-          <w:szCs w:val="24"/>
-        </w:rPr>
-        <w:t xml:space="preserve">of the Company </w:t>
-      </w:r>
-      <w:r>
-        <w:rPr>
-          <w:rFonts w:ascii="Times New Roman" w:hAnsi="Times New Roman"/>
-          <w:strike/>
-          <w:color w:val="C00000"/>
-          <w:sz w:val="24"/>
-          <w:szCs w:val="24"/>
-        </w:rPr>
-        <w:t xml:space="preserve">shall take a position inconsistent with this Section on any return without </w:t>
-      </w:r>
-      <w:r>
-        <w:rPr>
-          <w:rFonts w:ascii="Times New Roman" w:hAnsi="Times New Roman"/>
-          <w:color w:val="0645AD"/>
-          <w:u w:val="single"/>
-          <w:sz w:val="24"/>
-          <w:szCs w:val="24"/>
-        </w:rPr>
-        <w:t xml:space="preserve">and of each Protected Series are reported directly by </w:t>
-      </w:r>
-      <w:r>
-        <w:rPr>
-          <w:rFonts w:ascii="Times New Roman" w:hAnsi="Times New Roman"/>
-          <w:sz w:val="24"/>
-          <w:szCs w:val="24"/>
-        </w:rPr>
-        <w:t xml:space="preserve">the </w:t>
-      </w:r>
-      <w:r>
-        <w:rPr>
-          <w:rFonts w:ascii="Times New Roman" w:hAnsi="Times New Roman"/>
-          <w:strike/>
-          <w:color w:val="C00000"/>
-          <w:sz w:val="24"/>
-          <w:szCs w:val="24"/>
-        </w:rPr>
-        <w:t xml:space="preserve">written consent of all members. </w:t>
-      </w:r>
-      <w:r>
-        <w:rPr>
-          <w:rFonts w:ascii="Times New Roman" w:hAnsi="Times New Roman"/>
-          <w:color w:val="0645AD"/>
-          <w:u w:val="single"/>
-          <w:sz w:val="24"/>
-          <w:szCs w:val="24"/>
-        </w:rPr>
-        <w:t xml:space="preserve">Member. </w:t>
-      </w:r>
-    </w:p>
-    <w:p>
-      <w:pPr>
-        <w:keepLines/>
-        <w:widowControl/>
-        <w:spacing w:after="160"/>
-        <w:jc w:val="both"/>
-      </w:pPr>
-      <w:r>
-        <w:rPr>
-          <w:rFonts w:ascii="Times New Roman" w:hAnsi="Times New Roman"/>
-          <w:sz w:val="24"/>
-          <w:szCs w:val="24"/>
-        </w:rPr>
-        <w:t xml:space="preserve">9.2 Tax </w:t>
-      </w:r>
-      <w:r>
-        <w:rPr>
-          <w:rFonts w:ascii="Times New Roman" w:hAnsi="Times New Roman"/>
-          <w:strike/>
-          <w:color w:val="C00000"/>
-          <w:sz w:val="24"/>
-          <w:szCs w:val="24"/>
-        </w:rPr>
-        <w:t xml:space="preserve">Returns; Information. </w:t>
-      </w:r>
-      <w:r>
-        <w:rPr>
-          <w:rFonts w:ascii="Times New Roman" w:hAnsi="Times New Roman"/>
-          <w:color w:val="0645AD"/>
-          <w:u w:val="single"/>
-          <w:sz w:val="24"/>
-          <w:szCs w:val="24"/>
-        </w:rPr>
-        <w:t xml:space="preserve">Filings and Elections. </w:t>
-      </w:r>
-      <w:r>
-        <w:rPr>
-          <w:rFonts w:ascii="Times New Roman" w:hAnsi="Times New Roman"/>
-          <w:sz w:val="24"/>
-          <w:szCs w:val="24"/>
-        </w:rPr>
-        <w:t xml:space="preserve">The Manager shall </w:t>
-      </w:r>
-      <w:r>
-        <w:rPr>
-          <w:rFonts w:ascii="Times New Roman" w:hAnsi="Times New Roman"/>
-          <w:color w:val="0645AD"/>
-          <w:u w:val="single"/>
-          <w:sz w:val="24"/>
-          <w:szCs w:val="24"/>
-        </w:rPr>
-        <w:t xml:space="preserve">make, or </w:t>
-      </w:r>
-      <w:r>
-        <w:rPr>
-          <w:rFonts w:ascii="Times New Roman" w:hAnsi="Times New Roman"/>
-          <w:sz w:val="24"/>
-          <w:szCs w:val="24"/>
-        </w:rPr>
-        <w:t xml:space="preserve">cause to be </w:t>
-      </w:r>
-      <w:r>
-        <w:rPr>
-          <w:rFonts w:ascii="Times New Roman" w:hAnsi="Times New Roman"/>
-          <w:strike/>
-          <w:color w:val="C00000"/>
-          <w:sz w:val="24"/>
-          <w:szCs w:val="24"/>
-        </w:rPr>
-        <w:t xml:space="preserve">prepared and filed </w:t>
-      </w:r>
-      <w:r>
-        <w:rPr>
-          <w:rFonts w:ascii="Times New Roman" w:hAnsi="Times New Roman"/>
-          <w:color w:val="0645AD"/>
-          <w:u w:val="single"/>
-          <w:sz w:val="24"/>
-          <w:szCs w:val="24"/>
-        </w:rPr>
-        <w:t xml:space="preserve">made, </w:t>
-      </w:r>
-      <w:r>
-        <w:rPr>
-          <w:rFonts w:ascii="Times New Roman" w:hAnsi="Times New Roman"/>
-          <w:sz w:val="24"/>
-          <w:szCs w:val="24"/>
-        </w:rPr>
-        <w:t xml:space="preserve">all tax </w:t>
-      </w:r>
-      <w:r>
-        <w:rPr>
-          <w:rFonts w:ascii="Times New Roman" w:hAnsi="Times New Roman"/>
-          <w:strike/>
-          <w:color w:val="C00000"/>
-          <w:sz w:val="24"/>
-          <w:szCs w:val="24"/>
-        </w:rPr>
-        <w:t xml:space="preserve">returns </w:t>
-      </w:r>
-      <w:r>
-        <w:rPr>
-          <w:rFonts w:ascii="Times New Roman" w:hAnsi="Times New Roman"/>
-          <w:color w:val="0645AD"/>
-          <w:u w:val="single"/>
-          <w:sz w:val="24"/>
-          <w:szCs w:val="24"/>
-        </w:rPr>
-        <w:t xml:space="preserve">filings </w:t>
-      </w:r>
-      <w:r>
-        <w:rPr>
-          <w:rFonts w:ascii="Times New Roman" w:hAnsi="Times New Roman"/>
-          <w:sz w:val="24"/>
-          <w:szCs w:val="24"/>
-        </w:rPr>
-        <w:t xml:space="preserve">required of the Company </w:t>
-      </w:r>
-      <w:r>
-        <w:rPr>
-          <w:rFonts w:ascii="Times New Roman" w:hAnsi="Times New Roman"/>
-          <w:color w:val="0645AD"/>
-          <w:u w:val="single"/>
-          <w:sz w:val="24"/>
-          <w:szCs w:val="24"/>
-        </w:rPr>
-        <w:t xml:space="preserve">or of any Protected Series </w:t>
-      </w:r>
-      <w:r>
-        <w:rPr>
-          <w:rFonts w:ascii="Times New Roman" w:hAnsi="Times New Roman"/>
-          <w:sz w:val="24"/>
-          <w:szCs w:val="24"/>
-        </w:rPr>
-        <w:t xml:space="preserve">and </w:t>
-      </w:r>
-      <w:r>
-        <w:rPr>
-          <w:rFonts w:ascii="Times New Roman" w:hAnsi="Times New Roman"/>
-          <w:color w:val="0645AD"/>
-          <w:u w:val="single"/>
-          <w:sz w:val="24"/>
-          <w:szCs w:val="24"/>
-        </w:rPr>
-        <w:t xml:space="preserve">may make any tax election the Manager determines to be in the best interests </w:t>
-      </w:r>
-      <w:r>
-        <w:rPr>
-          <w:rFonts w:ascii="Times New Roman" w:hAnsi="Times New Roman"/>
-          <w:sz w:val="24"/>
-          <w:szCs w:val="24"/>
-        </w:rPr>
-        <w:t xml:space="preserve">of </w:t>
-      </w:r>
-      <w:r>
-        <w:rPr>
-          <w:rFonts w:ascii="Times New Roman" w:hAnsi="Times New Roman"/>
-          <w:strike/>
-          <w:color w:val="C00000"/>
-          <w:sz w:val="24"/>
-          <w:szCs w:val="24"/>
-        </w:rPr>
-        <w:t xml:space="preserve">each Protected Series, if necessary or required, and shall deliver to each </w:t>
-      </w:r>
-      <w:r>
-        <w:rPr>
-          <w:rFonts w:ascii="Times New Roman" w:hAnsi="Times New Roman"/>
-          <w:color w:val="0645AD"/>
-          <w:u w:val="single"/>
-          <w:sz w:val="24"/>
-          <w:szCs w:val="24"/>
-        </w:rPr>
-        <w:t xml:space="preserve">the </w:t>
-      </w:r>
-      <w:r>
-        <w:rPr>
-          <w:rFonts w:ascii="Times New Roman" w:hAnsi="Times New Roman"/>
-          <w:sz w:val="24"/>
-          <w:szCs w:val="24"/>
-        </w:rPr>
-        <w:t xml:space="preserve">Member, </w:t>
-      </w:r>
-      <w:r>
-        <w:rPr>
-          <w:rFonts w:ascii="Times New Roman" w:hAnsi="Times New Roman"/>
-          <w:strike/>
-          <w:color w:val="C00000"/>
-          <w:sz w:val="24"/>
-          <w:szCs w:val="24"/>
-        </w:rPr>
-        <w:t xml:space="preserve">after the end of each fiscal year, the tax information (including Schedule K-1s, where applicable) necessary for the Member's returns. </w:t>
-      </w:r>
-      <w:r>
-        <w:rPr>
-          <w:rFonts w:ascii="Times New Roman" w:hAnsi="Times New Roman"/>
-          <w:color w:val="0645AD"/>
-          <w:u w:val="single"/>
-          <w:sz w:val="24"/>
-          <w:szCs w:val="24"/>
-        </w:rPr>
-        <w:t xml:space="preserve">consistent with Section 9.1. </w:t>
-      </w:r>
-    </w:p>
-    <w:p>
-      <w:pPr>
-        <w:keepLines/>
-        <w:widowControl/>
-        <w:spacing w:after="160"/>
-        <w:jc w:val="both"/>
-      </w:pPr>
-      <w:r>
-        <w:rPr>
-          <w:rFonts w:ascii="Times New Roman" w:hAnsi="Times New Roman"/>
-          <w:sz w:val="24"/>
-          <w:szCs w:val="24"/>
-        </w:rPr>
-        <w:t xml:space="preserve">9.3 </w:t>
-      </w:r>
-      <w:r>
-        <w:rPr>
-          <w:rFonts w:ascii="Times New Roman" w:hAnsi="Times New Roman"/>
-          <w:strike/>
-          <w:color w:val="C00000"/>
-          <w:sz w:val="24"/>
-          <w:szCs w:val="24"/>
-        </w:rPr>
-        <w:t xml:space="preserve">Partnership Representative. </w:t>
-      </w:r>
-      <w:r>
-        <w:rPr>
-          <w:rFonts w:ascii="Times New Roman" w:hAnsi="Times New Roman"/>
-          <w:color w:val="0645AD"/>
-          <w:u w:val="single"/>
-          <w:sz w:val="24"/>
-          <w:szCs w:val="24"/>
-        </w:rPr>
-        <w:t xml:space="preserve">Fiscal Year. </w:t>
-      </w:r>
-      <w:r>
-        <w:rPr>
-          <w:rFonts w:ascii="Times New Roman" w:hAnsi="Times New Roman"/>
-          <w:sz w:val="24"/>
-          <w:szCs w:val="24"/>
-        </w:rPr>
-        <w:t xml:space="preserve">The </w:t>
-      </w:r>
-      <w:r>
-        <w:rPr>
-          <w:rFonts w:ascii="Times New Roman" w:hAnsi="Times New Roman"/>
-          <w:strike/>
-          <w:color w:val="C00000"/>
-          <w:sz w:val="24"/>
-          <w:szCs w:val="24"/>
-        </w:rPr>
-        <w:t xml:space="preserve">Manager (or a person the Manager designates) shall serve as the "partnership representative" within the meaning </w:t>
-      </w:r>
-      <w:r>
-        <w:rPr>
-          <w:rFonts w:ascii="Times New Roman" w:hAnsi="Times New Roman"/>
-          <w:color w:val="0645AD"/>
-          <w:u w:val="single"/>
-          <w:sz w:val="24"/>
-          <w:szCs w:val="24"/>
-        </w:rPr>
-        <w:t xml:space="preserve">fiscal year </w:t>
-      </w:r>
-      <w:r>
-        <w:rPr>
-          <w:rFonts w:ascii="Times New Roman" w:hAnsi="Times New Roman"/>
-          <w:sz w:val="24"/>
-          <w:szCs w:val="24"/>
-        </w:rPr>
-        <w:t xml:space="preserve">of </w:t>
-      </w:r>
-      <w:r>
-        <w:rPr>
-          <w:rFonts w:ascii="Times New Roman" w:hAnsi="Times New Roman"/>
-          <w:strike/>
-          <w:color w:val="C00000"/>
-          <w:sz w:val="24"/>
-          <w:szCs w:val="24"/>
-        </w:rPr>
-        <w:t xml:space="preserve">section 6223 of the Code for </w:t>
-      </w:r>
-      <w:r>
-        <w:rPr>
-          <w:rFonts w:ascii="Times New Roman" w:hAnsi="Times New Roman"/>
-          <w:sz w:val="24"/>
-          <w:szCs w:val="24"/>
-        </w:rPr>
-        <w:t xml:space="preserve">the Company and </w:t>
-      </w:r>
-      <w:r>
-        <w:rPr>
-          <w:rFonts w:ascii="Times New Roman" w:hAnsi="Times New Roman"/>
-          <w:strike/>
-          <w:color w:val="C00000"/>
-          <w:sz w:val="24"/>
-          <w:szCs w:val="24"/>
-        </w:rPr>
-        <w:t xml:space="preserve">for </w:t>
-      </w:r>
-      <w:r>
-        <w:rPr>
-          <w:rFonts w:ascii="Times New Roman" w:hAnsi="Times New Roman"/>
-          <w:color w:val="0645AD"/>
-          <w:u w:val="single"/>
-          <w:sz w:val="24"/>
-          <w:szCs w:val="24"/>
-        </w:rPr>
-        <w:t xml:space="preserve">of </w:t>
-      </w:r>
-      <w:r>
-        <w:rPr>
-          <w:rFonts w:ascii="Times New Roman" w:hAnsi="Times New Roman"/>
-          <w:sz w:val="24"/>
-          <w:szCs w:val="24"/>
-        </w:rPr>
-        <w:t xml:space="preserve">each Protected Series </w:t>
-      </w:r>
-      <w:r>
-        <w:rPr>
-          <w:rFonts w:ascii="Times New Roman" w:hAnsi="Times New Roman"/>
-          <w:strike/>
-          <w:color w:val="C00000"/>
-          <w:sz w:val="24"/>
-          <w:szCs w:val="24"/>
-        </w:rPr>
-        <w:t xml:space="preserve">classified as a partnership, with all authority granted to a partnership representative under </w:t>
-      </w:r>
-      <w:r>
-        <w:rPr>
-          <w:rFonts w:ascii="Times New Roman" w:hAnsi="Times New Roman"/>
-          <w:color w:val="0645AD"/>
-          <w:u w:val="single"/>
-          <w:sz w:val="24"/>
-          <w:szCs w:val="24"/>
-        </w:rPr>
-        <w:t xml:space="preserve">is </w:t>
-      </w:r>
-      <w:r>
-        <w:rPr>
-          <w:rFonts w:ascii="Times New Roman" w:hAnsi="Times New Roman"/>
-          <w:sz w:val="24"/>
-          <w:szCs w:val="24"/>
-        </w:rPr>
-        <w:t xml:space="preserve">the </w:t>
-      </w:r>
-      <w:r>
-        <w:rPr>
-          <w:rFonts w:ascii="Times New Roman" w:hAnsi="Times New Roman"/>
-          <w:strike/>
-          <w:color w:val="C00000"/>
-          <w:sz w:val="24"/>
-          <w:szCs w:val="24"/>
-        </w:rPr>
-        <w:t xml:space="preserve">Code, including </w:t>
-      </w:r>
-      <w:r>
-        <w:rPr>
-          <w:rFonts w:ascii="Times New Roman" w:hAnsi="Times New Roman"/>
-          <w:color w:val="0645AD"/>
-          <w:u w:val="single"/>
-          <w:sz w:val="24"/>
-          <w:szCs w:val="24"/>
-        </w:rPr>
-        <w:t xml:space="preserve">calendar year unless </w:t>
-      </w:r>
-      <w:r>
-        <w:rPr>
-          <w:rFonts w:ascii="Times New Roman" w:hAnsi="Times New Roman"/>
-          <w:sz w:val="24"/>
-          <w:szCs w:val="24"/>
-        </w:rPr>
-        <w:t xml:space="preserve">the </w:t>
-      </w:r>
-      <w:r>
-        <w:rPr>
-          <w:rFonts w:ascii="Times New Roman" w:hAnsi="Times New Roman"/>
-          <w:strike/>
-          <w:color w:val="C00000"/>
-          <w:sz w:val="24"/>
-          <w:szCs w:val="24"/>
-        </w:rPr>
-        <w:t xml:space="preserve">authority to make or revoke elections (including elections under sections 6221(b) and 6226 of the Code), to conduct and resolve audits and proceedings, and to bind the Members as the Code provides. Each Member shall provide the information, and take the actions, reasonably requested by the partnership representative in connection with any tax matter, and shall pay the Member's share of any imputed underpayment or similar amount attributable to the Member as reasonably determined by the partnership representative. </w:t>
-      </w:r>
-      <w:r>
-        <w:rPr>
-          <w:rFonts w:ascii="Times New Roman" w:hAnsi="Times New Roman"/>
-          <w:color w:val="0645AD"/>
-          <w:u w:val="single"/>
-          <w:sz w:val="24"/>
-          <w:szCs w:val="24"/>
-        </w:rPr>
-        <w:t xml:space="preserve">Manager selects another permitted year. </w:t>
-      </w:r>
-    </w:p>
-    <w:p>
-      <w:pPr>
-        <w:keepLines/>
-        <w:widowControl/>
-        <w:spacing w:after="160"/>
-        <w:jc w:val="both"/>
-      </w:pPr>
-      <w:r>
-        <w:rPr>
-          <w:rFonts w:ascii="Times New Roman" w:hAnsi="Times New Roman"/>
-          <w:strike/>
-          <w:color w:val="C00000"/>
-          <w:sz w:val="24"/>
-          <w:szCs w:val="24"/>
-        </w:rPr>
-        <w:t xml:space="preserve">9.4 Tax Elections. The Manager may make, change, or revoke any tax election for the Company or any Protected Series (including an election under section 754 of the Code) that the Manager determines to be in the best interests of the Members as a whole. </w:t>
-      </w:r>
-      <w:r>
-        <w:rPr>
-          <w:rFonts w:ascii="Times New Roman" w:hAnsi="Times New Roman"/>
-          <w:color w:val="0645AD"/>
-          <w:u w:val="single"/>
-          <w:sz w:val="24"/>
-          <w:szCs w:val="24"/>
-        </w:rPr>
-        <w:t xml:space="preserve">ARTICLE 10 — TRANSFERS </w:t>
-      </w:r>
-    </w:p>
-    <w:p>
-      <w:pPr>
-        <w:keepLines/>
-        <w:widowControl/>
-        <w:spacing w:after="160"/>
-        <w:jc w:val="both"/>
-      </w:pPr>
-      <w:r>
-        <w:rPr>
-          <w:rFonts w:ascii="Times New Roman" w:hAnsi="Times New Roman"/>
-          <w:strike/>
-          <w:color w:val="C00000"/>
-          <w:sz w:val="24"/>
-          <w:szCs w:val="24"/>
-        </w:rPr>
-        <w:t xml:space="preserve">9.5 Fiscal Year. </w:t>
-      </w:r>
-      <w:r>
-        <w:rPr>
-          <w:rFonts w:ascii="Times New Roman" w:hAnsi="Times New Roman"/>
-          <w:color w:val="0645AD"/>
-          <w:u w:val="single"/>
-          <w:sz w:val="24"/>
-          <w:szCs w:val="24"/>
-        </w:rPr>
-        <w:t xml:space="preserve">10.1 Restriction on Transfer. </w:t>
-      </w:r>
-      <w:r>
-        <w:rPr>
-          <w:rFonts w:ascii="Times New Roman" w:hAnsi="Times New Roman"/>
-          <w:sz w:val="24"/>
-          <w:szCs w:val="24"/>
-        </w:rPr>
-        <w:t xml:space="preserve">The </w:t>
-      </w:r>
-      <w:r>
-        <w:rPr>
-          <w:rFonts w:ascii="Times New Roman" w:hAnsi="Times New Roman"/>
-          <w:strike/>
-          <w:color w:val="C00000"/>
-          <w:sz w:val="24"/>
-          <w:szCs w:val="24"/>
-        </w:rPr>
-        <w:t xml:space="preserve">fiscal year </w:t>
-      </w:r>
-      <w:r>
-        <w:rPr>
-          <w:rFonts w:ascii="Times New Roman" w:hAnsi="Times New Roman"/>
-          <w:color w:val="0645AD"/>
-          <w:u w:val="single"/>
-          <w:sz w:val="24"/>
-          <w:szCs w:val="24"/>
-        </w:rPr>
-        <w:t xml:space="preserve">Member shall not Transfer all or any portion </w:t>
-      </w:r>
-      <w:r>
-        <w:rPr>
-          <w:rFonts w:ascii="Times New Roman" w:hAnsi="Times New Roman"/>
-          <w:sz w:val="24"/>
-          <w:szCs w:val="24"/>
-        </w:rPr>
-        <w:t xml:space="preserve">of the </w:t>
-      </w:r>
-      <w:r>
-        <w:rPr>
-          <w:rFonts w:ascii="Times New Roman" w:hAnsi="Times New Roman"/>
-          <w:color w:val="0645AD"/>
-          <w:u w:val="single"/>
-          <w:sz w:val="24"/>
-          <w:szCs w:val="24"/>
-        </w:rPr>
-        <w:t xml:space="preserve">Membership Interest, or any right to receive distributions from the </w:t>
-      </w:r>
-      <w:r>
-        <w:rPr>
-          <w:rFonts w:ascii="Times New Roman" w:hAnsi="Times New Roman"/>
-          <w:sz w:val="24"/>
-          <w:szCs w:val="24"/>
-        </w:rPr>
-        <w:t xml:space="preserve">Company </w:t>
-      </w:r>
-      <w:r>
-        <w:rPr>
-          <w:rFonts w:ascii="Times New Roman" w:hAnsi="Times New Roman"/>
-          <w:color w:val="0645AD"/>
-          <w:u w:val="single"/>
-          <w:sz w:val="24"/>
-          <w:szCs w:val="24"/>
-        </w:rPr>
-        <w:t xml:space="preserve">or any Protected Series, except (a) a Transfer to an Immediate Family Member made in compliance with Section 10.2, (b) a Transfer effective at death pursuant to the TOD designation under Section 4.6, or (c) another Transfer approved in writing by the Member </w:t>
-      </w:r>
-      <w:r>
-        <w:rPr>
-          <w:rFonts w:ascii="Times New Roman" w:hAnsi="Times New Roman"/>
-          <w:sz w:val="24"/>
-          <w:szCs w:val="24"/>
-        </w:rPr>
-        <w:t xml:space="preserve">and </w:t>
-      </w:r>
-      <w:r>
-        <w:rPr>
-          <w:rFonts w:ascii="Times New Roman" w:hAnsi="Times New Roman"/>
-          <w:color w:val="0645AD"/>
-          <w:u w:val="single"/>
-          <w:sz w:val="24"/>
-          <w:szCs w:val="24"/>
-        </w:rPr>
-        <w:t xml:space="preserve">reflected in an amendment to Exhibit A. Any purported Transfer in violation </w:t>
-      </w:r>
-      <w:r>
-        <w:rPr>
-          <w:rFonts w:ascii="Times New Roman" w:hAnsi="Times New Roman"/>
-          <w:sz w:val="24"/>
-          <w:szCs w:val="24"/>
-        </w:rPr>
-        <w:t xml:space="preserve">of </w:t>
-      </w:r>
-      <w:r>
-        <w:rPr>
-          <w:rFonts w:ascii="Times New Roman" w:hAnsi="Times New Roman"/>
-          <w:strike/>
-          <w:color w:val="C00000"/>
-          <w:sz w:val="24"/>
-          <w:szCs w:val="24"/>
-        </w:rPr>
-        <w:t xml:space="preserve">each Protected Series </w:t>
-      </w:r>
-      <w:r>
-        <w:rPr>
-          <w:rFonts w:ascii="Times New Roman" w:hAnsi="Times New Roman"/>
-          <w:color w:val="0645AD"/>
-          <w:u w:val="single"/>
-          <w:sz w:val="24"/>
-          <w:szCs w:val="24"/>
-        </w:rPr>
-        <w:t xml:space="preserve">this Article </w:t>
-      </w:r>
-      <w:r>
-        <w:rPr>
-          <w:rFonts w:ascii="Times New Roman" w:hAnsi="Times New Roman"/>
-          <w:sz w:val="24"/>
-          <w:szCs w:val="24"/>
-        </w:rPr>
-        <w:t xml:space="preserve">is </w:t>
-      </w:r>
-      <w:r>
-        <w:rPr>
-          <w:rFonts w:ascii="Times New Roman" w:hAnsi="Times New Roman"/>
-          <w:color w:val="0645AD"/>
-          <w:u w:val="single"/>
-          <w:sz w:val="24"/>
-          <w:szCs w:val="24"/>
-        </w:rPr>
-        <w:t xml:space="preserve">void to </w:t>
-      </w:r>
-      <w:r>
-        <w:rPr>
-          <w:rFonts w:ascii="Times New Roman" w:hAnsi="Times New Roman"/>
-          <w:sz w:val="24"/>
-          <w:szCs w:val="24"/>
-        </w:rPr>
-        <w:t xml:space="preserve">the </w:t>
-      </w:r>
-      <w:r>
-        <w:rPr>
-          <w:rFonts w:ascii="Times New Roman" w:hAnsi="Times New Roman"/>
-          <w:strike/>
-          <w:color w:val="C00000"/>
-          <w:sz w:val="24"/>
-          <w:szCs w:val="24"/>
-        </w:rPr>
-        <w:t xml:space="preserve">calendar year unless </w:t>
-      </w:r>
-      <w:r>
-        <w:rPr>
-          <w:rFonts w:ascii="Times New Roman" w:hAnsi="Times New Roman"/>
-          <w:color w:val="0645AD"/>
-          <w:u w:val="single"/>
-          <w:sz w:val="24"/>
-          <w:szCs w:val="24"/>
-        </w:rPr>
-        <w:t xml:space="preserve">fullest extent permitted by law, and </w:t>
-      </w:r>
-      <w:r>
-        <w:rPr>
-          <w:rFonts w:ascii="Times New Roman" w:hAnsi="Times New Roman"/>
-          <w:sz w:val="24"/>
-          <w:szCs w:val="24"/>
-        </w:rPr>
-        <w:t xml:space="preserve">the </w:t>
-      </w:r>
-      <w:r>
-        <w:rPr>
-          <w:rFonts w:ascii="Times New Roman" w:hAnsi="Times New Roman"/>
-          <w:strike/>
-          <w:color w:val="C00000"/>
-          <w:sz w:val="24"/>
-          <w:szCs w:val="24"/>
-        </w:rPr>
-        <w:t xml:space="preserve">Manager selects another permitted year. </w:t>
-      </w:r>
-      <w:r>
-        <w:rPr>
-          <w:rFonts w:ascii="Times New Roman" w:hAnsi="Times New Roman"/>
-          <w:color w:val="0645AD"/>
-          <w:u w:val="single"/>
-          <w:sz w:val="24"/>
-          <w:szCs w:val="24"/>
-        </w:rPr>
-        <w:t xml:space="preserve">transferee acquires no rights other than those, if any, mandated by the Act. </w:t>
-      </w:r>
-    </w:p>
-    <w:p>
-      <w:pPr>
-        <w:keepLines/>
-        <w:widowControl/>
-        <w:spacing w:after="160"/>
-        <w:jc w:val="both"/>
-      </w:pPr>
-      <w:r>
-        <w:rPr>
-          <w:rFonts w:ascii="Times New Roman" w:hAnsi="Times New Roman"/>
-          <w:strike/>
-          <w:color w:val="C00000"/>
-          <w:sz w:val="24"/>
-          <w:szCs w:val="24"/>
-        </w:rPr>
-        <w:t xml:space="preserve">ARTICLE 10 </w:t>
-      </w:r>
-      <w:r>
-        <w:rPr>
-          <w:rFonts w:ascii="Times New Roman" w:hAnsi="Times New Roman"/>
-          <w:color w:val="0645AD"/>
-          <w:u w:val="single"/>
-          <w:sz w:val="24"/>
-          <w:szCs w:val="24"/>
-        </w:rPr>
-        <w:t xml:space="preserve">10.2 Permitted Family Transfers. A Transfer of all or part of the Membership Interest to an Immediate Family Member is permitted, provided the transferee delivers to the Company a signed agreement to be bound by this Agreement. A transferee (other than a person admitted as a member under Section 11.1) holds only the transferable interest </w:t>
-      </w:r>
-      <w:r>
-        <w:rPr>
-          <w:rFonts w:ascii="Times New Roman" w:hAnsi="Times New Roman"/>
-          <w:sz w:val="24"/>
-          <w:szCs w:val="24"/>
-        </w:rPr>
-        <w:t xml:space="preserve">— </w:t>
-      </w:r>
-      <w:r>
-        <w:rPr>
-          <w:rFonts w:ascii="Times New Roman" w:hAnsi="Times New Roman"/>
-          <w:strike/>
-          <w:color w:val="C00000"/>
-          <w:sz w:val="24"/>
-          <w:szCs w:val="24"/>
-        </w:rPr>
-        <w:t xml:space="preserve">TRANSFERS; CREDITOR PROVISIONS </w:t>
-      </w:r>
-      <w:r>
-        <w:rPr>
-          <w:rFonts w:ascii="Times New Roman" w:hAnsi="Times New Roman"/>
-          <w:color w:val="0645AD"/>
-          <w:u w:val="single"/>
-          <w:sz w:val="24"/>
-          <w:szCs w:val="24"/>
-        </w:rPr>
-        <w:t xml:space="preserve">the right to receive distributions that would otherwise be paid to the Member with respect to the transferred interest — and has no right to participate in management, to inspect records, or to exercise any other right of a member. </w:t>
-      </w:r>
-    </w:p>
-    <w:p>
-      <w:pPr>
-        <w:keepLines/>
-        <w:widowControl/>
-        <w:spacing w:after="160"/>
-        <w:jc w:val="both"/>
-      </w:pPr>
-      <w:r>
-        <w:rPr>
-          <w:rFonts w:ascii="Times New Roman" w:hAnsi="Times New Roman"/>
-          <w:strike/>
-          <w:color w:val="C00000"/>
-          <w:sz w:val="24"/>
-          <w:szCs w:val="24"/>
-        </w:rPr>
-        <w:t xml:space="preserve">10.1 Restriction on Transfer. </w:t>
-      </w:r>
-      <w:r>
-        <w:rPr>
-          <w:rFonts w:ascii="Times New Roman" w:hAnsi="Times New Roman"/>
-          <w:color w:val="0645AD"/>
-          <w:u w:val="single"/>
-          <w:sz w:val="24"/>
-          <w:szCs w:val="24"/>
-        </w:rPr>
-        <w:t xml:space="preserve">10.3 </w:t>
-      </w:r>
-      <w:r>
-        <w:rPr>
-          <w:rFonts w:ascii="Times New Roman" w:hAnsi="Times New Roman"/>
-          <w:sz w:val="24"/>
-          <w:szCs w:val="24"/>
-        </w:rPr>
-        <w:t xml:space="preserve">No </w:t>
-      </w:r>
-      <w:r>
-        <w:rPr>
-          <w:rFonts w:ascii="Times New Roman" w:hAnsi="Times New Roman"/>
-          <w:color w:val="0645AD"/>
-          <w:u w:val="single"/>
-          <w:sz w:val="24"/>
-          <w:szCs w:val="24"/>
-        </w:rPr>
-        <w:t xml:space="preserve">Dissociation by Transfer Alone. A Transfer does not by itself dissociate the </w:t>
-      </w:r>
-      <w:r>
-        <w:rPr>
-          <w:rFonts w:ascii="Times New Roman" w:hAnsi="Times New Roman"/>
-          <w:sz w:val="24"/>
-          <w:szCs w:val="24"/>
-        </w:rPr>
-        <w:t xml:space="preserve">Member </w:t>
-      </w:r>
-      <w:r>
-        <w:rPr>
-          <w:rFonts w:ascii="Times New Roman" w:hAnsi="Times New Roman"/>
-          <w:strike/>
-          <w:color w:val="C00000"/>
-          <w:sz w:val="24"/>
-          <w:szCs w:val="24"/>
-        </w:rPr>
-        <w:t xml:space="preserve">shall Transfer all </w:t>
-      </w:r>
-      <w:r>
-        <w:rPr>
-          <w:rFonts w:ascii="Times New Roman" w:hAnsi="Times New Roman"/>
-          <w:sz w:val="24"/>
-          <w:szCs w:val="24"/>
-        </w:rPr>
-        <w:t xml:space="preserve">or </w:t>
-      </w:r>
-      <w:r>
-        <w:rPr>
-          <w:rFonts w:ascii="Times New Roman" w:hAnsi="Times New Roman"/>
-          <w:strike/>
-          <w:color w:val="C00000"/>
-          <w:sz w:val="24"/>
-          <w:szCs w:val="24"/>
-        </w:rPr>
-        <w:t xml:space="preserve">any portion of a Membership Interest, or any right to receive distributions from </w:t>
-      </w:r>
-      <w:r>
-        <w:rPr>
-          <w:rFonts w:ascii="Times New Roman" w:hAnsi="Times New Roman"/>
-          <w:color w:val="0645AD"/>
-          <w:u w:val="single"/>
-          <w:sz w:val="24"/>
-          <w:szCs w:val="24"/>
-        </w:rPr>
-        <w:t xml:space="preserve">dissolve </w:t>
-      </w:r>
-      <w:r>
-        <w:rPr>
-          <w:rFonts w:ascii="Times New Roman" w:hAnsi="Times New Roman"/>
-          <w:sz w:val="24"/>
-          <w:szCs w:val="24"/>
-        </w:rPr>
-        <w:t xml:space="preserve">the Company or any Protected </w:t>
-      </w:r>
-      <w:r>
-        <w:rPr>
-          <w:rFonts w:ascii="Times New Roman" w:hAnsi="Times New Roman"/>
-          <w:strike/>
-          <w:color w:val="C00000"/>
-          <w:sz w:val="24"/>
-          <w:szCs w:val="24"/>
-        </w:rPr>
-        <w:t xml:space="preserve">Series, except (a) a Transfer to an Immediate Family Member of the transferring Member made in compliance with Section 10.2, (b) a Transfer effective at death pursuant to the transferring Member's TOD designation under Section 4.11, or (c) another Transfer made with the prior written consent of the Manager and of a Majority in Interest of the Members other than the transferring Member. Any purported Transfer in violation of this Article is void to the fullest extent permitted by law, and the transferee acquires no rights other than those, if any, mandated by the Act. </w:t>
-      </w:r>
-      <w:r>
-        <w:rPr>
-          <w:rFonts w:ascii="Times New Roman" w:hAnsi="Times New Roman"/>
-          <w:color w:val="0645AD"/>
-          <w:u w:val="single"/>
-          <w:sz w:val="24"/>
-          <w:szCs w:val="24"/>
-        </w:rPr>
-        <w:t xml:space="preserve">Series. </w:t>
-      </w:r>
-    </w:p>
-    <w:p>
-      <w:pPr>
-        <w:keepLines/>
-        <w:widowControl/>
-        <w:spacing w:after="160"/>
-        <w:jc w:val="both"/>
-      </w:pPr>
-      <w:r>
-        <w:rPr>
-          <w:rFonts w:ascii="Times New Roman" w:hAnsi="Times New Roman"/>
-          <w:strike/>
-          <w:color w:val="C00000"/>
-          <w:sz w:val="24"/>
-          <w:szCs w:val="24"/>
-        </w:rPr>
-        <w:t xml:space="preserve">10.2 Permitted Family Transfers. A Transfer of all or part of a Membership Interest to an Immediate Family Member of the transferring Member is permitted, provided the transferee delivers to the Company a signed agreement to be bound by this Agreement. The transferee holds the transferred interest as a transferee under Section 10.3 unless and until admitted as a Member under Section 12.1. </w:t>
-      </w:r>
-      <w:r>
-        <w:rPr>
-          <w:rFonts w:ascii="Times New Roman" w:hAnsi="Times New Roman"/>
-          <w:color w:val="0645AD"/>
-          <w:u w:val="single"/>
-          <w:sz w:val="24"/>
-          <w:szCs w:val="24"/>
-        </w:rPr>
-        <w:t xml:space="preserve">ARTICLE 11 — ADMISSION OF ADDITIONAL MEMBERS </w:t>
-      </w:r>
-    </w:p>
-    <w:p>
-      <w:pPr>
-        <w:keepLines/>
-        <w:widowControl/>
-        <w:spacing w:after="160"/>
-        <w:jc w:val="both"/>
-      </w:pPr>
-      <w:r>
-        <w:rPr>
-          <w:rFonts w:ascii="Times New Roman" w:hAnsi="Times New Roman"/>
-          <w:strike/>
-          <w:color w:val="C00000"/>
-          <w:sz w:val="24"/>
-          <w:szCs w:val="24"/>
-        </w:rPr>
-        <w:t xml:space="preserve">10.3 Rights of Transferees. A transferee (including a permitted family transferee) who is not </w:t>
-      </w:r>
-      <w:r>
-        <w:rPr>
-          <w:rFonts w:ascii="Times New Roman" w:hAnsi="Times New Roman"/>
-          <w:color w:val="0645AD"/>
-          <w:u w:val="single"/>
-          <w:sz w:val="24"/>
-          <w:szCs w:val="24"/>
-        </w:rPr>
-        <w:t xml:space="preserve">11.1 Admission. One or more additional members may be </w:t>
-      </w:r>
-      <w:r>
-        <w:rPr>
-          <w:rFonts w:ascii="Times New Roman" w:hAnsi="Times New Roman"/>
-          <w:sz w:val="24"/>
-          <w:szCs w:val="24"/>
-        </w:rPr>
-        <w:t xml:space="preserve">admitted </w:t>
-      </w:r>
-      <w:r>
-        <w:rPr>
-          <w:rFonts w:ascii="Times New Roman" w:hAnsi="Times New Roman"/>
-          <w:strike/>
-          <w:color w:val="C00000"/>
-          <w:sz w:val="24"/>
-          <w:szCs w:val="24"/>
-        </w:rPr>
-        <w:t xml:space="preserve">as a Member under Article 12 holds only the transferable interest — the right to receive the distributions that would otherwise be paid </w:t>
-      </w:r>
-      <w:r>
-        <w:rPr>
-          <w:rFonts w:ascii="Times New Roman" w:hAnsi="Times New Roman"/>
-          <w:sz w:val="24"/>
-          <w:szCs w:val="24"/>
-        </w:rPr>
-        <w:t xml:space="preserve">to the </w:t>
-      </w:r>
-      <w:r>
-        <w:rPr>
-          <w:rFonts w:ascii="Times New Roman" w:hAnsi="Times New Roman"/>
-          <w:strike/>
-          <w:color w:val="C00000"/>
-          <w:sz w:val="24"/>
-          <w:szCs w:val="24"/>
-        </w:rPr>
-        <w:t xml:space="preserve">transferor </w:t>
-      </w:r>
-      <w:r>
-        <w:rPr>
-          <w:rFonts w:ascii="Times New Roman" w:hAnsi="Times New Roman"/>
-          <w:color w:val="0645AD"/>
-          <w:u w:val="single"/>
-          <w:sz w:val="24"/>
-          <w:szCs w:val="24"/>
-        </w:rPr>
-        <w:t xml:space="preserve">Company only </w:t>
-      </w:r>
-      <w:r>
-        <w:rPr>
-          <w:rFonts w:ascii="Times New Roman" w:hAnsi="Times New Roman"/>
-          <w:sz w:val="24"/>
-          <w:szCs w:val="24"/>
-        </w:rPr>
-        <w:t xml:space="preserve">with </w:t>
-      </w:r>
-      <w:r>
-        <w:rPr>
-          <w:rFonts w:ascii="Times New Roman" w:hAnsi="Times New Roman"/>
-          <w:strike/>
-          <w:color w:val="C00000"/>
-          <w:sz w:val="24"/>
-          <w:szCs w:val="24"/>
-        </w:rPr>
-        <w:t xml:space="preserve">respect to </w:t>
-      </w:r>
-      <w:r>
-        <w:rPr>
-          <w:rFonts w:ascii="Times New Roman" w:hAnsi="Times New Roman"/>
-          <w:sz w:val="24"/>
-          <w:szCs w:val="24"/>
-        </w:rPr>
-        <w:t xml:space="preserve">the </w:t>
-      </w:r>
-      <w:r>
-        <w:rPr>
-          <w:rFonts w:ascii="Times New Roman" w:hAnsi="Times New Roman"/>
-          <w:strike/>
-          <w:color w:val="C00000"/>
-          <w:sz w:val="24"/>
-          <w:szCs w:val="24"/>
-        </w:rPr>
-        <w:t xml:space="preserve">transferred interest — </w:t>
-      </w:r>
-      <w:r>
-        <w:rPr>
-          <w:rFonts w:ascii="Times New Roman" w:hAnsi="Times New Roman"/>
-          <w:color w:val="0645AD"/>
-          <w:u w:val="single"/>
-          <w:sz w:val="24"/>
-          <w:szCs w:val="24"/>
-        </w:rPr>
-        <w:t xml:space="preserve">written consent of the Member </w:t>
-      </w:r>
-      <w:r>
-        <w:rPr>
-          <w:rFonts w:ascii="Times New Roman" w:hAnsi="Times New Roman"/>
-          <w:sz w:val="24"/>
-          <w:szCs w:val="24"/>
-        </w:rPr>
-        <w:t xml:space="preserve">and </w:t>
-      </w:r>
-      <w:r>
-        <w:rPr>
-          <w:rFonts w:ascii="Times New Roman" w:hAnsi="Times New Roman"/>
-          <w:strike/>
-          <w:color w:val="C00000"/>
-          <w:sz w:val="24"/>
-          <w:szCs w:val="24"/>
-        </w:rPr>
-        <w:t xml:space="preserve">has no right to vote, to participate in management, to inspect records, or to exercise any other right </w:t>
-      </w:r>
-      <w:r>
-        <w:rPr>
-          <w:rFonts w:ascii="Times New Roman" w:hAnsi="Times New Roman"/>
-          <w:color w:val="0645AD"/>
-          <w:u w:val="single"/>
-          <w:sz w:val="24"/>
-          <w:szCs w:val="24"/>
-        </w:rPr>
-        <w:t xml:space="preserve">upon the admitted person's delivery </w:t>
-      </w:r>
-      <w:r>
-        <w:rPr>
-          <w:rFonts w:ascii="Times New Roman" w:hAnsi="Times New Roman"/>
-          <w:sz w:val="24"/>
-          <w:szCs w:val="24"/>
-        </w:rPr>
-        <w:t xml:space="preserve">of a </w:t>
-      </w:r>
-      <w:r>
-        <w:rPr>
-          <w:rFonts w:ascii="Times New Roman" w:hAnsi="Times New Roman"/>
-          <w:strike/>
-          <w:color w:val="C00000"/>
-          <w:sz w:val="24"/>
-          <w:szCs w:val="24"/>
-        </w:rPr>
-        <w:t xml:space="preserve">member, except as the Act mandates. A transferred interest remains subject </w:t>
-      </w:r>
-      <w:r>
-        <w:rPr>
-          <w:rFonts w:ascii="Times New Roman" w:hAnsi="Times New Roman"/>
-          <w:color w:val="0645AD"/>
-          <w:u w:val="single"/>
-          <w:sz w:val="24"/>
-          <w:szCs w:val="24"/>
-        </w:rPr>
-        <w:t xml:space="preserve">signed agreement </w:t>
-      </w:r>
-      <w:r>
-        <w:rPr>
-          <w:rFonts w:ascii="Times New Roman" w:hAnsi="Times New Roman"/>
-          <w:sz w:val="24"/>
-          <w:szCs w:val="24"/>
-        </w:rPr>
-        <w:t xml:space="preserve">to </w:t>
-      </w:r>
-      <w:r>
-        <w:rPr>
-          <w:rFonts w:ascii="Times New Roman" w:hAnsi="Times New Roman"/>
-          <w:color w:val="0645AD"/>
-          <w:u w:val="single"/>
-          <w:sz w:val="24"/>
-          <w:szCs w:val="24"/>
-        </w:rPr>
-        <w:t xml:space="preserve">be bound by </w:t>
-      </w:r>
-      <w:r>
-        <w:rPr>
-          <w:rFonts w:ascii="Times New Roman" w:hAnsi="Times New Roman"/>
-          <w:sz w:val="24"/>
-          <w:szCs w:val="24"/>
-        </w:rPr>
-        <w:t xml:space="preserve">this </w:t>
-      </w:r>
-      <w:r>
-        <w:rPr>
-          <w:rFonts w:ascii="Times New Roman" w:hAnsi="Times New Roman"/>
-          <w:strike/>
-          <w:color w:val="C00000"/>
-          <w:sz w:val="24"/>
-          <w:szCs w:val="24"/>
-        </w:rPr>
-        <w:t xml:space="preserve">Agreement in the hands of every transferee. </w:t>
-      </w:r>
-      <w:r>
-        <w:rPr>
-          <w:rFonts w:ascii="Times New Roman" w:hAnsi="Times New Roman"/>
-          <w:color w:val="0645AD"/>
-          <w:u w:val="single"/>
-          <w:sz w:val="24"/>
-          <w:szCs w:val="24"/>
-        </w:rPr>
-        <w:t xml:space="preserve">Agreement. </w:t>
-      </w:r>
-    </w:p>
-    <w:p>
-      <w:pPr>
-        <w:keepLines/>
-        <w:widowControl/>
-        <w:spacing w:after="160"/>
-        <w:jc w:val="both"/>
-      </w:pPr>
-      <w:r>
-        <w:rPr>
-          <w:rFonts w:ascii="Times New Roman" w:hAnsi="Times New Roman"/>
-          <w:strike/>
-          <w:color w:val="C00000"/>
-          <w:sz w:val="24"/>
-          <w:szCs w:val="24"/>
-        </w:rPr>
-        <w:t xml:space="preserve">10.4 Involuntary Transfers; Option </w:t>
-      </w:r>
-      <w:r>
-        <w:rPr>
-          <w:rFonts w:ascii="Times New Roman" w:hAnsi="Times New Roman"/>
-          <w:color w:val="0645AD"/>
-          <w:u w:val="single"/>
-          <w:sz w:val="24"/>
-          <w:szCs w:val="24"/>
-        </w:rPr>
-        <w:t xml:space="preserve">11.2 No Association with a Protected Series. No member may be associated with a Protected Series. A Protected Series may not be established with, and may not admit, an Associated Member. Any amendment permitting Associated Members may cause each Protected Series </w:t>
-      </w:r>
-      <w:r>
-        <w:rPr>
-          <w:rFonts w:ascii="Times New Roman" w:hAnsi="Times New Roman"/>
-          <w:sz w:val="24"/>
-          <w:szCs w:val="24"/>
-        </w:rPr>
-        <w:t xml:space="preserve">to </w:t>
-      </w:r>
-      <w:r>
-        <w:rPr>
-          <w:rFonts w:ascii="Times New Roman" w:hAnsi="Times New Roman"/>
-          <w:strike/>
-          <w:color w:val="C00000"/>
-          <w:sz w:val="24"/>
-          <w:szCs w:val="24"/>
-        </w:rPr>
-        <w:t xml:space="preserve">Acquire. Upon any Involuntary Transfer or any event that would result in </w:t>
-      </w:r>
-      <w:r>
-        <w:rPr>
-          <w:rFonts w:ascii="Times New Roman" w:hAnsi="Times New Roman"/>
-          <w:color w:val="0645AD"/>
-          <w:u w:val="single"/>
-          <w:sz w:val="24"/>
-          <w:szCs w:val="24"/>
-        </w:rPr>
-        <w:t xml:space="preserve">be treated as </w:t>
-      </w:r>
-      <w:r>
-        <w:rPr>
-          <w:rFonts w:ascii="Times New Roman" w:hAnsi="Times New Roman"/>
-          <w:sz w:val="24"/>
-          <w:szCs w:val="24"/>
-        </w:rPr>
-        <w:t xml:space="preserve">an </w:t>
-      </w:r>
-      <w:r>
-        <w:rPr>
-          <w:rFonts w:ascii="Times New Roman" w:hAnsi="Times New Roman"/>
-          <w:strike/>
-          <w:color w:val="C00000"/>
-          <w:sz w:val="24"/>
-          <w:szCs w:val="24"/>
-        </w:rPr>
-        <w:t xml:space="preserve">Involuntary Transfer of all or part of a Membership Interest, </w:t>
-      </w:r>
-      <w:r>
-        <w:rPr>
-          <w:rFonts w:ascii="Times New Roman" w:hAnsi="Times New Roman"/>
-          <w:color w:val="0645AD"/>
-          <w:u w:val="single"/>
-          <w:sz w:val="24"/>
-          <w:szCs w:val="24"/>
-        </w:rPr>
-        <w:t xml:space="preserve">entity separate from </w:t>
-      </w:r>
-      <w:r>
-        <w:rPr>
-          <w:rFonts w:ascii="Times New Roman" w:hAnsi="Times New Roman"/>
-          <w:sz w:val="24"/>
-          <w:szCs w:val="24"/>
-        </w:rPr>
-        <w:t xml:space="preserve">the Company </w:t>
-      </w:r>
-      <w:r>
-        <w:rPr>
-          <w:rFonts w:ascii="Times New Roman" w:hAnsi="Times New Roman"/>
-          <w:strike/>
-          <w:color w:val="C00000"/>
-          <w:sz w:val="24"/>
-          <w:szCs w:val="24"/>
-        </w:rPr>
-        <w:t xml:space="preserve">shall have the option, exercisable by the Manager at </w:t>
-      </w:r>
-      <w:r>
-        <w:rPr>
-          <w:rFonts w:ascii="Times New Roman" w:hAnsi="Times New Roman"/>
-          <w:color w:val="0645AD"/>
-          <w:u w:val="single"/>
-          <w:sz w:val="24"/>
-          <w:szCs w:val="24"/>
-        </w:rPr>
-        <w:t xml:space="preserve">for federal income tax purposes, with its own filing obligations, and may terminate </w:t>
-      </w:r>
-      <w:r>
-        <w:rPr>
-          <w:rFonts w:ascii="Times New Roman" w:hAnsi="Times New Roman"/>
-          <w:sz w:val="24"/>
-          <w:szCs w:val="24"/>
-        </w:rPr>
-        <w:t xml:space="preserve">any </w:t>
-      </w:r>
-      <w:r>
-        <w:rPr>
-          <w:rFonts w:ascii="Times New Roman" w:hAnsi="Times New Roman"/>
-          <w:strike/>
-          <w:color w:val="C00000"/>
-          <w:sz w:val="24"/>
-          <w:szCs w:val="24"/>
-        </w:rPr>
-        <w:t xml:space="preserve">time within ninety (90) days after </w:t>
-      </w:r>
-      <w:r>
-        <w:rPr>
-          <w:rFonts w:ascii="Times New Roman" w:hAnsi="Times New Roman"/>
-          <w:color w:val="0645AD"/>
-          <w:u w:val="single"/>
-          <w:sz w:val="24"/>
-          <w:szCs w:val="24"/>
-        </w:rPr>
-        <w:t xml:space="preserve">election </w:t>
-      </w:r>
-      <w:r>
-        <w:rPr>
-          <w:rFonts w:ascii="Times New Roman" w:hAnsi="Times New Roman"/>
-          <w:sz w:val="24"/>
-          <w:szCs w:val="24"/>
-        </w:rPr>
-        <w:t xml:space="preserve">the Company </w:t>
-      </w:r>
-      <w:r>
-        <w:rPr>
-          <w:rFonts w:ascii="Times New Roman" w:hAnsi="Times New Roman"/>
-          <w:strike/>
-          <w:color w:val="C00000"/>
-          <w:sz w:val="24"/>
-          <w:szCs w:val="24"/>
-        </w:rPr>
-        <w:t xml:space="preserve">receives written notice that the Involuntary Transfer </w:t>
-      </w:r>
-      <w:r>
-        <w:rPr>
-          <w:rFonts w:ascii="Times New Roman" w:hAnsi="Times New Roman"/>
-          <w:sz w:val="24"/>
-          <w:szCs w:val="24"/>
-        </w:rPr>
-        <w:t xml:space="preserve">has </w:t>
-      </w:r>
-      <w:r>
-        <w:rPr>
-          <w:rFonts w:ascii="Times New Roman" w:hAnsi="Times New Roman"/>
-          <w:strike/>
-          <w:color w:val="C00000"/>
-          <w:sz w:val="24"/>
-          <w:szCs w:val="24"/>
-        </w:rPr>
-        <w:t xml:space="preserve">occurred, to acquire the interest that is the subject of the Involuntary Transfer at its fair value. Fair value shall be the value agreed in writing between the Manager and the holder of the interest or, absent agreement within thirty (30) days after the option is exercised, the value determined by an independent appraiser jointly selected by the Company and the holder within fifteen (15) days after the end of that thirty-day period (and, if they fail to agree within that time, by an appraiser selected by the two appraisers each of them then designates within a further ten (10) days), who shall hold the MAI designation if the assets principally concerned are real property, who shall have no material financial or professional relationship with any Member, and who shall deliver a written determination within forty-five (45) days after selection. That determination is final and binding, and the appraiser's fee shall be borne one-half by the Company and one-half by the holder. The purchase price is payable on commercially reasonable terms determined by the Manager, including payment in installments over a period of up to five (5) years bearing interest at the applicable federal rate. If the Company does not exercise its option, the Members other than the affected Member may, within thirty (30) days after the Company's option lapses, elect to acquire the interest on the same terms, in proportion to their Percentage Interests or as they otherwise agree. Pending exercise or lapse of the options, the holder of the interest has only the rights of a transferee described in Section 10.3. </w:t>
-      </w:r>
-      <w:r>
-        <w:rPr>
-          <w:rFonts w:ascii="Times New Roman" w:hAnsi="Times New Roman"/>
-          <w:color w:val="0645AD"/>
-          <w:u w:val="single"/>
-          <w:sz w:val="24"/>
-          <w:szCs w:val="24"/>
-        </w:rPr>
-        <w:t xml:space="preserve">made. </w:t>
-      </w:r>
-    </w:p>
-    <w:p>
-      <w:pPr>
-        <w:keepLines/>
-        <w:widowControl/>
-        <w:spacing w:after="160"/>
-        <w:jc w:val="both"/>
-      </w:pPr>
-      <w:r>
-        <w:rPr>
-          <w:rFonts w:ascii="Times New Roman" w:hAnsi="Times New Roman"/>
-          <w:strike/>
-          <w:color w:val="C00000"/>
-          <w:sz w:val="24"/>
-          <w:szCs w:val="24"/>
-        </w:rPr>
-        <w:t xml:space="preserve">10.5 No Dissociation by Transfer Alone. A Transfer does not by itself dissociate a Member or dissolve </w:t>
-      </w:r>
-      <w:r>
-        <w:rPr>
-          <w:rFonts w:ascii="Times New Roman" w:hAnsi="Times New Roman"/>
-          <w:color w:val="0645AD"/>
-          <w:u w:val="single"/>
-          <w:sz w:val="24"/>
-          <w:szCs w:val="24"/>
-        </w:rPr>
-        <w:t xml:space="preserve">11.3 Continuation on Termination of Last Member. Upon the termination of the membership of the last remaining member, </w:t>
-      </w:r>
-      <w:r>
-        <w:rPr>
-          <w:rFonts w:ascii="Times New Roman" w:hAnsi="Times New Roman"/>
-          <w:sz w:val="24"/>
-          <w:szCs w:val="24"/>
-        </w:rPr>
-        <w:t xml:space="preserve">the Company </w:t>
-      </w:r>
-      <w:r>
-        <w:rPr>
-          <w:rFonts w:ascii="Times New Roman" w:hAnsi="Times New Roman"/>
-          <w:strike/>
-          <w:color w:val="C00000"/>
-          <w:sz w:val="24"/>
-          <w:szCs w:val="24"/>
-        </w:rPr>
-        <w:t xml:space="preserve">or any Protected Series. </w:t>
-      </w:r>
-      <w:r>
-        <w:rPr>
-          <w:rFonts w:ascii="Times New Roman" w:hAnsi="Times New Roman"/>
-          <w:color w:val="0645AD"/>
-          <w:u w:val="single"/>
-          <w:sz w:val="24"/>
-          <w:szCs w:val="24"/>
-        </w:rPr>
-        <w:t xml:space="preserve">shall not be dissolved, and the legal representative of the last remaining member shall agree in writing to continue the Company, and the representative (or an Immediate Family Member designated by the representative who is not a creditor of the last remaining member) shall be admitted as a member effective as of the terminating event, all as permitted by the Act. </w:t>
-      </w:r>
-    </w:p>
-    <w:p>
-      <w:pPr>
-        <w:keepLines/>
-        <w:widowControl/>
-        <w:spacing w:after="160"/>
-        <w:jc w:val="both"/>
-      </w:pPr>
-      <w:r>
-        <w:rPr>
-          <w:rFonts w:ascii="Times New Roman" w:hAnsi="Times New Roman"/>
-          <w:strike/>
-          <w:color w:val="C00000"/>
-          <w:sz w:val="24"/>
-          <w:szCs w:val="24"/>
-        </w:rPr>
-        <w:t xml:space="preserve">10.6 Charging Order </w:t>
-      </w:r>
-      <w:r>
-        <w:rPr>
-          <w:rFonts w:ascii="Times New Roman" w:hAnsi="Times New Roman"/>
-          <w:color w:val="0645AD"/>
-          <w:u w:val="single"/>
-          <w:sz w:val="24"/>
-          <w:szCs w:val="24"/>
-        </w:rPr>
-        <w:t xml:space="preserve">ARTICLE 12 </w:t>
-      </w:r>
-      <w:r>
-        <w:rPr>
-          <w:rFonts w:ascii="Times New Roman" w:hAnsi="Times New Roman"/>
-          <w:sz w:val="24"/>
-          <w:szCs w:val="24"/>
-        </w:rPr>
-        <w:t xml:space="preserve">— </w:t>
-      </w:r>
-      <w:r>
-        <w:rPr>
-          <w:rFonts w:ascii="Times New Roman" w:hAnsi="Times New Roman"/>
-          <w:strike/>
-          <w:color w:val="C00000"/>
-          <w:sz w:val="24"/>
-          <w:szCs w:val="24"/>
-        </w:rPr>
-        <w:t xml:space="preserve">Exclusive Remedy. As provided in ss. 605.0502 and 605.0503, Florida Statutes, a charging order is the sole and exclusive remedy by which a judgment creditor of a Member or of a transferee may satisfy a judgment from the judgment debtor's Membership Interest or transferable interest, whether in the Company or in respect of any Protected Series. A judgment creditor or other holder of a charging order has only the right to receive distributions to which the judgment debtor would otherwise be entitled, has none of the rights of a member or manager, is not entitled to any accounting, inspection, or information rights except as the Act mandates, and, for so long as the Company has more than one member, may not foreclose upon the charged interest. Nothing in this Agreement enlarges any remedy of any creditor beyond those provided by the Act. </w:t>
-      </w:r>
-      <w:r>
-        <w:rPr>
-          <w:rFonts w:ascii="Times New Roman" w:hAnsi="Times New Roman"/>
-          <w:color w:val="0645AD"/>
-          <w:u w:val="single"/>
-          <w:sz w:val="24"/>
-          <w:szCs w:val="24"/>
-        </w:rPr>
-        <w:t xml:space="preserve">DISSOLUTION AND WINDING UP </w:t>
-      </w:r>
-    </w:p>
-    <w:p>
-      <w:pPr>
-        <w:keepLines/>
-        <w:widowControl/>
-        <w:spacing w:after="160"/>
-        <w:jc w:val="both"/>
-      </w:pPr>
-      <w:r>
-        <w:rPr>
-          <w:rFonts w:ascii="Times New Roman" w:hAnsi="Times New Roman"/>
-          <w:strike/>
-          <w:color w:val="C00000"/>
-          <w:sz w:val="24"/>
-          <w:szCs w:val="24"/>
-        </w:rPr>
-        <w:t xml:space="preserve">ARTICLE 11 — EXECUTORY CONTRACT </w:t>
-      </w:r>
-      <w:r>
-        <w:rPr>
-          <w:rFonts w:ascii="Times New Roman" w:hAnsi="Times New Roman"/>
-          <w:color w:val="0645AD"/>
-          <w:u w:val="single"/>
-          <w:sz w:val="24"/>
-          <w:szCs w:val="24"/>
-        </w:rPr>
-        <w:t xml:space="preserve">12.1 Dissolution of a Protected Series. A Protected Series is dissolved, and its activities and affairs shall be wound up, upon the first to occur of: (a) the dissolution of the Company; (b) an event or circumstance specified in its Series Exhibit; (c) the affirmative vote or consent of the Member; or (d) entry of a judicial order dissolving the Protected Series as provided by the Act. </w:t>
-      </w:r>
-    </w:p>
-    <w:p>
-      <w:pPr>
-        <w:keepLines/>
-        <w:widowControl/>
-        <w:spacing w:after="160"/>
-        <w:jc w:val="both"/>
-      </w:pPr>
-      <w:r>
-        <w:rPr>
-          <w:rFonts w:ascii="Times New Roman" w:hAnsi="Times New Roman"/>
-          <w:strike/>
-          <w:color w:val="C00000"/>
-          <w:sz w:val="24"/>
-          <w:szCs w:val="24"/>
-        </w:rPr>
-        <w:t xml:space="preserve">11.1 Executory Contract. The parties agree </w:t>
-      </w:r>
-      <w:r>
-        <w:rPr>
-          <w:rFonts w:ascii="Times New Roman" w:hAnsi="Times New Roman"/>
-          <w:color w:val="0645AD"/>
-          <w:u w:val="single"/>
-          <w:sz w:val="24"/>
-          <w:szCs w:val="24"/>
-        </w:rPr>
-        <w:t xml:space="preserve">12.2 Winding Up a Protected Series. Upon dissolution of a Protected Series, its Protected Series Manager (or another person designated by the Member) shall wind up its activities and affairs in the manner provided by the Act for winding up a limited liability company, applied to </w:t>
-      </w:r>
-      <w:r>
-        <w:rPr>
-          <w:rFonts w:ascii="Times New Roman" w:hAnsi="Times New Roman"/>
-          <w:sz w:val="24"/>
-          <w:szCs w:val="24"/>
-        </w:rPr>
-        <w:t xml:space="preserve">that </w:t>
-      </w:r>
-      <w:r>
-        <w:rPr>
-          <w:rFonts w:ascii="Times New Roman" w:hAnsi="Times New Roman"/>
-          <w:strike/>
-          <w:color w:val="C00000"/>
-          <w:sz w:val="24"/>
-          <w:szCs w:val="24"/>
-        </w:rPr>
-        <w:t xml:space="preserve">this Agreement constitutes an executory contract and </w:t>
-      </w:r>
-      <w:r>
-        <w:rPr>
-          <w:rFonts w:ascii="Times New Roman" w:hAnsi="Times New Roman"/>
-          <w:color w:val="0645AD"/>
-          <w:u w:val="single"/>
-          <w:sz w:val="24"/>
-          <w:szCs w:val="24"/>
-        </w:rPr>
-        <w:t xml:space="preserve">Protected Series. Its Associated Assets </w:t>
-      </w:r>
-      <w:r>
-        <w:rPr>
-          <w:rFonts w:ascii="Times New Roman" w:hAnsi="Times New Roman"/>
-          <w:sz w:val="24"/>
-          <w:szCs w:val="24"/>
-        </w:rPr>
-        <w:t xml:space="preserve">shall be </w:t>
-      </w:r>
-      <w:r>
-        <w:rPr>
-          <w:rFonts w:ascii="Times New Roman" w:hAnsi="Times New Roman"/>
-          <w:strike/>
-          <w:color w:val="C00000"/>
-          <w:sz w:val="24"/>
-          <w:szCs w:val="24"/>
-        </w:rPr>
-        <w:t xml:space="preserve">governed </w:t>
-      </w:r>
-      <w:r>
-        <w:rPr>
-          <w:rFonts w:ascii="Times New Roman" w:hAnsi="Times New Roman"/>
-          <w:color w:val="0645AD"/>
-          <w:u w:val="single"/>
-          <w:sz w:val="24"/>
-          <w:szCs w:val="24"/>
-        </w:rPr>
-        <w:t xml:space="preserve">applied: first, to pay or provide for its Associated Liabilities to creditors (including the Member as a creditor, to the extent permitted </w:t>
-      </w:r>
-      <w:r>
-        <w:rPr>
-          <w:rFonts w:ascii="Times New Roman" w:hAnsi="Times New Roman"/>
-          <w:sz w:val="24"/>
-          <w:szCs w:val="24"/>
-        </w:rPr>
-        <w:t xml:space="preserve">by </w:t>
-      </w:r>
-      <w:r>
-        <w:rPr>
-          <w:rFonts w:ascii="Times New Roman" w:hAnsi="Times New Roman"/>
-          <w:strike/>
-          <w:color w:val="C00000"/>
-          <w:sz w:val="24"/>
-          <w:szCs w:val="24"/>
-        </w:rPr>
-        <w:t xml:space="preserve">11 U.S.C. §365 </w:t>
-      </w:r>
-      <w:r>
-        <w:rPr>
-          <w:rFonts w:ascii="Times New Roman" w:hAnsi="Times New Roman"/>
-          <w:color w:val="0645AD"/>
-          <w:u w:val="single"/>
-          <w:sz w:val="24"/>
-          <w:szCs w:val="24"/>
-        </w:rPr>
-        <w:t xml:space="preserve">law); and then the balance to the Company. The Manager shall cause any statement or filing required by the Act or the Department </w:t>
-      </w:r>
-      <w:r>
-        <w:rPr>
-          <w:rFonts w:ascii="Times New Roman" w:hAnsi="Times New Roman"/>
-          <w:sz w:val="24"/>
-          <w:szCs w:val="24"/>
-        </w:rPr>
-        <w:t xml:space="preserve">in connection with the </w:t>
-      </w:r>
-      <w:r>
-        <w:rPr>
-          <w:rFonts w:ascii="Times New Roman" w:hAnsi="Times New Roman"/>
-          <w:strike/>
-          <w:color w:val="C00000"/>
-          <w:sz w:val="24"/>
-          <w:szCs w:val="24"/>
-        </w:rPr>
-        <w:t xml:space="preserve">bankruptcy of the Company or any Member because, among other provisions and obligations, this Agreement imposes on each Member the following affirmative duties (each of which constitutes a material unperformed, future obligation): (a) [include only if optional Section 6.2 is included; otherwise replace with "(a) [Reserved.]"] upon approval of a Majority in Interest as provided in Section 6.2, the duty and obligation of each Member to contribute additional capital to the Company or the affected Protected Series; (b) the duty and obligation of each Member to materially participate in the governance of the Company and of each Protected Series, as provided in Section 4.6; (c) [include only if Section 4.7 Alternative A is selected; otherwise replace with "(c) [Reserved.]"] the duty and obligation of each Member not to compete with the Company or with any Protected Series in the conduct of their activities and affairs before the </w:t>
-      </w:r>
-      <w:r>
-        <w:rPr>
-          <w:rFonts w:ascii="Times New Roman" w:hAnsi="Times New Roman"/>
-          <w:sz w:val="24"/>
-          <w:szCs w:val="24"/>
-        </w:rPr>
-        <w:t xml:space="preserve">dissolution of the </w:t>
-      </w:r>
-      <w:r>
-        <w:rPr>
-          <w:rFonts w:ascii="Times New Roman" w:hAnsi="Times New Roman"/>
-          <w:strike/>
-          <w:color w:val="C00000"/>
-          <w:sz w:val="24"/>
-          <w:szCs w:val="24"/>
-        </w:rPr>
-        <w:t xml:space="preserve">Company, as provided in Section 4.7 </w:t>
-      </w:r>
-      <w:r>
-        <w:rPr>
-          <w:rFonts w:ascii="Times New Roman" w:hAnsi="Times New Roman"/>
-          <w:color w:val="0645AD"/>
-          <w:u w:val="single"/>
-          <w:sz w:val="24"/>
-          <w:szCs w:val="24"/>
-        </w:rPr>
-        <w:t xml:space="preserve">Protected Series to be made. The winding up of a Protected Series shall not draw upon, </w:t>
-      </w:r>
-      <w:r>
-        <w:rPr>
-          <w:rFonts w:ascii="Times New Roman" w:hAnsi="Times New Roman"/>
-          <w:sz w:val="24"/>
-          <w:szCs w:val="24"/>
-        </w:rPr>
-        <w:t xml:space="preserve">and </w:t>
-      </w:r>
-      <w:r>
-        <w:rPr>
-          <w:rFonts w:ascii="Times New Roman" w:hAnsi="Times New Roman"/>
-          <w:strike/>
-          <w:color w:val="C00000"/>
-          <w:sz w:val="24"/>
-          <w:szCs w:val="24"/>
-        </w:rPr>
-        <w:t xml:space="preserve">consistent with s. 605.04091(2)(c), Florida Statutes; (d) </w:t>
-      </w:r>
-      <w:r>
-        <w:rPr>
-          <w:rFonts w:ascii="Times New Roman" w:hAnsi="Times New Roman"/>
-          <w:color w:val="0645AD"/>
-          <w:u w:val="single"/>
-          <w:sz w:val="24"/>
-          <w:szCs w:val="24"/>
-        </w:rPr>
-        <w:t xml:space="preserve">its creditors shall have no recourse to, </w:t>
-      </w:r>
-      <w:r>
-        <w:rPr>
-          <w:rFonts w:ascii="Times New Roman" w:hAnsi="Times New Roman"/>
-          <w:sz w:val="24"/>
-          <w:szCs w:val="24"/>
-        </w:rPr>
-        <w:t xml:space="preserve">the </w:t>
-      </w:r>
-      <w:r>
-        <w:rPr>
-          <w:rFonts w:ascii="Times New Roman" w:hAnsi="Times New Roman"/>
-          <w:strike/>
-          <w:color w:val="C00000"/>
-          <w:sz w:val="24"/>
-          <w:szCs w:val="24"/>
-        </w:rPr>
-        <w:t xml:space="preserve">duty and obligation of each Member not to disclose confidential information, as provided in Section 4.8; and (e) the duty and obligation of each Member not to hinder, delay, slander, or tarnish the reputation </w:t>
-      </w:r>
-      <w:r>
-        <w:rPr>
-          <w:rFonts w:ascii="Times New Roman" w:hAnsi="Times New Roman"/>
-          <w:color w:val="0645AD"/>
-          <w:u w:val="single"/>
-          <w:sz w:val="24"/>
-          <w:szCs w:val="24"/>
-        </w:rPr>
-        <w:t xml:space="preserve">Associated Assets </w:t>
-      </w:r>
-      <w:r>
-        <w:rPr>
-          <w:rFonts w:ascii="Times New Roman" w:hAnsi="Times New Roman"/>
-          <w:sz w:val="24"/>
-          <w:szCs w:val="24"/>
-        </w:rPr>
-        <w:t xml:space="preserve">of the Company or of any </w:t>
-      </w:r>
-      <w:r>
-        <w:rPr>
-          <w:rFonts w:ascii="Times New Roman" w:hAnsi="Times New Roman"/>
-          <w:color w:val="0645AD"/>
-          <w:u w:val="single"/>
-          <w:sz w:val="24"/>
-          <w:szCs w:val="24"/>
-        </w:rPr>
-        <w:t xml:space="preserve">other </w:t>
-      </w:r>
-      <w:r>
-        <w:rPr>
-          <w:rFonts w:ascii="Times New Roman" w:hAnsi="Times New Roman"/>
-          <w:sz w:val="24"/>
-          <w:szCs w:val="24"/>
-        </w:rPr>
-        <w:t xml:space="preserve">Protected </w:t>
-      </w:r>
-      <w:r>
-        <w:rPr>
-          <w:rFonts w:ascii="Times New Roman" w:hAnsi="Times New Roman"/>
-          <w:strike/>
-          <w:color w:val="C00000"/>
-          <w:sz w:val="24"/>
-          <w:szCs w:val="24"/>
-        </w:rPr>
-        <w:t xml:space="preserve">Series, as provided in Section 4.9. The failure of a Member to perform the duties and obligations set forth herein releases and excuses the mutual duties and obligations owed by the Company and the other Members to such defaulting Member. </w:t>
-      </w:r>
-      <w:r>
-        <w:rPr>
-          <w:rFonts w:ascii="Times New Roman" w:hAnsi="Times New Roman"/>
-          <w:color w:val="0645AD"/>
-          <w:u w:val="single"/>
-          <w:sz w:val="24"/>
-          <w:szCs w:val="24"/>
-        </w:rPr>
-        <w:t xml:space="preserve">Series. </w:t>
-      </w:r>
-    </w:p>
-    <w:p>
-      <w:pPr>
-        <w:keepLines/>
-        <w:widowControl/>
-        <w:spacing w:after="160"/>
-        <w:jc w:val="both"/>
-      </w:pPr>
-      <w:r>
-        <w:rPr>
-          <w:rFonts w:ascii="Times New Roman" w:hAnsi="Times New Roman"/>
-          <w:strike/>
-          <w:color w:val="C00000"/>
-          <w:sz w:val="24"/>
-          <w:szCs w:val="24"/>
-        </w:rPr>
-        <w:t xml:space="preserve">11.2 Personal Service Agreement; No Assumption or Assignment. In accordance with In re Soderstrom, 484 B.R. 874 (M.D. Fla. 2013), this Agreement </w:t>
-      </w:r>
-      <w:r>
-        <w:rPr>
-          <w:rFonts w:ascii="Times New Roman" w:hAnsi="Times New Roman"/>
-          <w:color w:val="0645AD"/>
-          <w:u w:val="single"/>
-          <w:sz w:val="24"/>
-          <w:szCs w:val="24"/>
-        </w:rPr>
-        <w:t xml:space="preserve">12.3 Dissolution of the Company. The Company </w:t>
-      </w:r>
-      <w:r>
-        <w:rPr>
-          <w:rFonts w:ascii="Times New Roman" w:hAnsi="Times New Roman"/>
-          <w:sz w:val="24"/>
-          <w:szCs w:val="24"/>
-        </w:rPr>
-        <w:t xml:space="preserve">is </w:t>
-      </w:r>
-      <w:r>
-        <w:rPr>
-          <w:rFonts w:ascii="Times New Roman" w:hAnsi="Times New Roman"/>
-          <w:strike/>
-          <w:color w:val="C00000"/>
-          <w:sz w:val="24"/>
-          <w:szCs w:val="24"/>
-        </w:rPr>
-        <w:t xml:space="preserve">a personal service agreement due </w:t>
-      </w:r>
-      <w:r>
-        <w:rPr>
-          <w:rFonts w:ascii="Times New Roman" w:hAnsi="Times New Roman"/>
-          <w:color w:val="0645AD"/>
-          <w:u w:val="single"/>
-          <w:sz w:val="24"/>
-          <w:szCs w:val="24"/>
-        </w:rPr>
-        <w:t xml:space="preserve">dissolved, and its activities and affairs shall be wound up, upon the first </w:t>
-      </w:r>
-      <w:r>
-        <w:rPr>
-          <w:rFonts w:ascii="Times New Roman" w:hAnsi="Times New Roman"/>
-          <w:sz w:val="24"/>
-          <w:szCs w:val="24"/>
-        </w:rPr>
-        <w:t xml:space="preserve">to </w:t>
-      </w:r>
-      <w:r>
-        <w:rPr>
-          <w:rFonts w:ascii="Times New Roman" w:hAnsi="Times New Roman"/>
-          <w:color w:val="0645AD"/>
-          <w:u w:val="single"/>
-          <w:sz w:val="24"/>
-          <w:szCs w:val="24"/>
-        </w:rPr>
-        <w:t xml:space="preserve">occur of: (a) </w:t>
-      </w:r>
-      <w:r>
-        <w:rPr>
-          <w:rFonts w:ascii="Times New Roman" w:hAnsi="Times New Roman"/>
-          <w:sz w:val="24"/>
-          <w:szCs w:val="24"/>
-        </w:rPr>
-        <w:t xml:space="preserve">the </w:t>
-      </w:r>
-      <w:r>
-        <w:rPr>
-          <w:rFonts w:ascii="Times New Roman" w:hAnsi="Times New Roman"/>
-          <w:strike/>
-          <w:color w:val="C00000"/>
-          <w:sz w:val="24"/>
-          <w:szCs w:val="24"/>
-        </w:rPr>
-        <w:t xml:space="preserve">managerial and governance duties and obligations owed by each Member and the Manager, and a bankruptcy trustee cannot assume or assign a debtor Member's interest in the Company in accordance with 11 U.S.C. §365(c)(1) without the prior </w:t>
-      </w:r>
-      <w:r>
-        <w:rPr>
-          <w:rFonts w:ascii="Times New Roman" w:hAnsi="Times New Roman"/>
-          <w:sz w:val="24"/>
-          <w:szCs w:val="24"/>
-        </w:rPr>
-        <w:t xml:space="preserve">written consent of the </w:t>
-      </w:r>
-      <w:r>
-        <w:rPr>
-          <w:rFonts w:ascii="Times New Roman" w:hAnsi="Times New Roman"/>
-          <w:color w:val="0645AD"/>
-          <w:u w:val="single"/>
-          <w:sz w:val="24"/>
-          <w:szCs w:val="24"/>
-        </w:rPr>
-        <w:t xml:space="preserve">Member; (b) entry of a decree of judicial dissolution under the Act; or (c) any </w:t>
-      </w:r>
-      <w:r>
-        <w:rPr>
-          <w:rFonts w:ascii="Times New Roman" w:hAnsi="Times New Roman"/>
-          <w:sz w:val="24"/>
-          <w:szCs w:val="24"/>
-        </w:rPr>
-        <w:t xml:space="preserve">other </w:t>
-      </w:r>
-      <w:r>
-        <w:rPr>
-          <w:rFonts w:ascii="Times New Roman" w:hAnsi="Times New Roman"/>
-          <w:strike/>
-          <w:color w:val="C00000"/>
-          <w:sz w:val="24"/>
-          <w:szCs w:val="24"/>
-        </w:rPr>
-        <w:t xml:space="preserve">Members. </w:t>
-      </w:r>
-      <w:r>
-        <w:rPr>
-          <w:rFonts w:ascii="Times New Roman" w:hAnsi="Times New Roman"/>
-          <w:color w:val="0645AD"/>
-          <w:u w:val="single"/>
-          <w:sz w:val="24"/>
-          <w:szCs w:val="24"/>
-        </w:rPr>
-        <w:t xml:space="preserve">event that under the Act requires dissolution. Dissolution of the Company causes the dissolution of each Protected Series, and the winding up of the Company is not complete until the winding up of each Protected Series is complete. </w:t>
-      </w:r>
-    </w:p>
-    <w:p>
-      <w:pPr>
-        <w:keepLines/>
-        <w:widowControl/>
-        <w:spacing w:after="160"/>
-        <w:jc w:val="both"/>
-      </w:pPr>
-      <w:r>
-        <w:rPr>
-          <w:rFonts w:ascii="Times New Roman" w:hAnsi="Times New Roman"/>
-          <w:strike/>
-          <w:color w:val="C00000"/>
-          <w:sz w:val="24"/>
-          <w:szCs w:val="24"/>
-        </w:rPr>
-        <w:t xml:space="preserve">11.3 Compliance upon Assumption </w:t>
-      </w:r>
-      <w:r>
-        <w:rPr>
-          <w:rFonts w:ascii="Times New Roman" w:hAnsi="Times New Roman"/>
-          <w:color w:val="0645AD"/>
-          <w:u w:val="single"/>
-          <w:sz w:val="24"/>
-          <w:szCs w:val="24"/>
-        </w:rPr>
-        <w:t xml:space="preserve">12.4 Winding Up the Company. Upon dissolution of the Company, the Manager (or, if there is none, a person designated by the Member) shall wind up the Company and each Protected Series. After the winding up of each Protected Series under Section 12.2, the remaining Associated Assets of the Company shall be applied: first, to pay </w:t>
-      </w:r>
-      <w:r>
-        <w:rPr>
-          <w:rFonts w:ascii="Times New Roman" w:hAnsi="Times New Roman"/>
-          <w:sz w:val="24"/>
-          <w:szCs w:val="24"/>
-        </w:rPr>
-        <w:t xml:space="preserve">or </w:t>
-      </w:r>
-      <w:r>
-        <w:rPr>
-          <w:rFonts w:ascii="Times New Roman" w:hAnsi="Times New Roman"/>
-          <w:strike/>
-          <w:color w:val="C00000"/>
-          <w:sz w:val="24"/>
-          <w:szCs w:val="24"/>
-        </w:rPr>
-        <w:t xml:space="preserve">Rejection. Notwithstanding </w:t>
-      </w:r>
-      <w:r>
-        <w:rPr>
-          <w:rFonts w:ascii="Times New Roman" w:hAnsi="Times New Roman"/>
-          <w:color w:val="0645AD"/>
-          <w:u w:val="single"/>
-          <w:sz w:val="24"/>
-          <w:szCs w:val="24"/>
-        </w:rPr>
-        <w:t xml:space="preserve">provide for </w:t>
-      </w:r>
-      <w:r>
-        <w:rPr>
-          <w:rFonts w:ascii="Times New Roman" w:hAnsi="Times New Roman"/>
-          <w:sz w:val="24"/>
-          <w:szCs w:val="24"/>
-        </w:rPr>
-        <w:t xml:space="preserve">the </w:t>
-      </w:r>
-      <w:r>
-        <w:rPr>
-          <w:rFonts w:ascii="Times New Roman" w:hAnsi="Times New Roman"/>
-          <w:strike/>
-          <w:color w:val="C00000"/>
-          <w:sz w:val="24"/>
-          <w:szCs w:val="24"/>
-        </w:rPr>
-        <w:t xml:space="preserve">foregoing, </w:t>
-      </w:r>
-      <w:r>
-        <w:rPr>
-          <w:rFonts w:ascii="Times New Roman" w:hAnsi="Times New Roman"/>
-          <w:color w:val="0645AD"/>
-          <w:u w:val="single"/>
-          <w:sz w:val="24"/>
-          <w:szCs w:val="24"/>
-        </w:rPr>
-        <w:t xml:space="preserve">Company's Associated Liabilities to creditors; and then the balance </w:t>
-      </w:r>
-      <w:r>
-        <w:rPr>
-          <w:rFonts w:ascii="Times New Roman" w:hAnsi="Times New Roman"/>
-          <w:sz w:val="24"/>
-          <w:szCs w:val="24"/>
-        </w:rPr>
-        <w:t xml:space="preserve">to the </w:t>
-      </w:r>
-      <w:r>
-        <w:rPr>
-          <w:rFonts w:ascii="Times New Roman" w:hAnsi="Times New Roman"/>
-          <w:strike/>
-          <w:color w:val="C00000"/>
-          <w:sz w:val="24"/>
-          <w:szCs w:val="24"/>
-        </w:rPr>
-        <w:t xml:space="preserve">extent that a trustee </w:t>
-      </w:r>
-      <w:r>
-        <w:rPr>
-          <w:rFonts w:ascii="Times New Roman" w:hAnsi="Times New Roman"/>
-          <w:color w:val="0645AD"/>
-          <w:u w:val="single"/>
-          <w:sz w:val="24"/>
-          <w:szCs w:val="24"/>
-        </w:rPr>
-        <w:t xml:space="preserve">Member. Articles </w:t>
-      </w:r>
-      <w:r>
-        <w:rPr>
-          <w:rFonts w:ascii="Times New Roman" w:hAnsi="Times New Roman"/>
-          <w:sz w:val="24"/>
-          <w:szCs w:val="24"/>
-        </w:rPr>
-        <w:t xml:space="preserve">of </w:t>
-      </w:r>
-      <w:r>
-        <w:rPr>
-          <w:rFonts w:ascii="Times New Roman" w:hAnsi="Times New Roman"/>
-          <w:strike/>
-          <w:color w:val="C00000"/>
-          <w:sz w:val="24"/>
-          <w:szCs w:val="24"/>
-        </w:rPr>
-        <w:t xml:space="preserve">a Member's bankruptcy is allowed either to assume or reject a debtor Member's interest in </w:t>
-      </w:r>
-      <w:r>
-        <w:rPr>
-          <w:rFonts w:ascii="Times New Roman" w:hAnsi="Times New Roman"/>
-          <w:color w:val="0645AD"/>
-          <w:u w:val="single"/>
-          <w:sz w:val="24"/>
-          <w:szCs w:val="24"/>
-        </w:rPr>
-        <w:t xml:space="preserve">dissolution shall be filed as the Act requires, and </w:t>
-      </w:r>
-      <w:r>
-        <w:rPr>
-          <w:rFonts w:ascii="Times New Roman" w:hAnsi="Times New Roman"/>
-          <w:sz w:val="24"/>
-          <w:szCs w:val="24"/>
-        </w:rPr>
-        <w:t xml:space="preserve">the Company </w:t>
-      </w:r>
-      <w:r>
-        <w:rPr>
-          <w:rFonts w:ascii="Times New Roman" w:hAnsi="Times New Roman"/>
-          <w:strike/>
-          <w:color w:val="C00000"/>
-          <w:sz w:val="24"/>
-          <w:szCs w:val="24"/>
-        </w:rPr>
-        <w:t xml:space="preserve">governed by this Agreement, such action </w:t>
-      </w:r>
-      <w:r>
-        <w:rPr>
-          <w:rFonts w:ascii="Times New Roman" w:hAnsi="Times New Roman"/>
-          <w:sz w:val="24"/>
-          <w:szCs w:val="24"/>
-        </w:rPr>
-        <w:t xml:space="preserve">shall </w:t>
-      </w:r>
-      <w:r>
-        <w:rPr>
-          <w:rFonts w:ascii="Times New Roman" w:hAnsi="Times New Roman"/>
-          <w:strike/>
-          <w:color w:val="C00000"/>
-          <w:sz w:val="24"/>
-          <w:szCs w:val="24"/>
-        </w:rPr>
-        <w:t xml:space="preserve">comply with the time period set forth in 11 U.S.C. §365(d), and if the trustee assumes such debtor Member's interest, such trustee shall comply with the terms of this Agreement and Florida law governing this Agreement, including, without limitation, the restrictions of the rights of a creditor of a Member or transferee pursuant to ss. 605.0502 and 605.0503, Florida Statutes. </w:t>
-      </w:r>
-      <w:r>
-        <w:rPr>
-          <w:rFonts w:ascii="Times New Roman" w:hAnsi="Times New Roman"/>
-          <w:color w:val="0645AD"/>
-          <w:u w:val="single"/>
-          <w:sz w:val="24"/>
-          <w:szCs w:val="24"/>
-        </w:rPr>
-        <w:t xml:space="preserve">terminate when winding up is complete. </w:t>
-      </w:r>
-    </w:p>
-    <w:p>
-      <w:pPr>
-        <w:keepLines/>
-        <w:widowControl/>
-        <w:spacing w:after="160"/>
-        <w:jc w:val="both"/>
-      </w:pPr>
-      <w:r>
-        <w:rPr>
-          <w:rFonts w:ascii="Times New Roman" w:hAnsi="Times New Roman"/>
-          <w:strike/>
-          <w:color w:val="C00000"/>
-          <w:sz w:val="24"/>
-          <w:szCs w:val="24"/>
-        </w:rPr>
-        <w:t xml:space="preserve">ARTICLE 12 — ADMISSION OF MEMBERS; ASSOCIATION WITH PROTECTED SERIES </w:t>
-      </w:r>
-      <w:r>
-        <w:rPr>
-          <w:rFonts w:ascii="Times New Roman" w:hAnsi="Times New Roman"/>
-          <w:color w:val="0645AD"/>
-          <w:u w:val="single"/>
-          <w:sz w:val="24"/>
-          <w:szCs w:val="24"/>
-        </w:rPr>
-        <w:t xml:space="preserve">12.5 No Deficit Obligation; Recourse Limited. The Member shall have no obligation to restore any deficit or to contribute capital in connection with any winding up, and each creditor of the Company or of any Protected Series shall look solely to the Associated Assets of its obligor. </w:t>
-      </w:r>
-    </w:p>
-    <w:p>
-      <w:pPr>
-        <w:keepLines/>
-        <w:widowControl/>
-        <w:spacing w:after="160"/>
-        <w:jc w:val="both"/>
-      </w:pPr>
-      <w:r>
-        <w:rPr>
-          <w:rFonts w:ascii="Times New Roman" w:hAnsi="Times New Roman"/>
-          <w:strike/>
-          <w:color w:val="C00000"/>
-          <w:sz w:val="24"/>
-          <w:szCs w:val="24"/>
-        </w:rPr>
-        <w:t xml:space="preserve">12.1 Admission of Members. A person may be admitted as a Member of the Company only with the written consent of all Members and upon the person's delivery of a signed agreement to be bound by this Agreement, except that (a) a TOD beneficiary is admitted as provided in Section 4.11, and (b) a permitted family transferee under Section 10.2 may be admitted with the written consent of a Majority in Interest of the Members other than the transferor. </w:t>
-      </w:r>
-      <w:r>
-        <w:rPr>
-          <w:rFonts w:ascii="Times New Roman" w:hAnsi="Times New Roman"/>
-          <w:color w:val="0645AD"/>
-          <w:u w:val="single"/>
-          <w:sz w:val="24"/>
-          <w:szCs w:val="24"/>
-        </w:rPr>
-        <w:t xml:space="preserve">ARTICLE 13 — AMENDMENTS; CONSENTS </w:t>
-      </w:r>
-    </w:p>
-    <w:p>
-      <w:pPr>
-        <w:keepLines/>
-        <w:widowControl/>
-        <w:spacing w:after="160"/>
-        <w:jc w:val="both"/>
-      </w:pPr>
-      <w:r>
-        <w:rPr>
-          <w:rFonts w:ascii="Times New Roman" w:hAnsi="Times New Roman"/>
-          <w:strike/>
-          <w:color w:val="C00000"/>
-          <w:sz w:val="24"/>
-          <w:szCs w:val="24"/>
-        </w:rPr>
-        <w:t xml:space="preserve">12.2 No Association with a Protected Series. No Member </w:t>
-      </w:r>
-      <w:r>
-        <w:rPr>
-          <w:rFonts w:ascii="Times New Roman" w:hAnsi="Times New Roman"/>
-          <w:color w:val="0645AD"/>
-          <w:u w:val="single"/>
-          <w:sz w:val="24"/>
-          <w:szCs w:val="24"/>
-        </w:rPr>
-        <w:t xml:space="preserve">13.1 Amendments. This Agreement, including any Series Exhibit, </w:t>
-      </w:r>
-      <w:r>
-        <w:rPr>
-          <w:rFonts w:ascii="Times New Roman" w:hAnsi="Times New Roman"/>
-          <w:sz w:val="24"/>
-          <w:szCs w:val="24"/>
-        </w:rPr>
-        <w:t xml:space="preserve">may be </w:t>
-      </w:r>
-      <w:r>
-        <w:rPr>
-          <w:rFonts w:ascii="Times New Roman" w:hAnsi="Times New Roman"/>
-          <w:strike/>
-          <w:color w:val="C00000"/>
-          <w:sz w:val="24"/>
-          <w:szCs w:val="24"/>
-        </w:rPr>
-        <w:t xml:space="preserve">associated with </w:t>
-      </w:r>
-      <w:r>
-        <w:rPr>
-          <w:rFonts w:ascii="Times New Roman" w:hAnsi="Times New Roman"/>
-          <w:color w:val="0645AD"/>
-          <w:u w:val="single"/>
-          <w:sz w:val="24"/>
-          <w:szCs w:val="24"/>
-        </w:rPr>
-        <w:t xml:space="preserve">amended only by </w:t>
-      </w:r>
-      <w:r>
-        <w:rPr>
-          <w:rFonts w:ascii="Times New Roman" w:hAnsi="Times New Roman"/>
-          <w:sz w:val="24"/>
-          <w:szCs w:val="24"/>
-        </w:rPr>
-        <w:t xml:space="preserve">a </w:t>
-      </w:r>
-      <w:r>
-        <w:rPr>
-          <w:rFonts w:ascii="Times New Roman" w:hAnsi="Times New Roman"/>
-          <w:strike/>
-          <w:color w:val="C00000"/>
-          <w:sz w:val="24"/>
-          <w:szCs w:val="24"/>
-        </w:rPr>
-        <w:t xml:space="preserve">Protected Series. A Protected Series </w:t>
-      </w:r>
-      <w:r>
-        <w:rPr>
-          <w:rFonts w:ascii="Times New Roman" w:hAnsi="Times New Roman"/>
-          <w:color w:val="0645AD"/>
-          <w:u w:val="single"/>
-          <w:sz w:val="24"/>
-          <w:szCs w:val="24"/>
-        </w:rPr>
-        <w:t xml:space="preserve">written instrument signed by the Member; provided, that any amendment changing the rights or obligations of the Manager </w:t>
+          <w:color w:val="0645AD"/>
+          <w:u w:val="single"/>
+          <w:sz w:val="24"/>
+          <w:szCs w:val="24"/>
+        </w:rPr>
+        <w:t xml:space="preserve">Exhibit without further consent solely to record changes duly made under this Agreement (admissions, Transfers, and TOD designations); and (b) any amendment changing the rights or obligations of the Manager </w:t>
       </w:r>
       <w:r>
         <w:rPr>

--- a/docs/word/FPSLLC Redline - Manager-Managed Multi-Member vs Single Member.docx
+++ b/docs/word/FPSLLC Redline - Manager-Managed Multi-Member vs Single Member.docx
@@ -62,7 +62,7 @@
           <w:sz w:val="24"/>
           <w:szCs w:val="24"/>
         </w:rPr>
-        <w:t xml:space="preserve">87 paragraphs identical · 84 changed · 51 only in the first · 3 only in the second</w:t>
+        <w:t xml:space="preserve">88 paragraphs identical · 85 changed · 51 only in the first · 3 only in the second</w:t>
       </w:r>
     </w:p>
     <w:p>
@@ -847,7 +847,23 @@
           <w:sz w:val="24"/>
           <w:szCs w:val="24"/>
         </w:rPr>
-        <w:t xml:space="preserve">2.7 </w:t>
+        <w:t xml:space="preserve">2.7 "Incapacitated" means, as to any person, that (a) a court of competent jurisdiction has determined the person to be incapacitated or has appointed a guardian of the person's property, or (b) two licensed physicians have certified in writing that the person is unable to manage the person's financial affairs. A person ceases to be Incapacitated upon a court order restoring capacity or a written certification by two licensed physicians that the person is again able to manage the person's financial affairs.</w:t>
+      </w:r>
+    </w:p>
+    <w:p>
+      <w:pPr>
+        <w:keepLines/>
+        <w:widowControl/>
+        <w:spacing w:after="160"/>
+        <w:jc w:val="both"/>
+      </w:pPr>
+      <w:r>
+        <w:rPr>
+          <w:rFonts w:ascii="Times New Roman" w:hAnsi="Times New Roman"/>
+          <w:sz w:val="24"/>
+          <w:szCs w:val="24"/>
+        </w:rPr>
+        <w:t xml:space="preserve">2.8 </w:t>
       </w:r>
       <w:r>
         <w:rPr>
@@ -957,7 +973,7 @@
           <w:sz w:val="24"/>
           <w:szCs w:val="24"/>
         </w:rPr>
-        <w:t xml:space="preserve">2.8 </w:t>
+        <w:t xml:space="preserve">2.9 </w:t>
       </w:r>
       <w:r>
         <w:rPr>
@@ -1021,7 +1037,7 @@
           <w:sz w:val="24"/>
           <w:szCs w:val="24"/>
         </w:rPr>
-        <w:t xml:space="preserve">2.9 </w:t>
+        <w:t xml:space="preserve">2.10 </w:t>
       </w:r>
       <w:r>
         <w:rPr>
@@ -1167,7 +1183,7 @@
           <w:sz w:val="24"/>
           <w:szCs w:val="24"/>
         </w:rPr>
-        <w:t xml:space="preserve">2.10 </w:t>
+        <w:t xml:space="preserve">2.11 </w:t>
       </w:r>
       <w:r>
         <w:rPr>
@@ -1287,7 +1303,7 @@
           <w:sz w:val="24"/>
           <w:szCs w:val="24"/>
         </w:rPr>
-        <w:t xml:space="preserve">2.11 </w:t>
+        <w:t xml:space="preserve">2.12 </w:t>
       </w:r>
       <w:r>
         <w:rPr>
@@ -1407,7 +1423,7 @@
           <w:sz w:val="24"/>
           <w:szCs w:val="24"/>
         </w:rPr>
-        <w:t xml:space="preserve">2.12 </w:t>
+        <w:t xml:space="preserve">2.13 </w:t>
       </w:r>
       <w:r>
         <w:rPr>
@@ -1527,7 +1543,7 @@
           <w:sz w:val="24"/>
           <w:szCs w:val="24"/>
         </w:rPr>
-        <w:t xml:space="preserve">2.13 </w:t>
+        <w:t xml:space="preserve">2.14 </w:t>
       </w:r>
       <w:r>
         <w:rPr>
@@ -1619,7 +1635,7 @@
           <w:sz w:val="24"/>
           <w:szCs w:val="24"/>
         </w:rPr>
-        <w:t xml:space="preserve">2.14 </w:t>
+        <w:t xml:space="preserve">2.15 </w:t>
       </w:r>
       <w:r>
         <w:rPr>
@@ -1731,43 +1747,43 @@
           <w:sz w:val="24"/>
           <w:szCs w:val="24"/>
         </w:rPr>
-        <w:t xml:space="preserve">2.15 "Protected Series Manager" means the person responsible for management of a Protected Series under Section 5.2.</w:t>
-      </w:r>
-    </w:p>
-    <w:p>
-      <w:pPr>
-        <w:keepLines/>
-        <w:widowControl/>
-        <w:spacing w:after="160"/>
-        <w:jc w:val="both"/>
-      </w:pPr>
-      <w:r>
-        <w:rPr>
-          <w:rFonts w:ascii="Times New Roman" w:hAnsi="Times New Roman"/>
-          <w:strike/>
-          <w:color w:val="C00000"/>
-          <w:sz w:val="24"/>
-          <w:szCs w:val="24"/>
-        </w:rPr>
-        <w:t xml:space="preserve">2.16 "Series Exhibit" means, for each Protected Series, the exhibit to this Agreement (each numbered PS-1, PS-2, and so on) setting forth the terms specific to that Protected Series, including its purpose, its capital, and its Associated Assets. Each Series Exhibit is a part of this Agreement.</w:t>
-      </w:r>
-    </w:p>
-    <w:p>
-      <w:pPr>
-        <w:keepLines/>
-        <w:widowControl/>
-        <w:spacing w:after="160"/>
-        <w:jc w:val="both"/>
-      </w:pPr>
-      <w:r>
-        <w:rPr>
-          <w:rFonts w:ascii="Times New Roman" w:hAnsi="Times New Roman"/>
-          <w:strike/>
-          <w:color w:val="C00000"/>
-          <w:sz w:val="24"/>
-          <w:szCs w:val="24"/>
-        </w:rPr>
-        <w:t xml:space="preserve">2.17 "Transfer" means any assignment, transfer, conveyance, devise, gift, pledge, hypothecation, encumbrance, or other disposition, direct or indirect, voluntary or involuntary, in trust or otherwise, and as a verb has a corresponding meaning.</w:t>
+        <w:t xml:space="preserve">2.16 "Protected Series Manager" means the person responsible for management of a Protected Series under Section 5.2.</w:t>
+      </w:r>
+    </w:p>
+    <w:p>
+      <w:pPr>
+        <w:keepLines/>
+        <w:widowControl/>
+        <w:spacing w:after="160"/>
+        <w:jc w:val="both"/>
+      </w:pPr>
+      <w:r>
+        <w:rPr>
+          <w:rFonts w:ascii="Times New Roman" w:hAnsi="Times New Roman"/>
+          <w:strike/>
+          <w:color w:val="C00000"/>
+          <w:sz w:val="24"/>
+          <w:szCs w:val="24"/>
+        </w:rPr>
+        <w:t xml:space="preserve">2.17 "Series Exhibit" means, for each Protected Series, the exhibit to this Agreement (each numbered PS-1, PS-2, and so on) setting forth the terms specific to that Protected Series, including its purpose, its capital, and its Associated Assets. Each Series Exhibit is a part of this Agreement.</w:t>
+      </w:r>
+    </w:p>
+    <w:p>
+      <w:pPr>
+        <w:keepLines/>
+        <w:widowControl/>
+        <w:spacing w:after="160"/>
+        <w:jc w:val="both"/>
+      </w:pPr>
+      <w:r>
+        <w:rPr>
+          <w:rFonts w:ascii="Times New Roman" w:hAnsi="Times New Roman"/>
+          <w:strike/>
+          <w:color w:val="C00000"/>
+          <w:sz w:val="24"/>
+          <w:szCs w:val="24"/>
+        </w:rPr>
+        <w:t xml:space="preserve">2.18 "Transfer" means any assignment, transfer, conveyance, devise, gift, pledge, hypothecation, encumbrance, or other disposition, direct or indirect, voluntary or involuntary, in trust or otherwise, and as a verb has a corresponding meaning.</w:t>
       </w:r>
     </w:p>
     <w:p>
@@ -3525,12 +3541,58 @@
       <w:r>
         <w:rPr>
           <w:rFonts w:ascii="Times New Roman" w:hAnsi="Times New Roman"/>
-          <w:strike/>
-          <w:color w:val="C00000"/>
-          <w:sz w:val="24"/>
-          <w:szCs w:val="24"/>
-        </w:rPr>
-        <w:t xml:space="preserve">4.7 Competition. [SELECT ONE ALTERNATIVE — see Instructions]</w:t>
+          <w:sz w:val="24"/>
+          <w:szCs w:val="24"/>
+        </w:rPr>
+        <w:t xml:space="preserve">4.7 </w:t>
+      </w:r>
+      <w:r>
+        <w:rPr>
+          <w:rFonts w:ascii="Times New Roman" w:hAnsi="Times New Roman"/>
+          <w:strike/>
+          <w:color w:val="C00000"/>
+          <w:sz w:val="24"/>
+          <w:szCs w:val="24"/>
+        </w:rPr>
+        <w:t xml:space="preserve">Competition. [SELECT ONE ALTERNATIVE </w:t>
+      </w:r>
+      <w:r>
+        <w:rPr>
+          <w:rFonts w:ascii="Times New Roman" w:hAnsi="Times New Roman"/>
+          <w:color w:val="0645AD"/>
+          <w:u w:val="single"/>
+          <w:sz w:val="24"/>
+          <w:szCs w:val="24"/>
+        </w:rPr>
+        <w:t xml:space="preserve">Incapacity of the Member. While the Member is Incapacitated, the Member's rights under this Agreement </w:t>
+      </w:r>
+      <w:r>
+        <w:rPr>
+          <w:rFonts w:ascii="Times New Roman" w:hAnsi="Times New Roman"/>
+          <w:sz w:val="24"/>
+          <w:szCs w:val="24"/>
+        </w:rPr>
+        <w:t xml:space="preserve">— </w:t>
+      </w:r>
+      <w:r>
+        <w:rPr>
+          <w:rFonts w:ascii="Times New Roman" w:hAnsi="Times New Roman"/>
+          <w:strike/>
+          <w:color w:val="C00000"/>
+          <w:sz w:val="24"/>
+          <w:szCs w:val="24"/>
+        </w:rPr>
+        <w:t xml:space="preserve">see Instructions] </w:t>
+      </w:r>
+      <w:r>
+        <w:rPr>
+          <w:rFonts w:ascii="Times New Roman" w:hAnsi="Times New Roman"/>
+          <w:color w:val="0645AD"/>
+          <w:u w:val="single"/>
+          <w:sz w:val="24"/>
+          <w:szCs w:val="24"/>
+        </w:rPr>
+        <w:t xml:space="preserve">including the right to vote, to consent, and to sign any instrument — are exercised by the Member's agent under a durable power of attorney conferring that authority or, if there is none, by the Member's court-appointed guardian. The Company and the Manager may rely on a certified copy of the power of attorney or of the letters of guardianship without further inquiry. </w:t>
       </w:r>
     </w:p>
     <w:p>
@@ -3651,6 +3713,24 @@
       <w:r>
         <w:rPr>
           <w:rFonts w:ascii="Times New Roman" w:hAnsi="Times New Roman"/>
+          <w:strike/>
+          <w:color w:val="C00000"/>
+          <w:sz w:val="24"/>
+          <w:szCs w:val="24"/>
+        </w:rPr>
+        <w:t xml:space="preserve">4.12 Incapacity of a Member. While a Member is Incapacitated, that Member's rights under this Agreement — including the right to vote, to consent, and to sign any instrument — are exercised by the Member's agent under a durable power of attorney conferring that authority or, if there is none, by the Member's court-appointed guardian. The Company, the Manager, and the other Members may rely on a certified copy of the power of attorney or of the letters of guardianship without further inquiry.</w:t>
+      </w:r>
+    </w:p>
+    <w:p>
+      <w:pPr>
+        <w:keepLines/>
+        <w:widowControl/>
+        <w:spacing w:after="160"/>
+        <w:jc w:val="both"/>
+      </w:pPr>
+      <w:r>
+        <w:rPr>
+          <w:rFonts w:ascii="Times New Roman" w:hAnsi="Times New Roman"/>
           <w:b/>
           <w:sz w:val="24"/>
           <w:szCs w:val="24"/>
@@ -3737,17 +3817,17 @@
           <w:sz w:val="24"/>
           <w:szCs w:val="24"/>
         </w:rPr>
-        <w:t xml:space="preserve">incapacity. </w:t>
-      </w:r>
-      <w:r>
-        <w:rPr>
-          <w:rFonts w:ascii="Times New Roman" w:hAnsi="Times New Roman"/>
-          <w:color w:val="0645AD"/>
-          <w:u w:val="single"/>
-          <w:sz w:val="24"/>
-          <w:szCs w:val="24"/>
-        </w:rPr>
-        <w:t xml:space="preserve">incapacity; the Member may remove and replace a Manager, appoint an additional Manager, and shall fill any vacancy, by a signed writing delivered to the Company. </w:t>
+        <w:t xml:space="preserve">Incapacity. </w:t>
+      </w:r>
+      <w:r>
+        <w:rPr>
+          <w:rFonts w:ascii="Times New Roman" w:hAnsi="Times New Roman"/>
+          <w:color w:val="0645AD"/>
+          <w:u w:val="single"/>
+          <w:sz w:val="24"/>
+          <w:szCs w:val="24"/>
+        </w:rPr>
+        <w:t xml:space="preserve">Incapacity; the Member may remove and replace a Manager, appoint an additional Manager, and shall fill any vacancy, by a signed writing delivered to the Company. </w:t>
       </w:r>
       <w:r>
         <w:rPr>

--- a/docs/word/FPSLLC Redline - Manager-Managed Multi-Member vs Single Member.docx
+++ b/docs/word/FPSLLC Redline - Manager-Managed Multi-Member vs Single Member.docx
@@ -62,7 +62,7 @@
           <w:sz w:val="24"/>
           <w:szCs w:val="24"/>
         </w:rPr>
-        <w:t xml:space="preserve">88 paragraphs identical · 85 changed · 51 only in the first · 3 only in the second</w:t>
+        <w:t xml:space="preserve">88 paragraphs identical · 81 changed · 55 only in the first · 3 only in the second</w:t>
       </w:r>
     </w:p>
     <w:p>
@@ -6755,35 +6755,2983 @@
           <w:sz w:val="24"/>
           <w:szCs w:val="24"/>
         </w:rPr>
-        <w:t xml:space="preserve">ARTICLE 10 — TRANSFERS </w:t>
-      </w:r>
-    </w:p>
-    <w:p>
-      <w:pPr>
-        <w:keepLines/>
-        <w:widowControl/>
-        <w:spacing w:after="160"/>
-        <w:jc w:val="both"/>
-      </w:pPr>
-      <w:r>
-        <w:rPr>
-          <w:rFonts w:ascii="Times New Roman" w:hAnsi="Times New Roman"/>
-          <w:strike/>
-          <w:color w:val="C00000"/>
-          <w:sz w:val="24"/>
-          <w:szCs w:val="24"/>
-        </w:rPr>
-        <w:t xml:space="preserve">9.5 Fiscal Year. </w:t>
-      </w:r>
-      <w:r>
-        <w:rPr>
-          <w:rFonts w:ascii="Times New Roman" w:hAnsi="Times New Roman"/>
-          <w:color w:val="0645AD"/>
-          <w:u w:val="single"/>
-          <w:sz w:val="24"/>
-          <w:szCs w:val="24"/>
-        </w:rPr>
-        <w:t xml:space="preserve">10.1 Restriction on Transfer. </w:t>
+        <w:t xml:space="preserve">ARTICLE 10 — ADMISSION OF ADDITIONAL MEMBERS </w:t>
+      </w:r>
+    </w:p>
+    <w:p>
+      <w:pPr>
+        <w:keepLines/>
+        <w:widowControl/>
+        <w:spacing w:after="160"/>
+        <w:jc w:val="both"/>
+      </w:pPr>
+      <w:r>
+        <w:rPr>
+          <w:rFonts w:ascii="Times New Roman" w:hAnsi="Times New Roman"/>
+          <w:strike/>
+          <w:color w:val="C00000"/>
+          <w:sz w:val="24"/>
+          <w:szCs w:val="24"/>
+        </w:rPr>
+        <w:t xml:space="preserve">9.5 Fiscal Year. The fiscal year </w:t>
+      </w:r>
+      <w:r>
+        <w:rPr>
+          <w:rFonts w:ascii="Times New Roman" w:hAnsi="Times New Roman"/>
+          <w:color w:val="0645AD"/>
+          <w:u w:val="single"/>
+          <w:sz w:val="24"/>
+          <w:szCs w:val="24"/>
+        </w:rPr>
+        <w:t xml:space="preserve">10.1 Admission. One or more additional members may be admitted to the Company only with the written consent </w:t>
+      </w:r>
+      <w:r>
+        <w:rPr>
+          <w:rFonts w:ascii="Times New Roman" w:hAnsi="Times New Roman"/>
+          <w:sz w:val="24"/>
+          <w:szCs w:val="24"/>
+        </w:rPr>
+        <w:t xml:space="preserve">of the </w:t>
+      </w:r>
+      <w:r>
+        <w:rPr>
+          <w:rFonts w:ascii="Times New Roman" w:hAnsi="Times New Roman"/>
+          <w:strike/>
+          <w:color w:val="C00000"/>
+          <w:sz w:val="24"/>
+          <w:szCs w:val="24"/>
+        </w:rPr>
+        <w:t xml:space="preserve">Company </w:t>
+      </w:r>
+      <w:r>
+        <w:rPr>
+          <w:rFonts w:ascii="Times New Roman" w:hAnsi="Times New Roman"/>
+          <w:color w:val="0645AD"/>
+          <w:u w:val="single"/>
+          <w:sz w:val="24"/>
+          <w:szCs w:val="24"/>
+        </w:rPr>
+        <w:t xml:space="preserve">Member </w:t>
+      </w:r>
+      <w:r>
+        <w:rPr>
+          <w:rFonts w:ascii="Times New Roman" w:hAnsi="Times New Roman"/>
+          <w:sz w:val="24"/>
+          <w:szCs w:val="24"/>
+        </w:rPr>
+        <w:t xml:space="preserve">and </w:t>
+      </w:r>
+      <w:r>
+        <w:rPr>
+          <w:rFonts w:ascii="Times New Roman" w:hAnsi="Times New Roman"/>
+          <w:color w:val="0645AD"/>
+          <w:u w:val="single"/>
+          <w:sz w:val="24"/>
+          <w:szCs w:val="24"/>
+        </w:rPr>
+        <w:t xml:space="preserve">upon the admitted person's delivery </w:t>
+      </w:r>
+      <w:r>
+        <w:rPr>
+          <w:rFonts w:ascii="Times New Roman" w:hAnsi="Times New Roman"/>
+          <w:sz w:val="24"/>
+          <w:szCs w:val="24"/>
+        </w:rPr>
+        <w:t xml:space="preserve">of </w:t>
+      </w:r>
+      <w:r>
+        <w:rPr>
+          <w:rFonts w:ascii="Times New Roman" w:hAnsi="Times New Roman"/>
+          <w:strike/>
+          <w:color w:val="C00000"/>
+          <w:sz w:val="24"/>
+          <w:szCs w:val="24"/>
+        </w:rPr>
+        <w:t xml:space="preserve">each Protected Series is the calendar year unless the Manager selects another permitted year. </w:t>
+      </w:r>
+      <w:r>
+        <w:rPr>
+          <w:rFonts w:ascii="Times New Roman" w:hAnsi="Times New Roman"/>
+          <w:color w:val="0645AD"/>
+          <w:u w:val="single"/>
+          <w:sz w:val="24"/>
+          <w:szCs w:val="24"/>
+        </w:rPr>
+        <w:t xml:space="preserve">a signed agreement to be bound by this Agreement. </w:t>
+      </w:r>
+    </w:p>
+    <w:p>
+      <w:pPr>
+        <w:keepLines/>
+        <w:widowControl/>
+        <w:spacing w:after="160"/>
+        <w:jc w:val="both"/>
+      </w:pPr>
+      <w:r>
+        <w:rPr>
+          <w:rFonts w:ascii="Times New Roman" w:hAnsi="Times New Roman"/>
+          <w:strike/>
+          <w:color w:val="C00000"/>
+          <w:sz w:val="24"/>
+          <w:szCs w:val="24"/>
+        </w:rPr>
+        <w:t xml:space="preserve">ARTICLE 10 — TRANSFERS; CREDITOR PROVISIONS </w:t>
+      </w:r>
+      <w:r>
+        <w:rPr>
+          <w:rFonts w:ascii="Times New Roman" w:hAnsi="Times New Roman"/>
+          <w:color w:val="0645AD"/>
+          <w:u w:val="single"/>
+          <w:sz w:val="24"/>
+          <w:szCs w:val="24"/>
+        </w:rPr>
+        <w:t xml:space="preserve">10.2 No Association with a Protected Series. No Member may be associated with a Protected Series. A Protected Series may not be established with, and may not admit, an Associated Member. Any amendment permitting Associated Members may cause each Protected Series to be treated as an entity separate from the Company for federal income tax purposes, with its own filing obligations, and may terminate any election the Company has made. </w:t>
+      </w:r>
+    </w:p>
+    <w:p>
+      <w:pPr>
+        <w:keepLines/>
+        <w:widowControl/>
+        <w:spacing w:after="160"/>
+        <w:jc w:val="both"/>
+      </w:pPr>
+      <w:r>
+        <w:rPr>
+          <w:rFonts w:ascii="Times New Roman" w:hAnsi="Times New Roman"/>
+          <w:strike/>
+          <w:color w:val="C00000"/>
+          <w:sz w:val="24"/>
+          <w:szCs w:val="24"/>
+        </w:rPr>
+        <w:t xml:space="preserve">10.1 Restriction </w:t>
+      </w:r>
+      <w:r>
+        <w:rPr>
+          <w:rFonts w:ascii="Times New Roman" w:hAnsi="Times New Roman"/>
+          <w:color w:val="0645AD"/>
+          <w:u w:val="single"/>
+          <w:sz w:val="24"/>
+          <w:szCs w:val="24"/>
+        </w:rPr>
+        <w:t xml:space="preserve">10.3 Continuation </w:t>
+      </w:r>
+      <w:r>
+        <w:rPr>
+          <w:rFonts w:ascii="Times New Roman" w:hAnsi="Times New Roman"/>
+          <w:sz w:val="24"/>
+          <w:szCs w:val="24"/>
+        </w:rPr>
+        <w:t xml:space="preserve">on </w:t>
+      </w:r>
+      <w:r>
+        <w:rPr>
+          <w:rFonts w:ascii="Times New Roman" w:hAnsi="Times New Roman"/>
+          <w:strike/>
+          <w:color w:val="C00000"/>
+          <w:sz w:val="24"/>
+          <w:szCs w:val="24"/>
+        </w:rPr>
+        <w:t xml:space="preserve">Transfer. No Member shall Transfer all or any portion </w:t>
+      </w:r>
+      <w:r>
+        <w:rPr>
+          <w:rFonts w:ascii="Times New Roman" w:hAnsi="Times New Roman"/>
+          <w:color w:val="0645AD"/>
+          <w:u w:val="single"/>
+          <w:sz w:val="24"/>
+          <w:szCs w:val="24"/>
+        </w:rPr>
+        <w:t xml:space="preserve">Termination </w:t>
+      </w:r>
+      <w:r>
+        <w:rPr>
+          <w:rFonts w:ascii="Times New Roman" w:hAnsi="Times New Roman"/>
+          <w:sz w:val="24"/>
+          <w:szCs w:val="24"/>
+        </w:rPr>
+        <w:t xml:space="preserve">of </w:t>
+      </w:r>
+      <w:r>
+        <w:rPr>
+          <w:rFonts w:ascii="Times New Roman" w:hAnsi="Times New Roman"/>
+          <w:strike/>
+          <w:color w:val="C00000"/>
+          <w:sz w:val="24"/>
+          <w:szCs w:val="24"/>
+        </w:rPr>
+        <w:t xml:space="preserve">a Membership Interest, or any right to receive distributions from </w:t>
+      </w:r>
+      <w:r>
+        <w:rPr>
+          <w:rFonts w:ascii="Times New Roman" w:hAnsi="Times New Roman"/>
+          <w:color w:val="0645AD"/>
+          <w:u w:val="single"/>
+          <w:sz w:val="24"/>
+          <w:szCs w:val="24"/>
+        </w:rPr>
+        <w:t xml:space="preserve">Last Member. Upon the termination of the membership of the last remaining member, </w:t>
+      </w:r>
+      <w:r>
+        <w:rPr>
+          <w:rFonts w:ascii="Times New Roman" w:hAnsi="Times New Roman"/>
+          <w:sz w:val="24"/>
+          <w:szCs w:val="24"/>
+        </w:rPr>
+        <w:t xml:space="preserve">the Company </w:t>
+      </w:r>
+      <w:r>
+        <w:rPr>
+          <w:rFonts w:ascii="Times New Roman" w:hAnsi="Times New Roman"/>
+          <w:strike/>
+          <w:color w:val="C00000"/>
+          <w:sz w:val="24"/>
+          <w:szCs w:val="24"/>
+        </w:rPr>
+        <w:t xml:space="preserve">or any Protected Series, except (a) a Transfer </w:t>
+      </w:r>
+      <w:r>
+        <w:rPr>
+          <w:rFonts w:ascii="Times New Roman" w:hAnsi="Times New Roman"/>
+          <w:color w:val="0645AD"/>
+          <w:u w:val="single"/>
+          <w:sz w:val="24"/>
+          <w:szCs w:val="24"/>
+        </w:rPr>
+        <w:t xml:space="preserve">shall not be dissolved, and the legal representative of the last remaining member shall agree in writing </w:t>
+      </w:r>
+      <w:r>
+        <w:rPr>
+          <w:rFonts w:ascii="Times New Roman" w:hAnsi="Times New Roman"/>
+          <w:sz w:val="24"/>
+          <w:szCs w:val="24"/>
+        </w:rPr>
+        <w:t xml:space="preserve">to </w:t>
+      </w:r>
+      <w:r>
+        <w:rPr>
+          <w:rFonts w:ascii="Times New Roman" w:hAnsi="Times New Roman"/>
+          <w:color w:val="0645AD"/>
+          <w:u w:val="single"/>
+          <w:sz w:val="24"/>
+          <w:szCs w:val="24"/>
+        </w:rPr>
+        <w:t xml:space="preserve">continue the Company, and the representative (or </w:t>
+      </w:r>
+      <w:r>
+        <w:rPr>
+          <w:rFonts w:ascii="Times New Roman" w:hAnsi="Times New Roman"/>
+          <w:sz w:val="24"/>
+          <w:szCs w:val="24"/>
+        </w:rPr>
+        <w:t xml:space="preserve">an Immediate Family Member </w:t>
+      </w:r>
+      <w:r>
+        <w:rPr>
+          <w:rFonts w:ascii="Times New Roman" w:hAnsi="Times New Roman"/>
+          <w:color w:val="0645AD"/>
+          <w:u w:val="single"/>
+          <w:sz w:val="24"/>
+          <w:szCs w:val="24"/>
+        </w:rPr>
+        <w:t xml:space="preserve">designated by the representative who is not a creditor </w:t>
+      </w:r>
+      <w:r>
+        <w:rPr>
+          <w:rFonts w:ascii="Times New Roman" w:hAnsi="Times New Roman"/>
+          <w:sz w:val="24"/>
+          <w:szCs w:val="24"/>
+        </w:rPr>
+        <w:t xml:space="preserve">of the </w:t>
+      </w:r>
+      <w:r>
+        <w:rPr>
+          <w:rFonts w:ascii="Times New Roman" w:hAnsi="Times New Roman"/>
+          <w:strike/>
+          <w:color w:val="C00000"/>
+          <w:sz w:val="24"/>
+          <w:szCs w:val="24"/>
+        </w:rPr>
+        <w:t xml:space="preserve">transferring Member made in compliance with Section 10.2, (b) </w:t>
+      </w:r>
+      <w:r>
+        <w:rPr>
+          <w:rFonts w:ascii="Times New Roman" w:hAnsi="Times New Roman"/>
+          <w:color w:val="0645AD"/>
+          <w:u w:val="single"/>
+          <w:sz w:val="24"/>
+          <w:szCs w:val="24"/>
+        </w:rPr>
+        <w:t xml:space="preserve">last remaining member) shall be admitted as </w:t>
+      </w:r>
+      <w:r>
+        <w:rPr>
+          <w:rFonts w:ascii="Times New Roman" w:hAnsi="Times New Roman"/>
+          <w:sz w:val="24"/>
+          <w:szCs w:val="24"/>
+        </w:rPr>
+        <w:t xml:space="preserve">a </w:t>
+      </w:r>
+      <w:r>
+        <w:rPr>
+          <w:rFonts w:ascii="Times New Roman" w:hAnsi="Times New Roman"/>
+          <w:strike/>
+          <w:color w:val="C00000"/>
+          <w:sz w:val="24"/>
+          <w:szCs w:val="24"/>
+        </w:rPr>
+        <w:t xml:space="preserve">Transfer </w:t>
+      </w:r>
+      <w:r>
+        <w:rPr>
+          <w:rFonts w:ascii="Times New Roman" w:hAnsi="Times New Roman"/>
+          <w:color w:val="0645AD"/>
+          <w:u w:val="single"/>
+          <w:sz w:val="24"/>
+          <w:szCs w:val="24"/>
+        </w:rPr>
+        <w:t xml:space="preserve">member </w:t>
+      </w:r>
+      <w:r>
+        <w:rPr>
+          <w:rFonts w:ascii="Times New Roman" w:hAnsi="Times New Roman"/>
+          <w:sz w:val="24"/>
+          <w:szCs w:val="24"/>
+        </w:rPr>
+        <w:t xml:space="preserve">effective </w:t>
+      </w:r>
+      <w:r>
+        <w:rPr>
+          <w:rFonts w:ascii="Times New Roman" w:hAnsi="Times New Roman"/>
+          <w:strike/>
+          <w:color w:val="C00000"/>
+          <w:sz w:val="24"/>
+          <w:szCs w:val="24"/>
+        </w:rPr>
+        <w:t xml:space="preserve">at death pursuant to the transferring Member's TOD designation under Section 4.11, or (c) another Transfer made with the prior written consent </w:t>
+      </w:r>
+      <w:r>
+        <w:rPr>
+          <w:rFonts w:ascii="Times New Roman" w:hAnsi="Times New Roman"/>
+          <w:color w:val="0645AD"/>
+          <w:u w:val="single"/>
+          <w:sz w:val="24"/>
+          <w:szCs w:val="24"/>
+        </w:rPr>
+        <w:t xml:space="preserve">as </w:t>
+      </w:r>
+      <w:r>
+        <w:rPr>
+          <w:rFonts w:ascii="Times New Roman" w:hAnsi="Times New Roman"/>
+          <w:sz w:val="24"/>
+          <w:szCs w:val="24"/>
+        </w:rPr>
+        <w:t xml:space="preserve">of the </w:t>
+      </w:r>
+      <w:r>
+        <w:rPr>
+          <w:rFonts w:ascii="Times New Roman" w:hAnsi="Times New Roman"/>
+          <w:strike/>
+          <w:color w:val="C00000"/>
+          <w:sz w:val="24"/>
+          <w:szCs w:val="24"/>
+        </w:rPr>
+        <w:t xml:space="preserve">Manager and of a Majority in Interest of the Members other than the transferring Member. Any purported Transfer in violation of this Article is void to the fullest extent </w:t>
+      </w:r>
+      <w:r>
+        <w:rPr>
+          <w:rFonts w:ascii="Times New Roman" w:hAnsi="Times New Roman"/>
+          <w:color w:val="0645AD"/>
+          <w:u w:val="single"/>
+          <w:sz w:val="24"/>
+          <w:szCs w:val="24"/>
+        </w:rPr>
+        <w:t xml:space="preserve">terminating event, all as </w:t>
+      </w:r>
+      <w:r>
+        <w:rPr>
+          <w:rFonts w:ascii="Times New Roman" w:hAnsi="Times New Roman"/>
+          <w:sz w:val="24"/>
+          <w:szCs w:val="24"/>
+        </w:rPr>
+        <w:t xml:space="preserve">permitted </w:t>
+      </w:r>
+      <w:r>
+        <w:rPr>
+          <w:rFonts w:ascii="Times New Roman" w:hAnsi="Times New Roman"/>
+          <w:strike/>
+          <w:color w:val="C00000"/>
+          <w:sz w:val="24"/>
+          <w:szCs w:val="24"/>
+        </w:rPr>
+        <w:t xml:space="preserve">by law, and the transferee acquires no rights other than those, if any, mandated </w:t>
+      </w:r>
+      <w:r>
+        <w:rPr>
+          <w:rFonts w:ascii="Times New Roman" w:hAnsi="Times New Roman"/>
+          <w:sz w:val="24"/>
+          <w:szCs w:val="24"/>
+        </w:rPr>
+        <w:t xml:space="preserve">by the Act. </w:t>
+      </w:r>
+    </w:p>
+    <w:p>
+      <w:pPr>
+        <w:keepLines/>
+        <w:widowControl/>
+        <w:spacing w:after="160"/>
+        <w:jc w:val="both"/>
+      </w:pPr>
+      <w:r>
+        <w:rPr>
+          <w:rFonts w:ascii="Times New Roman" w:hAnsi="Times New Roman"/>
+          <w:strike/>
+          <w:color w:val="C00000"/>
+          <w:sz w:val="24"/>
+          <w:szCs w:val="24"/>
+        </w:rPr>
+        <w:t xml:space="preserve">10.2 Permitted Family Transfers. A Transfer of all or part of a Membership Interest to an Immediate Family Member of the transferring Member is permitted, provided the transferee delivers to the Company a signed agreement to be bound by this Agreement. The transferee holds the transferred interest as a transferee under Section 10.3 unless and until admitted as a Member under Section 12.1. </w:t>
+      </w:r>
+      <w:r>
+        <w:rPr>
+          <w:rFonts w:ascii="Times New Roman" w:hAnsi="Times New Roman"/>
+          <w:color w:val="0645AD"/>
+          <w:u w:val="single"/>
+          <w:sz w:val="24"/>
+          <w:szCs w:val="24"/>
+        </w:rPr>
+        <w:t xml:space="preserve">ARTICLE 11 — DISSOLUTION AND WINDING UP </w:t>
+      </w:r>
+    </w:p>
+    <w:p>
+      <w:pPr>
+        <w:keepLines/>
+        <w:widowControl/>
+        <w:spacing w:after="160"/>
+        <w:jc w:val="both"/>
+      </w:pPr>
+      <w:r>
+        <w:rPr>
+          <w:rFonts w:ascii="Times New Roman" w:hAnsi="Times New Roman"/>
+          <w:strike/>
+          <w:color w:val="C00000"/>
+          <w:sz w:val="24"/>
+          <w:szCs w:val="24"/>
+        </w:rPr>
+        <w:t xml:space="preserve">10.3 Rights of Transferees. A transferee (including a permitted family transferee) who is not admitted as a Member under Article 12 holds only the transferable interest — the right to receive the distributions that would otherwise be paid to the transferor with respect to the transferred interest — and has no right to vote, to participate in management, to inspect records, or to exercise any other right </w:t>
+      </w:r>
+      <w:r>
+        <w:rPr>
+          <w:rFonts w:ascii="Times New Roman" w:hAnsi="Times New Roman"/>
+          <w:color w:val="0645AD"/>
+          <w:u w:val="single"/>
+          <w:sz w:val="24"/>
+          <w:szCs w:val="24"/>
+        </w:rPr>
+        <w:t xml:space="preserve">11.1 Dissolution </w:t>
+      </w:r>
+      <w:r>
+        <w:rPr>
+          <w:rFonts w:ascii="Times New Roman" w:hAnsi="Times New Roman"/>
+          <w:sz w:val="24"/>
+          <w:szCs w:val="24"/>
+        </w:rPr>
+        <w:t xml:space="preserve">of a </w:t>
+      </w:r>
+      <w:r>
+        <w:rPr>
+          <w:rFonts w:ascii="Times New Roman" w:hAnsi="Times New Roman"/>
+          <w:strike/>
+          <w:color w:val="C00000"/>
+          <w:sz w:val="24"/>
+          <w:szCs w:val="24"/>
+        </w:rPr>
+        <w:t xml:space="preserve">member, except </w:t>
+      </w:r>
+      <w:r>
+        <w:rPr>
+          <w:rFonts w:ascii="Times New Roman" w:hAnsi="Times New Roman"/>
+          <w:color w:val="0645AD"/>
+          <w:u w:val="single"/>
+          <w:sz w:val="24"/>
+          <w:szCs w:val="24"/>
+        </w:rPr>
+        <w:t xml:space="preserve">Protected Series. A Protected Series is dissolved, and its activities and affairs shall be wound up, upon the first to occur of: (a) the dissolution of the Company; (b) an event or circumstance specified in its Series Exhibit; (c) the affirmative vote or consent of the Member; or (d) entry of a judicial order dissolving the Protected Series </w:t>
+      </w:r>
+      <w:r>
+        <w:rPr>
+          <w:rFonts w:ascii="Times New Roman" w:hAnsi="Times New Roman"/>
+          <w:sz w:val="24"/>
+          <w:szCs w:val="24"/>
+        </w:rPr>
+        <w:t xml:space="preserve">as </w:t>
+      </w:r>
+      <w:r>
+        <w:rPr>
+          <w:rFonts w:ascii="Times New Roman" w:hAnsi="Times New Roman"/>
+          <w:color w:val="0645AD"/>
+          <w:u w:val="single"/>
+          <w:sz w:val="24"/>
+          <w:szCs w:val="24"/>
+        </w:rPr>
+        <w:t xml:space="preserve">provided by </w:t>
+      </w:r>
+      <w:r>
+        <w:rPr>
+          <w:rFonts w:ascii="Times New Roman" w:hAnsi="Times New Roman"/>
+          <w:sz w:val="24"/>
+          <w:szCs w:val="24"/>
+        </w:rPr>
+        <w:t xml:space="preserve">the </w:t>
+      </w:r>
+      <w:r>
+        <w:rPr>
+          <w:rFonts w:ascii="Times New Roman" w:hAnsi="Times New Roman"/>
+          <w:strike/>
+          <w:color w:val="C00000"/>
+          <w:sz w:val="24"/>
+          <w:szCs w:val="24"/>
+        </w:rPr>
+        <w:t xml:space="preserve">Act mandates. A transferred interest remains subject to this Agreement in the hands of every transferee. </w:t>
+      </w:r>
+      <w:r>
+        <w:rPr>
+          <w:rFonts w:ascii="Times New Roman" w:hAnsi="Times New Roman"/>
+          <w:color w:val="0645AD"/>
+          <w:u w:val="single"/>
+          <w:sz w:val="24"/>
+          <w:szCs w:val="24"/>
+        </w:rPr>
+        <w:t xml:space="preserve">Act. </w:t>
+      </w:r>
+    </w:p>
+    <w:p>
+      <w:pPr>
+        <w:keepLines/>
+        <w:widowControl/>
+        <w:spacing w:after="160"/>
+        <w:jc w:val="both"/>
+      </w:pPr>
+      <w:r>
+        <w:rPr>
+          <w:rFonts w:ascii="Times New Roman" w:hAnsi="Times New Roman"/>
+          <w:strike/>
+          <w:color w:val="C00000"/>
+          <w:sz w:val="24"/>
+          <w:szCs w:val="24"/>
+        </w:rPr>
+        <w:t xml:space="preserve">10.4 Involuntary Transfers; Option to Acquire. </w:t>
+      </w:r>
+      <w:r>
+        <w:rPr>
+          <w:rFonts w:ascii="Times New Roman" w:hAnsi="Times New Roman"/>
+          <w:color w:val="0645AD"/>
+          <w:u w:val="single"/>
+          <w:sz w:val="24"/>
+          <w:szCs w:val="24"/>
+        </w:rPr>
+        <w:t xml:space="preserve">11.2 Winding Up a Protected Series. </w:t>
+      </w:r>
+      <w:r>
+        <w:rPr>
+          <w:rFonts w:ascii="Times New Roman" w:hAnsi="Times New Roman"/>
+          <w:sz w:val="24"/>
+          <w:szCs w:val="24"/>
+        </w:rPr>
+        <w:t xml:space="preserve">Upon </w:t>
+      </w:r>
+      <w:r>
+        <w:rPr>
+          <w:rFonts w:ascii="Times New Roman" w:hAnsi="Times New Roman"/>
+          <w:strike/>
+          <w:color w:val="C00000"/>
+          <w:sz w:val="24"/>
+          <w:szCs w:val="24"/>
+        </w:rPr>
+        <w:t xml:space="preserve">any Involuntary Transfer or any event that would result in an Involuntary Transfer of all or part </w:t>
+      </w:r>
+      <w:r>
+        <w:rPr>
+          <w:rFonts w:ascii="Times New Roman" w:hAnsi="Times New Roman"/>
+          <w:color w:val="0645AD"/>
+          <w:u w:val="single"/>
+          <w:sz w:val="24"/>
+          <w:szCs w:val="24"/>
+        </w:rPr>
+        <w:t xml:space="preserve">dissolution </w:t>
+      </w:r>
+      <w:r>
+        <w:rPr>
+          <w:rFonts w:ascii="Times New Roman" w:hAnsi="Times New Roman"/>
+          <w:sz w:val="24"/>
+          <w:szCs w:val="24"/>
+        </w:rPr>
+        <w:t xml:space="preserve">of a </w:t>
+      </w:r>
+      <w:r>
+        <w:rPr>
+          <w:rFonts w:ascii="Times New Roman" w:hAnsi="Times New Roman"/>
+          <w:strike/>
+          <w:color w:val="C00000"/>
+          <w:sz w:val="24"/>
+          <w:szCs w:val="24"/>
+        </w:rPr>
+        <w:t xml:space="preserve">Membership Interest, the Company shall have the option, exercisable </w:t>
+      </w:r>
+      <w:r>
+        <w:rPr>
+          <w:rFonts w:ascii="Times New Roman" w:hAnsi="Times New Roman"/>
+          <w:color w:val="0645AD"/>
+          <w:u w:val="single"/>
+          <w:sz w:val="24"/>
+          <w:szCs w:val="24"/>
+        </w:rPr>
+        <w:t xml:space="preserve">Protected Series, its Protected Series Manager (or another person designated </w:t>
+      </w:r>
+      <w:r>
+        <w:rPr>
+          <w:rFonts w:ascii="Times New Roman" w:hAnsi="Times New Roman"/>
+          <w:sz w:val="24"/>
+          <w:szCs w:val="24"/>
+        </w:rPr>
+        <w:t xml:space="preserve">by the </w:t>
+      </w:r>
+      <w:r>
+        <w:rPr>
+          <w:rFonts w:ascii="Times New Roman" w:hAnsi="Times New Roman"/>
+          <w:color w:val="0645AD"/>
+          <w:u w:val="single"/>
+          <w:sz w:val="24"/>
+          <w:szCs w:val="24"/>
+        </w:rPr>
+        <w:t xml:space="preserve">Member) shall wind up its activities and affairs in the manner provided by the Act for winding up a limited liability company, applied to that Protected Series. Its Associated Assets shall be applied: first, to pay or provide for its Associated Liabilities to creditors (including the Member as a creditor, to the extent permitted by law); and then the balance to the Company. The </w:t>
+      </w:r>
+      <w:r>
+        <w:rPr>
+          <w:rFonts w:ascii="Times New Roman" w:hAnsi="Times New Roman"/>
+          <w:sz w:val="24"/>
+          <w:szCs w:val="24"/>
+        </w:rPr>
+        <w:t xml:space="preserve">Manager </w:t>
+      </w:r>
+      <w:r>
+        <w:rPr>
+          <w:rFonts w:ascii="Times New Roman" w:hAnsi="Times New Roman"/>
+          <w:strike/>
+          <w:color w:val="C00000"/>
+          <w:sz w:val="24"/>
+          <w:szCs w:val="24"/>
+        </w:rPr>
+        <w:t xml:space="preserve">at </w:t>
+      </w:r>
+      <w:r>
+        <w:rPr>
+          <w:rFonts w:ascii="Times New Roman" w:hAnsi="Times New Roman"/>
+          <w:color w:val="0645AD"/>
+          <w:u w:val="single"/>
+          <w:sz w:val="24"/>
+          <w:szCs w:val="24"/>
+        </w:rPr>
+        <w:t xml:space="preserve">shall cause </w:t>
+      </w:r>
+      <w:r>
+        <w:rPr>
+          <w:rFonts w:ascii="Times New Roman" w:hAnsi="Times New Roman"/>
+          <w:sz w:val="24"/>
+          <w:szCs w:val="24"/>
+        </w:rPr>
+        <w:t xml:space="preserve">any </w:t>
+      </w:r>
+      <w:r>
+        <w:rPr>
+          <w:rFonts w:ascii="Times New Roman" w:hAnsi="Times New Roman"/>
+          <w:strike/>
+          <w:color w:val="C00000"/>
+          <w:sz w:val="24"/>
+          <w:szCs w:val="24"/>
+        </w:rPr>
+        <w:t xml:space="preserve">time within ninety (90) days after </w:t>
+      </w:r>
+      <w:r>
+        <w:rPr>
+          <w:rFonts w:ascii="Times New Roman" w:hAnsi="Times New Roman"/>
+          <w:color w:val="0645AD"/>
+          <w:u w:val="single"/>
+          <w:sz w:val="24"/>
+          <w:szCs w:val="24"/>
+        </w:rPr>
+        <w:t xml:space="preserve">statement or filing required by </w:t>
+      </w:r>
+      <w:r>
+        <w:rPr>
+          <w:rFonts w:ascii="Times New Roman" w:hAnsi="Times New Roman"/>
+          <w:sz w:val="24"/>
+          <w:szCs w:val="24"/>
+        </w:rPr>
+        <w:t xml:space="preserve">the </w:t>
+      </w:r>
+      <w:r>
+        <w:rPr>
+          <w:rFonts w:ascii="Times New Roman" w:hAnsi="Times New Roman"/>
+          <w:strike/>
+          <w:color w:val="C00000"/>
+          <w:sz w:val="24"/>
+          <w:szCs w:val="24"/>
+        </w:rPr>
+        <w:t xml:space="preserve">Company receives written notice that </w:t>
+      </w:r>
+      <w:r>
+        <w:rPr>
+          <w:rFonts w:ascii="Times New Roman" w:hAnsi="Times New Roman"/>
+          <w:color w:val="0645AD"/>
+          <w:u w:val="single"/>
+          <w:sz w:val="24"/>
+          <w:szCs w:val="24"/>
+        </w:rPr>
+        <w:t xml:space="preserve">Act or </w:t>
+      </w:r>
+      <w:r>
+        <w:rPr>
+          <w:rFonts w:ascii="Times New Roman" w:hAnsi="Times New Roman"/>
+          <w:sz w:val="24"/>
+          <w:szCs w:val="24"/>
+        </w:rPr>
+        <w:t xml:space="preserve">the </w:t>
+      </w:r>
+      <w:r>
+        <w:rPr>
+          <w:rFonts w:ascii="Times New Roman" w:hAnsi="Times New Roman"/>
+          <w:strike/>
+          <w:color w:val="C00000"/>
+          <w:sz w:val="24"/>
+          <w:szCs w:val="24"/>
+        </w:rPr>
+        <w:t xml:space="preserve">Involuntary Transfer has occurred, to acquire </w:t>
+      </w:r>
+      <w:r>
+        <w:rPr>
+          <w:rFonts w:ascii="Times New Roman" w:hAnsi="Times New Roman"/>
+          <w:color w:val="0645AD"/>
+          <w:u w:val="single"/>
+          <w:sz w:val="24"/>
+          <w:szCs w:val="24"/>
+        </w:rPr>
+        <w:t xml:space="preserve">Department in connection with </w:t>
+      </w:r>
+      <w:r>
+        <w:rPr>
+          <w:rFonts w:ascii="Times New Roman" w:hAnsi="Times New Roman"/>
+          <w:sz w:val="24"/>
+          <w:szCs w:val="24"/>
+        </w:rPr>
+        <w:t xml:space="preserve">the </w:t>
+      </w:r>
+      <w:r>
+        <w:rPr>
+          <w:rFonts w:ascii="Times New Roman" w:hAnsi="Times New Roman"/>
+          <w:strike/>
+          <w:color w:val="C00000"/>
+          <w:sz w:val="24"/>
+          <w:szCs w:val="24"/>
+        </w:rPr>
+        <w:t xml:space="preserve">interest that is the subject </w:t>
+      </w:r>
+      <w:r>
+        <w:rPr>
+          <w:rFonts w:ascii="Times New Roman" w:hAnsi="Times New Roman"/>
+          <w:color w:val="0645AD"/>
+          <w:u w:val="single"/>
+          <w:sz w:val="24"/>
+          <w:szCs w:val="24"/>
+        </w:rPr>
+        <w:t xml:space="preserve">dissolution </w:t>
+      </w:r>
+      <w:r>
+        <w:rPr>
+          <w:rFonts w:ascii="Times New Roman" w:hAnsi="Times New Roman"/>
+          <w:sz w:val="24"/>
+          <w:szCs w:val="24"/>
+        </w:rPr>
+        <w:t xml:space="preserve">of the </w:t>
+      </w:r>
+      <w:r>
+        <w:rPr>
+          <w:rFonts w:ascii="Times New Roman" w:hAnsi="Times New Roman"/>
+          <w:strike/>
+          <w:color w:val="C00000"/>
+          <w:sz w:val="24"/>
+          <w:szCs w:val="24"/>
+        </w:rPr>
+        <w:t xml:space="preserve">Involuntary Transfer at </w:t>
+      </w:r>
+      <w:r>
+        <w:rPr>
+          <w:rFonts w:ascii="Times New Roman" w:hAnsi="Times New Roman"/>
+          <w:color w:val="0645AD"/>
+          <w:u w:val="single"/>
+          <w:sz w:val="24"/>
+          <w:szCs w:val="24"/>
+        </w:rPr>
+        <w:t xml:space="preserve">Protected Series to be made. The winding up of a Protected Series shall not draw upon, and </w:t>
+      </w:r>
+      <w:r>
+        <w:rPr>
+          <w:rFonts w:ascii="Times New Roman" w:hAnsi="Times New Roman"/>
+          <w:sz w:val="24"/>
+          <w:szCs w:val="24"/>
+        </w:rPr>
+        <w:t xml:space="preserve">its </w:t>
+      </w:r>
+      <w:r>
+        <w:rPr>
+          <w:rFonts w:ascii="Times New Roman" w:hAnsi="Times New Roman"/>
+          <w:strike/>
+          <w:color w:val="C00000"/>
+          <w:sz w:val="24"/>
+          <w:szCs w:val="24"/>
+        </w:rPr>
+        <w:t xml:space="preserve">fair value. Fair value shall be the value agreed in writing between the Manager and the holder of the interest or, absent agreement within thirty (30) days after the option is exercised, the value determined by an independent appraiser jointly selected by the Company and the holder within fifteen (15) days after the end of that thirty-day period (and, if they fail to agree within that time, by an appraiser selected by the two appraisers each of them then designates within a further ten (10) days), who shall hold the MAI designation if the assets principally concerned are real property, who </w:t>
+      </w:r>
+      <w:r>
+        <w:rPr>
+          <w:rFonts w:ascii="Times New Roman" w:hAnsi="Times New Roman"/>
+          <w:color w:val="0645AD"/>
+          <w:u w:val="single"/>
+          <w:sz w:val="24"/>
+          <w:szCs w:val="24"/>
+        </w:rPr>
+        <w:t xml:space="preserve">creditors </w:t>
+      </w:r>
+      <w:r>
+        <w:rPr>
+          <w:rFonts w:ascii="Times New Roman" w:hAnsi="Times New Roman"/>
+          <w:sz w:val="24"/>
+          <w:szCs w:val="24"/>
+        </w:rPr>
+        <w:t xml:space="preserve">shall have no </w:t>
+      </w:r>
+      <w:r>
+        <w:rPr>
+          <w:rFonts w:ascii="Times New Roman" w:hAnsi="Times New Roman"/>
+          <w:strike/>
+          <w:color w:val="C00000"/>
+          <w:sz w:val="24"/>
+          <w:szCs w:val="24"/>
+        </w:rPr>
+        <w:t xml:space="preserve">material financial or professional relationship with any Member, and who shall deliver a written determination within forty-five (45) days after selection. That determination is final and binding, and </w:t>
+      </w:r>
+      <w:r>
+        <w:rPr>
+          <w:rFonts w:ascii="Times New Roman" w:hAnsi="Times New Roman"/>
+          <w:color w:val="0645AD"/>
+          <w:u w:val="single"/>
+          <w:sz w:val="24"/>
+          <w:szCs w:val="24"/>
+        </w:rPr>
+        <w:t xml:space="preserve">recourse to, </w:t>
+      </w:r>
+      <w:r>
+        <w:rPr>
+          <w:rFonts w:ascii="Times New Roman" w:hAnsi="Times New Roman"/>
+          <w:sz w:val="24"/>
+          <w:szCs w:val="24"/>
+        </w:rPr>
+        <w:t xml:space="preserve">the </w:t>
+      </w:r>
+      <w:r>
+        <w:rPr>
+          <w:rFonts w:ascii="Times New Roman" w:hAnsi="Times New Roman"/>
+          <w:strike/>
+          <w:color w:val="C00000"/>
+          <w:sz w:val="24"/>
+          <w:szCs w:val="24"/>
+        </w:rPr>
+        <w:t xml:space="preserve">appraiser's fee shall be borne one-half by </w:t>
+      </w:r>
+      <w:r>
+        <w:rPr>
+          <w:rFonts w:ascii="Times New Roman" w:hAnsi="Times New Roman"/>
+          <w:color w:val="0645AD"/>
+          <w:u w:val="single"/>
+          <w:sz w:val="24"/>
+          <w:szCs w:val="24"/>
+        </w:rPr>
+        <w:t xml:space="preserve">Associated Assets of </w:t>
+      </w:r>
+      <w:r>
+        <w:rPr>
+          <w:rFonts w:ascii="Times New Roman" w:hAnsi="Times New Roman"/>
+          <w:sz w:val="24"/>
+          <w:szCs w:val="24"/>
+        </w:rPr>
+        <w:t xml:space="preserve">the Company </w:t>
+      </w:r>
+      <w:r>
+        <w:rPr>
+          <w:rFonts w:ascii="Times New Roman" w:hAnsi="Times New Roman"/>
+          <w:strike/>
+          <w:color w:val="C00000"/>
+          <w:sz w:val="24"/>
+          <w:szCs w:val="24"/>
+        </w:rPr>
+        <w:t xml:space="preserve">and one-half by the holder. The purchase price is payable on commercially reasonable terms determined by the Manager, including payment in installments over a period </w:t>
+      </w:r>
+      <w:r>
+        <w:rPr>
+          <w:rFonts w:ascii="Times New Roman" w:hAnsi="Times New Roman"/>
+          <w:color w:val="0645AD"/>
+          <w:u w:val="single"/>
+          <w:sz w:val="24"/>
+          <w:szCs w:val="24"/>
+        </w:rPr>
+        <w:t xml:space="preserve">or </w:t>
+      </w:r>
+      <w:r>
+        <w:rPr>
+          <w:rFonts w:ascii="Times New Roman" w:hAnsi="Times New Roman"/>
+          <w:sz w:val="24"/>
+          <w:szCs w:val="24"/>
+        </w:rPr>
+        <w:t xml:space="preserve">of </w:t>
+      </w:r>
+      <w:r>
+        <w:rPr>
+          <w:rFonts w:ascii="Times New Roman" w:hAnsi="Times New Roman"/>
+          <w:strike/>
+          <w:color w:val="C00000"/>
+          <w:sz w:val="24"/>
+          <w:szCs w:val="24"/>
+        </w:rPr>
+        <w:t xml:space="preserve">up to five (5) years bearing interest at the applicable federal rate. If the Company does not exercise its option, the Members </w:t>
+      </w:r>
+      <w:r>
+        <w:rPr>
+          <w:rFonts w:ascii="Times New Roman" w:hAnsi="Times New Roman"/>
+          <w:color w:val="0645AD"/>
+          <w:u w:val="single"/>
+          <w:sz w:val="24"/>
+          <w:szCs w:val="24"/>
+        </w:rPr>
+        <w:t xml:space="preserve">any </w:t>
+      </w:r>
+      <w:r>
+        <w:rPr>
+          <w:rFonts w:ascii="Times New Roman" w:hAnsi="Times New Roman"/>
+          <w:sz w:val="24"/>
+          <w:szCs w:val="24"/>
+        </w:rPr>
+        <w:t xml:space="preserve">other </w:t>
+      </w:r>
+      <w:r>
+        <w:rPr>
+          <w:rFonts w:ascii="Times New Roman" w:hAnsi="Times New Roman"/>
+          <w:strike/>
+          <w:color w:val="C00000"/>
+          <w:sz w:val="24"/>
+          <w:szCs w:val="24"/>
+        </w:rPr>
+        <w:t xml:space="preserve">than the affected Member may, within thirty (30) days after the Company's option lapses, elect to acquire the interest on the same terms, in proportion to their Percentage Interests or as they otherwise agree. Pending exercise or lapse of the options, the holder of the interest has only the rights of a transferee described in Section 10.3. </w:t>
+      </w:r>
+      <w:r>
+        <w:rPr>
+          <w:rFonts w:ascii="Times New Roman" w:hAnsi="Times New Roman"/>
+          <w:color w:val="0645AD"/>
+          <w:u w:val="single"/>
+          <w:sz w:val="24"/>
+          <w:szCs w:val="24"/>
+        </w:rPr>
+        <w:t xml:space="preserve">Protected Series. </w:t>
+      </w:r>
+    </w:p>
+    <w:p>
+      <w:pPr>
+        <w:keepLines/>
+        <w:widowControl/>
+        <w:spacing w:after="160"/>
+        <w:jc w:val="both"/>
+      </w:pPr>
+      <w:r>
+        <w:rPr>
+          <w:rFonts w:ascii="Times New Roman" w:hAnsi="Times New Roman"/>
+          <w:strike/>
+          <w:color w:val="C00000"/>
+          <w:sz w:val="24"/>
+          <w:szCs w:val="24"/>
+        </w:rPr>
+        <w:t xml:space="preserve">10.5 No Dissociation by Transfer Alone. A Transfer </w:t>
+      </w:r>
+      <w:r>
+        <w:rPr>
+          <w:rFonts w:ascii="Times New Roman" w:hAnsi="Times New Roman"/>
+          <w:color w:val="0645AD"/>
+          <w:u w:val="single"/>
+          <w:sz w:val="24"/>
+          <w:szCs w:val="24"/>
+        </w:rPr>
+        <w:t xml:space="preserve">11.3 Dissolution of the Company. The Company is dissolved, and its activities and affairs shall be wound up, upon the first to occur of: (a) the written consent of the Member; (b) entry of a decree of judicial dissolution under the Act; or (c) any other event that under the Act requires dissolution. The death, incapacity, bankruptcy, dissociation, or withdrawal of the Member </w:t>
+      </w:r>
+      <w:r>
+        <w:rPr>
+          <w:rFonts w:ascii="Times New Roman" w:hAnsi="Times New Roman"/>
+          <w:sz w:val="24"/>
+          <w:szCs w:val="24"/>
+        </w:rPr>
+        <w:t xml:space="preserve">does not by itself </w:t>
+      </w:r>
+      <w:r>
+        <w:rPr>
+          <w:rFonts w:ascii="Times New Roman" w:hAnsi="Times New Roman"/>
+          <w:strike/>
+          <w:color w:val="C00000"/>
+          <w:sz w:val="24"/>
+          <w:szCs w:val="24"/>
+        </w:rPr>
+        <w:t xml:space="preserve">dissociate a Member or </w:t>
+      </w:r>
+      <w:r>
+        <w:rPr>
+          <w:rFonts w:ascii="Times New Roman" w:hAnsi="Times New Roman"/>
+          <w:sz w:val="24"/>
+          <w:szCs w:val="24"/>
+        </w:rPr>
+        <w:t xml:space="preserve">dissolve the </w:t>
+      </w:r>
+      <w:r>
+        <w:rPr>
+          <w:rFonts w:ascii="Times New Roman" w:hAnsi="Times New Roman"/>
+          <w:color w:val="0645AD"/>
+          <w:u w:val="single"/>
+          <w:sz w:val="24"/>
+          <w:szCs w:val="24"/>
+        </w:rPr>
+        <w:t xml:space="preserve">Company. Dissolution of the </w:t>
+      </w:r>
+      <w:r>
+        <w:rPr>
+          <w:rFonts w:ascii="Times New Roman" w:hAnsi="Times New Roman"/>
+          <w:sz w:val="24"/>
+          <w:szCs w:val="24"/>
+        </w:rPr>
+        <w:t xml:space="preserve">Company </w:t>
+      </w:r>
+      <w:r>
+        <w:rPr>
+          <w:rFonts w:ascii="Times New Roman" w:hAnsi="Times New Roman"/>
+          <w:strike/>
+          <w:color w:val="C00000"/>
+          <w:sz w:val="24"/>
+          <w:szCs w:val="24"/>
+        </w:rPr>
+        <w:t xml:space="preserve">or any </w:t>
+      </w:r>
+      <w:r>
+        <w:rPr>
+          <w:rFonts w:ascii="Times New Roman" w:hAnsi="Times New Roman"/>
+          <w:color w:val="0645AD"/>
+          <w:u w:val="single"/>
+          <w:sz w:val="24"/>
+          <w:szCs w:val="24"/>
+        </w:rPr>
+        <w:t xml:space="preserve">causes the dissolution of each </w:t>
+      </w:r>
+      <w:r>
+        <w:rPr>
+          <w:rFonts w:ascii="Times New Roman" w:hAnsi="Times New Roman"/>
+          <w:sz w:val="24"/>
+          <w:szCs w:val="24"/>
+        </w:rPr>
+        <w:t xml:space="preserve">Protected </w:t>
+      </w:r>
+      <w:r>
+        <w:rPr>
+          <w:rFonts w:ascii="Times New Roman" w:hAnsi="Times New Roman"/>
+          <w:strike/>
+          <w:color w:val="C00000"/>
+          <w:sz w:val="24"/>
+          <w:szCs w:val="24"/>
+        </w:rPr>
+        <w:t xml:space="preserve">Series. </w:t>
+      </w:r>
+      <w:r>
+        <w:rPr>
+          <w:rFonts w:ascii="Times New Roman" w:hAnsi="Times New Roman"/>
+          <w:color w:val="0645AD"/>
+          <w:u w:val="single"/>
+          <w:sz w:val="24"/>
+          <w:szCs w:val="24"/>
+        </w:rPr>
+        <w:t xml:space="preserve">Series, and the winding up of the Company is not complete until the winding up of each Protected Series is complete. </w:t>
+      </w:r>
+    </w:p>
+    <w:p>
+      <w:pPr>
+        <w:keepLines/>
+        <w:widowControl/>
+        <w:spacing w:after="160"/>
+        <w:jc w:val="both"/>
+      </w:pPr>
+      <w:r>
+        <w:rPr>
+          <w:rFonts w:ascii="Times New Roman" w:hAnsi="Times New Roman"/>
+          <w:strike/>
+          <w:color w:val="C00000"/>
+          <w:sz w:val="24"/>
+          <w:szCs w:val="24"/>
+        </w:rPr>
+        <w:t xml:space="preserve">10.6 Charging Order — Exclusive Remedy. As provided in ss. 605.0502 and 605.0503, Florida Statutes, </w:t>
+      </w:r>
+      <w:r>
+        <w:rPr>
+          <w:rFonts w:ascii="Times New Roman" w:hAnsi="Times New Roman"/>
+          <w:color w:val="0645AD"/>
+          <w:u w:val="single"/>
+          <w:sz w:val="24"/>
+          <w:szCs w:val="24"/>
+        </w:rPr>
+        <w:t xml:space="preserve">11.4 Winding Up the Company. Upon dissolution of the Company, the Manager (or, if there is none, </w:t>
+      </w:r>
+      <w:r>
+        <w:rPr>
+          <w:rFonts w:ascii="Times New Roman" w:hAnsi="Times New Roman"/>
+          <w:sz w:val="24"/>
+          <w:szCs w:val="24"/>
+        </w:rPr>
+        <w:t xml:space="preserve">a </w:t>
+      </w:r>
+      <w:r>
+        <w:rPr>
+          <w:rFonts w:ascii="Times New Roman" w:hAnsi="Times New Roman"/>
+          <w:strike/>
+          <w:color w:val="C00000"/>
+          <w:sz w:val="24"/>
+          <w:szCs w:val="24"/>
+        </w:rPr>
+        <w:t xml:space="preserve">charging order is </w:t>
+      </w:r>
+      <w:r>
+        <w:rPr>
+          <w:rFonts w:ascii="Times New Roman" w:hAnsi="Times New Roman"/>
+          <w:color w:val="0645AD"/>
+          <w:u w:val="single"/>
+          <w:sz w:val="24"/>
+          <w:szCs w:val="24"/>
+        </w:rPr>
+        <w:t xml:space="preserve">person designated by </w:t>
+      </w:r>
+      <w:r>
+        <w:rPr>
+          <w:rFonts w:ascii="Times New Roman" w:hAnsi="Times New Roman"/>
+          <w:sz w:val="24"/>
+          <w:szCs w:val="24"/>
+        </w:rPr>
+        <w:t xml:space="preserve">the </w:t>
+      </w:r>
+      <w:r>
+        <w:rPr>
+          <w:rFonts w:ascii="Times New Roman" w:hAnsi="Times New Roman"/>
+          <w:strike/>
+          <w:color w:val="C00000"/>
+          <w:sz w:val="24"/>
+          <w:szCs w:val="24"/>
+        </w:rPr>
+        <w:t xml:space="preserve">sole and exclusive remedy by which a judgment creditor of a Member or of a transferee may satisfy a judgment from the judgment debtor's Membership Interest or transferable interest, whether in </w:t>
+      </w:r>
+      <w:r>
+        <w:rPr>
+          <w:rFonts w:ascii="Times New Roman" w:hAnsi="Times New Roman"/>
+          <w:color w:val="0645AD"/>
+          <w:u w:val="single"/>
+          <w:sz w:val="24"/>
+          <w:szCs w:val="24"/>
+        </w:rPr>
+        <w:t xml:space="preserve">Member) shall wind up </w:t>
+      </w:r>
+      <w:r>
+        <w:rPr>
+          <w:rFonts w:ascii="Times New Roman" w:hAnsi="Times New Roman"/>
+          <w:sz w:val="24"/>
+          <w:szCs w:val="24"/>
+        </w:rPr>
+        <w:t xml:space="preserve">the Company </w:t>
+      </w:r>
+      <w:r>
+        <w:rPr>
+          <w:rFonts w:ascii="Times New Roman" w:hAnsi="Times New Roman"/>
+          <w:strike/>
+          <w:color w:val="C00000"/>
+          <w:sz w:val="24"/>
+          <w:szCs w:val="24"/>
+        </w:rPr>
+        <w:t xml:space="preserve">or in respect of any </w:t>
+      </w:r>
+      <w:r>
+        <w:rPr>
+          <w:rFonts w:ascii="Times New Roman" w:hAnsi="Times New Roman"/>
+          <w:color w:val="0645AD"/>
+          <w:u w:val="single"/>
+          <w:sz w:val="24"/>
+          <w:szCs w:val="24"/>
+        </w:rPr>
+        <w:t xml:space="preserve">and each </w:t>
+      </w:r>
+      <w:r>
+        <w:rPr>
+          <w:rFonts w:ascii="Times New Roman" w:hAnsi="Times New Roman"/>
+          <w:sz w:val="24"/>
+          <w:szCs w:val="24"/>
+        </w:rPr>
+        <w:t xml:space="preserve">Protected Series. </w:t>
+      </w:r>
+      <w:r>
+        <w:rPr>
+          <w:rFonts w:ascii="Times New Roman" w:hAnsi="Times New Roman"/>
+          <w:strike/>
+          <w:color w:val="C00000"/>
+          <w:sz w:val="24"/>
+          <w:szCs w:val="24"/>
+        </w:rPr>
+        <w:t xml:space="preserve">A judgment creditor or other holder </w:t>
+      </w:r>
+      <w:r>
+        <w:rPr>
+          <w:rFonts w:ascii="Times New Roman" w:hAnsi="Times New Roman"/>
+          <w:color w:val="0645AD"/>
+          <w:u w:val="single"/>
+          <w:sz w:val="24"/>
+          <w:szCs w:val="24"/>
+        </w:rPr>
+        <w:t xml:space="preserve">After the winding up </w:t>
+      </w:r>
+      <w:r>
+        <w:rPr>
+          <w:rFonts w:ascii="Times New Roman" w:hAnsi="Times New Roman"/>
+          <w:sz w:val="24"/>
+          <w:szCs w:val="24"/>
+        </w:rPr>
+        <w:t xml:space="preserve">of </w:t>
+      </w:r>
+      <w:r>
+        <w:rPr>
+          <w:rFonts w:ascii="Times New Roman" w:hAnsi="Times New Roman"/>
+          <w:strike/>
+          <w:color w:val="C00000"/>
+          <w:sz w:val="24"/>
+          <w:szCs w:val="24"/>
+        </w:rPr>
+        <w:t xml:space="preserve">a charging order has only </w:t>
+      </w:r>
+      <w:r>
+        <w:rPr>
+          <w:rFonts w:ascii="Times New Roman" w:hAnsi="Times New Roman"/>
+          <w:color w:val="0645AD"/>
+          <w:u w:val="single"/>
+          <w:sz w:val="24"/>
+          <w:szCs w:val="24"/>
+        </w:rPr>
+        <w:t xml:space="preserve">each Protected Series under Section 11.2, </w:t>
+      </w:r>
+      <w:r>
+        <w:rPr>
+          <w:rFonts w:ascii="Times New Roman" w:hAnsi="Times New Roman"/>
+          <w:sz w:val="24"/>
+          <w:szCs w:val="24"/>
+        </w:rPr>
+        <w:t xml:space="preserve">the </w:t>
+      </w:r>
+      <w:r>
+        <w:rPr>
+          <w:rFonts w:ascii="Times New Roman" w:hAnsi="Times New Roman"/>
+          <w:strike/>
+          <w:color w:val="C00000"/>
+          <w:sz w:val="24"/>
+          <w:szCs w:val="24"/>
+        </w:rPr>
+        <w:t xml:space="preserve">right to receive distributions to which the judgment debtor would otherwise be entitled, has none </w:t>
+      </w:r>
+      <w:r>
+        <w:rPr>
+          <w:rFonts w:ascii="Times New Roman" w:hAnsi="Times New Roman"/>
+          <w:color w:val="0645AD"/>
+          <w:u w:val="single"/>
+          <w:sz w:val="24"/>
+          <w:szCs w:val="24"/>
+        </w:rPr>
+        <w:t xml:space="preserve">remaining Associated Assets </w:t>
+      </w:r>
+      <w:r>
+        <w:rPr>
+          <w:rFonts w:ascii="Times New Roman" w:hAnsi="Times New Roman"/>
+          <w:sz w:val="24"/>
+          <w:szCs w:val="24"/>
+        </w:rPr>
+        <w:t xml:space="preserve">of the </w:t>
+      </w:r>
+      <w:r>
+        <w:rPr>
+          <w:rFonts w:ascii="Times New Roman" w:hAnsi="Times New Roman"/>
+          <w:strike/>
+          <w:color w:val="C00000"/>
+          <w:sz w:val="24"/>
+          <w:szCs w:val="24"/>
+        </w:rPr>
+        <w:t xml:space="preserve">rights </w:t>
+      </w:r>
+      <w:r>
+        <w:rPr>
+          <w:rFonts w:ascii="Times New Roman" w:hAnsi="Times New Roman"/>
+          <w:color w:val="0645AD"/>
+          <w:u w:val="single"/>
+          <w:sz w:val="24"/>
+          <w:szCs w:val="24"/>
+        </w:rPr>
+        <w:t xml:space="preserve">Company shall be applied: first, to pay or provide for the Company's Associated Liabilities to creditors; and then the balance to the Member. Articles </w:t>
+      </w:r>
+      <w:r>
+        <w:rPr>
+          <w:rFonts w:ascii="Times New Roman" w:hAnsi="Times New Roman"/>
+          <w:sz w:val="24"/>
+          <w:szCs w:val="24"/>
+        </w:rPr>
+        <w:t xml:space="preserve">of </w:t>
+      </w:r>
+      <w:r>
+        <w:rPr>
+          <w:rFonts w:ascii="Times New Roman" w:hAnsi="Times New Roman"/>
+          <w:strike/>
+          <w:color w:val="C00000"/>
+          <w:sz w:val="24"/>
+          <w:szCs w:val="24"/>
+        </w:rPr>
+        <w:t xml:space="preserve">a member or manager, is not entitled to any accounting, inspection, or information rights except </w:t>
+      </w:r>
+      <w:r>
+        <w:rPr>
+          <w:rFonts w:ascii="Times New Roman" w:hAnsi="Times New Roman"/>
+          <w:color w:val="0645AD"/>
+          <w:u w:val="single"/>
+          <w:sz w:val="24"/>
+          <w:szCs w:val="24"/>
+        </w:rPr>
+        <w:t xml:space="preserve">dissolution shall be filed </w:t>
+      </w:r>
+      <w:r>
+        <w:rPr>
+          <w:rFonts w:ascii="Times New Roman" w:hAnsi="Times New Roman"/>
+          <w:sz w:val="24"/>
+          <w:szCs w:val="24"/>
+        </w:rPr>
+        <w:t xml:space="preserve">as the Act </w:t>
+      </w:r>
+      <w:r>
+        <w:rPr>
+          <w:rFonts w:ascii="Times New Roman" w:hAnsi="Times New Roman"/>
+          <w:strike/>
+          <w:color w:val="C00000"/>
+          <w:sz w:val="24"/>
+          <w:szCs w:val="24"/>
+        </w:rPr>
+        <w:t xml:space="preserve">mandates, and, for so long as </w:t>
+      </w:r>
+      <w:r>
+        <w:rPr>
+          <w:rFonts w:ascii="Times New Roman" w:hAnsi="Times New Roman"/>
+          <w:color w:val="0645AD"/>
+          <w:u w:val="single"/>
+          <w:sz w:val="24"/>
+          <w:szCs w:val="24"/>
+        </w:rPr>
+        <w:t xml:space="preserve">requires, and </w:t>
+      </w:r>
+      <w:r>
+        <w:rPr>
+          <w:rFonts w:ascii="Times New Roman" w:hAnsi="Times New Roman"/>
+          <w:sz w:val="24"/>
+          <w:szCs w:val="24"/>
+        </w:rPr>
+        <w:t xml:space="preserve">the Company </w:t>
+      </w:r>
+      <w:r>
+        <w:rPr>
+          <w:rFonts w:ascii="Times New Roman" w:hAnsi="Times New Roman"/>
+          <w:strike/>
+          <w:color w:val="C00000"/>
+          <w:sz w:val="24"/>
+          <w:szCs w:val="24"/>
+        </w:rPr>
+        <w:t xml:space="preserve">has more than one member, may not foreclose upon the charged interest. Nothing in this Agreement enlarges any remedy of any creditor beyond those provided by the Act. </w:t>
+      </w:r>
+      <w:r>
+        <w:rPr>
+          <w:rFonts w:ascii="Times New Roman" w:hAnsi="Times New Roman"/>
+          <w:color w:val="0645AD"/>
+          <w:u w:val="single"/>
+          <w:sz w:val="24"/>
+          <w:szCs w:val="24"/>
+        </w:rPr>
+        <w:t xml:space="preserve">shall terminate when winding up is complete. </w:t>
+      </w:r>
+    </w:p>
+    <w:p>
+      <w:pPr>
+        <w:keepLines/>
+        <w:widowControl/>
+        <w:spacing w:after="160"/>
+        <w:jc w:val="both"/>
+      </w:pPr>
+      <w:r>
+        <w:rPr>
+          <w:rFonts w:ascii="Times New Roman" w:hAnsi="Times New Roman"/>
+          <w:strike/>
+          <w:color w:val="C00000"/>
+          <w:sz w:val="24"/>
+          <w:szCs w:val="24"/>
+        </w:rPr>
+        <w:t xml:space="preserve">ARTICLE 11 — EXECUTORY CONTRACT </w:t>
+      </w:r>
+      <w:r>
+        <w:rPr>
+          <w:rFonts w:ascii="Times New Roman" w:hAnsi="Times New Roman"/>
+          <w:color w:val="0645AD"/>
+          <w:u w:val="single"/>
+          <w:sz w:val="24"/>
+          <w:szCs w:val="24"/>
+        </w:rPr>
+        <w:t xml:space="preserve">11.5 No Deficit Obligation; Recourse Limited. The Member shall have no obligation to restore any deficit or to contribute capital in connection with any winding up, and each creditor of the Company or of any Protected Series shall look solely to the Associated Assets of its obligor. </w:t>
+      </w:r>
+    </w:p>
+    <w:p>
+      <w:pPr>
+        <w:keepLines/>
+        <w:widowControl/>
+        <w:spacing w:after="160"/>
+        <w:jc w:val="both"/>
+      </w:pPr>
+      <w:r>
+        <w:rPr>
+          <w:rFonts w:ascii="Times New Roman" w:hAnsi="Times New Roman"/>
+          <w:strike/>
+          <w:color w:val="C00000"/>
+          <w:sz w:val="24"/>
+          <w:szCs w:val="24"/>
+        </w:rPr>
+        <w:t xml:space="preserve">11.1 Executory Contract. The parties agree that this Agreement constitutes an executory contract and shall be governed by 11 U.S.C. §365 in connection with the bankruptcy of the Company or any Member because, among other provisions and obligations, this Agreement imposes on each Member the following affirmative duties (each of which constitutes a material unperformed, future obligation): (a) [include only if optional Section 6.2 is included; otherwise replace with "(a) [Reserved.]"] upon approval of a Majority in Interest as provided in Section 6.2, the duty and obligation of each Member to contribute additional capital to the Company or the affected Protected Series; (b) the duty and obligation of each Member to materially participate in the governance of the Company and of each Protected Series, as provided in Section 4.6; (c) [include only if Section 4.7 Alternative A is selected; otherwise replace with "(c) [Reserved.]"] the duty and obligation of each Member not to compete with the Company or with any Protected Series in the conduct of their activities and affairs before the dissolution of the Company, as provided in Section 4.7 and consistent with s. 605.04091(2)(c), Florida Statutes; (d) the duty and obligation of each Member not to disclose confidential information, as provided in Section 4.8; and (e) the duty and obligation of each Member not to hinder, delay, slander, or tarnish the reputation of the Company or of any Protected Series, as provided in Section 4.9. The failure of a Member to perform the duties and obligations set forth herein releases and excuses the mutual duties and obligations owed by the Company and the other Members to such defaulting Member. </w:t>
+      </w:r>
+      <w:r>
+        <w:rPr>
+          <w:rFonts w:ascii="Times New Roman" w:hAnsi="Times New Roman"/>
+          <w:color w:val="0645AD"/>
+          <w:u w:val="single"/>
+          <w:sz w:val="24"/>
+          <w:szCs w:val="24"/>
+        </w:rPr>
+        <w:t xml:space="preserve">ARTICLE 12 — AMENDMENTS; CONSENTS </w:t>
+      </w:r>
+    </w:p>
+    <w:p>
+      <w:pPr>
+        <w:keepLines/>
+        <w:widowControl/>
+        <w:spacing w:after="160"/>
+        <w:jc w:val="both"/>
+      </w:pPr>
+      <w:r>
+        <w:rPr>
+          <w:rFonts w:ascii="Times New Roman" w:hAnsi="Times New Roman"/>
+          <w:strike/>
+          <w:color w:val="C00000"/>
+          <w:sz w:val="24"/>
+          <w:szCs w:val="24"/>
+        </w:rPr>
+        <w:t xml:space="preserve">11.2 Personal Service Agreement; No Assumption or Assignment. In accordance with In re Soderstrom, 484 B.R. 874 (M.D. Fla. 2013), </w:t>
+      </w:r>
+      <w:r>
+        <w:rPr>
+          <w:rFonts w:ascii="Times New Roman" w:hAnsi="Times New Roman"/>
+          <w:color w:val="0645AD"/>
+          <w:u w:val="single"/>
+          <w:sz w:val="24"/>
+          <w:szCs w:val="24"/>
+        </w:rPr>
+        <w:t xml:space="preserve">12.1 Amendments. This Agreement, including any Series Exhibit, may be amended only by a written instrument signed by the Member; provided, that (a) the Manager may amend Exhibit A and each Series Exhibit without further consent solely to record changes duly made under </w:t>
+      </w:r>
+      <w:r>
+        <w:rPr>
+          <w:rFonts w:ascii="Times New Roman" w:hAnsi="Times New Roman"/>
+          <w:sz w:val="24"/>
+          <w:szCs w:val="24"/>
+        </w:rPr>
+        <w:t xml:space="preserve">this Agreement </w:t>
+      </w:r>
+      <w:r>
+        <w:rPr>
+          <w:rFonts w:ascii="Times New Roman" w:hAnsi="Times New Roman"/>
+          <w:strike/>
+          <w:color w:val="C00000"/>
+          <w:sz w:val="24"/>
+          <w:szCs w:val="24"/>
+        </w:rPr>
+        <w:t xml:space="preserve">is a personal service agreement due to </w:t>
+      </w:r>
+      <w:r>
+        <w:rPr>
+          <w:rFonts w:ascii="Times New Roman" w:hAnsi="Times New Roman"/>
+          <w:color w:val="0645AD"/>
+          <w:u w:val="single"/>
+          <w:sz w:val="24"/>
+          <w:szCs w:val="24"/>
+        </w:rPr>
+        <w:t xml:space="preserve">(admissions, Transfers, and TOD designations); and (b) any amendment changing </w:t>
+      </w:r>
+      <w:r>
+        <w:rPr>
+          <w:rFonts w:ascii="Times New Roman" w:hAnsi="Times New Roman"/>
+          <w:sz w:val="24"/>
+          <w:szCs w:val="24"/>
+        </w:rPr>
+        <w:t xml:space="preserve">the </w:t>
+      </w:r>
+      <w:r>
+        <w:rPr>
+          <w:rFonts w:ascii="Times New Roman" w:hAnsi="Times New Roman"/>
+          <w:strike/>
+          <w:color w:val="C00000"/>
+          <w:sz w:val="24"/>
+          <w:szCs w:val="24"/>
+        </w:rPr>
+        <w:t xml:space="preserve">managerial and governance duties and </w:t>
+      </w:r>
+      <w:r>
+        <w:rPr>
+          <w:rFonts w:ascii="Times New Roman" w:hAnsi="Times New Roman"/>
+          <w:color w:val="0645AD"/>
+          <w:u w:val="single"/>
+          <w:sz w:val="24"/>
+          <w:szCs w:val="24"/>
+        </w:rPr>
+        <w:t xml:space="preserve">rights or </w:t>
+      </w:r>
+      <w:r>
+        <w:rPr>
+          <w:rFonts w:ascii="Times New Roman" w:hAnsi="Times New Roman"/>
+          <w:sz w:val="24"/>
+          <w:szCs w:val="24"/>
+        </w:rPr>
+        <w:t xml:space="preserve">obligations </w:t>
+      </w:r>
+      <w:r>
+        <w:rPr>
+          <w:rFonts w:ascii="Times New Roman" w:hAnsi="Times New Roman"/>
+          <w:strike/>
+          <w:color w:val="C00000"/>
+          <w:sz w:val="24"/>
+          <w:szCs w:val="24"/>
+        </w:rPr>
+        <w:t xml:space="preserve">owed by each Member and </w:t>
+      </w:r>
+      <w:r>
+        <w:rPr>
+          <w:rFonts w:ascii="Times New Roman" w:hAnsi="Times New Roman"/>
+          <w:color w:val="0645AD"/>
+          <w:u w:val="single"/>
+          <w:sz w:val="24"/>
+          <w:szCs w:val="24"/>
+        </w:rPr>
+        <w:t xml:space="preserve">of </w:t>
+      </w:r>
+      <w:r>
+        <w:rPr>
+          <w:rFonts w:ascii="Times New Roman" w:hAnsi="Times New Roman"/>
+          <w:sz w:val="24"/>
+          <w:szCs w:val="24"/>
+        </w:rPr>
+        <w:t xml:space="preserve">the </w:t>
+      </w:r>
+      <w:r>
+        <w:rPr>
+          <w:rFonts w:ascii="Times New Roman" w:hAnsi="Times New Roman"/>
+          <w:strike/>
+          <w:color w:val="C00000"/>
+          <w:sz w:val="24"/>
+          <w:szCs w:val="24"/>
+        </w:rPr>
+        <w:t xml:space="preserve">Manager, and a bankruptcy trustee cannot assume or assign a debtor Member's interest in </w:t>
+      </w:r>
+      <w:r>
+        <w:rPr>
+          <w:rFonts w:ascii="Times New Roman" w:hAnsi="Times New Roman"/>
+          <w:color w:val="0645AD"/>
+          <w:u w:val="single"/>
+          <w:sz w:val="24"/>
+          <w:szCs w:val="24"/>
+        </w:rPr>
+        <w:t xml:space="preserve">Manager may not impose new obligations on </w:t>
+      </w:r>
+      <w:r>
+        <w:rPr>
+          <w:rFonts w:ascii="Times New Roman" w:hAnsi="Times New Roman"/>
+          <w:sz w:val="24"/>
+          <w:szCs w:val="24"/>
+        </w:rPr>
+        <w:t xml:space="preserve">the </w:t>
+      </w:r>
+      <w:r>
+        <w:rPr>
+          <w:rFonts w:ascii="Times New Roman" w:hAnsi="Times New Roman"/>
+          <w:strike/>
+          <w:color w:val="C00000"/>
+          <w:sz w:val="24"/>
+          <w:szCs w:val="24"/>
+        </w:rPr>
+        <w:t xml:space="preserve">Company in accordance with 11 U.S.C. §365(c)(1) </w:t>
+      </w:r>
+      <w:r>
+        <w:rPr>
+          <w:rFonts w:ascii="Times New Roman" w:hAnsi="Times New Roman"/>
+          <w:color w:val="0645AD"/>
+          <w:u w:val="single"/>
+          <w:sz w:val="24"/>
+          <w:szCs w:val="24"/>
+        </w:rPr>
+        <w:t xml:space="preserve">Manager </w:t>
+      </w:r>
+      <w:r>
+        <w:rPr>
+          <w:rFonts w:ascii="Times New Roman" w:hAnsi="Times New Roman"/>
+          <w:sz w:val="24"/>
+          <w:szCs w:val="24"/>
+        </w:rPr>
+        <w:t xml:space="preserve">without the </w:t>
+      </w:r>
+      <w:r>
+        <w:rPr>
+          <w:rFonts w:ascii="Times New Roman" w:hAnsi="Times New Roman"/>
+          <w:strike/>
+          <w:color w:val="C00000"/>
+          <w:sz w:val="24"/>
+          <w:szCs w:val="24"/>
+        </w:rPr>
+        <w:t xml:space="preserve">prior </w:t>
+      </w:r>
+      <w:r>
+        <w:rPr>
+          <w:rFonts w:ascii="Times New Roman" w:hAnsi="Times New Roman"/>
+          <w:color w:val="0645AD"/>
+          <w:u w:val="single"/>
+          <w:sz w:val="24"/>
+          <w:szCs w:val="24"/>
+        </w:rPr>
+        <w:t xml:space="preserve">Manager's </w:t>
+      </w:r>
+      <w:r>
+        <w:rPr>
+          <w:rFonts w:ascii="Times New Roman" w:hAnsi="Times New Roman"/>
+          <w:sz w:val="24"/>
+          <w:szCs w:val="24"/>
+        </w:rPr>
+        <w:t xml:space="preserve">written </w:t>
+      </w:r>
+      <w:r>
+        <w:rPr>
+          <w:rFonts w:ascii="Times New Roman" w:hAnsi="Times New Roman"/>
+          <w:strike/>
+          <w:color w:val="C00000"/>
+          <w:sz w:val="24"/>
+          <w:szCs w:val="24"/>
+        </w:rPr>
+        <w:t xml:space="preserve">consent </w:t>
+      </w:r>
+      <w:r>
+        <w:rPr>
+          <w:rFonts w:ascii="Times New Roman" w:hAnsi="Times New Roman"/>
+          <w:color w:val="0645AD"/>
+          <w:u w:val="single"/>
+          <w:sz w:val="24"/>
+          <w:szCs w:val="24"/>
+        </w:rPr>
+        <w:t xml:space="preserve">consent. Oral, implied, or course-of-dealing amendments are </w:t>
+      </w:r>
+      <w:r>
+        <w:rPr>
+          <w:rFonts w:ascii="Times New Roman" w:hAnsi="Times New Roman"/>
+          <w:sz w:val="24"/>
+          <w:szCs w:val="24"/>
+        </w:rPr>
+        <w:t xml:space="preserve">of </w:t>
+      </w:r>
+      <w:r>
+        <w:rPr>
+          <w:rFonts w:ascii="Times New Roman" w:hAnsi="Times New Roman"/>
+          <w:strike/>
+          <w:color w:val="C00000"/>
+          <w:sz w:val="24"/>
+          <w:szCs w:val="24"/>
+        </w:rPr>
+        <w:t xml:space="preserve">the other Members. </w:t>
+      </w:r>
+      <w:r>
+        <w:rPr>
+          <w:rFonts w:ascii="Times New Roman" w:hAnsi="Times New Roman"/>
+          <w:color w:val="0645AD"/>
+          <w:u w:val="single"/>
+          <w:sz w:val="24"/>
+          <w:szCs w:val="24"/>
+        </w:rPr>
+        <w:t xml:space="preserve">no effect. </w:t>
+      </w:r>
+    </w:p>
+    <w:p>
+      <w:pPr>
+        <w:keepLines/>
+        <w:widowControl/>
+        <w:spacing w:after="160"/>
+        <w:jc w:val="both"/>
+      </w:pPr>
+      <w:r>
+        <w:rPr>
+          <w:rFonts w:ascii="Times New Roman" w:hAnsi="Times New Roman"/>
+          <w:strike/>
+          <w:color w:val="C00000"/>
+          <w:sz w:val="24"/>
+          <w:szCs w:val="24"/>
+        </w:rPr>
+        <w:t xml:space="preserve">11.3 Compliance upon Assumption </w:t>
+      </w:r>
+      <w:r>
+        <w:rPr>
+          <w:rFonts w:ascii="Times New Roman" w:hAnsi="Times New Roman"/>
+          <w:color w:val="0645AD"/>
+          <w:u w:val="single"/>
+          <w:sz w:val="24"/>
+          <w:szCs w:val="24"/>
+        </w:rPr>
+        <w:t xml:space="preserve">12.2 Action by Written Consent. Any action of the Member, </w:t>
+      </w:r>
+      <w:r>
+        <w:rPr>
+          <w:rFonts w:ascii="Times New Roman" w:hAnsi="Times New Roman"/>
+          <w:sz w:val="24"/>
+          <w:szCs w:val="24"/>
+        </w:rPr>
+        <w:t xml:space="preserve">or </w:t>
+      </w:r>
+      <w:r>
+        <w:rPr>
+          <w:rFonts w:ascii="Times New Roman" w:hAnsi="Times New Roman"/>
+          <w:strike/>
+          <w:color w:val="C00000"/>
+          <w:sz w:val="24"/>
+          <w:szCs w:val="24"/>
+        </w:rPr>
+        <w:t xml:space="preserve">Rejection. Notwithstanding </w:t>
+      </w:r>
+      <w:r>
+        <w:rPr>
+          <w:rFonts w:ascii="Times New Roman" w:hAnsi="Times New Roman"/>
+          <w:color w:val="0645AD"/>
+          <w:u w:val="single"/>
+          <w:sz w:val="24"/>
+          <w:szCs w:val="24"/>
+        </w:rPr>
+        <w:t xml:space="preserve">of </w:t>
+      </w:r>
+      <w:r>
+        <w:rPr>
+          <w:rFonts w:ascii="Times New Roman" w:hAnsi="Times New Roman"/>
+          <w:sz w:val="24"/>
+          <w:szCs w:val="24"/>
+        </w:rPr>
+        <w:t xml:space="preserve">the </w:t>
+      </w:r>
+      <w:r>
+        <w:rPr>
+          <w:rFonts w:ascii="Times New Roman" w:hAnsi="Times New Roman"/>
+          <w:strike/>
+          <w:color w:val="C00000"/>
+          <w:sz w:val="24"/>
+          <w:szCs w:val="24"/>
+        </w:rPr>
+        <w:t xml:space="preserve">foregoing, to </w:t>
+      </w:r>
+      <w:r>
+        <w:rPr>
+          <w:rFonts w:ascii="Times New Roman" w:hAnsi="Times New Roman"/>
+          <w:color w:val="0645AD"/>
+          <w:u w:val="single"/>
+          <w:sz w:val="24"/>
+          <w:szCs w:val="24"/>
+        </w:rPr>
+        <w:t xml:space="preserve">Company, under this Agreement may be taken by a written consent signed by </w:t>
+      </w:r>
+      <w:r>
+        <w:rPr>
+          <w:rFonts w:ascii="Times New Roman" w:hAnsi="Times New Roman"/>
+          <w:sz w:val="24"/>
+          <w:szCs w:val="24"/>
+        </w:rPr>
+        <w:t xml:space="preserve">the </w:t>
+      </w:r>
+      <w:r>
+        <w:rPr>
+          <w:rFonts w:ascii="Times New Roman" w:hAnsi="Times New Roman"/>
+          <w:strike/>
+          <w:color w:val="C00000"/>
+          <w:sz w:val="24"/>
+          <w:szCs w:val="24"/>
+        </w:rPr>
+        <w:t xml:space="preserve">extent that a trustee of a Member's bankruptcy is allowed either to assume or reject a debtor Member's interest in the Company governed by this Agreement, such action shall comply </w:t>
+      </w:r>
+      <w:r>
+        <w:rPr>
+          <w:rFonts w:ascii="Times New Roman" w:hAnsi="Times New Roman"/>
+          <w:color w:val="0645AD"/>
+          <w:u w:val="single"/>
+          <w:sz w:val="24"/>
+          <w:szCs w:val="24"/>
+        </w:rPr>
+        <w:t xml:space="preserve">Member and maintained </w:t>
+      </w:r>
+      <w:r>
+        <w:rPr>
+          <w:rFonts w:ascii="Times New Roman" w:hAnsi="Times New Roman"/>
+          <w:sz w:val="24"/>
+          <w:szCs w:val="24"/>
+        </w:rPr>
+        <w:t xml:space="preserve">with the </w:t>
+      </w:r>
+      <w:r>
+        <w:rPr>
+          <w:rFonts w:ascii="Times New Roman" w:hAnsi="Times New Roman"/>
+          <w:strike/>
+          <w:color w:val="C00000"/>
+          <w:sz w:val="24"/>
+          <w:szCs w:val="24"/>
+        </w:rPr>
+        <w:t xml:space="preserve">time period set forth in 11 U.S.C. §365(d), and if the trustee assumes such debtor Member's interest, such trustee shall comply with the terms of this Agreement and Florida law governing this Agreement, including, without limitation, the restrictions of the rights of a creditor of a Member or transferee pursuant to ss. 605.0502 and 605.0503, Florida Statutes. </w:t>
+      </w:r>
+      <w:r>
+        <w:rPr>
+          <w:rFonts w:ascii="Times New Roman" w:hAnsi="Times New Roman"/>
+          <w:color w:val="0645AD"/>
+          <w:u w:val="single"/>
+          <w:sz w:val="24"/>
+          <w:szCs w:val="24"/>
+        </w:rPr>
+        <w:t xml:space="preserve">Company's records. No meetings are required. </w:t>
+      </w:r>
+    </w:p>
+    <w:p>
+      <w:pPr>
+        <w:keepLines/>
+        <w:widowControl/>
+        <w:spacing w:after="160"/>
+        <w:jc w:val="both"/>
+      </w:pPr>
+      <w:r>
+        <w:rPr>
+          <w:rFonts w:ascii="Times New Roman" w:hAnsi="Times New Roman"/>
+          <w:sz w:val="24"/>
+          <w:szCs w:val="24"/>
+        </w:rPr>
+        <w:t xml:space="preserve">ARTICLE </w:t>
+      </w:r>
+      <w:r>
+        <w:rPr>
+          <w:rFonts w:ascii="Times New Roman" w:hAnsi="Times New Roman"/>
+          <w:strike/>
+          <w:color w:val="C00000"/>
+          <w:sz w:val="24"/>
+          <w:szCs w:val="24"/>
+        </w:rPr>
+        <w:t xml:space="preserve">12 </w:t>
+      </w:r>
+      <w:r>
+        <w:rPr>
+          <w:rFonts w:ascii="Times New Roman" w:hAnsi="Times New Roman"/>
+          <w:color w:val="0645AD"/>
+          <w:u w:val="single"/>
+          <w:sz w:val="24"/>
+          <w:szCs w:val="24"/>
+        </w:rPr>
+        <w:t xml:space="preserve">13 </w:t>
+      </w:r>
+      <w:r>
+        <w:rPr>
+          <w:rFonts w:ascii="Times New Roman" w:hAnsi="Times New Roman"/>
+          <w:sz w:val="24"/>
+          <w:szCs w:val="24"/>
+        </w:rPr>
+        <w:t xml:space="preserve">— </w:t>
+      </w:r>
+      <w:r>
+        <w:rPr>
+          <w:rFonts w:ascii="Times New Roman" w:hAnsi="Times New Roman"/>
+          <w:strike/>
+          <w:color w:val="C00000"/>
+          <w:sz w:val="24"/>
+          <w:szCs w:val="24"/>
+        </w:rPr>
+        <w:t xml:space="preserve">ADMISSION OF MEMBERS; ASSOCIATION WITH PROTECTED SERIES </w:t>
+      </w:r>
+      <w:r>
+        <w:rPr>
+          <w:rFonts w:ascii="Times New Roman" w:hAnsi="Times New Roman"/>
+          <w:color w:val="0645AD"/>
+          <w:u w:val="single"/>
+          <w:sz w:val="24"/>
+          <w:szCs w:val="24"/>
+        </w:rPr>
+        <w:t xml:space="preserve">MISCELLANEOUS </w:t>
+      </w:r>
+    </w:p>
+    <w:p>
+      <w:pPr>
+        <w:keepLines/>
+        <w:widowControl/>
+        <w:spacing w:after="160"/>
+        <w:jc w:val="both"/>
+      </w:pPr>
+      <w:r>
+        <w:rPr>
+          <w:rFonts w:ascii="Times New Roman" w:hAnsi="Times New Roman"/>
+          <w:strike/>
+          <w:color w:val="C00000"/>
+          <w:sz w:val="24"/>
+          <w:szCs w:val="24"/>
+        </w:rPr>
+        <w:t xml:space="preserve">12.1 Admission of Members. A person may be admitted as a Member </w:t>
+      </w:r>
+      <w:r>
+        <w:rPr>
+          <w:rFonts w:ascii="Times New Roman" w:hAnsi="Times New Roman"/>
+          <w:color w:val="0645AD"/>
+          <w:u w:val="single"/>
+          <w:sz w:val="24"/>
+          <w:szCs w:val="24"/>
+        </w:rPr>
+        <w:t xml:space="preserve">13.1 Governing Law; Internal Affairs. This Agreement, the internal affairs </w:t>
+      </w:r>
+      <w:r>
+        <w:rPr>
+          <w:rFonts w:ascii="Times New Roman" w:hAnsi="Times New Roman"/>
+          <w:sz w:val="24"/>
+          <w:szCs w:val="24"/>
+        </w:rPr>
+        <w:t xml:space="preserve">of the Company </w:t>
+      </w:r>
+      <w:r>
+        <w:rPr>
+          <w:rFonts w:ascii="Times New Roman" w:hAnsi="Times New Roman"/>
+          <w:strike/>
+          <w:color w:val="C00000"/>
+          <w:sz w:val="24"/>
+          <w:szCs w:val="24"/>
+        </w:rPr>
+        <w:t xml:space="preserve">only with </w:t>
+      </w:r>
+      <w:r>
+        <w:rPr>
+          <w:rFonts w:ascii="Times New Roman" w:hAnsi="Times New Roman"/>
+          <w:color w:val="0645AD"/>
+          <w:u w:val="single"/>
+          <w:sz w:val="24"/>
+          <w:szCs w:val="24"/>
+        </w:rPr>
+        <w:t xml:space="preserve">and of each Protected Series, and </w:t>
+      </w:r>
+      <w:r>
+        <w:rPr>
+          <w:rFonts w:ascii="Times New Roman" w:hAnsi="Times New Roman"/>
+          <w:sz w:val="24"/>
+          <w:szCs w:val="24"/>
+        </w:rPr>
+        <w:t xml:space="preserve">the </w:t>
+      </w:r>
+      <w:r>
+        <w:rPr>
+          <w:rFonts w:ascii="Times New Roman" w:hAnsi="Times New Roman"/>
+          <w:strike/>
+          <w:color w:val="C00000"/>
+          <w:sz w:val="24"/>
+          <w:szCs w:val="24"/>
+        </w:rPr>
+        <w:t xml:space="preserve">written consent of all Members </w:t>
+      </w:r>
+      <w:r>
+        <w:rPr>
+          <w:rFonts w:ascii="Times New Roman" w:hAnsi="Times New Roman"/>
+          <w:color w:val="0645AD"/>
+          <w:u w:val="single"/>
+          <w:sz w:val="24"/>
+          <w:szCs w:val="24"/>
+        </w:rPr>
+        <w:t xml:space="preserve">relations among the Member, the Manager, each Protected Series Manager, the Company, </w:t>
+      </w:r>
+      <w:r>
+        <w:rPr>
+          <w:rFonts w:ascii="Times New Roman" w:hAnsi="Times New Roman"/>
+          <w:sz w:val="24"/>
+          <w:szCs w:val="24"/>
+        </w:rPr>
+        <w:t xml:space="preserve">and </w:t>
+      </w:r>
+      <w:r>
+        <w:rPr>
+          <w:rFonts w:ascii="Times New Roman" w:hAnsi="Times New Roman"/>
+          <w:strike/>
+          <w:color w:val="C00000"/>
+          <w:sz w:val="24"/>
+          <w:szCs w:val="24"/>
+        </w:rPr>
+        <w:t xml:space="preserve">upon </w:t>
+      </w:r>
+      <w:r>
+        <w:rPr>
+          <w:rFonts w:ascii="Times New Roman" w:hAnsi="Times New Roman"/>
+          <w:color w:val="0645AD"/>
+          <w:u w:val="single"/>
+          <w:sz w:val="24"/>
+          <w:szCs w:val="24"/>
+        </w:rPr>
+        <w:t xml:space="preserve">each Protected Series, are governed by </w:t>
+      </w:r>
+      <w:r>
+        <w:rPr>
+          <w:rFonts w:ascii="Times New Roman" w:hAnsi="Times New Roman"/>
+          <w:sz w:val="24"/>
+          <w:szCs w:val="24"/>
+        </w:rPr>
+        <w:t xml:space="preserve">the </w:t>
+      </w:r>
+      <w:r>
+        <w:rPr>
+          <w:rFonts w:ascii="Times New Roman" w:hAnsi="Times New Roman"/>
+          <w:strike/>
+          <w:color w:val="C00000"/>
+          <w:sz w:val="24"/>
+          <w:szCs w:val="24"/>
+        </w:rPr>
+        <w:t xml:space="preserve">person's delivery of a signed agreement to be bound by this Agreement, except that (a) a TOD beneficiary is admitted as provided in Section 4.11, and (b) a permitted family transferee under Section 10.2 may be admitted with the written consent of a Majority in Interest </w:t>
+      </w:r>
+      <w:r>
+        <w:rPr>
+          <w:rFonts w:ascii="Times New Roman" w:hAnsi="Times New Roman"/>
+          <w:color w:val="0645AD"/>
+          <w:u w:val="single"/>
+          <w:sz w:val="24"/>
+          <w:szCs w:val="24"/>
+        </w:rPr>
+        <w:t xml:space="preserve">laws </w:t>
+      </w:r>
+      <w:r>
+        <w:rPr>
+          <w:rFonts w:ascii="Times New Roman" w:hAnsi="Times New Roman"/>
+          <w:sz w:val="24"/>
+          <w:szCs w:val="24"/>
+        </w:rPr>
+        <w:t xml:space="preserve">of the </w:t>
+      </w:r>
+      <w:r>
+        <w:rPr>
+          <w:rFonts w:ascii="Times New Roman" w:hAnsi="Times New Roman"/>
+          <w:strike/>
+          <w:color w:val="C00000"/>
+          <w:sz w:val="24"/>
+          <w:szCs w:val="24"/>
+        </w:rPr>
+        <w:t xml:space="preserve">Members other than the transferor. </w:t>
+      </w:r>
+      <w:r>
+        <w:rPr>
+          <w:rFonts w:ascii="Times New Roman" w:hAnsi="Times New Roman"/>
+          <w:color w:val="0645AD"/>
+          <w:u w:val="single"/>
+          <w:sz w:val="24"/>
+          <w:szCs w:val="24"/>
+        </w:rPr>
+        <w:t xml:space="preserve">State of Florida, without regard to conflict-of-laws principles. </w:t>
+      </w:r>
+    </w:p>
+    <w:p>
+      <w:pPr>
+        <w:keepLines/>
+        <w:widowControl/>
+        <w:spacing w:after="160"/>
+        <w:jc w:val="both"/>
+      </w:pPr>
+      <w:r>
+        <w:rPr>
+          <w:rFonts w:ascii="Times New Roman" w:hAnsi="Times New Roman"/>
+          <w:strike/>
+          <w:color w:val="C00000"/>
+          <w:sz w:val="24"/>
+          <w:szCs w:val="24"/>
+        </w:rPr>
+        <w:t xml:space="preserve">12.2 No Association with a Protected Series. No Member may be associated with a Protected Series. A </w:t>
+      </w:r>
+      <w:r>
+        <w:rPr>
+          <w:rFonts w:ascii="Times New Roman" w:hAnsi="Times New Roman"/>
+          <w:color w:val="0645AD"/>
+          <w:u w:val="single"/>
+          <w:sz w:val="24"/>
+          <w:szCs w:val="24"/>
+        </w:rPr>
+        <w:t xml:space="preserve">13.2 Venue. Any action or proceeding arising out of or relating to this Agreement, the Company, or any </w:t>
+      </w:r>
+      <w:r>
+        <w:rPr>
+          <w:rFonts w:ascii="Times New Roman" w:hAnsi="Times New Roman"/>
+          <w:sz w:val="24"/>
+          <w:szCs w:val="24"/>
+        </w:rPr>
+        <w:t xml:space="preserve">Protected Series </w:t>
+      </w:r>
+      <w:r>
+        <w:rPr>
+          <w:rFonts w:ascii="Times New Roman" w:hAnsi="Times New Roman"/>
+          <w:strike/>
+          <w:color w:val="C00000"/>
+          <w:sz w:val="24"/>
+          <w:szCs w:val="24"/>
+        </w:rPr>
+        <w:t xml:space="preserve">may not </w:t>
+      </w:r>
+      <w:r>
+        <w:rPr>
+          <w:rFonts w:ascii="Times New Roman" w:hAnsi="Times New Roman"/>
+          <w:color w:val="0645AD"/>
+          <w:u w:val="single"/>
+          <w:sz w:val="24"/>
+          <w:szCs w:val="24"/>
+        </w:rPr>
+        <w:t xml:space="preserve">shall </w:t>
+      </w:r>
+      <w:r>
+        <w:rPr>
+          <w:rFonts w:ascii="Times New Roman" w:hAnsi="Times New Roman"/>
+          <w:sz w:val="24"/>
+          <w:szCs w:val="24"/>
+        </w:rPr>
+        <w:t xml:space="preserve">be </w:t>
+      </w:r>
+      <w:r>
+        <w:rPr>
+          <w:rFonts w:ascii="Times New Roman" w:hAnsi="Times New Roman"/>
+          <w:strike/>
+          <w:color w:val="C00000"/>
+          <w:sz w:val="24"/>
+          <w:szCs w:val="24"/>
+        </w:rPr>
+        <w:t xml:space="preserve">established with, </w:t>
+      </w:r>
+      <w:r>
+        <w:rPr>
+          <w:rFonts w:ascii="Times New Roman" w:hAnsi="Times New Roman"/>
+          <w:color w:val="0645AD"/>
+          <w:u w:val="single"/>
+          <w:sz w:val="24"/>
+          <w:szCs w:val="24"/>
+        </w:rPr>
+        <w:t xml:space="preserve">brought exclusively in the courts of the county in Florida in which the Company's principal office is located, </w:t>
+      </w:r>
+      <w:r>
+        <w:rPr>
+          <w:rFonts w:ascii="Times New Roman" w:hAnsi="Times New Roman"/>
+          <w:sz w:val="24"/>
+          <w:szCs w:val="24"/>
+        </w:rPr>
+        <w:t xml:space="preserve">and </w:t>
+      </w:r>
+      <w:r>
+        <w:rPr>
+          <w:rFonts w:ascii="Times New Roman" w:hAnsi="Times New Roman"/>
+          <w:strike/>
+          <w:color w:val="C00000"/>
+          <w:sz w:val="24"/>
+          <w:szCs w:val="24"/>
+        </w:rPr>
+        <w:t xml:space="preserve">may not admit, an Associated Member. Any amendment permitting Associated Members may cause </w:t>
+      </w:r>
+      <w:r>
+        <w:rPr>
+          <w:rFonts w:ascii="Times New Roman" w:hAnsi="Times New Roman"/>
+          <w:sz w:val="24"/>
+          <w:szCs w:val="24"/>
+        </w:rPr>
+        <w:t xml:space="preserve">each </w:t>
+      </w:r>
+      <w:r>
+        <w:rPr>
+          <w:rFonts w:ascii="Times New Roman" w:hAnsi="Times New Roman"/>
+          <w:strike/>
+          <w:color w:val="C00000"/>
+          <w:sz w:val="24"/>
+          <w:szCs w:val="24"/>
+        </w:rPr>
+        <w:t xml:space="preserve">Protected Series </w:t>
+      </w:r>
+      <w:r>
+        <w:rPr>
+          <w:rFonts w:ascii="Times New Roman" w:hAnsi="Times New Roman"/>
+          <w:color w:val="0645AD"/>
+          <w:u w:val="single"/>
+          <w:sz w:val="24"/>
+          <w:szCs w:val="24"/>
+        </w:rPr>
+        <w:t xml:space="preserve">party consents </w:t>
+      </w:r>
+      <w:r>
+        <w:rPr>
+          <w:rFonts w:ascii="Times New Roman" w:hAnsi="Times New Roman"/>
+          <w:sz w:val="24"/>
+          <w:szCs w:val="24"/>
+        </w:rPr>
+        <w:t xml:space="preserve">to </w:t>
+      </w:r>
+      <w:r>
+        <w:rPr>
+          <w:rFonts w:ascii="Times New Roman" w:hAnsi="Times New Roman"/>
+          <w:strike/>
+          <w:color w:val="C00000"/>
+          <w:sz w:val="24"/>
+          <w:szCs w:val="24"/>
+        </w:rPr>
+        <w:t xml:space="preserve">be treated as an entity separate from </w:t>
+      </w:r>
+      <w:r>
+        <w:rPr>
+          <w:rFonts w:ascii="Times New Roman" w:hAnsi="Times New Roman"/>
+          <w:sz w:val="24"/>
+          <w:szCs w:val="24"/>
+        </w:rPr>
+        <w:t xml:space="preserve">the </w:t>
+      </w:r>
+      <w:r>
+        <w:rPr>
+          <w:rFonts w:ascii="Times New Roman" w:hAnsi="Times New Roman"/>
+          <w:strike/>
+          <w:color w:val="C00000"/>
+          <w:sz w:val="24"/>
+          <w:szCs w:val="24"/>
+        </w:rPr>
+        <w:t xml:space="preserve">Company for federal income tax purposes, with its own filing obligations, </w:t>
+      </w:r>
+      <w:r>
+        <w:rPr>
+          <w:rFonts w:ascii="Times New Roman" w:hAnsi="Times New Roman"/>
+          <w:color w:val="0645AD"/>
+          <w:u w:val="single"/>
+          <w:sz w:val="24"/>
+          <w:szCs w:val="24"/>
+        </w:rPr>
+        <w:t xml:space="preserve">jurisdiction of such courts </w:t>
+      </w:r>
+      <w:r>
+        <w:rPr>
+          <w:rFonts w:ascii="Times New Roman" w:hAnsi="Times New Roman"/>
+          <w:sz w:val="24"/>
+          <w:szCs w:val="24"/>
+        </w:rPr>
+        <w:t xml:space="preserve">and </w:t>
+      </w:r>
+      <w:r>
+        <w:rPr>
+          <w:rFonts w:ascii="Times New Roman" w:hAnsi="Times New Roman"/>
+          <w:strike/>
+          <w:color w:val="C00000"/>
+          <w:sz w:val="24"/>
+          <w:szCs w:val="24"/>
+        </w:rPr>
+        <w:t xml:space="preserve">may terminate </w:t>
+      </w:r>
+      <w:r>
+        <w:rPr>
+          <w:rFonts w:ascii="Times New Roman" w:hAnsi="Times New Roman"/>
+          <w:color w:val="0645AD"/>
+          <w:u w:val="single"/>
+          <w:sz w:val="24"/>
+          <w:szCs w:val="24"/>
+        </w:rPr>
+        <w:t xml:space="preserve">waives </w:t>
+      </w:r>
+      <w:r>
+        <w:rPr>
+          <w:rFonts w:ascii="Times New Roman" w:hAnsi="Times New Roman"/>
+          <w:sz w:val="24"/>
+          <w:szCs w:val="24"/>
+        </w:rPr>
+        <w:t xml:space="preserve">any </w:t>
+      </w:r>
+      <w:r>
+        <w:rPr>
+          <w:rFonts w:ascii="Times New Roman" w:hAnsi="Times New Roman"/>
+          <w:strike/>
+          <w:color w:val="C00000"/>
+          <w:sz w:val="24"/>
+          <w:szCs w:val="24"/>
+        </w:rPr>
+        <w:t xml:space="preserve">election the Company has made. </w:t>
+      </w:r>
+      <w:r>
+        <w:rPr>
+          <w:rFonts w:ascii="Times New Roman" w:hAnsi="Times New Roman"/>
+          <w:color w:val="0645AD"/>
+          <w:u w:val="single"/>
+          <w:sz w:val="24"/>
+          <w:szCs w:val="24"/>
+        </w:rPr>
+        <w:t xml:space="preserve">objection to venue there. </w:t>
+      </w:r>
+    </w:p>
+    <w:p>
+      <w:pPr>
+        <w:keepLines/>
+        <w:widowControl/>
+        <w:spacing w:after="160"/>
+        <w:jc w:val="both"/>
+      </w:pPr>
+      <w:r>
+        <w:rPr>
+          <w:rFonts w:ascii="Times New Roman" w:hAnsi="Times New Roman"/>
+          <w:strike/>
+          <w:color w:val="C00000"/>
+          <w:sz w:val="24"/>
+          <w:szCs w:val="24"/>
+        </w:rPr>
+        <w:t xml:space="preserve">12.3 Continuation on Termination </w:t>
+      </w:r>
+      <w:r>
+        <w:rPr>
+          <w:rFonts w:ascii="Times New Roman" w:hAnsi="Times New Roman"/>
+          <w:color w:val="0645AD"/>
+          <w:u w:val="single"/>
+          <w:sz w:val="24"/>
+          <w:szCs w:val="24"/>
+        </w:rPr>
+        <w:t xml:space="preserve">13.3 Severability. If any provision </w:t>
+      </w:r>
+      <w:r>
+        <w:rPr>
+          <w:rFonts w:ascii="Times New Roman" w:hAnsi="Times New Roman"/>
+          <w:sz w:val="24"/>
+          <w:szCs w:val="24"/>
+        </w:rPr>
+        <w:t xml:space="preserve">of </w:t>
+      </w:r>
+      <w:r>
+        <w:rPr>
+          <w:rFonts w:ascii="Times New Roman" w:hAnsi="Times New Roman"/>
+          <w:strike/>
+          <w:color w:val="C00000"/>
+          <w:sz w:val="24"/>
+          <w:szCs w:val="24"/>
+        </w:rPr>
+        <w:t xml:space="preserve">Last Member. Upon </w:t>
+      </w:r>
+      <w:r>
+        <w:rPr>
+          <w:rFonts w:ascii="Times New Roman" w:hAnsi="Times New Roman"/>
+          <w:color w:val="0645AD"/>
+          <w:u w:val="single"/>
+          <w:sz w:val="24"/>
+          <w:szCs w:val="24"/>
+        </w:rPr>
+        <w:t xml:space="preserve">this Agreement is held invalid or unenforceable, that provision shall be modified to </w:t>
+      </w:r>
+      <w:r>
+        <w:rPr>
+          <w:rFonts w:ascii="Times New Roman" w:hAnsi="Times New Roman"/>
+          <w:sz w:val="24"/>
+          <w:szCs w:val="24"/>
+        </w:rPr>
+        <w:t xml:space="preserve">the </w:t>
+      </w:r>
+      <w:r>
+        <w:rPr>
+          <w:rFonts w:ascii="Times New Roman" w:hAnsi="Times New Roman"/>
+          <w:strike/>
+          <w:color w:val="C00000"/>
+          <w:sz w:val="24"/>
+          <w:szCs w:val="24"/>
+        </w:rPr>
+        <w:t xml:space="preserve">termination </w:t>
+      </w:r>
+      <w:r>
+        <w:rPr>
+          <w:rFonts w:ascii="Times New Roman" w:hAnsi="Times New Roman"/>
+          <w:color w:val="0645AD"/>
+          <w:u w:val="single"/>
+          <w:sz w:val="24"/>
+          <w:szCs w:val="24"/>
+        </w:rPr>
+        <w:t xml:space="preserve">minimum extent necessary to make it enforceable, and the remainder of this Agreement shall remain in full force; provided, that nothing in this Agreement shall be construed to vary any provision </w:t>
+      </w:r>
+      <w:r>
+        <w:rPr>
+          <w:rFonts w:ascii="Times New Roman" w:hAnsi="Times New Roman"/>
+          <w:sz w:val="24"/>
+          <w:szCs w:val="24"/>
+        </w:rPr>
+        <w:t xml:space="preserve">of the </w:t>
+      </w:r>
+      <w:r>
+        <w:rPr>
+          <w:rFonts w:ascii="Times New Roman" w:hAnsi="Times New Roman"/>
+          <w:strike/>
+          <w:color w:val="C00000"/>
+          <w:sz w:val="24"/>
+          <w:szCs w:val="24"/>
+        </w:rPr>
+        <w:t xml:space="preserve">membership of the last remaining member of the Company, the Company shall </w:t>
+      </w:r>
+      <w:r>
+        <w:rPr>
+          <w:rFonts w:ascii="Times New Roman" w:hAnsi="Times New Roman"/>
+          <w:color w:val="0645AD"/>
+          <w:u w:val="single"/>
+          <w:sz w:val="24"/>
+          <w:szCs w:val="24"/>
+        </w:rPr>
+        <w:t xml:space="preserve">Act that may </w:t>
+      </w:r>
+      <w:r>
+        <w:rPr>
+          <w:rFonts w:ascii="Times New Roman" w:hAnsi="Times New Roman"/>
+          <w:sz w:val="24"/>
+          <w:szCs w:val="24"/>
+        </w:rPr>
+        <w:t xml:space="preserve">not be </w:t>
+      </w:r>
+      <w:r>
+        <w:rPr>
+          <w:rFonts w:ascii="Times New Roman" w:hAnsi="Times New Roman"/>
+          <w:strike/>
+          <w:color w:val="C00000"/>
+          <w:sz w:val="24"/>
+          <w:szCs w:val="24"/>
+        </w:rPr>
+        <w:t xml:space="preserve">dissolved, and the legal representative of the last remaining member shall agree in writing to continue the Company, and the representative (or </w:t>
+      </w:r>
+      <w:r>
+        <w:rPr>
+          <w:rFonts w:ascii="Times New Roman" w:hAnsi="Times New Roman"/>
+          <w:color w:val="0645AD"/>
+          <w:u w:val="single"/>
+          <w:sz w:val="24"/>
+          <w:szCs w:val="24"/>
+        </w:rPr>
+        <w:t xml:space="preserve">varied by </w:t>
+      </w:r>
+      <w:r>
+        <w:rPr>
+          <w:rFonts w:ascii="Times New Roman" w:hAnsi="Times New Roman"/>
+          <w:sz w:val="24"/>
+          <w:szCs w:val="24"/>
+        </w:rPr>
+        <w:t xml:space="preserve">an </w:t>
+      </w:r>
+      <w:r>
+        <w:rPr>
+          <w:rFonts w:ascii="Times New Roman" w:hAnsi="Times New Roman"/>
+          <w:strike/>
+          <w:color w:val="C00000"/>
+          <w:sz w:val="24"/>
+          <w:szCs w:val="24"/>
+        </w:rPr>
+        <w:t xml:space="preserve">Immediate Family Member designated by the representative who is not a creditor of the last remaining member) shall be admitted as a member effective as of the terminating event, all as permitted by the Act. </w:t>
+      </w:r>
+      <w:r>
+        <w:rPr>
+          <w:rFonts w:ascii="Times New Roman" w:hAnsi="Times New Roman"/>
+          <w:color w:val="0645AD"/>
+          <w:u w:val="single"/>
+          <w:sz w:val="24"/>
+          <w:szCs w:val="24"/>
+        </w:rPr>
+        <w:t xml:space="preserve">operating agreement. </w:t>
+      </w:r>
+    </w:p>
+    <w:p>
+      <w:pPr>
+        <w:keepLines/>
+        <w:widowControl/>
+        <w:spacing w:after="160"/>
+        <w:jc w:val="both"/>
+      </w:pPr>
+      <w:r>
+        <w:rPr>
+          <w:rFonts w:ascii="Times New Roman" w:hAnsi="Times New Roman"/>
+          <w:strike/>
+          <w:color w:val="C00000"/>
+          <w:sz w:val="24"/>
+          <w:szCs w:val="24"/>
+        </w:rPr>
+        <w:t xml:space="preserve">ARTICLE 13 — WITHDRAWAL; DEADLOCK </w:t>
+      </w:r>
+      <w:r>
+        <w:rPr>
+          <w:rFonts w:ascii="Times New Roman" w:hAnsi="Times New Roman"/>
+          <w:color w:val="0645AD"/>
+          <w:u w:val="single"/>
+          <w:sz w:val="24"/>
+          <w:szCs w:val="24"/>
+        </w:rPr>
+        <w:t xml:space="preserve">13.4 Entire Agreement. This Agreement, including Exhibit A and each Series Exhibit, constitutes the entire agreement governing the Company and each Protected Series and supersedes all prior agreements and understandings with respect to their subject matter. </w:t>
+      </w:r>
+    </w:p>
+    <w:p>
+      <w:pPr>
+        <w:keepLines/>
+        <w:widowControl/>
+        <w:spacing w:after="160"/>
+        <w:jc w:val="both"/>
+      </w:pPr>
+      <w:r>
+        <w:rPr>
+          <w:rFonts w:ascii="Times New Roman" w:hAnsi="Times New Roman"/>
+          <w:strike/>
+          <w:color w:val="C00000"/>
+          <w:sz w:val="24"/>
+          <w:szCs w:val="24"/>
+        </w:rPr>
+        <w:t xml:space="preserve">13.1 No Voluntary Withdrawal. No Member may voluntarily withdraw, resign, or dissociate from </w:t>
+      </w:r>
+      <w:r>
+        <w:rPr>
+          <w:rFonts w:ascii="Times New Roman" w:hAnsi="Times New Roman"/>
+          <w:color w:val="0645AD"/>
+          <w:u w:val="single"/>
+          <w:sz w:val="24"/>
+          <w:szCs w:val="24"/>
+        </w:rPr>
+        <w:t xml:space="preserve">13.5 Binding Effect. This Agreement binds and benefits the Member, the Manager, and their respective heirs, personal representatives, successors, and permitted assigns, and any person who acquires an interest in </w:t>
+      </w:r>
+      <w:r>
+        <w:rPr>
+          <w:rFonts w:ascii="Times New Roman" w:hAnsi="Times New Roman"/>
+          <w:sz w:val="24"/>
+          <w:szCs w:val="24"/>
+        </w:rPr>
+        <w:t xml:space="preserve">the Company </w:t>
+      </w:r>
+      <w:r>
+        <w:rPr>
+          <w:rFonts w:ascii="Times New Roman" w:hAnsi="Times New Roman"/>
+          <w:strike/>
+          <w:color w:val="C00000"/>
+          <w:sz w:val="24"/>
+          <w:szCs w:val="24"/>
+        </w:rPr>
+        <w:t xml:space="preserve">before the dissolution and winding up of the Company without the written consent of all other Members. A Member's dissociation, whether </w:t>
+      </w:r>
+      <w:r>
+        <w:rPr>
+          <w:rFonts w:ascii="Times New Roman" w:hAnsi="Times New Roman"/>
+          <w:sz w:val="24"/>
+          <w:szCs w:val="24"/>
+        </w:rPr>
+        <w:t xml:space="preserve">or </w:t>
+      </w:r>
+      <w:r>
+        <w:rPr>
+          <w:rFonts w:ascii="Times New Roman" w:hAnsi="Times New Roman"/>
+          <w:strike/>
+          <w:color w:val="C00000"/>
+          <w:sz w:val="24"/>
+          <w:szCs w:val="24"/>
+        </w:rPr>
+        <w:t xml:space="preserve">not wrongful, does not entitle the dissociated Member to any distribution or payment for the Member's interest except </w:t>
+      </w:r>
+      <w:r>
+        <w:rPr>
+          <w:rFonts w:ascii="Times New Roman" w:hAnsi="Times New Roman"/>
+          <w:color w:val="0645AD"/>
+          <w:u w:val="single"/>
+          <w:sz w:val="24"/>
+          <w:szCs w:val="24"/>
+        </w:rPr>
+        <w:t xml:space="preserve">is admitted </w:t>
+      </w:r>
+      <w:r>
+        <w:rPr>
+          <w:rFonts w:ascii="Times New Roman" w:hAnsi="Times New Roman"/>
+          <w:sz w:val="24"/>
+          <w:szCs w:val="24"/>
+        </w:rPr>
+        <w:t xml:space="preserve">as </w:t>
+      </w:r>
+      <w:r>
+        <w:rPr>
+          <w:rFonts w:ascii="Times New Roman" w:hAnsi="Times New Roman"/>
+          <w:strike/>
+          <w:color w:val="C00000"/>
+          <w:sz w:val="24"/>
+          <w:szCs w:val="24"/>
+        </w:rPr>
+        <w:t xml:space="preserve">this Agreement or the Act provides, and </w:t>
+      </w:r>
+      <w:r>
+        <w:rPr>
+          <w:rFonts w:ascii="Times New Roman" w:hAnsi="Times New Roman"/>
+          <w:sz w:val="24"/>
+          <w:szCs w:val="24"/>
+        </w:rPr>
+        <w:t xml:space="preserve">a </w:t>
+      </w:r>
+      <w:r>
+        <w:rPr>
+          <w:rFonts w:ascii="Times New Roman" w:hAnsi="Times New Roman"/>
+          <w:strike/>
+          <w:color w:val="C00000"/>
+          <w:sz w:val="24"/>
+          <w:szCs w:val="24"/>
+        </w:rPr>
+        <w:t xml:space="preserve">dissociated Member (or the Member's successor) holds thereafter only the rights of a transferee described in Section 10.3. </w:t>
+      </w:r>
+      <w:r>
+        <w:rPr>
+          <w:rFonts w:ascii="Times New Roman" w:hAnsi="Times New Roman"/>
+          <w:color w:val="0645AD"/>
+          <w:u w:val="single"/>
+          <w:sz w:val="24"/>
+          <w:szCs w:val="24"/>
+        </w:rPr>
+        <w:t xml:space="preserve">member. </w:t>
+      </w:r>
+    </w:p>
+    <w:p>
+      <w:pPr>
+        <w:keepLines/>
+        <w:widowControl/>
+        <w:spacing w:after="160"/>
+        <w:jc w:val="both"/>
+      </w:pPr>
+      <w:r>
+        <w:rPr>
+          <w:rFonts w:ascii="Times New Roman" w:hAnsi="Times New Roman"/>
+          <w:strike/>
+          <w:color w:val="C00000"/>
+          <w:sz w:val="24"/>
+          <w:szCs w:val="24"/>
+        </w:rPr>
+        <w:t xml:space="preserve">13.2 Deadlock; Buy-Sell Election. [OPTIONAL PROVISION — see Instructions; to omit, replace </w:t>
+      </w:r>
+      <w:r>
+        <w:rPr>
+          <w:rFonts w:ascii="Times New Roman" w:hAnsi="Times New Roman"/>
+          <w:color w:val="0645AD"/>
+          <w:u w:val="single"/>
+          <w:sz w:val="24"/>
+          <w:szCs w:val="24"/>
+        </w:rPr>
+        <w:t xml:space="preserve">13.6 Counterparts; Electronic Signatures. This Agreement may be executed in counterparts, each of which is an original and all of which together constitute one instrument. Electronic signatures and electronic records have </w:t>
+      </w:r>
+      <w:r>
+        <w:rPr>
+          <w:rFonts w:ascii="Times New Roman" w:hAnsi="Times New Roman"/>
+          <w:sz w:val="24"/>
+          <w:szCs w:val="24"/>
+        </w:rPr>
+        <w:t xml:space="preserve">the </w:t>
+      </w:r>
+      <w:r>
+        <w:rPr>
+          <w:rFonts w:ascii="Times New Roman" w:hAnsi="Times New Roman"/>
+          <w:strike/>
+          <w:color w:val="C00000"/>
+          <w:sz w:val="24"/>
+          <w:szCs w:val="24"/>
+        </w:rPr>
+        <w:t xml:space="preserve">text of this Section with "[Reserved.]" — do not renumber] </w:t>
+      </w:r>
+      <w:r>
+        <w:rPr>
+          <w:rFonts w:ascii="Times New Roman" w:hAnsi="Times New Roman"/>
+          <w:color w:val="0645AD"/>
+          <w:u w:val="single"/>
+          <w:sz w:val="24"/>
+          <w:szCs w:val="24"/>
+        </w:rPr>
+        <w:t xml:space="preserve">same effect as originals. </w:t>
+      </w:r>
+    </w:p>
+    <w:p>
+      <w:pPr>
+        <w:keepLines/>
+        <w:widowControl/>
+        <w:spacing w:after="160"/>
+        <w:jc w:val="both"/>
+      </w:pPr>
+      <w:r>
+        <w:rPr>
+          <w:rFonts w:ascii="Times New Roman" w:hAnsi="Times New Roman"/>
+          <w:strike/>
+          <w:color w:val="C00000"/>
+          <w:sz w:val="24"/>
+          <w:szCs w:val="24"/>
+        </w:rPr>
+        <w:t xml:space="preserve">(a) A "Deadlock" exists if the Members are unable, by the vote required </w:t>
+      </w:r>
+      <w:r>
+        <w:rPr>
+          <w:rFonts w:ascii="Times New Roman" w:hAnsi="Times New Roman"/>
+          <w:color w:val="0645AD"/>
+          <w:u w:val="single"/>
+          <w:sz w:val="24"/>
+          <w:szCs w:val="24"/>
+        </w:rPr>
+        <w:t xml:space="preserve">13.7 Notices. Any notice </w:t>
+      </w:r>
+      <w:r>
+        <w:rPr>
+          <w:rFonts w:ascii="Times New Roman" w:hAnsi="Times New Roman"/>
+          <w:sz w:val="24"/>
+          <w:szCs w:val="24"/>
+        </w:rPr>
+        <w:t xml:space="preserve">under this </w:t>
+      </w:r>
+      <w:r>
+        <w:rPr>
+          <w:rFonts w:ascii="Times New Roman" w:hAnsi="Times New Roman"/>
+          <w:strike/>
+          <w:color w:val="C00000"/>
+          <w:sz w:val="24"/>
+          <w:szCs w:val="24"/>
+        </w:rPr>
+        <w:t xml:space="preserve">Agreement, to approve or reject a matter duly submitted for approval, </w:t>
+      </w:r>
+      <w:r>
+        <w:rPr>
+          <w:rFonts w:ascii="Times New Roman" w:hAnsi="Times New Roman"/>
+          <w:color w:val="0645AD"/>
+          <w:u w:val="single"/>
+          <w:sz w:val="24"/>
+          <w:szCs w:val="24"/>
+        </w:rPr>
+        <w:t xml:space="preserve">Agreement shall be in writing </w:t>
+      </w:r>
+      <w:r>
+        <w:rPr>
+          <w:rFonts w:ascii="Times New Roman" w:hAnsi="Times New Roman"/>
+          <w:sz w:val="24"/>
+          <w:szCs w:val="24"/>
+        </w:rPr>
+        <w:t xml:space="preserve">and </w:t>
+      </w:r>
+      <w:r>
+        <w:rPr>
+          <w:rFonts w:ascii="Times New Roman" w:hAnsi="Times New Roman"/>
+          <w:strike/>
+          <w:color w:val="C00000"/>
+          <w:sz w:val="24"/>
+          <w:szCs w:val="24"/>
+        </w:rPr>
+        <w:t xml:space="preserve">the inability continues for sixty (60) days after any Member delivers written notice </w:t>
+      </w:r>
+      <w:r>
+        <w:rPr>
+          <w:rFonts w:ascii="Times New Roman" w:hAnsi="Times New Roman"/>
+          <w:color w:val="0645AD"/>
+          <w:u w:val="single"/>
+          <w:sz w:val="24"/>
+          <w:szCs w:val="24"/>
+        </w:rPr>
+        <w:t xml:space="preserve">is effective upon delivery </w:t>
+      </w:r>
+      <w:r>
+        <w:rPr>
+          <w:rFonts w:ascii="Times New Roman" w:hAnsi="Times New Roman"/>
+          <w:sz w:val="24"/>
+          <w:szCs w:val="24"/>
+        </w:rPr>
+        <w:t xml:space="preserve">to the </w:t>
+      </w:r>
+      <w:r>
+        <w:rPr>
+          <w:rFonts w:ascii="Times New Roman" w:hAnsi="Times New Roman"/>
+          <w:strike/>
+          <w:color w:val="C00000"/>
+          <w:sz w:val="24"/>
+          <w:szCs w:val="24"/>
+        </w:rPr>
+        <w:t xml:space="preserve">Company and the other Members describing the matter and stating that a Deadlock exists. </w:t>
+      </w:r>
+      <w:r>
+        <w:rPr>
+          <w:rFonts w:ascii="Times New Roman" w:hAnsi="Times New Roman"/>
+          <w:color w:val="0645AD"/>
+          <w:u w:val="single"/>
+          <w:sz w:val="24"/>
+          <w:szCs w:val="24"/>
+        </w:rPr>
+        <w:t xml:space="preserve">recipient's address on Exhibit A (or another address designated in writing), whether delivered personally, by nationally recognized courier, by certified mail, or by e-mail with confirmation of transmission. </w:t>
+      </w:r>
+    </w:p>
+    <w:p>
+      <w:pPr>
+        <w:keepLines/>
+        <w:widowControl/>
+        <w:spacing w:after="160"/>
+        <w:jc w:val="both"/>
+      </w:pPr>
+      <w:r>
+        <w:rPr>
+          <w:rFonts w:ascii="Times New Roman" w:hAnsi="Times New Roman"/>
+          <w:strike/>
+          <w:color w:val="C00000"/>
+          <w:sz w:val="24"/>
+          <w:szCs w:val="24"/>
+        </w:rPr>
+        <w:t xml:space="preserve">(b) During a Deadlock, any Member holding twenty-five percent (25%) or more </w:t>
+      </w:r>
+      <w:r>
+        <w:rPr>
+          <w:rFonts w:ascii="Times New Roman" w:hAnsi="Times New Roman"/>
+          <w:color w:val="0645AD"/>
+          <w:u w:val="single"/>
+          <w:sz w:val="24"/>
+          <w:szCs w:val="24"/>
+        </w:rPr>
+        <w:t xml:space="preserve">13.8 No Third-Party Beneficiaries. This Agreement is for the exclusive benefit </w:t>
+      </w:r>
+      <w:r>
+        <w:rPr>
+          <w:rFonts w:ascii="Times New Roman" w:hAnsi="Times New Roman"/>
+          <w:sz w:val="24"/>
+          <w:szCs w:val="24"/>
+        </w:rPr>
+        <w:t xml:space="preserve">of the </w:t>
+      </w:r>
+      <w:r>
+        <w:rPr>
+          <w:rFonts w:ascii="Times New Roman" w:hAnsi="Times New Roman"/>
+          <w:strike/>
+          <w:color w:val="C00000"/>
+          <w:sz w:val="24"/>
+          <w:szCs w:val="24"/>
+        </w:rPr>
+        <w:t xml:space="preserve">Percentage Interests (the "Offeror") may deliver to the </w:t>
+      </w:r>
+      <w:r>
+        <w:rPr>
+          <w:rFonts w:ascii="Times New Roman" w:hAnsi="Times New Roman"/>
+          <w:color w:val="0645AD"/>
+          <w:u w:val="single"/>
+          <w:sz w:val="24"/>
+          <w:szCs w:val="24"/>
+        </w:rPr>
+        <w:t xml:space="preserve">parties and confers no rights on any creditor or </w:t>
+      </w:r>
+      <w:r>
+        <w:rPr>
+          <w:rFonts w:ascii="Times New Roman" w:hAnsi="Times New Roman"/>
+          <w:sz w:val="24"/>
+          <w:szCs w:val="24"/>
+        </w:rPr>
+        <w:t xml:space="preserve">other </w:t>
+      </w:r>
+      <w:r>
+        <w:rPr>
+          <w:rFonts w:ascii="Times New Roman" w:hAnsi="Times New Roman"/>
+          <w:strike/>
+          <w:color w:val="C00000"/>
+          <w:sz w:val="24"/>
+          <w:szCs w:val="24"/>
+        </w:rPr>
+        <w:t xml:space="preserve">Members (the "Offerees") a written offer (the "Buy-Sell Offer") stating a single gross valuation for the Company and all Protected Series, in cash. The Buy-Sell Offer constitutes both (i) an offer by the Offeror to purchase all of the Offerees' Membership Interests at their proportionate share of that valuation, and (ii) an offer by the Offeror to sell all of the Offeror's Membership Interest to the Offerees at the Offeror's proportionate share of that valuation. </w:t>
+      </w:r>
+      <w:r>
+        <w:rPr>
+          <w:rFonts w:ascii="Times New Roman" w:hAnsi="Times New Roman"/>
+          <w:color w:val="0645AD"/>
+          <w:u w:val="single"/>
+          <w:sz w:val="24"/>
+          <w:szCs w:val="24"/>
+        </w:rPr>
+        <w:t xml:space="preserve">third party. </w:t>
+      </w:r>
+    </w:p>
+    <w:p>
+      <w:pPr>
+        <w:keepLines/>
+        <w:widowControl/>
+        <w:spacing w:after="160"/>
+        <w:jc w:val="both"/>
+      </w:pPr>
+      <w:r>
+        <w:rPr>
+          <w:rFonts w:ascii="Times New Roman" w:hAnsi="Times New Roman"/>
+          <w:strike/>
+          <w:color w:val="C00000"/>
+          <w:sz w:val="24"/>
+          <w:szCs w:val="24"/>
+        </w:rPr>
+        <w:t xml:space="preserve">(c) Within forty-five (45) days after delivery of the Buy-Sell Offer, the Offerees (acting jointly, or severally in proportion </w:t>
+      </w:r>
+      <w:r>
+        <w:rPr>
+          <w:rFonts w:ascii="Times New Roman" w:hAnsi="Times New Roman"/>
+          <w:color w:val="0645AD"/>
+          <w:u w:val="single"/>
+          <w:sz w:val="24"/>
+          <w:szCs w:val="24"/>
+        </w:rPr>
+        <w:t xml:space="preserve">13.9 Interpretation. Headings are for convenience only. "Including" means "including without limitation." References </w:t>
+      </w:r>
+      <w:r>
+        <w:rPr>
+          <w:rFonts w:ascii="Times New Roman" w:hAnsi="Times New Roman"/>
+          <w:sz w:val="24"/>
+          <w:szCs w:val="24"/>
+        </w:rPr>
+        <w:t xml:space="preserve">to </w:t>
+      </w:r>
+      <w:r>
+        <w:rPr>
+          <w:rFonts w:ascii="Times New Roman" w:hAnsi="Times New Roman"/>
+          <w:strike/>
+          <w:color w:val="C00000"/>
+          <w:sz w:val="24"/>
+          <w:szCs w:val="24"/>
+        </w:rPr>
+        <w:t xml:space="preserve">their Percentage Interests among those electing) shall elect in writing either to sell their Membership Interests to the Offeror, or to purchase the Offeror's Membership Interest, in each case at the price determined under the Buy-Sell Offer. Failure to deliver a timely election is an election to sell. </w:t>
+      </w:r>
+      <w:r>
+        <w:rPr>
+          <w:rFonts w:ascii="Times New Roman" w:hAnsi="Times New Roman"/>
+          <w:color w:val="0645AD"/>
+          <w:u w:val="single"/>
+          <w:sz w:val="24"/>
+          <w:szCs w:val="24"/>
+        </w:rPr>
+        <w:t xml:space="preserve">statutes include amendments and successor provisions. </w:t>
+      </w:r>
+    </w:p>
+    <w:p>
+      <w:pPr>
+        <w:keepLines/>
+        <w:widowControl/>
+        <w:spacing w:after="160"/>
+        <w:jc w:val="both"/>
+      </w:pPr>
+      <w:r>
+        <w:rPr>
+          <w:rFonts w:ascii="Times New Roman" w:hAnsi="Times New Roman"/>
+          <w:strike/>
+          <w:color w:val="C00000"/>
+          <w:sz w:val="24"/>
+          <w:szCs w:val="24"/>
+        </w:rPr>
+        <w:t xml:space="preserve">(d) </w:t>
+      </w:r>
+      <w:r>
+        <w:rPr>
+          <w:rFonts w:ascii="Times New Roman" w:hAnsi="Times New Roman"/>
+          <w:color w:val="0645AD"/>
+          <w:u w:val="single"/>
+          <w:sz w:val="24"/>
+          <w:szCs w:val="24"/>
+        </w:rPr>
+        <w:t xml:space="preserve">13.10 Unregistered Interests. </w:t>
       </w:r>
       <w:r>
         <w:rPr>
@@ -6801,53 +9749,35 @@
           <w:sz w:val="24"/>
           <w:szCs w:val="24"/>
         </w:rPr>
-        <w:t xml:space="preserve">fiscal year </w:t>
-      </w:r>
-      <w:r>
-        <w:rPr>
-          <w:rFonts w:ascii="Times New Roman" w:hAnsi="Times New Roman"/>
-          <w:color w:val="0645AD"/>
-          <w:u w:val="single"/>
-          <w:sz w:val="24"/>
-          <w:szCs w:val="24"/>
-        </w:rPr>
-        <w:t xml:space="preserve">Member shall not Transfer all or any portion </w:t>
-      </w:r>
-      <w:r>
-        <w:rPr>
-          <w:rFonts w:ascii="Times New Roman" w:hAnsi="Times New Roman"/>
-          <w:sz w:val="24"/>
-          <w:szCs w:val="24"/>
-        </w:rPr>
-        <w:t xml:space="preserve">of the </w:t>
-      </w:r>
-      <w:r>
-        <w:rPr>
-          <w:rFonts w:ascii="Times New Roman" w:hAnsi="Times New Roman"/>
-          <w:color w:val="0645AD"/>
-          <w:u w:val="single"/>
-          <w:sz w:val="24"/>
-          <w:szCs w:val="24"/>
-        </w:rPr>
-        <w:t xml:space="preserve">Membership Interest, or any right to receive distributions from the </w:t>
-      </w:r>
-      <w:r>
-        <w:rPr>
-          <w:rFonts w:ascii="Times New Roman" w:hAnsi="Times New Roman"/>
-          <w:sz w:val="24"/>
-          <w:szCs w:val="24"/>
-        </w:rPr>
-        <w:t xml:space="preserve">Company </w:t>
-      </w:r>
-      <w:r>
-        <w:rPr>
-          <w:rFonts w:ascii="Times New Roman" w:hAnsi="Times New Roman"/>
-          <w:color w:val="0645AD"/>
-          <w:u w:val="single"/>
-          <w:sz w:val="24"/>
-          <w:szCs w:val="24"/>
-        </w:rPr>
-        <w:t xml:space="preserve">or any Protected Series, except (a) a Transfer to an Immediate Family Member made in compliance with Section 10.2, (b) a Transfer effective at death pursuant to the TOD designation under Section 4.6, or (c) another Transfer approved in writing by the Member </w:t>
+        <w:t xml:space="preserve">closing shall occur within sixty (60) days after the election, for cash unless the parties agree otherwise. At closing, the selling Members shall Transfer their </w:t>
+      </w:r>
+      <w:r>
+        <w:rPr>
+          <w:rFonts w:ascii="Times New Roman" w:hAnsi="Times New Roman"/>
+          <w:sz w:val="24"/>
+          <w:szCs w:val="24"/>
+        </w:rPr>
+        <w:t xml:space="preserve">Membership </w:t>
+      </w:r>
+      <w:r>
+        <w:rPr>
+          <w:rFonts w:ascii="Times New Roman" w:hAnsi="Times New Roman"/>
+          <w:strike/>
+          <w:color w:val="C00000"/>
+          <w:sz w:val="24"/>
+          <w:szCs w:val="24"/>
+        </w:rPr>
+        <w:t xml:space="preserve">Interests free of liens, </w:t>
+      </w:r>
+      <w:r>
+        <w:rPr>
+          <w:rFonts w:ascii="Times New Roman" w:hAnsi="Times New Roman"/>
+          <w:color w:val="0645AD"/>
+          <w:u w:val="single"/>
+          <w:sz w:val="24"/>
+          <w:szCs w:val="24"/>
+        </w:rPr>
+        <w:t xml:space="preserve">Interest has not been registered under federal or state securities laws </w:t>
       </w:r>
       <w:r>
         <w:rPr>
@@ -6860,392 +9790,50 @@
       <w:r>
         <w:rPr>
           <w:rFonts w:ascii="Times New Roman" w:hAnsi="Times New Roman"/>
-          <w:color w:val="0645AD"/>
-          <w:u w:val="single"/>
-          <w:sz w:val="24"/>
-          <w:szCs w:val="24"/>
-        </w:rPr>
-        <w:t xml:space="preserve">reflected in an amendment to Exhibit A. Any purported Transfer in violation </w:t>
-      </w:r>
-      <w:r>
-        <w:rPr>
-          <w:rFonts w:ascii="Times New Roman" w:hAnsi="Times New Roman"/>
-          <w:sz w:val="24"/>
-          <w:szCs w:val="24"/>
-        </w:rPr>
-        <w:t xml:space="preserve">of </w:t>
-      </w:r>
-      <w:r>
-        <w:rPr>
-          <w:rFonts w:ascii="Times New Roman" w:hAnsi="Times New Roman"/>
-          <w:strike/>
-          <w:color w:val="C00000"/>
-          <w:sz w:val="24"/>
-          <w:szCs w:val="24"/>
-        </w:rPr>
-        <w:t xml:space="preserve">each Protected Series </w:t>
-      </w:r>
-      <w:r>
-        <w:rPr>
-          <w:rFonts w:ascii="Times New Roman" w:hAnsi="Times New Roman"/>
-          <w:color w:val="0645AD"/>
-          <w:u w:val="single"/>
-          <w:sz w:val="24"/>
-          <w:szCs w:val="24"/>
-        </w:rPr>
-        <w:t xml:space="preserve">this Article </w:t>
-      </w:r>
-      <w:r>
-        <w:rPr>
-          <w:rFonts w:ascii="Times New Roman" w:hAnsi="Times New Roman"/>
-          <w:sz w:val="24"/>
-          <w:szCs w:val="24"/>
-        </w:rPr>
-        <w:t xml:space="preserve">is </w:t>
-      </w:r>
-      <w:r>
-        <w:rPr>
-          <w:rFonts w:ascii="Times New Roman" w:hAnsi="Times New Roman"/>
-          <w:color w:val="0645AD"/>
-          <w:u w:val="single"/>
-          <w:sz w:val="24"/>
-          <w:szCs w:val="24"/>
-        </w:rPr>
-        <w:t xml:space="preserve">void to </w:t>
-      </w:r>
-      <w:r>
-        <w:rPr>
-          <w:rFonts w:ascii="Times New Roman" w:hAnsi="Times New Roman"/>
-          <w:sz w:val="24"/>
-          <w:szCs w:val="24"/>
-        </w:rPr>
-        <w:t xml:space="preserve">the </w:t>
-      </w:r>
-      <w:r>
-        <w:rPr>
-          <w:rFonts w:ascii="Times New Roman" w:hAnsi="Times New Roman"/>
-          <w:strike/>
-          <w:color w:val="C00000"/>
-          <w:sz w:val="24"/>
-          <w:szCs w:val="24"/>
-        </w:rPr>
-        <w:t xml:space="preserve">calendar year unless </w:t>
-      </w:r>
-      <w:r>
-        <w:rPr>
-          <w:rFonts w:ascii="Times New Roman" w:hAnsi="Times New Roman"/>
-          <w:color w:val="0645AD"/>
-          <w:u w:val="single"/>
-          <w:sz w:val="24"/>
-          <w:szCs w:val="24"/>
-        </w:rPr>
-        <w:t xml:space="preserve">fullest extent permitted by law, and </w:t>
-      </w:r>
-      <w:r>
-        <w:rPr>
-          <w:rFonts w:ascii="Times New Roman" w:hAnsi="Times New Roman"/>
-          <w:sz w:val="24"/>
-          <w:szCs w:val="24"/>
-        </w:rPr>
-        <w:t xml:space="preserve">the </w:t>
-      </w:r>
-      <w:r>
-        <w:rPr>
-          <w:rFonts w:ascii="Times New Roman" w:hAnsi="Times New Roman"/>
-          <w:strike/>
-          <w:color w:val="C00000"/>
-          <w:sz w:val="24"/>
-          <w:szCs w:val="24"/>
-        </w:rPr>
-        <w:t xml:space="preserve">Manager selects another permitted year. </w:t>
-      </w:r>
-      <w:r>
-        <w:rPr>
-          <w:rFonts w:ascii="Times New Roman" w:hAnsi="Times New Roman"/>
-          <w:color w:val="0645AD"/>
-          <w:u w:val="single"/>
-          <w:sz w:val="24"/>
-          <w:szCs w:val="24"/>
-        </w:rPr>
-        <w:t xml:space="preserve">transferee acquires no rights other than those, if any, mandated by the Act. </w:t>
-      </w:r>
-    </w:p>
-    <w:p>
-      <w:pPr>
-        <w:keepLines/>
-        <w:widowControl/>
-        <w:spacing w:after="160"/>
-        <w:jc w:val="both"/>
-      </w:pPr>
-      <w:r>
-        <w:rPr>
-          <w:rFonts w:ascii="Times New Roman" w:hAnsi="Times New Roman"/>
-          <w:strike/>
-          <w:color w:val="C00000"/>
-          <w:sz w:val="24"/>
-          <w:szCs w:val="24"/>
-        </w:rPr>
-        <w:t xml:space="preserve">ARTICLE 10 </w:t>
-      </w:r>
-      <w:r>
-        <w:rPr>
-          <w:rFonts w:ascii="Times New Roman" w:hAnsi="Times New Roman"/>
-          <w:color w:val="0645AD"/>
-          <w:u w:val="single"/>
-          <w:sz w:val="24"/>
-          <w:szCs w:val="24"/>
-        </w:rPr>
-        <w:t xml:space="preserve">10.2 Permitted Family Transfers. A Transfer of all or part of the Membership Interest to an Immediate Family Member is permitted, provided the transferee delivers to the Company a signed agreement to be bound by this Agreement. A transferee (other than a person admitted as a member under Section 11.1) holds only the transferable interest </w:t>
-      </w:r>
-      <w:r>
-        <w:rPr>
-          <w:rFonts w:ascii="Times New Roman" w:hAnsi="Times New Roman"/>
-          <w:sz w:val="24"/>
-          <w:szCs w:val="24"/>
-        </w:rPr>
-        <w:t xml:space="preserve">— </w:t>
-      </w:r>
-      <w:r>
-        <w:rPr>
-          <w:rFonts w:ascii="Times New Roman" w:hAnsi="Times New Roman"/>
-          <w:strike/>
-          <w:color w:val="C00000"/>
-          <w:sz w:val="24"/>
-          <w:szCs w:val="24"/>
-        </w:rPr>
-        <w:t xml:space="preserve">TRANSFERS; CREDITOR PROVISIONS </w:t>
-      </w:r>
-      <w:r>
-        <w:rPr>
-          <w:rFonts w:ascii="Times New Roman" w:hAnsi="Times New Roman"/>
-          <w:color w:val="0645AD"/>
-          <w:u w:val="single"/>
-          <w:sz w:val="24"/>
-          <w:szCs w:val="24"/>
-        </w:rPr>
-        <w:t xml:space="preserve">the right to receive distributions that would otherwise be paid to the Member with respect to the transferred interest — and has no right to participate in management, to inspect records, or to exercise any other right of a member. </w:t>
-      </w:r>
-    </w:p>
-    <w:p>
-      <w:pPr>
-        <w:keepLines/>
-        <w:widowControl/>
-        <w:spacing w:after="160"/>
-        <w:jc w:val="both"/>
-      </w:pPr>
-      <w:r>
-        <w:rPr>
-          <w:rFonts w:ascii="Times New Roman" w:hAnsi="Times New Roman"/>
-          <w:strike/>
-          <w:color w:val="C00000"/>
-          <w:sz w:val="24"/>
-          <w:szCs w:val="24"/>
-        </w:rPr>
-        <w:t xml:space="preserve">10.1 Restriction on Transfer. </w:t>
-      </w:r>
-      <w:r>
-        <w:rPr>
-          <w:rFonts w:ascii="Times New Roman" w:hAnsi="Times New Roman"/>
-          <w:color w:val="0645AD"/>
-          <w:u w:val="single"/>
-          <w:sz w:val="24"/>
-          <w:szCs w:val="24"/>
-        </w:rPr>
-        <w:t xml:space="preserve">10.3 </w:t>
-      </w:r>
-      <w:r>
-        <w:rPr>
-          <w:rFonts w:ascii="Times New Roman" w:hAnsi="Times New Roman"/>
-          <w:sz w:val="24"/>
-          <w:szCs w:val="24"/>
-        </w:rPr>
-        <w:t xml:space="preserve">No </w:t>
-      </w:r>
-      <w:r>
-        <w:rPr>
-          <w:rFonts w:ascii="Times New Roman" w:hAnsi="Times New Roman"/>
-          <w:color w:val="0645AD"/>
-          <w:u w:val="single"/>
-          <w:sz w:val="24"/>
-          <w:szCs w:val="24"/>
-        </w:rPr>
-        <w:t xml:space="preserve">Dissociation by Transfer Alone. A Transfer does not by itself dissociate the </w:t>
-      </w:r>
-      <w:r>
-        <w:rPr>
-          <w:rFonts w:ascii="Times New Roman" w:hAnsi="Times New Roman"/>
-          <w:sz w:val="24"/>
-          <w:szCs w:val="24"/>
-        </w:rPr>
-        <w:t xml:space="preserve">Member </w:t>
-      </w:r>
-      <w:r>
-        <w:rPr>
-          <w:rFonts w:ascii="Times New Roman" w:hAnsi="Times New Roman"/>
-          <w:strike/>
-          <w:color w:val="C00000"/>
-          <w:sz w:val="24"/>
-          <w:szCs w:val="24"/>
-        </w:rPr>
-        <w:t xml:space="preserve">shall Transfer all </w:t>
-      </w:r>
-      <w:r>
-        <w:rPr>
-          <w:rFonts w:ascii="Times New Roman" w:hAnsi="Times New Roman"/>
-          <w:sz w:val="24"/>
-          <w:szCs w:val="24"/>
-        </w:rPr>
-        <w:t xml:space="preserve">or </w:t>
-      </w:r>
-      <w:r>
-        <w:rPr>
-          <w:rFonts w:ascii="Times New Roman" w:hAnsi="Times New Roman"/>
-          <w:strike/>
-          <w:color w:val="C00000"/>
-          <w:sz w:val="24"/>
-          <w:szCs w:val="24"/>
-        </w:rPr>
-        <w:t xml:space="preserve">any portion of a Membership Interest, or any right to receive distributions from </w:t>
-      </w:r>
-      <w:r>
-        <w:rPr>
-          <w:rFonts w:ascii="Times New Roman" w:hAnsi="Times New Roman"/>
-          <w:color w:val="0645AD"/>
-          <w:u w:val="single"/>
-          <w:sz w:val="24"/>
-          <w:szCs w:val="24"/>
-        </w:rPr>
-        <w:t xml:space="preserve">dissolve </w:t>
-      </w:r>
-      <w:r>
-        <w:rPr>
-          <w:rFonts w:ascii="Times New Roman" w:hAnsi="Times New Roman"/>
-          <w:sz w:val="24"/>
-          <w:szCs w:val="24"/>
-        </w:rPr>
-        <w:t xml:space="preserve">the Company or any Protected </w:t>
-      </w:r>
-      <w:r>
-        <w:rPr>
-          <w:rFonts w:ascii="Times New Roman" w:hAnsi="Times New Roman"/>
-          <w:strike/>
-          <w:color w:val="C00000"/>
-          <w:sz w:val="24"/>
-          <w:szCs w:val="24"/>
-        </w:rPr>
-        <w:t xml:space="preserve">Series, except (a) a Transfer to an Immediate Family Member of the transferring Member made in compliance with Section 10.2, (b) a Transfer effective at death pursuant to the transferring Member's TOD designation under Section 4.11, or (c) another Transfer made with the prior written consent of the Manager and of a Majority in Interest of the Members other than the transferring Member. Any purported Transfer in violation of this Article is void to the fullest extent permitted by law, and the transferee acquires no rights other than those, if any, mandated by the Act. </w:t>
-      </w:r>
-      <w:r>
-        <w:rPr>
-          <w:rFonts w:ascii="Times New Roman" w:hAnsi="Times New Roman"/>
-          <w:color w:val="0645AD"/>
-          <w:u w:val="single"/>
-          <w:sz w:val="24"/>
-          <w:szCs w:val="24"/>
-        </w:rPr>
-        <w:t xml:space="preserve">Series. </w:t>
-      </w:r>
-    </w:p>
-    <w:p>
-      <w:pPr>
-        <w:keepLines/>
-        <w:widowControl/>
-        <w:spacing w:after="160"/>
-        <w:jc w:val="both"/>
-      </w:pPr>
-      <w:r>
-        <w:rPr>
-          <w:rFonts w:ascii="Times New Roman" w:hAnsi="Times New Roman"/>
-          <w:strike/>
-          <w:color w:val="C00000"/>
-          <w:sz w:val="24"/>
-          <w:szCs w:val="24"/>
-        </w:rPr>
-        <w:t xml:space="preserve">10.2 Permitted Family Transfers. A Transfer of all or part of a Membership Interest to an Immediate Family Member of the transferring Member is permitted, provided the transferee delivers to the Company a signed agreement to be bound by this Agreement. The transferee holds the transferred interest as a transferee under Section 10.3 unless and until admitted as a Member under Section 12.1. </w:t>
-      </w:r>
-      <w:r>
-        <w:rPr>
-          <w:rFonts w:ascii="Times New Roman" w:hAnsi="Times New Roman"/>
-          <w:color w:val="0645AD"/>
-          <w:u w:val="single"/>
-          <w:sz w:val="24"/>
-          <w:szCs w:val="24"/>
-        </w:rPr>
-        <w:t xml:space="preserve">ARTICLE 11 — ADMISSION OF ADDITIONAL MEMBERS </w:t>
-      </w:r>
-    </w:p>
-    <w:p>
-      <w:pPr>
-        <w:keepLines/>
-        <w:widowControl/>
-        <w:spacing w:after="160"/>
-        <w:jc w:val="both"/>
-      </w:pPr>
-      <w:r>
-        <w:rPr>
-          <w:rFonts w:ascii="Times New Roman" w:hAnsi="Times New Roman"/>
-          <w:strike/>
-          <w:color w:val="C00000"/>
-          <w:sz w:val="24"/>
-          <w:szCs w:val="24"/>
-        </w:rPr>
-        <w:t xml:space="preserve">10.3 Rights of Transferees. A transferee (including a permitted family transferee) who is not </w:t>
-      </w:r>
-      <w:r>
-        <w:rPr>
-          <w:rFonts w:ascii="Times New Roman" w:hAnsi="Times New Roman"/>
-          <w:color w:val="0645AD"/>
-          <w:u w:val="single"/>
-          <w:sz w:val="24"/>
-          <w:szCs w:val="24"/>
-        </w:rPr>
-        <w:t xml:space="preserve">11.1 Admission. One or more additional members may be </w:t>
-      </w:r>
-      <w:r>
-        <w:rPr>
-          <w:rFonts w:ascii="Times New Roman" w:hAnsi="Times New Roman"/>
-          <w:sz w:val="24"/>
-          <w:szCs w:val="24"/>
-        </w:rPr>
-        <w:t xml:space="preserve">admitted </w:t>
-      </w:r>
-      <w:r>
-        <w:rPr>
-          <w:rFonts w:ascii="Times New Roman" w:hAnsi="Times New Roman"/>
-          <w:strike/>
-          <w:color w:val="C00000"/>
-          <w:sz w:val="24"/>
-          <w:szCs w:val="24"/>
-        </w:rPr>
-        <w:t xml:space="preserve">as a Member under Article 12 holds only the transferable interest — the right to receive the distributions that would otherwise be paid </w:t>
-      </w:r>
-      <w:r>
-        <w:rPr>
-          <w:rFonts w:ascii="Times New Roman" w:hAnsi="Times New Roman"/>
-          <w:sz w:val="24"/>
-          <w:szCs w:val="24"/>
-        </w:rPr>
-        <w:t xml:space="preserve">to the </w:t>
-      </w:r>
-      <w:r>
-        <w:rPr>
-          <w:rFonts w:ascii="Times New Roman" w:hAnsi="Times New Roman"/>
-          <w:strike/>
-          <w:color w:val="C00000"/>
-          <w:sz w:val="24"/>
-          <w:szCs w:val="24"/>
-        </w:rPr>
-        <w:t xml:space="preserve">transferor </w:t>
-      </w:r>
-      <w:r>
-        <w:rPr>
-          <w:rFonts w:ascii="Times New Roman" w:hAnsi="Times New Roman"/>
-          <w:color w:val="0645AD"/>
-          <w:u w:val="single"/>
-          <w:sz w:val="24"/>
-          <w:szCs w:val="24"/>
-        </w:rPr>
-        <w:t xml:space="preserve">Company only </w:t>
+          <w:strike/>
+          <w:color w:val="C00000"/>
+          <w:sz w:val="24"/>
+          <w:szCs w:val="24"/>
+        </w:rPr>
+        <w:t xml:space="preserve">the purchasing Member(s) shall </w:t>
+      </w:r>
+      <w:r>
+        <w:rPr>
+          <w:rFonts w:ascii="Times New Roman" w:hAnsi="Times New Roman"/>
+          <w:color w:val="0645AD"/>
+          <w:u w:val="single"/>
+          <w:sz w:val="24"/>
+          <w:szCs w:val="24"/>
+        </w:rPr>
+        <w:t xml:space="preserve">may not </w:t>
+      </w:r>
+      <w:r>
+        <w:rPr>
+          <w:rFonts w:ascii="Times New Roman" w:hAnsi="Times New Roman"/>
+          <w:sz w:val="24"/>
+          <w:szCs w:val="24"/>
+        </w:rPr>
+        <w:t xml:space="preserve">be </w:t>
+      </w:r>
+      <w:r>
+        <w:rPr>
+          <w:rFonts w:ascii="Times New Roman" w:hAnsi="Times New Roman"/>
+          <w:strike/>
+          <w:color w:val="C00000"/>
+          <w:sz w:val="24"/>
+          <w:szCs w:val="24"/>
+        </w:rPr>
+        <w:t xml:space="preserve">substituted </w:t>
+      </w:r>
+      <w:r>
+        <w:rPr>
+          <w:rFonts w:ascii="Times New Roman" w:hAnsi="Times New Roman"/>
+          <w:color w:val="0645AD"/>
+          <w:u w:val="single"/>
+          <w:sz w:val="24"/>
+          <w:szCs w:val="24"/>
+        </w:rPr>
+        <w:t xml:space="preserve">offered, sold, or transferred except in compliance </w:t>
       </w:r>
       <w:r>
         <w:rPr>
@@ -7263,35 +9851,17 @@
           <w:sz w:val="24"/>
           <w:szCs w:val="24"/>
         </w:rPr>
-        <w:t xml:space="preserve">respect to </w:t>
-      </w:r>
-      <w:r>
-        <w:rPr>
-          <w:rFonts w:ascii="Times New Roman" w:hAnsi="Times New Roman"/>
-          <w:sz w:val="24"/>
-          <w:szCs w:val="24"/>
-        </w:rPr>
-        <w:t xml:space="preserve">the </w:t>
-      </w:r>
-      <w:r>
-        <w:rPr>
-          <w:rFonts w:ascii="Times New Roman" w:hAnsi="Times New Roman"/>
-          <w:strike/>
-          <w:color w:val="C00000"/>
-          <w:sz w:val="24"/>
-          <w:szCs w:val="24"/>
-        </w:rPr>
-        <w:t xml:space="preserve">transferred interest — </w:t>
-      </w:r>
-      <w:r>
-        <w:rPr>
-          <w:rFonts w:ascii="Times New Roman" w:hAnsi="Times New Roman"/>
-          <w:color w:val="0645AD"/>
-          <w:u w:val="single"/>
-          <w:sz w:val="24"/>
-          <w:szCs w:val="24"/>
-        </w:rPr>
-        <w:t xml:space="preserve">written consent of the Member </w:t>
+        <w:t xml:space="preserve">respect to the transferred interests. If the purchasing party fails to close, the other party may elect to purchase on the same terms, </w:t>
+      </w:r>
+      <w:r>
+        <w:rPr>
+          <w:rFonts w:ascii="Times New Roman" w:hAnsi="Times New Roman"/>
+          <w:color w:val="0645AD"/>
+          <w:u w:val="single"/>
+          <w:sz w:val="24"/>
+          <w:szCs w:val="24"/>
+        </w:rPr>
+        <w:t xml:space="preserve">this Agreement </w:t>
       </w:r>
       <w:r>
         <w:rPr>
@@ -7309,2695 +9879,7 @@
           <w:sz w:val="24"/>
           <w:szCs w:val="24"/>
         </w:rPr>
-        <w:t xml:space="preserve">has no right to vote, to participate in management, to inspect records, or to exercise any other right </w:t>
-      </w:r>
-      <w:r>
-        <w:rPr>
-          <w:rFonts w:ascii="Times New Roman" w:hAnsi="Times New Roman"/>
-          <w:color w:val="0645AD"/>
-          <w:u w:val="single"/>
-          <w:sz w:val="24"/>
-          <w:szCs w:val="24"/>
-        </w:rPr>
-        <w:t xml:space="preserve">upon the admitted person's delivery </w:t>
-      </w:r>
-      <w:r>
-        <w:rPr>
-          <w:rFonts w:ascii="Times New Roman" w:hAnsi="Times New Roman"/>
-          <w:sz w:val="24"/>
-          <w:szCs w:val="24"/>
-        </w:rPr>
-        <w:t xml:space="preserve">of a </w:t>
-      </w:r>
-      <w:r>
-        <w:rPr>
-          <w:rFonts w:ascii="Times New Roman" w:hAnsi="Times New Roman"/>
-          <w:strike/>
-          <w:color w:val="C00000"/>
-          <w:sz w:val="24"/>
-          <w:szCs w:val="24"/>
-        </w:rPr>
-        <w:t xml:space="preserve">member, except as the Act mandates. A transferred interest remains subject </w:t>
-      </w:r>
-      <w:r>
-        <w:rPr>
-          <w:rFonts w:ascii="Times New Roman" w:hAnsi="Times New Roman"/>
-          <w:color w:val="0645AD"/>
-          <w:u w:val="single"/>
-          <w:sz w:val="24"/>
-          <w:szCs w:val="24"/>
-        </w:rPr>
-        <w:t xml:space="preserve">signed agreement </w:t>
-      </w:r>
-      <w:r>
-        <w:rPr>
-          <w:rFonts w:ascii="Times New Roman" w:hAnsi="Times New Roman"/>
-          <w:sz w:val="24"/>
-          <w:szCs w:val="24"/>
-        </w:rPr>
-        <w:t xml:space="preserve">to </w:t>
-      </w:r>
-      <w:r>
-        <w:rPr>
-          <w:rFonts w:ascii="Times New Roman" w:hAnsi="Times New Roman"/>
-          <w:color w:val="0645AD"/>
-          <w:u w:val="single"/>
-          <w:sz w:val="24"/>
-          <w:szCs w:val="24"/>
-        </w:rPr>
-        <w:t xml:space="preserve">be bound by </w:t>
-      </w:r>
-      <w:r>
-        <w:rPr>
-          <w:rFonts w:ascii="Times New Roman" w:hAnsi="Times New Roman"/>
-          <w:sz w:val="24"/>
-          <w:szCs w:val="24"/>
-        </w:rPr>
-        <w:t xml:space="preserve">this </w:t>
-      </w:r>
-      <w:r>
-        <w:rPr>
-          <w:rFonts w:ascii="Times New Roman" w:hAnsi="Times New Roman"/>
-          <w:strike/>
-          <w:color w:val="C00000"/>
-          <w:sz w:val="24"/>
-          <w:szCs w:val="24"/>
-        </w:rPr>
-        <w:t xml:space="preserve">Agreement in the hands of every transferee. </w:t>
-      </w:r>
-      <w:r>
-        <w:rPr>
-          <w:rFonts w:ascii="Times New Roman" w:hAnsi="Times New Roman"/>
-          <w:color w:val="0645AD"/>
-          <w:u w:val="single"/>
-          <w:sz w:val="24"/>
-          <w:szCs w:val="24"/>
-        </w:rPr>
-        <w:t xml:space="preserve">Agreement. </w:t>
-      </w:r>
-    </w:p>
-    <w:p>
-      <w:pPr>
-        <w:keepLines/>
-        <w:widowControl/>
-        <w:spacing w:after="160"/>
-        <w:jc w:val="both"/>
-      </w:pPr>
-      <w:r>
-        <w:rPr>
-          <w:rFonts w:ascii="Times New Roman" w:hAnsi="Times New Roman"/>
-          <w:strike/>
-          <w:color w:val="C00000"/>
-          <w:sz w:val="24"/>
-          <w:szCs w:val="24"/>
-        </w:rPr>
-        <w:t xml:space="preserve">10.4 Involuntary Transfers; Option </w:t>
-      </w:r>
-      <w:r>
-        <w:rPr>
-          <w:rFonts w:ascii="Times New Roman" w:hAnsi="Times New Roman"/>
-          <w:color w:val="0645AD"/>
-          <w:u w:val="single"/>
-          <w:sz w:val="24"/>
-          <w:szCs w:val="24"/>
-        </w:rPr>
-        <w:t xml:space="preserve">11.2 No Association with a Protected Series. No Member may be associated with a Protected Series. A Protected Series may not be established with, and may not admit, an Associated Member. Any amendment permitting Associated Members may cause each Protected Series </w:t>
-      </w:r>
-      <w:r>
-        <w:rPr>
-          <w:rFonts w:ascii="Times New Roman" w:hAnsi="Times New Roman"/>
-          <w:sz w:val="24"/>
-          <w:szCs w:val="24"/>
-        </w:rPr>
-        <w:t xml:space="preserve">to </w:t>
-      </w:r>
-      <w:r>
-        <w:rPr>
-          <w:rFonts w:ascii="Times New Roman" w:hAnsi="Times New Roman"/>
-          <w:strike/>
-          <w:color w:val="C00000"/>
-          <w:sz w:val="24"/>
-          <w:szCs w:val="24"/>
-        </w:rPr>
-        <w:t xml:space="preserve">Acquire. Upon any Involuntary Transfer or any event that would result in </w:t>
-      </w:r>
-      <w:r>
-        <w:rPr>
-          <w:rFonts w:ascii="Times New Roman" w:hAnsi="Times New Roman"/>
-          <w:color w:val="0645AD"/>
-          <w:u w:val="single"/>
-          <w:sz w:val="24"/>
-          <w:szCs w:val="24"/>
-        </w:rPr>
-        <w:t xml:space="preserve">be treated as </w:t>
-      </w:r>
-      <w:r>
-        <w:rPr>
-          <w:rFonts w:ascii="Times New Roman" w:hAnsi="Times New Roman"/>
-          <w:sz w:val="24"/>
-          <w:szCs w:val="24"/>
-        </w:rPr>
-        <w:t xml:space="preserve">an </w:t>
-      </w:r>
-      <w:r>
-        <w:rPr>
-          <w:rFonts w:ascii="Times New Roman" w:hAnsi="Times New Roman"/>
-          <w:strike/>
-          <w:color w:val="C00000"/>
-          <w:sz w:val="24"/>
-          <w:szCs w:val="24"/>
-        </w:rPr>
-        <w:t xml:space="preserve">Involuntary Transfer of all or part of a Membership Interest, </w:t>
-      </w:r>
-      <w:r>
-        <w:rPr>
-          <w:rFonts w:ascii="Times New Roman" w:hAnsi="Times New Roman"/>
-          <w:color w:val="0645AD"/>
-          <w:u w:val="single"/>
-          <w:sz w:val="24"/>
-          <w:szCs w:val="24"/>
-        </w:rPr>
-        <w:t xml:space="preserve">entity separate from </w:t>
-      </w:r>
-      <w:r>
-        <w:rPr>
-          <w:rFonts w:ascii="Times New Roman" w:hAnsi="Times New Roman"/>
-          <w:sz w:val="24"/>
-          <w:szCs w:val="24"/>
-        </w:rPr>
-        <w:t xml:space="preserve">the Company </w:t>
-      </w:r>
-      <w:r>
-        <w:rPr>
-          <w:rFonts w:ascii="Times New Roman" w:hAnsi="Times New Roman"/>
-          <w:strike/>
-          <w:color w:val="C00000"/>
-          <w:sz w:val="24"/>
-          <w:szCs w:val="24"/>
-        </w:rPr>
-        <w:t xml:space="preserve">shall have the option, exercisable by the Manager at </w:t>
-      </w:r>
-      <w:r>
-        <w:rPr>
-          <w:rFonts w:ascii="Times New Roman" w:hAnsi="Times New Roman"/>
-          <w:color w:val="0645AD"/>
-          <w:u w:val="single"/>
-          <w:sz w:val="24"/>
-          <w:szCs w:val="24"/>
-        </w:rPr>
-        <w:t xml:space="preserve">for federal income tax purposes, with its own filing obligations, and may terminate </w:t>
-      </w:r>
-      <w:r>
-        <w:rPr>
-          <w:rFonts w:ascii="Times New Roman" w:hAnsi="Times New Roman"/>
-          <w:sz w:val="24"/>
-          <w:szCs w:val="24"/>
-        </w:rPr>
-        <w:t xml:space="preserve">any </w:t>
-      </w:r>
-      <w:r>
-        <w:rPr>
-          <w:rFonts w:ascii="Times New Roman" w:hAnsi="Times New Roman"/>
-          <w:strike/>
-          <w:color w:val="C00000"/>
-          <w:sz w:val="24"/>
-          <w:szCs w:val="24"/>
-        </w:rPr>
-        <w:t xml:space="preserve">time within ninety (90) days after </w:t>
-      </w:r>
-      <w:r>
-        <w:rPr>
-          <w:rFonts w:ascii="Times New Roman" w:hAnsi="Times New Roman"/>
-          <w:color w:val="0645AD"/>
-          <w:u w:val="single"/>
-          <w:sz w:val="24"/>
-          <w:szCs w:val="24"/>
-        </w:rPr>
-        <w:t xml:space="preserve">election </w:t>
-      </w:r>
-      <w:r>
-        <w:rPr>
-          <w:rFonts w:ascii="Times New Roman" w:hAnsi="Times New Roman"/>
-          <w:sz w:val="24"/>
-          <w:szCs w:val="24"/>
-        </w:rPr>
-        <w:t xml:space="preserve">the Company </w:t>
-      </w:r>
-      <w:r>
-        <w:rPr>
-          <w:rFonts w:ascii="Times New Roman" w:hAnsi="Times New Roman"/>
-          <w:strike/>
-          <w:color w:val="C00000"/>
-          <w:sz w:val="24"/>
-          <w:szCs w:val="24"/>
-        </w:rPr>
-        <w:t xml:space="preserve">receives written notice that the Involuntary Transfer </w:t>
-      </w:r>
-      <w:r>
-        <w:rPr>
-          <w:rFonts w:ascii="Times New Roman" w:hAnsi="Times New Roman"/>
-          <w:sz w:val="24"/>
-          <w:szCs w:val="24"/>
-        </w:rPr>
-        <w:t xml:space="preserve">has </w:t>
-      </w:r>
-      <w:r>
-        <w:rPr>
-          <w:rFonts w:ascii="Times New Roman" w:hAnsi="Times New Roman"/>
-          <w:strike/>
-          <w:color w:val="C00000"/>
-          <w:sz w:val="24"/>
-          <w:szCs w:val="24"/>
-        </w:rPr>
-        <w:t xml:space="preserve">occurred, to acquire the interest that is the subject of the Involuntary Transfer at its fair value. Fair value shall be the value agreed in writing between the Manager and the holder of the interest or, absent agreement within thirty (30) days after the option is exercised, the value determined by an independent appraiser jointly selected by the Company and the holder within fifteen (15) days after the end of that thirty-day period (and, if they fail to agree within that time, by an appraiser selected by the two appraisers each of them then designates within a further ten (10) days), who shall hold the MAI designation if the assets principally concerned are real property, who shall have no material financial or professional relationship with any Member, and who shall deliver a written determination within forty-five (45) days after selection. That determination is final and binding, and the appraiser's fee shall be borne one-half by the Company and one-half by the holder. The purchase price is payable on commercially reasonable terms determined by the Manager, including payment in installments over a period of up to five (5) years bearing interest at the applicable federal rate. If the Company does not exercise its option, the Members other than the affected Member may, within thirty (30) days after the Company's option lapses, elect to acquire the interest on the same terms, in proportion to their Percentage Interests or as they otherwise agree. Pending exercise or lapse of the options, the holder of the interest has only the rights of a transferee described in Section 10.3. </w:t>
-      </w:r>
-      <w:r>
-        <w:rPr>
-          <w:rFonts w:ascii="Times New Roman" w:hAnsi="Times New Roman"/>
-          <w:color w:val="0645AD"/>
-          <w:u w:val="single"/>
-          <w:sz w:val="24"/>
-          <w:szCs w:val="24"/>
-        </w:rPr>
-        <w:t xml:space="preserve">made. </w:t>
-      </w:r>
-    </w:p>
-    <w:p>
-      <w:pPr>
-        <w:keepLines/>
-        <w:widowControl/>
-        <w:spacing w:after="160"/>
-        <w:jc w:val="both"/>
-      </w:pPr>
-      <w:r>
-        <w:rPr>
-          <w:rFonts w:ascii="Times New Roman" w:hAnsi="Times New Roman"/>
-          <w:strike/>
-          <w:color w:val="C00000"/>
-          <w:sz w:val="24"/>
-          <w:szCs w:val="24"/>
-        </w:rPr>
-        <w:t xml:space="preserve">10.5 No Dissociation by Transfer Alone. A Transfer does not by itself dissociate a Member or dissolve </w:t>
-      </w:r>
-      <w:r>
-        <w:rPr>
-          <w:rFonts w:ascii="Times New Roman" w:hAnsi="Times New Roman"/>
-          <w:color w:val="0645AD"/>
-          <w:u w:val="single"/>
-          <w:sz w:val="24"/>
-          <w:szCs w:val="24"/>
-        </w:rPr>
-        <w:t xml:space="preserve">11.3 Continuation on Termination of Last Member. Upon the termination of the membership of the last remaining member, </w:t>
-      </w:r>
-      <w:r>
-        <w:rPr>
-          <w:rFonts w:ascii="Times New Roman" w:hAnsi="Times New Roman"/>
-          <w:sz w:val="24"/>
-          <w:szCs w:val="24"/>
-        </w:rPr>
-        <w:t xml:space="preserve">the Company </w:t>
-      </w:r>
-      <w:r>
-        <w:rPr>
-          <w:rFonts w:ascii="Times New Roman" w:hAnsi="Times New Roman"/>
-          <w:strike/>
-          <w:color w:val="C00000"/>
-          <w:sz w:val="24"/>
-          <w:szCs w:val="24"/>
-        </w:rPr>
-        <w:t xml:space="preserve">or any Protected Series. </w:t>
-      </w:r>
-      <w:r>
-        <w:rPr>
-          <w:rFonts w:ascii="Times New Roman" w:hAnsi="Times New Roman"/>
-          <w:color w:val="0645AD"/>
-          <w:u w:val="single"/>
-          <w:sz w:val="24"/>
-          <w:szCs w:val="24"/>
-        </w:rPr>
-        <w:t xml:space="preserve">shall not be dissolved, and the legal representative of the last remaining member shall agree in writing to continue the Company, and the representative (or an Immediate Family Member designated by the representative who is not a creditor of the last remaining member) shall be admitted as a member effective as of the terminating event, all as permitted by the Act. </w:t>
-      </w:r>
-    </w:p>
-    <w:p>
-      <w:pPr>
-        <w:keepLines/>
-        <w:widowControl/>
-        <w:spacing w:after="160"/>
-        <w:jc w:val="both"/>
-      </w:pPr>
-      <w:r>
-        <w:rPr>
-          <w:rFonts w:ascii="Times New Roman" w:hAnsi="Times New Roman"/>
-          <w:strike/>
-          <w:color w:val="C00000"/>
-          <w:sz w:val="24"/>
-          <w:szCs w:val="24"/>
-        </w:rPr>
-        <w:t xml:space="preserve">10.6 Charging Order </w:t>
-      </w:r>
-      <w:r>
-        <w:rPr>
-          <w:rFonts w:ascii="Times New Roman" w:hAnsi="Times New Roman"/>
-          <w:color w:val="0645AD"/>
-          <w:u w:val="single"/>
-          <w:sz w:val="24"/>
-          <w:szCs w:val="24"/>
-        </w:rPr>
-        <w:t xml:space="preserve">ARTICLE 12 </w:t>
-      </w:r>
-      <w:r>
-        <w:rPr>
-          <w:rFonts w:ascii="Times New Roman" w:hAnsi="Times New Roman"/>
-          <w:sz w:val="24"/>
-          <w:szCs w:val="24"/>
-        </w:rPr>
-        <w:t xml:space="preserve">— </w:t>
-      </w:r>
-      <w:r>
-        <w:rPr>
-          <w:rFonts w:ascii="Times New Roman" w:hAnsi="Times New Roman"/>
-          <w:strike/>
-          <w:color w:val="C00000"/>
-          <w:sz w:val="24"/>
-          <w:szCs w:val="24"/>
-        </w:rPr>
-        <w:t xml:space="preserve">Exclusive Remedy. As provided in ss. 605.0502 and 605.0503, Florida Statutes, a charging order is the sole and exclusive remedy by which a judgment creditor of a Member or of a transferee may satisfy a judgment from the judgment debtor's Membership Interest or transferable interest, whether in the Company or in respect of any Protected Series. A judgment creditor or other holder of a charging order has only the right to receive distributions to which the judgment debtor would otherwise be entitled, has none of the rights of a member or manager, is not entitled to any accounting, inspection, or information rights except as the Act mandates, and, for so long as the Company has more than one member, may not foreclose upon the charged interest. Nothing in this Agreement enlarges any remedy of any creditor beyond those provided by the Act. </w:t>
-      </w:r>
-      <w:r>
-        <w:rPr>
-          <w:rFonts w:ascii="Times New Roman" w:hAnsi="Times New Roman"/>
-          <w:color w:val="0645AD"/>
-          <w:u w:val="single"/>
-          <w:sz w:val="24"/>
-          <w:szCs w:val="24"/>
-        </w:rPr>
-        <w:t xml:space="preserve">DISSOLUTION AND WINDING UP </w:t>
-      </w:r>
-    </w:p>
-    <w:p>
-      <w:pPr>
-        <w:keepLines/>
-        <w:widowControl/>
-        <w:spacing w:after="160"/>
-        <w:jc w:val="both"/>
-      </w:pPr>
-      <w:r>
-        <w:rPr>
-          <w:rFonts w:ascii="Times New Roman" w:hAnsi="Times New Roman"/>
-          <w:strike/>
-          <w:color w:val="C00000"/>
-          <w:sz w:val="24"/>
-          <w:szCs w:val="24"/>
-        </w:rPr>
-        <w:t xml:space="preserve">ARTICLE 11 — EXECUTORY CONTRACT </w:t>
-      </w:r>
-      <w:r>
-        <w:rPr>
-          <w:rFonts w:ascii="Times New Roman" w:hAnsi="Times New Roman"/>
-          <w:color w:val="0645AD"/>
-          <w:u w:val="single"/>
-          <w:sz w:val="24"/>
-          <w:szCs w:val="24"/>
-        </w:rPr>
-        <w:t xml:space="preserve">12.1 Dissolution of a Protected Series. A Protected Series is dissolved, and its activities and affairs shall be wound up, upon the first to occur of: (a) the dissolution of the Company; (b) an event or circumstance specified in its Series Exhibit; (c) the affirmative vote or consent of the Member; or (d) entry of a judicial order dissolving the Protected Series as provided by the Act. </w:t>
-      </w:r>
-    </w:p>
-    <w:p>
-      <w:pPr>
-        <w:keepLines/>
-        <w:widowControl/>
-        <w:spacing w:after="160"/>
-        <w:jc w:val="both"/>
-      </w:pPr>
-      <w:r>
-        <w:rPr>
-          <w:rFonts w:ascii="Times New Roman" w:hAnsi="Times New Roman"/>
-          <w:strike/>
-          <w:color w:val="C00000"/>
-          <w:sz w:val="24"/>
-          <w:szCs w:val="24"/>
-        </w:rPr>
-        <w:t xml:space="preserve">11.1 Executory Contract. The parties agree </w:t>
-      </w:r>
-      <w:r>
-        <w:rPr>
-          <w:rFonts w:ascii="Times New Roman" w:hAnsi="Times New Roman"/>
-          <w:color w:val="0645AD"/>
-          <w:u w:val="single"/>
-          <w:sz w:val="24"/>
-          <w:szCs w:val="24"/>
-        </w:rPr>
-        <w:t xml:space="preserve">12.2 Winding Up a Protected Series. Upon dissolution of a Protected Series, its Protected Series Manager (or another person designated by the Member) shall wind up its activities and affairs in the manner provided by the Act for winding up a limited liability company, applied to </w:t>
-      </w:r>
-      <w:r>
-        <w:rPr>
-          <w:rFonts w:ascii="Times New Roman" w:hAnsi="Times New Roman"/>
-          <w:sz w:val="24"/>
-          <w:szCs w:val="24"/>
-        </w:rPr>
-        <w:t xml:space="preserve">that </w:t>
-      </w:r>
-      <w:r>
-        <w:rPr>
-          <w:rFonts w:ascii="Times New Roman" w:hAnsi="Times New Roman"/>
-          <w:strike/>
-          <w:color w:val="C00000"/>
-          <w:sz w:val="24"/>
-          <w:szCs w:val="24"/>
-        </w:rPr>
-        <w:t xml:space="preserve">this Agreement constitutes an executory contract and </w:t>
-      </w:r>
-      <w:r>
-        <w:rPr>
-          <w:rFonts w:ascii="Times New Roman" w:hAnsi="Times New Roman"/>
-          <w:color w:val="0645AD"/>
-          <w:u w:val="single"/>
-          <w:sz w:val="24"/>
-          <w:szCs w:val="24"/>
-        </w:rPr>
-        <w:t xml:space="preserve">Protected Series. Its Associated Assets </w:t>
-      </w:r>
-      <w:r>
-        <w:rPr>
-          <w:rFonts w:ascii="Times New Roman" w:hAnsi="Times New Roman"/>
-          <w:sz w:val="24"/>
-          <w:szCs w:val="24"/>
-        </w:rPr>
-        <w:t xml:space="preserve">shall be </w:t>
-      </w:r>
-      <w:r>
-        <w:rPr>
-          <w:rFonts w:ascii="Times New Roman" w:hAnsi="Times New Roman"/>
-          <w:strike/>
-          <w:color w:val="C00000"/>
-          <w:sz w:val="24"/>
-          <w:szCs w:val="24"/>
-        </w:rPr>
-        <w:t xml:space="preserve">governed </w:t>
-      </w:r>
-      <w:r>
-        <w:rPr>
-          <w:rFonts w:ascii="Times New Roman" w:hAnsi="Times New Roman"/>
-          <w:color w:val="0645AD"/>
-          <w:u w:val="single"/>
-          <w:sz w:val="24"/>
-          <w:szCs w:val="24"/>
-        </w:rPr>
-        <w:t xml:space="preserve">applied: first, to pay or provide for its Associated Liabilities to creditors (including the Member as a creditor, to the extent permitted </w:t>
-      </w:r>
-      <w:r>
-        <w:rPr>
-          <w:rFonts w:ascii="Times New Roman" w:hAnsi="Times New Roman"/>
-          <w:sz w:val="24"/>
-          <w:szCs w:val="24"/>
-        </w:rPr>
-        <w:t xml:space="preserve">by </w:t>
-      </w:r>
-      <w:r>
-        <w:rPr>
-          <w:rFonts w:ascii="Times New Roman" w:hAnsi="Times New Roman"/>
-          <w:strike/>
-          <w:color w:val="C00000"/>
-          <w:sz w:val="24"/>
-          <w:szCs w:val="24"/>
-        </w:rPr>
-        <w:t xml:space="preserve">11 U.S.C. §365 </w:t>
-      </w:r>
-      <w:r>
-        <w:rPr>
-          <w:rFonts w:ascii="Times New Roman" w:hAnsi="Times New Roman"/>
-          <w:color w:val="0645AD"/>
-          <w:u w:val="single"/>
-          <w:sz w:val="24"/>
-          <w:szCs w:val="24"/>
-        </w:rPr>
-        <w:t xml:space="preserve">law); and then the balance to the Company. The Manager shall cause any statement or filing required by the Act or the Department </w:t>
-      </w:r>
-      <w:r>
-        <w:rPr>
-          <w:rFonts w:ascii="Times New Roman" w:hAnsi="Times New Roman"/>
-          <w:sz w:val="24"/>
-          <w:szCs w:val="24"/>
-        </w:rPr>
-        <w:t xml:space="preserve">in connection with the </w:t>
-      </w:r>
-      <w:r>
-        <w:rPr>
-          <w:rFonts w:ascii="Times New Roman" w:hAnsi="Times New Roman"/>
-          <w:strike/>
-          <w:color w:val="C00000"/>
-          <w:sz w:val="24"/>
-          <w:szCs w:val="24"/>
-        </w:rPr>
-        <w:t xml:space="preserve">bankruptcy of the Company or any Member because, among other provisions and obligations, this Agreement imposes on each Member the following affirmative duties (each of which constitutes a material unperformed, future obligation): (a) [include only if optional Section 6.2 is included; otherwise replace with "(a) [Reserved.]"] upon approval of a Majority in Interest as provided in Section 6.2, the duty and obligation of each Member to contribute additional capital to the Company or the affected Protected Series; (b) the duty and obligation of each Member to materially participate in the governance of the Company and of each Protected Series, as provided in Section 4.6; (c) [include only if Section 4.7 Alternative A is selected; otherwise replace with "(c) [Reserved.]"] the duty and obligation of each Member not to compete with the Company or with any Protected Series in the conduct of their activities and affairs before the </w:t>
-      </w:r>
-      <w:r>
-        <w:rPr>
-          <w:rFonts w:ascii="Times New Roman" w:hAnsi="Times New Roman"/>
-          <w:sz w:val="24"/>
-          <w:szCs w:val="24"/>
-        </w:rPr>
-        <w:t xml:space="preserve">dissolution of the </w:t>
-      </w:r>
-      <w:r>
-        <w:rPr>
-          <w:rFonts w:ascii="Times New Roman" w:hAnsi="Times New Roman"/>
-          <w:strike/>
-          <w:color w:val="C00000"/>
-          <w:sz w:val="24"/>
-          <w:szCs w:val="24"/>
-        </w:rPr>
-        <w:t xml:space="preserve">Company, as provided in Section 4.7 </w:t>
-      </w:r>
-      <w:r>
-        <w:rPr>
-          <w:rFonts w:ascii="Times New Roman" w:hAnsi="Times New Roman"/>
-          <w:color w:val="0645AD"/>
-          <w:u w:val="single"/>
-          <w:sz w:val="24"/>
-          <w:szCs w:val="24"/>
-        </w:rPr>
-        <w:t xml:space="preserve">Protected Series to be made. The winding up of a Protected Series shall not draw upon, </w:t>
-      </w:r>
-      <w:r>
-        <w:rPr>
-          <w:rFonts w:ascii="Times New Roman" w:hAnsi="Times New Roman"/>
-          <w:sz w:val="24"/>
-          <w:szCs w:val="24"/>
-        </w:rPr>
-        <w:t xml:space="preserve">and </w:t>
-      </w:r>
-      <w:r>
-        <w:rPr>
-          <w:rFonts w:ascii="Times New Roman" w:hAnsi="Times New Roman"/>
-          <w:strike/>
-          <w:color w:val="C00000"/>
-          <w:sz w:val="24"/>
-          <w:szCs w:val="24"/>
-        </w:rPr>
-        <w:t xml:space="preserve">consistent with s. 605.04091(2)(c), Florida Statutes; (d) </w:t>
-      </w:r>
-      <w:r>
-        <w:rPr>
-          <w:rFonts w:ascii="Times New Roman" w:hAnsi="Times New Roman"/>
-          <w:color w:val="0645AD"/>
-          <w:u w:val="single"/>
-          <w:sz w:val="24"/>
-          <w:szCs w:val="24"/>
-        </w:rPr>
-        <w:t xml:space="preserve">its creditors shall have no recourse to, </w:t>
-      </w:r>
-      <w:r>
-        <w:rPr>
-          <w:rFonts w:ascii="Times New Roman" w:hAnsi="Times New Roman"/>
-          <w:sz w:val="24"/>
-          <w:szCs w:val="24"/>
-        </w:rPr>
-        <w:t xml:space="preserve">the </w:t>
-      </w:r>
-      <w:r>
-        <w:rPr>
-          <w:rFonts w:ascii="Times New Roman" w:hAnsi="Times New Roman"/>
-          <w:strike/>
-          <w:color w:val="C00000"/>
-          <w:sz w:val="24"/>
-          <w:szCs w:val="24"/>
-        </w:rPr>
-        <w:t xml:space="preserve">duty and obligation of each Member not to disclose confidential information, as provided in Section 4.8; and (e) the duty and obligation of each Member not to hinder, delay, slander, or tarnish the reputation </w:t>
-      </w:r>
-      <w:r>
-        <w:rPr>
-          <w:rFonts w:ascii="Times New Roman" w:hAnsi="Times New Roman"/>
-          <w:color w:val="0645AD"/>
-          <w:u w:val="single"/>
-          <w:sz w:val="24"/>
-          <w:szCs w:val="24"/>
-        </w:rPr>
-        <w:t xml:space="preserve">Associated Assets </w:t>
-      </w:r>
-      <w:r>
-        <w:rPr>
-          <w:rFonts w:ascii="Times New Roman" w:hAnsi="Times New Roman"/>
-          <w:sz w:val="24"/>
-          <w:szCs w:val="24"/>
-        </w:rPr>
-        <w:t xml:space="preserve">of the Company or of any </w:t>
-      </w:r>
-      <w:r>
-        <w:rPr>
-          <w:rFonts w:ascii="Times New Roman" w:hAnsi="Times New Roman"/>
-          <w:color w:val="0645AD"/>
-          <w:u w:val="single"/>
-          <w:sz w:val="24"/>
-          <w:szCs w:val="24"/>
-        </w:rPr>
-        <w:t xml:space="preserve">other </w:t>
-      </w:r>
-      <w:r>
-        <w:rPr>
-          <w:rFonts w:ascii="Times New Roman" w:hAnsi="Times New Roman"/>
-          <w:sz w:val="24"/>
-          <w:szCs w:val="24"/>
-        </w:rPr>
-        <w:t xml:space="preserve">Protected </w:t>
-      </w:r>
-      <w:r>
-        <w:rPr>
-          <w:rFonts w:ascii="Times New Roman" w:hAnsi="Times New Roman"/>
-          <w:strike/>
-          <w:color w:val="C00000"/>
-          <w:sz w:val="24"/>
-          <w:szCs w:val="24"/>
-        </w:rPr>
-        <w:t xml:space="preserve">Series, as provided in Section 4.9. The failure of a Member to perform the duties and obligations set forth herein releases and excuses the mutual duties and obligations owed by the Company and the other Members to such defaulting Member. </w:t>
-      </w:r>
-      <w:r>
-        <w:rPr>
-          <w:rFonts w:ascii="Times New Roman" w:hAnsi="Times New Roman"/>
-          <w:color w:val="0645AD"/>
-          <w:u w:val="single"/>
-          <w:sz w:val="24"/>
-          <w:szCs w:val="24"/>
-        </w:rPr>
-        <w:t xml:space="preserve">Series. </w:t>
-      </w:r>
-    </w:p>
-    <w:p>
-      <w:pPr>
-        <w:keepLines/>
-        <w:widowControl/>
-        <w:spacing w:after="160"/>
-        <w:jc w:val="both"/>
-      </w:pPr>
-      <w:r>
-        <w:rPr>
-          <w:rFonts w:ascii="Times New Roman" w:hAnsi="Times New Roman"/>
-          <w:strike/>
-          <w:color w:val="C00000"/>
-          <w:sz w:val="24"/>
-          <w:szCs w:val="24"/>
-        </w:rPr>
-        <w:t xml:space="preserve">11.2 Personal Service Agreement; No Assumption or Assignment. In accordance with In re Soderstrom, 484 B.R. 874 (M.D. Fla. 2013), this Agreement </w:t>
-      </w:r>
-      <w:r>
-        <w:rPr>
-          <w:rFonts w:ascii="Times New Roman" w:hAnsi="Times New Roman"/>
-          <w:color w:val="0645AD"/>
-          <w:u w:val="single"/>
-          <w:sz w:val="24"/>
-          <w:szCs w:val="24"/>
-        </w:rPr>
-        <w:t xml:space="preserve">12.3 Dissolution of the Company. The Company </w:t>
-      </w:r>
-      <w:r>
-        <w:rPr>
-          <w:rFonts w:ascii="Times New Roman" w:hAnsi="Times New Roman"/>
-          <w:sz w:val="24"/>
-          <w:szCs w:val="24"/>
-        </w:rPr>
-        <w:t xml:space="preserve">is </w:t>
-      </w:r>
-      <w:r>
-        <w:rPr>
-          <w:rFonts w:ascii="Times New Roman" w:hAnsi="Times New Roman"/>
-          <w:strike/>
-          <w:color w:val="C00000"/>
-          <w:sz w:val="24"/>
-          <w:szCs w:val="24"/>
-        </w:rPr>
-        <w:t xml:space="preserve">a personal service agreement due </w:t>
-      </w:r>
-      <w:r>
-        <w:rPr>
-          <w:rFonts w:ascii="Times New Roman" w:hAnsi="Times New Roman"/>
-          <w:color w:val="0645AD"/>
-          <w:u w:val="single"/>
-          <w:sz w:val="24"/>
-          <w:szCs w:val="24"/>
-        </w:rPr>
-        <w:t xml:space="preserve">dissolved, and its activities and affairs shall be wound up, upon the first </w:t>
-      </w:r>
-      <w:r>
-        <w:rPr>
-          <w:rFonts w:ascii="Times New Roman" w:hAnsi="Times New Roman"/>
-          <w:sz w:val="24"/>
-          <w:szCs w:val="24"/>
-        </w:rPr>
-        <w:t xml:space="preserve">to </w:t>
-      </w:r>
-      <w:r>
-        <w:rPr>
-          <w:rFonts w:ascii="Times New Roman" w:hAnsi="Times New Roman"/>
-          <w:color w:val="0645AD"/>
-          <w:u w:val="single"/>
-          <w:sz w:val="24"/>
-          <w:szCs w:val="24"/>
-        </w:rPr>
-        <w:t xml:space="preserve">occur of: (a) </w:t>
-      </w:r>
-      <w:r>
-        <w:rPr>
-          <w:rFonts w:ascii="Times New Roman" w:hAnsi="Times New Roman"/>
-          <w:sz w:val="24"/>
-          <w:szCs w:val="24"/>
-        </w:rPr>
-        <w:t xml:space="preserve">the </w:t>
-      </w:r>
-      <w:r>
-        <w:rPr>
-          <w:rFonts w:ascii="Times New Roman" w:hAnsi="Times New Roman"/>
-          <w:strike/>
-          <w:color w:val="C00000"/>
-          <w:sz w:val="24"/>
-          <w:szCs w:val="24"/>
-        </w:rPr>
-        <w:t xml:space="preserve">managerial and governance duties and obligations owed by each Member and the Manager, and a bankruptcy trustee cannot assume or assign a debtor Member's interest in the Company in accordance with 11 U.S.C. §365(c)(1) without the prior </w:t>
-      </w:r>
-      <w:r>
-        <w:rPr>
-          <w:rFonts w:ascii="Times New Roman" w:hAnsi="Times New Roman"/>
-          <w:sz w:val="24"/>
-          <w:szCs w:val="24"/>
-        </w:rPr>
-        <w:t xml:space="preserve">written consent of the </w:t>
-      </w:r>
-      <w:r>
-        <w:rPr>
-          <w:rFonts w:ascii="Times New Roman" w:hAnsi="Times New Roman"/>
-          <w:color w:val="0645AD"/>
-          <w:u w:val="single"/>
-          <w:sz w:val="24"/>
-          <w:szCs w:val="24"/>
-        </w:rPr>
-        <w:t xml:space="preserve">Member; (b) entry of a decree of judicial dissolution under the Act; or (c) any </w:t>
-      </w:r>
-      <w:r>
-        <w:rPr>
-          <w:rFonts w:ascii="Times New Roman" w:hAnsi="Times New Roman"/>
-          <w:sz w:val="24"/>
-          <w:szCs w:val="24"/>
-        </w:rPr>
-        <w:t xml:space="preserve">other </w:t>
-      </w:r>
-      <w:r>
-        <w:rPr>
-          <w:rFonts w:ascii="Times New Roman" w:hAnsi="Times New Roman"/>
-          <w:strike/>
-          <w:color w:val="C00000"/>
-          <w:sz w:val="24"/>
-          <w:szCs w:val="24"/>
-        </w:rPr>
-        <w:t xml:space="preserve">Members. </w:t>
-      </w:r>
-      <w:r>
-        <w:rPr>
-          <w:rFonts w:ascii="Times New Roman" w:hAnsi="Times New Roman"/>
-          <w:color w:val="0645AD"/>
-          <w:u w:val="single"/>
-          <w:sz w:val="24"/>
-          <w:szCs w:val="24"/>
-        </w:rPr>
-        <w:t xml:space="preserve">event that under the Act requires dissolution. The death, incapacity, bankruptcy, dissociation, or withdrawal of the Member does not by itself dissolve the Company. Dissolution of the Company causes the dissolution of each Protected Series, and the winding up of the Company is not complete until the winding up of each Protected Series is complete. </w:t>
-      </w:r>
-    </w:p>
-    <w:p>
-      <w:pPr>
-        <w:keepLines/>
-        <w:widowControl/>
-        <w:spacing w:after="160"/>
-        <w:jc w:val="both"/>
-      </w:pPr>
-      <w:r>
-        <w:rPr>
-          <w:rFonts w:ascii="Times New Roman" w:hAnsi="Times New Roman"/>
-          <w:strike/>
-          <w:color w:val="C00000"/>
-          <w:sz w:val="24"/>
-          <w:szCs w:val="24"/>
-        </w:rPr>
-        <w:t xml:space="preserve">11.3 Compliance upon Assumption </w:t>
-      </w:r>
-      <w:r>
-        <w:rPr>
-          <w:rFonts w:ascii="Times New Roman" w:hAnsi="Times New Roman"/>
-          <w:color w:val="0645AD"/>
-          <w:u w:val="single"/>
-          <w:sz w:val="24"/>
-          <w:szCs w:val="24"/>
-        </w:rPr>
-        <w:t xml:space="preserve">12.4 Winding Up the Company. Upon dissolution of the Company, the Manager (or, if there is none, a person designated by the Member) shall wind up the Company and each Protected Series. After the winding up of each Protected Series under Section 12.2, the remaining Associated Assets of the Company shall be applied: first, to pay </w:t>
-      </w:r>
-      <w:r>
-        <w:rPr>
-          <w:rFonts w:ascii="Times New Roman" w:hAnsi="Times New Roman"/>
-          <w:sz w:val="24"/>
-          <w:szCs w:val="24"/>
-        </w:rPr>
-        <w:t xml:space="preserve">or </w:t>
-      </w:r>
-      <w:r>
-        <w:rPr>
-          <w:rFonts w:ascii="Times New Roman" w:hAnsi="Times New Roman"/>
-          <w:strike/>
-          <w:color w:val="C00000"/>
-          <w:sz w:val="24"/>
-          <w:szCs w:val="24"/>
-        </w:rPr>
-        <w:t xml:space="preserve">Rejection. Notwithstanding </w:t>
-      </w:r>
-      <w:r>
-        <w:rPr>
-          <w:rFonts w:ascii="Times New Roman" w:hAnsi="Times New Roman"/>
-          <w:color w:val="0645AD"/>
-          <w:u w:val="single"/>
-          <w:sz w:val="24"/>
-          <w:szCs w:val="24"/>
-        </w:rPr>
-        <w:t xml:space="preserve">provide for </w:t>
-      </w:r>
-      <w:r>
-        <w:rPr>
-          <w:rFonts w:ascii="Times New Roman" w:hAnsi="Times New Roman"/>
-          <w:sz w:val="24"/>
-          <w:szCs w:val="24"/>
-        </w:rPr>
-        <w:t xml:space="preserve">the </w:t>
-      </w:r>
-      <w:r>
-        <w:rPr>
-          <w:rFonts w:ascii="Times New Roman" w:hAnsi="Times New Roman"/>
-          <w:strike/>
-          <w:color w:val="C00000"/>
-          <w:sz w:val="24"/>
-          <w:szCs w:val="24"/>
-        </w:rPr>
-        <w:t xml:space="preserve">foregoing, </w:t>
-      </w:r>
-      <w:r>
-        <w:rPr>
-          <w:rFonts w:ascii="Times New Roman" w:hAnsi="Times New Roman"/>
-          <w:color w:val="0645AD"/>
-          <w:u w:val="single"/>
-          <w:sz w:val="24"/>
-          <w:szCs w:val="24"/>
-        </w:rPr>
-        <w:t xml:space="preserve">Company's Associated Liabilities to creditors; and then the balance </w:t>
-      </w:r>
-      <w:r>
-        <w:rPr>
-          <w:rFonts w:ascii="Times New Roman" w:hAnsi="Times New Roman"/>
-          <w:sz w:val="24"/>
-          <w:szCs w:val="24"/>
-        </w:rPr>
-        <w:t xml:space="preserve">to the </w:t>
-      </w:r>
-      <w:r>
-        <w:rPr>
-          <w:rFonts w:ascii="Times New Roman" w:hAnsi="Times New Roman"/>
-          <w:strike/>
-          <w:color w:val="C00000"/>
-          <w:sz w:val="24"/>
-          <w:szCs w:val="24"/>
-        </w:rPr>
-        <w:t xml:space="preserve">extent that a trustee </w:t>
-      </w:r>
-      <w:r>
-        <w:rPr>
-          <w:rFonts w:ascii="Times New Roman" w:hAnsi="Times New Roman"/>
-          <w:color w:val="0645AD"/>
-          <w:u w:val="single"/>
-          <w:sz w:val="24"/>
-          <w:szCs w:val="24"/>
-        </w:rPr>
-        <w:t xml:space="preserve">Member. Articles </w:t>
-      </w:r>
-      <w:r>
-        <w:rPr>
-          <w:rFonts w:ascii="Times New Roman" w:hAnsi="Times New Roman"/>
-          <w:sz w:val="24"/>
-          <w:szCs w:val="24"/>
-        </w:rPr>
-        <w:t xml:space="preserve">of </w:t>
-      </w:r>
-      <w:r>
-        <w:rPr>
-          <w:rFonts w:ascii="Times New Roman" w:hAnsi="Times New Roman"/>
-          <w:strike/>
-          <w:color w:val="C00000"/>
-          <w:sz w:val="24"/>
-          <w:szCs w:val="24"/>
-        </w:rPr>
-        <w:t xml:space="preserve">a Member's bankruptcy is allowed either to assume or reject a debtor Member's interest in </w:t>
-      </w:r>
-      <w:r>
-        <w:rPr>
-          <w:rFonts w:ascii="Times New Roman" w:hAnsi="Times New Roman"/>
-          <w:color w:val="0645AD"/>
-          <w:u w:val="single"/>
-          <w:sz w:val="24"/>
-          <w:szCs w:val="24"/>
-        </w:rPr>
-        <w:t xml:space="preserve">dissolution shall be filed as the Act requires, and </w:t>
-      </w:r>
-      <w:r>
-        <w:rPr>
-          <w:rFonts w:ascii="Times New Roman" w:hAnsi="Times New Roman"/>
-          <w:sz w:val="24"/>
-          <w:szCs w:val="24"/>
-        </w:rPr>
-        <w:t xml:space="preserve">the Company </w:t>
-      </w:r>
-      <w:r>
-        <w:rPr>
-          <w:rFonts w:ascii="Times New Roman" w:hAnsi="Times New Roman"/>
-          <w:strike/>
-          <w:color w:val="C00000"/>
-          <w:sz w:val="24"/>
-          <w:szCs w:val="24"/>
-        </w:rPr>
-        <w:t xml:space="preserve">governed by this Agreement, such action </w:t>
-      </w:r>
-      <w:r>
-        <w:rPr>
-          <w:rFonts w:ascii="Times New Roman" w:hAnsi="Times New Roman"/>
-          <w:sz w:val="24"/>
-          <w:szCs w:val="24"/>
-        </w:rPr>
-        <w:t xml:space="preserve">shall </w:t>
-      </w:r>
-      <w:r>
-        <w:rPr>
-          <w:rFonts w:ascii="Times New Roman" w:hAnsi="Times New Roman"/>
-          <w:strike/>
-          <w:color w:val="C00000"/>
-          <w:sz w:val="24"/>
-          <w:szCs w:val="24"/>
-        </w:rPr>
-        <w:t xml:space="preserve">comply with the time period set forth in 11 U.S.C. §365(d), and if the trustee assumes such debtor Member's interest, such trustee shall comply with the terms of this Agreement and Florida law governing this Agreement, including, without limitation, the restrictions of the rights of a creditor of a Member or transferee pursuant to ss. 605.0502 and 605.0503, Florida Statutes. </w:t>
-      </w:r>
-      <w:r>
-        <w:rPr>
-          <w:rFonts w:ascii="Times New Roman" w:hAnsi="Times New Roman"/>
-          <w:color w:val="0645AD"/>
-          <w:u w:val="single"/>
-          <w:sz w:val="24"/>
-          <w:szCs w:val="24"/>
-        </w:rPr>
-        <w:t xml:space="preserve">terminate when winding up is complete. </w:t>
-      </w:r>
-    </w:p>
-    <w:p>
-      <w:pPr>
-        <w:keepLines/>
-        <w:widowControl/>
-        <w:spacing w:after="160"/>
-        <w:jc w:val="both"/>
-      </w:pPr>
-      <w:r>
-        <w:rPr>
-          <w:rFonts w:ascii="Times New Roman" w:hAnsi="Times New Roman"/>
-          <w:strike/>
-          <w:color w:val="C00000"/>
-          <w:sz w:val="24"/>
-          <w:szCs w:val="24"/>
-        </w:rPr>
-        <w:t xml:space="preserve">ARTICLE 12 — ADMISSION OF MEMBERS; ASSOCIATION WITH PROTECTED SERIES </w:t>
-      </w:r>
-      <w:r>
-        <w:rPr>
-          <w:rFonts w:ascii="Times New Roman" w:hAnsi="Times New Roman"/>
-          <w:color w:val="0645AD"/>
-          <w:u w:val="single"/>
-          <w:sz w:val="24"/>
-          <w:szCs w:val="24"/>
-        </w:rPr>
-        <w:t xml:space="preserve">12.5 No Deficit Obligation; Recourse Limited. The Member shall have no obligation to restore any deficit or to contribute capital in connection with any winding up, and each creditor of the Company or of any Protected Series shall look solely to the Associated Assets of its obligor. </w:t>
-      </w:r>
-    </w:p>
-    <w:p>
-      <w:pPr>
-        <w:keepLines/>
-        <w:widowControl/>
-        <w:spacing w:after="160"/>
-        <w:jc w:val="both"/>
-      </w:pPr>
-      <w:r>
-        <w:rPr>
-          <w:rFonts w:ascii="Times New Roman" w:hAnsi="Times New Roman"/>
-          <w:strike/>
-          <w:color w:val="C00000"/>
-          <w:sz w:val="24"/>
-          <w:szCs w:val="24"/>
-        </w:rPr>
-        <w:t xml:space="preserve">12.1 Admission of Members. A person may be admitted as a Member of the Company only with the written consent of all Members and upon the person's delivery of a signed agreement to be bound by this Agreement, except that (a) a TOD beneficiary is admitted as provided in Section 4.11, and (b) a permitted family transferee under Section 10.2 may be admitted with the written consent of a Majority in Interest of the Members other than the transferor. </w:t>
-      </w:r>
-      <w:r>
-        <w:rPr>
-          <w:rFonts w:ascii="Times New Roman" w:hAnsi="Times New Roman"/>
-          <w:color w:val="0645AD"/>
-          <w:u w:val="single"/>
-          <w:sz w:val="24"/>
-          <w:szCs w:val="24"/>
-        </w:rPr>
-        <w:t xml:space="preserve">ARTICLE 13 — AMENDMENTS; CONSENTS </w:t>
-      </w:r>
-    </w:p>
-    <w:p>
-      <w:pPr>
-        <w:keepLines/>
-        <w:widowControl/>
-        <w:spacing w:after="160"/>
-        <w:jc w:val="both"/>
-      </w:pPr>
-      <w:r>
-        <w:rPr>
-          <w:rFonts w:ascii="Times New Roman" w:hAnsi="Times New Roman"/>
-          <w:strike/>
-          <w:color w:val="C00000"/>
-          <w:sz w:val="24"/>
-          <w:szCs w:val="24"/>
-        </w:rPr>
-        <w:t xml:space="preserve">12.2 No Association with a Protected Series. No Member </w:t>
-      </w:r>
-      <w:r>
-        <w:rPr>
-          <w:rFonts w:ascii="Times New Roman" w:hAnsi="Times New Roman"/>
-          <w:color w:val="0645AD"/>
-          <w:u w:val="single"/>
-          <w:sz w:val="24"/>
-          <w:szCs w:val="24"/>
-        </w:rPr>
-        <w:t xml:space="preserve">13.1 Amendments. This Agreement, including any Series Exhibit, </w:t>
-      </w:r>
-      <w:r>
-        <w:rPr>
-          <w:rFonts w:ascii="Times New Roman" w:hAnsi="Times New Roman"/>
-          <w:sz w:val="24"/>
-          <w:szCs w:val="24"/>
-        </w:rPr>
-        <w:t xml:space="preserve">may be </w:t>
-      </w:r>
-      <w:r>
-        <w:rPr>
-          <w:rFonts w:ascii="Times New Roman" w:hAnsi="Times New Roman"/>
-          <w:strike/>
-          <w:color w:val="C00000"/>
-          <w:sz w:val="24"/>
-          <w:szCs w:val="24"/>
-        </w:rPr>
-        <w:t xml:space="preserve">associated with </w:t>
-      </w:r>
-      <w:r>
-        <w:rPr>
-          <w:rFonts w:ascii="Times New Roman" w:hAnsi="Times New Roman"/>
-          <w:color w:val="0645AD"/>
-          <w:u w:val="single"/>
-          <w:sz w:val="24"/>
-          <w:szCs w:val="24"/>
-        </w:rPr>
-        <w:t xml:space="preserve">amended only by </w:t>
-      </w:r>
-      <w:r>
-        <w:rPr>
-          <w:rFonts w:ascii="Times New Roman" w:hAnsi="Times New Roman"/>
-          <w:sz w:val="24"/>
-          <w:szCs w:val="24"/>
-        </w:rPr>
-        <w:t xml:space="preserve">a </w:t>
-      </w:r>
-      <w:r>
-        <w:rPr>
-          <w:rFonts w:ascii="Times New Roman" w:hAnsi="Times New Roman"/>
-          <w:strike/>
-          <w:color w:val="C00000"/>
-          <w:sz w:val="24"/>
-          <w:szCs w:val="24"/>
-        </w:rPr>
-        <w:t xml:space="preserve">Protected Series. </w:t>
-      </w:r>
-      <w:r>
-        <w:rPr>
-          <w:rFonts w:ascii="Times New Roman" w:hAnsi="Times New Roman"/>
-          <w:color w:val="0645AD"/>
-          <w:u w:val="single"/>
-          <w:sz w:val="24"/>
-          <w:szCs w:val="24"/>
-        </w:rPr>
-        <w:t xml:space="preserve">written instrument signed by the Member; provided, that (a) the Manager may amend Exhibit </w:t>
-      </w:r>
-      <w:r>
-        <w:rPr>
-          <w:rFonts w:ascii="Times New Roman" w:hAnsi="Times New Roman"/>
-          <w:sz w:val="24"/>
-          <w:szCs w:val="24"/>
-        </w:rPr>
-        <w:t xml:space="preserve">A </w:t>
-      </w:r>
-      <w:r>
-        <w:rPr>
-          <w:rFonts w:ascii="Times New Roman" w:hAnsi="Times New Roman"/>
-          <w:strike/>
-          <w:color w:val="C00000"/>
-          <w:sz w:val="24"/>
-          <w:szCs w:val="24"/>
-        </w:rPr>
-        <w:t xml:space="preserve">Protected </w:t>
-      </w:r>
-      <w:r>
-        <w:rPr>
-          <w:rFonts w:ascii="Times New Roman" w:hAnsi="Times New Roman"/>
-          <w:color w:val="0645AD"/>
-          <w:u w:val="single"/>
-          <w:sz w:val="24"/>
-          <w:szCs w:val="24"/>
-        </w:rPr>
-        <w:t xml:space="preserve">and each </w:t>
-      </w:r>
-      <w:r>
-        <w:rPr>
-          <w:rFonts w:ascii="Times New Roman" w:hAnsi="Times New Roman"/>
-          <w:sz w:val="24"/>
-          <w:szCs w:val="24"/>
-        </w:rPr>
-        <w:t xml:space="preserve">Series </w:t>
-      </w:r>
-      <w:r>
-        <w:rPr>
-          <w:rFonts w:ascii="Times New Roman" w:hAnsi="Times New Roman"/>
-          <w:color w:val="0645AD"/>
-          <w:u w:val="single"/>
-          <w:sz w:val="24"/>
-          <w:szCs w:val="24"/>
-        </w:rPr>
-        <w:t xml:space="preserve">Exhibit without further consent solely to record changes duly made under this Agreement (admissions, Transfers, and TOD designations); and (b) any amendment changing the rights or obligations of the Manager </w:t>
-      </w:r>
-      <w:r>
-        <w:rPr>
-          <w:rFonts w:ascii="Times New Roman" w:hAnsi="Times New Roman"/>
-          <w:sz w:val="24"/>
-          <w:szCs w:val="24"/>
-        </w:rPr>
-        <w:t xml:space="preserve">may not </w:t>
-      </w:r>
-      <w:r>
-        <w:rPr>
-          <w:rFonts w:ascii="Times New Roman" w:hAnsi="Times New Roman"/>
-          <w:strike/>
-          <w:color w:val="C00000"/>
-          <w:sz w:val="24"/>
-          <w:szCs w:val="24"/>
-        </w:rPr>
-        <w:t xml:space="preserve">be established with, and may not admit, an Associated Member. Any amendment permitting Associated Members may cause each Protected Series to be treated as an entity separate from </w:t>
-      </w:r>
-      <w:r>
-        <w:rPr>
-          <w:rFonts w:ascii="Times New Roman" w:hAnsi="Times New Roman"/>
-          <w:color w:val="0645AD"/>
-          <w:u w:val="single"/>
-          <w:sz w:val="24"/>
-          <w:szCs w:val="24"/>
-        </w:rPr>
-        <w:t xml:space="preserve">impose new obligations on </w:t>
-      </w:r>
-      <w:r>
-        <w:rPr>
-          <w:rFonts w:ascii="Times New Roman" w:hAnsi="Times New Roman"/>
-          <w:sz w:val="24"/>
-          <w:szCs w:val="24"/>
-        </w:rPr>
-        <w:t xml:space="preserve">the </w:t>
-      </w:r>
-      <w:r>
-        <w:rPr>
-          <w:rFonts w:ascii="Times New Roman" w:hAnsi="Times New Roman"/>
-          <w:strike/>
-          <w:color w:val="C00000"/>
-          <w:sz w:val="24"/>
-          <w:szCs w:val="24"/>
-        </w:rPr>
-        <w:t xml:space="preserve">Company for federal income tax purposes, with its own filing obligations, and may terminate any election </w:t>
-      </w:r>
-      <w:r>
-        <w:rPr>
-          <w:rFonts w:ascii="Times New Roman" w:hAnsi="Times New Roman"/>
-          <w:color w:val="0645AD"/>
-          <w:u w:val="single"/>
-          <w:sz w:val="24"/>
-          <w:szCs w:val="24"/>
-        </w:rPr>
-        <w:t xml:space="preserve">Manager without </w:t>
-      </w:r>
-      <w:r>
-        <w:rPr>
-          <w:rFonts w:ascii="Times New Roman" w:hAnsi="Times New Roman"/>
-          <w:sz w:val="24"/>
-          <w:szCs w:val="24"/>
-        </w:rPr>
-        <w:t xml:space="preserve">the </w:t>
-      </w:r>
-      <w:r>
-        <w:rPr>
-          <w:rFonts w:ascii="Times New Roman" w:hAnsi="Times New Roman"/>
-          <w:strike/>
-          <w:color w:val="C00000"/>
-          <w:sz w:val="24"/>
-          <w:szCs w:val="24"/>
-        </w:rPr>
-        <w:t xml:space="preserve">Company has made. </w:t>
-      </w:r>
-      <w:r>
-        <w:rPr>
-          <w:rFonts w:ascii="Times New Roman" w:hAnsi="Times New Roman"/>
-          <w:color w:val="0645AD"/>
-          <w:u w:val="single"/>
-          <w:sz w:val="24"/>
-          <w:szCs w:val="24"/>
-        </w:rPr>
-        <w:t xml:space="preserve">Manager's written consent. Oral, implied, or course-of-dealing amendments are of no effect. </w:t>
-      </w:r>
-    </w:p>
-    <w:p>
-      <w:pPr>
-        <w:keepLines/>
-        <w:widowControl/>
-        <w:spacing w:after="160"/>
-        <w:jc w:val="both"/>
-      </w:pPr>
-      <w:r>
-        <w:rPr>
-          <w:rFonts w:ascii="Times New Roman" w:hAnsi="Times New Roman"/>
-          <w:strike/>
-          <w:color w:val="C00000"/>
-          <w:sz w:val="24"/>
-          <w:szCs w:val="24"/>
-        </w:rPr>
-        <w:t xml:space="preserve">12.3 Continuation on Termination of Last Member. Upon the termination </w:t>
-      </w:r>
-      <w:r>
-        <w:rPr>
-          <w:rFonts w:ascii="Times New Roman" w:hAnsi="Times New Roman"/>
-          <w:color w:val="0645AD"/>
-          <w:u w:val="single"/>
-          <w:sz w:val="24"/>
-          <w:szCs w:val="24"/>
-        </w:rPr>
-        <w:t xml:space="preserve">13.2 Action by Written Consent. Any action </w:t>
-      </w:r>
-      <w:r>
-        <w:rPr>
-          <w:rFonts w:ascii="Times New Roman" w:hAnsi="Times New Roman"/>
-          <w:sz w:val="24"/>
-          <w:szCs w:val="24"/>
-        </w:rPr>
-        <w:t xml:space="preserve">of the </w:t>
-      </w:r>
-      <w:r>
-        <w:rPr>
-          <w:rFonts w:ascii="Times New Roman" w:hAnsi="Times New Roman"/>
-          <w:strike/>
-          <w:color w:val="C00000"/>
-          <w:sz w:val="24"/>
-          <w:szCs w:val="24"/>
-        </w:rPr>
-        <w:t xml:space="preserve">membership of the last remaining member </w:t>
-      </w:r>
-      <w:r>
-        <w:rPr>
-          <w:rFonts w:ascii="Times New Roman" w:hAnsi="Times New Roman"/>
-          <w:color w:val="0645AD"/>
-          <w:u w:val="single"/>
-          <w:sz w:val="24"/>
-          <w:szCs w:val="24"/>
-        </w:rPr>
-        <w:t xml:space="preserve">Member, or </w:t>
-      </w:r>
-      <w:r>
-        <w:rPr>
-          <w:rFonts w:ascii="Times New Roman" w:hAnsi="Times New Roman"/>
-          <w:sz w:val="24"/>
-          <w:szCs w:val="24"/>
-        </w:rPr>
-        <w:t xml:space="preserve">of the Company, </w:t>
-      </w:r>
-      <w:r>
-        <w:rPr>
-          <w:rFonts w:ascii="Times New Roman" w:hAnsi="Times New Roman"/>
-          <w:strike/>
-          <w:color w:val="C00000"/>
-          <w:sz w:val="24"/>
-          <w:szCs w:val="24"/>
-        </w:rPr>
-        <w:t xml:space="preserve">the Company shall not </w:t>
-      </w:r>
-      <w:r>
-        <w:rPr>
-          <w:rFonts w:ascii="Times New Roman" w:hAnsi="Times New Roman"/>
-          <w:color w:val="0645AD"/>
-          <w:u w:val="single"/>
-          <w:sz w:val="24"/>
-          <w:szCs w:val="24"/>
-        </w:rPr>
-        <w:t xml:space="preserve">under this Agreement may </w:t>
-      </w:r>
-      <w:r>
-        <w:rPr>
-          <w:rFonts w:ascii="Times New Roman" w:hAnsi="Times New Roman"/>
-          <w:sz w:val="24"/>
-          <w:szCs w:val="24"/>
-        </w:rPr>
-        <w:t xml:space="preserve">be </w:t>
-      </w:r>
-      <w:r>
-        <w:rPr>
-          <w:rFonts w:ascii="Times New Roman" w:hAnsi="Times New Roman"/>
-          <w:strike/>
-          <w:color w:val="C00000"/>
-          <w:sz w:val="24"/>
-          <w:szCs w:val="24"/>
-        </w:rPr>
-        <w:t xml:space="preserve">dissolved, and the legal representative of the last remaining member shall agree in writing to continue the Company, and the representative (or an Immediate Family Member designated </w:t>
-      </w:r>
-      <w:r>
-        <w:rPr>
-          <w:rFonts w:ascii="Times New Roman" w:hAnsi="Times New Roman"/>
-          <w:color w:val="0645AD"/>
-          <w:u w:val="single"/>
-          <w:sz w:val="24"/>
-          <w:szCs w:val="24"/>
-        </w:rPr>
-        <w:t xml:space="preserve">taken by a written consent signed </w:t>
-      </w:r>
-      <w:r>
-        <w:rPr>
-          <w:rFonts w:ascii="Times New Roman" w:hAnsi="Times New Roman"/>
-          <w:sz w:val="24"/>
-          <w:szCs w:val="24"/>
-        </w:rPr>
-        <w:t xml:space="preserve">by the </w:t>
-      </w:r>
-      <w:r>
-        <w:rPr>
-          <w:rFonts w:ascii="Times New Roman" w:hAnsi="Times New Roman"/>
-          <w:strike/>
-          <w:color w:val="C00000"/>
-          <w:sz w:val="24"/>
-          <w:szCs w:val="24"/>
-        </w:rPr>
-        <w:t xml:space="preserve">representative who is not a creditor of </w:t>
-      </w:r>
-      <w:r>
-        <w:rPr>
-          <w:rFonts w:ascii="Times New Roman" w:hAnsi="Times New Roman"/>
-          <w:color w:val="0645AD"/>
-          <w:u w:val="single"/>
-          <w:sz w:val="24"/>
-          <w:szCs w:val="24"/>
-        </w:rPr>
-        <w:t xml:space="preserve">Member and maintained with </w:t>
-      </w:r>
-      <w:r>
-        <w:rPr>
-          <w:rFonts w:ascii="Times New Roman" w:hAnsi="Times New Roman"/>
-          <w:sz w:val="24"/>
-          <w:szCs w:val="24"/>
-        </w:rPr>
-        <w:t xml:space="preserve">the </w:t>
-      </w:r>
-      <w:r>
-        <w:rPr>
-          <w:rFonts w:ascii="Times New Roman" w:hAnsi="Times New Roman"/>
-          <w:strike/>
-          <w:color w:val="C00000"/>
-          <w:sz w:val="24"/>
-          <w:szCs w:val="24"/>
-        </w:rPr>
-        <w:t xml:space="preserve">last remaining member) shall be admitted as a member effective as of the terminating event, all as permitted by the Act. </w:t>
-      </w:r>
-      <w:r>
-        <w:rPr>
-          <w:rFonts w:ascii="Times New Roman" w:hAnsi="Times New Roman"/>
-          <w:color w:val="0645AD"/>
-          <w:u w:val="single"/>
-          <w:sz w:val="24"/>
-          <w:szCs w:val="24"/>
-        </w:rPr>
-        <w:t xml:space="preserve">Company's records. No meetings are required. </w:t>
-      </w:r>
-    </w:p>
-    <w:p>
-      <w:pPr>
-        <w:keepLines/>
-        <w:widowControl/>
-        <w:spacing w:after="160"/>
-        <w:jc w:val="both"/>
-      </w:pPr>
-      <w:r>
-        <w:rPr>
-          <w:rFonts w:ascii="Times New Roman" w:hAnsi="Times New Roman"/>
-          <w:sz w:val="24"/>
-          <w:szCs w:val="24"/>
-        </w:rPr>
-        <w:t xml:space="preserve">ARTICLE </w:t>
-      </w:r>
-      <w:r>
-        <w:rPr>
-          <w:rFonts w:ascii="Times New Roman" w:hAnsi="Times New Roman"/>
-          <w:strike/>
-          <w:color w:val="C00000"/>
-          <w:sz w:val="24"/>
-          <w:szCs w:val="24"/>
-        </w:rPr>
-        <w:t xml:space="preserve">13 </w:t>
-      </w:r>
-      <w:r>
-        <w:rPr>
-          <w:rFonts w:ascii="Times New Roman" w:hAnsi="Times New Roman"/>
-          <w:color w:val="0645AD"/>
-          <w:u w:val="single"/>
-          <w:sz w:val="24"/>
-          <w:szCs w:val="24"/>
-        </w:rPr>
-        <w:t xml:space="preserve">14 </w:t>
-      </w:r>
-      <w:r>
-        <w:rPr>
-          <w:rFonts w:ascii="Times New Roman" w:hAnsi="Times New Roman"/>
-          <w:sz w:val="24"/>
-          <w:szCs w:val="24"/>
-        </w:rPr>
-        <w:t xml:space="preserve">— </w:t>
-      </w:r>
-      <w:r>
-        <w:rPr>
-          <w:rFonts w:ascii="Times New Roman" w:hAnsi="Times New Roman"/>
-          <w:strike/>
-          <w:color w:val="C00000"/>
-          <w:sz w:val="24"/>
-          <w:szCs w:val="24"/>
-        </w:rPr>
-        <w:t xml:space="preserve">WITHDRAWAL; DEADLOCK </w:t>
-      </w:r>
-      <w:r>
-        <w:rPr>
-          <w:rFonts w:ascii="Times New Roman" w:hAnsi="Times New Roman"/>
-          <w:color w:val="0645AD"/>
-          <w:u w:val="single"/>
-          <w:sz w:val="24"/>
-          <w:szCs w:val="24"/>
-        </w:rPr>
-        <w:t xml:space="preserve">MISCELLANEOUS </w:t>
-      </w:r>
-    </w:p>
-    <w:p>
-      <w:pPr>
-        <w:keepLines/>
-        <w:widowControl/>
-        <w:spacing w:after="160"/>
-        <w:jc w:val="both"/>
-      </w:pPr>
-      <w:r>
-        <w:rPr>
-          <w:rFonts w:ascii="Times New Roman" w:hAnsi="Times New Roman"/>
-          <w:strike/>
-          <w:color w:val="C00000"/>
-          <w:sz w:val="24"/>
-          <w:szCs w:val="24"/>
-        </w:rPr>
-        <w:t xml:space="preserve">13.1 No Voluntary Withdrawal. No Member may voluntarily withdraw, resign, or dissociate from </w:t>
-      </w:r>
-      <w:r>
-        <w:rPr>
-          <w:rFonts w:ascii="Times New Roman" w:hAnsi="Times New Roman"/>
-          <w:color w:val="0645AD"/>
-          <w:u w:val="single"/>
-          <w:sz w:val="24"/>
-          <w:szCs w:val="24"/>
-        </w:rPr>
-        <w:t xml:space="preserve">14.1 Governing Law; Internal Affairs. This Agreement, </w:t>
-      </w:r>
-      <w:r>
-        <w:rPr>
-          <w:rFonts w:ascii="Times New Roman" w:hAnsi="Times New Roman"/>
-          <w:sz w:val="24"/>
-          <w:szCs w:val="24"/>
-        </w:rPr>
-        <w:t xml:space="preserve">the </w:t>
-      </w:r>
-      <w:r>
-        <w:rPr>
-          <w:rFonts w:ascii="Times New Roman" w:hAnsi="Times New Roman"/>
-          <w:strike/>
-          <w:color w:val="C00000"/>
-          <w:sz w:val="24"/>
-          <w:szCs w:val="24"/>
-        </w:rPr>
-        <w:t xml:space="preserve">Company before the dissolution and winding up </w:t>
-      </w:r>
-      <w:r>
-        <w:rPr>
-          <w:rFonts w:ascii="Times New Roman" w:hAnsi="Times New Roman"/>
-          <w:color w:val="0645AD"/>
-          <w:u w:val="single"/>
-          <w:sz w:val="24"/>
-          <w:szCs w:val="24"/>
-        </w:rPr>
-        <w:t xml:space="preserve">internal affairs </w:t>
-      </w:r>
-      <w:r>
-        <w:rPr>
-          <w:rFonts w:ascii="Times New Roman" w:hAnsi="Times New Roman"/>
-          <w:sz w:val="24"/>
-          <w:szCs w:val="24"/>
-        </w:rPr>
-        <w:t xml:space="preserve">of the Company </w:t>
-      </w:r>
-      <w:r>
-        <w:rPr>
-          <w:rFonts w:ascii="Times New Roman" w:hAnsi="Times New Roman"/>
-          <w:color w:val="0645AD"/>
-          <w:u w:val="single"/>
-          <w:sz w:val="24"/>
-          <w:szCs w:val="24"/>
-        </w:rPr>
-        <w:t xml:space="preserve">and of each Protected Series, and the relations among the Member, the Manager, each Protected Series Manager, the Company, and each Protected Series, are governed by the laws of the State of Florida, </w:t>
-      </w:r>
-      <w:r>
-        <w:rPr>
-          <w:rFonts w:ascii="Times New Roman" w:hAnsi="Times New Roman"/>
-          <w:sz w:val="24"/>
-          <w:szCs w:val="24"/>
-        </w:rPr>
-        <w:t xml:space="preserve">without </w:t>
-      </w:r>
-      <w:r>
-        <w:rPr>
-          <w:rFonts w:ascii="Times New Roman" w:hAnsi="Times New Roman"/>
-          <w:strike/>
-          <w:color w:val="C00000"/>
-          <w:sz w:val="24"/>
-          <w:szCs w:val="24"/>
-        </w:rPr>
-        <w:t xml:space="preserve">the written consent of all other Members. A Member's dissociation, whether or not wrongful, does not entitle the dissociated Member </w:t>
-      </w:r>
-      <w:r>
-        <w:rPr>
-          <w:rFonts w:ascii="Times New Roman" w:hAnsi="Times New Roman"/>
-          <w:color w:val="0645AD"/>
-          <w:u w:val="single"/>
-          <w:sz w:val="24"/>
-          <w:szCs w:val="24"/>
-        </w:rPr>
-        <w:t xml:space="preserve">regard </w:t>
-      </w:r>
-      <w:r>
-        <w:rPr>
-          <w:rFonts w:ascii="Times New Roman" w:hAnsi="Times New Roman"/>
-          <w:sz w:val="24"/>
-          <w:szCs w:val="24"/>
-        </w:rPr>
-        <w:t xml:space="preserve">to </w:t>
-      </w:r>
-      <w:r>
-        <w:rPr>
-          <w:rFonts w:ascii="Times New Roman" w:hAnsi="Times New Roman"/>
-          <w:strike/>
-          <w:color w:val="C00000"/>
-          <w:sz w:val="24"/>
-          <w:szCs w:val="24"/>
-        </w:rPr>
-        <w:t xml:space="preserve">any distribution or payment for the Member's interest except as this Agreement or the Act provides, and a dissociated Member (or the Member's successor) holds thereafter only the rights of a transferee described in Section 10.3. </w:t>
-      </w:r>
-      <w:r>
-        <w:rPr>
-          <w:rFonts w:ascii="Times New Roman" w:hAnsi="Times New Roman"/>
-          <w:color w:val="0645AD"/>
-          <w:u w:val="single"/>
-          <w:sz w:val="24"/>
-          <w:szCs w:val="24"/>
-        </w:rPr>
-        <w:t xml:space="preserve">conflict-of-laws principles. </w:t>
-      </w:r>
-    </w:p>
-    <w:p>
-      <w:pPr>
-        <w:keepLines/>
-        <w:widowControl/>
-        <w:spacing w:after="160"/>
-        <w:jc w:val="both"/>
-      </w:pPr>
-      <w:r>
-        <w:rPr>
-          <w:rFonts w:ascii="Times New Roman" w:hAnsi="Times New Roman"/>
-          <w:strike/>
-          <w:color w:val="C00000"/>
-          <w:sz w:val="24"/>
-          <w:szCs w:val="24"/>
-        </w:rPr>
-        <w:t xml:space="preserve">13.2 Deadlock; Buy-Sell Election. [OPTIONAL PROVISION — see Instructions; </w:t>
-      </w:r>
-      <w:r>
-        <w:rPr>
-          <w:rFonts w:ascii="Times New Roman" w:hAnsi="Times New Roman"/>
-          <w:color w:val="0645AD"/>
-          <w:u w:val="single"/>
-          <w:sz w:val="24"/>
-          <w:szCs w:val="24"/>
-        </w:rPr>
-        <w:t xml:space="preserve">14.2 Venue. Any action or proceeding arising out of or relating </w:t>
-      </w:r>
-      <w:r>
-        <w:rPr>
-          <w:rFonts w:ascii="Times New Roman" w:hAnsi="Times New Roman"/>
-          <w:sz w:val="24"/>
-          <w:szCs w:val="24"/>
-        </w:rPr>
-        <w:t xml:space="preserve">to </w:t>
-      </w:r>
-      <w:r>
-        <w:rPr>
-          <w:rFonts w:ascii="Times New Roman" w:hAnsi="Times New Roman"/>
-          <w:strike/>
-          <w:color w:val="C00000"/>
-          <w:sz w:val="24"/>
-          <w:szCs w:val="24"/>
-        </w:rPr>
-        <w:t xml:space="preserve">omit, replace </w:t>
-      </w:r>
-      <w:r>
-        <w:rPr>
-          <w:rFonts w:ascii="Times New Roman" w:hAnsi="Times New Roman"/>
-          <w:color w:val="0645AD"/>
-          <w:u w:val="single"/>
-          <w:sz w:val="24"/>
-          <w:szCs w:val="24"/>
-        </w:rPr>
-        <w:t xml:space="preserve">this Agreement, </w:t>
-      </w:r>
-      <w:r>
-        <w:rPr>
-          <w:rFonts w:ascii="Times New Roman" w:hAnsi="Times New Roman"/>
-          <w:sz w:val="24"/>
-          <w:szCs w:val="24"/>
-        </w:rPr>
-        <w:t xml:space="preserve">the </w:t>
-      </w:r>
-      <w:r>
-        <w:rPr>
-          <w:rFonts w:ascii="Times New Roman" w:hAnsi="Times New Roman"/>
-          <w:strike/>
-          <w:color w:val="C00000"/>
-          <w:sz w:val="24"/>
-          <w:szCs w:val="24"/>
-        </w:rPr>
-        <w:t xml:space="preserve">text </w:t>
-      </w:r>
-      <w:r>
-        <w:rPr>
-          <w:rFonts w:ascii="Times New Roman" w:hAnsi="Times New Roman"/>
-          <w:color w:val="0645AD"/>
-          <w:u w:val="single"/>
-          <w:sz w:val="24"/>
-          <w:szCs w:val="24"/>
-        </w:rPr>
-        <w:t xml:space="preserve">Company, or any Protected Series shall be brought exclusively in the courts </w:t>
-      </w:r>
-      <w:r>
-        <w:rPr>
-          <w:rFonts w:ascii="Times New Roman" w:hAnsi="Times New Roman"/>
-          <w:sz w:val="24"/>
-          <w:szCs w:val="24"/>
-        </w:rPr>
-        <w:t xml:space="preserve">of </w:t>
-      </w:r>
-      <w:r>
-        <w:rPr>
-          <w:rFonts w:ascii="Times New Roman" w:hAnsi="Times New Roman"/>
-          <w:strike/>
-          <w:color w:val="C00000"/>
-          <w:sz w:val="24"/>
-          <w:szCs w:val="24"/>
-        </w:rPr>
-        <w:t xml:space="preserve">this Section with "[Reserved.]" — do not renumber] </w:t>
-      </w:r>
-      <w:r>
-        <w:rPr>
-          <w:rFonts w:ascii="Times New Roman" w:hAnsi="Times New Roman"/>
-          <w:color w:val="0645AD"/>
-          <w:u w:val="single"/>
-          <w:sz w:val="24"/>
-          <w:szCs w:val="24"/>
-        </w:rPr>
-        <w:t xml:space="preserve">the county in Florida in which the Company's principal office is located, and each party consents to the jurisdiction of such courts and waives any objection to venue there. </w:t>
-      </w:r>
-    </w:p>
-    <w:p>
-      <w:pPr>
-        <w:keepLines/>
-        <w:widowControl/>
-        <w:spacing w:after="160"/>
-        <w:jc w:val="both"/>
-      </w:pPr>
-      <w:r>
-        <w:rPr>
-          <w:rFonts w:ascii="Times New Roman" w:hAnsi="Times New Roman"/>
-          <w:strike/>
-          <w:color w:val="C00000"/>
-          <w:sz w:val="24"/>
-          <w:szCs w:val="24"/>
-        </w:rPr>
-        <w:t xml:space="preserve">(a) A "Deadlock" exists if </w:t>
-      </w:r>
-      <w:r>
-        <w:rPr>
-          <w:rFonts w:ascii="Times New Roman" w:hAnsi="Times New Roman"/>
-          <w:color w:val="0645AD"/>
-          <w:u w:val="single"/>
-          <w:sz w:val="24"/>
-          <w:szCs w:val="24"/>
-        </w:rPr>
-        <w:t xml:space="preserve">14.3 Severability. If any provision of this Agreement is held invalid or unenforceable, that provision shall be modified to </w:t>
-      </w:r>
-      <w:r>
-        <w:rPr>
-          <w:rFonts w:ascii="Times New Roman" w:hAnsi="Times New Roman"/>
-          <w:sz w:val="24"/>
-          <w:szCs w:val="24"/>
-        </w:rPr>
-        <w:t xml:space="preserve">the </w:t>
-      </w:r>
-      <w:r>
-        <w:rPr>
-          <w:rFonts w:ascii="Times New Roman" w:hAnsi="Times New Roman"/>
-          <w:strike/>
-          <w:color w:val="C00000"/>
-          <w:sz w:val="24"/>
-          <w:szCs w:val="24"/>
-        </w:rPr>
-        <w:t xml:space="preserve">Members are unable, by the vote required under this Agreement, </w:t>
-      </w:r>
-      <w:r>
-        <w:rPr>
-          <w:rFonts w:ascii="Times New Roman" w:hAnsi="Times New Roman"/>
-          <w:color w:val="0645AD"/>
-          <w:u w:val="single"/>
-          <w:sz w:val="24"/>
-          <w:szCs w:val="24"/>
-        </w:rPr>
-        <w:t xml:space="preserve">minimum extent necessary </w:t>
-      </w:r>
-      <w:r>
-        <w:rPr>
-          <w:rFonts w:ascii="Times New Roman" w:hAnsi="Times New Roman"/>
-          <w:sz w:val="24"/>
-          <w:szCs w:val="24"/>
-        </w:rPr>
-        <w:t xml:space="preserve">to </w:t>
-      </w:r>
-      <w:r>
-        <w:rPr>
-          <w:rFonts w:ascii="Times New Roman" w:hAnsi="Times New Roman"/>
-          <w:strike/>
-          <w:color w:val="C00000"/>
-          <w:sz w:val="24"/>
-          <w:szCs w:val="24"/>
-        </w:rPr>
-        <w:t xml:space="preserve">approve or reject a matter duly submitted for approval, </w:t>
-      </w:r>
-      <w:r>
-        <w:rPr>
-          <w:rFonts w:ascii="Times New Roman" w:hAnsi="Times New Roman"/>
-          <w:color w:val="0645AD"/>
-          <w:u w:val="single"/>
-          <w:sz w:val="24"/>
-          <w:szCs w:val="24"/>
-        </w:rPr>
-        <w:t xml:space="preserve">make it enforceable, </w:t>
-      </w:r>
-      <w:r>
-        <w:rPr>
-          <w:rFonts w:ascii="Times New Roman" w:hAnsi="Times New Roman"/>
-          <w:sz w:val="24"/>
-          <w:szCs w:val="24"/>
-        </w:rPr>
-        <w:t xml:space="preserve">and the </w:t>
-      </w:r>
-      <w:r>
-        <w:rPr>
-          <w:rFonts w:ascii="Times New Roman" w:hAnsi="Times New Roman"/>
-          <w:strike/>
-          <w:color w:val="C00000"/>
-          <w:sz w:val="24"/>
-          <w:szCs w:val="24"/>
-        </w:rPr>
-        <w:t xml:space="preserve">inability continues for sixty (60) days after </w:t>
-      </w:r>
-      <w:r>
-        <w:rPr>
-          <w:rFonts w:ascii="Times New Roman" w:hAnsi="Times New Roman"/>
-          <w:color w:val="0645AD"/>
-          <w:u w:val="single"/>
-          <w:sz w:val="24"/>
-          <w:szCs w:val="24"/>
-        </w:rPr>
-        <w:t xml:space="preserve">remainder of this Agreement shall remain in full force; provided, that nothing in this Agreement shall be construed to vary </w:t>
-      </w:r>
-      <w:r>
-        <w:rPr>
-          <w:rFonts w:ascii="Times New Roman" w:hAnsi="Times New Roman"/>
-          <w:sz w:val="24"/>
-          <w:szCs w:val="24"/>
-        </w:rPr>
-        <w:t xml:space="preserve">any </w:t>
-      </w:r>
-      <w:r>
-        <w:rPr>
-          <w:rFonts w:ascii="Times New Roman" w:hAnsi="Times New Roman"/>
-          <w:strike/>
-          <w:color w:val="C00000"/>
-          <w:sz w:val="24"/>
-          <w:szCs w:val="24"/>
-        </w:rPr>
-        <w:t xml:space="preserve">Member delivers written notice to </w:t>
-      </w:r>
-      <w:r>
-        <w:rPr>
-          <w:rFonts w:ascii="Times New Roman" w:hAnsi="Times New Roman"/>
-          <w:color w:val="0645AD"/>
-          <w:u w:val="single"/>
-          <w:sz w:val="24"/>
-          <w:szCs w:val="24"/>
-        </w:rPr>
-        <w:t xml:space="preserve">provision of </w:t>
-      </w:r>
-      <w:r>
-        <w:rPr>
-          <w:rFonts w:ascii="Times New Roman" w:hAnsi="Times New Roman"/>
-          <w:sz w:val="24"/>
-          <w:szCs w:val="24"/>
-        </w:rPr>
-        <w:t xml:space="preserve">the </w:t>
-      </w:r>
-      <w:r>
-        <w:rPr>
-          <w:rFonts w:ascii="Times New Roman" w:hAnsi="Times New Roman"/>
-          <w:strike/>
-          <w:color w:val="C00000"/>
-          <w:sz w:val="24"/>
-          <w:szCs w:val="24"/>
-        </w:rPr>
-        <w:t xml:space="preserve">Company and the other Members describing the matter and stating </w:t>
-      </w:r>
-      <w:r>
-        <w:rPr>
-          <w:rFonts w:ascii="Times New Roman" w:hAnsi="Times New Roman"/>
-          <w:color w:val="0645AD"/>
-          <w:u w:val="single"/>
-          <w:sz w:val="24"/>
-          <w:szCs w:val="24"/>
-        </w:rPr>
-        <w:t xml:space="preserve">Act </w:t>
-      </w:r>
-      <w:r>
-        <w:rPr>
-          <w:rFonts w:ascii="Times New Roman" w:hAnsi="Times New Roman"/>
-          <w:sz w:val="24"/>
-          <w:szCs w:val="24"/>
-        </w:rPr>
-        <w:t xml:space="preserve">that </w:t>
-      </w:r>
-      <w:r>
-        <w:rPr>
-          <w:rFonts w:ascii="Times New Roman" w:hAnsi="Times New Roman"/>
-          <w:strike/>
-          <w:color w:val="C00000"/>
-          <w:sz w:val="24"/>
-          <w:szCs w:val="24"/>
-        </w:rPr>
-        <w:t xml:space="preserve">a Deadlock exists. </w:t>
-      </w:r>
-      <w:r>
-        <w:rPr>
-          <w:rFonts w:ascii="Times New Roman" w:hAnsi="Times New Roman"/>
-          <w:color w:val="0645AD"/>
-          <w:u w:val="single"/>
-          <w:sz w:val="24"/>
-          <w:szCs w:val="24"/>
-        </w:rPr>
-        <w:t xml:space="preserve">may not be varied by an operating agreement. </w:t>
-      </w:r>
-    </w:p>
-    <w:p>
-      <w:pPr>
-        <w:keepLines/>
-        <w:widowControl/>
-        <w:spacing w:after="160"/>
-        <w:jc w:val="both"/>
-      </w:pPr>
-      <w:r>
-        <w:rPr>
-          <w:rFonts w:ascii="Times New Roman" w:hAnsi="Times New Roman"/>
-          <w:strike/>
-          <w:color w:val="C00000"/>
-          <w:sz w:val="24"/>
-          <w:szCs w:val="24"/>
-        </w:rPr>
-        <w:t xml:space="preserve">(b) During a Deadlock, any Member holding twenty-five percent (25%) or more of </w:t>
-      </w:r>
-      <w:r>
-        <w:rPr>
-          <w:rFonts w:ascii="Times New Roman" w:hAnsi="Times New Roman"/>
-          <w:color w:val="0645AD"/>
-          <w:u w:val="single"/>
-          <w:sz w:val="24"/>
-          <w:szCs w:val="24"/>
-        </w:rPr>
-        <w:t xml:space="preserve">14.4 Entire Agreement. This Agreement, including Exhibit A and each Series Exhibit, constitutes </w:t>
-      </w:r>
-      <w:r>
-        <w:rPr>
-          <w:rFonts w:ascii="Times New Roman" w:hAnsi="Times New Roman"/>
-          <w:sz w:val="24"/>
-          <w:szCs w:val="24"/>
-        </w:rPr>
-        <w:t xml:space="preserve">the </w:t>
-      </w:r>
-      <w:r>
-        <w:rPr>
-          <w:rFonts w:ascii="Times New Roman" w:hAnsi="Times New Roman"/>
-          <w:strike/>
-          <w:color w:val="C00000"/>
-          <w:sz w:val="24"/>
-          <w:szCs w:val="24"/>
-        </w:rPr>
-        <w:t xml:space="preserve">Percentage Interests (the "Offeror") may deliver to the other Members (the "Offerees") a written offer (the "Buy-Sell Offer") stating a single gross valuation for </w:t>
-      </w:r>
-      <w:r>
-        <w:rPr>
-          <w:rFonts w:ascii="Times New Roman" w:hAnsi="Times New Roman"/>
-          <w:color w:val="0645AD"/>
-          <w:u w:val="single"/>
-          <w:sz w:val="24"/>
-          <w:szCs w:val="24"/>
-        </w:rPr>
-        <w:t xml:space="preserve">entire agreement governing </w:t>
-      </w:r>
-      <w:r>
-        <w:rPr>
-          <w:rFonts w:ascii="Times New Roman" w:hAnsi="Times New Roman"/>
-          <w:sz w:val="24"/>
-          <w:szCs w:val="24"/>
-        </w:rPr>
-        <w:t xml:space="preserve">the Company and </w:t>
-      </w:r>
-      <w:r>
-        <w:rPr>
-          <w:rFonts w:ascii="Times New Roman" w:hAnsi="Times New Roman"/>
-          <w:color w:val="0645AD"/>
-          <w:u w:val="single"/>
-          <w:sz w:val="24"/>
-          <w:szCs w:val="24"/>
-        </w:rPr>
-        <w:t xml:space="preserve">each Protected Series and supersedes </w:t>
-      </w:r>
-      <w:r>
-        <w:rPr>
-          <w:rFonts w:ascii="Times New Roman" w:hAnsi="Times New Roman"/>
-          <w:sz w:val="24"/>
-          <w:szCs w:val="24"/>
-        </w:rPr>
-        <w:t xml:space="preserve">all </w:t>
-      </w:r>
-      <w:r>
-        <w:rPr>
-          <w:rFonts w:ascii="Times New Roman" w:hAnsi="Times New Roman"/>
-          <w:strike/>
-          <w:color w:val="C00000"/>
-          <w:sz w:val="24"/>
-          <w:szCs w:val="24"/>
-        </w:rPr>
-        <w:t xml:space="preserve">Protected Series, in cash. The Buy-Sell Offer constitutes both (i) an offer by the Offeror </w:t>
-      </w:r>
-      <w:r>
-        <w:rPr>
-          <w:rFonts w:ascii="Times New Roman" w:hAnsi="Times New Roman"/>
-          <w:color w:val="0645AD"/>
-          <w:u w:val="single"/>
-          <w:sz w:val="24"/>
-          <w:szCs w:val="24"/>
-        </w:rPr>
-        <w:t xml:space="preserve">prior agreements and understandings with respect </w:t>
-      </w:r>
-      <w:r>
-        <w:rPr>
-          <w:rFonts w:ascii="Times New Roman" w:hAnsi="Times New Roman"/>
-          <w:sz w:val="24"/>
-          <w:szCs w:val="24"/>
-        </w:rPr>
-        <w:t xml:space="preserve">to </w:t>
-      </w:r>
-      <w:r>
-        <w:rPr>
-          <w:rFonts w:ascii="Times New Roman" w:hAnsi="Times New Roman"/>
-          <w:strike/>
-          <w:color w:val="C00000"/>
-          <w:sz w:val="24"/>
-          <w:szCs w:val="24"/>
-        </w:rPr>
-        <w:t xml:space="preserve">purchase all of the Offerees' Membership Interests at </w:t>
-      </w:r>
-      <w:r>
-        <w:rPr>
-          <w:rFonts w:ascii="Times New Roman" w:hAnsi="Times New Roman"/>
-          <w:sz w:val="24"/>
-          <w:szCs w:val="24"/>
-        </w:rPr>
-        <w:t xml:space="preserve">their </w:t>
-      </w:r>
-      <w:r>
-        <w:rPr>
-          <w:rFonts w:ascii="Times New Roman" w:hAnsi="Times New Roman"/>
-          <w:strike/>
-          <w:color w:val="C00000"/>
-          <w:sz w:val="24"/>
-          <w:szCs w:val="24"/>
-        </w:rPr>
-        <w:t xml:space="preserve">proportionate share of that valuation, and (ii) an offer by the Offeror to sell all of the Offeror's Membership Interest to the Offerees at the Offeror's proportionate share of that valuation. </w:t>
-      </w:r>
-      <w:r>
-        <w:rPr>
-          <w:rFonts w:ascii="Times New Roman" w:hAnsi="Times New Roman"/>
-          <w:color w:val="0645AD"/>
-          <w:u w:val="single"/>
-          <w:sz w:val="24"/>
-          <w:szCs w:val="24"/>
-        </w:rPr>
-        <w:t xml:space="preserve">subject matter. </w:t>
-      </w:r>
-    </w:p>
-    <w:p>
-      <w:pPr>
-        <w:keepLines/>
-        <w:widowControl/>
-        <w:spacing w:after="160"/>
-        <w:jc w:val="both"/>
-      </w:pPr>
-      <w:r>
-        <w:rPr>
-          <w:rFonts w:ascii="Times New Roman" w:hAnsi="Times New Roman"/>
-          <w:strike/>
-          <w:color w:val="C00000"/>
-          <w:sz w:val="24"/>
-          <w:szCs w:val="24"/>
-        </w:rPr>
-        <w:t xml:space="preserve">(c) Within forty-five (45) days after delivery of </w:t>
-      </w:r>
-      <w:r>
-        <w:rPr>
-          <w:rFonts w:ascii="Times New Roman" w:hAnsi="Times New Roman"/>
-          <w:color w:val="0645AD"/>
-          <w:u w:val="single"/>
-          <w:sz w:val="24"/>
-          <w:szCs w:val="24"/>
-        </w:rPr>
-        <w:t xml:space="preserve">14.5 Binding Effect. This Agreement binds and benefits </w:t>
-      </w:r>
-      <w:r>
-        <w:rPr>
-          <w:rFonts w:ascii="Times New Roman" w:hAnsi="Times New Roman"/>
-          <w:sz w:val="24"/>
-          <w:szCs w:val="24"/>
-        </w:rPr>
-        <w:t xml:space="preserve">the </w:t>
-      </w:r>
-      <w:r>
-        <w:rPr>
-          <w:rFonts w:ascii="Times New Roman" w:hAnsi="Times New Roman"/>
-          <w:strike/>
-          <w:color w:val="C00000"/>
-          <w:sz w:val="24"/>
-          <w:szCs w:val="24"/>
-        </w:rPr>
-        <w:t xml:space="preserve">Buy-Sell Offer, </w:t>
-      </w:r>
-      <w:r>
-        <w:rPr>
-          <w:rFonts w:ascii="Times New Roman" w:hAnsi="Times New Roman"/>
-          <w:color w:val="0645AD"/>
-          <w:u w:val="single"/>
-          <w:sz w:val="24"/>
-          <w:szCs w:val="24"/>
-        </w:rPr>
-        <w:t xml:space="preserve">Member, </w:t>
-      </w:r>
-      <w:r>
-        <w:rPr>
-          <w:rFonts w:ascii="Times New Roman" w:hAnsi="Times New Roman"/>
-          <w:sz w:val="24"/>
-          <w:szCs w:val="24"/>
-        </w:rPr>
-        <w:t xml:space="preserve">the </w:t>
-      </w:r>
-      <w:r>
-        <w:rPr>
-          <w:rFonts w:ascii="Times New Roman" w:hAnsi="Times New Roman"/>
-          <w:strike/>
-          <w:color w:val="C00000"/>
-          <w:sz w:val="24"/>
-          <w:szCs w:val="24"/>
-        </w:rPr>
-        <w:t xml:space="preserve">Offerees (acting jointly, </w:t>
-      </w:r>
-      <w:r>
-        <w:rPr>
-          <w:rFonts w:ascii="Times New Roman" w:hAnsi="Times New Roman"/>
-          <w:color w:val="0645AD"/>
-          <w:u w:val="single"/>
-          <w:sz w:val="24"/>
-          <w:szCs w:val="24"/>
-        </w:rPr>
-        <w:t xml:space="preserve">Manager, and their respective heirs, personal representatives, successors, and permitted assigns, and any person who acquires an interest in the Company </w:t>
-      </w:r>
-      <w:r>
-        <w:rPr>
-          <w:rFonts w:ascii="Times New Roman" w:hAnsi="Times New Roman"/>
-          <w:sz w:val="24"/>
-          <w:szCs w:val="24"/>
-        </w:rPr>
-        <w:t xml:space="preserve">or </w:t>
-      </w:r>
-      <w:r>
-        <w:rPr>
-          <w:rFonts w:ascii="Times New Roman" w:hAnsi="Times New Roman"/>
-          <w:strike/>
-          <w:color w:val="C00000"/>
-          <w:sz w:val="24"/>
-          <w:szCs w:val="24"/>
-        </w:rPr>
-        <w:t xml:space="preserve">severally in proportion to their Percentage Interests among those electing) shall elect in writing either to sell their Membership Interests to the Offeror, or to purchase the Offeror's Membership Interest, in each case at the price determined under the Buy-Sell Offer. Failure to deliver </w:t>
-      </w:r>
-      <w:r>
-        <w:rPr>
-          <w:rFonts w:ascii="Times New Roman" w:hAnsi="Times New Roman"/>
-          <w:color w:val="0645AD"/>
-          <w:u w:val="single"/>
-          <w:sz w:val="24"/>
-          <w:szCs w:val="24"/>
-        </w:rPr>
-        <w:t xml:space="preserve">is admitted as </w:t>
-      </w:r>
-      <w:r>
-        <w:rPr>
-          <w:rFonts w:ascii="Times New Roman" w:hAnsi="Times New Roman"/>
-          <w:sz w:val="24"/>
-          <w:szCs w:val="24"/>
-        </w:rPr>
-        <w:t xml:space="preserve">a </w:t>
-      </w:r>
-      <w:r>
-        <w:rPr>
-          <w:rFonts w:ascii="Times New Roman" w:hAnsi="Times New Roman"/>
-          <w:strike/>
-          <w:color w:val="C00000"/>
-          <w:sz w:val="24"/>
-          <w:szCs w:val="24"/>
-        </w:rPr>
-        <w:t xml:space="preserve">timely election is an election to sell. </w:t>
-      </w:r>
-      <w:r>
-        <w:rPr>
-          <w:rFonts w:ascii="Times New Roman" w:hAnsi="Times New Roman"/>
-          <w:color w:val="0645AD"/>
-          <w:u w:val="single"/>
-          <w:sz w:val="24"/>
-          <w:szCs w:val="24"/>
-        </w:rPr>
-        <w:t xml:space="preserve">member. </w:t>
-      </w:r>
-    </w:p>
-    <w:p>
-      <w:pPr>
-        <w:keepLines/>
-        <w:widowControl/>
-        <w:spacing w:after="160"/>
-        <w:jc w:val="both"/>
-      </w:pPr>
-      <w:r>
-        <w:rPr>
-          <w:rFonts w:ascii="Times New Roman" w:hAnsi="Times New Roman"/>
-          <w:strike/>
-          <w:color w:val="C00000"/>
-          <w:sz w:val="24"/>
-          <w:szCs w:val="24"/>
-        </w:rPr>
-        <w:t xml:space="preserve">(d) The closing shall occur within sixty (60) days after the election, for cash unless the parties agree otherwise. At closing, the selling Members shall Transfer their Membership Interests free </w:t>
-      </w:r>
-      <w:r>
-        <w:rPr>
-          <w:rFonts w:ascii="Times New Roman" w:hAnsi="Times New Roman"/>
-          <w:color w:val="0645AD"/>
-          <w:u w:val="single"/>
-          <w:sz w:val="24"/>
-          <w:szCs w:val="24"/>
-        </w:rPr>
-        <w:t xml:space="preserve">14.6 Counterparts; Electronic Signatures. This Agreement may be executed in counterparts, each </w:t>
-      </w:r>
-      <w:r>
-        <w:rPr>
-          <w:rFonts w:ascii="Times New Roman" w:hAnsi="Times New Roman"/>
-          <w:sz w:val="24"/>
-          <w:szCs w:val="24"/>
-        </w:rPr>
-        <w:t xml:space="preserve">of </w:t>
-      </w:r>
-      <w:r>
-        <w:rPr>
-          <w:rFonts w:ascii="Times New Roman" w:hAnsi="Times New Roman"/>
-          <w:strike/>
-          <w:color w:val="C00000"/>
-          <w:sz w:val="24"/>
-          <w:szCs w:val="24"/>
-        </w:rPr>
-        <w:t xml:space="preserve">liens, </w:t>
-      </w:r>
-      <w:r>
-        <w:rPr>
-          <w:rFonts w:ascii="Times New Roman" w:hAnsi="Times New Roman"/>
-          <w:color w:val="0645AD"/>
-          <w:u w:val="single"/>
-          <w:sz w:val="24"/>
-          <w:szCs w:val="24"/>
-        </w:rPr>
-        <w:t xml:space="preserve">which is an original </w:t>
-      </w:r>
-      <w:r>
-        <w:rPr>
-          <w:rFonts w:ascii="Times New Roman" w:hAnsi="Times New Roman"/>
-          <w:sz w:val="24"/>
-          <w:szCs w:val="24"/>
-        </w:rPr>
-        <w:t xml:space="preserve">and </w:t>
-      </w:r>
-      <w:r>
-        <w:rPr>
-          <w:rFonts w:ascii="Times New Roman" w:hAnsi="Times New Roman"/>
-          <w:strike/>
-          <w:color w:val="C00000"/>
-          <w:sz w:val="24"/>
-          <w:szCs w:val="24"/>
-        </w:rPr>
-        <w:t xml:space="preserve">the purchasing Member(s) shall be substituted with respect to the transferred interests. If the purchasing party fails to close, the other party may elect to purchase on </w:t>
-      </w:r>
-      <w:r>
-        <w:rPr>
-          <w:rFonts w:ascii="Times New Roman" w:hAnsi="Times New Roman"/>
-          <w:color w:val="0645AD"/>
-          <w:u w:val="single"/>
-          <w:sz w:val="24"/>
-          <w:szCs w:val="24"/>
-        </w:rPr>
-        <w:t xml:space="preserve">all of which together constitute one instrument. Electronic signatures and electronic records have </w:t>
-      </w:r>
-      <w:r>
-        <w:rPr>
-          <w:rFonts w:ascii="Times New Roman" w:hAnsi="Times New Roman"/>
-          <w:sz w:val="24"/>
-          <w:szCs w:val="24"/>
-        </w:rPr>
-        <w:t xml:space="preserve">the same </w:t>
-      </w:r>
-      <w:r>
-        <w:rPr>
-          <w:rFonts w:ascii="Times New Roman" w:hAnsi="Times New Roman"/>
-          <w:strike/>
-          <w:color w:val="C00000"/>
-          <w:sz w:val="24"/>
-          <w:szCs w:val="24"/>
-        </w:rPr>
-        <w:t xml:space="preserve">terms, and the defaulting party bears the costs of the failed closing. </w:t>
-      </w:r>
-      <w:r>
-        <w:rPr>
-          <w:rFonts w:ascii="Times New Roman" w:hAnsi="Times New Roman"/>
-          <w:color w:val="0645AD"/>
-          <w:u w:val="single"/>
-          <w:sz w:val="24"/>
-          <w:szCs w:val="24"/>
-        </w:rPr>
-        <w:t xml:space="preserve">effect as originals. </w:t>
-      </w:r>
-    </w:p>
-    <w:p>
-      <w:pPr>
-        <w:keepLines/>
-        <w:widowControl/>
-        <w:spacing w:after="160"/>
-        <w:jc w:val="both"/>
-      </w:pPr>
-      <w:r>
-        <w:rPr>
-          <w:rFonts w:ascii="Times New Roman" w:hAnsi="Times New Roman"/>
-          <w:strike/>
-          <w:color w:val="C00000"/>
-          <w:sz w:val="24"/>
-          <w:szCs w:val="24"/>
-        </w:rPr>
-        <w:t xml:space="preserve">(e) This Section does not apply to any matter for which the Act or </w:t>
-      </w:r>
-      <w:r>
-        <w:rPr>
-          <w:rFonts w:ascii="Times New Roman" w:hAnsi="Times New Roman"/>
-          <w:color w:val="0645AD"/>
-          <w:u w:val="single"/>
-          <w:sz w:val="24"/>
-          <w:szCs w:val="24"/>
-        </w:rPr>
-        <w:t xml:space="preserve">14.7 Notices. Any notice under </w:t>
-      </w:r>
-      <w:r>
-        <w:rPr>
-          <w:rFonts w:ascii="Times New Roman" w:hAnsi="Times New Roman"/>
-          <w:sz w:val="24"/>
-          <w:szCs w:val="24"/>
-        </w:rPr>
-        <w:t xml:space="preserve">this Agreement </w:t>
-      </w:r>
-      <w:r>
-        <w:rPr>
-          <w:rFonts w:ascii="Times New Roman" w:hAnsi="Times New Roman"/>
-          <w:strike/>
-          <w:color w:val="C00000"/>
-          <w:sz w:val="24"/>
-          <w:szCs w:val="24"/>
-        </w:rPr>
-        <w:t xml:space="preserve">requires </w:t>
-      </w:r>
-      <w:r>
-        <w:rPr>
-          <w:rFonts w:ascii="Times New Roman" w:hAnsi="Times New Roman"/>
-          <w:color w:val="0645AD"/>
-          <w:u w:val="single"/>
-          <w:sz w:val="24"/>
-          <w:szCs w:val="24"/>
-        </w:rPr>
-        <w:t xml:space="preserve">shall be in writing and is effective upon delivery to </w:t>
-      </w:r>
-      <w:r>
-        <w:rPr>
-          <w:rFonts w:ascii="Times New Roman" w:hAnsi="Times New Roman"/>
-          <w:sz w:val="24"/>
-          <w:szCs w:val="24"/>
-        </w:rPr>
-        <w:t xml:space="preserve">the </w:t>
-      </w:r>
-      <w:r>
-        <w:rPr>
-          <w:rFonts w:ascii="Times New Roman" w:hAnsi="Times New Roman"/>
-          <w:strike/>
-          <w:color w:val="C00000"/>
-          <w:sz w:val="24"/>
-          <w:szCs w:val="24"/>
-        </w:rPr>
-        <w:t xml:space="preserve">consent </w:t>
-      </w:r>
-      <w:r>
-        <w:rPr>
-          <w:rFonts w:ascii="Times New Roman" w:hAnsi="Times New Roman"/>
-          <w:color w:val="0645AD"/>
-          <w:u w:val="single"/>
-          <w:sz w:val="24"/>
-          <w:szCs w:val="24"/>
-        </w:rPr>
-        <w:t xml:space="preserve">recipient's address on Exhibit A (or another address designated in writing), whether delivered personally, by nationally recognized courier, by certified mail, or by e-mail with confirmation </w:t>
-      </w:r>
-      <w:r>
-        <w:rPr>
-          <w:rFonts w:ascii="Times New Roman" w:hAnsi="Times New Roman"/>
-          <w:sz w:val="24"/>
-          <w:szCs w:val="24"/>
-        </w:rPr>
-        <w:t xml:space="preserve">of </w:t>
-      </w:r>
-      <w:r>
-        <w:rPr>
-          <w:rFonts w:ascii="Times New Roman" w:hAnsi="Times New Roman"/>
-          <w:strike/>
-          <w:color w:val="C00000"/>
-          <w:sz w:val="24"/>
-          <w:szCs w:val="24"/>
-        </w:rPr>
-        <w:t xml:space="preserve">all Members and a Member's withholding of consent is expressly permitted by the Act, and does not limit any Member's right to seek judicial dissolution as provided by the Act. </w:t>
-      </w:r>
-      <w:r>
-        <w:rPr>
-          <w:rFonts w:ascii="Times New Roman" w:hAnsi="Times New Roman"/>
-          <w:color w:val="0645AD"/>
-          <w:u w:val="single"/>
-          <w:sz w:val="24"/>
-          <w:szCs w:val="24"/>
-        </w:rPr>
-        <w:t xml:space="preserve">transmission. </w:t>
-      </w:r>
-    </w:p>
-    <w:p>
-      <w:pPr>
-        <w:keepLines/>
-        <w:widowControl/>
-        <w:spacing w:after="160"/>
-        <w:jc w:val="both"/>
-      </w:pPr>
-      <w:r>
-        <w:rPr>
-          <w:rFonts w:ascii="Times New Roman" w:hAnsi="Times New Roman"/>
-          <w:strike/>
-          <w:color w:val="C00000"/>
-          <w:sz w:val="24"/>
-          <w:szCs w:val="24"/>
-        </w:rPr>
-        <w:t xml:space="preserve">(f) </w:t>
-      </w:r>
-      <w:r>
-        <w:rPr>
-          <w:rFonts w:ascii="Times New Roman" w:hAnsi="Times New Roman"/>
-          <w:color w:val="0645AD"/>
-          <w:u w:val="single"/>
-          <w:sz w:val="24"/>
-          <w:szCs w:val="24"/>
-        </w:rPr>
-        <w:t xml:space="preserve">14.8 No Third-Party Beneficiaries. </w:t>
-      </w:r>
-      <w:r>
-        <w:rPr>
-          <w:rFonts w:ascii="Times New Roman" w:hAnsi="Times New Roman"/>
-          <w:sz w:val="24"/>
-          <w:szCs w:val="24"/>
-        </w:rPr>
-        <w:t xml:space="preserve">This </w:t>
-      </w:r>
-      <w:r>
-        <w:rPr>
-          <w:rFonts w:ascii="Times New Roman" w:hAnsi="Times New Roman"/>
-          <w:strike/>
-          <w:color w:val="C00000"/>
-          <w:sz w:val="24"/>
-          <w:szCs w:val="24"/>
-        </w:rPr>
-        <w:t xml:space="preserve">Section </w:t>
-      </w:r>
-      <w:r>
-        <w:rPr>
-          <w:rFonts w:ascii="Times New Roman" w:hAnsi="Times New Roman"/>
-          <w:color w:val="0645AD"/>
-          <w:u w:val="single"/>
-          <w:sz w:val="24"/>
-          <w:szCs w:val="24"/>
-        </w:rPr>
-        <w:t xml:space="preserve">Agreement </w:t>
-      </w:r>
-      <w:r>
-        <w:rPr>
-          <w:rFonts w:ascii="Times New Roman" w:hAnsi="Times New Roman"/>
-          <w:sz w:val="24"/>
-          <w:szCs w:val="24"/>
-        </w:rPr>
-        <w:t xml:space="preserve">is </w:t>
-      </w:r>
-      <w:r>
-        <w:rPr>
-          <w:rFonts w:ascii="Times New Roman" w:hAnsi="Times New Roman"/>
-          <w:strike/>
-          <w:color w:val="C00000"/>
-          <w:sz w:val="24"/>
-          <w:szCs w:val="24"/>
-        </w:rPr>
-        <w:t xml:space="preserve">a deadlock sale provision within </w:t>
-      </w:r>
-      <w:r>
-        <w:rPr>
-          <w:rFonts w:ascii="Times New Roman" w:hAnsi="Times New Roman"/>
-          <w:color w:val="0645AD"/>
-          <w:u w:val="single"/>
-          <w:sz w:val="24"/>
-          <w:szCs w:val="24"/>
-        </w:rPr>
-        <w:t xml:space="preserve">for </w:t>
-      </w:r>
-      <w:r>
-        <w:rPr>
-          <w:rFonts w:ascii="Times New Roman" w:hAnsi="Times New Roman"/>
-          <w:sz w:val="24"/>
-          <w:szCs w:val="24"/>
-        </w:rPr>
-        <w:t xml:space="preserve">the </w:t>
-      </w:r>
-      <w:r>
-        <w:rPr>
-          <w:rFonts w:ascii="Times New Roman" w:hAnsi="Times New Roman"/>
-          <w:strike/>
-          <w:color w:val="C00000"/>
-          <w:sz w:val="24"/>
-          <w:szCs w:val="24"/>
-        </w:rPr>
-        <w:t xml:space="preserve">meaning of s. 605.0702(2), Florida Statutes, providing for a purchase and sale of interests. Delivery of a Buy-Sell Offer under subsection (b) initiates this deadlock sale provision as </w:t>
-      </w:r>
-      <w:r>
-        <w:rPr>
-          <w:rFonts w:ascii="Times New Roman" w:hAnsi="Times New Roman"/>
-          <w:color w:val="0645AD"/>
-          <w:u w:val="single"/>
-          <w:sz w:val="24"/>
-          <w:szCs w:val="24"/>
-        </w:rPr>
-        <w:t xml:space="preserve">exclusive benefit </w:t>
-      </w:r>
-      <w:r>
-        <w:rPr>
-          <w:rFonts w:ascii="Times New Roman" w:hAnsi="Times New Roman"/>
-          <w:sz w:val="24"/>
-          <w:szCs w:val="24"/>
-        </w:rPr>
-        <w:t xml:space="preserve">of the </w:t>
-      </w:r>
-      <w:r>
-        <w:rPr>
-          <w:rFonts w:ascii="Times New Roman" w:hAnsi="Times New Roman"/>
-          <w:strike/>
-          <w:color w:val="C00000"/>
-          <w:sz w:val="24"/>
-          <w:szCs w:val="24"/>
-        </w:rPr>
-        <w:t xml:space="preserve">date of delivery. </w:t>
-      </w:r>
-      <w:r>
-        <w:rPr>
-          <w:rFonts w:ascii="Times New Roman" w:hAnsi="Times New Roman"/>
-          <w:color w:val="0645AD"/>
-          <w:u w:val="single"/>
-          <w:sz w:val="24"/>
-          <w:szCs w:val="24"/>
-        </w:rPr>
-        <w:t xml:space="preserve">parties and confers no rights on any creditor or other third party. </w:t>
-      </w:r>
-    </w:p>
-    <w:p>
-      <w:pPr>
-        <w:keepLines/>
-        <w:widowControl/>
-        <w:spacing w:after="160"/>
-        <w:jc w:val="both"/>
-      </w:pPr>
-      <w:r>
-        <w:rPr>
-          <w:rFonts w:ascii="Times New Roman" w:hAnsi="Times New Roman"/>
-          <w:strike/>
-          <w:color w:val="C00000"/>
-          <w:sz w:val="24"/>
-          <w:szCs w:val="24"/>
-        </w:rPr>
-        <w:t xml:space="preserve">ARTICLE 14 — DISSOLUTION AND WINDING UP </w:t>
-      </w:r>
-      <w:r>
-        <w:rPr>
-          <w:rFonts w:ascii="Times New Roman" w:hAnsi="Times New Roman"/>
-          <w:color w:val="0645AD"/>
-          <w:u w:val="single"/>
-          <w:sz w:val="24"/>
-          <w:szCs w:val="24"/>
-        </w:rPr>
-        <w:t xml:space="preserve">14.9 Interpretation. Headings are for convenience only. "Including" means "including without limitation." References to statutes include amendments and successor provisions. </w:t>
-      </w:r>
-    </w:p>
-    <w:p>
-      <w:pPr>
-        <w:keepLines/>
-        <w:widowControl/>
-        <w:spacing w:after="160"/>
-        <w:jc w:val="both"/>
-      </w:pPr>
-      <w:r>
-        <w:rPr>
-          <w:rFonts w:ascii="Times New Roman" w:hAnsi="Times New Roman"/>
-          <w:strike/>
-          <w:color w:val="C00000"/>
-          <w:sz w:val="24"/>
-          <w:szCs w:val="24"/>
-        </w:rPr>
-        <w:t xml:space="preserve">14.1 Dissolution of a Protected Series. A Protected Series is dissolved, </w:t>
-      </w:r>
-      <w:r>
-        <w:rPr>
-          <w:rFonts w:ascii="Times New Roman" w:hAnsi="Times New Roman"/>
-          <w:color w:val="0645AD"/>
-          <w:u w:val="single"/>
-          <w:sz w:val="24"/>
-          <w:szCs w:val="24"/>
-        </w:rPr>
-        <w:t xml:space="preserve">14.10 Unregistered Interests. The Membership Interest has not been registered under federal or state securities laws </w:t>
-      </w:r>
-      <w:r>
-        <w:rPr>
-          <w:rFonts w:ascii="Times New Roman" w:hAnsi="Times New Roman"/>
-          <w:sz w:val="24"/>
-          <w:szCs w:val="24"/>
-        </w:rPr>
-        <w:t xml:space="preserve">and </w:t>
-      </w:r>
-      <w:r>
-        <w:rPr>
-          <w:rFonts w:ascii="Times New Roman" w:hAnsi="Times New Roman"/>
-          <w:strike/>
-          <w:color w:val="C00000"/>
-          <w:sz w:val="24"/>
-          <w:szCs w:val="24"/>
-        </w:rPr>
-        <w:t xml:space="preserve">its activities </w:t>
-      </w:r>
-      <w:r>
-        <w:rPr>
-          <w:rFonts w:ascii="Times New Roman" w:hAnsi="Times New Roman"/>
-          <w:color w:val="0645AD"/>
-          <w:u w:val="single"/>
-          <w:sz w:val="24"/>
-          <w:szCs w:val="24"/>
-        </w:rPr>
-        <w:t xml:space="preserve">may not be offered, sold, or transferred except in compliance with this Agreement </w:t>
-      </w:r>
-      <w:r>
-        <w:rPr>
-          <w:rFonts w:ascii="Times New Roman" w:hAnsi="Times New Roman"/>
-          <w:sz w:val="24"/>
-          <w:szCs w:val="24"/>
-        </w:rPr>
-        <w:t xml:space="preserve">and </w:t>
-      </w:r>
-      <w:r>
-        <w:rPr>
-          <w:rFonts w:ascii="Times New Roman" w:hAnsi="Times New Roman"/>
-          <w:strike/>
-          <w:color w:val="C00000"/>
-          <w:sz w:val="24"/>
-          <w:szCs w:val="24"/>
-        </w:rPr>
-        <w:t xml:space="preserve">affairs shall be wound up, upon the first to occur of: (a) the dissolution of the Company; (b) an event or circumstance specified in its Series Exhibit; (c) the affirmative vote or consent of a Majority in Interest; or (d) entry of a judicial order dissolving the Protected Series as provided by the Act. </w:t>
+        <w:t xml:space="preserve">the defaulting party bears the costs of the failed closing. </w:t>
       </w:r>
       <w:r>
         <w:rPr>
@@ -10008,6 +9890,78 @@
           <w:szCs w:val="24"/>
         </w:rPr>
         <w:t xml:space="preserve">applicable law. </w:t>
+      </w:r>
+    </w:p>
+    <w:p>
+      <w:pPr>
+        <w:keepLines/>
+        <w:widowControl/>
+        <w:spacing w:after="160"/>
+        <w:jc w:val="both"/>
+      </w:pPr>
+      <w:r>
+        <w:rPr>
+          <w:rFonts w:ascii="Times New Roman" w:hAnsi="Times New Roman"/>
+          <w:strike/>
+          <w:color w:val="C00000"/>
+          <w:sz w:val="24"/>
+          <w:szCs w:val="24"/>
+        </w:rPr>
+        <w:t xml:space="preserve">(e) This Section does not apply to any matter for which the Act or this Agreement requires the consent of all Members and a Member's withholding of consent is expressly permitted by the Act, and does not limit any Member's right to seek judicial dissolution as provided by the Act.</w:t>
+      </w:r>
+    </w:p>
+    <w:p>
+      <w:pPr>
+        <w:keepLines/>
+        <w:widowControl/>
+        <w:spacing w:after="160"/>
+        <w:jc w:val="both"/>
+      </w:pPr>
+      <w:r>
+        <w:rPr>
+          <w:rFonts w:ascii="Times New Roman" w:hAnsi="Times New Roman"/>
+          <w:strike/>
+          <w:color w:val="C00000"/>
+          <w:sz w:val="24"/>
+          <w:szCs w:val="24"/>
+        </w:rPr>
+        <w:t xml:space="preserve">(f) This Section is a deadlock sale provision within the meaning of s. 605.0702(2), Florida Statutes, providing for a purchase and sale of interests. Delivery of a Buy-Sell Offer under subsection (b) initiates this deadlock sale provision as of the date of delivery.</w:t>
+      </w:r>
+    </w:p>
+    <w:p>
+      <w:pPr>
+        <w:keepLines/>
+        <w:widowControl/>
+        <w:spacing w:after="160"/>
+        <w:jc w:val="both"/>
+      </w:pPr>
+      <w:r>
+        <w:rPr>
+          <w:rFonts w:ascii="Times New Roman" w:hAnsi="Times New Roman"/>
+          <w:strike/>
+          <w:color w:val="C00000"/>
+          <w:sz w:val="24"/>
+          <w:szCs w:val="24"/>
+        </w:rPr>
+        <w:t xml:space="preserve">ARTICLE 14 — DISSOLUTION AND WINDING UP</w:t>
+      </w:r>
+    </w:p>
+    <w:p>
+      <w:pPr>
+        <w:keepLines/>
+        <w:widowControl/>
+        <w:spacing w:after="160"/>
+        <w:jc w:val="both"/>
+      </w:pPr>
+      <w:r>
+        <w:rPr>
+          <w:rFonts w:ascii="Times New Roman" w:hAnsi="Times New Roman"/>
+          <w:strike/>
+          <w:color w:val="C00000"/>
+          <w:sz w:val="24"/>
+          <w:szCs w:val="24"/>
+        </w:rPr>
+        <w:t xml:space="preserve">14.1 Dissolution of a Protected Series. A Protected Series is dissolved, and its activities and affairs shall be wound up, upon the first to occur of: (a) the dissolution of the Company; (b) an event or circumstance specified in its Series Exhibit; (c) the affirmative vote or consent of a Majority in Interest; or (d) entry of a judicial order dissolving the Protected Series as provided by the Act.</w:t>
       </w:r>
     </w:p>
     <w:p>

--- a/docs/word/FPSLLC Redline - Manager-Managed Multi-Member vs Single Member.docx
+++ b/docs/word/FPSLLC Redline - Manager-Managed Multi-Member vs Single Member.docx
@@ -4527,7 +4527,7 @@
           <w:sz w:val="24"/>
           <w:szCs w:val="24"/>
         </w:rPr>
-        <w:t xml:space="preserve">5.6 Indemnification. The Company shall indemnify the Manager, and each Protected Series shall indemnify its Protected Series Manager, to the fullest extent permitted by the Act, against losses, claims, and expenses (including reasonable attorney's fees) incurred by reason of service in that capacity, except to the extent arising from conduct for which exoneration is prohibited by the Act; provided, that any indemnification obligation relating to the activities of a particular Protected Series is an Associated Liability of that Protected Series, payable solely from its Associated Assets, and any indemnification obligation relating to the activities of the Company generally is payable solely from the Associated Assets of the Company.</w:t>
+        <w:t xml:space="preserve">5.6 Indemnification. The Company shall indemnify the Manager, and each Protected Series shall indemnify its Protected Series Manager, to the fullest extent permitted by the Act, against losses, claims, and expenses (including reasonable attorney's fees) incurred by reason of service in that capacity, except to the extent arising from conduct for which exoneration is prohibited by the Act or from an act exceeding the authority conferred by Section 5.4; provided, that any indemnification obligation relating to the activities of a particular Protected Series is an Associated Liability of that Protected Series, payable solely from its Associated Assets, and any indemnification obligation relating to the activities of the Company generally is payable solely from the Associated Assets of the Company. A Manager who exceeds the authority conferred by Section 5.4 is liable to the Company or the affected Protected Series for any loss caused by that act, and the Company or Protected Series is entitled to indemnity from that Manager.</w:t>
       </w:r>
     </w:p>
     <w:p>
@@ -4643,7 +4643,7 @@
           <w:sz w:val="24"/>
           <w:szCs w:val="24"/>
         </w:rPr>
-        <w:t xml:space="preserve">the Manager may cause the Company to file with the Department a statement of authority under s. 605.0302, Florida Statutes, stating the authority, or the limitations on the authority, of the Manager, of any Protected Series Manager, or of any person holding a specified position, to transfer or encumber real property held in the name of the Company or of a Protected Series, and may cause a certified copy of that statement to be recorded in the official records of any county in which the real property is located. A statement so filed shall be consistent with this Agreement, and shall be amended or cancelled as necessary to keep it accurate. </w:t>
+        <w:t xml:space="preserve">the Manager may cause the Company to file with the Department a statement of authority under s. 605.0302, Florida Statutes, stating the authority, or the limitations on the authority, of the Manager, of any Protected Series Manager, or of any person holding a specified position, to transfer or encumber real property held in the name of the Company or of a Protected Series, and may cause a certified copy of that statement to be recorded in the official records of any county in which the real property is located. A statement so filed shall be consistent with this Agreement, and shall be amended or cancelled as necessary to keep it accurate. The limitations in Section 5.4 apply to the Manager whether or not a statement of authority is filed or recorded. </w:t>
       </w:r>
     </w:p>
     <w:p>

--- a/docs/word/FPSLLC Redline - Manager-Managed Multi-Member vs Single Member.docx
+++ b/docs/word/FPSLLC Redline - Manager-Managed Multi-Member vs Single Member.docx
@@ -6885,7 +6885,7 @@
           <w:sz w:val="24"/>
           <w:szCs w:val="24"/>
         </w:rPr>
-        <w:t xml:space="preserve">10.2 No Association with a Protected Series. No Member may be associated with a Protected Series. A Protected Series may not be established with, and may not admit, an Associated Member. Any amendment permitting Associated Members may cause each Protected Series to be treated as an entity separate from the Company for federal income tax purposes, with its own filing obligations, and may terminate any election the Company has made. </w:t>
+        <w:t xml:space="preserve">10.2 No Association with a Protected Series. No Member may be associated with a Protected Series. A Protected Series may not be established with, and may not admit, an Associated Member. </w:t>
       </w:r>
     </w:p>
     <w:p>
@@ -8949,137 +8949,17 @@
           <w:sz w:val="24"/>
           <w:szCs w:val="24"/>
         </w:rPr>
-        <w:t xml:space="preserve">may not admit, an Associated Member. Any amendment permitting Associated Members may cause </w:t>
-      </w:r>
-      <w:r>
-        <w:rPr>
-          <w:rFonts w:ascii="Times New Roman" w:hAnsi="Times New Roman"/>
-          <w:sz w:val="24"/>
-          <w:szCs w:val="24"/>
-        </w:rPr>
-        <w:t xml:space="preserve">each </w:t>
-      </w:r>
-      <w:r>
-        <w:rPr>
-          <w:rFonts w:ascii="Times New Roman" w:hAnsi="Times New Roman"/>
-          <w:strike/>
-          <w:color w:val="C00000"/>
-          <w:sz w:val="24"/>
-          <w:szCs w:val="24"/>
-        </w:rPr>
-        <w:t xml:space="preserve">Protected Series </w:t>
-      </w:r>
-      <w:r>
-        <w:rPr>
-          <w:rFonts w:ascii="Times New Roman" w:hAnsi="Times New Roman"/>
-          <w:color w:val="0645AD"/>
-          <w:u w:val="single"/>
-          <w:sz w:val="24"/>
-          <w:szCs w:val="24"/>
-        </w:rPr>
-        <w:t xml:space="preserve">party consents </w:t>
-      </w:r>
-      <w:r>
-        <w:rPr>
-          <w:rFonts w:ascii="Times New Roman" w:hAnsi="Times New Roman"/>
-          <w:sz w:val="24"/>
-          <w:szCs w:val="24"/>
-        </w:rPr>
-        <w:t xml:space="preserve">to </w:t>
-      </w:r>
-      <w:r>
-        <w:rPr>
-          <w:rFonts w:ascii="Times New Roman" w:hAnsi="Times New Roman"/>
-          <w:strike/>
-          <w:color w:val="C00000"/>
-          <w:sz w:val="24"/>
-          <w:szCs w:val="24"/>
-        </w:rPr>
-        <w:t xml:space="preserve">be treated as an entity separate from </w:t>
-      </w:r>
-      <w:r>
-        <w:rPr>
-          <w:rFonts w:ascii="Times New Roman" w:hAnsi="Times New Roman"/>
-          <w:sz w:val="24"/>
-          <w:szCs w:val="24"/>
-        </w:rPr>
-        <w:t xml:space="preserve">the </w:t>
-      </w:r>
-      <w:r>
-        <w:rPr>
-          <w:rFonts w:ascii="Times New Roman" w:hAnsi="Times New Roman"/>
-          <w:strike/>
-          <w:color w:val="C00000"/>
-          <w:sz w:val="24"/>
-          <w:szCs w:val="24"/>
-        </w:rPr>
-        <w:t xml:space="preserve">Company for federal income tax purposes, with its own filing obligations, </w:t>
-      </w:r>
-      <w:r>
-        <w:rPr>
-          <w:rFonts w:ascii="Times New Roman" w:hAnsi="Times New Roman"/>
-          <w:color w:val="0645AD"/>
-          <w:u w:val="single"/>
-          <w:sz w:val="24"/>
-          <w:szCs w:val="24"/>
-        </w:rPr>
-        <w:t xml:space="preserve">jurisdiction of such courts </w:t>
-      </w:r>
-      <w:r>
-        <w:rPr>
-          <w:rFonts w:ascii="Times New Roman" w:hAnsi="Times New Roman"/>
-          <w:sz w:val="24"/>
-          <w:szCs w:val="24"/>
-        </w:rPr>
-        <w:t xml:space="preserve">and </w:t>
-      </w:r>
-      <w:r>
-        <w:rPr>
-          <w:rFonts w:ascii="Times New Roman" w:hAnsi="Times New Roman"/>
-          <w:strike/>
-          <w:color w:val="C00000"/>
-          <w:sz w:val="24"/>
-          <w:szCs w:val="24"/>
-        </w:rPr>
-        <w:t xml:space="preserve">may terminate </w:t>
-      </w:r>
-      <w:r>
-        <w:rPr>
-          <w:rFonts w:ascii="Times New Roman" w:hAnsi="Times New Roman"/>
-          <w:color w:val="0645AD"/>
-          <w:u w:val="single"/>
-          <w:sz w:val="24"/>
-          <w:szCs w:val="24"/>
-        </w:rPr>
-        <w:t xml:space="preserve">waives </w:t>
-      </w:r>
-      <w:r>
-        <w:rPr>
-          <w:rFonts w:ascii="Times New Roman" w:hAnsi="Times New Roman"/>
-          <w:sz w:val="24"/>
-          <w:szCs w:val="24"/>
-        </w:rPr>
-        <w:t xml:space="preserve">any </w:t>
-      </w:r>
-      <w:r>
-        <w:rPr>
-          <w:rFonts w:ascii="Times New Roman" w:hAnsi="Times New Roman"/>
-          <w:strike/>
-          <w:color w:val="C00000"/>
-          <w:sz w:val="24"/>
-          <w:szCs w:val="24"/>
-        </w:rPr>
-        <w:t xml:space="preserve">election the Company has made. </w:t>
-      </w:r>
-      <w:r>
-        <w:rPr>
-          <w:rFonts w:ascii="Times New Roman" w:hAnsi="Times New Roman"/>
-          <w:color w:val="0645AD"/>
-          <w:u w:val="single"/>
-          <w:sz w:val="24"/>
-          <w:szCs w:val="24"/>
-        </w:rPr>
-        <w:t xml:space="preserve">objection to venue there. </w:t>
+        <w:t xml:space="preserve">may not admit, an Associated Member. </w:t>
+      </w:r>
+      <w:r>
+        <w:rPr>
+          <w:rFonts w:ascii="Times New Roman" w:hAnsi="Times New Roman"/>
+          <w:color w:val="0645AD"/>
+          <w:u w:val="single"/>
+          <w:sz w:val="24"/>
+          <w:szCs w:val="24"/>
+        </w:rPr>
+        <w:t xml:space="preserve">each party consents to the jurisdiction of such courts and waives any objection to venue there. </w:t>
       </w:r>
     </w:p>
     <w:p>

--- a/docs/word/FPSLLC Redline - Manager-Managed Multi-Member vs Single Member.docx
+++ b/docs/word/FPSLLC Redline - Manager-Managed Multi-Member vs Single Member.docx
@@ -8195,7 +8195,7 @@
           <w:sz w:val="24"/>
           <w:szCs w:val="24"/>
         </w:rPr>
-        <w:t xml:space="preserve">11.5 No Deficit Obligation; Recourse Limited. The Member shall have no obligation to restore any deficit or to contribute capital in connection with any winding up, and each creditor of the Company or of any Protected Series shall look solely to the Associated Assets of its obligor. </w:t>
+        <w:t xml:space="preserve">11.5 Recourse Limited. The Member shall have no obligation to contribute capital in connection with any winding up, and each creditor of the Company or of any Protected Series shall look solely to the Associated Assets of its obligor. </w:t>
       </w:r>
     </w:p>
     <w:p>

--- a/docs/word/FPSLLC Redline - Manager-Managed Multi-Member vs Single Member.docx
+++ b/docs/word/FPSLLC Redline - Manager-Managed Multi-Member vs Single Member.docx
@@ -11522,8 +11522,7 @@
     <w:pPrDefault>
       <w:pPr>
         <w:widowControl/>
-        <w:keepLines/>
-        <w:spacing w:after="160"/>
+        <w:spacing w:after="200" w:line="276" w:lineRule="auto"/>
         <w:jc w:val="both"/>
       </w:pPr>
     </w:pPrDefault>
@@ -11538,7 +11537,7 @@
       <w:keepNext/>
       <w:keepLines/>
       <w:widowControl/>
-      <w:spacing w:before="240" w:after="0"/>
+      <w:spacing w:before="240" w:after="200"/>
     </w:pPr>
     <w:rPr>
       <w:rFonts w:ascii="Times New Roman" w:hAnsi="Times New Roman"/>
@@ -11553,7 +11552,7 @@
       <w:keepNext/>
       <w:keepLines/>
       <w:widowControl/>
-      <w:spacing w:before="240" w:after="0"/>
+      <w:spacing w:before="240" w:after="200"/>
     </w:pPr>
     <w:rPr>
       <w:rFonts w:ascii="Times New Roman" w:hAnsi="Times New Roman"/>
@@ -11568,7 +11567,7 @@
       <w:keepNext/>
       <w:keepLines/>
       <w:widowControl/>
-      <w:spacing w:before="240" w:after="0"/>
+      <w:spacing w:before="240" w:after="200"/>
     </w:pPr>
     <w:rPr>
       <w:rFonts w:ascii="Times New Roman" w:hAnsi="Times New Roman"/>

--- a/docs/word/FPSLLC Redline - Manager-Managed Multi-Member vs Single Member.docx
+++ b/docs/word/FPSLLC Redline - Manager-Managed Multi-Member vs Single Member.docx
@@ -62,7 +62,7 @@
           <w:sz w:val="24"/>
           <w:szCs w:val="24"/>
         </w:rPr>
-        <w:t xml:space="preserve">88 paragraphs identical · 81 changed · 55 only in the first · 3 only in the second</w:t>
+        <w:t xml:space="preserve">88 paragraphs identical · 79 changed · 53 only in the first · 5 only in the second</w:t>
       </w:r>
     </w:p>
     <w:p>
@@ -10578,43 +10578,7 @@
           <w:sz w:val="24"/>
           <w:szCs w:val="24"/>
         </w:rPr>
-        <w:t xml:space="preserve">| [MEMBER 1] | [ADDRESS] | [___]% | $[AMOUNT] [and/or described property] | [DATE] |</w:t>
-      </w:r>
-    </w:p>
-    <w:p>
-      <w:pPr>
-        <w:keepLines/>
-        <w:widowControl/>
-        <w:spacing w:after="160"/>
-        <w:jc w:val="both"/>
-      </w:pPr>
-      <w:r>
-        <w:rPr>
-          <w:rFonts w:ascii="Times New Roman" w:hAnsi="Times New Roman"/>
-          <w:strike/>
-          <w:color w:val="C00000"/>
-          <w:sz w:val="24"/>
-          <w:szCs w:val="24"/>
-        </w:rPr>
-        <w:t xml:space="preserve">| [MEMBER 2] | [ADDRESS] | [___]% | $[AMOUNT] [and/or described property] | [DATE] |</w:t>
-      </w:r>
-    </w:p>
-    <w:p>
-      <w:pPr>
-        <w:keepLines/>
-        <w:widowControl/>
-        <w:spacing w:after="160"/>
-        <w:jc w:val="both"/>
-      </w:pPr>
-      <w:r>
-        <w:rPr>
-          <w:rFonts w:ascii="Times New Roman" w:hAnsi="Times New Roman"/>
-          <w:strike/>
-          <w:color w:val="C00000"/>
-          <w:sz w:val="24"/>
-          <w:szCs w:val="24"/>
-        </w:rPr>
-        <w:t xml:space="preserve">| [MEMBER 3] | [ADDRESS] | [___]% | $[AMOUNT] [and/or described property] | [DATE] |</w:t>
+        <w:t xml:space="preserve">| [MEMBER NAME] | [MEMBER ADDRESS] | [MEMBER SHARE] | [MEMBER CONTRIBUTION] | [MEMBER DATE] |</w:t>
       </w:r>
     </w:p>
     <w:p>
@@ -10710,245 +10674,81 @@
           <w:sz w:val="24"/>
           <w:szCs w:val="24"/>
         </w:rPr>
-        <w:t xml:space="preserve">| [MEMBER </w:t>
-      </w:r>
-      <w:r>
-        <w:rPr>
-          <w:rFonts w:ascii="Times New Roman" w:hAnsi="Times New Roman"/>
-          <w:strike/>
-          <w:color w:val="C00000"/>
-          <w:sz w:val="24"/>
-          <w:szCs w:val="24"/>
-        </w:rPr>
-        <w:t xml:space="preserve">1] </w:t>
-      </w:r>
-      <w:r>
-        <w:rPr>
-          <w:rFonts w:ascii="Times New Roman" w:hAnsi="Times New Roman"/>
-          <w:color w:val="0645AD"/>
-          <w:u w:val="single"/>
-          <w:sz w:val="24"/>
-          <w:szCs w:val="24"/>
-        </w:rPr>
-        <w:t xml:space="preserve">NAME] </w:t>
-      </w:r>
-      <w:r>
-        <w:rPr>
-          <w:rFonts w:ascii="Times New Roman" w:hAnsi="Times New Roman"/>
-          <w:sz w:val="24"/>
-          <w:szCs w:val="24"/>
-        </w:rPr>
-        <w:t xml:space="preserve">| </w:t>
-      </w:r>
-      <w:r>
-        <w:rPr>
-          <w:rFonts w:ascii="Times New Roman" w:hAnsi="Times New Roman"/>
-          <w:strike/>
-          <w:color w:val="C00000"/>
-          <w:sz w:val="24"/>
-          <w:szCs w:val="24"/>
-        </w:rPr>
-        <w:t xml:space="preserve">[NAME(S) / None] | </w:t>
-      </w:r>
-    </w:p>
-    <w:p>
-      <w:pPr>
-        <w:keepLines/>
-        <w:widowControl/>
-        <w:spacing w:after="160"/>
-        <w:jc w:val="both"/>
-      </w:pPr>
-      <w:r>
-        <w:rPr>
-          <w:rFonts w:ascii="Times New Roman" w:hAnsi="Times New Roman"/>
-          <w:sz w:val="24"/>
-          <w:szCs w:val="24"/>
-        </w:rPr>
-        <w:t xml:space="preserve">| </w:t>
-      </w:r>
-      <w:r>
-        <w:rPr>
-          <w:rFonts w:ascii="Times New Roman" w:hAnsi="Times New Roman"/>
-          <w:strike/>
-          <w:color w:val="C00000"/>
-          <w:sz w:val="24"/>
-          <w:szCs w:val="24"/>
-        </w:rPr>
-        <w:t xml:space="preserve">[MEMBER 2] </w:t>
-      </w:r>
-      <w:r>
-        <w:rPr>
-          <w:rFonts w:ascii="Times New Roman" w:hAnsi="Times New Roman"/>
-          <w:color w:val="0645AD"/>
-          <w:u w:val="single"/>
-          <w:sz w:val="24"/>
-          <w:szCs w:val="24"/>
-        </w:rPr>
-        <w:t xml:space="preserve">Member address </w:t>
-      </w:r>
-      <w:r>
-        <w:rPr>
-          <w:rFonts w:ascii="Times New Roman" w:hAnsi="Times New Roman"/>
-          <w:sz w:val="24"/>
-          <w:szCs w:val="24"/>
-        </w:rPr>
-        <w:t xml:space="preserve">| </w:t>
-      </w:r>
-      <w:r>
-        <w:rPr>
-          <w:rFonts w:ascii="Times New Roman" w:hAnsi="Times New Roman"/>
-          <w:strike/>
-          <w:color w:val="C00000"/>
-          <w:sz w:val="24"/>
-          <w:szCs w:val="24"/>
-        </w:rPr>
-        <w:t xml:space="preserve">[NAME(S) / None] </w:t>
-      </w:r>
-      <w:r>
-        <w:rPr>
-          <w:rFonts w:ascii="Times New Roman" w:hAnsi="Times New Roman"/>
-          <w:color w:val="0645AD"/>
-          <w:u w:val="single"/>
-          <w:sz w:val="24"/>
-          <w:szCs w:val="24"/>
-        </w:rPr>
-        <w:t xml:space="preserve">[ADDRESS] </w:t>
-      </w:r>
-      <w:r>
-        <w:rPr>
-          <w:rFonts w:ascii="Times New Roman" w:hAnsi="Times New Roman"/>
-          <w:sz w:val="24"/>
-          <w:szCs w:val="24"/>
-        </w:rPr>
-        <w:t xml:space="preserve">| </w:t>
-      </w:r>
-    </w:p>
-    <w:p>
-      <w:pPr>
-        <w:keepLines/>
-        <w:widowControl/>
-        <w:spacing w:after="160"/>
-        <w:jc w:val="both"/>
-      </w:pPr>
-      <w:r>
-        <w:rPr>
-          <w:rFonts w:ascii="Times New Roman" w:hAnsi="Times New Roman"/>
-          <w:sz w:val="24"/>
-          <w:szCs w:val="24"/>
-        </w:rPr>
-        <w:t xml:space="preserve">| </w:t>
-      </w:r>
-      <w:r>
-        <w:rPr>
-          <w:rFonts w:ascii="Times New Roman" w:hAnsi="Times New Roman"/>
-          <w:strike/>
-          <w:color w:val="C00000"/>
-          <w:sz w:val="24"/>
-          <w:szCs w:val="24"/>
-        </w:rPr>
-        <w:t xml:space="preserve">[MEMBER 3] </w:t>
-      </w:r>
-      <w:r>
-        <w:rPr>
-          <w:rFonts w:ascii="Times New Roman" w:hAnsi="Times New Roman"/>
-          <w:color w:val="0645AD"/>
-          <w:u w:val="single"/>
-          <w:sz w:val="24"/>
-          <w:szCs w:val="24"/>
-        </w:rPr>
-        <w:t xml:space="preserve">Membership Interest </w:t>
-      </w:r>
-      <w:r>
-        <w:rPr>
-          <w:rFonts w:ascii="Times New Roman" w:hAnsi="Times New Roman"/>
-          <w:sz w:val="24"/>
-          <w:szCs w:val="24"/>
-        </w:rPr>
-        <w:t xml:space="preserve">| </w:t>
-      </w:r>
-      <w:r>
-        <w:rPr>
-          <w:rFonts w:ascii="Times New Roman" w:hAnsi="Times New Roman"/>
-          <w:strike/>
-          <w:color w:val="C00000"/>
-          <w:sz w:val="24"/>
-          <w:szCs w:val="24"/>
-        </w:rPr>
-        <w:t xml:space="preserve">[NAME(S) / None] </w:t>
-      </w:r>
-      <w:r>
-        <w:rPr>
-          <w:rFonts w:ascii="Times New Roman" w:hAnsi="Times New Roman"/>
-          <w:color w:val="0645AD"/>
-          <w:u w:val="single"/>
-          <w:sz w:val="24"/>
-          <w:szCs w:val="24"/>
-        </w:rPr>
-        <w:t xml:space="preserve">100% (single class) </w:t>
-      </w:r>
-      <w:r>
-        <w:rPr>
-          <w:rFonts w:ascii="Times New Roman" w:hAnsi="Times New Roman"/>
-          <w:sz w:val="24"/>
-          <w:szCs w:val="24"/>
-        </w:rPr>
-        <w:t xml:space="preserve">| </w:t>
-      </w:r>
-    </w:p>
-    <w:p>
-      <w:pPr>
-        <w:keepLines/>
-        <w:widowControl/>
-        <w:spacing w:after="160"/>
-        <w:jc w:val="both"/>
-      </w:pPr>
-      <w:r>
-        <w:rPr>
-          <w:rFonts w:ascii="Times New Roman" w:hAnsi="Times New Roman"/>
-          <w:strike/>
-          <w:color w:val="C00000"/>
-          <w:sz w:val="24"/>
-          <w:szCs w:val="24"/>
-        </w:rPr>
-        <w:t xml:space="preserve">If no beneficiary is designated, or a designation fails, </w:t>
-      </w:r>
-      <w:r>
-        <w:rPr>
-          <w:rFonts w:ascii="Times New Roman" w:hAnsi="Times New Roman"/>
-          <w:color w:val="0645AD"/>
-          <w:u w:val="single"/>
-          <w:sz w:val="24"/>
-          <w:szCs w:val="24"/>
-        </w:rPr>
-        <w:t xml:space="preserve">| Initial contribution to </w:t>
-      </w:r>
-      <w:r>
-        <w:rPr>
-          <w:rFonts w:ascii="Times New Roman" w:hAnsi="Times New Roman"/>
-          <w:sz w:val="24"/>
-          <w:szCs w:val="24"/>
-        </w:rPr>
-        <w:t xml:space="preserve">the </w:t>
-      </w:r>
-      <w:r>
-        <w:rPr>
-          <w:rFonts w:ascii="Times New Roman" w:hAnsi="Times New Roman"/>
-          <w:strike/>
-          <w:color w:val="C00000"/>
-          <w:sz w:val="24"/>
-          <w:szCs w:val="24"/>
-        </w:rPr>
-        <w:t xml:space="preserve">Member's interest passes as provided by law, subject to this Agreement. </w:t>
-      </w:r>
-      <w:r>
-        <w:rPr>
-          <w:rFonts w:ascii="Times New Roman" w:hAnsi="Times New Roman"/>
-          <w:color w:val="0645AD"/>
-          <w:u w:val="single"/>
-          <w:sz w:val="24"/>
-          <w:szCs w:val="24"/>
-        </w:rPr>
-        <w:t xml:space="preserve">Company | $[AMOUNT] [and/or described property] | </w:t>
+        <w:t xml:space="preserve">| [MEMBER NAME] | </w:t>
+      </w:r>
+      <w:r>
+        <w:rPr>
+          <w:rFonts w:ascii="Times New Roman" w:hAnsi="Times New Roman"/>
+          <w:strike/>
+          <w:color w:val="C00000"/>
+          <w:sz w:val="24"/>
+          <w:szCs w:val="24"/>
+        </w:rPr>
+        <w:t xml:space="preserve">[MEMBER TOD] | </w:t>
+      </w:r>
+    </w:p>
+    <w:p>
+      <w:pPr>
+        <w:keepLines/>
+        <w:widowControl/>
+        <w:spacing w:after="160"/>
+        <w:jc w:val="both"/>
+      </w:pPr>
+      <w:r>
+        <w:rPr>
+          <w:rFonts w:ascii="Times New Roman" w:hAnsi="Times New Roman"/>
+          <w:strike/>
+          <w:color w:val="C00000"/>
+          <w:sz w:val="24"/>
+          <w:szCs w:val="24"/>
+        </w:rPr>
+        <w:t xml:space="preserve">If no beneficiary is designated, or a designation fails, the Member's interest passes as provided by law, subject to this Agreement. </w:t>
+      </w:r>
+      <w:r>
+        <w:rPr>
+          <w:rFonts w:ascii="Times New Roman" w:hAnsi="Times New Roman"/>
+          <w:color w:val="0645AD"/>
+          <w:u w:val="single"/>
+          <w:sz w:val="24"/>
+          <w:szCs w:val="24"/>
+        </w:rPr>
+        <w:t xml:space="preserve">| Member address | [ADDRESS] | </w:t>
+      </w:r>
+    </w:p>
+    <w:p>
+      <w:pPr>
+        <w:keepLines/>
+        <w:widowControl/>
+        <w:spacing w:after="160"/>
+        <w:jc w:val="both"/>
+      </w:pPr>
+      <w:r>
+        <w:rPr>
+          <w:rFonts w:ascii="Times New Roman" w:hAnsi="Times New Roman"/>
+          <w:color w:val="0645AD"/>
+          <w:u w:val="single"/>
+          <w:sz w:val="24"/>
+          <w:szCs w:val="24"/>
+        </w:rPr>
+        <w:t xml:space="preserve">| Membership Interest | 100% (single class) |</w:t>
+      </w:r>
+    </w:p>
+    <w:p>
+      <w:pPr>
+        <w:keepLines/>
+        <w:widowControl/>
+        <w:spacing w:after="160"/>
+        <w:jc w:val="both"/>
+      </w:pPr>
+      <w:r>
+        <w:rPr>
+          <w:rFonts w:ascii="Times New Roman" w:hAnsi="Times New Roman"/>
+          <w:color w:val="0645AD"/>
+          <w:u w:val="single"/>
+          <w:sz w:val="24"/>
+          <w:szCs w:val="24"/>
+        </w:rPr>
+        <w:t xml:space="preserve">| Initial contribution to the Company | $[AMOUNT] [and/or described property] |</w:t>
       </w:r>
     </w:p>
     <w:p>

--- a/docs/word/FPSLLC Redline - Manager-Managed Multi-Member vs Single Member.docx
+++ b/docs/word/FPSLLC Redline - Manager-Managed Multi-Member vs Single Member.docx
@@ -62,7 +62,7 @@
           <w:sz w:val="24"/>
           <w:szCs w:val="24"/>
         </w:rPr>
-        <w:t xml:space="preserve">88 paragraphs identical · 79 changed · 53 only in the first · 5 only in the second</w:t>
+        <w:t xml:space="preserve">88 paragraphs identical · 79 changed · 49 only in the first · 5 only in the second</w:t>
       </w:r>
     </w:p>
     <w:p>
@@ -2780,7 +2780,7 @@
           <w:sz w:val="24"/>
           <w:szCs w:val="24"/>
         </w:rPr>
-        <w:t xml:space="preserve">non-variable provision of the Act requires a greater vote, the act of a Majority in Interest constitutes the act of the Members. A Membership Interest owned by spouses as tenants by the entireties shall be voted only by the consensus of both spouses; neither spouse acting alone may vote the interest except as the other spouse's attorney-in-fact under a duly executed power of attorney. </w:t>
+        <w:t xml:space="preserve">non-variable provision of the Act requires a greater vote, the act of a Majority in Interest constitutes the act of the Members. A Membership Interest owned by spouses as tenants by the entirety shall be voted only by the consensus of both spouses; neither spouse acting alone may vote the interest except as the other spouse's attorney-in-fact under a duly executed power of attorney. </w:t>
       </w:r>
       <w:r>
         <w:rPr>
@@ -10255,6 +10255,18 @@
       <w:r>
         <w:rPr>
           <w:rFonts w:ascii="Times New Roman" w:hAnsi="Times New Roman"/>
+          <w:strike/>
+          <w:color w:val="C00000"/>
+          <w:sz w:val="24"/>
+          <w:szCs w:val="24"/>
+        </w:rPr>
+        <w:t xml:space="preserve">[SIGNATORY </w:t>
+      </w:r>
+      <w:r>
+        <w:rPr>
+          <w:rFonts w:ascii="Times New Roman" w:hAnsi="Times New Roman"/>
+          <w:color w:val="0645AD"/>
+          <w:u w:val="single"/>
           <w:sz w:val="24"/>
           <w:szCs w:val="24"/>
         </w:rPr>
@@ -10263,16 +10275,6 @@
       <w:r>
         <w:rPr>
           <w:rFonts w:ascii="Times New Roman" w:hAnsi="Times New Roman"/>
-          <w:strike/>
-          <w:color w:val="C00000"/>
-          <w:sz w:val="24"/>
-          <w:szCs w:val="24"/>
-        </w:rPr>
-        <w:t xml:space="preserve">1 </w:t>
-      </w:r>
-      <w:r>
-        <w:rPr>
-          <w:rFonts w:ascii="Times New Roman" w:hAnsi="Times New Roman"/>
           <w:sz w:val="24"/>
           <w:szCs w:val="24"/>
         </w:rPr>
@@ -10289,8 +10291,669 @@
       <w:r>
         <w:rPr>
           <w:rFonts w:ascii="Times New Roman" w:hAnsi="Times New Roman"/>
-          <w:strike/>
-          <w:color w:val="C00000"/>
+          <w:sz w:val="24"/>
+          <w:szCs w:val="24"/>
+        </w:rPr>
+        <w:t xml:space="preserve">ACKNOWLEDGED AND AGREED BY MANAGER:</w:t>
+      </w:r>
+    </w:p>
+    <w:p>
+      <w:pPr>
+        <w:keepLines/>
+        <w:widowControl/>
+        <w:spacing w:after="160"/>
+        <w:jc w:val="both"/>
+      </w:pPr>
+      <w:r>
+        <w:rPr>
+          <w:rFonts w:ascii="Times New Roman" w:hAnsi="Times New Roman"/>
+          <w:sz w:val="24"/>
+          <w:szCs w:val="24"/>
+        </w:rPr>
+        <w:t xml:space="preserve">[MANAGER SIGNATURE BLOCKS]</w:t>
+      </w:r>
+    </w:p>
+    <w:p>
+      <w:pPr>
+        <w:keepLines/>
+        <w:widowControl/>
+        <w:spacing w:after="160"/>
+        <w:jc w:val="both"/>
+      </w:pPr>
+      <w:r>
+        <w:rPr>
+          <w:rFonts w:ascii="Times New Roman" w:hAnsi="Times New Roman"/>
+          <w:sz w:val="24"/>
+          <w:szCs w:val="24"/>
+        </w:rPr>
+        <w:t xml:space="preserve">EXHIBIT A — </w:t>
+      </w:r>
+      <w:r>
+        <w:rPr>
+          <w:rFonts w:ascii="Times New Roman" w:hAnsi="Times New Roman"/>
+          <w:strike/>
+          <w:color w:val="C00000"/>
+          <w:sz w:val="24"/>
+          <w:szCs w:val="24"/>
+        </w:rPr>
+        <w:t xml:space="preserve">MEMBERS; PERCENTAGE INTERESTS; </w:t>
+      </w:r>
+      <w:r>
+        <w:rPr>
+          <w:rFonts w:ascii="Times New Roman" w:hAnsi="Times New Roman"/>
+          <w:color w:val="0645AD"/>
+          <w:u w:val="single"/>
+          <w:sz w:val="24"/>
+          <w:szCs w:val="24"/>
+        </w:rPr>
+        <w:t xml:space="preserve">MEMBER; </w:t>
+      </w:r>
+      <w:r>
+        <w:rPr>
+          <w:rFonts w:ascii="Times New Roman" w:hAnsi="Times New Roman"/>
+          <w:sz w:val="24"/>
+          <w:szCs w:val="24"/>
+        </w:rPr>
+        <w:t xml:space="preserve">CONTRIBUTIONS; TOD </w:t>
+      </w:r>
+      <w:r>
+        <w:rPr>
+          <w:rFonts w:ascii="Times New Roman" w:hAnsi="Times New Roman"/>
+          <w:strike/>
+          <w:color w:val="C00000"/>
+          <w:sz w:val="24"/>
+          <w:szCs w:val="24"/>
+        </w:rPr>
+        <w:t xml:space="preserve">DESIGNATIONS </w:t>
+      </w:r>
+      <w:r>
+        <w:rPr>
+          <w:rFonts w:ascii="Times New Roman" w:hAnsi="Times New Roman"/>
+          <w:color w:val="0645AD"/>
+          <w:u w:val="single"/>
+          <w:sz w:val="24"/>
+          <w:szCs w:val="24"/>
+        </w:rPr>
+        <w:t xml:space="preserve">DESIGNATION </w:t>
+      </w:r>
+    </w:p>
+    <w:p>
+      <w:pPr>
+        <w:keepLines/>
+        <w:widowControl/>
+        <w:spacing w:after="160"/>
+        <w:jc w:val="both"/>
+      </w:pPr>
+      <w:r>
+        <w:rPr>
+          <w:rFonts w:ascii="Times New Roman" w:hAnsi="Times New Roman"/>
+          <w:sz w:val="24"/>
+          <w:szCs w:val="24"/>
+        </w:rPr>
+        <w:t xml:space="preserve">Company: [COMPANY NAME], LLC</w:t>
+      </w:r>
+    </w:p>
+    <w:p>
+      <w:pPr>
+        <w:keepLines/>
+        <w:widowControl/>
+        <w:spacing w:after="160"/>
+        <w:jc w:val="both"/>
+      </w:pPr>
+      <w:r>
+        <w:rPr>
+          <w:rFonts w:ascii="Times New Roman" w:hAnsi="Times New Roman"/>
+          <w:sz w:val="24"/>
+          <w:szCs w:val="24"/>
+        </w:rPr>
+        <w:t xml:space="preserve">| </w:t>
+      </w:r>
+      <w:r>
+        <w:rPr>
+          <w:rFonts w:ascii="Times New Roman" w:hAnsi="Times New Roman"/>
+          <w:strike/>
+          <w:color w:val="C00000"/>
+          <w:sz w:val="24"/>
+          <w:szCs w:val="24"/>
+        </w:rPr>
+        <w:t xml:space="preserve">Member name </w:t>
+      </w:r>
+      <w:r>
+        <w:rPr>
+          <w:rFonts w:ascii="Times New Roman" w:hAnsi="Times New Roman"/>
+          <w:color w:val="0645AD"/>
+          <w:u w:val="single"/>
+          <w:sz w:val="24"/>
+          <w:szCs w:val="24"/>
+        </w:rPr>
+        <w:t xml:space="preserve">Item </w:t>
+      </w:r>
+      <w:r>
+        <w:rPr>
+          <w:rFonts w:ascii="Times New Roman" w:hAnsi="Times New Roman"/>
+          <w:sz w:val="24"/>
+          <w:szCs w:val="24"/>
+        </w:rPr>
+        <w:t xml:space="preserve">| </w:t>
+      </w:r>
+      <w:r>
+        <w:rPr>
+          <w:rFonts w:ascii="Times New Roman" w:hAnsi="Times New Roman"/>
+          <w:strike/>
+          <w:color w:val="C00000"/>
+          <w:sz w:val="24"/>
+          <w:szCs w:val="24"/>
+        </w:rPr>
+        <w:t xml:space="preserve">Address </w:t>
+      </w:r>
+      <w:r>
+        <w:rPr>
+          <w:rFonts w:ascii="Times New Roman" w:hAnsi="Times New Roman"/>
+          <w:color w:val="0645AD"/>
+          <w:u w:val="single"/>
+          <w:sz w:val="24"/>
+          <w:szCs w:val="24"/>
+        </w:rPr>
+        <w:t xml:space="preserve">Information </w:t>
+      </w:r>
+      <w:r>
+        <w:rPr>
+          <w:rFonts w:ascii="Times New Roman" w:hAnsi="Times New Roman"/>
+          <w:sz w:val="24"/>
+          <w:szCs w:val="24"/>
+        </w:rPr>
+        <w:t xml:space="preserve">| </w:t>
+      </w:r>
+      <w:r>
+        <w:rPr>
+          <w:rFonts w:ascii="Times New Roman" w:hAnsi="Times New Roman"/>
+          <w:strike/>
+          <w:color w:val="C00000"/>
+          <w:sz w:val="24"/>
+          <w:szCs w:val="24"/>
+        </w:rPr>
+        <w:t xml:space="preserve">Percentage Interest | Initial contribution to the Company | Date | </w:t>
+      </w:r>
+    </w:p>
+    <w:p>
+      <w:pPr>
+        <w:keepLines/>
+        <w:widowControl/>
+        <w:spacing w:after="160"/>
+        <w:jc w:val="both"/>
+      </w:pPr>
+      <w:r>
+        <w:rPr>
+          <w:rFonts w:ascii="Times New Roman" w:hAnsi="Times New Roman"/>
+          <w:strike/>
+          <w:color w:val="C00000"/>
+          <w:sz w:val="24"/>
+          <w:szCs w:val="24"/>
+        </w:rPr>
+        <w:t xml:space="preserve">|---|---|---|---|---|</w:t>
+      </w:r>
+    </w:p>
+    <w:p>
+      <w:pPr>
+        <w:keepLines/>
+        <w:widowControl/>
+        <w:spacing w:after="160"/>
+        <w:jc w:val="both"/>
+      </w:pPr>
+      <w:r>
+        <w:rPr>
+          <w:rFonts w:ascii="Times New Roman" w:hAnsi="Times New Roman"/>
+          <w:strike/>
+          <w:color w:val="C00000"/>
+          <w:sz w:val="24"/>
+          <w:szCs w:val="24"/>
+        </w:rPr>
+        <w:t xml:space="preserve">| [MEMBER NAME]&lt;!-- if:holding --&gt; as [HOLDING]&lt;!-- /if --&gt; | [MEMBER ADDRESS] | [MEMBER SHARE] | [MEMBER CONTRIBUTION] | [MEMBER DATE] |</w:t>
+      </w:r>
+    </w:p>
+    <w:p>
+      <w:pPr>
+        <w:keepLines/>
+        <w:widowControl/>
+        <w:spacing w:after="160"/>
+        <w:jc w:val="both"/>
+      </w:pPr>
+      <w:r>
+        <w:rPr>
+          <w:rFonts w:ascii="Times New Roman" w:hAnsi="Times New Roman"/>
+          <w:strike/>
+          <w:color w:val="C00000"/>
+          <w:sz w:val="24"/>
+          <w:szCs w:val="24"/>
+        </w:rPr>
+        <w:t xml:space="preserve">| Total | | 100% | | |</w:t>
+      </w:r>
+    </w:p>
+    <w:p>
+      <w:pPr>
+        <w:keepLines/>
+        <w:widowControl/>
+        <w:spacing w:after="160"/>
+        <w:jc w:val="both"/>
+      </w:pPr>
+      <w:r>
+        <w:rPr>
+          <w:rFonts w:ascii="Times New Roman" w:hAnsi="Times New Roman"/>
+          <w:strike/>
+          <w:color w:val="C00000"/>
+          <w:sz w:val="24"/>
+          <w:szCs w:val="24"/>
+        </w:rPr>
+        <w:t xml:space="preserve">Transfer on Death designations (ss. 711.50–711.512, Fla. Stat.):</w:t>
+      </w:r>
+    </w:p>
+    <w:p>
+      <w:pPr>
+        <w:keepLines/>
+        <w:widowControl/>
+        <w:spacing w:after="160"/>
+        <w:jc w:val="both"/>
+      </w:pPr>
+      <w:r>
+        <w:rPr>
+          <w:rFonts w:ascii="Times New Roman" w:hAnsi="Times New Roman"/>
+          <w:strike/>
+          <w:color w:val="C00000"/>
+          <w:sz w:val="24"/>
+          <w:szCs w:val="24"/>
+        </w:rPr>
+        <w:t xml:space="preserve">| Designating Member | TOD beneficiary (any person or entity) |</w:t>
+      </w:r>
+    </w:p>
+    <w:p>
+      <w:pPr>
+        <w:keepLines/>
+        <w:widowControl/>
+        <w:spacing w:after="160"/>
+        <w:jc w:val="both"/>
+      </w:pPr>
+      <w:r>
+        <w:rPr>
+          <w:rFonts w:ascii="Times New Roman" w:hAnsi="Times New Roman"/>
+          <w:sz w:val="24"/>
+          <w:szCs w:val="24"/>
+        </w:rPr>
+        <w:t xml:space="preserve">|---|---|</w:t>
+      </w:r>
+    </w:p>
+    <w:p>
+      <w:pPr>
+        <w:keepLines/>
+        <w:widowControl/>
+        <w:spacing w:after="160"/>
+        <w:jc w:val="both"/>
+      </w:pPr>
+      <w:r>
+        <w:rPr>
+          <w:rFonts w:ascii="Times New Roman" w:hAnsi="Times New Roman"/>
+          <w:color w:val="0645AD"/>
+          <w:u w:val="single"/>
+          <w:sz w:val="24"/>
+          <w:szCs w:val="24"/>
+        </w:rPr>
+        <w:t xml:space="preserve">| Member name </w:t>
+      </w:r>
+      <w:r>
+        <w:rPr>
+          <w:rFonts w:ascii="Times New Roman" w:hAnsi="Times New Roman"/>
+          <w:sz w:val="24"/>
+          <w:szCs w:val="24"/>
+        </w:rPr>
+        <w:t xml:space="preserve">| [MEMBER NAME] | </w:t>
+      </w:r>
+      <w:r>
+        <w:rPr>
+          <w:rFonts w:ascii="Times New Roman" w:hAnsi="Times New Roman"/>
+          <w:strike/>
+          <w:color w:val="C00000"/>
+          <w:sz w:val="24"/>
+          <w:szCs w:val="24"/>
+        </w:rPr>
+        <w:t xml:space="preserve">[MEMBER TOD] | </w:t>
+      </w:r>
+    </w:p>
+    <w:p>
+      <w:pPr>
+        <w:keepLines/>
+        <w:widowControl/>
+        <w:spacing w:after="160"/>
+        <w:jc w:val="both"/>
+      </w:pPr>
+      <w:r>
+        <w:rPr>
+          <w:rFonts w:ascii="Times New Roman" w:hAnsi="Times New Roman"/>
+          <w:strike/>
+          <w:color w:val="C00000"/>
+          <w:sz w:val="24"/>
+          <w:szCs w:val="24"/>
+        </w:rPr>
+        <w:t xml:space="preserve">If no beneficiary is designated, or a designation fails, the Member's interest passes as provided by law, subject to this Agreement. </w:t>
+      </w:r>
+      <w:r>
+        <w:rPr>
+          <w:rFonts w:ascii="Times New Roman" w:hAnsi="Times New Roman"/>
+          <w:color w:val="0645AD"/>
+          <w:u w:val="single"/>
+          <w:sz w:val="24"/>
+          <w:szCs w:val="24"/>
+        </w:rPr>
+        <w:t xml:space="preserve">| Member address | [ADDRESS] | </w:t>
+      </w:r>
+    </w:p>
+    <w:p>
+      <w:pPr>
+        <w:keepLines/>
+        <w:widowControl/>
+        <w:spacing w:after="160"/>
+        <w:jc w:val="both"/>
+      </w:pPr>
+      <w:r>
+        <w:rPr>
+          <w:rFonts w:ascii="Times New Roman" w:hAnsi="Times New Roman"/>
+          <w:color w:val="0645AD"/>
+          <w:u w:val="single"/>
+          <w:sz w:val="24"/>
+          <w:szCs w:val="24"/>
+        </w:rPr>
+        <w:t xml:space="preserve">| Membership Interest | 100% (single class) |</w:t>
+      </w:r>
+    </w:p>
+    <w:p>
+      <w:pPr>
+        <w:keepLines/>
+        <w:widowControl/>
+        <w:spacing w:after="160"/>
+        <w:jc w:val="both"/>
+      </w:pPr>
+      <w:r>
+        <w:rPr>
+          <w:rFonts w:ascii="Times New Roman" w:hAnsi="Times New Roman"/>
+          <w:color w:val="0645AD"/>
+          <w:u w:val="single"/>
+          <w:sz w:val="24"/>
+          <w:szCs w:val="24"/>
+        </w:rPr>
+        <w:t xml:space="preserve">| Initial contribution to the Company | $[AMOUNT] [and/or described property] |</w:t>
+      </w:r>
+    </w:p>
+    <w:p>
+      <w:pPr>
+        <w:keepLines/>
+        <w:widowControl/>
+        <w:spacing w:after="160"/>
+        <w:jc w:val="both"/>
+      </w:pPr>
+      <w:r>
+        <w:rPr>
+          <w:rFonts w:ascii="Times New Roman" w:hAnsi="Times New Roman"/>
+          <w:color w:val="0645AD"/>
+          <w:u w:val="single"/>
+          <w:sz w:val="24"/>
+          <w:szCs w:val="24"/>
+        </w:rPr>
+        <w:t xml:space="preserve">| Date of contribution | [DATE] |</w:t>
+      </w:r>
+    </w:p>
+    <w:p>
+      <w:pPr>
+        <w:keepLines/>
+        <w:widowControl/>
+        <w:spacing w:after="160"/>
+        <w:jc w:val="both"/>
+      </w:pPr>
+      <w:r>
+        <w:rPr>
+          <w:rFonts w:ascii="Times New Roman" w:hAnsi="Times New Roman"/>
+          <w:color w:val="0645AD"/>
+          <w:u w:val="single"/>
+          <w:sz w:val="24"/>
+          <w:szCs w:val="24"/>
+        </w:rPr>
+        <w:t xml:space="preserve">Transfer on Death designation (ss. 711.50–711.512, Fla. Stat.):</w:t>
+      </w:r>
+    </w:p>
+    <w:p>
+      <w:pPr>
+        <w:keepLines/>
+        <w:widowControl/>
+        <w:spacing w:after="160"/>
+        <w:jc w:val="both"/>
+      </w:pPr>
+      <w:r>
+        <w:rPr>
+          <w:rFonts w:ascii="Times New Roman" w:hAnsi="Times New Roman"/>
+          <w:color w:val="0645AD"/>
+          <w:u w:val="single"/>
+          <w:sz w:val="24"/>
+          <w:szCs w:val="24"/>
+        </w:rPr>
+        <w:t xml:space="preserve">Upon the death of the Member, the Membership Interest shall pass to: [TOD BENEFICIARY NAME(S)], or if none is designated or the designation fails, the Membership Interest passes as provided by law.</w:t>
+      </w:r>
+    </w:p>
+    <w:p>
+      <w:pPr>
+        <w:keepLines/>
+        <w:widowControl/>
+        <w:spacing w:after="160"/>
+        <w:jc w:val="both"/>
+      </w:pPr>
+      <w:r>
+        <w:rPr>
+          <w:rFonts w:ascii="Times New Roman" w:hAnsi="Times New Roman"/>
+          <w:b/>
+          <w:sz w:val="24"/>
+          <w:szCs w:val="24"/>
+        </w:rPr>
+        <w:t xml:space="preserve">SERIES EXHIBIT PS-[N]</w:t>
+      </w:r>
+    </w:p>
+    <w:p>
+      <w:pPr>
+        <w:keepLines/>
+        <w:widowControl/>
+        <w:spacing w:after="160"/>
+        <w:jc w:val="both"/>
+      </w:pPr>
+      <w:r>
+        <w:rPr>
+          <w:rFonts w:ascii="Times New Roman" w:hAnsi="Times New Roman"/>
+          <w:sz w:val="24"/>
+          <w:szCs w:val="24"/>
+        </w:rPr>
+        <w:t xml:space="preserve">Protected Series name (exactly as filed with the Department):</w:t>
+      </w:r>
+    </w:p>
+    <w:p>
+      <w:pPr>
+        <w:keepLines/>
+        <w:widowControl/>
+        <w:spacing w:after="160"/>
+        <w:jc w:val="both"/>
+      </w:pPr>
+      <w:r>
+        <w:rPr>
+          <w:rFonts w:ascii="Times New Roman" w:hAnsi="Times New Roman"/>
+          <w:sz w:val="24"/>
+          <w:szCs w:val="24"/>
+        </w:rPr>
+        <w:t xml:space="preserve">[COMPANY NAME], LLC - PS [N]</w:t>
+      </w:r>
+    </w:p>
+    <w:p>
+      <w:pPr>
+        <w:keepLines/>
+        <w:widowControl/>
+        <w:spacing w:after="160"/>
+        <w:jc w:val="both"/>
+      </w:pPr>
+      <w:r>
+        <w:rPr>
+          <w:rFonts w:ascii="Times New Roman" w:hAnsi="Times New Roman"/>
+          <w:sz w:val="24"/>
+          <w:szCs w:val="24"/>
+        </w:rPr>
+        <w:t xml:space="preserve">| Item | Terms |</w:t>
+      </w:r>
+    </w:p>
+    <w:p>
+      <w:pPr>
+        <w:keepLines/>
+        <w:widowControl/>
+        <w:spacing w:after="160"/>
+        <w:jc w:val="both"/>
+      </w:pPr>
+      <w:r>
+        <w:rPr>
+          <w:rFonts w:ascii="Times New Roman" w:hAnsi="Times New Roman"/>
+          <w:sz w:val="24"/>
+          <w:szCs w:val="24"/>
+        </w:rPr>
+        <w:t xml:space="preserve">|---|---|</w:t>
+      </w:r>
+    </w:p>
+    <w:p>
+      <w:pPr>
+        <w:keepLines/>
+        <w:widowControl/>
+        <w:spacing w:after="160"/>
+        <w:jc w:val="both"/>
+      </w:pPr>
+      <w:r>
+        <w:rPr>
+          <w:rFonts w:ascii="Times New Roman" w:hAnsi="Times New Roman"/>
+          <w:sz w:val="24"/>
+          <w:szCs w:val="24"/>
+        </w:rPr>
+        <w:t xml:space="preserve">| Purpose of this Protected Series | [PURPOSE — e.g., "to acquire, own, lease, and manage the real property located at ___" or "any lawful business"] |</w:t>
+      </w:r>
+    </w:p>
+    <w:p>
+      <w:pPr>
+        <w:keepLines/>
+        <w:widowControl/>
+        <w:spacing w:after="160"/>
+        <w:jc w:val="both"/>
+      </w:pPr>
+      <w:r>
+        <w:rPr>
+          <w:rFonts w:ascii="Times New Roman" w:hAnsi="Times New Roman"/>
+          <w:sz w:val="24"/>
+          <w:szCs w:val="24"/>
+        </w:rPr>
+        <w:t xml:space="preserve">| Owner of this Protected Series | The Company. This Protected Series has no Associated Members (ss. 605.2302(1), 605.2303(2), Fla. Stat.). |</w:t>
+      </w:r>
+    </w:p>
+    <w:p>
+      <w:pPr>
+        <w:keepLines/>
+        <w:widowControl/>
+        <w:spacing w:after="160"/>
+        <w:jc w:val="both"/>
+      </w:pPr>
+      <w:r>
+        <w:rPr>
+          <w:rFonts w:ascii="Times New Roman" w:hAnsi="Times New Roman"/>
+          <w:sz w:val="24"/>
+          <w:szCs w:val="24"/>
+        </w:rPr>
+        <w:t xml:space="preserve">| Protected Series Manager | [Same as Company Manager / NAME] |</w:t>
+      </w:r>
+    </w:p>
+    <w:p>
+      <w:pPr>
+        <w:keepLines/>
+        <w:widowControl/>
+        <w:spacing w:after="160"/>
+        <w:jc w:val="both"/>
+      </w:pPr>
+      <w:r>
+        <w:rPr>
+          <w:rFonts w:ascii="Times New Roman" w:hAnsi="Times New Roman"/>
+          <w:sz w:val="24"/>
+          <w:szCs w:val="24"/>
+        </w:rPr>
+        <w:t xml:space="preserve">| Contributions to this Protected Series | By the Company: $[AMOUNT] on [DATE] [and/or described property] |</w:t>
+      </w:r>
+    </w:p>
+    <w:p>
+      <w:pPr>
+        <w:keepLines/>
+        <w:widowControl/>
+        <w:spacing w:after="160"/>
+        <w:jc w:val="both"/>
+      </w:pPr>
+      <w:r>
+        <w:rPr>
+          <w:rFonts w:ascii="Times New Roman" w:hAnsi="Times New Roman"/>
+          <w:sz w:val="24"/>
+          <w:szCs w:val="24"/>
+        </w:rPr>
+        <w:t xml:space="preserve">| Initial Associated Assets | As set forth on the Asset Schedule attached to this Series Exhibit and completed by the Member(s), together with the records maintained under Article 8. |</w:t>
+      </w:r>
+    </w:p>
+    <w:p>
+      <w:pPr>
+        <w:keepLines/>
+        <w:widowControl/>
+        <w:spacing w:after="160"/>
+        <w:jc w:val="both"/>
+      </w:pPr>
+      <w:r>
+        <w:rPr>
+          <w:rFonts w:ascii="Times New Roman" w:hAnsi="Times New Roman"/>
+          <w:sz w:val="24"/>
+          <w:szCs w:val="24"/>
+        </w:rPr>
+        <w:t xml:space="preserve">| Special terms (if any) | [None / variations from the base Agreement — may not vary Article 8 or non-variable provisions of the Act] |</w:t>
+      </w:r>
+    </w:p>
+    <w:p>
+      <w:pPr>
+        <w:keepLines/>
+        <w:widowControl/>
+        <w:spacing w:after="160"/>
+        <w:jc w:val="both"/>
+      </w:pPr>
+      <w:r>
+        <w:rPr>
+          <w:rFonts w:ascii="Times New Roman" w:hAnsi="Times New Roman"/>
+          <w:sz w:val="24"/>
+          <w:szCs w:val="24"/>
+        </w:rPr>
+        <w:t xml:space="preserve">| Dissolution events specific to this Protected Series (if any) | [None / describe] |</w:t>
+      </w:r>
+    </w:p>
+    <w:p>
+      <w:pPr>
+        <w:keepLines/>
+        <w:widowControl/>
+        <w:spacing w:after="160"/>
+        <w:jc w:val="both"/>
+      </w:pPr>
+      <w:r>
+        <w:rPr>
+          <w:rFonts w:ascii="Times New Roman" w:hAnsi="Times New Roman"/>
+          <w:sz w:val="24"/>
+          <w:szCs w:val="24"/>
+        </w:rPr>
+        <w:t xml:space="preserve">Adopted effective [DATE] by the Company, acting through its Manager:</w:t>
+      </w:r>
+    </w:p>
+    <w:p>
+      <w:pPr>
+        <w:keepLines/>
+        <w:widowControl/>
+        <w:spacing w:after="160"/>
+        <w:jc w:val="both"/>
+      </w:pPr>
+      <w:r>
+        <w:rPr>
+          <w:rFonts w:ascii="Times New Roman" w:hAnsi="Times New Roman"/>
           <w:sz w:val="24"/>
           <w:szCs w:val="24"/>
         </w:rPr>
@@ -10307,743 +10970,10 @@
       <w:r>
         <w:rPr>
           <w:rFonts w:ascii="Times New Roman" w:hAnsi="Times New Roman"/>
-          <w:strike/>
-          <w:color w:val="C00000"/>
-          <w:sz w:val="24"/>
-          <w:szCs w:val="24"/>
-        </w:rPr>
-        <w:t xml:space="preserve">[MEMBER 2 NAME]</w:t>
-      </w:r>
-    </w:p>
-    <w:p>
-      <w:pPr>
-        <w:keepLines/>
-        <w:widowControl/>
-        <w:spacing w:after="160"/>
-        <w:jc w:val="both"/>
-      </w:pPr>
-      <w:r>
-        <w:rPr>
-          <w:rFonts w:ascii="Times New Roman" w:hAnsi="Times New Roman"/>
-          <w:strike/>
-          <w:color w:val="C00000"/>
-          <w:sz w:val="24"/>
-          <w:szCs w:val="24"/>
-        </w:rPr>
-        <w:t xml:space="preserve">_____________________________</w:t>
-      </w:r>
-    </w:p>
-    <w:p>
-      <w:pPr>
-        <w:keepLines/>
-        <w:widowControl/>
-        <w:spacing w:after="160"/>
-        <w:jc w:val="both"/>
-      </w:pPr>
-      <w:r>
-        <w:rPr>
-          <w:rFonts w:ascii="Times New Roman" w:hAnsi="Times New Roman"/>
-          <w:strike/>
-          <w:color w:val="C00000"/>
-          <w:sz w:val="24"/>
-          <w:szCs w:val="24"/>
-        </w:rPr>
-        <w:t xml:space="preserve">[MEMBER 3 NAME, if any]</w:t>
-      </w:r>
-    </w:p>
-    <w:p>
-      <w:pPr>
-        <w:keepLines/>
-        <w:widowControl/>
-        <w:spacing w:after="160"/>
-        <w:jc w:val="both"/>
-      </w:pPr>
-      <w:r>
-        <w:rPr>
-          <w:rFonts w:ascii="Times New Roman" w:hAnsi="Times New Roman"/>
-          <w:sz w:val="24"/>
-          <w:szCs w:val="24"/>
-        </w:rPr>
-        <w:t xml:space="preserve">ACKNOWLEDGED AND AGREED BY MANAGER:</w:t>
-      </w:r>
-    </w:p>
-    <w:p>
-      <w:pPr>
-        <w:keepLines/>
-        <w:widowControl/>
-        <w:spacing w:after="160"/>
-        <w:jc w:val="both"/>
-      </w:pPr>
-      <w:r>
-        <w:rPr>
-          <w:rFonts w:ascii="Times New Roman" w:hAnsi="Times New Roman"/>
-          <w:sz w:val="24"/>
-          <w:szCs w:val="24"/>
-        </w:rPr>
-        <w:t xml:space="preserve">[MANAGER SIGNATURE BLOCKS]</w:t>
-      </w:r>
-    </w:p>
-    <w:p>
-      <w:pPr>
-        <w:keepLines/>
-        <w:widowControl/>
-        <w:spacing w:after="160"/>
-        <w:jc w:val="both"/>
-      </w:pPr>
-      <w:r>
-        <w:rPr>
-          <w:rFonts w:ascii="Times New Roman" w:hAnsi="Times New Roman"/>
-          <w:sz w:val="24"/>
-          <w:szCs w:val="24"/>
-        </w:rPr>
-        <w:t xml:space="preserve">EXHIBIT A — </w:t>
-      </w:r>
-      <w:r>
-        <w:rPr>
-          <w:rFonts w:ascii="Times New Roman" w:hAnsi="Times New Roman"/>
-          <w:strike/>
-          <w:color w:val="C00000"/>
-          <w:sz w:val="24"/>
-          <w:szCs w:val="24"/>
-        </w:rPr>
-        <w:t xml:space="preserve">MEMBERS; PERCENTAGE INTERESTS; </w:t>
-      </w:r>
-      <w:r>
-        <w:rPr>
-          <w:rFonts w:ascii="Times New Roman" w:hAnsi="Times New Roman"/>
-          <w:color w:val="0645AD"/>
-          <w:u w:val="single"/>
-          <w:sz w:val="24"/>
-          <w:szCs w:val="24"/>
-        </w:rPr>
-        <w:t xml:space="preserve">MEMBER; </w:t>
-      </w:r>
-      <w:r>
-        <w:rPr>
-          <w:rFonts w:ascii="Times New Roman" w:hAnsi="Times New Roman"/>
-          <w:sz w:val="24"/>
-          <w:szCs w:val="24"/>
-        </w:rPr>
-        <w:t xml:space="preserve">CONTRIBUTIONS; TOD </w:t>
-      </w:r>
-      <w:r>
-        <w:rPr>
-          <w:rFonts w:ascii="Times New Roman" w:hAnsi="Times New Roman"/>
-          <w:strike/>
-          <w:color w:val="C00000"/>
-          <w:sz w:val="24"/>
-          <w:szCs w:val="24"/>
-        </w:rPr>
-        <w:t xml:space="preserve">DESIGNATIONS </w:t>
-      </w:r>
-      <w:r>
-        <w:rPr>
-          <w:rFonts w:ascii="Times New Roman" w:hAnsi="Times New Roman"/>
-          <w:color w:val="0645AD"/>
-          <w:u w:val="single"/>
-          <w:sz w:val="24"/>
-          <w:szCs w:val="24"/>
-        </w:rPr>
-        <w:t xml:space="preserve">DESIGNATION </w:t>
-      </w:r>
-    </w:p>
-    <w:p>
-      <w:pPr>
-        <w:keepLines/>
-        <w:widowControl/>
-        <w:spacing w:after="160"/>
-        <w:jc w:val="both"/>
-      </w:pPr>
-      <w:r>
-        <w:rPr>
-          <w:rFonts w:ascii="Times New Roman" w:hAnsi="Times New Roman"/>
-          <w:sz w:val="24"/>
-          <w:szCs w:val="24"/>
-        </w:rPr>
-        <w:t xml:space="preserve">Company: [COMPANY NAME], LLC</w:t>
-      </w:r>
-    </w:p>
-    <w:p>
-      <w:pPr>
-        <w:keepLines/>
-        <w:widowControl/>
-        <w:spacing w:after="160"/>
-        <w:jc w:val="both"/>
-      </w:pPr>
-      <w:r>
-        <w:rPr>
-          <w:rFonts w:ascii="Times New Roman" w:hAnsi="Times New Roman"/>
-          <w:sz w:val="24"/>
-          <w:szCs w:val="24"/>
-        </w:rPr>
-        <w:t xml:space="preserve">| </w:t>
-      </w:r>
-      <w:r>
-        <w:rPr>
-          <w:rFonts w:ascii="Times New Roman" w:hAnsi="Times New Roman"/>
-          <w:strike/>
-          <w:color w:val="C00000"/>
-          <w:sz w:val="24"/>
-          <w:szCs w:val="24"/>
-        </w:rPr>
-        <w:t xml:space="preserve">Member name </w:t>
-      </w:r>
-      <w:r>
-        <w:rPr>
-          <w:rFonts w:ascii="Times New Roman" w:hAnsi="Times New Roman"/>
-          <w:color w:val="0645AD"/>
-          <w:u w:val="single"/>
-          <w:sz w:val="24"/>
-          <w:szCs w:val="24"/>
-        </w:rPr>
-        <w:t xml:space="preserve">Item </w:t>
-      </w:r>
-      <w:r>
-        <w:rPr>
-          <w:rFonts w:ascii="Times New Roman" w:hAnsi="Times New Roman"/>
-          <w:sz w:val="24"/>
-          <w:szCs w:val="24"/>
-        </w:rPr>
-        <w:t xml:space="preserve">| </w:t>
-      </w:r>
-      <w:r>
-        <w:rPr>
-          <w:rFonts w:ascii="Times New Roman" w:hAnsi="Times New Roman"/>
-          <w:strike/>
-          <w:color w:val="C00000"/>
-          <w:sz w:val="24"/>
-          <w:szCs w:val="24"/>
-        </w:rPr>
-        <w:t xml:space="preserve">Address </w:t>
-      </w:r>
-      <w:r>
-        <w:rPr>
-          <w:rFonts w:ascii="Times New Roman" w:hAnsi="Times New Roman"/>
-          <w:color w:val="0645AD"/>
-          <w:u w:val="single"/>
-          <w:sz w:val="24"/>
-          <w:szCs w:val="24"/>
-        </w:rPr>
-        <w:t xml:space="preserve">Information </w:t>
-      </w:r>
-      <w:r>
-        <w:rPr>
-          <w:rFonts w:ascii="Times New Roman" w:hAnsi="Times New Roman"/>
-          <w:sz w:val="24"/>
-          <w:szCs w:val="24"/>
-        </w:rPr>
-        <w:t xml:space="preserve">| </w:t>
-      </w:r>
-      <w:r>
-        <w:rPr>
-          <w:rFonts w:ascii="Times New Roman" w:hAnsi="Times New Roman"/>
-          <w:strike/>
-          <w:color w:val="C00000"/>
-          <w:sz w:val="24"/>
-          <w:szCs w:val="24"/>
-        </w:rPr>
-        <w:t xml:space="preserve">Percentage Interest | Initial contribution to the Company | Date | </w:t>
-      </w:r>
-    </w:p>
-    <w:p>
-      <w:pPr>
-        <w:keepLines/>
-        <w:widowControl/>
-        <w:spacing w:after="160"/>
-        <w:jc w:val="both"/>
-      </w:pPr>
-      <w:r>
-        <w:rPr>
-          <w:rFonts w:ascii="Times New Roman" w:hAnsi="Times New Roman"/>
-          <w:strike/>
-          <w:color w:val="C00000"/>
-          <w:sz w:val="24"/>
-          <w:szCs w:val="24"/>
-        </w:rPr>
-        <w:t xml:space="preserve">|---|---|---|---|---|</w:t>
-      </w:r>
-    </w:p>
-    <w:p>
-      <w:pPr>
-        <w:keepLines/>
-        <w:widowControl/>
-        <w:spacing w:after="160"/>
-        <w:jc w:val="both"/>
-      </w:pPr>
-      <w:r>
-        <w:rPr>
-          <w:rFonts w:ascii="Times New Roman" w:hAnsi="Times New Roman"/>
-          <w:strike/>
-          <w:color w:val="C00000"/>
-          <w:sz w:val="24"/>
-          <w:szCs w:val="24"/>
-        </w:rPr>
-        <w:t xml:space="preserve">| [MEMBER NAME] | [MEMBER ADDRESS] | [MEMBER SHARE] | [MEMBER CONTRIBUTION] | [MEMBER DATE] |</w:t>
-      </w:r>
-    </w:p>
-    <w:p>
-      <w:pPr>
-        <w:keepLines/>
-        <w:widowControl/>
-        <w:spacing w:after="160"/>
-        <w:jc w:val="both"/>
-      </w:pPr>
-      <w:r>
-        <w:rPr>
-          <w:rFonts w:ascii="Times New Roman" w:hAnsi="Times New Roman"/>
-          <w:strike/>
-          <w:color w:val="C00000"/>
-          <w:sz w:val="24"/>
-          <w:szCs w:val="24"/>
-        </w:rPr>
-        <w:t xml:space="preserve">| Total | | 100% | | |</w:t>
-      </w:r>
-    </w:p>
-    <w:p>
-      <w:pPr>
-        <w:keepLines/>
-        <w:widowControl/>
-        <w:spacing w:after="160"/>
-        <w:jc w:val="both"/>
-      </w:pPr>
-      <w:r>
-        <w:rPr>
-          <w:rFonts w:ascii="Times New Roman" w:hAnsi="Times New Roman"/>
-          <w:strike/>
-          <w:color w:val="C00000"/>
-          <w:sz w:val="24"/>
-          <w:szCs w:val="24"/>
-        </w:rPr>
-        <w:t xml:space="preserve">Transfer on Death designations (ss. 711.50–711.512, Fla. Stat.):</w:t>
-      </w:r>
-    </w:p>
-    <w:p>
-      <w:pPr>
-        <w:keepLines/>
-        <w:widowControl/>
-        <w:spacing w:after="160"/>
-        <w:jc w:val="both"/>
-      </w:pPr>
-      <w:r>
-        <w:rPr>
-          <w:rFonts w:ascii="Times New Roman" w:hAnsi="Times New Roman"/>
-          <w:strike/>
-          <w:color w:val="C00000"/>
-          <w:sz w:val="24"/>
-          <w:szCs w:val="24"/>
-        </w:rPr>
-        <w:t xml:space="preserve">| Designating Member | TOD beneficiary (any person or entity) |</w:t>
-      </w:r>
-    </w:p>
-    <w:p>
-      <w:pPr>
-        <w:keepLines/>
-        <w:widowControl/>
-        <w:spacing w:after="160"/>
-        <w:jc w:val="both"/>
-      </w:pPr>
-      <w:r>
-        <w:rPr>
-          <w:rFonts w:ascii="Times New Roman" w:hAnsi="Times New Roman"/>
-          <w:sz w:val="24"/>
-          <w:szCs w:val="24"/>
-        </w:rPr>
-        <w:t xml:space="preserve">|---|---|</w:t>
-      </w:r>
-    </w:p>
-    <w:p>
-      <w:pPr>
-        <w:keepLines/>
-        <w:widowControl/>
-        <w:spacing w:after="160"/>
-        <w:jc w:val="both"/>
-      </w:pPr>
-      <w:r>
-        <w:rPr>
-          <w:rFonts w:ascii="Times New Roman" w:hAnsi="Times New Roman"/>
-          <w:color w:val="0645AD"/>
-          <w:u w:val="single"/>
-          <w:sz w:val="24"/>
-          <w:szCs w:val="24"/>
-        </w:rPr>
-        <w:t xml:space="preserve">| Member name </w:t>
-      </w:r>
-      <w:r>
-        <w:rPr>
-          <w:rFonts w:ascii="Times New Roman" w:hAnsi="Times New Roman"/>
-          <w:sz w:val="24"/>
-          <w:szCs w:val="24"/>
-        </w:rPr>
-        <w:t xml:space="preserve">| [MEMBER NAME] | </w:t>
-      </w:r>
-      <w:r>
-        <w:rPr>
-          <w:rFonts w:ascii="Times New Roman" w:hAnsi="Times New Roman"/>
-          <w:strike/>
-          <w:color w:val="C00000"/>
-          <w:sz w:val="24"/>
-          <w:szCs w:val="24"/>
-        </w:rPr>
-        <w:t xml:space="preserve">[MEMBER TOD] | </w:t>
-      </w:r>
-    </w:p>
-    <w:p>
-      <w:pPr>
-        <w:keepLines/>
-        <w:widowControl/>
-        <w:spacing w:after="160"/>
-        <w:jc w:val="both"/>
-      </w:pPr>
-      <w:r>
-        <w:rPr>
-          <w:rFonts w:ascii="Times New Roman" w:hAnsi="Times New Roman"/>
-          <w:strike/>
-          <w:color w:val="C00000"/>
-          <w:sz w:val="24"/>
-          <w:szCs w:val="24"/>
-        </w:rPr>
-        <w:t xml:space="preserve">If no beneficiary is designated, or a designation fails, the Member's interest passes as provided by law, subject to this Agreement. </w:t>
-      </w:r>
-      <w:r>
-        <w:rPr>
-          <w:rFonts w:ascii="Times New Roman" w:hAnsi="Times New Roman"/>
-          <w:color w:val="0645AD"/>
-          <w:u w:val="single"/>
-          <w:sz w:val="24"/>
-          <w:szCs w:val="24"/>
-        </w:rPr>
-        <w:t xml:space="preserve">| Member address | [ADDRESS] | </w:t>
-      </w:r>
-    </w:p>
-    <w:p>
-      <w:pPr>
-        <w:keepLines/>
-        <w:widowControl/>
-        <w:spacing w:after="160"/>
-        <w:jc w:val="both"/>
-      </w:pPr>
-      <w:r>
-        <w:rPr>
-          <w:rFonts w:ascii="Times New Roman" w:hAnsi="Times New Roman"/>
-          <w:color w:val="0645AD"/>
-          <w:u w:val="single"/>
-          <w:sz w:val="24"/>
-          <w:szCs w:val="24"/>
-        </w:rPr>
-        <w:t xml:space="preserve">| Membership Interest | 100% (single class) |</w:t>
-      </w:r>
-    </w:p>
-    <w:p>
-      <w:pPr>
-        <w:keepLines/>
-        <w:widowControl/>
-        <w:spacing w:after="160"/>
-        <w:jc w:val="both"/>
-      </w:pPr>
-      <w:r>
-        <w:rPr>
-          <w:rFonts w:ascii="Times New Roman" w:hAnsi="Times New Roman"/>
-          <w:color w:val="0645AD"/>
-          <w:u w:val="single"/>
-          <w:sz w:val="24"/>
-          <w:szCs w:val="24"/>
-        </w:rPr>
-        <w:t xml:space="preserve">| Initial contribution to the Company | $[AMOUNT] [and/or described property] |</w:t>
-      </w:r>
-    </w:p>
-    <w:p>
-      <w:pPr>
-        <w:keepLines/>
-        <w:widowControl/>
-        <w:spacing w:after="160"/>
-        <w:jc w:val="both"/>
-      </w:pPr>
-      <w:r>
-        <w:rPr>
-          <w:rFonts w:ascii="Times New Roman" w:hAnsi="Times New Roman"/>
-          <w:color w:val="0645AD"/>
-          <w:u w:val="single"/>
-          <w:sz w:val="24"/>
-          <w:szCs w:val="24"/>
-        </w:rPr>
-        <w:t xml:space="preserve">| Date of contribution | [DATE] |</w:t>
-      </w:r>
-    </w:p>
-    <w:p>
-      <w:pPr>
-        <w:keepLines/>
-        <w:widowControl/>
-        <w:spacing w:after="160"/>
-        <w:jc w:val="both"/>
-      </w:pPr>
-      <w:r>
-        <w:rPr>
-          <w:rFonts w:ascii="Times New Roman" w:hAnsi="Times New Roman"/>
-          <w:color w:val="0645AD"/>
-          <w:u w:val="single"/>
-          <w:sz w:val="24"/>
-          <w:szCs w:val="24"/>
-        </w:rPr>
-        <w:t xml:space="preserve">Transfer on Death designation (ss. 711.50–711.512, Fla. Stat.):</w:t>
-      </w:r>
-    </w:p>
-    <w:p>
-      <w:pPr>
-        <w:keepLines/>
-        <w:widowControl/>
-        <w:spacing w:after="160"/>
-        <w:jc w:val="both"/>
-      </w:pPr>
-      <w:r>
-        <w:rPr>
-          <w:rFonts w:ascii="Times New Roman" w:hAnsi="Times New Roman"/>
-          <w:color w:val="0645AD"/>
-          <w:u w:val="single"/>
-          <w:sz w:val="24"/>
-          <w:szCs w:val="24"/>
-        </w:rPr>
-        <w:t xml:space="preserve">Upon the death of the Member, the Membership Interest shall pass to: [TOD BENEFICIARY NAME(S)], or if none is designated or the designation fails, the Membership Interest passes as provided by law.</w:t>
-      </w:r>
-    </w:p>
-    <w:p>
-      <w:pPr>
-        <w:keepLines/>
-        <w:widowControl/>
-        <w:spacing w:after="160"/>
-        <w:jc w:val="both"/>
-      </w:pPr>
-      <w:r>
-        <w:rPr>
-          <w:rFonts w:ascii="Times New Roman" w:hAnsi="Times New Roman"/>
-          <w:b/>
-          <w:sz w:val="24"/>
-          <w:szCs w:val="24"/>
-        </w:rPr>
-        <w:t xml:space="preserve">SERIES EXHIBIT PS-[N]</w:t>
-      </w:r>
-    </w:p>
-    <w:p>
-      <w:pPr>
-        <w:keepLines/>
-        <w:widowControl/>
-        <w:spacing w:after="160"/>
-        <w:jc w:val="both"/>
-      </w:pPr>
-      <w:r>
-        <w:rPr>
-          <w:rFonts w:ascii="Times New Roman" w:hAnsi="Times New Roman"/>
-          <w:sz w:val="24"/>
-          <w:szCs w:val="24"/>
-        </w:rPr>
-        <w:t xml:space="preserve">Protected Series name (exactly as filed with the Department):</w:t>
-      </w:r>
-    </w:p>
-    <w:p>
-      <w:pPr>
-        <w:keepLines/>
-        <w:widowControl/>
-        <w:spacing w:after="160"/>
-        <w:jc w:val="both"/>
-      </w:pPr>
-      <w:r>
-        <w:rPr>
-          <w:rFonts w:ascii="Times New Roman" w:hAnsi="Times New Roman"/>
-          <w:sz w:val="24"/>
-          <w:szCs w:val="24"/>
-        </w:rPr>
-        <w:t xml:space="preserve">[COMPANY NAME], LLC - PS [N]</w:t>
-      </w:r>
-    </w:p>
-    <w:p>
-      <w:pPr>
-        <w:keepLines/>
-        <w:widowControl/>
-        <w:spacing w:after="160"/>
-        <w:jc w:val="both"/>
-      </w:pPr>
-      <w:r>
-        <w:rPr>
-          <w:rFonts w:ascii="Times New Roman" w:hAnsi="Times New Roman"/>
-          <w:sz w:val="24"/>
-          <w:szCs w:val="24"/>
-        </w:rPr>
-        <w:t xml:space="preserve">| Item | Terms |</w:t>
-      </w:r>
-    </w:p>
-    <w:p>
-      <w:pPr>
-        <w:keepLines/>
-        <w:widowControl/>
-        <w:spacing w:after="160"/>
-        <w:jc w:val="both"/>
-      </w:pPr>
-      <w:r>
-        <w:rPr>
-          <w:rFonts w:ascii="Times New Roman" w:hAnsi="Times New Roman"/>
-          <w:sz w:val="24"/>
-          <w:szCs w:val="24"/>
-        </w:rPr>
-        <w:t xml:space="preserve">|---|---|</w:t>
-      </w:r>
-    </w:p>
-    <w:p>
-      <w:pPr>
-        <w:keepLines/>
-        <w:widowControl/>
-        <w:spacing w:after="160"/>
-        <w:jc w:val="both"/>
-      </w:pPr>
-      <w:r>
-        <w:rPr>
-          <w:rFonts w:ascii="Times New Roman" w:hAnsi="Times New Roman"/>
-          <w:sz w:val="24"/>
-          <w:szCs w:val="24"/>
-        </w:rPr>
-        <w:t xml:space="preserve">| Purpose of this Protected Series | [PURPOSE — e.g., "to acquire, own, lease, and manage the real property located at ___" or "any lawful business"] |</w:t>
-      </w:r>
-    </w:p>
-    <w:p>
-      <w:pPr>
-        <w:keepLines/>
-        <w:widowControl/>
-        <w:spacing w:after="160"/>
-        <w:jc w:val="both"/>
-      </w:pPr>
-      <w:r>
-        <w:rPr>
-          <w:rFonts w:ascii="Times New Roman" w:hAnsi="Times New Roman"/>
-          <w:sz w:val="24"/>
-          <w:szCs w:val="24"/>
-        </w:rPr>
-        <w:t xml:space="preserve">| Owner of this Protected Series | The Company. This Protected Series has no Associated Members (ss. 605.2302(1), 605.2303(2), Fla. Stat.). |</w:t>
-      </w:r>
-    </w:p>
-    <w:p>
-      <w:pPr>
-        <w:keepLines/>
-        <w:widowControl/>
-        <w:spacing w:after="160"/>
-        <w:jc w:val="both"/>
-      </w:pPr>
-      <w:r>
-        <w:rPr>
-          <w:rFonts w:ascii="Times New Roman" w:hAnsi="Times New Roman"/>
-          <w:sz w:val="24"/>
-          <w:szCs w:val="24"/>
-        </w:rPr>
-        <w:t xml:space="preserve">| Protected Series Manager | [Same as Company Manager / NAME] |</w:t>
-      </w:r>
-    </w:p>
-    <w:p>
-      <w:pPr>
-        <w:keepLines/>
-        <w:widowControl/>
-        <w:spacing w:after="160"/>
-        <w:jc w:val="both"/>
-      </w:pPr>
-      <w:r>
-        <w:rPr>
-          <w:rFonts w:ascii="Times New Roman" w:hAnsi="Times New Roman"/>
-          <w:sz w:val="24"/>
-          <w:szCs w:val="24"/>
-        </w:rPr>
-        <w:t xml:space="preserve">| Contributions to this Protected Series | By the Company: $[AMOUNT] on [DATE] [and/or described property] |</w:t>
-      </w:r>
-    </w:p>
-    <w:p>
-      <w:pPr>
-        <w:keepLines/>
-        <w:widowControl/>
-        <w:spacing w:after="160"/>
-        <w:jc w:val="both"/>
-      </w:pPr>
-      <w:r>
-        <w:rPr>
-          <w:rFonts w:ascii="Times New Roman" w:hAnsi="Times New Roman"/>
-          <w:sz w:val="24"/>
-          <w:szCs w:val="24"/>
-        </w:rPr>
-        <w:t xml:space="preserve">| Initial Associated Assets | As set forth on the Asset Schedule attached to this Series Exhibit and completed by the Member(s), together with the records maintained under Article 8. |</w:t>
-      </w:r>
-    </w:p>
-    <w:p>
-      <w:pPr>
-        <w:keepLines/>
-        <w:widowControl/>
-        <w:spacing w:after="160"/>
-        <w:jc w:val="both"/>
-      </w:pPr>
-      <w:r>
-        <w:rPr>
-          <w:rFonts w:ascii="Times New Roman" w:hAnsi="Times New Roman"/>
-          <w:sz w:val="24"/>
-          <w:szCs w:val="24"/>
-        </w:rPr>
-        <w:t xml:space="preserve">| Special terms (if any) | [None / variations from the base Agreement — may not vary Article 8 or non-variable provisions of the Act] |</w:t>
-      </w:r>
-    </w:p>
-    <w:p>
-      <w:pPr>
-        <w:keepLines/>
-        <w:widowControl/>
-        <w:spacing w:after="160"/>
-        <w:jc w:val="both"/>
-      </w:pPr>
-      <w:r>
-        <w:rPr>
-          <w:rFonts w:ascii="Times New Roman" w:hAnsi="Times New Roman"/>
-          <w:sz w:val="24"/>
-          <w:szCs w:val="24"/>
-        </w:rPr>
-        <w:t xml:space="preserve">| Dissolution events specific to this Protected Series (if any) | [None / describe] |</w:t>
-      </w:r>
-    </w:p>
-    <w:p>
-      <w:pPr>
-        <w:keepLines/>
-        <w:widowControl/>
-        <w:spacing w:after="160"/>
-        <w:jc w:val="both"/>
-      </w:pPr>
-      <w:r>
-        <w:rPr>
-          <w:rFonts w:ascii="Times New Roman" w:hAnsi="Times New Roman"/>
-          <w:sz w:val="24"/>
-          <w:szCs w:val="24"/>
-        </w:rPr>
-        <w:t xml:space="preserve">Adopted effective [DATE] by the Company, acting through its Manager:</w:t>
-      </w:r>
-    </w:p>
-    <w:p>
-      <w:pPr>
-        <w:keepLines/>
-        <w:widowControl/>
-        <w:spacing w:after="160"/>
-        <w:jc w:val="both"/>
-      </w:pPr>
-      <w:r>
-        <w:rPr>
-          <w:rFonts w:ascii="Times New Roman" w:hAnsi="Times New Roman"/>
-          <w:sz w:val="24"/>
-          <w:szCs w:val="24"/>
-        </w:rPr>
-        <w:t xml:space="preserve">_____________________________</w:t>
-      </w:r>
-    </w:p>
-    <w:p>
-      <w:pPr>
-        <w:keepLines/>
-        <w:widowControl/>
-        <w:spacing w:after="160"/>
-        <w:jc w:val="both"/>
-      </w:pPr>
-      <w:r>
-        <w:rPr>
-          <w:rFonts w:ascii="Times New Roman" w:hAnsi="Times New Roman"/>
-          <w:sz w:val="24"/>
-          <w:szCs w:val="24"/>
-        </w:rPr>
-        <w:t xml:space="preserve">[NAME], Protected Series Manager</w:t>
+          <w:sz w:val="24"/>
+          <w:szCs w:val="24"/>
+        </w:rPr>
+        <w:t xml:space="preserve">[ADOPTER NAME], Protected Series Manager</w:t>
       </w:r>
     </w:p>
     <w:p>

--- a/docs/word/FPSLLC Redline - Manager-Managed Multi-Member vs Single Member.docx
+++ b/docs/word/FPSLLC Redline - Manager-Managed Multi-Member vs Single Member.docx
@@ -62,7 +62,7 @@
           <w:sz w:val="24"/>
           <w:szCs w:val="24"/>
         </w:rPr>
-        <w:t xml:space="preserve">88 paragraphs identical · 79 changed · 49 only in the first · 5 only in the second</w:t>
+        <w:t xml:space="preserve">87 paragraphs identical · 79 changed · 49 only in the first · 5 only in the second</w:t>
       </w:r>
     </w:p>
     <w:p>
@@ -3751,7 +3751,7 @@
           <w:sz w:val="24"/>
           <w:szCs w:val="24"/>
         </w:rPr>
-        <w:t xml:space="preserve">5.1 Manager-Managed; the Manager. The Company is manager-managed as provided in its Articles of Organization and this Agreement. [MANAGER APPOINTMENT] If more than one person is serving as Manager, every act, approval, consent, decision, or determination of the Manager under this Agreement requires the approval of a majority of the Managers then serving, and no Manager acting alone has actual authority to act for the Company or for any Protected Series. Anything required to be delivered to the Manager may be delivered to any Manager, and a covenant, restriction, or standard of conduct stated in this Agreement as applying to the Manager applies to each Manager individually. This Section governs among the </w:t>
+        <w:t xml:space="preserve">5.1 Manager-Managed; the Manager. The Company is manager-managed as provided in its Articles of Organization and this Agreement. &lt;!-- one:manager --&gt;The initial Manager is [MANAGER NAMES].&lt;!-- /one --&gt;&lt;!-- many:manager --&gt;The initial Managers are [MANAGER NAMES].&lt;!-- /many --&gt; If more than one person is serving as Manager, every act, approval, consent, decision, or determination of the Manager under this Agreement requires the approval of a majority of the Managers then serving, and no Manager acting alone has actual authority to act for the Company or for any Protected Series. Anything required to be delivered to the Manager may be delivered to any Manager, and a covenant, restriction, or standard of conduct stated in this Agreement as applying to the Manager applies to each Manager individually. This Section governs among the </w:t>
       </w:r>
       <w:r>
         <w:rPr>
@@ -10294,23 +10294,23 @@
           <w:sz w:val="24"/>
           <w:szCs w:val="24"/>
         </w:rPr>
-        <w:t xml:space="preserve">ACKNOWLEDGED AND AGREED BY MANAGER:</w:t>
-      </w:r>
-    </w:p>
-    <w:p>
-      <w:pPr>
-        <w:keepLines/>
-        <w:widowControl/>
-        <w:spacing w:after="160"/>
-        <w:jc w:val="both"/>
-      </w:pPr>
-      <w:r>
-        <w:rPr>
-          <w:rFonts w:ascii="Times New Roman" w:hAnsi="Times New Roman"/>
-          <w:sz w:val="24"/>
-          <w:szCs w:val="24"/>
-        </w:rPr>
-        <w:t xml:space="preserve">[MANAGER SIGNATURE BLOCKS]</w:t>
+        <w:t xml:space="preserve">_____________________________</w:t>
+      </w:r>
+    </w:p>
+    <w:p>
+      <w:pPr>
+        <w:keepLines/>
+        <w:widowControl/>
+        <w:spacing w:after="160"/>
+        <w:jc w:val="both"/>
+      </w:pPr>
+      <w:r>
+        <w:rPr>
+          <w:rFonts w:ascii="Times New Roman" w:hAnsi="Times New Roman"/>
+          <w:sz w:val="24"/>
+          <w:szCs w:val="24"/>
+        </w:rPr>
+        <w:t xml:space="preserve">[MANAGER NAME], Manager</w:t>
       </w:r>
     </w:p>
     <w:p>
@@ -10926,22 +10926,6 @@
           <w:szCs w:val="24"/>
         </w:rPr>
         <w:t xml:space="preserve">| Dissolution events specific to this Protected Series (if any) | [None / describe] |</w:t>
-      </w:r>
-    </w:p>
-    <w:p>
-      <w:pPr>
-        <w:keepLines/>
-        <w:widowControl/>
-        <w:spacing w:after="160"/>
-        <w:jc w:val="both"/>
-      </w:pPr>
-      <w:r>
-        <w:rPr>
-          <w:rFonts w:ascii="Times New Roman" w:hAnsi="Times New Roman"/>
-          <w:sz w:val="24"/>
-          <w:szCs w:val="24"/>
-        </w:rPr>
-        <w:t xml:space="preserve">Adopted effective [DATE] by the Company, acting through its Manager:</w:t>
       </w:r>
     </w:p>
     <w:p>

--- a/docs/word/FPSLLC Redline - Manager-Managed Multi-Member vs Single Member.docx
+++ b/docs/word/FPSLLC Redline - Manager-Managed Multi-Member vs Single Member.docx
@@ -62,7 +62,7 @@
           <w:sz w:val="24"/>
           <w:szCs w:val="24"/>
         </w:rPr>
-        <w:t xml:space="preserve">87 paragraphs identical · 79 changed · 49 only in the first · 5 only in the second</w:t>
+        <w:t xml:space="preserve">88 paragraphs identical · 79 changed · 49 only in the first · 5 only in the second</w:t>
       </w:r>
     </w:p>
     <w:p>
@@ -11213,6 +11213,22 @@
           <w:szCs w:val="24"/>
         </w:rPr>
         <w:t xml:space="preserve">Stat. </w:t>
+      </w:r>
+    </w:p>
+    <w:p>
+      <w:pPr>
+        <w:keepLines/>
+        <w:widowControl/>
+        <w:spacing w:after="160"/>
+        <w:jc w:val="both"/>
+      </w:pPr>
+      <w:r>
+        <w:rPr>
+          <w:rFonts w:ascii="Times New Roman" w:hAnsi="Times New Roman"/>
+          <w:sz w:val="24"/>
+          <w:szCs w:val="24"/>
+        </w:rPr>
+        <w:t xml:space="preserve">[TITLE] of [COMPANY NAME], LLC — generated by MyFloridaSeriesLLC · Master [EDITION]</w:t>
       </w:r>
     </w:p>
     <w:sectPr>

--- a/docs/word/FPSLLC Redline - Manager-Managed Multi-Member vs Single Member.docx
+++ b/docs/word/FPSLLC Redline - Manager-Managed Multi-Member vs Single Member.docx
@@ -10877,7 +10877,7 @@
           <w:sz w:val="24"/>
           <w:szCs w:val="24"/>
         </w:rPr>
-        <w:t xml:space="preserve">| Contributions to this Protected Series | By the Company: $[AMOUNT] on [DATE] [and/or described property] |</w:t>
+        <w:t xml:space="preserve">| Contributions to this Protected Series | By the Company: [CONTRIBUTION] |</w:t>
       </w:r>
     </w:p>
     <w:p>

--- a/docs/word/FPSLLC Redline - Manager-Managed Multi-Member vs Single Member.docx
+++ b/docs/word/FPSLLC Redline - Manager-Managed Multi-Member vs Single Member.docx
@@ -62,7 +62,7 @@
           <w:sz w:val="24"/>
           <w:szCs w:val="24"/>
         </w:rPr>
-        <w:t xml:space="preserve">88 paragraphs identical · 79 changed · 49 only in the first · 5 only in the second</w:t>
+        <w:t xml:space="preserve">88 paragraphs identical · 79 changed · 50 only in the first · 5 only in the second</w:t>
       </w:r>
     </w:p>
     <w:p>
@@ -5193,6 +5193,146 @@
           <w:sz w:val="24"/>
           <w:szCs w:val="24"/>
         </w:rPr>
+        <w:t xml:space="preserve">5.10 Conflict </w:t>
+      </w:r>
+      <w:r>
+        <w:rPr>
+          <w:rFonts w:ascii="Times New Roman" w:hAnsi="Times New Roman"/>
+          <w:color w:val="0645AD"/>
+          <w:u w:val="single"/>
+          <w:sz w:val="24"/>
+          <w:szCs w:val="24"/>
+        </w:rPr>
+        <w:t xml:space="preserve">6.3 Separate Accounting. The Company shall maintain a separate accounting </w:t>
+      </w:r>
+      <w:r>
+        <w:rPr>
+          <w:rFonts w:ascii="Times New Roman" w:hAnsi="Times New Roman"/>
+          <w:sz w:val="24"/>
+          <w:szCs w:val="24"/>
+        </w:rPr>
+        <w:t xml:space="preserve">of </w:t>
+      </w:r>
+      <w:r>
+        <w:rPr>
+          <w:rFonts w:ascii="Times New Roman" w:hAnsi="Times New Roman"/>
+          <w:strike/>
+          <w:color w:val="C00000"/>
+          <w:sz w:val="24"/>
+          <w:szCs w:val="24"/>
+        </w:rPr>
+        <w:t xml:space="preserve">Interest Transactions. Neither </w:t>
+      </w:r>
+      <w:r>
+        <w:rPr>
+          <w:rFonts w:ascii="Times New Roman" w:hAnsi="Times New Roman"/>
+          <w:color w:val="0645AD"/>
+          <w:u w:val="single"/>
+          <w:sz w:val="24"/>
+          <w:szCs w:val="24"/>
+        </w:rPr>
+        <w:t xml:space="preserve">contributions to, and </w:t>
+      </w:r>
+      <w:r>
+        <w:rPr>
+          <w:rFonts w:ascii="Times New Roman" w:hAnsi="Times New Roman"/>
+          <w:sz w:val="24"/>
+          <w:szCs w:val="24"/>
+        </w:rPr>
+        <w:t xml:space="preserve">the </w:t>
+      </w:r>
+      <w:r>
+        <w:rPr>
+          <w:rFonts w:ascii="Times New Roman" w:hAnsi="Times New Roman"/>
+          <w:strike/>
+          <w:color w:val="C00000"/>
+          <w:sz w:val="24"/>
+          <w:szCs w:val="24"/>
+        </w:rPr>
+        <w:t xml:space="preserve">Manager nor any Member shall cause </w:t>
+      </w:r>
+      <w:r>
+        <w:rPr>
+          <w:rFonts w:ascii="Times New Roman" w:hAnsi="Times New Roman"/>
+          <w:color w:val="0645AD"/>
+          <w:u w:val="single"/>
+          <w:sz w:val="24"/>
+          <w:szCs w:val="24"/>
+        </w:rPr>
+        <w:t xml:space="preserve">capital of, </w:t>
+      </w:r>
+      <w:r>
+        <w:rPr>
+          <w:rFonts w:ascii="Times New Roman" w:hAnsi="Times New Roman"/>
+          <w:sz w:val="24"/>
+          <w:szCs w:val="24"/>
+        </w:rPr>
+        <w:t xml:space="preserve">the Company </w:t>
+      </w:r>
+      <w:r>
+        <w:rPr>
+          <w:rFonts w:ascii="Times New Roman" w:hAnsi="Times New Roman"/>
+          <w:strike/>
+          <w:color w:val="C00000"/>
+          <w:sz w:val="24"/>
+          <w:szCs w:val="24"/>
+        </w:rPr>
+        <w:t xml:space="preserve">or any </w:t>
+      </w:r>
+      <w:r>
+        <w:rPr>
+          <w:rFonts w:ascii="Times New Roman" w:hAnsi="Times New Roman"/>
+          <w:color w:val="0645AD"/>
+          <w:u w:val="single"/>
+          <w:sz w:val="24"/>
+          <w:szCs w:val="24"/>
+        </w:rPr>
+        <w:t xml:space="preserve">and each </w:t>
+      </w:r>
+      <w:r>
+        <w:rPr>
+          <w:rFonts w:ascii="Times New Roman" w:hAnsi="Times New Roman"/>
+          <w:sz w:val="24"/>
+          <w:szCs w:val="24"/>
+        </w:rPr>
+        <w:t xml:space="preserve">Protected </w:t>
+      </w:r>
+      <w:r>
+        <w:rPr>
+          <w:rFonts w:ascii="Times New Roman" w:hAnsi="Times New Roman"/>
+          <w:strike/>
+          <w:color w:val="C00000"/>
+          <w:sz w:val="24"/>
+          <w:szCs w:val="24"/>
+        </w:rPr>
+        <w:t xml:space="preserve">Series to enter into a transaction in which the Manager or a Member is directly or indirectly a party, or has a direct or indirect material financial interest or other material interest (each within the meaning of s. 605.04092, Florida Statutes), unless the material facts of the transaction and of the interest have been disclosed or are known to the Members and the transaction is authorized, approved, or ratified by a Majority in Interest of the disinterested Members. A transaction so authorized, approved, or ratified is not void or voidable because of that relationship or interest, and a person challenging it bears the burden of proving its lack of fairness, as provided in s. 605.04092(2) and (4), Florida Statutes. A loan approved under Section 5.4(g), and compensation approved under Section 5.7, satisfy this Section. </w:t>
+      </w:r>
+      <w:r>
+        <w:rPr>
+          <w:rFonts w:ascii="Times New Roman" w:hAnsi="Times New Roman"/>
+          <w:color w:val="0645AD"/>
+          <w:u w:val="single"/>
+          <w:sz w:val="24"/>
+          <w:szCs w:val="24"/>
+        </w:rPr>
+        <w:t xml:space="preserve">Series. </w:t>
+      </w:r>
+    </w:p>
+    <w:p>
+      <w:pPr>
+        <w:keepLines/>
+        <w:widowControl/>
+        <w:spacing w:after="160"/>
+        <w:jc w:val="both"/>
+      </w:pPr>
+      <w:r>
+        <w:rPr>
+          <w:rFonts w:ascii="Times New Roman" w:hAnsi="Times New Roman"/>
+          <w:strike/>
+          <w:color w:val="C00000"/>
+          <w:sz w:val="24"/>
+          <w:szCs w:val="24"/>
+        </w:rPr>
         <w:t xml:space="preserve">ARTICLE 6 — CAPITAL; CAPITAL ACCOUNTS </w:t>
       </w:r>
       <w:r>
@@ -5203,91 +5343,501 @@
           <w:sz w:val="24"/>
           <w:szCs w:val="24"/>
         </w:rPr>
-        <w:t xml:space="preserve">6.3 Separate Accounting. The Company shall maintain a separate accounting of contributions to, and the capital of, the Company and each Protected Series. </w:t>
-      </w:r>
-    </w:p>
-    <w:p>
-      <w:pPr>
-        <w:keepLines/>
-        <w:widowControl/>
-        <w:spacing w:after="160"/>
-        <w:jc w:val="both"/>
-      </w:pPr>
-      <w:r>
-        <w:rPr>
-          <w:rFonts w:ascii="Times New Roman" w:hAnsi="Times New Roman"/>
-          <w:strike/>
-          <w:color w:val="C00000"/>
-          <w:sz w:val="24"/>
-          <w:szCs w:val="24"/>
-        </w:rPr>
-        <w:t xml:space="preserve">6.1 Initial Contributions. Each Member's contributions to the Company are set forth on Exhibit A. Contributions to a Protected Series are made by the Company and are set forth in the applicable Series Exhibit. Each contribution shall identify whether it is made </w:t>
-      </w:r>
-      <w:r>
-        <w:rPr>
-          <w:rFonts w:ascii="Times New Roman" w:hAnsi="Times New Roman"/>
-          <w:color w:val="0645AD"/>
-          <w:u w:val="single"/>
-          <w:sz w:val="24"/>
-          <w:szCs w:val="24"/>
-        </w:rPr>
-        <w:t xml:space="preserve">6.4 Member Loans. The Member may lend funds </w:t>
-      </w:r>
-      <w:r>
-        <w:rPr>
-          <w:rFonts w:ascii="Times New Roman" w:hAnsi="Times New Roman"/>
-          <w:sz w:val="24"/>
-          <w:szCs w:val="24"/>
-        </w:rPr>
-        <w:t xml:space="preserve">to the Company or to a specific Protected </w:t>
-      </w:r>
-      <w:r>
-        <w:rPr>
-          <w:rFonts w:ascii="Times New Roman" w:hAnsi="Times New Roman"/>
-          <w:strike/>
-          <w:color w:val="C00000"/>
-          <w:sz w:val="24"/>
-          <w:szCs w:val="24"/>
-        </w:rPr>
-        <w:t xml:space="preserve">Series, </w:t>
-      </w:r>
-      <w:r>
-        <w:rPr>
-          <w:rFonts w:ascii="Times New Roman" w:hAnsi="Times New Roman"/>
-          <w:color w:val="0645AD"/>
-          <w:u w:val="single"/>
-          <w:sz w:val="24"/>
-          <w:szCs w:val="24"/>
-        </w:rPr>
-        <w:t xml:space="preserve">Series upon commercially reasonable terms evidenced by a written instrument identifying the borrower. A loan is not a contribution, </w:t>
-      </w:r>
-      <w:r>
-        <w:rPr>
-          <w:rFonts w:ascii="Times New Roman" w:hAnsi="Times New Roman"/>
-          <w:sz w:val="24"/>
-          <w:szCs w:val="24"/>
-        </w:rPr>
-        <w:t xml:space="preserve">and shall be </w:t>
-      </w:r>
-      <w:r>
-        <w:rPr>
-          <w:rFonts w:ascii="Times New Roman" w:hAnsi="Times New Roman"/>
-          <w:strike/>
-          <w:color w:val="C00000"/>
-          <w:sz w:val="24"/>
-          <w:szCs w:val="24"/>
-        </w:rPr>
-        <w:t xml:space="preserve">deposited to, and recorded in </w:t>
-      </w:r>
-      <w:r>
-        <w:rPr>
-          <w:rFonts w:ascii="Times New Roman" w:hAnsi="Times New Roman"/>
-          <w:color w:val="0645AD"/>
-          <w:u w:val="single"/>
-          <w:sz w:val="24"/>
-          <w:szCs w:val="24"/>
-        </w:rPr>
-        <w:t xml:space="preserve">an Associated Liability solely of </w:t>
+        <w:t xml:space="preserve">6.4 Member Loans. The Member may lend funds to the Company or to a specific Protected Series upon commercially reasonable terms evidenced by a written instrument identifying the borrower. A loan is not a contribution, and shall be an Associated Liability solely of the borrowing Protected Series or of the Company, as applicable. </w:t>
+      </w:r>
+    </w:p>
+    <w:p>
+      <w:pPr>
+        <w:keepLines/>
+        <w:widowControl/>
+        <w:spacing w:after="160"/>
+        <w:jc w:val="both"/>
+      </w:pPr>
+      <w:r>
+        <w:rPr>
+          <w:rFonts w:ascii="Times New Roman" w:hAnsi="Times New Roman"/>
+          <w:strike/>
+          <w:color w:val="C00000"/>
+          <w:sz w:val="24"/>
+          <w:szCs w:val="24"/>
+        </w:rPr>
+        <w:t xml:space="preserve">6.1 Initial Contributions. Each Member's contributions </w:t>
+      </w:r>
+      <w:r>
+        <w:rPr>
+          <w:rFonts w:ascii="Times New Roman" w:hAnsi="Times New Roman"/>
+          <w:color w:val="0645AD"/>
+          <w:u w:val="single"/>
+          <w:sz w:val="24"/>
+          <w:szCs w:val="24"/>
+        </w:rPr>
+        <w:t xml:space="preserve">6.5 No Right </w:t>
+      </w:r>
+      <w:r>
+        <w:rPr>
+          <w:rFonts w:ascii="Times New Roman" w:hAnsi="Times New Roman"/>
+          <w:sz w:val="24"/>
+          <w:szCs w:val="24"/>
+        </w:rPr>
+        <w:t xml:space="preserve">to </w:t>
+      </w:r>
+      <w:r>
+        <w:rPr>
+          <w:rFonts w:ascii="Times New Roman" w:hAnsi="Times New Roman"/>
+          <w:strike/>
+          <w:color w:val="C00000"/>
+          <w:sz w:val="24"/>
+          <w:szCs w:val="24"/>
+        </w:rPr>
+        <w:t xml:space="preserve">the Company are set forth on Exhibit A. Contributions </w:t>
+      </w:r>
+      <w:r>
+        <w:rPr>
+          <w:rFonts w:ascii="Times New Roman" w:hAnsi="Times New Roman"/>
+          <w:color w:val="0645AD"/>
+          <w:u w:val="single"/>
+          <w:sz w:val="24"/>
+          <w:szCs w:val="24"/>
+        </w:rPr>
+        <w:t xml:space="preserve">Specific Property. The Member has no right </w:t>
+      </w:r>
+      <w:r>
+        <w:rPr>
+          <w:rFonts w:ascii="Times New Roman" w:hAnsi="Times New Roman"/>
+          <w:sz w:val="24"/>
+          <w:szCs w:val="24"/>
+        </w:rPr>
+        <w:t xml:space="preserve">to </w:t>
+      </w:r>
+      <w:r>
+        <w:rPr>
+          <w:rFonts w:ascii="Times New Roman" w:hAnsi="Times New Roman"/>
+          <w:strike/>
+          <w:color w:val="C00000"/>
+          <w:sz w:val="24"/>
+          <w:szCs w:val="24"/>
+        </w:rPr>
+        <w:t xml:space="preserve">a Protected Series are made by the Company and are set forth </w:t>
+      </w:r>
+      <w:r>
+        <w:rPr>
+          <w:rFonts w:ascii="Times New Roman" w:hAnsi="Times New Roman"/>
+          <w:color w:val="0645AD"/>
+          <w:u w:val="single"/>
+          <w:sz w:val="24"/>
+          <w:szCs w:val="24"/>
+        </w:rPr>
+        <w:t xml:space="preserve">demand or receive any distribution </w:t>
+      </w:r>
+      <w:r>
+        <w:rPr>
+          <w:rFonts w:ascii="Times New Roman" w:hAnsi="Times New Roman"/>
+          <w:sz w:val="24"/>
+          <w:szCs w:val="24"/>
+        </w:rPr>
+        <w:t xml:space="preserve">in </w:t>
+      </w:r>
+      <w:r>
+        <w:rPr>
+          <w:rFonts w:ascii="Times New Roman" w:hAnsi="Times New Roman"/>
+          <w:strike/>
+          <w:color w:val="C00000"/>
+          <w:sz w:val="24"/>
+          <w:szCs w:val="24"/>
+        </w:rPr>
+        <w:t xml:space="preserve">the applicable Series Exhibit. Each contribution shall identify whether it is made to </w:t>
+      </w:r>
+      <w:r>
+        <w:rPr>
+          <w:rFonts w:ascii="Times New Roman" w:hAnsi="Times New Roman"/>
+          <w:color w:val="0645AD"/>
+          <w:u w:val="single"/>
+          <w:sz w:val="24"/>
+          <w:szCs w:val="24"/>
+        </w:rPr>
+        <w:t xml:space="preserve">any specific property of </w:t>
+      </w:r>
+      <w:r>
+        <w:rPr>
+          <w:rFonts w:ascii="Times New Roman" w:hAnsi="Times New Roman"/>
+          <w:sz w:val="24"/>
+          <w:szCs w:val="24"/>
+        </w:rPr>
+        <w:t xml:space="preserve">the Company or </w:t>
+      </w:r>
+      <w:r>
+        <w:rPr>
+          <w:rFonts w:ascii="Times New Roman" w:hAnsi="Times New Roman"/>
+          <w:strike/>
+          <w:color w:val="C00000"/>
+          <w:sz w:val="24"/>
+          <w:szCs w:val="24"/>
+        </w:rPr>
+        <w:t xml:space="preserve">to a specific </w:t>
+      </w:r>
+      <w:r>
+        <w:rPr>
+          <w:rFonts w:ascii="Times New Roman" w:hAnsi="Times New Roman"/>
+          <w:color w:val="0645AD"/>
+          <w:u w:val="single"/>
+          <w:sz w:val="24"/>
+          <w:szCs w:val="24"/>
+        </w:rPr>
+        <w:t xml:space="preserve">of any </w:t>
+      </w:r>
+      <w:r>
+        <w:rPr>
+          <w:rFonts w:ascii="Times New Roman" w:hAnsi="Times New Roman"/>
+          <w:sz w:val="24"/>
+          <w:szCs w:val="24"/>
+        </w:rPr>
+        <w:t xml:space="preserve">Protected </w:t>
+      </w:r>
+      <w:r>
+        <w:rPr>
+          <w:rFonts w:ascii="Times New Roman" w:hAnsi="Times New Roman"/>
+          <w:strike/>
+          <w:color w:val="C00000"/>
+          <w:sz w:val="24"/>
+          <w:szCs w:val="24"/>
+        </w:rPr>
+        <w:t xml:space="preserve">Series, and shall be deposited to, and recorded in the records of, the recipient. A promise by a Member to make a contribution is enforceable only if set out in a writing signed by the Member. </w:t>
+      </w:r>
+      <w:r>
+        <w:rPr>
+          <w:rFonts w:ascii="Times New Roman" w:hAnsi="Times New Roman"/>
+          <w:color w:val="0645AD"/>
+          <w:u w:val="single"/>
+          <w:sz w:val="24"/>
+          <w:szCs w:val="24"/>
+        </w:rPr>
+        <w:t xml:space="preserve">Series. </w:t>
+      </w:r>
+    </w:p>
+    <w:p>
+      <w:pPr>
+        <w:keepLines/>
+        <w:widowControl/>
+        <w:spacing w:after="160"/>
+        <w:jc w:val="both"/>
+      </w:pPr>
+      <w:r>
+        <w:rPr>
+          <w:rFonts w:ascii="Times New Roman" w:hAnsi="Times New Roman"/>
+          <w:strike/>
+          <w:color w:val="C00000"/>
+          <w:sz w:val="24"/>
+          <w:szCs w:val="24"/>
+        </w:rPr>
+        <w:t xml:space="preserve">6.2 Additional Capital Contributions. [OPTIONAL PROVISION </w:t>
+      </w:r>
+      <w:r>
+        <w:rPr>
+          <w:rFonts w:ascii="Times New Roman" w:hAnsi="Times New Roman"/>
+          <w:color w:val="0645AD"/>
+          <w:u w:val="single"/>
+          <w:sz w:val="24"/>
+          <w:szCs w:val="24"/>
+        </w:rPr>
+        <w:t xml:space="preserve">ARTICLE 7 </w:t>
+      </w:r>
+      <w:r>
+        <w:rPr>
+          <w:rFonts w:ascii="Times New Roman" w:hAnsi="Times New Roman"/>
+          <w:sz w:val="24"/>
+          <w:szCs w:val="24"/>
+        </w:rPr>
+        <w:t xml:space="preserve">— </w:t>
+      </w:r>
+      <w:r>
+        <w:rPr>
+          <w:rFonts w:ascii="Times New Roman" w:hAnsi="Times New Roman"/>
+          <w:strike/>
+          <w:color w:val="C00000"/>
+          <w:sz w:val="24"/>
+          <w:szCs w:val="24"/>
+        </w:rPr>
+        <w:t xml:space="preserve">include or omit; see Instructions] Upon the approval of a Majority in Interest, each Member shall have the duty and obligation to contribute additional capital to the Company or to the affected Protected Series, in proportion to the Members' Percentage Interests, in the aggregate amount so approved, payable within thirty (30) days after written notice of the approved call; provided, that unless approved by all Members, no Member shall be required to contribute more than $[CAP] in the aggregate in any calendar year under this Section. This obligation is a material, unperformed, future obligation of each Member within the meaning of Section 11.1. (To omit this provision, replace the text of this Section 6.2 and of Section 6.3 with "[Reserved.]" and replace Section 11.1(a) with "(a) [Reserved.]" — do not renumber any section. If omitted, no Member has any obligation to contribute capital beyond Section 6.1.) </w:t>
+      </w:r>
+      <w:r>
+        <w:rPr>
+          <w:rFonts w:ascii="Times New Roman" w:hAnsi="Times New Roman"/>
+          <w:color w:val="0645AD"/>
+          <w:u w:val="single"/>
+          <w:sz w:val="24"/>
+          <w:szCs w:val="24"/>
+        </w:rPr>
+        <w:t xml:space="preserve">DISTRIBUTIONS </w:t>
+      </w:r>
+    </w:p>
+    <w:p>
+      <w:pPr>
+        <w:keepLines/>
+        <w:widowControl/>
+        <w:spacing w:after="160"/>
+        <w:jc w:val="both"/>
+      </w:pPr>
+      <w:r>
+        <w:rPr>
+          <w:rFonts w:ascii="Times New Roman" w:hAnsi="Times New Roman"/>
+          <w:strike/>
+          <w:color w:val="C00000"/>
+          <w:sz w:val="24"/>
+          <w:szCs w:val="24"/>
+        </w:rPr>
+        <w:t xml:space="preserve">6.3 Failure </w:t>
+      </w:r>
+      <w:r>
+        <w:rPr>
+          <w:rFonts w:ascii="Times New Roman" w:hAnsi="Times New Roman"/>
+          <w:color w:val="0645AD"/>
+          <w:u w:val="single"/>
+          <w:sz w:val="24"/>
+          <w:szCs w:val="24"/>
+        </w:rPr>
+        <w:t xml:space="preserve">7.1 Distributions. The Manager (or, as </w:t>
+      </w:r>
+      <w:r>
+        <w:rPr>
+          <w:rFonts w:ascii="Times New Roman" w:hAnsi="Times New Roman"/>
+          <w:sz w:val="24"/>
+          <w:szCs w:val="24"/>
+        </w:rPr>
+        <w:t xml:space="preserve">to </w:t>
+      </w:r>
+      <w:r>
+        <w:rPr>
+          <w:rFonts w:ascii="Times New Roman" w:hAnsi="Times New Roman"/>
+          <w:strike/>
+          <w:color w:val="C00000"/>
+          <w:sz w:val="24"/>
+          <w:szCs w:val="24"/>
+        </w:rPr>
+        <w:t xml:space="preserve">Contribute. If </w:t>
+      </w:r>
+      <w:r>
+        <w:rPr>
+          <w:rFonts w:ascii="Times New Roman" w:hAnsi="Times New Roman"/>
+          <w:sz w:val="24"/>
+          <w:szCs w:val="24"/>
+        </w:rPr>
+        <w:t xml:space="preserve">a </w:t>
+      </w:r>
+      <w:r>
+        <w:rPr>
+          <w:rFonts w:ascii="Times New Roman" w:hAnsi="Times New Roman"/>
+          <w:strike/>
+          <w:color w:val="C00000"/>
+          <w:sz w:val="24"/>
+          <w:szCs w:val="24"/>
+        </w:rPr>
+        <w:t xml:space="preserve">Member fails </w:t>
+      </w:r>
+      <w:r>
+        <w:rPr>
+          <w:rFonts w:ascii="Times New Roman" w:hAnsi="Times New Roman"/>
+          <w:color w:val="0645AD"/>
+          <w:u w:val="single"/>
+          <w:sz w:val="24"/>
+          <w:szCs w:val="24"/>
+        </w:rPr>
+        <w:t xml:space="preserve">Protected Series, its Protected Series Manager) may from time </w:t>
+      </w:r>
+      <w:r>
+        <w:rPr>
+          <w:rFonts w:ascii="Times New Roman" w:hAnsi="Times New Roman"/>
+          <w:sz w:val="24"/>
+          <w:szCs w:val="24"/>
+        </w:rPr>
+        <w:t xml:space="preserve">to </w:t>
+      </w:r>
+      <w:r>
+        <w:rPr>
+          <w:rFonts w:ascii="Times New Roman" w:hAnsi="Times New Roman"/>
+          <w:strike/>
+          <w:color w:val="C00000"/>
+          <w:sz w:val="24"/>
+          <w:szCs w:val="24"/>
+        </w:rPr>
+        <w:t xml:space="preserve">pay an additional capital contribution required under Section 6.2 when due, </w:t>
+      </w:r>
+      <w:r>
+        <w:rPr>
+          <w:rFonts w:ascii="Times New Roman" w:hAnsi="Times New Roman"/>
+          <w:color w:val="0645AD"/>
+          <w:u w:val="single"/>
+          <w:sz w:val="24"/>
+          <w:szCs w:val="24"/>
+        </w:rPr>
+        <w:t xml:space="preserve">time determine the extent to which cash on hand of </w:t>
+      </w:r>
+      <w:r>
+        <w:rPr>
+          <w:rFonts w:ascii="Times New Roman" w:hAnsi="Times New Roman"/>
+          <w:sz w:val="24"/>
+          <w:szCs w:val="24"/>
+        </w:rPr>
+        <w:t xml:space="preserve">the Company </w:t>
+      </w:r>
+      <w:r>
+        <w:rPr>
+          <w:rFonts w:ascii="Times New Roman" w:hAnsi="Times New Roman"/>
+          <w:strike/>
+          <w:color w:val="C00000"/>
+          <w:sz w:val="24"/>
+          <w:szCs w:val="24"/>
+        </w:rPr>
+        <w:t xml:space="preserve">(or the affected </w:t>
+      </w:r>
+      <w:r>
+        <w:rPr>
+          <w:rFonts w:ascii="Times New Roman" w:hAnsi="Times New Roman"/>
+          <w:color w:val="0645AD"/>
+          <w:u w:val="single"/>
+          <w:sz w:val="24"/>
+          <w:szCs w:val="24"/>
+        </w:rPr>
+        <w:t xml:space="preserve">or of a </w:t>
+      </w:r>
+      <w:r>
+        <w:rPr>
+          <w:rFonts w:ascii="Times New Roman" w:hAnsi="Times New Roman"/>
+          <w:sz w:val="24"/>
+          <w:szCs w:val="24"/>
+        </w:rPr>
+        <w:t xml:space="preserve">Protected </w:t>
+      </w:r>
+      <w:r>
+        <w:rPr>
+          <w:rFonts w:ascii="Times New Roman" w:hAnsi="Times New Roman"/>
+          <w:strike/>
+          <w:color w:val="C00000"/>
+          <w:sz w:val="24"/>
+          <w:szCs w:val="24"/>
+        </w:rPr>
+        <w:t xml:space="preserve">Series) </w:t>
+      </w:r>
+      <w:r>
+        <w:rPr>
+          <w:rFonts w:ascii="Times New Roman" w:hAnsi="Times New Roman"/>
+          <w:color w:val="0645AD"/>
+          <w:u w:val="single"/>
+          <w:sz w:val="24"/>
+          <w:szCs w:val="24"/>
+        </w:rPr>
+        <w:t xml:space="preserve">Series exceeds current and anticipated needs, including operating expenses, debt service, acquisitions, and reserves, and </w:t>
+      </w:r>
+      <w:r>
+        <w:rPr>
+          <w:rFonts w:ascii="Times New Roman" w:hAnsi="Times New Roman"/>
+          <w:sz w:val="24"/>
+          <w:szCs w:val="24"/>
+        </w:rPr>
+        <w:t xml:space="preserve">may </w:t>
+      </w:r>
+      <w:r>
+        <w:rPr>
+          <w:rFonts w:ascii="Times New Roman" w:hAnsi="Times New Roman"/>
+          <w:strike/>
+          <w:color w:val="C00000"/>
+          <w:sz w:val="24"/>
+          <w:szCs w:val="24"/>
+        </w:rPr>
+        <w:t xml:space="preserve">pursue </w:t>
+      </w:r>
+      <w:r>
+        <w:rPr>
+          <w:rFonts w:ascii="Times New Roman" w:hAnsi="Times New Roman"/>
+          <w:color w:val="0645AD"/>
+          <w:u w:val="single"/>
+          <w:sz w:val="24"/>
+          <w:szCs w:val="24"/>
+        </w:rPr>
+        <w:t xml:space="preserve">distribute </w:t>
+      </w:r>
+      <w:r>
+        <w:rPr>
+          <w:rFonts w:ascii="Times New Roman" w:hAnsi="Times New Roman"/>
+          <w:sz w:val="24"/>
+          <w:szCs w:val="24"/>
+        </w:rPr>
+        <w:t xml:space="preserve">any </w:t>
+      </w:r>
+      <w:r>
+        <w:rPr>
+          <w:rFonts w:ascii="Times New Roman" w:hAnsi="Times New Roman"/>
+          <w:strike/>
+          <w:color w:val="C00000"/>
+          <w:sz w:val="24"/>
+          <w:szCs w:val="24"/>
+        </w:rPr>
+        <w:t xml:space="preserve">remedy available at law or in equity for the failure, and in addition, the non-defaulting Members who elect to do so may advance the defaulted amount, in which case the Percentage Interests of the defaulting and advancing Members shall be adjusted to reflect the aggregate capital contributed by each Member following the advance. </w:t>
+      </w:r>
+      <w:r>
+        <w:rPr>
+          <w:rFonts w:ascii="Times New Roman" w:hAnsi="Times New Roman"/>
+          <w:color w:val="0645AD"/>
+          <w:u w:val="single"/>
+          <w:sz w:val="24"/>
+          <w:szCs w:val="24"/>
+        </w:rPr>
+        <w:t xml:space="preserve">such excess. </w:t>
+      </w:r>
+    </w:p>
+    <w:p>
+      <w:pPr>
+        <w:keepLines/>
+        <w:widowControl/>
+        <w:spacing w:after="160"/>
+        <w:jc w:val="both"/>
+      </w:pPr>
+      <w:r>
+        <w:rPr>
+          <w:rFonts w:ascii="Times New Roman" w:hAnsi="Times New Roman"/>
+          <w:strike/>
+          <w:color w:val="C00000"/>
+          <w:sz w:val="24"/>
+          <w:szCs w:val="24"/>
+        </w:rPr>
+        <w:t xml:space="preserve">6.4 No Interest; No Withdrawal. No interest </w:t>
+      </w:r>
+      <w:r>
+        <w:rPr>
+          <w:rFonts w:ascii="Times New Roman" w:hAnsi="Times New Roman"/>
+          <w:color w:val="0645AD"/>
+          <w:u w:val="single"/>
+          <w:sz w:val="24"/>
+          <w:szCs w:val="24"/>
+        </w:rPr>
+        <w:t xml:space="preserve">7.2 Source Limitation. Distributions in respect of a Protected Series </w:t>
+      </w:r>
+      <w:r>
+        <w:rPr>
+          <w:rFonts w:ascii="Times New Roman" w:hAnsi="Times New Roman"/>
+          <w:sz w:val="24"/>
+          <w:szCs w:val="24"/>
+        </w:rPr>
+        <w:t xml:space="preserve">shall be </w:t>
+      </w:r>
+      <w:r>
+        <w:rPr>
+          <w:rFonts w:ascii="Times New Roman" w:hAnsi="Times New Roman"/>
+          <w:strike/>
+          <w:color w:val="C00000"/>
+          <w:sz w:val="24"/>
+          <w:szCs w:val="24"/>
+        </w:rPr>
+        <w:t xml:space="preserve">paid on any contribution. No Member may withdraw or demand </w:t>
+      </w:r>
+      <w:r>
+        <w:rPr>
+          <w:rFonts w:ascii="Times New Roman" w:hAnsi="Times New Roman"/>
+          <w:color w:val="0645AD"/>
+          <w:u w:val="single"/>
+          <w:sz w:val="24"/>
+          <w:szCs w:val="24"/>
+        </w:rPr>
+        <w:t xml:space="preserve">made solely from </w:t>
       </w:r>
       <w:r>
         <w:rPr>
@@ -5305,101 +5855,17 @@
           <w:sz w:val="24"/>
           <w:szCs w:val="24"/>
         </w:rPr>
-        <w:t xml:space="preserve">records of, </w:t>
-      </w:r>
-      <w:r>
-        <w:rPr>
-          <w:rFonts w:ascii="Times New Roman" w:hAnsi="Times New Roman"/>
-          <w:color w:val="0645AD"/>
-          <w:u w:val="single"/>
-          <w:sz w:val="24"/>
-          <w:szCs w:val="24"/>
-        </w:rPr>
-        <w:t xml:space="preserve">borrowing Protected Series or of </w:t>
-      </w:r>
-      <w:r>
-        <w:rPr>
-          <w:rFonts w:ascii="Times New Roman" w:hAnsi="Times New Roman"/>
-          <w:sz w:val="24"/>
-          <w:szCs w:val="24"/>
-        </w:rPr>
-        <w:t xml:space="preserve">the </w:t>
-      </w:r>
-      <w:r>
-        <w:rPr>
-          <w:rFonts w:ascii="Times New Roman" w:hAnsi="Times New Roman"/>
-          <w:strike/>
-          <w:color w:val="C00000"/>
-          <w:sz w:val="24"/>
-          <w:szCs w:val="24"/>
-        </w:rPr>
-        <w:t xml:space="preserve">recipient. A promise by a Member to make a contribution is enforceable only if set out in a writing signed by the Member. </w:t>
-      </w:r>
-      <w:r>
-        <w:rPr>
-          <w:rFonts w:ascii="Times New Roman" w:hAnsi="Times New Roman"/>
-          <w:color w:val="0645AD"/>
-          <w:u w:val="single"/>
-          <w:sz w:val="24"/>
-          <w:szCs w:val="24"/>
-        </w:rPr>
-        <w:t xml:space="preserve">Company, as applicable. </w:t>
-      </w:r>
-    </w:p>
-    <w:p>
-      <w:pPr>
-        <w:keepLines/>
-        <w:widowControl/>
-        <w:spacing w:after="160"/>
-        <w:jc w:val="both"/>
-      </w:pPr>
-      <w:r>
-        <w:rPr>
-          <w:rFonts w:ascii="Times New Roman" w:hAnsi="Times New Roman"/>
-          <w:strike/>
-          <w:color w:val="C00000"/>
-          <w:sz w:val="24"/>
-          <w:szCs w:val="24"/>
-        </w:rPr>
-        <w:t xml:space="preserve">6.2 Additional Capital Contributions. [OPTIONAL PROVISION — include </w:t>
-      </w:r>
-      <w:r>
-        <w:rPr>
-          <w:rFonts w:ascii="Times New Roman" w:hAnsi="Times New Roman"/>
-          <w:color w:val="0645AD"/>
-          <w:u w:val="single"/>
-          <w:sz w:val="24"/>
-          <w:szCs w:val="24"/>
-        </w:rPr>
-        <w:t xml:space="preserve">6.5 No Right to Specific Property. The Member has no right to demand </w:t>
-      </w:r>
-      <w:r>
-        <w:rPr>
-          <w:rFonts w:ascii="Times New Roman" w:hAnsi="Times New Roman"/>
-          <w:sz w:val="24"/>
-          <w:szCs w:val="24"/>
-        </w:rPr>
-        <w:t xml:space="preserve">or </w:t>
-      </w:r>
-      <w:r>
-        <w:rPr>
-          <w:rFonts w:ascii="Times New Roman" w:hAnsi="Times New Roman"/>
-          <w:strike/>
-          <w:color w:val="C00000"/>
-          <w:sz w:val="24"/>
-          <w:szCs w:val="24"/>
-        </w:rPr>
-        <w:t xml:space="preserve">omit; see Instructions] Upon the approval </w:t>
-      </w:r>
-      <w:r>
-        <w:rPr>
-          <w:rFonts w:ascii="Times New Roman" w:hAnsi="Times New Roman"/>
-          <w:color w:val="0645AD"/>
-          <w:u w:val="single"/>
-          <w:sz w:val="24"/>
-          <w:szCs w:val="24"/>
-        </w:rPr>
-        <w:t xml:space="preserve">receive any distribution in any specific property </w:t>
+        <w:t xml:space="preserve">return </w:t>
+      </w:r>
+      <w:r>
+        <w:rPr>
+          <w:rFonts w:ascii="Times New Roman" w:hAnsi="Times New Roman"/>
+          <w:color w:val="0645AD"/>
+          <w:u w:val="single"/>
+          <w:sz w:val="24"/>
+          <w:szCs w:val="24"/>
+        </w:rPr>
+        <w:t xml:space="preserve">Associated Assets </w:t>
       </w:r>
       <w:r>
         <w:rPr>
@@ -5417,313 +5883,35 @@
           <w:sz w:val="24"/>
           <w:szCs w:val="24"/>
         </w:rPr>
-        <w:t xml:space="preserve">a Majority in Interest, each Member shall have the duty and obligation to contribute additional capital to </w:t>
-      </w:r>
-      <w:r>
-        <w:rPr>
-          <w:rFonts w:ascii="Times New Roman" w:hAnsi="Times New Roman"/>
-          <w:sz w:val="24"/>
-          <w:szCs w:val="24"/>
-        </w:rPr>
-        <w:t xml:space="preserve">the Company or </w:t>
-      </w:r>
-      <w:r>
-        <w:rPr>
-          <w:rFonts w:ascii="Times New Roman" w:hAnsi="Times New Roman"/>
-          <w:strike/>
-          <w:color w:val="C00000"/>
-          <w:sz w:val="24"/>
-          <w:szCs w:val="24"/>
-        </w:rPr>
-        <w:t xml:space="preserve">to the affected </w:t>
-      </w:r>
-      <w:r>
-        <w:rPr>
-          <w:rFonts w:ascii="Times New Roman" w:hAnsi="Times New Roman"/>
-          <w:color w:val="0645AD"/>
-          <w:u w:val="single"/>
-          <w:sz w:val="24"/>
-          <w:szCs w:val="24"/>
-        </w:rPr>
-        <w:t xml:space="preserve">of any </w:t>
-      </w:r>
-      <w:r>
-        <w:rPr>
-          <w:rFonts w:ascii="Times New Roman" w:hAnsi="Times New Roman"/>
-          <w:sz w:val="24"/>
-          <w:szCs w:val="24"/>
-        </w:rPr>
-        <w:t xml:space="preserve">Protected </w:t>
-      </w:r>
-      <w:r>
-        <w:rPr>
-          <w:rFonts w:ascii="Times New Roman" w:hAnsi="Times New Roman"/>
-          <w:strike/>
-          <w:color w:val="C00000"/>
-          <w:sz w:val="24"/>
-          <w:szCs w:val="24"/>
-        </w:rPr>
-        <w:t xml:space="preserve">Series, in proportion to the Members' Percentage Interests, in the aggregate amount so approved, payable within thirty (30) days after written notice of the approved call; provided, that unless approved by all Members, no Member shall be required to contribute more than $[CAP] in the aggregate in any calendar year under this Section. This obligation is a material, unperformed, future obligation of each Member within the meaning of Section 11.1. (To omit this provision, replace the text of this Section 6.2 and of Section 6.3 with "[Reserved.]" and replace Section 11.1(a) with "(a) [Reserved.]" — do not renumber any section. If omitted, no Member has any obligation to contribute capital beyond Section 6.1.) </w:t>
-      </w:r>
-      <w:r>
-        <w:rPr>
-          <w:rFonts w:ascii="Times New Roman" w:hAnsi="Times New Roman"/>
-          <w:color w:val="0645AD"/>
-          <w:u w:val="single"/>
-          <w:sz w:val="24"/>
-          <w:szCs w:val="24"/>
-        </w:rPr>
-        <w:t xml:space="preserve">Series. </w:t>
-      </w:r>
-    </w:p>
-    <w:p>
-      <w:pPr>
-        <w:keepLines/>
-        <w:widowControl/>
-        <w:spacing w:after="160"/>
-        <w:jc w:val="both"/>
-      </w:pPr>
-      <w:r>
-        <w:rPr>
-          <w:rFonts w:ascii="Times New Roman" w:hAnsi="Times New Roman"/>
-          <w:strike/>
-          <w:color w:val="C00000"/>
-          <w:sz w:val="24"/>
-          <w:szCs w:val="24"/>
-        </w:rPr>
-        <w:t xml:space="preserve">6.3 Failure to Contribute. If a Member fails to pay an additional capital contribution required under Section 6.2 when due, the Company (or the affected Protected Series) may pursue any remedy available at law or in equity for the failure, and in addition, the non-defaulting Members who elect to do so may advance the defaulted amount, in which case the Percentage Interests of the defaulting and advancing Members shall be adjusted to reflect the aggregate capital contributed by each Member following the advance. </w:t>
-      </w:r>
-      <w:r>
-        <w:rPr>
-          <w:rFonts w:ascii="Times New Roman" w:hAnsi="Times New Roman"/>
-          <w:color w:val="0645AD"/>
-          <w:u w:val="single"/>
-          <w:sz w:val="24"/>
-          <w:szCs w:val="24"/>
-        </w:rPr>
-        <w:t xml:space="preserve">ARTICLE 7 — DISTRIBUTIONS </w:t>
-      </w:r>
-    </w:p>
-    <w:p>
-      <w:pPr>
-        <w:keepLines/>
-        <w:widowControl/>
-        <w:spacing w:after="160"/>
-        <w:jc w:val="both"/>
-      </w:pPr>
-      <w:r>
-        <w:rPr>
-          <w:rFonts w:ascii="Times New Roman" w:hAnsi="Times New Roman"/>
-          <w:strike/>
-          <w:color w:val="C00000"/>
-          <w:sz w:val="24"/>
-          <w:szCs w:val="24"/>
-        </w:rPr>
-        <w:t xml:space="preserve">6.4 No Interest; No Withdrawal. No interest shall be paid </w:t>
-      </w:r>
-      <w:r>
-        <w:rPr>
-          <w:rFonts w:ascii="Times New Roman" w:hAnsi="Times New Roman"/>
-          <w:color w:val="0645AD"/>
-          <w:u w:val="single"/>
-          <w:sz w:val="24"/>
-          <w:szCs w:val="24"/>
-        </w:rPr>
-        <w:t xml:space="preserve">7.1 Distributions. The Manager (or, as to a Protected Series, its Protected Series Manager) may from time to time determine the extent to which cash </w:t>
-      </w:r>
-      <w:r>
-        <w:rPr>
-          <w:rFonts w:ascii="Times New Roman" w:hAnsi="Times New Roman"/>
-          <w:sz w:val="24"/>
-          <w:szCs w:val="24"/>
-        </w:rPr>
-        <w:t xml:space="preserve">on </w:t>
-      </w:r>
-      <w:r>
-        <w:rPr>
-          <w:rFonts w:ascii="Times New Roman" w:hAnsi="Times New Roman"/>
-          <w:color w:val="0645AD"/>
-          <w:u w:val="single"/>
-          <w:sz w:val="24"/>
-          <w:szCs w:val="24"/>
-        </w:rPr>
-        <w:t xml:space="preserve">hand of the Company or of a Protected Series exceeds current and anticipated needs, including operating expenses, debt service, acquisitions, and reserves, and may distribute </w:t>
-      </w:r>
-      <w:r>
-        <w:rPr>
-          <w:rFonts w:ascii="Times New Roman" w:hAnsi="Times New Roman"/>
-          <w:sz w:val="24"/>
-          <w:szCs w:val="24"/>
-        </w:rPr>
-        <w:t xml:space="preserve">any </w:t>
-      </w:r>
-      <w:r>
-        <w:rPr>
-          <w:rFonts w:ascii="Times New Roman" w:hAnsi="Times New Roman"/>
-          <w:strike/>
-          <w:color w:val="C00000"/>
-          <w:sz w:val="24"/>
-          <w:szCs w:val="24"/>
-        </w:rPr>
-        <w:t xml:space="preserve">contribution. No Member may withdraw or demand the return of any contribution except as this Agreement provides. </w:t>
-      </w:r>
-      <w:r>
-        <w:rPr>
-          <w:rFonts w:ascii="Times New Roman" w:hAnsi="Times New Roman"/>
-          <w:color w:val="0645AD"/>
-          <w:u w:val="single"/>
-          <w:sz w:val="24"/>
-          <w:szCs w:val="24"/>
-        </w:rPr>
-        <w:t xml:space="preserve">such excess. </w:t>
-      </w:r>
-    </w:p>
-    <w:p>
-      <w:pPr>
-        <w:keepLines/>
-        <w:widowControl/>
-        <w:spacing w:after="160"/>
-        <w:jc w:val="both"/>
-      </w:pPr>
-      <w:r>
-        <w:rPr>
-          <w:rFonts w:ascii="Times New Roman" w:hAnsi="Times New Roman"/>
-          <w:strike/>
-          <w:color w:val="C00000"/>
-          <w:sz w:val="24"/>
-          <w:szCs w:val="24"/>
-        </w:rPr>
-        <w:t xml:space="preserve">6.5 Member Loans. A Member may lend funds </w:t>
-      </w:r>
-      <w:r>
-        <w:rPr>
-          <w:rFonts w:ascii="Times New Roman" w:hAnsi="Times New Roman"/>
-          <w:color w:val="0645AD"/>
-          <w:u w:val="single"/>
-          <w:sz w:val="24"/>
-          <w:szCs w:val="24"/>
-        </w:rPr>
-        <w:t xml:space="preserve">7.2 Source Limitation. Distributions in respect of a Protected Series shall be made solely from the Associated Assets of that Protected Series, and solely </w:t>
-      </w:r>
-      <w:r>
-        <w:rPr>
-          <w:rFonts w:ascii="Times New Roman" w:hAnsi="Times New Roman"/>
-          <w:sz w:val="24"/>
-          <w:szCs w:val="24"/>
-        </w:rPr>
-        <w:t xml:space="preserve">to the </w:t>
-      </w:r>
-      <w:r>
-        <w:rPr>
-          <w:rFonts w:ascii="Times New Roman" w:hAnsi="Times New Roman"/>
-          <w:color w:val="0645AD"/>
-          <w:u w:val="single"/>
-          <w:sz w:val="24"/>
-          <w:szCs w:val="24"/>
-        </w:rPr>
-        <w:t xml:space="preserve">Company; distributions in respect of the </w:t>
-      </w:r>
-      <w:r>
-        <w:rPr>
-          <w:rFonts w:ascii="Times New Roman" w:hAnsi="Times New Roman"/>
-          <w:sz w:val="24"/>
-          <w:szCs w:val="24"/>
-        </w:rPr>
-        <w:t xml:space="preserve">Company </w:t>
-      </w:r>
-      <w:r>
-        <w:rPr>
-          <w:rFonts w:ascii="Times New Roman" w:hAnsi="Times New Roman"/>
-          <w:strike/>
-          <w:color w:val="C00000"/>
-          <w:sz w:val="24"/>
-          <w:szCs w:val="24"/>
-        </w:rPr>
-        <w:t xml:space="preserve">or to a specific Protected Series upon commercially reasonable terms evidenced by a written instrument identifying the borrower. A loan is not a contribution, and </w:t>
-      </w:r>
-      <w:r>
-        <w:rPr>
-          <w:rFonts w:ascii="Times New Roman" w:hAnsi="Times New Roman"/>
-          <w:sz w:val="24"/>
-          <w:szCs w:val="24"/>
-        </w:rPr>
-        <w:t xml:space="preserve">shall be </w:t>
-      </w:r>
-      <w:r>
-        <w:rPr>
-          <w:rFonts w:ascii="Times New Roman" w:hAnsi="Times New Roman"/>
-          <w:strike/>
-          <w:color w:val="C00000"/>
-          <w:sz w:val="24"/>
-          <w:szCs w:val="24"/>
-        </w:rPr>
-        <w:t xml:space="preserve">an </w:t>
-      </w:r>
-      <w:r>
-        <w:rPr>
-          <w:rFonts w:ascii="Times New Roman" w:hAnsi="Times New Roman"/>
-          <w:color w:val="0645AD"/>
-          <w:u w:val="single"/>
-          <w:sz w:val="24"/>
-          <w:szCs w:val="24"/>
-        </w:rPr>
-        <w:t xml:space="preserve">made solely from the </w:t>
-      </w:r>
-      <w:r>
-        <w:rPr>
-          <w:rFonts w:ascii="Times New Roman" w:hAnsi="Times New Roman"/>
-          <w:sz w:val="24"/>
-          <w:szCs w:val="24"/>
-        </w:rPr>
-        <w:t xml:space="preserve">Associated </w:t>
-      </w:r>
-      <w:r>
-        <w:rPr>
-          <w:rFonts w:ascii="Times New Roman" w:hAnsi="Times New Roman"/>
-          <w:strike/>
-          <w:color w:val="C00000"/>
-          <w:sz w:val="24"/>
-          <w:szCs w:val="24"/>
-        </w:rPr>
-        <w:t xml:space="preserve">Liability solely of the borrowing Protected Series or </w:t>
-      </w:r>
-      <w:r>
-        <w:rPr>
-          <w:rFonts w:ascii="Times New Roman" w:hAnsi="Times New Roman"/>
-          <w:color w:val="0645AD"/>
-          <w:u w:val="single"/>
-          <w:sz w:val="24"/>
-          <w:szCs w:val="24"/>
-        </w:rPr>
-        <w:t xml:space="preserve">Assets </w:t>
-      </w:r>
-      <w:r>
-        <w:rPr>
-          <w:rFonts w:ascii="Times New Roman" w:hAnsi="Times New Roman"/>
-          <w:sz w:val="24"/>
-          <w:szCs w:val="24"/>
-        </w:rPr>
-        <w:t xml:space="preserve">of the Company, </w:t>
-      </w:r>
-      <w:r>
-        <w:rPr>
-          <w:rFonts w:ascii="Times New Roman" w:hAnsi="Times New Roman"/>
-          <w:strike/>
-          <w:color w:val="C00000"/>
-          <w:sz w:val="24"/>
-          <w:szCs w:val="24"/>
-        </w:rPr>
-        <w:t xml:space="preserve">as applicable. </w:t>
-      </w:r>
-      <w:r>
-        <w:rPr>
-          <w:rFonts w:ascii="Times New Roman" w:hAnsi="Times New Roman"/>
-          <w:color w:val="0645AD"/>
-          <w:u w:val="single"/>
-          <w:sz w:val="24"/>
-          <w:szCs w:val="24"/>
-        </w:rPr>
-        <w:t xml:space="preserve">to the Member. Each distribution shall be recorded in the records maintained under Article 8, identifying its source. </w:t>
+        <w:t xml:space="preserve">any contribution except as this Agreement provides. </w:t>
+      </w:r>
+      <w:r>
+        <w:rPr>
+          <w:rFonts w:ascii="Times New Roman" w:hAnsi="Times New Roman"/>
+          <w:color w:val="0645AD"/>
+          <w:u w:val="single"/>
+          <w:sz w:val="24"/>
+          <w:szCs w:val="24"/>
+        </w:rPr>
+        <w:t xml:space="preserve">that Protected Series, and solely to the Company; distributions in respect of the Company shall be made solely from the Associated Assets of the Company, to the Member. Each distribution shall be recorded in the records maintained under Article 8, identifying its source. </w:t>
+      </w:r>
+    </w:p>
+    <w:p>
+      <w:pPr>
+        <w:keepLines/>
+        <w:widowControl/>
+        <w:spacing w:after="160"/>
+        <w:jc w:val="both"/>
+      </w:pPr>
+      <w:r>
+        <w:rPr>
+          <w:rFonts w:ascii="Times New Roman" w:hAnsi="Times New Roman"/>
+          <w:strike/>
+          <w:color w:val="C00000"/>
+          <w:sz w:val="24"/>
+          <w:szCs w:val="24"/>
+        </w:rPr>
+        <w:t xml:space="preserve">6.5 Member Loans. A Member may lend funds to the Company or to a specific Protected Series upon commercially reasonable terms evidenced by a written instrument identifying the borrower. A loan is not a contribution, and shall be an Associated Liability solely of the borrowing Protected Series or of the Company, as applicable.</w:t>
       </w:r>
     </w:p>
     <w:p>

--- a/docs/word/FPSLLC Redline - Manager-Managed Multi-Member vs Single Member.docx
+++ b/docs/word/FPSLLC Redline - Manager-Managed Multi-Member vs Single Member.docx
@@ -62,7 +62,7 @@
           <w:sz w:val="24"/>
           <w:szCs w:val="24"/>
         </w:rPr>
-        <w:t xml:space="preserve">88 paragraphs identical · 79 changed · 50 only in the first · 5 only in the second</w:t>
+        <w:t xml:space="preserve">88 paragraphs identical · 79 changed · 49 only in the first · 5 only in the second</w:t>
       </w:r>
     </w:p>
     <w:p>
@@ -5193,17 +5193,213 @@
           <w:sz w:val="24"/>
           <w:szCs w:val="24"/>
         </w:rPr>
-        <w:t xml:space="preserve">5.10 Conflict </w:t>
-      </w:r>
-      <w:r>
-        <w:rPr>
-          <w:rFonts w:ascii="Times New Roman" w:hAnsi="Times New Roman"/>
-          <w:color w:val="0645AD"/>
-          <w:u w:val="single"/>
-          <w:sz w:val="24"/>
-          <w:szCs w:val="24"/>
-        </w:rPr>
-        <w:t xml:space="preserve">6.3 Separate Accounting. The Company shall maintain a separate accounting </w:t>
+        <w:t xml:space="preserve">ARTICLE 6 — CAPITAL; CAPITAL ACCOUNTS </w:t>
+      </w:r>
+      <w:r>
+        <w:rPr>
+          <w:rFonts w:ascii="Times New Roman" w:hAnsi="Times New Roman"/>
+          <w:color w:val="0645AD"/>
+          <w:u w:val="single"/>
+          <w:sz w:val="24"/>
+          <w:szCs w:val="24"/>
+        </w:rPr>
+        <w:t xml:space="preserve">6.3 Separate Accounting. The Company shall maintain a separate accounting of contributions to, and the capital of, the Company and each Protected Series. </w:t>
+      </w:r>
+    </w:p>
+    <w:p>
+      <w:pPr>
+        <w:keepLines/>
+        <w:widowControl/>
+        <w:spacing w:after="160"/>
+        <w:jc w:val="both"/>
+      </w:pPr>
+      <w:r>
+        <w:rPr>
+          <w:rFonts w:ascii="Times New Roman" w:hAnsi="Times New Roman"/>
+          <w:strike/>
+          <w:color w:val="C00000"/>
+          <w:sz w:val="24"/>
+          <w:szCs w:val="24"/>
+        </w:rPr>
+        <w:t xml:space="preserve">6.1 Initial Contributions. Each Member's contributions to the Company are set forth on Exhibit A. Contributions to a Protected Series are made by the Company and are set forth in the applicable Series Exhibit. Each contribution shall identify whether it is made </w:t>
+      </w:r>
+      <w:r>
+        <w:rPr>
+          <w:rFonts w:ascii="Times New Roman" w:hAnsi="Times New Roman"/>
+          <w:color w:val="0645AD"/>
+          <w:u w:val="single"/>
+          <w:sz w:val="24"/>
+          <w:szCs w:val="24"/>
+        </w:rPr>
+        <w:t xml:space="preserve">6.4 Member Loans. The Member may lend funds </w:t>
+      </w:r>
+      <w:r>
+        <w:rPr>
+          <w:rFonts w:ascii="Times New Roman" w:hAnsi="Times New Roman"/>
+          <w:sz w:val="24"/>
+          <w:szCs w:val="24"/>
+        </w:rPr>
+        <w:t xml:space="preserve">to the Company or to a specific Protected </w:t>
+      </w:r>
+      <w:r>
+        <w:rPr>
+          <w:rFonts w:ascii="Times New Roman" w:hAnsi="Times New Roman"/>
+          <w:strike/>
+          <w:color w:val="C00000"/>
+          <w:sz w:val="24"/>
+          <w:szCs w:val="24"/>
+        </w:rPr>
+        <w:t xml:space="preserve">Series, </w:t>
+      </w:r>
+      <w:r>
+        <w:rPr>
+          <w:rFonts w:ascii="Times New Roman" w:hAnsi="Times New Roman"/>
+          <w:color w:val="0645AD"/>
+          <w:u w:val="single"/>
+          <w:sz w:val="24"/>
+          <w:szCs w:val="24"/>
+        </w:rPr>
+        <w:t xml:space="preserve">Series upon commercially reasonable terms evidenced by a written instrument identifying the borrower. A loan is not a contribution, </w:t>
+      </w:r>
+      <w:r>
+        <w:rPr>
+          <w:rFonts w:ascii="Times New Roman" w:hAnsi="Times New Roman"/>
+          <w:sz w:val="24"/>
+          <w:szCs w:val="24"/>
+        </w:rPr>
+        <w:t xml:space="preserve">and shall be </w:t>
+      </w:r>
+      <w:r>
+        <w:rPr>
+          <w:rFonts w:ascii="Times New Roman" w:hAnsi="Times New Roman"/>
+          <w:strike/>
+          <w:color w:val="C00000"/>
+          <w:sz w:val="24"/>
+          <w:szCs w:val="24"/>
+        </w:rPr>
+        <w:t xml:space="preserve">deposited to, and recorded in </w:t>
+      </w:r>
+      <w:r>
+        <w:rPr>
+          <w:rFonts w:ascii="Times New Roman" w:hAnsi="Times New Roman"/>
+          <w:color w:val="0645AD"/>
+          <w:u w:val="single"/>
+          <w:sz w:val="24"/>
+          <w:szCs w:val="24"/>
+        </w:rPr>
+        <w:t xml:space="preserve">an Associated Liability solely of </w:t>
+      </w:r>
+      <w:r>
+        <w:rPr>
+          <w:rFonts w:ascii="Times New Roman" w:hAnsi="Times New Roman"/>
+          <w:sz w:val="24"/>
+          <w:szCs w:val="24"/>
+        </w:rPr>
+        <w:t xml:space="preserve">the </w:t>
+      </w:r>
+      <w:r>
+        <w:rPr>
+          <w:rFonts w:ascii="Times New Roman" w:hAnsi="Times New Roman"/>
+          <w:strike/>
+          <w:color w:val="C00000"/>
+          <w:sz w:val="24"/>
+          <w:szCs w:val="24"/>
+        </w:rPr>
+        <w:t xml:space="preserve">records of, </w:t>
+      </w:r>
+      <w:r>
+        <w:rPr>
+          <w:rFonts w:ascii="Times New Roman" w:hAnsi="Times New Roman"/>
+          <w:color w:val="0645AD"/>
+          <w:u w:val="single"/>
+          <w:sz w:val="24"/>
+          <w:szCs w:val="24"/>
+        </w:rPr>
+        <w:t xml:space="preserve">borrowing Protected Series or of </w:t>
+      </w:r>
+      <w:r>
+        <w:rPr>
+          <w:rFonts w:ascii="Times New Roman" w:hAnsi="Times New Roman"/>
+          <w:sz w:val="24"/>
+          <w:szCs w:val="24"/>
+        </w:rPr>
+        <w:t xml:space="preserve">the </w:t>
+      </w:r>
+      <w:r>
+        <w:rPr>
+          <w:rFonts w:ascii="Times New Roman" w:hAnsi="Times New Roman"/>
+          <w:strike/>
+          <w:color w:val="C00000"/>
+          <w:sz w:val="24"/>
+          <w:szCs w:val="24"/>
+        </w:rPr>
+        <w:t xml:space="preserve">recipient. A promise by a Member to make a contribution is enforceable only if set out in a writing signed by the Member. </w:t>
+      </w:r>
+      <w:r>
+        <w:rPr>
+          <w:rFonts w:ascii="Times New Roman" w:hAnsi="Times New Roman"/>
+          <w:color w:val="0645AD"/>
+          <w:u w:val="single"/>
+          <w:sz w:val="24"/>
+          <w:szCs w:val="24"/>
+        </w:rPr>
+        <w:t xml:space="preserve">Company, as applicable. </w:t>
+      </w:r>
+    </w:p>
+    <w:p>
+      <w:pPr>
+        <w:keepLines/>
+        <w:widowControl/>
+        <w:spacing w:after="160"/>
+        <w:jc w:val="both"/>
+      </w:pPr>
+      <w:r>
+        <w:rPr>
+          <w:rFonts w:ascii="Times New Roman" w:hAnsi="Times New Roman"/>
+          <w:strike/>
+          <w:color w:val="C00000"/>
+          <w:sz w:val="24"/>
+          <w:szCs w:val="24"/>
+        </w:rPr>
+        <w:t xml:space="preserve">6.2 Additional Capital Contributions. [OPTIONAL PROVISION — include </w:t>
+      </w:r>
+      <w:r>
+        <w:rPr>
+          <w:rFonts w:ascii="Times New Roman" w:hAnsi="Times New Roman"/>
+          <w:color w:val="0645AD"/>
+          <w:u w:val="single"/>
+          <w:sz w:val="24"/>
+          <w:szCs w:val="24"/>
+        </w:rPr>
+        <w:t xml:space="preserve">6.5 No Right to Specific Property. The Member has no right to demand </w:t>
+      </w:r>
+      <w:r>
+        <w:rPr>
+          <w:rFonts w:ascii="Times New Roman" w:hAnsi="Times New Roman"/>
+          <w:sz w:val="24"/>
+          <w:szCs w:val="24"/>
+        </w:rPr>
+        <w:t xml:space="preserve">or </w:t>
+      </w:r>
+      <w:r>
+        <w:rPr>
+          <w:rFonts w:ascii="Times New Roman" w:hAnsi="Times New Roman"/>
+          <w:strike/>
+          <w:color w:val="C00000"/>
+          <w:sz w:val="24"/>
+          <w:szCs w:val="24"/>
+        </w:rPr>
+        <w:t xml:space="preserve">omit; see Instructions] Upon the approval </w:t>
+      </w:r>
+      <w:r>
+        <w:rPr>
+          <w:rFonts w:ascii="Times New Roman" w:hAnsi="Times New Roman"/>
+          <w:color w:val="0645AD"/>
+          <w:u w:val="single"/>
+          <w:sz w:val="24"/>
+          <w:szCs w:val="24"/>
+        </w:rPr>
+        <w:t xml:space="preserve">receive any distribution in any specific property </w:t>
       </w:r>
       <w:r>
         <w:rPr>
@@ -5221,73 +5417,35 @@
           <w:sz w:val="24"/>
           <w:szCs w:val="24"/>
         </w:rPr>
-        <w:t xml:space="preserve">Interest Transactions. Neither </w:t>
-      </w:r>
-      <w:r>
-        <w:rPr>
-          <w:rFonts w:ascii="Times New Roman" w:hAnsi="Times New Roman"/>
-          <w:color w:val="0645AD"/>
-          <w:u w:val="single"/>
-          <w:sz w:val="24"/>
-          <w:szCs w:val="24"/>
-        </w:rPr>
-        <w:t xml:space="preserve">contributions to, and </w:t>
-      </w:r>
-      <w:r>
-        <w:rPr>
-          <w:rFonts w:ascii="Times New Roman" w:hAnsi="Times New Roman"/>
-          <w:sz w:val="24"/>
-          <w:szCs w:val="24"/>
-        </w:rPr>
-        <w:t xml:space="preserve">the </w:t>
-      </w:r>
-      <w:r>
-        <w:rPr>
-          <w:rFonts w:ascii="Times New Roman" w:hAnsi="Times New Roman"/>
-          <w:strike/>
-          <w:color w:val="C00000"/>
-          <w:sz w:val="24"/>
-          <w:szCs w:val="24"/>
-        </w:rPr>
-        <w:t xml:space="preserve">Manager nor any Member shall cause </w:t>
-      </w:r>
-      <w:r>
-        <w:rPr>
-          <w:rFonts w:ascii="Times New Roman" w:hAnsi="Times New Roman"/>
-          <w:color w:val="0645AD"/>
-          <w:u w:val="single"/>
-          <w:sz w:val="24"/>
-          <w:szCs w:val="24"/>
-        </w:rPr>
-        <w:t xml:space="preserve">capital of, </w:t>
-      </w:r>
-      <w:r>
-        <w:rPr>
-          <w:rFonts w:ascii="Times New Roman" w:hAnsi="Times New Roman"/>
-          <w:sz w:val="24"/>
-          <w:szCs w:val="24"/>
-        </w:rPr>
-        <w:t xml:space="preserve">the Company </w:t>
-      </w:r>
-      <w:r>
-        <w:rPr>
-          <w:rFonts w:ascii="Times New Roman" w:hAnsi="Times New Roman"/>
-          <w:strike/>
-          <w:color w:val="C00000"/>
-          <w:sz w:val="24"/>
-          <w:szCs w:val="24"/>
-        </w:rPr>
-        <w:t xml:space="preserve">or any </w:t>
-      </w:r>
-      <w:r>
-        <w:rPr>
-          <w:rFonts w:ascii="Times New Roman" w:hAnsi="Times New Roman"/>
-          <w:color w:val="0645AD"/>
-          <w:u w:val="single"/>
-          <w:sz w:val="24"/>
-          <w:szCs w:val="24"/>
-        </w:rPr>
-        <w:t xml:space="preserve">and each </w:t>
+        <w:t xml:space="preserve">a Majority in Interest, each Member shall have the duty and obligation to contribute additional capital to </w:t>
+      </w:r>
+      <w:r>
+        <w:rPr>
+          <w:rFonts w:ascii="Times New Roman" w:hAnsi="Times New Roman"/>
+          <w:sz w:val="24"/>
+          <w:szCs w:val="24"/>
+        </w:rPr>
+        <w:t xml:space="preserve">the Company or </w:t>
+      </w:r>
+      <w:r>
+        <w:rPr>
+          <w:rFonts w:ascii="Times New Roman" w:hAnsi="Times New Roman"/>
+          <w:strike/>
+          <w:color w:val="C00000"/>
+          <w:sz w:val="24"/>
+          <w:szCs w:val="24"/>
+        </w:rPr>
+        <w:t xml:space="preserve">to the affected </w:t>
+      </w:r>
+      <w:r>
+        <w:rPr>
+          <w:rFonts w:ascii="Times New Roman" w:hAnsi="Times New Roman"/>
+          <w:color w:val="0645AD"/>
+          <w:u w:val="single"/>
+          <w:sz w:val="24"/>
+          <w:szCs w:val="24"/>
+        </w:rPr>
+        <w:t xml:space="preserve">of any </w:t>
       </w:r>
       <w:r>
         <w:rPr>
@@ -5305,7 +5463,7 @@
           <w:sz w:val="24"/>
           <w:szCs w:val="24"/>
         </w:rPr>
-        <w:t xml:space="preserve">Series to enter into a transaction in which the Manager or a Member is directly or indirectly a party, or has a direct or indirect material financial interest or other material interest (each within the meaning of s. 605.04092, Florida Statutes), unless the material facts of the transaction and of the interest have been disclosed or are known to the Members and the transaction is authorized, approved, or ratified by a Majority in Interest of the disinterested Members. A transaction so authorized, approved, or ratified is not void or voidable because of that relationship or interest, and a person challenging it bears the burden of proving its lack of fairness, as provided in s. 605.04092(2) and (4), Florida Statutes. A loan approved under Section 5.4(g), and compensation approved under Section 5.7, satisfy this Section. </w:t>
+        <w:t xml:space="preserve">Series, in proportion to the Members' Percentage Interests, in the aggregate amount so approved, payable within thirty (30) days after written notice of the approved call; provided, that unless approved by all Members, no Member shall be required to contribute more than $[CAP] in the aggregate in any calendar year under this Section. This obligation is a material, unperformed, future obligation of each Member within the meaning of Section 11.1. (To omit this provision, replace the text of this Section 6.2 and of Section 6.3 with "[Reserved.]" and replace Section 11.1(a) with "(a) [Reserved.]" — do not renumber any section. If omitted, no Member has any obligation to contribute capital beyond Section 6.1.) </w:t>
       </w:r>
       <w:r>
         <w:rPr>
@@ -5333,427 +5491,63 @@
           <w:sz w:val="24"/>
           <w:szCs w:val="24"/>
         </w:rPr>
-        <w:t xml:space="preserve">ARTICLE 6 — CAPITAL; CAPITAL ACCOUNTS </w:t>
-      </w:r>
-      <w:r>
-        <w:rPr>
-          <w:rFonts w:ascii="Times New Roman" w:hAnsi="Times New Roman"/>
-          <w:color w:val="0645AD"/>
-          <w:u w:val="single"/>
-          <w:sz w:val="24"/>
-          <w:szCs w:val="24"/>
-        </w:rPr>
-        <w:t xml:space="preserve">6.4 Member Loans. The Member may lend funds to the Company or to a specific Protected Series upon commercially reasonable terms evidenced by a written instrument identifying the borrower. A loan is not a contribution, and shall be an Associated Liability solely of the borrowing Protected Series or of the Company, as applicable. </w:t>
-      </w:r>
-    </w:p>
-    <w:p>
-      <w:pPr>
-        <w:keepLines/>
-        <w:widowControl/>
-        <w:spacing w:after="160"/>
-        <w:jc w:val="both"/>
-      </w:pPr>
-      <w:r>
-        <w:rPr>
-          <w:rFonts w:ascii="Times New Roman" w:hAnsi="Times New Roman"/>
-          <w:strike/>
-          <w:color w:val="C00000"/>
-          <w:sz w:val="24"/>
-          <w:szCs w:val="24"/>
-        </w:rPr>
-        <w:t xml:space="preserve">6.1 Initial Contributions. Each Member's contributions </w:t>
-      </w:r>
-      <w:r>
-        <w:rPr>
-          <w:rFonts w:ascii="Times New Roman" w:hAnsi="Times New Roman"/>
-          <w:color w:val="0645AD"/>
-          <w:u w:val="single"/>
-          <w:sz w:val="24"/>
-          <w:szCs w:val="24"/>
-        </w:rPr>
-        <w:t xml:space="preserve">6.5 No Right </w:t>
-      </w:r>
-      <w:r>
-        <w:rPr>
-          <w:rFonts w:ascii="Times New Roman" w:hAnsi="Times New Roman"/>
-          <w:sz w:val="24"/>
-          <w:szCs w:val="24"/>
-        </w:rPr>
-        <w:t xml:space="preserve">to </w:t>
-      </w:r>
-      <w:r>
-        <w:rPr>
-          <w:rFonts w:ascii="Times New Roman" w:hAnsi="Times New Roman"/>
-          <w:strike/>
-          <w:color w:val="C00000"/>
-          <w:sz w:val="24"/>
-          <w:szCs w:val="24"/>
-        </w:rPr>
-        <w:t xml:space="preserve">the Company are set forth on Exhibit A. Contributions </w:t>
-      </w:r>
-      <w:r>
-        <w:rPr>
-          <w:rFonts w:ascii="Times New Roman" w:hAnsi="Times New Roman"/>
-          <w:color w:val="0645AD"/>
-          <w:u w:val="single"/>
-          <w:sz w:val="24"/>
-          <w:szCs w:val="24"/>
-        </w:rPr>
-        <w:t xml:space="preserve">Specific Property. The Member has no right </w:t>
-      </w:r>
-      <w:r>
-        <w:rPr>
-          <w:rFonts w:ascii="Times New Roman" w:hAnsi="Times New Roman"/>
-          <w:sz w:val="24"/>
-          <w:szCs w:val="24"/>
-        </w:rPr>
-        <w:t xml:space="preserve">to </w:t>
-      </w:r>
-      <w:r>
-        <w:rPr>
-          <w:rFonts w:ascii="Times New Roman" w:hAnsi="Times New Roman"/>
-          <w:strike/>
-          <w:color w:val="C00000"/>
-          <w:sz w:val="24"/>
-          <w:szCs w:val="24"/>
-        </w:rPr>
-        <w:t xml:space="preserve">a Protected Series are made by the Company and are set forth </w:t>
-      </w:r>
-      <w:r>
-        <w:rPr>
-          <w:rFonts w:ascii="Times New Roman" w:hAnsi="Times New Roman"/>
-          <w:color w:val="0645AD"/>
-          <w:u w:val="single"/>
-          <w:sz w:val="24"/>
-          <w:szCs w:val="24"/>
-        </w:rPr>
-        <w:t xml:space="preserve">demand or receive any distribution </w:t>
-      </w:r>
-      <w:r>
-        <w:rPr>
-          <w:rFonts w:ascii="Times New Roman" w:hAnsi="Times New Roman"/>
-          <w:sz w:val="24"/>
-          <w:szCs w:val="24"/>
-        </w:rPr>
-        <w:t xml:space="preserve">in </w:t>
-      </w:r>
-      <w:r>
-        <w:rPr>
-          <w:rFonts w:ascii="Times New Roman" w:hAnsi="Times New Roman"/>
-          <w:strike/>
-          <w:color w:val="C00000"/>
-          <w:sz w:val="24"/>
-          <w:szCs w:val="24"/>
-        </w:rPr>
-        <w:t xml:space="preserve">the applicable Series Exhibit. Each contribution shall identify whether it is made to </w:t>
-      </w:r>
-      <w:r>
-        <w:rPr>
-          <w:rFonts w:ascii="Times New Roman" w:hAnsi="Times New Roman"/>
-          <w:color w:val="0645AD"/>
-          <w:u w:val="single"/>
-          <w:sz w:val="24"/>
-          <w:szCs w:val="24"/>
-        </w:rPr>
-        <w:t xml:space="preserve">any specific property of </w:t>
-      </w:r>
-      <w:r>
-        <w:rPr>
-          <w:rFonts w:ascii="Times New Roman" w:hAnsi="Times New Roman"/>
-          <w:sz w:val="24"/>
-          <w:szCs w:val="24"/>
-        </w:rPr>
-        <w:t xml:space="preserve">the Company or </w:t>
-      </w:r>
-      <w:r>
-        <w:rPr>
-          <w:rFonts w:ascii="Times New Roman" w:hAnsi="Times New Roman"/>
-          <w:strike/>
-          <w:color w:val="C00000"/>
-          <w:sz w:val="24"/>
-          <w:szCs w:val="24"/>
-        </w:rPr>
-        <w:t xml:space="preserve">to a specific </w:t>
-      </w:r>
-      <w:r>
-        <w:rPr>
-          <w:rFonts w:ascii="Times New Roman" w:hAnsi="Times New Roman"/>
-          <w:color w:val="0645AD"/>
-          <w:u w:val="single"/>
-          <w:sz w:val="24"/>
-          <w:szCs w:val="24"/>
-        </w:rPr>
-        <w:t xml:space="preserve">of any </w:t>
-      </w:r>
-      <w:r>
-        <w:rPr>
-          <w:rFonts w:ascii="Times New Roman" w:hAnsi="Times New Roman"/>
-          <w:sz w:val="24"/>
-          <w:szCs w:val="24"/>
-        </w:rPr>
-        <w:t xml:space="preserve">Protected </w:t>
-      </w:r>
-      <w:r>
-        <w:rPr>
-          <w:rFonts w:ascii="Times New Roman" w:hAnsi="Times New Roman"/>
-          <w:strike/>
-          <w:color w:val="C00000"/>
-          <w:sz w:val="24"/>
-          <w:szCs w:val="24"/>
-        </w:rPr>
-        <w:t xml:space="preserve">Series, and shall be deposited to, and recorded in the records of, the recipient. A promise by a Member to make a contribution is enforceable only if set out in a writing signed by the Member. </w:t>
-      </w:r>
-      <w:r>
-        <w:rPr>
-          <w:rFonts w:ascii="Times New Roman" w:hAnsi="Times New Roman"/>
-          <w:color w:val="0645AD"/>
-          <w:u w:val="single"/>
-          <w:sz w:val="24"/>
-          <w:szCs w:val="24"/>
-        </w:rPr>
-        <w:t xml:space="preserve">Series. </w:t>
-      </w:r>
-    </w:p>
-    <w:p>
-      <w:pPr>
-        <w:keepLines/>
-        <w:widowControl/>
-        <w:spacing w:after="160"/>
-        <w:jc w:val="both"/>
-      </w:pPr>
-      <w:r>
-        <w:rPr>
-          <w:rFonts w:ascii="Times New Roman" w:hAnsi="Times New Roman"/>
-          <w:strike/>
-          <w:color w:val="C00000"/>
-          <w:sz w:val="24"/>
-          <w:szCs w:val="24"/>
-        </w:rPr>
-        <w:t xml:space="preserve">6.2 Additional Capital Contributions. [OPTIONAL PROVISION </w:t>
-      </w:r>
-      <w:r>
-        <w:rPr>
-          <w:rFonts w:ascii="Times New Roman" w:hAnsi="Times New Roman"/>
-          <w:color w:val="0645AD"/>
-          <w:u w:val="single"/>
-          <w:sz w:val="24"/>
-          <w:szCs w:val="24"/>
-        </w:rPr>
-        <w:t xml:space="preserve">ARTICLE 7 </w:t>
-      </w:r>
-      <w:r>
-        <w:rPr>
-          <w:rFonts w:ascii="Times New Roman" w:hAnsi="Times New Roman"/>
-          <w:sz w:val="24"/>
-          <w:szCs w:val="24"/>
-        </w:rPr>
-        <w:t xml:space="preserve">— </w:t>
-      </w:r>
-      <w:r>
-        <w:rPr>
-          <w:rFonts w:ascii="Times New Roman" w:hAnsi="Times New Roman"/>
-          <w:strike/>
-          <w:color w:val="C00000"/>
-          <w:sz w:val="24"/>
-          <w:szCs w:val="24"/>
-        </w:rPr>
-        <w:t xml:space="preserve">include or omit; see Instructions] Upon the approval of a Majority in Interest, each Member shall have the duty and obligation to contribute additional capital to the Company or to the affected Protected Series, in proportion to the Members' Percentage Interests, in the aggregate amount so approved, payable within thirty (30) days after written notice of the approved call; provided, that unless approved by all Members, no Member shall be required to contribute more than $[CAP] in the aggregate in any calendar year under this Section. This obligation is a material, unperformed, future obligation of each Member within the meaning of Section 11.1. (To omit this provision, replace the text of this Section 6.2 and of Section 6.3 with "[Reserved.]" and replace Section 11.1(a) with "(a) [Reserved.]" — do not renumber any section. If omitted, no Member has any obligation to contribute capital beyond Section 6.1.) </w:t>
-      </w:r>
-      <w:r>
-        <w:rPr>
-          <w:rFonts w:ascii="Times New Roman" w:hAnsi="Times New Roman"/>
-          <w:color w:val="0645AD"/>
-          <w:u w:val="single"/>
-          <w:sz w:val="24"/>
-          <w:szCs w:val="24"/>
-        </w:rPr>
-        <w:t xml:space="preserve">DISTRIBUTIONS </w:t>
-      </w:r>
-    </w:p>
-    <w:p>
-      <w:pPr>
-        <w:keepLines/>
-        <w:widowControl/>
-        <w:spacing w:after="160"/>
-        <w:jc w:val="both"/>
-      </w:pPr>
-      <w:r>
-        <w:rPr>
-          <w:rFonts w:ascii="Times New Roman" w:hAnsi="Times New Roman"/>
-          <w:strike/>
-          <w:color w:val="C00000"/>
-          <w:sz w:val="24"/>
-          <w:szCs w:val="24"/>
-        </w:rPr>
-        <w:t xml:space="preserve">6.3 Failure </w:t>
-      </w:r>
-      <w:r>
-        <w:rPr>
-          <w:rFonts w:ascii="Times New Roman" w:hAnsi="Times New Roman"/>
-          <w:color w:val="0645AD"/>
-          <w:u w:val="single"/>
-          <w:sz w:val="24"/>
-          <w:szCs w:val="24"/>
-        </w:rPr>
-        <w:t xml:space="preserve">7.1 Distributions. The Manager (or, as </w:t>
-      </w:r>
-      <w:r>
-        <w:rPr>
-          <w:rFonts w:ascii="Times New Roman" w:hAnsi="Times New Roman"/>
-          <w:sz w:val="24"/>
-          <w:szCs w:val="24"/>
-        </w:rPr>
-        <w:t xml:space="preserve">to </w:t>
-      </w:r>
-      <w:r>
-        <w:rPr>
-          <w:rFonts w:ascii="Times New Roman" w:hAnsi="Times New Roman"/>
-          <w:strike/>
-          <w:color w:val="C00000"/>
-          <w:sz w:val="24"/>
-          <w:szCs w:val="24"/>
-        </w:rPr>
-        <w:t xml:space="preserve">Contribute. If </w:t>
-      </w:r>
-      <w:r>
-        <w:rPr>
-          <w:rFonts w:ascii="Times New Roman" w:hAnsi="Times New Roman"/>
-          <w:sz w:val="24"/>
-          <w:szCs w:val="24"/>
-        </w:rPr>
-        <w:t xml:space="preserve">a </w:t>
-      </w:r>
-      <w:r>
-        <w:rPr>
-          <w:rFonts w:ascii="Times New Roman" w:hAnsi="Times New Roman"/>
-          <w:strike/>
-          <w:color w:val="C00000"/>
-          <w:sz w:val="24"/>
-          <w:szCs w:val="24"/>
-        </w:rPr>
-        <w:t xml:space="preserve">Member fails </w:t>
-      </w:r>
-      <w:r>
-        <w:rPr>
-          <w:rFonts w:ascii="Times New Roman" w:hAnsi="Times New Roman"/>
-          <w:color w:val="0645AD"/>
-          <w:u w:val="single"/>
-          <w:sz w:val="24"/>
-          <w:szCs w:val="24"/>
-        </w:rPr>
-        <w:t xml:space="preserve">Protected Series, its Protected Series Manager) may from time </w:t>
-      </w:r>
-      <w:r>
-        <w:rPr>
-          <w:rFonts w:ascii="Times New Roman" w:hAnsi="Times New Roman"/>
-          <w:sz w:val="24"/>
-          <w:szCs w:val="24"/>
-        </w:rPr>
-        <w:t xml:space="preserve">to </w:t>
-      </w:r>
-      <w:r>
-        <w:rPr>
-          <w:rFonts w:ascii="Times New Roman" w:hAnsi="Times New Roman"/>
-          <w:strike/>
-          <w:color w:val="C00000"/>
-          <w:sz w:val="24"/>
-          <w:szCs w:val="24"/>
-        </w:rPr>
-        <w:t xml:space="preserve">pay an additional capital contribution required under Section 6.2 when due, </w:t>
-      </w:r>
-      <w:r>
-        <w:rPr>
-          <w:rFonts w:ascii="Times New Roman" w:hAnsi="Times New Roman"/>
-          <w:color w:val="0645AD"/>
-          <w:u w:val="single"/>
-          <w:sz w:val="24"/>
-          <w:szCs w:val="24"/>
-        </w:rPr>
-        <w:t xml:space="preserve">time determine the extent to which cash on hand of </w:t>
-      </w:r>
-      <w:r>
-        <w:rPr>
-          <w:rFonts w:ascii="Times New Roman" w:hAnsi="Times New Roman"/>
-          <w:sz w:val="24"/>
-          <w:szCs w:val="24"/>
-        </w:rPr>
-        <w:t xml:space="preserve">the Company </w:t>
-      </w:r>
-      <w:r>
-        <w:rPr>
-          <w:rFonts w:ascii="Times New Roman" w:hAnsi="Times New Roman"/>
-          <w:strike/>
-          <w:color w:val="C00000"/>
-          <w:sz w:val="24"/>
-          <w:szCs w:val="24"/>
-        </w:rPr>
-        <w:t xml:space="preserve">(or the affected </w:t>
-      </w:r>
-      <w:r>
-        <w:rPr>
-          <w:rFonts w:ascii="Times New Roman" w:hAnsi="Times New Roman"/>
-          <w:color w:val="0645AD"/>
-          <w:u w:val="single"/>
-          <w:sz w:val="24"/>
-          <w:szCs w:val="24"/>
-        </w:rPr>
-        <w:t xml:space="preserve">or of a </w:t>
-      </w:r>
-      <w:r>
-        <w:rPr>
-          <w:rFonts w:ascii="Times New Roman" w:hAnsi="Times New Roman"/>
-          <w:sz w:val="24"/>
-          <w:szCs w:val="24"/>
-        </w:rPr>
-        <w:t xml:space="preserve">Protected </w:t>
-      </w:r>
-      <w:r>
-        <w:rPr>
-          <w:rFonts w:ascii="Times New Roman" w:hAnsi="Times New Roman"/>
-          <w:strike/>
-          <w:color w:val="C00000"/>
-          <w:sz w:val="24"/>
-          <w:szCs w:val="24"/>
-        </w:rPr>
-        <w:t xml:space="preserve">Series) </w:t>
-      </w:r>
-      <w:r>
-        <w:rPr>
-          <w:rFonts w:ascii="Times New Roman" w:hAnsi="Times New Roman"/>
-          <w:color w:val="0645AD"/>
-          <w:u w:val="single"/>
-          <w:sz w:val="24"/>
-          <w:szCs w:val="24"/>
-        </w:rPr>
-        <w:t xml:space="preserve">Series exceeds current and anticipated needs, including operating expenses, debt service, acquisitions, and reserves, and </w:t>
-      </w:r>
-      <w:r>
-        <w:rPr>
-          <w:rFonts w:ascii="Times New Roman" w:hAnsi="Times New Roman"/>
-          <w:sz w:val="24"/>
-          <w:szCs w:val="24"/>
-        </w:rPr>
-        <w:t xml:space="preserve">may </w:t>
-      </w:r>
-      <w:r>
-        <w:rPr>
-          <w:rFonts w:ascii="Times New Roman" w:hAnsi="Times New Roman"/>
-          <w:strike/>
-          <w:color w:val="C00000"/>
-          <w:sz w:val="24"/>
-          <w:szCs w:val="24"/>
-        </w:rPr>
-        <w:t xml:space="preserve">pursue </w:t>
-      </w:r>
-      <w:r>
-        <w:rPr>
-          <w:rFonts w:ascii="Times New Roman" w:hAnsi="Times New Roman"/>
-          <w:color w:val="0645AD"/>
-          <w:u w:val="single"/>
-          <w:sz w:val="24"/>
-          <w:szCs w:val="24"/>
-        </w:rPr>
-        <w:t xml:space="preserve">distribute </w:t>
+        <w:t xml:space="preserve">6.3 Failure to Contribute. If a Member fails to pay an additional capital contribution required under Section 6.2 when due, the Company (or the affected Protected Series) may pursue any remedy available at law or in equity for the failure, and in addition, the non-defaulting Members who elect to do so may advance the defaulted amount, in which case the Percentage Interests of the defaulting and advancing Members shall be adjusted to reflect the aggregate capital contributed by each Member following the advance. </w:t>
+      </w:r>
+      <w:r>
+        <w:rPr>
+          <w:rFonts w:ascii="Times New Roman" w:hAnsi="Times New Roman"/>
+          <w:color w:val="0645AD"/>
+          <w:u w:val="single"/>
+          <w:sz w:val="24"/>
+          <w:szCs w:val="24"/>
+        </w:rPr>
+        <w:t xml:space="preserve">ARTICLE 7 — DISTRIBUTIONS </w:t>
+      </w:r>
+    </w:p>
+    <w:p>
+      <w:pPr>
+        <w:keepLines/>
+        <w:widowControl/>
+        <w:spacing w:after="160"/>
+        <w:jc w:val="both"/>
+      </w:pPr>
+      <w:r>
+        <w:rPr>
+          <w:rFonts w:ascii="Times New Roman" w:hAnsi="Times New Roman"/>
+          <w:strike/>
+          <w:color w:val="C00000"/>
+          <w:sz w:val="24"/>
+          <w:szCs w:val="24"/>
+        </w:rPr>
+        <w:t xml:space="preserve">6.4 No Interest; No Withdrawal. No interest shall be paid </w:t>
+      </w:r>
+      <w:r>
+        <w:rPr>
+          <w:rFonts w:ascii="Times New Roman" w:hAnsi="Times New Roman"/>
+          <w:color w:val="0645AD"/>
+          <w:u w:val="single"/>
+          <w:sz w:val="24"/>
+          <w:szCs w:val="24"/>
+        </w:rPr>
+        <w:t xml:space="preserve">7.1 Distributions. The Manager (or, as to a Protected Series, its Protected Series Manager) may from time to time determine the extent to which cash </w:t>
+      </w:r>
+      <w:r>
+        <w:rPr>
+          <w:rFonts w:ascii="Times New Roman" w:hAnsi="Times New Roman"/>
+          <w:sz w:val="24"/>
+          <w:szCs w:val="24"/>
+        </w:rPr>
+        <w:t xml:space="preserve">on </w:t>
+      </w:r>
+      <w:r>
+        <w:rPr>
+          <w:rFonts w:ascii="Times New Roman" w:hAnsi="Times New Roman"/>
+          <w:color w:val="0645AD"/>
+          <w:u w:val="single"/>
+          <w:sz w:val="24"/>
+          <w:szCs w:val="24"/>
+        </w:rPr>
+        <w:t xml:space="preserve">hand of the Company or of a Protected Series exceeds current and anticipated needs, including operating expenses, debt service, acquisitions, and reserves, and may distribute </w:t>
       </w:r>
       <w:r>
         <w:rPr>
@@ -5771,7 +5565,7 @@
           <w:sz w:val="24"/>
           <w:szCs w:val="24"/>
         </w:rPr>
-        <w:t xml:space="preserve">remedy available at law or in equity for the failure, and in addition, the non-defaulting Members who elect to do so may advance the defaulted amount, in which case the Percentage Interests of the defaulting and advancing Members shall be adjusted to reflect the aggregate capital contributed by each Member following the advance. </w:t>
+        <w:t xml:space="preserve">contribution. No Member may withdraw or demand the return of any contribution except as this Agreement provides. </w:t>
       </w:r>
       <w:r>
         <w:rPr>
@@ -5799,17 +5593,53 @@
           <w:sz w:val="24"/>
           <w:szCs w:val="24"/>
         </w:rPr>
-        <w:t xml:space="preserve">6.4 No Interest; No Withdrawal. No interest </w:t>
-      </w:r>
-      <w:r>
-        <w:rPr>
-          <w:rFonts w:ascii="Times New Roman" w:hAnsi="Times New Roman"/>
-          <w:color w:val="0645AD"/>
-          <w:u w:val="single"/>
-          <w:sz w:val="24"/>
-          <w:szCs w:val="24"/>
-        </w:rPr>
-        <w:t xml:space="preserve">7.2 Source Limitation. Distributions in respect of a Protected Series </w:t>
+        <w:t xml:space="preserve">6.5 Member Loans. A Member may lend funds </w:t>
+      </w:r>
+      <w:r>
+        <w:rPr>
+          <w:rFonts w:ascii="Times New Roman" w:hAnsi="Times New Roman"/>
+          <w:color w:val="0645AD"/>
+          <w:u w:val="single"/>
+          <w:sz w:val="24"/>
+          <w:szCs w:val="24"/>
+        </w:rPr>
+        <w:t xml:space="preserve">7.2 Source Limitation. Distributions in respect of a Protected Series shall be made solely from the Associated Assets of that Protected Series, and solely </w:t>
+      </w:r>
+      <w:r>
+        <w:rPr>
+          <w:rFonts w:ascii="Times New Roman" w:hAnsi="Times New Roman"/>
+          <w:sz w:val="24"/>
+          <w:szCs w:val="24"/>
+        </w:rPr>
+        <w:t xml:space="preserve">to the </w:t>
+      </w:r>
+      <w:r>
+        <w:rPr>
+          <w:rFonts w:ascii="Times New Roman" w:hAnsi="Times New Roman"/>
+          <w:color w:val="0645AD"/>
+          <w:u w:val="single"/>
+          <w:sz w:val="24"/>
+          <w:szCs w:val="24"/>
+        </w:rPr>
+        <w:t xml:space="preserve">Company; distributions in respect of the </w:t>
+      </w:r>
+      <w:r>
+        <w:rPr>
+          <w:rFonts w:ascii="Times New Roman" w:hAnsi="Times New Roman"/>
+          <w:sz w:val="24"/>
+          <w:szCs w:val="24"/>
+        </w:rPr>
+        <w:t xml:space="preserve">Company </w:t>
+      </w:r>
+      <w:r>
+        <w:rPr>
+          <w:rFonts w:ascii="Times New Roman" w:hAnsi="Times New Roman"/>
+          <w:strike/>
+          <w:color w:val="C00000"/>
+          <w:sz w:val="24"/>
+          <w:szCs w:val="24"/>
+        </w:rPr>
+        <w:t xml:space="preserve">or to a specific Protected Series upon commercially reasonable terms evidenced by a written instrument identifying the borrower. A loan is not a contribution, and </w:t>
       </w:r>
       <w:r>
         <w:rPr>
@@ -5827,91 +5657,73 @@
           <w:sz w:val="24"/>
           <w:szCs w:val="24"/>
         </w:rPr>
-        <w:t xml:space="preserve">paid on any contribution. No Member may withdraw or demand </w:t>
-      </w:r>
-      <w:r>
-        <w:rPr>
-          <w:rFonts w:ascii="Times New Roman" w:hAnsi="Times New Roman"/>
-          <w:color w:val="0645AD"/>
-          <w:u w:val="single"/>
-          <w:sz w:val="24"/>
-          <w:szCs w:val="24"/>
-        </w:rPr>
-        <w:t xml:space="preserve">made solely from </w:t>
-      </w:r>
-      <w:r>
-        <w:rPr>
-          <w:rFonts w:ascii="Times New Roman" w:hAnsi="Times New Roman"/>
-          <w:sz w:val="24"/>
-          <w:szCs w:val="24"/>
-        </w:rPr>
-        <w:t xml:space="preserve">the </w:t>
-      </w:r>
-      <w:r>
-        <w:rPr>
-          <w:rFonts w:ascii="Times New Roman" w:hAnsi="Times New Roman"/>
-          <w:strike/>
-          <w:color w:val="C00000"/>
-          <w:sz w:val="24"/>
-          <w:szCs w:val="24"/>
-        </w:rPr>
-        <w:t xml:space="preserve">return </w:t>
-      </w:r>
-      <w:r>
-        <w:rPr>
-          <w:rFonts w:ascii="Times New Roman" w:hAnsi="Times New Roman"/>
-          <w:color w:val="0645AD"/>
-          <w:u w:val="single"/>
-          <w:sz w:val="24"/>
-          <w:szCs w:val="24"/>
-        </w:rPr>
-        <w:t xml:space="preserve">Associated Assets </w:t>
-      </w:r>
-      <w:r>
-        <w:rPr>
-          <w:rFonts w:ascii="Times New Roman" w:hAnsi="Times New Roman"/>
-          <w:sz w:val="24"/>
-          <w:szCs w:val="24"/>
-        </w:rPr>
-        <w:t xml:space="preserve">of </w:t>
-      </w:r>
-      <w:r>
-        <w:rPr>
-          <w:rFonts w:ascii="Times New Roman" w:hAnsi="Times New Roman"/>
-          <w:strike/>
-          <w:color w:val="C00000"/>
-          <w:sz w:val="24"/>
-          <w:szCs w:val="24"/>
-        </w:rPr>
-        <w:t xml:space="preserve">any contribution except as this Agreement provides. </w:t>
-      </w:r>
-      <w:r>
-        <w:rPr>
-          <w:rFonts w:ascii="Times New Roman" w:hAnsi="Times New Roman"/>
-          <w:color w:val="0645AD"/>
-          <w:u w:val="single"/>
-          <w:sz w:val="24"/>
-          <w:szCs w:val="24"/>
-        </w:rPr>
-        <w:t xml:space="preserve">that Protected Series, and solely to the Company; distributions in respect of the Company shall be made solely from the Associated Assets of the Company, to the Member. Each distribution shall be recorded in the records maintained under Article 8, identifying its source. </w:t>
-      </w:r>
-    </w:p>
-    <w:p>
-      <w:pPr>
-        <w:keepLines/>
-        <w:widowControl/>
-        <w:spacing w:after="160"/>
-        <w:jc w:val="both"/>
-      </w:pPr>
-      <w:r>
-        <w:rPr>
-          <w:rFonts w:ascii="Times New Roman" w:hAnsi="Times New Roman"/>
-          <w:strike/>
-          <w:color w:val="C00000"/>
-          <w:sz w:val="24"/>
-          <w:szCs w:val="24"/>
-        </w:rPr>
-        <w:t xml:space="preserve">6.5 Member Loans. A Member may lend funds to the Company or to a specific Protected Series upon commercially reasonable terms evidenced by a written instrument identifying the borrower. A loan is not a contribution, and shall be an Associated Liability solely of the borrowing Protected Series or of the Company, as applicable.</w:t>
+        <w:t xml:space="preserve">an </w:t>
+      </w:r>
+      <w:r>
+        <w:rPr>
+          <w:rFonts w:ascii="Times New Roman" w:hAnsi="Times New Roman"/>
+          <w:color w:val="0645AD"/>
+          <w:u w:val="single"/>
+          <w:sz w:val="24"/>
+          <w:szCs w:val="24"/>
+        </w:rPr>
+        <w:t xml:space="preserve">made solely from the </w:t>
+      </w:r>
+      <w:r>
+        <w:rPr>
+          <w:rFonts w:ascii="Times New Roman" w:hAnsi="Times New Roman"/>
+          <w:sz w:val="24"/>
+          <w:szCs w:val="24"/>
+        </w:rPr>
+        <w:t xml:space="preserve">Associated </w:t>
+      </w:r>
+      <w:r>
+        <w:rPr>
+          <w:rFonts w:ascii="Times New Roman" w:hAnsi="Times New Roman"/>
+          <w:strike/>
+          <w:color w:val="C00000"/>
+          <w:sz w:val="24"/>
+          <w:szCs w:val="24"/>
+        </w:rPr>
+        <w:t xml:space="preserve">Liability solely of the borrowing Protected Series or </w:t>
+      </w:r>
+      <w:r>
+        <w:rPr>
+          <w:rFonts w:ascii="Times New Roman" w:hAnsi="Times New Roman"/>
+          <w:color w:val="0645AD"/>
+          <w:u w:val="single"/>
+          <w:sz w:val="24"/>
+          <w:szCs w:val="24"/>
+        </w:rPr>
+        <w:t xml:space="preserve">Assets </w:t>
+      </w:r>
+      <w:r>
+        <w:rPr>
+          <w:rFonts w:ascii="Times New Roman" w:hAnsi="Times New Roman"/>
+          <w:sz w:val="24"/>
+          <w:szCs w:val="24"/>
+        </w:rPr>
+        <w:t xml:space="preserve">of the Company, </w:t>
+      </w:r>
+      <w:r>
+        <w:rPr>
+          <w:rFonts w:ascii="Times New Roman" w:hAnsi="Times New Roman"/>
+          <w:strike/>
+          <w:color w:val="C00000"/>
+          <w:sz w:val="24"/>
+          <w:szCs w:val="24"/>
+        </w:rPr>
+        <w:t xml:space="preserve">as applicable. </w:t>
+      </w:r>
+      <w:r>
+        <w:rPr>
+          <w:rFonts w:ascii="Times New Roman" w:hAnsi="Times New Roman"/>
+          <w:color w:val="0645AD"/>
+          <w:u w:val="single"/>
+          <w:sz w:val="24"/>
+          <w:szCs w:val="24"/>
+        </w:rPr>
+        <w:t xml:space="preserve">to the Member. Each distribution shall be recorded in the records maintained under Article 8, identifying its source. </w:t>
       </w:r>
     </w:p>
     <w:p>
